--- a/data/outputs/v2/Chemistry/SS1.4_Chemical_Bonding/Chemistry_Chemical_Bonding_CBE_LessonSequence.docx
+++ b/data/outputs/v2/Chemistry/SS1.4_Chemical_Bonding/Chemistry_Chemical_Bonding_CBE_LessonSequence.docx
@@ -3465,32 +3465,32 @@
         <w:tc>
           <w:tcPr>
             <w:tcW w:type="dxa" w:w="1520"/>
-            <w:shd w:fill="F2F2F2" w:color="auto" w:val="clear"/>
-            <w:tcMar>
-              <w:top w:type="dxa" w:w="60"/>
-              <w:left w:type="dxa" w:w="120"/>
-              <w:bottom w:type="dxa" w:w="60"/>
-              <w:right w:type="dxa" w:w="120"/>
-            </w:tcMar>
-            <w:vAlign w:val="top"/>
-          </w:tcPr>
-          <w:p>
-            <w:pPr>
-              <w:spacing w:after="40" w:before="0"/>
-              <w:jc w:val="left"/>
-            </w:pPr>
-            <w:r>
-              <w:rPr>
-                <w:rFonts w:ascii="Arial" w:cs="Arial" w:eastAsia="Arial" w:hAnsi="Arial"/>
-                <w:b/>
-                <w:bCs/>
-                <w:i w:val="false"/>
-                <w:iCs w:val="false"/>
-                <w:color w:val="000000"/>
-                <w:sz w:val="18"/>
-                <w:szCs w:val="18"/>
-              </w:rPr>
-              <w:t xml:space="preserve">Phase 1 — Predict</w:t>
+            <w:shd w:fill="EAD1F5" w:color="auto" w:val="clear"/>
+            <w:tcMar>
+              <w:top w:type="dxa" w:w="60"/>
+              <w:left w:type="dxa" w:w="120"/>
+              <w:bottom w:type="dxa" w:w="60"/>
+              <w:right w:type="dxa" w:w="120"/>
+            </w:tcMar>
+            <w:vAlign w:val="top"/>
+          </w:tcPr>
+          <w:p>
+            <w:pPr>
+              <w:spacing w:after="40" w:before="0"/>
+              <w:jc w:val="left"/>
+            </w:pPr>
+            <w:r>
+              <w:rPr>
+                <w:rFonts w:ascii="Arial" w:cs="Arial" w:eastAsia="Arial" w:hAnsi="Arial"/>
+                <w:b/>
+                <w:bCs/>
+                <w:i w:val="false"/>
+                <w:iCs w:val="false"/>
+                <w:color w:val="000000"/>
+                <w:sz w:val="18"/>
+                <w:szCs w:val="18"/>
+              </w:rPr>
+              <w:t xml:space="preserve">Predict Phase</w:t>
             </w:r>
           </w:p>
           <w:p>
@@ -3513,7 +3513,7 @@
             <w:pPr>
               <w:spacing w:after="20" w:before="0"/>
             </w:pPr>
-            <w:hyperlink w:history="1" r:id="rIdryfh1tmts2mu9e1pcnvrg">
+            <w:hyperlink w:history="1" r:id="rIdvbsfe-av4jlavf9bjleor">
               <w:r>
                 <w:rPr>
                   <w:rFonts w:ascii="Arial" w:cs="Arial" w:eastAsia="Arial" w:hAnsi="Arial"/>
@@ -3546,7 +3546,7 @@
               <w:spacing w:after="10" w:before="0"/>
               <w:ind w:left="120"/>
             </w:pPr>
-            <w:hyperlink w:history="1" r:id="rIdwobhmilrrqvvcwqnye5of">
+            <w:hyperlink w:history="1" r:id="rIdtgvstq9so06cxhbtyxetl">
               <w:r>
                 <w:rPr>
                   <w:rFonts w:ascii="Arial" w:cs="Arial" w:eastAsia="Arial" w:hAnsi="Arial"/>
@@ -3591,7 +3591,7 @@
             <w:pPr>
               <w:spacing w:after="20" w:before="0"/>
             </w:pPr>
-            <w:hyperlink w:history="1" r:id="rIdj42jfnho0knytdjqnnjy7">
+            <w:hyperlink w:history="1" r:id="rId3c0fh4ok_a5khlamxa3f1">
               <w:r>
                 <w:rPr>
                   <w:rFonts w:ascii="Arial" w:cs="Arial" w:eastAsia="Arial" w:hAnsi="Arial"/>
@@ -3624,7 +3624,7 @@
               <w:spacing w:after="10" w:before="0"/>
               <w:ind w:left="120"/>
             </w:pPr>
-            <w:hyperlink w:history="1" r:id="rIdejoepsp6bxqxoyxj5sdyk">
+            <w:hyperlink w:history="1" r:id="rIdc9zstseypxapw63wdnjcw">
               <w:r>
                 <w:rPr>
                   <w:rFonts w:ascii="Arial" w:cs="Arial" w:eastAsia="Arial" w:hAnsi="Arial"/>
@@ -3771,32 +3771,32 @@
         <w:tc>
           <w:tcPr>
             <w:tcW w:type="dxa" w:w="1520"/>
-            <w:shd w:fill="F2F2F2" w:color="auto" w:val="clear"/>
-            <w:tcMar>
-              <w:top w:type="dxa" w:w="60"/>
-              <w:left w:type="dxa" w:w="120"/>
-              <w:bottom w:type="dxa" w:w="60"/>
-              <w:right w:type="dxa" w:w="120"/>
-            </w:tcMar>
-            <w:vAlign w:val="top"/>
-          </w:tcPr>
-          <w:p>
-            <w:pPr>
-              <w:spacing w:after="40" w:before="0"/>
-              <w:jc w:val="left"/>
-            </w:pPr>
-            <w:r>
-              <w:rPr>
-                <w:rFonts w:ascii="Arial" w:cs="Arial" w:eastAsia="Arial" w:hAnsi="Arial"/>
-                <w:b/>
-                <w:bCs/>
-                <w:i w:val="false"/>
-                <w:iCs w:val="false"/>
-                <w:color w:val="000000"/>
-                <w:sz w:val="18"/>
-                <w:szCs w:val="18"/>
-              </w:rPr>
-              <w:t xml:space="preserve">Phase 2 — Observe</w:t>
+            <w:shd w:fill="D9EEF1" w:color="auto" w:val="clear"/>
+            <w:tcMar>
+              <w:top w:type="dxa" w:w="60"/>
+              <w:left w:type="dxa" w:w="120"/>
+              <w:bottom w:type="dxa" w:w="60"/>
+              <w:right w:type="dxa" w:w="120"/>
+            </w:tcMar>
+            <w:vAlign w:val="top"/>
+          </w:tcPr>
+          <w:p>
+            <w:pPr>
+              <w:spacing w:after="40" w:before="0"/>
+              <w:jc w:val="left"/>
+            </w:pPr>
+            <w:r>
+              <w:rPr>
+                <w:rFonts w:ascii="Arial" w:cs="Arial" w:eastAsia="Arial" w:hAnsi="Arial"/>
+                <w:b/>
+                <w:bCs/>
+                <w:i w:val="false"/>
+                <w:iCs w:val="false"/>
+                <w:color w:val="000000"/>
+                <w:sz w:val="18"/>
+                <w:szCs w:val="18"/>
+              </w:rPr>
+              <w:t xml:space="preserve">Observe Phase</w:t>
             </w:r>
           </w:p>
           <w:p>
@@ -3819,7 +3819,7 @@
             <w:pPr>
               <w:spacing w:after="20" w:before="0"/>
             </w:pPr>
-            <w:hyperlink w:history="1" r:id="rIdvmoxzocbx2ocghq03yojy">
+            <w:hyperlink w:history="1" r:id="rIdbs_opb-d9dfyanmmob7x_">
               <w:r>
                 <w:rPr>
                   <w:rFonts w:ascii="Arial" w:cs="Arial" w:eastAsia="Arial" w:hAnsi="Arial"/>
@@ -3852,7 +3852,7 @@
               <w:spacing w:after="10" w:before="0"/>
               <w:ind w:left="120"/>
             </w:pPr>
-            <w:hyperlink w:history="1" r:id="rIduoitanndd4pt2rr_-t-ps">
+            <w:hyperlink w:history="1" r:id="rId35qjrhpyz-vjjuuoqe_m5">
               <w:r>
                 <w:rPr>
                   <w:rFonts w:ascii="Arial" w:cs="Arial" w:eastAsia="Arial" w:hAnsi="Arial"/>
@@ -3897,7 +3897,7 @@
             <w:pPr>
               <w:spacing w:after="20" w:before="0"/>
             </w:pPr>
-            <w:hyperlink w:history="1" r:id="rIdorcday5v_pxuyjz592g4i">
+            <w:hyperlink w:history="1" r:id="rId9kd--oj2vbytbzsoo4xxe">
               <w:r>
                 <w:rPr>
                   <w:rFonts w:ascii="Arial" w:cs="Arial" w:eastAsia="Arial" w:hAnsi="Arial"/>
@@ -3930,7 +3930,7 @@
               <w:spacing w:after="10" w:before="0"/>
               <w:ind w:left="120"/>
             </w:pPr>
-            <w:hyperlink w:history="1" r:id="rId_bxj6srwszuyjyu_ehjj7">
+            <w:hyperlink w:history="1" r:id="rId_aoxtjwmrdtxbegauus1r">
               <w:r>
                 <w:rPr>
                   <w:rFonts w:ascii="Arial" w:cs="Arial" w:eastAsia="Arial" w:hAnsi="Arial"/>
@@ -4077,32 +4077,32 @@
         <w:tc>
           <w:tcPr>
             <w:tcW w:type="dxa" w:w="1520"/>
-            <w:shd w:fill="F2F2F2" w:color="auto" w:val="clear"/>
-            <w:tcMar>
-              <w:top w:type="dxa" w:w="60"/>
-              <w:left w:type="dxa" w:w="120"/>
-              <w:bottom w:type="dxa" w:w="60"/>
-              <w:right w:type="dxa" w:w="120"/>
-            </w:tcMar>
-            <w:vAlign w:val="top"/>
-          </w:tcPr>
-          <w:p>
-            <w:pPr>
-              <w:spacing w:after="40" w:before="0"/>
-              <w:jc w:val="left"/>
-            </w:pPr>
-            <w:r>
-              <w:rPr>
-                <w:rFonts w:ascii="Arial" w:cs="Arial" w:eastAsia="Arial" w:hAnsi="Arial"/>
-                <w:b/>
-                <w:bCs/>
-                <w:i w:val="false"/>
-                <w:iCs w:val="false"/>
-                <w:color w:val="000000"/>
-                <w:sz w:val="18"/>
-                <w:szCs w:val="18"/>
-              </w:rPr>
-              <w:t xml:space="preserve">Phase 3 — Explain</w:t>
+            <w:shd w:fill="E2EFDA" w:color="auto" w:val="clear"/>
+            <w:tcMar>
+              <w:top w:type="dxa" w:w="60"/>
+              <w:left w:type="dxa" w:w="120"/>
+              <w:bottom w:type="dxa" w:w="60"/>
+              <w:right w:type="dxa" w:w="120"/>
+            </w:tcMar>
+            <w:vAlign w:val="top"/>
+          </w:tcPr>
+          <w:p>
+            <w:pPr>
+              <w:spacing w:after="40" w:before="0"/>
+              <w:jc w:val="left"/>
+            </w:pPr>
+            <w:r>
+              <w:rPr>
+                <w:rFonts w:ascii="Arial" w:cs="Arial" w:eastAsia="Arial" w:hAnsi="Arial"/>
+                <w:b/>
+                <w:bCs/>
+                <w:i w:val="false"/>
+                <w:iCs w:val="false"/>
+                <w:color w:val="000000"/>
+                <w:sz w:val="18"/>
+                <w:szCs w:val="18"/>
+              </w:rPr>
+              <w:t xml:space="preserve">Explain Phase</w:t>
             </w:r>
           </w:p>
           <w:p>
@@ -4125,7 +4125,7 @@
             <w:pPr>
               <w:spacing w:after="20" w:before="0"/>
             </w:pPr>
-            <w:hyperlink w:history="1" r:id="rIdh1of6m-r70z2g_unx0udi">
+            <w:hyperlink w:history="1" r:id="rId4wviglrp1gfuujuobcwio">
               <w:r>
                 <w:rPr>
                   <w:rFonts w:ascii="Arial" w:cs="Arial" w:eastAsia="Arial" w:hAnsi="Arial"/>
@@ -4158,7 +4158,7 @@
               <w:spacing w:after="10" w:before="0"/>
               <w:ind w:left="120"/>
             </w:pPr>
-            <w:hyperlink w:history="1" r:id="rIdevlzrjced4yd9-bx1fx4u">
+            <w:hyperlink w:history="1" r:id="rIdb_csjkqokcd2cgylqxygf">
               <w:r>
                 <w:rPr>
                   <w:rFonts w:ascii="Arial" w:cs="Arial" w:eastAsia="Arial" w:hAnsi="Arial"/>
@@ -4203,7 +4203,7 @@
             <w:pPr>
               <w:spacing w:after="20" w:before="0"/>
             </w:pPr>
-            <w:hyperlink w:history="1" r:id="rIdexnvundgokbvedyqbrkhx">
+            <w:hyperlink w:history="1" r:id="rIdqubxe-jvgz5soeatmxlku">
               <w:r>
                 <w:rPr>
                   <w:rFonts w:ascii="Arial" w:cs="Arial" w:eastAsia="Arial" w:hAnsi="Arial"/>
@@ -4236,7 +4236,7 @@
               <w:spacing w:after="10" w:before="0"/>
               <w:ind w:left="120"/>
             </w:pPr>
-            <w:hyperlink w:history="1" r:id="rIdgogyreotynvnp4ph3nfnw">
+            <w:hyperlink w:history="1" r:id="rIdoygx8oh79a5ftvj2rer0_">
               <w:r>
                 <w:rPr>
                   <w:rFonts w:ascii="Arial" w:cs="Arial" w:eastAsia="Arial" w:hAnsi="Arial"/>
@@ -4383,32 +4383,32 @@
         <w:tc>
           <w:tcPr>
             <w:tcW w:type="dxa" w:w="1520"/>
-            <w:shd w:fill="F2F2F2" w:color="auto" w:val="clear"/>
-            <w:tcMar>
-              <w:top w:type="dxa" w:w="60"/>
-              <w:left w:type="dxa" w:w="120"/>
-              <w:bottom w:type="dxa" w:w="60"/>
-              <w:right w:type="dxa" w:w="120"/>
-            </w:tcMar>
-            <w:vAlign w:val="top"/>
-          </w:tcPr>
-          <w:p>
-            <w:pPr>
-              <w:spacing w:after="40" w:before="0"/>
-              <w:jc w:val="left"/>
-            </w:pPr>
-            <w:r>
-              <w:rPr>
-                <w:rFonts w:ascii="Arial" w:cs="Arial" w:eastAsia="Arial" w:hAnsi="Arial"/>
-                <w:b/>
-                <w:bCs/>
-                <w:i w:val="false"/>
-                <w:iCs w:val="false"/>
-                <w:color w:val="000000"/>
-                <w:sz w:val="18"/>
-                <w:szCs w:val="18"/>
-              </w:rPr>
-              <w:t xml:space="preserve">Phase 4 — Driving Question Board (DQB) Creation</w:t>
+            <w:shd w:fill="FCE4D6" w:color="auto" w:val="clear"/>
+            <w:tcMar>
+              <w:top w:type="dxa" w:w="60"/>
+              <w:left w:type="dxa" w:w="120"/>
+              <w:bottom w:type="dxa" w:w="60"/>
+              <w:right w:type="dxa" w:w="120"/>
+            </w:tcMar>
+            <w:vAlign w:val="top"/>
+          </w:tcPr>
+          <w:p>
+            <w:pPr>
+              <w:spacing w:after="40" w:before="0"/>
+              <w:jc w:val="left"/>
+            </w:pPr>
+            <w:r>
+              <w:rPr>
+                <w:rFonts w:ascii="Arial" w:cs="Arial" w:eastAsia="Arial" w:hAnsi="Arial"/>
+                <w:b/>
+                <w:bCs/>
+                <w:i w:val="false"/>
+                <w:iCs w:val="false"/>
+                <w:color w:val="000000"/>
+                <w:sz w:val="18"/>
+                <w:szCs w:val="18"/>
+              </w:rPr>
+              <w:t xml:space="preserve">Driving Question Board (DQB) Creation</w:t>
             </w:r>
           </w:p>
           <w:p>
@@ -4431,7 +4431,7 @@
             <w:pPr>
               <w:spacing w:after="20" w:before="0"/>
             </w:pPr>
-            <w:hyperlink w:history="1" r:id="rId_z587xadhm-bhzxntiazt">
+            <w:hyperlink w:history="1" r:id="rIdhk_m_k1zr_u_k7rohgqou">
               <w:r>
                 <w:rPr>
                   <w:rFonts w:ascii="Arial" w:cs="Arial" w:eastAsia="Arial" w:hAnsi="Arial"/>
@@ -4464,7 +4464,7 @@
               <w:spacing w:after="10" w:before="0"/>
               <w:ind w:left="120"/>
             </w:pPr>
-            <w:hyperlink w:history="1" r:id="rIdelbd_87mgp6zd99plxndj">
+            <w:hyperlink w:history="1" r:id="rId0nela8ikrbdof_a-qwuk5">
               <w:r>
                 <w:rPr>
                   <w:rFonts w:ascii="Arial" w:cs="Arial" w:eastAsia="Arial" w:hAnsi="Arial"/>
@@ -4509,7 +4509,7 @@
             <w:pPr>
               <w:spacing w:after="20" w:before="0"/>
             </w:pPr>
-            <w:hyperlink w:history="1" r:id="rIdpghsxo2yzxsxhpx3vxhfh">
+            <w:hyperlink w:history="1" r:id="rIdyqsy6rnpfmitce_4dx0uk">
               <w:r>
                 <w:rPr>
                   <w:rFonts w:ascii="Arial" w:cs="Arial" w:eastAsia="Arial" w:hAnsi="Arial"/>
@@ -4542,7 +4542,7 @@
               <w:spacing w:after="10" w:before="0"/>
               <w:ind w:left="120"/>
             </w:pPr>
-            <w:hyperlink w:history="1" r:id="rIdiuq8an5m7hccpup2sdrmf">
+            <w:hyperlink w:history="1" r:id="rIdqj9fpwkravyclrmv_pef7">
               <w:r>
                 <w:rPr>
                   <w:rFonts w:ascii="Arial" w:cs="Arial" w:eastAsia="Arial" w:hAnsi="Arial"/>
@@ -4689,32 +4689,32 @@
         <w:tc>
           <w:tcPr>
             <w:tcW w:type="dxa" w:w="1520"/>
-            <w:shd w:fill="F2F2F2" w:color="auto" w:val="clear"/>
-            <w:tcMar>
-              <w:top w:type="dxa" w:w="60"/>
-              <w:left w:type="dxa" w:w="120"/>
-              <w:bottom w:type="dxa" w:w="60"/>
-              <w:right w:type="dxa" w:w="120"/>
-            </w:tcMar>
-            <w:vAlign w:val="top"/>
-          </w:tcPr>
-          <w:p>
-            <w:pPr>
-              <w:spacing w:after="40" w:before="0"/>
-              <w:jc w:val="left"/>
-            </w:pPr>
-            <w:r>
-              <w:rPr>
-                <w:rFonts w:ascii="Arial" w:cs="Arial" w:eastAsia="Arial" w:hAnsi="Arial"/>
-                <w:b/>
-                <w:bCs/>
-                <w:i w:val="false"/>
-                <w:iCs w:val="false"/>
-                <w:color w:val="000000"/>
-                <w:sz w:val="18"/>
-                <w:szCs w:val="18"/>
-              </w:rPr>
-              <w:t xml:space="preserve">Phase 5 — Model Building</w:t>
+            <w:shd w:fill="D5E8F0" w:color="auto" w:val="clear"/>
+            <w:tcMar>
+              <w:top w:type="dxa" w:w="60"/>
+              <w:left w:type="dxa" w:w="120"/>
+              <w:bottom w:type="dxa" w:w="60"/>
+              <w:right w:type="dxa" w:w="120"/>
+            </w:tcMar>
+            <w:vAlign w:val="top"/>
+          </w:tcPr>
+          <w:p>
+            <w:pPr>
+              <w:spacing w:after="40" w:before="0"/>
+              <w:jc w:val="left"/>
+            </w:pPr>
+            <w:r>
+              <w:rPr>
+                <w:rFonts w:ascii="Arial" w:cs="Arial" w:eastAsia="Arial" w:hAnsi="Arial"/>
+                <w:b/>
+                <w:bCs/>
+                <w:i w:val="false"/>
+                <w:iCs w:val="false"/>
+                <w:color w:val="000000"/>
+                <w:sz w:val="18"/>
+                <w:szCs w:val="18"/>
+              </w:rPr>
+              <w:t xml:space="preserve">Model Building Phase</w:t>
             </w:r>
           </w:p>
           <w:p>
@@ -4737,7 +4737,7 @@
             <w:pPr>
               <w:spacing w:after="20" w:before="0"/>
             </w:pPr>
-            <w:hyperlink w:history="1" r:id="rIdcpkq83nvnxgerixxyabur">
+            <w:hyperlink w:history="1" r:id="rIdgqycweuzhqnalv7yuuehk">
               <w:r>
                 <w:rPr>
                   <w:rFonts w:ascii="Arial" w:cs="Arial" w:eastAsia="Arial" w:hAnsi="Arial"/>
@@ -4770,7 +4770,7 @@
               <w:spacing w:after="10" w:before="0"/>
               <w:ind w:left="120"/>
             </w:pPr>
-            <w:hyperlink w:history="1" r:id="rIdn-eprn_khfqk8fcu3lyj8">
+            <w:hyperlink w:history="1" r:id="rIdqxu2mv0jday3ykbqcba_8">
               <w:r>
                 <w:rPr>
                   <w:rFonts w:ascii="Arial" w:cs="Arial" w:eastAsia="Arial" w:hAnsi="Arial"/>
@@ -4815,7 +4815,7 @@
             <w:pPr>
               <w:spacing w:after="20" w:before="0"/>
             </w:pPr>
-            <w:hyperlink w:history="1" r:id="rIdbvs7xeer50-uovyao6vwz">
+            <w:hyperlink w:history="1" r:id="rIdlaxjl1hdpnzd86iizdxqv">
               <w:r>
                 <w:rPr>
                   <w:rFonts w:ascii="Arial" w:cs="Arial" w:eastAsia="Arial" w:hAnsi="Arial"/>
@@ -4848,7 +4848,7 @@
               <w:spacing w:after="10" w:before="0"/>
               <w:ind w:left="120"/>
             </w:pPr>
-            <w:hyperlink w:history="1" r:id="rIdrtxicietngimck-vjqhf1">
+            <w:hyperlink w:history="1" r:id="rIddmmvvyqyjxoktamomjsen">
               <w:r>
                 <w:rPr>
                   <w:rFonts w:ascii="Arial" w:cs="Arial" w:eastAsia="Arial" w:hAnsi="Arial"/>
@@ -6382,32 +6382,32 @@
         <w:tc>
           <w:tcPr>
             <w:tcW w:type="dxa" w:w="1520"/>
-            <w:shd w:fill="F2F2F2" w:color="auto" w:val="clear"/>
-            <w:tcMar>
-              <w:top w:type="dxa" w:w="60"/>
-              <w:left w:type="dxa" w:w="120"/>
-              <w:bottom w:type="dxa" w:w="60"/>
-              <w:right w:type="dxa" w:w="120"/>
-            </w:tcMar>
-            <w:vAlign w:val="top"/>
-          </w:tcPr>
-          <w:p>
-            <w:pPr>
-              <w:spacing w:after="40" w:before="0"/>
-              <w:jc w:val="left"/>
-            </w:pPr>
-            <w:r>
-              <w:rPr>
-                <w:rFonts w:ascii="Arial" w:cs="Arial" w:eastAsia="Arial" w:hAnsi="Arial"/>
-                <w:b/>
-                <w:bCs/>
-                <w:i w:val="false"/>
-                <w:iCs w:val="false"/>
-                <w:color w:val="000000"/>
-                <w:sz w:val="18"/>
-                <w:szCs w:val="18"/>
-              </w:rPr>
-              <w:t xml:space="preserve">Phase 1 — PREDICT (15 minutes): Activating Prior Knowledge &amp; Generating a Prediction About Carbon</w:t>
+            <w:shd w:fill="EAD1F5" w:color="auto" w:val="clear"/>
+            <w:tcMar>
+              <w:top w:type="dxa" w:w="60"/>
+              <w:left w:type="dxa" w:w="120"/>
+              <w:bottom w:type="dxa" w:w="60"/>
+              <w:right w:type="dxa" w:w="120"/>
+            </w:tcMar>
+            <w:vAlign w:val="top"/>
+          </w:tcPr>
+          <w:p>
+            <w:pPr>
+              <w:spacing w:after="40" w:before="0"/>
+              <w:jc w:val="left"/>
+            </w:pPr>
+            <w:r>
+              <w:rPr>
+                <w:rFonts w:ascii="Arial" w:cs="Arial" w:eastAsia="Arial" w:hAnsi="Arial"/>
+                <w:b/>
+                <w:bCs/>
+                <w:i w:val="false"/>
+                <w:iCs w:val="false"/>
+                <w:color w:val="000000"/>
+                <w:sz w:val="18"/>
+                <w:szCs w:val="18"/>
+              </w:rPr>
+              <w:t xml:space="preserve">Predict Phase</w:t>
             </w:r>
           </w:p>
           <w:p>
@@ -6430,7 +6430,7 @@
             <w:pPr>
               <w:spacing w:after="20" w:before="0"/>
             </w:pPr>
-            <w:hyperlink w:history="1" r:id="rIdin0lo2kkddkadqurvvfsm">
+            <w:hyperlink w:history="1" r:id="rIdjh-ikx6qsj9ignouohboa">
               <w:r>
                 <w:rPr>
                   <w:rFonts w:ascii="Arial" w:cs="Arial" w:eastAsia="Arial" w:hAnsi="Arial"/>
@@ -6463,7 +6463,7 @@
               <w:spacing w:after="10" w:before="0"/>
               <w:ind w:left="120"/>
             </w:pPr>
-            <w:hyperlink w:history="1" r:id="rIdvhuv1tsl6ixsuyaqqen4y">
+            <w:hyperlink w:history="1" r:id="rIdeax8xtajxzdmojfjdsitu">
               <w:r>
                 <w:rPr>
                   <w:rFonts w:ascii="Arial" w:cs="Arial" w:eastAsia="Arial" w:hAnsi="Arial"/>
@@ -6508,7 +6508,7 @@
             <w:pPr>
               <w:spacing w:after="20" w:before="0"/>
             </w:pPr>
-            <w:hyperlink w:history="1" r:id="rIdtwxh3r-bzl2au4kr20lxn">
+            <w:hyperlink w:history="1" r:id="rIdmgm-r8febjomxip0yf2yr">
               <w:r>
                 <w:rPr>
                   <w:rFonts w:ascii="Arial" w:cs="Arial" w:eastAsia="Arial" w:hAnsi="Arial"/>
@@ -6541,7 +6541,7 @@
               <w:spacing w:after="10" w:before="0"/>
               <w:ind w:left="120"/>
             </w:pPr>
-            <w:hyperlink w:history="1" r:id="rIdp8gy8jkl2uhezhfwav3w6">
+            <w:hyperlink w:history="1" r:id="rIdq0c-ycyklrfve6igk12wy">
               <w:r>
                 <w:rPr>
                   <w:rFonts w:ascii="Arial" w:cs="Arial" w:eastAsia="Arial" w:hAnsi="Arial"/>
@@ -6688,32 +6688,32 @@
         <w:tc>
           <w:tcPr>
             <w:tcW w:type="dxa" w:w="1520"/>
-            <w:shd w:fill="F2F2F2" w:color="auto" w:val="clear"/>
-            <w:tcMar>
-              <w:top w:type="dxa" w:w="60"/>
-              <w:left w:type="dxa" w:w="120"/>
-              <w:bottom w:type="dxa" w:w="60"/>
-              <w:right w:type="dxa" w:w="120"/>
-            </w:tcMar>
-            <w:vAlign w:val="top"/>
-          </w:tcPr>
-          <w:p>
-            <w:pPr>
-              <w:spacing w:after="40" w:before="0"/>
-              <w:jc w:val="left"/>
-            </w:pPr>
-            <w:r>
-              <w:rPr>
-                <w:rFonts w:ascii="Arial" w:cs="Arial" w:eastAsia="Arial" w:hAnsi="Arial"/>
-                <w:b/>
-                <w:bCs/>
-                <w:i w:val="false"/>
-                <w:iCs w:val="false"/>
-                <w:color w:val="000000"/>
-                <w:sz w:val="18"/>
-                <w:szCs w:val="18"/>
-              </w:rPr>
-              <w:t xml:space="preserve">Phase 2 — OBSERVE (20 minutes): Guided Inquiry — Electron Configuration Review &amp; Valence Electron Extraction</w:t>
+            <w:shd w:fill="D9EEF1" w:color="auto" w:val="clear"/>
+            <w:tcMar>
+              <w:top w:type="dxa" w:w="60"/>
+              <w:left w:type="dxa" w:w="120"/>
+              <w:bottom w:type="dxa" w:w="60"/>
+              <w:right w:type="dxa" w:w="120"/>
+            </w:tcMar>
+            <w:vAlign w:val="top"/>
+          </w:tcPr>
+          <w:p>
+            <w:pPr>
+              <w:spacing w:after="40" w:before="0"/>
+              <w:jc w:val="left"/>
+            </w:pPr>
+            <w:r>
+              <w:rPr>
+                <w:rFonts w:ascii="Arial" w:cs="Arial" w:eastAsia="Arial" w:hAnsi="Arial"/>
+                <w:b/>
+                <w:bCs/>
+                <w:i w:val="false"/>
+                <w:iCs w:val="false"/>
+                <w:color w:val="000000"/>
+                <w:sz w:val="18"/>
+                <w:szCs w:val="18"/>
+              </w:rPr>
+              <w:t xml:space="preserve">Observe Phase</w:t>
             </w:r>
           </w:p>
           <w:p>
@@ -6736,7 +6736,7 @@
             <w:pPr>
               <w:spacing w:after="20" w:before="0"/>
             </w:pPr>
-            <w:hyperlink w:history="1" r:id="rIdgwpukaa-avphro-bm6r7b">
+            <w:hyperlink w:history="1" r:id="rId5cirvkc7vmzojcm6pgu03">
               <w:r>
                 <w:rPr>
                   <w:rFonts w:ascii="Arial" w:cs="Arial" w:eastAsia="Arial" w:hAnsi="Arial"/>
@@ -6769,7 +6769,7 @@
               <w:spacing w:after="10" w:before="0"/>
               <w:ind w:left="120"/>
             </w:pPr>
-            <w:hyperlink w:history="1" r:id="rIdvlxzvuyxzxali4ron6h6a">
+            <w:hyperlink w:history="1" r:id="rIdoklqnutebgoanutucynlc">
               <w:r>
                 <w:rPr>
                   <w:rFonts w:ascii="Arial" w:cs="Arial" w:eastAsia="Arial" w:hAnsi="Arial"/>
@@ -6814,7 +6814,7 @@
             <w:pPr>
               <w:spacing w:after="20" w:before="0"/>
             </w:pPr>
-            <w:hyperlink w:history="1" r:id="rIdzupsnt9g1zyyxwwlaqdfx">
+            <w:hyperlink w:history="1" r:id="rIdn8mggabbqeiqz2fi7qmuy">
               <w:r>
                 <w:rPr>
                   <w:rFonts w:ascii="Arial" w:cs="Arial" w:eastAsia="Arial" w:hAnsi="Arial"/>
@@ -6847,7 +6847,7 @@
               <w:spacing w:after="10" w:before="0"/>
               <w:ind w:left="120"/>
             </w:pPr>
-            <w:hyperlink w:history="1" r:id="rIdevxrlx7zrkb6ipnsasjng">
+            <w:hyperlink w:history="1" r:id="rId7kwrjiufhdpx2m0fee16p">
               <w:r>
                 <w:rPr>
                   <w:rFonts w:ascii="Arial" w:cs="Arial" w:eastAsia="Arial" w:hAnsi="Arial"/>
@@ -6994,32 +6994,32 @@
         <w:tc>
           <w:tcPr>
             <w:tcW w:type="dxa" w:w="1520"/>
-            <w:shd w:fill="F2F2F2" w:color="auto" w:val="clear"/>
-            <w:tcMar>
-              <w:top w:type="dxa" w:w="60"/>
-              <w:left w:type="dxa" w:w="120"/>
-              <w:bottom w:type="dxa" w:w="60"/>
-              <w:right w:type="dxa" w:w="120"/>
-            </w:tcMar>
-            <w:vAlign w:val="top"/>
-          </w:tcPr>
-          <w:p>
-            <w:pPr>
-              <w:spacing w:after="40" w:before="0"/>
-              <w:jc w:val="left"/>
-            </w:pPr>
-            <w:r>
-              <w:rPr>
-                <w:rFonts w:ascii="Arial" w:cs="Arial" w:eastAsia="Arial" w:hAnsi="Arial"/>
-                <w:b/>
-                <w:bCs/>
-                <w:i w:val="false"/>
-                <w:iCs w:val="false"/>
-                <w:color w:val="000000"/>
-                <w:sz w:val="18"/>
-                <w:szCs w:val="18"/>
-              </w:rPr>
-              <w:t xml:space="preserve">Phase 3 — EXPLAIN (25 minutes): The Octet Rule, Stability &amp; Lewis Dot Diagrams</w:t>
+            <w:shd w:fill="E2EFDA" w:color="auto" w:val="clear"/>
+            <w:tcMar>
+              <w:top w:type="dxa" w:w="60"/>
+              <w:left w:type="dxa" w:w="120"/>
+              <w:bottom w:type="dxa" w:w="60"/>
+              <w:right w:type="dxa" w:w="120"/>
+            </w:tcMar>
+            <w:vAlign w:val="top"/>
+          </w:tcPr>
+          <w:p>
+            <w:pPr>
+              <w:spacing w:after="40" w:before="0"/>
+              <w:jc w:val="left"/>
+            </w:pPr>
+            <w:r>
+              <w:rPr>
+                <w:rFonts w:ascii="Arial" w:cs="Arial" w:eastAsia="Arial" w:hAnsi="Arial"/>
+                <w:b/>
+                <w:bCs/>
+                <w:i w:val="false"/>
+                <w:iCs w:val="false"/>
+                <w:color w:val="000000"/>
+                <w:sz w:val="18"/>
+                <w:szCs w:val="18"/>
+              </w:rPr>
+              <w:t xml:space="preserve">Explain Phase</w:t>
             </w:r>
           </w:p>
           <w:p>
@@ -7042,7 +7042,7 @@
             <w:pPr>
               <w:spacing w:after="20" w:before="0"/>
             </w:pPr>
-            <w:hyperlink w:history="1" r:id="rId4mk6sepda9v1e8s3aw-x2">
+            <w:hyperlink w:history="1" r:id="rIdusvfrjk-xclvb-ox_3q5t">
               <w:r>
                 <w:rPr>
                   <w:rFonts w:ascii="Arial" w:cs="Arial" w:eastAsia="Arial" w:hAnsi="Arial"/>
@@ -7075,7 +7075,7 @@
               <w:spacing w:after="10" w:before="0"/>
               <w:ind w:left="120"/>
             </w:pPr>
-            <w:hyperlink w:history="1" r:id="rIdybrajfw9cutxroqazswk1">
+            <w:hyperlink w:history="1" r:id="rIddnhy99qqgi34uffogs8zs">
               <w:r>
                 <w:rPr>
                   <w:rFonts w:ascii="Arial" w:cs="Arial" w:eastAsia="Arial" w:hAnsi="Arial"/>
@@ -7120,7 +7120,7 @@
             <w:pPr>
               <w:spacing w:after="20" w:before="0"/>
             </w:pPr>
-            <w:hyperlink w:history="1" r:id="rId3hzxljje-q17icp1nko70">
+            <w:hyperlink w:history="1" r:id="rIdipj_bvt-7x5a4ot62fv2i">
               <w:r>
                 <w:rPr>
                   <w:rFonts w:ascii="Arial" w:cs="Arial" w:eastAsia="Arial" w:hAnsi="Arial"/>
@@ -7153,7 +7153,7 @@
               <w:spacing w:after="10" w:before="0"/>
               <w:ind w:left="120"/>
             </w:pPr>
-            <w:hyperlink w:history="1" r:id="rIdqdrlwjziy9fvrwxaog1ij">
+            <w:hyperlink w:history="1" r:id="rIdv-fpnhbkrixc3uqo-jw98">
               <w:r>
                 <w:rPr>
                   <w:rFonts w:ascii="Arial" w:cs="Arial" w:eastAsia="Arial" w:hAnsi="Arial"/>
@@ -7300,32 +7300,32 @@
         <w:tc>
           <w:tcPr>
             <w:tcW w:type="dxa" w:w="1520"/>
-            <w:shd w:fill="F2F2F2" w:color="auto" w:val="clear"/>
-            <w:tcMar>
-              <w:top w:type="dxa" w:w="60"/>
-              <w:left w:type="dxa" w:w="120"/>
-              <w:bottom w:type="dxa" w:w="60"/>
-              <w:right w:type="dxa" w:w="120"/>
-            </w:tcMar>
-            <w:vAlign w:val="top"/>
-          </w:tcPr>
-          <w:p>
-            <w:pPr>
-              <w:spacing w:after="40" w:before="0"/>
-              <w:jc w:val="left"/>
-            </w:pPr>
-            <w:r>
-              <w:rPr>
-                <w:rFonts w:ascii="Arial" w:cs="Arial" w:eastAsia="Arial" w:hAnsi="Arial"/>
-                <w:b/>
-                <w:bCs/>
-                <w:i w:val="false"/>
-                <w:iCs w:val="false"/>
-                <w:color w:val="000000"/>
-                <w:sz w:val="18"/>
-                <w:szCs w:val="18"/>
-              </w:rPr>
-              <w:t xml:space="preserve">Phase 4 — DRIVING QUESTION BOARD (DQB) Update (10 minutes): Tracking Growing Understanding</w:t>
+            <w:shd w:fill="FCE4D6" w:color="auto" w:val="clear"/>
+            <w:tcMar>
+              <w:top w:type="dxa" w:w="60"/>
+              <w:left w:type="dxa" w:w="120"/>
+              <w:bottom w:type="dxa" w:w="60"/>
+              <w:right w:type="dxa" w:w="120"/>
+            </w:tcMar>
+            <w:vAlign w:val="top"/>
+          </w:tcPr>
+          <w:p>
+            <w:pPr>
+              <w:spacing w:after="40" w:before="0"/>
+              <w:jc w:val="left"/>
+            </w:pPr>
+            <w:r>
+              <w:rPr>
+                <w:rFonts w:ascii="Arial" w:cs="Arial" w:eastAsia="Arial" w:hAnsi="Arial"/>
+                <w:b/>
+                <w:bCs/>
+                <w:i w:val="false"/>
+                <w:iCs w:val="false"/>
+                <w:color w:val="000000"/>
+                <w:sz w:val="18"/>
+                <w:szCs w:val="18"/>
+              </w:rPr>
+              <w:t xml:space="preserve">Driving Question Board (DQB) Creation</w:t>
             </w:r>
           </w:p>
           <w:p>
@@ -7348,7 +7348,7 @@
             <w:pPr>
               <w:spacing w:after="20" w:before="0"/>
             </w:pPr>
-            <w:hyperlink w:history="1" r:id="rIdyjpyhwgqbaqdici-pum4r">
+            <w:hyperlink w:history="1" r:id="rIdxppvry_zcxefjkilyfona">
               <w:r>
                 <w:rPr>
                   <w:rFonts w:ascii="Arial" w:cs="Arial" w:eastAsia="Arial" w:hAnsi="Arial"/>
@@ -7381,7 +7381,7 @@
               <w:spacing w:after="10" w:before="0"/>
               <w:ind w:left="120"/>
             </w:pPr>
-            <w:hyperlink w:history="1" r:id="rIdigb6xw6yee48ivbcdrbmj">
+            <w:hyperlink w:history="1" r:id="rIdgbv51fipbst86bacgsnwm">
               <w:r>
                 <w:rPr>
                   <w:rFonts w:ascii="Arial" w:cs="Arial" w:eastAsia="Arial" w:hAnsi="Arial"/>
@@ -7426,7 +7426,7 @@
             <w:pPr>
               <w:spacing w:after="20" w:before="0"/>
             </w:pPr>
-            <w:hyperlink w:history="1" r:id="rId5aq74si1bdfphltisn8bv">
+            <w:hyperlink w:history="1" r:id="rIdggumgpc_d2evcg1eh5hs0">
               <w:r>
                 <w:rPr>
                   <w:rFonts w:ascii="Arial" w:cs="Arial" w:eastAsia="Arial" w:hAnsi="Arial"/>
@@ -7459,7 +7459,7 @@
               <w:spacing w:after="10" w:before="0"/>
               <w:ind w:left="120"/>
             </w:pPr>
-            <w:hyperlink w:history="1" r:id="rIdvmy3gl48xf_ed_z8w1yvc">
+            <w:hyperlink w:history="1" r:id="rIdxni2gitfa6d0y8jnqnmlw">
               <w:r>
                 <w:rPr>
                   <w:rFonts w:ascii="Arial" w:cs="Arial" w:eastAsia="Arial" w:hAnsi="Arial"/>
@@ -7606,32 +7606,32 @@
         <w:tc>
           <w:tcPr>
             <w:tcW w:type="dxa" w:w="1520"/>
-            <w:shd w:fill="F2F2F2" w:color="auto" w:val="clear"/>
-            <w:tcMar>
-              <w:top w:type="dxa" w:w="60"/>
-              <w:left w:type="dxa" w:w="120"/>
-              <w:bottom w:type="dxa" w:w="60"/>
-              <w:right w:type="dxa" w:w="120"/>
-            </w:tcMar>
-            <w:vAlign w:val="top"/>
-          </w:tcPr>
-          <w:p>
-            <w:pPr>
-              <w:spacing w:after="40" w:before="0"/>
-              <w:jc w:val="left"/>
-            </w:pPr>
-            <w:r>
-              <w:rPr>
-                <w:rFonts w:ascii="Arial" w:cs="Arial" w:eastAsia="Arial" w:hAnsi="Arial"/>
-                <w:b/>
-                <w:bCs/>
-                <w:i w:val="false"/>
-                <w:iCs w:val="false"/>
-                <w:color w:val="000000"/>
-                <w:sz w:val="18"/>
-                <w:szCs w:val="18"/>
-              </w:rPr>
-              <w:t xml:space="preserve">Phase 5 — MODEL BUILDING (10 minutes): Revising the Carbon Atom Mental Model</w:t>
+            <w:shd w:fill="D5E8F0" w:color="auto" w:val="clear"/>
+            <w:tcMar>
+              <w:top w:type="dxa" w:w="60"/>
+              <w:left w:type="dxa" w:w="120"/>
+              <w:bottom w:type="dxa" w:w="60"/>
+              <w:right w:type="dxa" w:w="120"/>
+            </w:tcMar>
+            <w:vAlign w:val="top"/>
+          </w:tcPr>
+          <w:p>
+            <w:pPr>
+              <w:spacing w:after="40" w:before="0"/>
+              <w:jc w:val="left"/>
+            </w:pPr>
+            <w:r>
+              <w:rPr>
+                <w:rFonts w:ascii="Arial" w:cs="Arial" w:eastAsia="Arial" w:hAnsi="Arial"/>
+                <w:b/>
+                <w:bCs/>
+                <w:i w:val="false"/>
+                <w:iCs w:val="false"/>
+                <w:color w:val="000000"/>
+                <w:sz w:val="18"/>
+                <w:szCs w:val="18"/>
+              </w:rPr>
+              <w:t xml:space="preserve">Model Building Phase</w:t>
             </w:r>
           </w:p>
           <w:p>
@@ -7654,7 +7654,7 @@
             <w:pPr>
               <w:spacing w:after="20" w:before="0"/>
             </w:pPr>
-            <w:hyperlink w:history="1" r:id="rIdnzmckvtxliolsdbgenkqq">
+            <w:hyperlink w:history="1" r:id="rIdonwcd9za8v2zo8-i-ttkl">
               <w:r>
                 <w:rPr>
                   <w:rFonts w:ascii="Arial" w:cs="Arial" w:eastAsia="Arial" w:hAnsi="Arial"/>
@@ -7687,7 +7687,7 @@
               <w:spacing w:after="10" w:before="0"/>
               <w:ind w:left="120"/>
             </w:pPr>
-            <w:hyperlink w:history="1" r:id="rIdmiv3ps5adcbvmnfuwiunk">
+            <w:hyperlink w:history="1" r:id="rIdgk4527sr8eg2m2hfu3ri3">
               <w:r>
                 <w:rPr>
                   <w:rFonts w:ascii="Arial" w:cs="Arial" w:eastAsia="Arial" w:hAnsi="Arial"/>
@@ -7732,7 +7732,7 @@
             <w:pPr>
               <w:spacing w:after="20" w:before="0"/>
             </w:pPr>
-            <w:hyperlink w:history="1" r:id="rIdbjlrdm1elrxsvobnsol6g">
+            <w:hyperlink w:history="1" r:id="rIdgf2s28hughvhvk-vfvbg1">
               <w:r>
                 <w:rPr>
                   <w:rFonts w:ascii="Arial" w:cs="Arial" w:eastAsia="Arial" w:hAnsi="Arial"/>
@@ -7765,7 +7765,7 @@
               <w:spacing w:after="10" w:before="0"/>
               <w:ind w:left="120"/>
             </w:pPr>
-            <w:hyperlink w:history="1" r:id="rIdjzl7rxh50swtyq64kz2-e">
+            <w:hyperlink w:history="1" r:id="rIdckidrnabbhfuptavpidch">
               <w:r>
                 <w:rPr>
                   <w:rFonts w:ascii="Arial" w:cs="Arial" w:eastAsia="Arial" w:hAnsi="Arial"/>
@@ -9299,32 +9299,32 @@
         <w:tc>
           <w:tcPr>
             <w:tcW w:type="dxa" w:w="1520"/>
-            <w:shd w:fill="F2F2F2" w:color="auto" w:val="clear"/>
-            <w:tcMar>
-              <w:top w:type="dxa" w:w="60"/>
-              <w:left w:type="dxa" w:w="120"/>
-              <w:bottom w:type="dxa" w:w="60"/>
-              <w:right w:type="dxa" w:w="120"/>
-            </w:tcMar>
-            <w:vAlign w:val="top"/>
-          </w:tcPr>
-          <w:p>
-            <w:pPr>
-              <w:spacing w:after="40" w:before="0"/>
-              <w:jc w:val="left"/>
-            </w:pPr>
-            <w:r>
-              <w:rPr>
-                <w:rFonts w:ascii="Arial" w:cs="Arial" w:eastAsia="Arial" w:hAnsi="Arial"/>
-                <w:b/>
-                <w:bCs/>
-                <w:i w:val="false"/>
-                <w:iCs w:val="false"/>
-                <w:color w:val="000000"/>
-                <w:sz w:val="18"/>
-                <w:szCs w:val="18"/>
-              </w:rPr>
-              <w:t xml:space="preserve">Phase 1 — PREDICT (15 minutes)</w:t>
+            <w:shd w:fill="EAD1F5" w:color="auto" w:val="clear"/>
+            <w:tcMar>
+              <w:top w:type="dxa" w:w="60"/>
+              <w:left w:type="dxa" w:w="120"/>
+              <w:bottom w:type="dxa" w:w="60"/>
+              <w:right w:type="dxa" w:w="120"/>
+            </w:tcMar>
+            <w:vAlign w:val="top"/>
+          </w:tcPr>
+          <w:p>
+            <w:pPr>
+              <w:spacing w:after="40" w:before="0"/>
+              <w:jc w:val="left"/>
+            </w:pPr>
+            <w:r>
+              <w:rPr>
+                <w:rFonts w:ascii="Arial" w:cs="Arial" w:eastAsia="Arial" w:hAnsi="Arial"/>
+                <w:b/>
+                <w:bCs/>
+                <w:i w:val="false"/>
+                <w:iCs w:val="false"/>
+                <w:color w:val="000000"/>
+                <w:sz w:val="18"/>
+                <w:szCs w:val="18"/>
+              </w:rPr>
+              <w:t xml:space="preserve">Predict Phase</w:t>
             </w:r>
           </w:p>
           <w:p>
@@ -9347,7 +9347,7 @@
             <w:pPr>
               <w:spacing w:after="20" w:before="0"/>
             </w:pPr>
-            <w:hyperlink w:history="1" r:id="rId3cidtmwg1bcvjjs9nzadj">
+            <w:hyperlink w:history="1" r:id="rId5hlqyz4yuaiebpoi5fgcx">
               <w:r>
                 <w:rPr>
                   <w:rFonts w:ascii="Arial" w:cs="Arial" w:eastAsia="Arial" w:hAnsi="Arial"/>
@@ -9380,7 +9380,7 @@
               <w:spacing w:after="10" w:before="0"/>
               <w:ind w:left="120"/>
             </w:pPr>
-            <w:hyperlink w:history="1" r:id="rIdqencnpalljhyqkfewpnyr">
+            <w:hyperlink w:history="1" r:id="rId15q0h1zm3a_fue4ybc2uc">
               <w:r>
                 <w:rPr>
                   <w:rFonts w:ascii="Arial" w:cs="Arial" w:eastAsia="Arial" w:hAnsi="Arial"/>
@@ -9425,7 +9425,7 @@
             <w:pPr>
               <w:spacing w:after="20" w:before="0"/>
             </w:pPr>
-            <w:hyperlink w:history="1" r:id="rIdwkwlcixkfdjajjyn_qtzz">
+            <w:hyperlink w:history="1" r:id="rIdus-7iuj6jvwqm3yqstaml">
               <w:r>
                 <w:rPr>
                   <w:rFonts w:ascii="Arial" w:cs="Arial" w:eastAsia="Arial" w:hAnsi="Arial"/>
@@ -9458,7 +9458,7 @@
               <w:spacing w:after="10" w:before="0"/>
               <w:ind w:left="120"/>
             </w:pPr>
-            <w:hyperlink w:history="1" r:id="rIduva00uqvkiyazydootjjy">
+            <w:hyperlink w:history="1" r:id="rIdrhkdk4l_gchrh2k04awtd">
               <w:r>
                 <w:rPr>
                   <w:rFonts w:ascii="Arial" w:cs="Arial" w:eastAsia="Arial" w:hAnsi="Arial"/>
@@ -9605,32 +9605,32 @@
         <w:tc>
           <w:tcPr>
             <w:tcW w:type="dxa" w:w="1520"/>
-            <w:shd w:fill="F2F2F2" w:color="auto" w:val="clear"/>
-            <w:tcMar>
-              <w:top w:type="dxa" w:w="60"/>
-              <w:left w:type="dxa" w:w="120"/>
-              <w:bottom w:type="dxa" w:w="60"/>
-              <w:right w:type="dxa" w:w="120"/>
-            </w:tcMar>
-            <w:vAlign w:val="top"/>
-          </w:tcPr>
-          <w:p>
-            <w:pPr>
-              <w:spacing w:after="40" w:before="0"/>
-              <w:jc w:val="left"/>
-            </w:pPr>
-            <w:r>
-              <w:rPr>
-                <w:rFonts w:ascii="Arial" w:cs="Arial" w:eastAsia="Arial" w:hAnsi="Arial"/>
-                <w:b/>
-                <w:bCs/>
-                <w:i w:val="false"/>
-                <w:iCs w:val="false"/>
-                <w:color w:val="000000"/>
-                <w:sz w:val="18"/>
-                <w:szCs w:val="18"/>
-              </w:rPr>
-              <w:t xml:space="preserve">Phase 2 — OBSERVE (20 minutes)</w:t>
+            <w:shd w:fill="D9EEF1" w:color="auto" w:val="clear"/>
+            <w:tcMar>
+              <w:top w:type="dxa" w:w="60"/>
+              <w:left w:type="dxa" w:w="120"/>
+              <w:bottom w:type="dxa" w:w="60"/>
+              <w:right w:type="dxa" w:w="120"/>
+            </w:tcMar>
+            <w:vAlign w:val="top"/>
+          </w:tcPr>
+          <w:p>
+            <w:pPr>
+              <w:spacing w:after="40" w:before="0"/>
+              <w:jc w:val="left"/>
+            </w:pPr>
+            <w:r>
+              <w:rPr>
+                <w:rFonts w:ascii="Arial" w:cs="Arial" w:eastAsia="Arial" w:hAnsi="Arial"/>
+                <w:b/>
+                <w:bCs/>
+                <w:i w:val="false"/>
+                <w:iCs w:val="false"/>
+                <w:color w:val="000000"/>
+                <w:sz w:val="18"/>
+                <w:szCs w:val="18"/>
+              </w:rPr>
+              <w:t xml:space="preserve">Observe Phase</w:t>
             </w:r>
           </w:p>
           <w:p>
@@ -9653,7 +9653,7 @@
             <w:pPr>
               <w:spacing w:after="20" w:before="0"/>
             </w:pPr>
-            <w:hyperlink w:history="1" r:id="rIdixql__8mydxaatnah03n5">
+            <w:hyperlink w:history="1" r:id="rId-aitnh-veqhaexioqlm3b">
               <w:r>
                 <w:rPr>
                   <w:rFonts w:ascii="Arial" w:cs="Arial" w:eastAsia="Arial" w:hAnsi="Arial"/>
@@ -9686,7 +9686,7 @@
               <w:spacing w:after="10" w:before="0"/>
               <w:ind w:left="120"/>
             </w:pPr>
-            <w:hyperlink w:history="1" r:id="rId_s43awu35gbua_vwnbhfm">
+            <w:hyperlink w:history="1" r:id="rIdvlsbrjgpuaoe03dky5mbt">
               <w:r>
                 <w:rPr>
                   <w:rFonts w:ascii="Arial" w:cs="Arial" w:eastAsia="Arial" w:hAnsi="Arial"/>
@@ -9731,7 +9731,7 @@
             <w:pPr>
               <w:spacing w:after="20" w:before="0"/>
             </w:pPr>
-            <w:hyperlink w:history="1" r:id="rIdvkfgiha4v0k2qugqj_2gi">
+            <w:hyperlink w:history="1" r:id="rIdislaaldjtxnuzcuqz0jia">
               <w:r>
                 <w:rPr>
                   <w:rFonts w:ascii="Arial" w:cs="Arial" w:eastAsia="Arial" w:hAnsi="Arial"/>
@@ -9764,7 +9764,7 @@
               <w:spacing w:after="10" w:before="0"/>
               <w:ind w:left="120"/>
             </w:pPr>
-            <w:hyperlink w:history="1" r:id="rIdgmphegrijhyiiylbot3io">
+            <w:hyperlink w:history="1" r:id="rIdzgfdj1i3sj2vafk3azim5">
               <w:r>
                 <w:rPr>
                   <w:rFonts w:ascii="Arial" w:cs="Arial" w:eastAsia="Arial" w:hAnsi="Arial"/>
@@ -9911,32 +9911,32 @@
         <w:tc>
           <w:tcPr>
             <w:tcW w:type="dxa" w:w="1520"/>
-            <w:shd w:fill="F2F2F2" w:color="auto" w:val="clear"/>
-            <w:tcMar>
-              <w:top w:type="dxa" w:w="60"/>
-              <w:left w:type="dxa" w:w="120"/>
-              <w:bottom w:type="dxa" w:w="60"/>
-              <w:right w:type="dxa" w:w="120"/>
-            </w:tcMar>
-            <w:vAlign w:val="top"/>
-          </w:tcPr>
-          <w:p>
-            <w:pPr>
-              <w:spacing w:after="40" w:before="0"/>
-              <w:jc w:val="left"/>
-            </w:pPr>
-            <w:r>
-              <w:rPr>
-                <w:rFonts w:ascii="Arial" w:cs="Arial" w:eastAsia="Arial" w:hAnsi="Arial"/>
-                <w:b/>
-                <w:bCs/>
-                <w:i w:val="false"/>
-                <w:iCs w:val="false"/>
-                <w:color w:val="000000"/>
-                <w:sz w:val="18"/>
-                <w:szCs w:val="18"/>
-              </w:rPr>
-              <w:t xml:space="preserve">Phase 3 — EXPLAIN (20 minutes)</w:t>
+            <w:shd w:fill="E2EFDA" w:color="auto" w:val="clear"/>
+            <w:tcMar>
+              <w:top w:type="dxa" w:w="60"/>
+              <w:left w:type="dxa" w:w="120"/>
+              <w:bottom w:type="dxa" w:w="60"/>
+              <w:right w:type="dxa" w:w="120"/>
+            </w:tcMar>
+            <w:vAlign w:val="top"/>
+          </w:tcPr>
+          <w:p>
+            <w:pPr>
+              <w:spacing w:after="40" w:before="0"/>
+              <w:jc w:val="left"/>
+            </w:pPr>
+            <w:r>
+              <w:rPr>
+                <w:rFonts w:ascii="Arial" w:cs="Arial" w:eastAsia="Arial" w:hAnsi="Arial"/>
+                <w:b/>
+                <w:bCs/>
+                <w:i w:val="false"/>
+                <w:iCs w:val="false"/>
+                <w:color w:val="000000"/>
+                <w:sz w:val="18"/>
+                <w:szCs w:val="18"/>
+              </w:rPr>
+              <w:t xml:space="preserve">Explain Phase</w:t>
             </w:r>
           </w:p>
           <w:p>
@@ -9959,7 +9959,7 @@
             <w:pPr>
               <w:spacing w:after="20" w:before="0"/>
             </w:pPr>
-            <w:hyperlink w:history="1" r:id="rIdvlk6gcx3kfsyohxsbvmga">
+            <w:hyperlink w:history="1" r:id="rIdylzoxra-nzxaamnthijvr">
               <w:r>
                 <w:rPr>
                   <w:rFonts w:ascii="Arial" w:cs="Arial" w:eastAsia="Arial" w:hAnsi="Arial"/>
@@ -9992,7 +9992,7 @@
               <w:spacing w:after="10" w:before="0"/>
               <w:ind w:left="120"/>
             </w:pPr>
-            <w:hyperlink w:history="1" r:id="rIdftw9w_slnra-g69ojnusx">
+            <w:hyperlink w:history="1" r:id="rIdmduqnfm-ch0dbqq7zmwio">
               <w:r>
                 <w:rPr>
                   <w:rFonts w:ascii="Arial" w:cs="Arial" w:eastAsia="Arial" w:hAnsi="Arial"/>
@@ -10037,7 +10037,7 @@
             <w:pPr>
               <w:spacing w:after="20" w:before="0"/>
             </w:pPr>
-            <w:hyperlink w:history="1" r:id="rId9npfgrikkltkaquda7ksm">
+            <w:hyperlink w:history="1" r:id="rIdr_un_dgkghzzy6pjv3ve4">
               <w:r>
                 <w:rPr>
                   <w:rFonts w:ascii="Arial" w:cs="Arial" w:eastAsia="Arial" w:hAnsi="Arial"/>
@@ -10070,7 +10070,7 @@
               <w:spacing w:after="10" w:before="0"/>
               <w:ind w:left="120"/>
             </w:pPr>
-            <w:hyperlink w:history="1" r:id="rIdrual0kqezdcmklznxq2gg">
+            <w:hyperlink w:history="1" r:id="rIdm05ayqzqi7m7k7kmegsec">
               <w:r>
                 <w:rPr>
                   <w:rFonts w:ascii="Arial" w:cs="Arial" w:eastAsia="Arial" w:hAnsi="Arial"/>
@@ -10217,32 +10217,32 @@
         <w:tc>
           <w:tcPr>
             <w:tcW w:type="dxa" w:w="1520"/>
-            <w:shd w:fill="F2F2F2" w:color="auto" w:val="clear"/>
-            <w:tcMar>
-              <w:top w:type="dxa" w:w="60"/>
-              <w:left w:type="dxa" w:w="120"/>
-              <w:bottom w:type="dxa" w:w="60"/>
-              <w:right w:type="dxa" w:w="120"/>
-            </w:tcMar>
-            <w:vAlign w:val="top"/>
-          </w:tcPr>
-          <w:p>
-            <w:pPr>
-              <w:spacing w:after="40" w:before="0"/>
-              <w:jc w:val="left"/>
-            </w:pPr>
-            <w:r>
-              <w:rPr>
-                <w:rFonts w:ascii="Arial" w:cs="Arial" w:eastAsia="Arial" w:hAnsi="Arial"/>
-                <w:b/>
-                <w:bCs/>
-                <w:i w:val="false"/>
-                <w:iCs w:val="false"/>
-                <w:color w:val="000000"/>
-                <w:sz w:val="18"/>
-                <w:szCs w:val="18"/>
-              </w:rPr>
-              <w:t xml:space="preserve">Phase 4 — DRIVING QUESTION BOARD (DQB) UPDATE (10 minutes)</w:t>
+            <w:shd w:fill="FCE4D6" w:color="auto" w:val="clear"/>
+            <w:tcMar>
+              <w:top w:type="dxa" w:w="60"/>
+              <w:left w:type="dxa" w:w="120"/>
+              <w:bottom w:type="dxa" w:w="60"/>
+              <w:right w:type="dxa" w:w="120"/>
+            </w:tcMar>
+            <w:vAlign w:val="top"/>
+          </w:tcPr>
+          <w:p>
+            <w:pPr>
+              <w:spacing w:after="40" w:before="0"/>
+              <w:jc w:val="left"/>
+            </w:pPr>
+            <w:r>
+              <w:rPr>
+                <w:rFonts w:ascii="Arial" w:cs="Arial" w:eastAsia="Arial" w:hAnsi="Arial"/>
+                <w:b/>
+                <w:bCs/>
+                <w:i w:val="false"/>
+                <w:iCs w:val="false"/>
+                <w:color w:val="000000"/>
+                <w:sz w:val="18"/>
+                <w:szCs w:val="18"/>
+              </w:rPr>
+              <w:t xml:space="preserve">Driving Question Board (DQB) Creation</w:t>
             </w:r>
           </w:p>
           <w:p>
@@ -10265,7 +10265,7 @@
             <w:pPr>
               <w:spacing w:after="20" w:before="0"/>
             </w:pPr>
-            <w:hyperlink w:history="1" r:id="rIdjo99dkyls6wa1iab2ct66">
+            <w:hyperlink w:history="1" r:id="rIdnra5telxwt2xsiq96cbxv">
               <w:r>
                 <w:rPr>
                   <w:rFonts w:ascii="Arial" w:cs="Arial" w:eastAsia="Arial" w:hAnsi="Arial"/>
@@ -10298,7 +10298,7 @@
               <w:spacing w:after="10" w:before="0"/>
               <w:ind w:left="120"/>
             </w:pPr>
-            <w:hyperlink w:history="1" r:id="rIdlx7ttf05td3fy2lul1evm">
+            <w:hyperlink w:history="1" r:id="rIdq7svbhqfprdlkgzb2oqc3">
               <w:r>
                 <w:rPr>
                   <w:rFonts w:ascii="Arial" w:cs="Arial" w:eastAsia="Arial" w:hAnsi="Arial"/>
@@ -10343,7 +10343,7 @@
             <w:pPr>
               <w:spacing w:after="20" w:before="0"/>
             </w:pPr>
-            <w:hyperlink w:history="1" r:id="rIdid2iwu4venvk4e-slvc7u">
+            <w:hyperlink w:history="1" r:id="rId7ai7y3_qwyd1mpqmfi5-i">
               <w:r>
                 <w:rPr>
                   <w:rFonts w:ascii="Arial" w:cs="Arial" w:eastAsia="Arial" w:hAnsi="Arial"/>
@@ -10376,7 +10376,7 @@
               <w:spacing w:after="10" w:before="0"/>
               <w:ind w:left="120"/>
             </w:pPr>
-            <w:hyperlink w:history="1" r:id="rIdd00kew-h_fm7frfd7l5au">
+            <w:hyperlink w:history="1" r:id="rIdl2xxtgvsv6tuzdrizssaq">
               <w:r>
                 <w:rPr>
                   <w:rFonts w:ascii="Arial" w:cs="Arial" w:eastAsia="Arial" w:hAnsi="Arial"/>
@@ -10523,32 +10523,32 @@
         <w:tc>
           <w:tcPr>
             <w:tcW w:type="dxa" w:w="1520"/>
-            <w:shd w:fill="F2F2F2" w:color="auto" w:val="clear"/>
-            <w:tcMar>
-              <w:top w:type="dxa" w:w="60"/>
-              <w:left w:type="dxa" w:w="120"/>
-              <w:bottom w:type="dxa" w:w="60"/>
-              <w:right w:type="dxa" w:w="120"/>
-            </w:tcMar>
-            <w:vAlign w:val="top"/>
-          </w:tcPr>
-          <w:p>
-            <w:pPr>
-              <w:spacing w:after="40" w:before="0"/>
-              <w:jc w:val="left"/>
-            </w:pPr>
-            <w:r>
-              <w:rPr>
-                <w:rFonts w:ascii="Arial" w:cs="Arial" w:eastAsia="Arial" w:hAnsi="Arial"/>
-                <w:b/>
-                <w:bCs/>
-                <w:i w:val="false"/>
-                <w:iCs w:val="false"/>
-                <w:color w:val="000000"/>
-                <w:sz w:val="18"/>
-                <w:szCs w:val="18"/>
-              </w:rPr>
-              <w:t xml:space="preserve">Phase 5 — MODEL BUILDING (15 minutes)</w:t>
+            <w:shd w:fill="D5E8F0" w:color="auto" w:val="clear"/>
+            <w:tcMar>
+              <w:top w:type="dxa" w:w="60"/>
+              <w:left w:type="dxa" w:w="120"/>
+              <w:bottom w:type="dxa" w:w="60"/>
+              <w:right w:type="dxa" w:w="120"/>
+            </w:tcMar>
+            <w:vAlign w:val="top"/>
+          </w:tcPr>
+          <w:p>
+            <w:pPr>
+              <w:spacing w:after="40" w:before="0"/>
+              <w:jc w:val="left"/>
+            </w:pPr>
+            <w:r>
+              <w:rPr>
+                <w:rFonts w:ascii="Arial" w:cs="Arial" w:eastAsia="Arial" w:hAnsi="Arial"/>
+                <w:b/>
+                <w:bCs/>
+                <w:i w:val="false"/>
+                <w:iCs w:val="false"/>
+                <w:color w:val="000000"/>
+                <w:sz w:val="18"/>
+                <w:szCs w:val="18"/>
+              </w:rPr>
+              <w:t xml:space="preserve">Model Building Phase</w:t>
             </w:r>
           </w:p>
           <w:p>
@@ -10571,7 +10571,7 @@
             <w:pPr>
               <w:spacing w:after="20" w:before="0"/>
             </w:pPr>
-            <w:hyperlink w:history="1" r:id="rIdfavpigkqhkiubycfo5jfo">
+            <w:hyperlink w:history="1" r:id="rIdrgz-cd7svov3kignfugux">
               <w:r>
                 <w:rPr>
                   <w:rFonts w:ascii="Arial" w:cs="Arial" w:eastAsia="Arial" w:hAnsi="Arial"/>
@@ -10604,7 +10604,7 @@
               <w:spacing w:after="10" w:before="0"/>
               <w:ind w:left="120"/>
             </w:pPr>
-            <w:hyperlink w:history="1" r:id="rIdsbku7ixrlndoq8wlknzs6">
+            <w:hyperlink w:history="1" r:id="rId9fshtgxojnqwifztvkw-2">
               <w:r>
                 <w:rPr>
                   <w:rFonts w:ascii="Arial" w:cs="Arial" w:eastAsia="Arial" w:hAnsi="Arial"/>
@@ -10649,7 +10649,7 @@
             <w:pPr>
               <w:spacing w:after="20" w:before="0"/>
             </w:pPr>
-            <w:hyperlink w:history="1" r:id="rIdnqdogkuytonwhiiqxoshu">
+            <w:hyperlink w:history="1" r:id="rIdpzberscrkl4tmw3omoatl">
               <w:r>
                 <w:rPr>
                   <w:rFonts w:ascii="Arial" w:cs="Arial" w:eastAsia="Arial" w:hAnsi="Arial"/>
@@ -10682,7 +10682,7 @@
               <w:spacing w:after="10" w:before="0"/>
               <w:ind w:left="120"/>
             </w:pPr>
-            <w:hyperlink w:history="1" r:id="rIdm0qkjuxcvq5s9szls7fyn">
+            <w:hyperlink w:history="1" r:id="rIdhbuumxza1wagvpte3c1vu">
               <w:r>
                 <w:rPr>
                   <w:rFonts w:ascii="Arial" w:cs="Arial" w:eastAsia="Arial" w:hAnsi="Arial"/>
@@ -12235,32 +12235,32 @@
         <w:tc>
           <w:tcPr>
             <w:tcW w:type="dxa" w:w="1520"/>
-            <w:shd w:fill="F2F2F2" w:color="auto" w:val="clear"/>
-            <w:tcMar>
-              <w:top w:type="dxa" w:w="60"/>
-              <w:left w:type="dxa" w:w="120"/>
-              <w:bottom w:type="dxa" w:w="60"/>
-              <w:right w:type="dxa" w:w="120"/>
-            </w:tcMar>
-            <w:vAlign w:val="top"/>
-          </w:tcPr>
-          <w:p>
-            <w:pPr>
-              <w:spacing w:after="40" w:before="0"/>
-              <w:jc w:val="left"/>
-            </w:pPr>
-            <w:r>
-              <w:rPr>
-                <w:rFonts w:ascii="Arial" w:cs="Arial" w:eastAsia="Arial" w:hAnsi="Arial"/>
-                <w:b/>
-                <w:bCs/>
-                <w:i w:val="false"/>
-                <w:iCs w:val="false"/>
-                <w:color w:val="000000"/>
-                <w:sz w:val="18"/>
-                <w:szCs w:val="18"/>
-              </w:rPr>
-              <w:t xml:space="preserve">Phase 1 — Predict (15 minutes)</w:t>
+            <w:shd w:fill="EAD1F5" w:color="auto" w:val="clear"/>
+            <w:tcMar>
+              <w:top w:type="dxa" w:w="60"/>
+              <w:left w:type="dxa" w:w="120"/>
+              <w:bottom w:type="dxa" w:w="60"/>
+              <w:right w:type="dxa" w:w="120"/>
+            </w:tcMar>
+            <w:vAlign w:val="top"/>
+          </w:tcPr>
+          <w:p>
+            <w:pPr>
+              <w:spacing w:after="40" w:before="0"/>
+              <w:jc w:val="left"/>
+            </w:pPr>
+            <w:r>
+              <w:rPr>
+                <w:rFonts w:ascii="Arial" w:cs="Arial" w:eastAsia="Arial" w:hAnsi="Arial"/>
+                <w:b/>
+                <w:bCs/>
+                <w:i w:val="false"/>
+                <w:iCs w:val="false"/>
+                <w:color w:val="000000"/>
+                <w:sz w:val="18"/>
+                <w:szCs w:val="18"/>
+              </w:rPr>
+              <w:t xml:space="preserve">Predict Phase</w:t>
             </w:r>
           </w:p>
           <w:p>
@@ -12283,7 +12283,7 @@
             <w:pPr>
               <w:spacing w:after="20" w:before="0"/>
             </w:pPr>
-            <w:hyperlink w:history="1" r:id="rIdrgtvhrob3zp6rwnnba4ut">
+            <w:hyperlink w:history="1" r:id="rId0zscf94agc4iqykmmxa1c">
               <w:r>
                 <w:rPr>
                   <w:rFonts w:ascii="Arial" w:cs="Arial" w:eastAsia="Arial" w:hAnsi="Arial"/>
@@ -12316,7 +12316,7 @@
               <w:spacing w:after="10" w:before="0"/>
               <w:ind w:left="120"/>
             </w:pPr>
-            <w:hyperlink w:history="1" r:id="rIdo8x9yx6gj4dhvpwja9mjk">
+            <w:hyperlink w:history="1" r:id="rIdr6d8t59pmm2d4v3poxq73">
               <w:r>
                 <w:rPr>
                   <w:rFonts w:ascii="Arial" w:cs="Arial" w:eastAsia="Arial" w:hAnsi="Arial"/>
@@ -12361,7 +12361,7 @@
             <w:pPr>
               <w:spacing w:after="20" w:before="0"/>
             </w:pPr>
-            <w:hyperlink w:history="1" r:id="rIdpcddpj47kvz9eeypsgmsa">
+            <w:hyperlink w:history="1" r:id="rId_skcwm2wgv3nnndydnt_1">
               <w:r>
                 <w:rPr>
                   <w:rFonts w:ascii="Arial" w:cs="Arial" w:eastAsia="Arial" w:hAnsi="Arial"/>
@@ -12394,7 +12394,7 @@
               <w:spacing w:after="10" w:before="0"/>
               <w:ind w:left="120"/>
             </w:pPr>
-            <w:hyperlink w:history="1" r:id="rId5x9x3kuyhjrggffac8evo">
+            <w:hyperlink w:history="1" r:id="rIduhvoj_xyts0xrntzcowel">
               <w:r>
                 <w:rPr>
                   <w:rFonts w:ascii="Arial" w:cs="Arial" w:eastAsia="Arial" w:hAnsi="Arial"/>
@@ -12541,32 +12541,32 @@
         <w:tc>
           <w:tcPr>
             <w:tcW w:type="dxa" w:w="1520"/>
-            <w:shd w:fill="F2F2F2" w:color="auto" w:val="clear"/>
-            <w:tcMar>
-              <w:top w:type="dxa" w:w="60"/>
-              <w:left w:type="dxa" w:w="120"/>
-              <w:bottom w:type="dxa" w:w="60"/>
-              <w:right w:type="dxa" w:w="120"/>
-            </w:tcMar>
-            <w:vAlign w:val="top"/>
-          </w:tcPr>
-          <w:p>
-            <w:pPr>
-              <w:spacing w:after="40" w:before="0"/>
-              <w:jc w:val="left"/>
-            </w:pPr>
-            <w:r>
-              <w:rPr>
-                <w:rFonts w:ascii="Arial" w:cs="Arial" w:eastAsia="Arial" w:hAnsi="Arial"/>
-                <w:b/>
-                <w:bCs/>
-                <w:i w:val="false"/>
-                <w:iCs w:val="false"/>
-                <w:color w:val="000000"/>
-                <w:sz w:val="18"/>
-                <w:szCs w:val="18"/>
-              </w:rPr>
-              <w:t xml:space="preserve">Phase 2 — Observe (20 minutes)</w:t>
+            <w:shd w:fill="D9EEF1" w:color="auto" w:val="clear"/>
+            <w:tcMar>
+              <w:top w:type="dxa" w:w="60"/>
+              <w:left w:type="dxa" w:w="120"/>
+              <w:bottom w:type="dxa" w:w="60"/>
+              <w:right w:type="dxa" w:w="120"/>
+            </w:tcMar>
+            <w:vAlign w:val="top"/>
+          </w:tcPr>
+          <w:p>
+            <w:pPr>
+              <w:spacing w:after="40" w:before="0"/>
+              <w:jc w:val="left"/>
+            </w:pPr>
+            <w:r>
+              <w:rPr>
+                <w:rFonts w:ascii="Arial" w:cs="Arial" w:eastAsia="Arial" w:hAnsi="Arial"/>
+                <w:b/>
+                <w:bCs/>
+                <w:i w:val="false"/>
+                <w:iCs w:val="false"/>
+                <w:color w:val="000000"/>
+                <w:sz w:val="18"/>
+                <w:szCs w:val="18"/>
+              </w:rPr>
+              <w:t xml:space="preserve">Observe Phase</w:t>
             </w:r>
           </w:p>
           <w:p>
@@ -12589,7 +12589,7 @@
             <w:pPr>
               <w:spacing w:after="20" w:before="0"/>
             </w:pPr>
-            <w:hyperlink w:history="1" r:id="rIdnatmgmq9paqbewlkgl3jg">
+            <w:hyperlink w:history="1" r:id="rIdsf8mgaertovaekgdqbyd9">
               <w:r>
                 <w:rPr>
                   <w:rFonts w:ascii="Arial" w:cs="Arial" w:eastAsia="Arial" w:hAnsi="Arial"/>
@@ -12622,7 +12622,7 @@
               <w:spacing w:after="10" w:before="0"/>
               <w:ind w:left="120"/>
             </w:pPr>
-            <w:hyperlink w:history="1" r:id="rIdfintrtmcleylnvirbcpi7">
+            <w:hyperlink w:history="1" r:id="rIdcag1-lqz6szwermwsrxgw">
               <w:r>
                 <w:rPr>
                   <w:rFonts w:ascii="Arial" w:cs="Arial" w:eastAsia="Arial" w:hAnsi="Arial"/>
@@ -12667,7 +12667,7 @@
             <w:pPr>
               <w:spacing w:after="20" w:before="0"/>
             </w:pPr>
-            <w:hyperlink w:history="1" r:id="rIdtcmdvxk-i_kf0oq7dkmxb">
+            <w:hyperlink w:history="1" r:id="rIdj58rtabruv6wn7cp1nfk-">
               <w:r>
                 <w:rPr>
                   <w:rFonts w:ascii="Arial" w:cs="Arial" w:eastAsia="Arial" w:hAnsi="Arial"/>
@@ -12700,7 +12700,7 @@
               <w:spacing w:after="10" w:before="0"/>
               <w:ind w:left="120"/>
             </w:pPr>
-            <w:hyperlink w:history="1" r:id="rIdajam-mp2q8hnw7dfultup">
+            <w:hyperlink w:history="1" r:id="rIddphyvcamutnrzuodshd6z">
               <w:r>
                 <w:rPr>
                   <w:rFonts w:ascii="Arial" w:cs="Arial" w:eastAsia="Arial" w:hAnsi="Arial"/>
@@ -12847,32 +12847,32 @@
         <w:tc>
           <w:tcPr>
             <w:tcW w:type="dxa" w:w="1520"/>
-            <w:shd w:fill="F2F2F2" w:color="auto" w:val="clear"/>
-            <w:tcMar>
-              <w:top w:type="dxa" w:w="60"/>
-              <w:left w:type="dxa" w:w="120"/>
-              <w:bottom w:type="dxa" w:w="60"/>
-              <w:right w:type="dxa" w:w="120"/>
-            </w:tcMar>
-            <w:vAlign w:val="top"/>
-          </w:tcPr>
-          <w:p>
-            <w:pPr>
-              <w:spacing w:after="40" w:before="0"/>
-              <w:jc w:val="left"/>
-            </w:pPr>
-            <w:r>
-              <w:rPr>
-                <w:rFonts w:ascii="Arial" w:cs="Arial" w:eastAsia="Arial" w:hAnsi="Arial"/>
-                <w:b/>
-                <w:bCs/>
-                <w:i w:val="false"/>
-                <w:iCs w:val="false"/>
-                <w:color w:val="000000"/>
-                <w:sz w:val="18"/>
-                <w:szCs w:val="18"/>
-              </w:rPr>
-              <w:t xml:space="preserve">Phase 3 — Explain (25 minutes)</w:t>
+            <w:shd w:fill="E2EFDA" w:color="auto" w:val="clear"/>
+            <w:tcMar>
+              <w:top w:type="dxa" w:w="60"/>
+              <w:left w:type="dxa" w:w="120"/>
+              <w:bottom w:type="dxa" w:w="60"/>
+              <w:right w:type="dxa" w:w="120"/>
+            </w:tcMar>
+            <w:vAlign w:val="top"/>
+          </w:tcPr>
+          <w:p>
+            <w:pPr>
+              <w:spacing w:after="40" w:before="0"/>
+              <w:jc w:val="left"/>
+            </w:pPr>
+            <w:r>
+              <w:rPr>
+                <w:rFonts w:ascii="Arial" w:cs="Arial" w:eastAsia="Arial" w:hAnsi="Arial"/>
+                <w:b/>
+                <w:bCs/>
+                <w:i w:val="false"/>
+                <w:iCs w:val="false"/>
+                <w:color w:val="000000"/>
+                <w:sz w:val="18"/>
+                <w:szCs w:val="18"/>
+              </w:rPr>
+              <w:t xml:space="preserve">Explain Phase</w:t>
             </w:r>
           </w:p>
           <w:p>
@@ -12895,7 +12895,7 @@
             <w:pPr>
               <w:spacing w:after="20" w:before="0"/>
             </w:pPr>
-            <w:hyperlink w:history="1" r:id="rIdiyz95si0xnpm3xfctnztu">
+            <w:hyperlink w:history="1" r:id="rIdfjg3cvtiqioat0xiuune0">
               <w:r>
                 <w:rPr>
                   <w:rFonts w:ascii="Arial" w:cs="Arial" w:eastAsia="Arial" w:hAnsi="Arial"/>
@@ -12928,7 +12928,7 @@
               <w:spacing w:after="10" w:before="0"/>
               <w:ind w:left="120"/>
             </w:pPr>
-            <w:hyperlink w:history="1" r:id="rIdwbr8hhqxuk_hkxwrh6q9r">
+            <w:hyperlink w:history="1" r:id="rIdagg_zedpg0wiwk3gh_o8c">
               <w:r>
                 <w:rPr>
                   <w:rFonts w:ascii="Arial" w:cs="Arial" w:eastAsia="Arial" w:hAnsi="Arial"/>
@@ -12973,7 +12973,7 @@
             <w:pPr>
               <w:spacing w:after="20" w:before="0"/>
             </w:pPr>
-            <w:hyperlink w:history="1" r:id="rIdf6bn52bms6hc-agwh1tcd">
+            <w:hyperlink w:history="1" r:id="rIdqajnlo0vkqetiw1ck3xbs">
               <w:r>
                 <w:rPr>
                   <w:rFonts w:ascii="Arial" w:cs="Arial" w:eastAsia="Arial" w:hAnsi="Arial"/>
@@ -13006,7 +13006,7 @@
               <w:spacing w:after="10" w:before="0"/>
               <w:ind w:left="120"/>
             </w:pPr>
-            <w:hyperlink w:history="1" r:id="rIdlewmjhqyut8bclmzgesx1">
+            <w:hyperlink w:history="1" r:id="rIdfmhciwty68sdtruy4iwod">
               <w:r>
                 <w:rPr>
                   <w:rFonts w:ascii="Arial" w:cs="Arial" w:eastAsia="Arial" w:hAnsi="Arial"/>
@@ -13153,32 +13153,32 @@
         <w:tc>
           <w:tcPr>
             <w:tcW w:type="dxa" w:w="1520"/>
-            <w:shd w:fill="F2F2F2" w:color="auto" w:val="clear"/>
-            <w:tcMar>
-              <w:top w:type="dxa" w:w="60"/>
-              <w:left w:type="dxa" w:w="120"/>
-              <w:bottom w:type="dxa" w:w="60"/>
-              <w:right w:type="dxa" w:w="120"/>
-            </w:tcMar>
-            <w:vAlign w:val="top"/>
-          </w:tcPr>
-          <w:p>
-            <w:pPr>
-              <w:spacing w:after="40" w:before="0"/>
-              <w:jc w:val="left"/>
-            </w:pPr>
-            <w:r>
-              <w:rPr>
-                <w:rFonts w:ascii="Arial" w:cs="Arial" w:eastAsia="Arial" w:hAnsi="Arial"/>
-                <w:b/>
-                <w:bCs/>
-                <w:i w:val="false"/>
-                <w:iCs w:val="false"/>
-                <w:color w:val="000000"/>
-                <w:sz w:val="18"/>
-                <w:szCs w:val="18"/>
-              </w:rPr>
-              <w:t xml:space="preserve">Phase 4 — Driving Question Board Update (10 minutes)</w:t>
+            <w:shd w:fill="FCE4D6" w:color="auto" w:val="clear"/>
+            <w:tcMar>
+              <w:top w:type="dxa" w:w="60"/>
+              <w:left w:type="dxa" w:w="120"/>
+              <w:bottom w:type="dxa" w:w="60"/>
+              <w:right w:type="dxa" w:w="120"/>
+            </w:tcMar>
+            <w:vAlign w:val="top"/>
+          </w:tcPr>
+          <w:p>
+            <w:pPr>
+              <w:spacing w:after="40" w:before="0"/>
+              <w:jc w:val="left"/>
+            </w:pPr>
+            <w:r>
+              <w:rPr>
+                <w:rFonts w:ascii="Arial" w:cs="Arial" w:eastAsia="Arial" w:hAnsi="Arial"/>
+                <w:b/>
+                <w:bCs/>
+                <w:i w:val="false"/>
+                <w:iCs w:val="false"/>
+                <w:color w:val="000000"/>
+                <w:sz w:val="18"/>
+                <w:szCs w:val="18"/>
+              </w:rPr>
+              <w:t xml:space="preserve">Driving Question Board (DQB) Creation</w:t>
             </w:r>
           </w:p>
           <w:p>
@@ -13201,7 +13201,7 @@
             <w:pPr>
               <w:spacing w:after="20" w:before="0"/>
             </w:pPr>
-            <w:hyperlink w:history="1" r:id="rIdmo4lqr9p2zdjwzi1lwine">
+            <w:hyperlink w:history="1" r:id="rIdhq3gkbgj8scusm5rsmh5d">
               <w:r>
                 <w:rPr>
                   <w:rFonts w:ascii="Arial" w:cs="Arial" w:eastAsia="Arial" w:hAnsi="Arial"/>
@@ -13234,7 +13234,7 @@
               <w:spacing w:after="10" w:before="0"/>
               <w:ind w:left="120"/>
             </w:pPr>
-            <w:hyperlink w:history="1" r:id="rIdqp25i8yleycfknjzpvo3l">
+            <w:hyperlink w:history="1" r:id="rIdeyn-nn-uopwe3hdgo4_ep">
               <w:r>
                 <w:rPr>
                   <w:rFonts w:ascii="Arial" w:cs="Arial" w:eastAsia="Arial" w:hAnsi="Arial"/>
@@ -13279,7 +13279,7 @@
             <w:pPr>
               <w:spacing w:after="20" w:before="0"/>
             </w:pPr>
-            <w:hyperlink w:history="1" r:id="rIdwx43wjj-ivg_bzmfeihts">
+            <w:hyperlink w:history="1" r:id="rIdvl31g4eemnlxz-rbjzzxw">
               <w:r>
                 <w:rPr>
                   <w:rFonts w:ascii="Arial" w:cs="Arial" w:eastAsia="Arial" w:hAnsi="Arial"/>
@@ -13312,7 +13312,7 @@
               <w:spacing w:after="10" w:before="0"/>
               <w:ind w:left="120"/>
             </w:pPr>
-            <w:hyperlink w:history="1" r:id="rIddbrhwb33crv0ef-ytk7r8">
+            <w:hyperlink w:history="1" r:id="rId_yvtz84qbx_qkqo0ai_bg">
               <w:r>
                 <w:rPr>
                   <w:rFonts w:ascii="Arial" w:cs="Arial" w:eastAsia="Arial" w:hAnsi="Arial"/>
@@ -13459,32 +13459,32 @@
         <w:tc>
           <w:tcPr>
             <w:tcW w:type="dxa" w:w="1520"/>
-            <w:shd w:fill="F2F2F2" w:color="auto" w:val="clear"/>
-            <w:tcMar>
-              <w:top w:type="dxa" w:w="60"/>
-              <w:left w:type="dxa" w:w="120"/>
-              <w:bottom w:type="dxa" w:w="60"/>
-              <w:right w:type="dxa" w:w="120"/>
-            </w:tcMar>
-            <w:vAlign w:val="top"/>
-          </w:tcPr>
-          <w:p>
-            <w:pPr>
-              <w:spacing w:after="40" w:before="0"/>
-              <w:jc w:val="left"/>
-            </w:pPr>
-            <w:r>
-              <w:rPr>
-                <w:rFonts w:ascii="Arial" w:cs="Arial" w:eastAsia="Arial" w:hAnsi="Arial"/>
-                <w:b/>
-                <w:bCs/>
-                <w:i w:val="false"/>
-                <w:iCs w:val="false"/>
-                <w:color w:val="000000"/>
-                <w:sz w:val="18"/>
-                <w:szCs w:val="18"/>
-              </w:rPr>
-              <w:t xml:space="preserve">Phase 5 — Model Building (10 minutes)</w:t>
+            <w:shd w:fill="D5E8F0" w:color="auto" w:val="clear"/>
+            <w:tcMar>
+              <w:top w:type="dxa" w:w="60"/>
+              <w:left w:type="dxa" w:w="120"/>
+              <w:bottom w:type="dxa" w:w="60"/>
+              <w:right w:type="dxa" w:w="120"/>
+            </w:tcMar>
+            <w:vAlign w:val="top"/>
+          </w:tcPr>
+          <w:p>
+            <w:pPr>
+              <w:spacing w:after="40" w:before="0"/>
+              <w:jc w:val="left"/>
+            </w:pPr>
+            <w:r>
+              <w:rPr>
+                <w:rFonts w:ascii="Arial" w:cs="Arial" w:eastAsia="Arial" w:hAnsi="Arial"/>
+                <w:b/>
+                <w:bCs/>
+                <w:i w:val="false"/>
+                <w:iCs w:val="false"/>
+                <w:color w:val="000000"/>
+                <w:sz w:val="18"/>
+                <w:szCs w:val="18"/>
+              </w:rPr>
+              <w:t xml:space="preserve">Model Building Phase</w:t>
             </w:r>
           </w:p>
           <w:p>
@@ -13507,7 +13507,7 @@
             <w:pPr>
               <w:spacing w:after="20" w:before="0"/>
             </w:pPr>
-            <w:hyperlink w:history="1" r:id="rIdaaxwy0owg4ms_1gshwsrp">
+            <w:hyperlink w:history="1" r:id="rIdevzoaibfkdt9lnargwvfb">
               <w:r>
                 <w:rPr>
                   <w:rFonts w:ascii="Arial" w:cs="Arial" w:eastAsia="Arial" w:hAnsi="Arial"/>
@@ -13540,7 +13540,7 @@
               <w:spacing w:after="10" w:before="0"/>
               <w:ind w:left="120"/>
             </w:pPr>
-            <w:hyperlink w:history="1" r:id="rIdn6-0ams-cnynptkkqxnxt">
+            <w:hyperlink w:history="1" r:id="rIdficsiyha77f8ebgyqvfde">
               <w:r>
                 <w:rPr>
                   <w:rFonts w:ascii="Arial" w:cs="Arial" w:eastAsia="Arial" w:hAnsi="Arial"/>
@@ -13585,7 +13585,7 @@
             <w:pPr>
               <w:spacing w:after="20" w:before="0"/>
             </w:pPr>
-            <w:hyperlink w:history="1" r:id="rIdtftnzo55liibr1bngnuql">
+            <w:hyperlink w:history="1" r:id="rIdext6tqnsueljlzavksdky">
               <w:r>
                 <w:rPr>
                   <w:rFonts w:ascii="Arial" w:cs="Arial" w:eastAsia="Arial" w:hAnsi="Arial"/>
@@ -13618,7 +13618,7 @@
               <w:spacing w:after="10" w:before="0"/>
               <w:ind w:left="120"/>
             </w:pPr>
-            <w:hyperlink w:history="1" r:id="rIdj_iujc_p5-nyt4u6efj-f">
+            <w:hyperlink w:history="1" r:id="rIdkg1n2d9ly5yvmcx9mf6ir">
               <w:r>
                 <w:rPr>
                   <w:rFonts w:ascii="Arial" w:cs="Arial" w:eastAsia="Arial" w:hAnsi="Arial"/>
@@ -15057,32 +15057,32 @@
         <w:tc>
           <w:tcPr>
             <w:tcW w:type="dxa" w:w="1520"/>
-            <w:shd w:fill="F2F2F2" w:color="auto" w:val="clear"/>
-            <w:tcMar>
-              <w:top w:type="dxa" w:w="60"/>
-              <w:left w:type="dxa" w:w="120"/>
-              <w:bottom w:type="dxa" w:w="60"/>
-              <w:right w:type="dxa" w:w="120"/>
-            </w:tcMar>
-            <w:vAlign w:val="top"/>
-          </w:tcPr>
-          <w:p>
-            <w:pPr>
-              <w:spacing w:after="40" w:before="0"/>
-              <w:jc w:val="left"/>
-            </w:pPr>
-            <w:r>
-              <w:rPr>
-                <w:rFonts w:ascii="Arial" w:cs="Arial" w:eastAsia="Arial" w:hAnsi="Arial"/>
-                <w:b/>
-                <w:bCs/>
-                <w:i w:val="false"/>
-                <w:iCs w:val="false"/>
-                <w:color w:val="000000"/>
-                <w:sz w:val="18"/>
-                <w:szCs w:val="18"/>
-              </w:rPr>
-              <w:t xml:space="preserve">Phase 1 — PREDICT (12 minutes)</w:t>
+            <w:shd w:fill="EAD1F5" w:color="auto" w:val="clear"/>
+            <w:tcMar>
+              <w:top w:type="dxa" w:w="60"/>
+              <w:left w:type="dxa" w:w="120"/>
+              <w:bottom w:type="dxa" w:w="60"/>
+              <w:right w:type="dxa" w:w="120"/>
+            </w:tcMar>
+            <w:vAlign w:val="top"/>
+          </w:tcPr>
+          <w:p>
+            <w:pPr>
+              <w:spacing w:after="40" w:before="0"/>
+              <w:jc w:val="left"/>
+            </w:pPr>
+            <w:r>
+              <w:rPr>
+                <w:rFonts w:ascii="Arial" w:cs="Arial" w:eastAsia="Arial" w:hAnsi="Arial"/>
+                <w:b/>
+                <w:bCs/>
+                <w:i w:val="false"/>
+                <w:iCs w:val="false"/>
+                <w:color w:val="000000"/>
+                <w:sz w:val="18"/>
+                <w:szCs w:val="18"/>
+              </w:rPr>
+              <w:t xml:space="preserve">Predict Phase</w:t>
             </w:r>
           </w:p>
           <w:p>
@@ -15105,7 +15105,7 @@
             <w:pPr>
               <w:spacing w:after="20" w:before="0"/>
             </w:pPr>
-            <w:hyperlink w:history="1" r:id="rIdbobau7otxtdrqdsenryuq">
+            <w:hyperlink w:history="1" r:id="rIdpp4o8ej97dssjqnkvflpo">
               <w:r>
                 <w:rPr>
                   <w:rFonts w:ascii="Arial" w:cs="Arial" w:eastAsia="Arial" w:hAnsi="Arial"/>
@@ -15138,7 +15138,7 @@
               <w:spacing w:after="10" w:before="0"/>
               <w:ind w:left="120"/>
             </w:pPr>
-            <w:hyperlink w:history="1" r:id="rId_foxbryd-t5srsl68ppq4">
+            <w:hyperlink w:history="1" r:id="rIdzzdxtmcjwcrcf0q5som1d">
               <w:r>
                 <w:rPr>
                   <w:rFonts w:ascii="Arial" w:cs="Arial" w:eastAsia="Arial" w:hAnsi="Arial"/>
@@ -15183,7 +15183,7 @@
             <w:pPr>
               <w:spacing w:after="20" w:before="0"/>
             </w:pPr>
-            <w:hyperlink w:history="1" r:id="rIdlfl8hrdqujo-uvwrpcc1w">
+            <w:hyperlink w:history="1" r:id="rIdlicbup-u2hwwvnxuv80dj">
               <w:r>
                 <w:rPr>
                   <w:rFonts w:ascii="Arial" w:cs="Arial" w:eastAsia="Arial" w:hAnsi="Arial"/>
@@ -15216,7 +15216,7 @@
               <w:spacing w:after="10" w:before="0"/>
               <w:ind w:left="120"/>
             </w:pPr>
-            <w:hyperlink w:history="1" r:id="rIdo5lt3lh5vxyrdiqze11xk">
+            <w:hyperlink w:history="1" r:id="rId1rgam8gqntwhew5lruzbp">
               <w:r>
                 <w:rPr>
                   <w:rFonts w:ascii="Arial" w:cs="Arial" w:eastAsia="Arial" w:hAnsi="Arial"/>
@@ -15363,32 +15363,32 @@
         <w:tc>
           <w:tcPr>
             <w:tcW w:type="dxa" w:w="1520"/>
-            <w:shd w:fill="F2F2F2" w:color="auto" w:val="clear"/>
-            <w:tcMar>
-              <w:top w:type="dxa" w:w="60"/>
-              <w:left w:type="dxa" w:w="120"/>
-              <w:bottom w:type="dxa" w:w="60"/>
-              <w:right w:type="dxa" w:w="120"/>
-            </w:tcMar>
-            <w:vAlign w:val="top"/>
-          </w:tcPr>
-          <w:p>
-            <w:pPr>
-              <w:spacing w:after="40" w:before="0"/>
-              <w:jc w:val="left"/>
-            </w:pPr>
-            <w:r>
-              <w:rPr>
-                <w:rFonts w:ascii="Arial" w:cs="Arial" w:eastAsia="Arial" w:hAnsi="Arial"/>
-                <w:b/>
-                <w:bCs/>
-                <w:i w:val="false"/>
-                <w:iCs w:val="false"/>
-                <w:color w:val="000000"/>
-                <w:sz w:val="18"/>
-                <w:szCs w:val="18"/>
-              </w:rPr>
-              <w:t xml:space="preserve">Phase 2 — OBSERVE (20 minutes)</w:t>
+            <w:shd w:fill="D9EEF1" w:color="auto" w:val="clear"/>
+            <w:tcMar>
+              <w:top w:type="dxa" w:w="60"/>
+              <w:left w:type="dxa" w:w="120"/>
+              <w:bottom w:type="dxa" w:w="60"/>
+              <w:right w:type="dxa" w:w="120"/>
+            </w:tcMar>
+            <w:vAlign w:val="top"/>
+          </w:tcPr>
+          <w:p>
+            <w:pPr>
+              <w:spacing w:after="40" w:before="0"/>
+              <w:jc w:val="left"/>
+            </w:pPr>
+            <w:r>
+              <w:rPr>
+                <w:rFonts w:ascii="Arial" w:cs="Arial" w:eastAsia="Arial" w:hAnsi="Arial"/>
+                <w:b/>
+                <w:bCs/>
+                <w:i w:val="false"/>
+                <w:iCs w:val="false"/>
+                <w:color w:val="000000"/>
+                <w:sz w:val="18"/>
+                <w:szCs w:val="18"/>
+              </w:rPr>
+              <w:t xml:space="preserve">Observe Phase</w:t>
             </w:r>
           </w:p>
           <w:p>
@@ -15411,7 +15411,7 @@
             <w:pPr>
               <w:spacing w:after="20" w:before="0"/>
             </w:pPr>
-            <w:hyperlink w:history="1" r:id="rIdbut4ij_kiq6ybo1sqesgo">
+            <w:hyperlink w:history="1" r:id="rIdqwc8ul4nxgwflzubzbgqr">
               <w:r>
                 <w:rPr>
                   <w:rFonts w:ascii="Arial" w:cs="Arial" w:eastAsia="Arial" w:hAnsi="Arial"/>
@@ -15444,7 +15444,7 @@
               <w:spacing w:after="10" w:before="0"/>
               <w:ind w:left="120"/>
             </w:pPr>
-            <w:hyperlink w:history="1" r:id="rIdqarkjozc2fmnbpgbdh2mb">
+            <w:hyperlink w:history="1" r:id="rIdwngq2hcvsu0khq2le3lik">
               <w:r>
                 <w:rPr>
                   <w:rFonts w:ascii="Arial" w:cs="Arial" w:eastAsia="Arial" w:hAnsi="Arial"/>
@@ -15489,7 +15489,7 @@
             <w:pPr>
               <w:spacing w:after="20" w:before="0"/>
             </w:pPr>
-            <w:hyperlink w:history="1" r:id="rId5eqkdf_rkq67cqoatacqe">
+            <w:hyperlink w:history="1" r:id="rIdiagutl0zgdze7y-duwu_f">
               <w:r>
                 <w:rPr>
                   <w:rFonts w:ascii="Arial" w:cs="Arial" w:eastAsia="Arial" w:hAnsi="Arial"/>
@@ -15522,7 +15522,7 @@
               <w:spacing w:after="10" w:before="0"/>
               <w:ind w:left="120"/>
             </w:pPr>
-            <w:hyperlink w:history="1" r:id="rIdf8cuuraxfyvkqfjoklhch">
+            <w:hyperlink w:history="1" r:id="rIdd6aozer2ccw_icrpbbht6">
               <w:r>
                 <w:rPr>
                   <w:rFonts w:ascii="Arial" w:cs="Arial" w:eastAsia="Arial" w:hAnsi="Arial"/>
@@ -15669,32 +15669,32 @@
         <w:tc>
           <w:tcPr>
             <w:tcW w:type="dxa" w:w="1520"/>
-            <w:shd w:fill="F2F2F2" w:color="auto" w:val="clear"/>
-            <w:tcMar>
-              <w:top w:type="dxa" w:w="60"/>
-              <w:left w:type="dxa" w:w="120"/>
-              <w:bottom w:type="dxa" w:w="60"/>
-              <w:right w:type="dxa" w:w="120"/>
-            </w:tcMar>
-            <w:vAlign w:val="top"/>
-          </w:tcPr>
-          <w:p>
-            <w:pPr>
-              <w:spacing w:after="40" w:before="0"/>
-              <w:jc w:val="left"/>
-            </w:pPr>
-            <w:r>
-              <w:rPr>
-                <w:rFonts w:ascii="Arial" w:cs="Arial" w:eastAsia="Arial" w:hAnsi="Arial"/>
-                <w:b/>
-                <w:bCs/>
-                <w:i w:val="false"/>
-                <w:iCs w:val="false"/>
-                <w:color w:val="000000"/>
-                <w:sz w:val="18"/>
-                <w:szCs w:val="18"/>
-              </w:rPr>
-              <w:t xml:space="preserve">Phase 3 — EXPLAIN (25 minutes)</w:t>
+            <w:shd w:fill="E2EFDA" w:color="auto" w:val="clear"/>
+            <w:tcMar>
+              <w:top w:type="dxa" w:w="60"/>
+              <w:left w:type="dxa" w:w="120"/>
+              <w:bottom w:type="dxa" w:w="60"/>
+              <w:right w:type="dxa" w:w="120"/>
+            </w:tcMar>
+            <w:vAlign w:val="top"/>
+          </w:tcPr>
+          <w:p>
+            <w:pPr>
+              <w:spacing w:after="40" w:before="0"/>
+              <w:jc w:val="left"/>
+            </w:pPr>
+            <w:r>
+              <w:rPr>
+                <w:rFonts w:ascii="Arial" w:cs="Arial" w:eastAsia="Arial" w:hAnsi="Arial"/>
+                <w:b/>
+                <w:bCs/>
+                <w:i w:val="false"/>
+                <w:iCs w:val="false"/>
+                <w:color w:val="000000"/>
+                <w:sz w:val="18"/>
+                <w:szCs w:val="18"/>
+              </w:rPr>
+              <w:t xml:space="preserve">Explain Phase</w:t>
             </w:r>
           </w:p>
           <w:p>
@@ -15717,7 +15717,7 @@
             <w:pPr>
               <w:spacing w:after="20" w:before="0"/>
             </w:pPr>
-            <w:hyperlink w:history="1" r:id="rIdfhkr45-td-tt4pcwgd83f">
+            <w:hyperlink w:history="1" r:id="rIduh1owo9mz-zv2ee3ib4ax">
               <w:r>
                 <w:rPr>
                   <w:rFonts w:ascii="Arial" w:cs="Arial" w:eastAsia="Arial" w:hAnsi="Arial"/>
@@ -15750,7 +15750,7 @@
               <w:spacing w:after="10" w:before="0"/>
               <w:ind w:left="120"/>
             </w:pPr>
-            <w:hyperlink w:history="1" r:id="rIdnzpzv9ym_ngtodanhpzyf">
+            <w:hyperlink w:history="1" r:id="rIdxrmrfamkuaqmoxqlr9fkw">
               <w:r>
                 <w:rPr>
                   <w:rFonts w:ascii="Arial" w:cs="Arial" w:eastAsia="Arial" w:hAnsi="Arial"/>
@@ -15795,7 +15795,7 @@
             <w:pPr>
               <w:spacing w:after="20" w:before="0"/>
             </w:pPr>
-            <w:hyperlink w:history="1" r:id="rId_ailuoad9cxwilk_hkess">
+            <w:hyperlink w:history="1" r:id="rIdry160cjqebvzlfl95ntqz">
               <w:r>
                 <w:rPr>
                   <w:rFonts w:ascii="Arial" w:cs="Arial" w:eastAsia="Arial" w:hAnsi="Arial"/>
@@ -15828,7 +15828,7 @@
               <w:spacing w:after="10" w:before="0"/>
               <w:ind w:left="120"/>
             </w:pPr>
-            <w:hyperlink w:history="1" r:id="rIdkq5dvizhs2mu7frwg9dei">
+            <w:hyperlink w:history="1" r:id="rIdnbeprmqygw-xbuebfny6y">
               <w:r>
                 <w:rPr>
                   <w:rFonts w:ascii="Arial" w:cs="Arial" w:eastAsia="Arial" w:hAnsi="Arial"/>
@@ -15975,32 +15975,32 @@
         <w:tc>
           <w:tcPr>
             <w:tcW w:type="dxa" w:w="1520"/>
-            <w:shd w:fill="F2F2F2" w:color="auto" w:val="clear"/>
-            <w:tcMar>
-              <w:top w:type="dxa" w:w="60"/>
-              <w:left w:type="dxa" w:w="120"/>
-              <w:bottom w:type="dxa" w:w="60"/>
-              <w:right w:type="dxa" w:w="120"/>
-            </w:tcMar>
-            <w:vAlign w:val="top"/>
-          </w:tcPr>
-          <w:p>
-            <w:pPr>
-              <w:spacing w:after="40" w:before="0"/>
-              <w:jc w:val="left"/>
-            </w:pPr>
-            <w:r>
-              <w:rPr>
-                <w:rFonts w:ascii="Arial" w:cs="Arial" w:eastAsia="Arial" w:hAnsi="Arial"/>
-                <w:b/>
-                <w:bCs/>
-                <w:i w:val="false"/>
-                <w:iCs w:val="false"/>
-                <w:color w:val="000000"/>
-                <w:sz w:val="18"/>
-                <w:szCs w:val="18"/>
-              </w:rPr>
-              <w:t xml:space="preserve">Phase 4 — DRIVING QUESTION BOARD UPDATE (10 minutes)</w:t>
+            <w:shd w:fill="FCE4D6" w:color="auto" w:val="clear"/>
+            <w:tcMar>
+              <w:top w:type="dxa" w:w="60"/>
+              <w:left w:type="dxa" w:w="120"/>
+              <w:bottom w:type="dxa" w:w="60"/>
+              <w:right w:type="dxa" w:w="120"/>
+            </w:tcMar>
+            <w:vAlign w:val="top"/>
+          </w:tcPr>
+          <w:p>
+            <w:pPr>
+              <w:spacing w:after="40" w:before="0"/>
+              <w:jc w:val="left"/>
+            </w:pPr>
+            <w:r>
+              <w:rPr>
+                <w:rFonts w:ascii="Arial" w:cs="Arial" w:eastAsia="Arial" w:hAnsi="Arial"/>
+                <w:b/>
+                <w:bCs/>
+                <w:i w:val="false"/>
+                <w:iCs w:val="false"/>
+                <w:color w:val="000000"/>
+                <w:sz w:val="18"/>
+                <w:szCs w:val="18"/>
+              </w:rPr>
+              <w:t xml:space="preserve">Driving Question Board (DQB) Creation</w:t>
             </w:r>
           </w:p>
           <w:p>
@@ -16023,7 +16023,7 @@
             <w:pPr>
               <w:spacing w:after="20" w:before="0"/>
             </w:pPr>
-            <w:hyperlink w:history="1" r:id="rIdnrhdhohl_jmusknot8pqi">
+            <w:hyperlink w:history="1" r:id="rId7xsdjaous6ix45zalr6wx">
               <w:r>
                 <w:rPr>
                   <w:rFonts w:ascii="Arial" w:cs="Arial" w:eastAsia="Arial" w:hAnsi="Arial"/>
@@ -16056,7 +16056,7 @@
               <w:spacing w:after="10" w:before="0"/>
               <w:ind w:left="120"/>
             </w:pPr>
-            <w:hyperlink w:history="1" r:id="rIdrvo0luppl8gamazvjm4k9">
+            <w:hyperlink w:history="1" r:id="rIdsr-8uv78b1eqhgz5wjss3">
               <w:r>
                 <w:rPr>
                   <w:rFonts w:ascii="Arial" w:cs="Arial" w:eastAsia="Arial" w:hAnsi="Arial"/>
@@ -16101,7 +16101,7 @@
             <w:pPr>
               <w:spacing w:after="20" w:before="0"/>
             </w:pPr>
-            <w:hyperlink w:history="1" r:id="rIdcocho4fjxtyl5up-yejuw">
+            <w:hyperlink w:history="1" r:id="rIdot_2xyo6jrfwir7otyj9w">
               <w:r>
                 <w:rPr>
                   <w:rFonts w:ascii="Arial" w:cs="Arial" w:eastAsia="Arial" w:hAnsi="Arial"/>
@@ -16134,7 +16134,7 @@
               <w:spacing w:after="10" w:before="0"/>
               <w:ind w:left="120"/>
             </w:pPr>
-            <w:hyperlink w:history="1" r:id="rId74fnzhwko0bw77nvp2iek">
+            <w:hyperlink w:history="1" r:id="rId_4ljnsp_phcsvl3m7f_p5">
               <w:r>
                 <w:rPr>
                   <w:rFonts w:ascii="Arial" w:cs="Arial" w:eastAsia="Arial" w:hAnsi="Arial"/>
@@ -16281,32 +16281,32 @@
         <w:tc>
           <w:tcPr>
             <w:tcW w:type="dxa" w:w="1520"/>
-            <w:shd w:fill="F2F2F2" w:color="auto" w:val="clear"/>
-            <w:tcMar>
-              <w:top w:type="dxa" w:w="60"/>
-              <w:left w:type="dxa" w:w="120"/>
-              <w:bottom w:type="dxa" w:w="60"/>
-              <w:right w:type="dxa" w:w="120"/>
-            </w:tcMar>
-            <w:vAlign w:val="top"/>
-          </w:tcPr>
-          <w:p>
-            <w:pPr>
-              <w:spacing w:after="40" w:before="0"/>
-              <w:jc w:val="left"/>
-            </w:pPr>
-            <w:r>
-              <w:rPr>
-                <w:rFonts w:ascii="Arial" w:cs="Arial" w:eastAsia="Arial" w:hAnsi="Arial"/>
-                <w:b/>
-                <w:bCs/>
-                <w:i w:val="false"/>
-                <w:iCs w:val="false"/>
-                <w:color w:val="000000"/>
-                <w:sz w:val="18"/>
-                <w:szCs w:val="18"/>
-              </w:rPr>
-              <w:t xml:space="preserve">Phase 5 — MODEL BUILDING (13 minutes)</w:t>
+            <w:shd w:fill="D5E8F0" w:color="auto" w:val="clear"/>
+            <w:tcMar>
+              <w:top w:type="dxa" w:w="60"/>
+              <w:left w:type="dxa" w:w="120"/>
+              <w:bottom w:type="dxa" w:w="60"/>
+              <w:right w:type="dxa" w:w="120"/>
+            </w:tcMar>
+            <w:vAlign w:val="top"/>
+          </w:tcPr>
+          <w:p>
+            <w:pPr>
+              <w:spacing w:after="40" w:before="0"/>
+              <w:jc w:val="left"/>
+            </w:pPr>
+            <w:r>
+              <w:rPr>
+                <w:rFonts w:ascii="Arial" w:cs="Arial" w:eastAsia="Arial" w:hAnsi="Arial"/>
+                <w:b/>
+                <w:bCs/>
+                <w:i w:val="false"/>
+                <w:iCs w:val="false"/>
+                <w:color w:val="000000"/>
+                <w:sz w:val="18"/>
+                <w:szCs w:val="18"/>
+              </w:rPr>
+              <w:t xml:space="preserve">Model Building Phase</w:t>
             </w:r>
           </w:p>
           <w:p>
@@ -16329,7 +16329,7 @@
             <w:pPr>
               <w:spacing w:after="20" w:before="0"/>
             </w:pPr>
-            <w:hyperlink w:history="1" r:id="rIdcjtbkurw0qsikz9kob71c">
+            <w:hyperlink w:history="1" r:id="rId5pxrvd_jo9bfwf65b2wqw">
               <w:r>
                 <w:rPr>
                   <w:rFonts w:ascii="Arial" w:cs="Arial" w:eastAsia="Arial" w:hAnsi="Arial"/>
@@ -16362,7 +16362,7 @@
               <w:spacing w:after="10" w:before="0"/>
               <w:ind w:left="120"/>
             </w:pPr>
-            <w:hyperlink w:history="1" r:id="rId37fnf6dzywyq3wsjzjihj">
+            <w:hyperlink w:history="1" r:id="rIdtsgbgu3pcvou7xpldqs_q">
               <w:r>
                 <w:rPr>
                   <w:rFonts w:ascii="Arial" w:cs="Arial" w:eastAsia="Arial" w:hAnsi="Arial"/>
@@ -16407,7 +16407,7 @@
             <w:pPr>
               <w:spacing w:after="20" w:before="0"/>
             </w:pPr>
-            <w:hyperlink w:history="1" r:id="rIdtxsbyptxex3cepqkptalq">
+            <w:hyperlink w:history="1" r:id="rIduieh3derkbg712gn8ke2k">
               <w:r>
                 <w:rPr>
                   <w:rFonts w:ascii="Arial" w:cs="Arial" w:eastAsia="Arial" w:hAnsi="Arial"/>
@@ -16440,7 +16440,7 @@
               <w:spacing w:after="10" w:before="0"/>
               <w:ind w:left="120"/>
             </w:pPr>
-            <w:hyperlink w:history="1" r:id="rIdgwrdqy0swz91jmjb7yu9z">
+            <w:hyperlink w:history="1" r:id="rIdptigebcaqguilgewuox37">
               <w:r>
                 <w:rPr>
                   <w:rFonts w:ascii="Arial" w:cs="Arial" w:eastAsia="Arial" w:hAnsi="Arial"/>
@@ -17535,7 +17535,25 @@
             </w:tcMar>
             <w:vAlign w:val="top"/>
           </w:tcPr>
-          <w:p/>
+          <w:p>
+            <w:pPr>
+              <w:spacing w:after="40" w:before="0"/>
+              <w:jc w:val="left"/>
+            </w:pPr>
+            <w:r>
+              <w:rPr>
+                <w:rFonts w:ascii="Arial" w:cs="Arial" w:eastAsia="Arial" w:hAnsi="Arial"/>
+                <w:b w:val="false"/>
+                <w:bCs w:val="false"/>
+                <w:i w:val="false"/>
+                <w:iCs w:val="false"/>
+                <w:color w:val="000000"/>
+                <w:sz w:val="18"/>
+                <w:szCs w:val="18"/>
+              </w:rPr>
+              <w:t xml:space="preserve">No hazardous chemicals are used in this lesson. Students handle aluminium foil, copper wire and iron nails — remind students not to use sharp wire ends to poke others. If a conductivity tester with a battery is used for demonstration, ensure the circuit is set up by the teacher and that battery contacts are not short-circuited for extended periods.</w:t>
+            </w:r>
+          </w:p>
         </w:tc>
       </w:tr>
     </w:tbl>
@@ -17909,7 +17927,7 @@
             <w:pPr>
               <w:spacing w:after="20" w:before="0"/>
             </w:pPr>
-            <w:hyperlink w:history="1" r:id="rIda0u0h9tbiiaqvhrr4_ikv">
+            <w:hyperlink w:history="1" r:id="rIdtj_szgqhmllq9xq9tfv_q">
               <w:r>
                 <w:rPr>
                   <w:rFonts w:ascii="Arial" w:cs="Arial" w:eastAsia="Arial" w:hAnsi="Arial"/>
@@ -17942,7 +17960,7 @@
               <w:spacing w:after="10" w:before="0"/>
               <w:ind w:left="120"/>
             </w:pPr>
-            <w:hyperlink w:history="1" r:id="rIdnjfnlyd8yqp2smq82dkm9">
+            <w:hyperlink w:history="1" r:id="rIdcxca8usnzbjw63knbyy9f">
               <w:r>
                 <w:rPr>
                   <w:rFonts w:ascii="Arial" w:cs="Arial" w:eastAsia="Arial" w:hAnsi="Arial"/>
@@ -17987,7 +18005,7 @@
             <w:pPr>
               <w:spacing w:after="20" w:before="0"/>
             </w:pPr>
-            <w:hyperlink w:history="1" r:id="rIdf0fgmpbw4nr3ebyvhm0sp">
+            <w:hyperlink w:history="1" r:id="rIda0ktjvrtthxq16w6oa5fo">
               <w:r>
                 <w:rPr>
                   <w:rFonts w:ascii="Arial" w:cs="Arial" w:eastAsia="Arial" w:hAnsi="Arial"/>
@@ -18020,7 +18038,7 @@
               <w:spacing w:after="10" w:before="0"/>
               <w:ind w:left="120"/>
             </w:pPr>
-            <w:hyperlink w:history="1" r:id="rIda4_xnongrtbzg1ydnxjxi">
+            <w:hyperlink w:history="1" r:id="rId6tfa9uiorinmgwhzpopos">
               <w:r>
                 <w:rPr>
                   <w:rFonts w:ascii="Arial" w:cs="Arial" w:eastAsia="Arial" w:hAnsi="Arial"/>
@@ -18215,7 +18233,7 @@
             <w:pPr>
               <w:spacing w:after="20" w:before="0"/>
             </w:pPr>
-            <w:hyperlink w:history="1" r:id="rIdggssekru8k3bezlouzuyl">
+            <w:hyperlink w:history="1" r:id="rIds8mly-bfdk_6bmkhtgvjq">
               <w:r>
                 <w:rPr>
                   <w:rFonts w:ascii="Arial" w:cs="Arial" w:eastAsia="Arial" w:hAnsi="Arial"/>
@@ -18248,7 +18266,7 @@
               <w:spacing w:after="10" w:before="0"/>
               <w:ind w:left="120"/>
             </w:pPr>
-            <w:hyperlink w:history="1" r:id="rIdnw2vpnb9on6qbp14bebeo">
+            <w:hyperlink w:history="1" r:id="rIdfpgmytqpbnenocv8gvegl">
               <w:r>
                 <w:rPr>
                   <w:rFonts w:ascii="Arial" w:cs="Arial" w:eastAsia="Arial" w:hAnsi="Arial"/>
@@ -18293,7 +18311,7 @@
             <w:pPr>
               <w:spacing w:after="20" w:before="0"/>
             </w:pPr>
-            <w:hyperlink w:history="1" r:id="rIdc1lirww5ajngzwll-iry_">
+            <w:hyperlink w:history="1" r:id="rIdqk_mkqiqlmqexeuae-_nb">
               <w:r>
                 <w:rPr>
                   <w:rFonts w:ascii="Arial" w:cs="Arial" w:eastAsia="Arial" w:hAnsi="Arial"/>
@@ -18326,7 +18344,7 @@
               <w:spacing w:after="10" w:before="0"/>
               <w:ind w:left="120"/>
             </w:pPr>
-            <w:hyperlink w:history="1" r:id="rIdkog5purgxoxne3soonkzw">
+            <w:hyperlink w:history="1" r:id="rIdx4nutiu_fflw-ngihnaj7">
               <w:r>
                 <w:rPr>
                   <w:rFonts w:ascii="Arial" w:cs="Arial" w:eastAsia="Arial" w:hAnsi="Arial"/>
@@ -18521,7 +18539,7 @@
             <w:pPr>
               <w:spacing w:after="20" w:before="0"/>
             </w:pPr>
-            <w:hyperlink w:history="1" r:id="rId0hql2qj11tfx7yaye_g9k">
+            <w:hyperlink w:history="1" r:id="rIdhsdknnxamtq6cmvaseqer">
               <w:r>
                 <w:rPr>
                   <w:rFonts w:ascii="Arial" w:cs="Arial" w:eastAsia="Arial" w:hAnsi="Arial"/>
@@ -18554,7 +18572,7 @@
               <w:spacing w:after="10" w:before="0"/>
               <w:ind w:left="120"/>
             </w:pPr>
-            <w:hyperlink w:history="1" r:id="rId5nbbx7sm9zmgfnxo4r3qq">
+            <w:hyperlink w:history="1" r:id="rIdaxad3_0w0skawlbnnxuh3">
               <w:r>
                 <w:rPr>
                   <w:rFonts w:ascii="Arial" w:cs="Arial" w:eastAsia="Arial" w:hAnsi="Arial"/>
@@ -18599,7 +18617,7 @@
             <w:pPr>
               <w:spacing w:after="20" w:before="0"/>
             </w:pPr>
-            <w:hyperlink w:history="1" r:id="rIdfqwlo0dolxvlt0uldb8af">
+            <w:hyperlink w:history="1" r:id="rIdajvo-da8sm-gmb90epvux">
               <w:r>
                 <w:rPr>
                   <w:rFonts w:ascii="Arial" w:cs="Arial" w:eastAsia="Arial" w:hAnsi="Arial"/>
@@ -18632,7 +18650,7 @@
               <w:spacing w:after="10" w:before="0"/>
               <w:ind w:left="120"/>
             </w:pPr>
-            <w:hyperlink w:history="1" r:id="rIdiw-hah0zlrxghz7q-z9o7">
+            <w:hyperlink w:history="1" r:id="rIdb6engcvtdx0llcezhbhp5">
               <w:r>
                 <w:rPr>
                   <w:rFonts w:ascii="Arial" w:cs="Arial" w:eastAsia="Arial" w:hAnsi="Arial"/>
@@ -18827,7 +18845,7 @@
             <w:pPr>
               <w:spacing w:after="20" w:before="0"/>
             </w:pPr>
-            <w:hyperlink w:history="1" r:id="rIdzv0ufdledkuuptn4mvikt">
+            <w:hyperlink w:history="1" r:id="rId4imtwdriprsh4ykrilc4f">
               <w:r>
                 <w:rPr>
                   <w:rFonts w:ascii="Arial" w:cs="Arial" w:eastAsia="Arial" w:hAnsi="Arial"/>
@@ -18860,7 +18878,7 @@
               <w:spacing w:after="10" w:before="0"/>
               <w:ind w:left="120"/>
             </w:pPr>
-            <w:hyperlink w:history="1" r:id="rIdlr7w2vf2mrpoxnki-d4k8">
+            <w:hyperlink w:history="1" r:id="rIdabwmauzfkndu7pvic5ibp">
               <w:r>
                 <w:rPr>
                   <w:rFonts w:ascii="Arial" w:cs="Arial" w:eastAsia="Arial" w:hAnsi="Arial"/>
@@ -18905,7 +18923,7 @@
             <w:pPr>
               <w:spacing w:after="20" w:before="0"/>
             </w:pPr>
-            <w:hyperlink w:history="1" r:id="rIdgwx2fdy3pvzet10gx8_dz">
+            <w:hyperlink w:history="1" r:id="rIdunx_ju_ghbjbwn67qq306">
               <w:r>
                 <w:rPr>
                   <w:rFonts w:ascii="Arial" w:cs="Arial" w:eastAsia="Arial" w:hAnsi="Arial"/>
@@ -18938,7 +18956,7 @@
               <w:spacing w:after="10" w:before="0"/>
               <w:ind w:left="120"/>
             </w:pPr>
-            <w:hyperlink w:history="1" r:id="rIdu8zxnwpm-qjbzdgibt8ll">
+            <w:hyperlink w:history="1" r:id="rIdu2qcxvm_9h4lawl0-6l3l">
               <w:r>
                 <w:rPr>
                   <w:rFonts w:ascii="Arial" w:cs="Arial" w:eastAsia="Arial" w:hAnsi="Arial"/>
@@ -19133,7 +19151,7 @@
             <w:pPr>
               <w:spacing w:after="20" w:before="0"/>
             </w:pPr>
-            <w:hyperlink w:history="1" r:id="rId4uo0niak0sgx57hkvrmuu">
+            <w:hyperlink w:history="1" r:id="rIduq-wwskiovgavb7l0siks">
               <w:r>
                 <w:rPr>
                   <w:rFonts w:ascii="Arial" w:cs="Arial" w:eastAsia="Arial" w:hAnsi="Arial"/>
@@ -19166,7 +19184,7 @@
               <w:spacing w:after="10" w:before="0"/>
               <w:ind w:left="120"/>
             </w:pPr>
-            <w:hyperlink w:history="1" r:id="rIdzci4zpdkw9q-26e7ppgtk">
+            <w:hyperlink w:history="1" r:id="rId06d8pwfj7m8na33nadxau">
               <w:r>
                 <w:rPr>
                   <w:rFonts w:ascii="Arial" w:cs="Arial" w:eastAsia="Arial" w:hAnsi="Arial"/>
@@ -19211,7 +19229,7 @@
             <w:pPr>
               <w:spacing w:after="20" w:before="0"/>
             </w:pPr>
-            <w:hyperlink w:history="1" r:id="rIdzg8eapuq7_-7ag3-ttnpl">
+            <w:hyperlink w:history="1" r:id="rIdodl4dal-eucacpzgq7n_2">
               <w:r>
                 <w:rPr>
                   <w:rFonts w:ascii="Arial" w:cs="Arial" w:eastAsia="Arial" w:hAnsi="Arial"/>
@@ -19244,7 +19262,7 @@
               <w:spacing w:after="10" w:before="0"/>
               <w:ind w:left="120"/>
             </w:pPr>
-            <w:hyperlink w:history="1" r:id="rIdmw1lrwgkcvxhr5hue-gk2">
+            <w:hyperlink w:history="1" r:id="rIdrl0rdqi1pooq8sbgyvso1">
               <w:r>
                 <w:rPr>
                   <w:rFonts w:ascii="Arial" w:cs="Arial" w:eastAsia="Arial" w:hAnsi="Arial"/>
@@ -20683,32 +20701,32 @@
         <w:tc>
           <w:tcPr>
             <w:tcW w:type="dxa" w:w="1520"/>
-            <w:shd w:fill="F2F2F2" w:color="auto" w:val="clear"/>
-            <w:tcMar>
-              <w:top w:type="dxa" w:w="60"/>
-              <w:left w:type="dxa" w:w="120"/>
-              <w:bottom w:type="dxa" w:w="60"/>
-              <w:right w:type="dxa" w:w="120"/>
-            </w:tcMar>
-            <w:vAlign w:val="top"/>
-          </w:tcPr>
-          <w:p>
-            <w:pPr>
-              <w:spacing w:after="40" w:before="0"/>
-              <w:jc w:val="left"/>
-            </w:pPr>
-            <w:r>
-              <w:rPr>
-                <w:rFonts w:ascii="Arial" w:cs="Arial" w:eastAsia="Arial" w:hAnsi="Arial"/>
-                <w:b/>
-                <w:bCs/>
-                <w:i w:val="false"/>
-                <w:iCs w:val="false"/>
-                <w:color w:val="000000"/>
-                <w:sz w:val="18"/>
-                <w:szCs w:val="18"/>
-              </w:rPr>
-              <w:t xml:space="preserve">Phase 1 — Predict</w:t>
+            <w:shd w:fill="EAD1F5" w:color="auto" w:val="clear"/>
+            <w:tcMar>
+              <w:top w:type="dxa" w:w="60"/>
+              <w:left w:type="dxa" w:w="120"/>
+              <w:bottom w:type="dxa" w:w="60"/>
+              <w:right w:type="dxa" w:w="120"/>
+            </w:tcMar>
+            <w:vAlign w:val="top"/>
+          </w:tcPr>
+          <w:p>
+            <w:pPr>
+              <w:spacing w:after="40" w:before="0"/>
+              <w:jc w:val="left"/>
+            </w:pPr>
+            <w:r>
+              <w:rPr>
+                <w:rFonts w:ascii="Arial" w:cs="Arial" w:eastAsia="Arial" w:hAnsi="Arial"/>
+                <w:b/>
+                <w:bCs/>
+                <w:i w:val="false"/>
+                <w:iCs w:val="false"/>
+                <w:color w:val="000000"/>
+                <w:sz w:val="18"/>
+                <w:szCs w:val="18"/>
+              </w:rPr>
+              <w:t xml:space="preserve">Predict Phase</w:t>
             </w:r>
           </w:p>
           <w:p>
@@ -20731,7 +20749,7 @@
             <w:pPr>
               <w:spacing w:after="20" w:before="0"/>
             </w:pPr>
-            <w:hyperlink w:history="1" r:id="rIdc-ciilpz3lnrg-3xxh-bv">
+            <w:hyperlink w:history="1" r:id="rIduai-6jbhenfrl6qcs3aoh">
               <w:r>
                 <w:rPr>
                   <w:rFonts w:ascii="Arial" w:cs="Arial" w:eastAsia="Arial" w:hAnsi="Arial"/>
@@ -20764,7 +20782,7 @@
               <w:spacing w:after="10" w:before="0"/>
               <w:ind w:left="120"/>
             </w:pPr>
-            <w:hyperlink w:history="1" r:id="rIdfhbod1m-rjbcmn1fjyjfg">
+            <w:hyperlink w:history="1" r:id="rId2p4bkzmoykkyrvwj4ir47">
               <w:r>
                 <w:rPr>
                   <w:rFonts w:ascii="Arial" w:cs="Arial" w:eastAsia="Arial" w:hAnsi="Arial"/>
@@ -20809,7 +20827,7 @@
             <w:pPr>
               <w:spacing w:after="20" w:before="0"/>
             </w:pPr>
-            <w:hyperlink w:history="1" r:id="rIdv_7_n10eeyinwxewmgigv">
+            <w:hyperlink w:history="1" r:id="rIdusxwmztuxzyt48snami6d">
               <w:r>
                 <w:rPr>
                   <w:rFonts w:ascii="Arial" w:cs="Arial" w:eastAsia="Arial" w:hAnsi="Arial"/>
@@ -20842,7 +20860,7 @@
               <w:spacing w:after="10" w:before="0"/>
               <w:ind w:left="120"/>
             </w:pPr>
-            <w:hyperlink w:history="1" r:id="rIdql-vib5manjijm6s_l5og">
+            <w:hyperlink w:history="1" r:id="rIdvn6mvlatx7oao2-mkdmeg">
               <w:r>
                 <w:rPr>
                   <w:rFonts w:ascii="Arial" w:cs="Arial" w:eastAsia="Arial" w:hAnsi="Arial"/>
@@ -21084,32 +21102,32 @@
         <w:tc>
           <w:tcPr>
             <w:tcW w:type="dxa" w:w="1520"/>
-            <w:shd w:fill="F2F2F2" w:color="auto" w:val="clear"/>
-            <w:tcMar>
-              <w:top w:type="dxa" w:w="60"/>
-              <w:left w:type="dxa" w:w="120"/>
-              <w:bottom w:type="dxa" w:w="60"/>
-              <w:right w:type="dxa" w:w="120"/>
-            </w:tcMar>
-            <w:vAlign w:val="top"/>
-          </w:tcPr>
-          <w:p>
-            <w:pPr>
-              <w:spacing w:after="40" w:before="0"/>
-              <w:jc w:val="left"/>
-            </w:pPr>
-            <w:r>
-              <w:rPr>
-                <w:rFonts w:ascii="Arial" w:cs="Arial" w:eastAsia="Arial" w:hAnsi="Arial"/>
-                <w:b/>
-                <w:bCs/>
-                <w:i w:val="false"/>
-                <w:iCs w:val="false"/>
-                <w:color w:val="000000"/>
-                <w:sz w:val="18"/>
-                <w:szCs w:val="18"/>
-              </w:rPr>
-              <w:t xml:space="preserve">Phase 2 — Observe</w:t>
+            <w:shd w:fill="D9EEF1" w:color="auto" w:val="clear"/>
+            <w:tcMar>
+              <w:top w:type="dxa" w:w="60"/>
+              <w:left w:type="dxa" w:w="120"/>
+              <w:bottom w:type="dxa" w:w="60"/>
+              <w:right w:type="dxa" w:w="120"/>
+            </w:tcMar>
+            <w:vAlign w:val="top"/>
+          </w:tcPr>
+          <w:p>
+            <w:pPr>
+              <w:spacing w:after="40" w:before="0"/>
+              <w:jc w:val="left"/>
+            </w:pPr>
+            <w:r>
+              <w:rPr>
+                <w:rFonts w:ascii="Arial" w:cs="Arial" w:eastAsia="Arial" w:hAnsi="Arial"/>
+                <w:b/>
+                <w:bCs/>
+                <w:i w:val="false"/>
+                <w:iCs w:val="false"/>
+                <w:color w:val="000000"/>
+                <w:sz w:val="18"/>
+                <w:szCs w:val="18"/>
+              </w:rPr>
+              <w:t xml:space="preserve">Observe Phase</w:t>
             </w:r>
           </w:p>
           <w:p>
@@ -21132,7 +21150,7 @@
             <w:pPr>
               <w:spacing w:after="20" w:before="0"/>
             </w:pPr>
-            <w:hyperlink w:history="1" r:id="rIde_qoub2ieoxmbc5ogborh">
+            <w:hyperlink w:history="1" r:id="rId9x5a8flnoegbrzqsno0f5">
               <w:r>
                 <w:rPr>
                   <w:rFonts w:ascii="Arial" w:cs="Arial" w:eastAsia="Arial" w:hAnsi="Arial"/>
@@ -21165,7 +21183,7 @@
               <w:spacing w:after="10" w:before="0"/>
               <w:ind w:left="120"/>
             </w:pPr>
-            <w:hyperlink w:history="1" r:id="rIdbpudmglntj0cfxuztvkup">
+            <w:hyperlink w:history="1" r:id="rIdt1_p2bfhko8v8tm47xeki">
               <w:r>
                 <w:rPr>
                   <w:rFonts w:ascii="Arial" w:cs="Arial" w:eastAsia="Arial" w:hAnsi="Arial"/>
@@ -21210,7 +21228,7 @@
             <w:pPr>
               <w:spacing w:after="20" w:before="0"/>
             </w:pPr>
-            <w:hyperlink w:history="1" r:id="rIdg8ycv5eka9m4wrtf2sww3">
+            <w:hyperlink w:history="1" r:id="rIdgadzex2a5unxjrkxo_vew">
               <w:r>
                 <w:rPr>
                   <w:rFonts w:ascii="Arial" w:cs="Arial" w:eastAsia="Arial" w:hAnsi="Arial"/>
@@ -21243,7 +21261,7 @@
               <w:spacing w:after="10" w:before="0"/>
               <w:ind w:left="120"/>
             </w:pPr>
-            <w:hyperlink w:history="1" r:id="rIdnbulo-lrywox_rym8xipf">
+            <w:hyperlink w:history="1" r:id="rIdms9mzp1y0pyyhbeckahdv">
               <w:r>
                 <w:rPr>
                   <w:rFonts w:ascii="Arial" w:cs="Arial" w:eastAsia="Arial" w:hAnsi="Arial"/>
@@ -21523,32 +21541,32 @@
         <w:tc>
           <w:tcPr>
             <w:tcW w:type="dxa" w:w="1520"/>
-            <w:shd w:fill="F2F2F2" w:color="auto" w:val="clear"/>
-            <w:tcMar>
-              <w:top w:type="dxa" w:w="60"/>
-              <w:left w:type="dxa" w:w="120"/>
-              <w:bottom w:type="dxa" w:w="60"/>
-              <w:right w:type="dxa" w:w="120"/>
-            </w:tcMar>
-            <w:vAlign w:val="top"/>
-          </w:tcPr>
-          <w:p>
-            <w:pPr>
-              <w:spacing w:after="40" w:before="0"/>
-              <w:jc w:val="left"/>
-            </w:pPr>
-            <w:r>
-              <w:rPr>
-                <w:rFonts w:ascii="Arial" w:cs="Arial" w:eastAsia="Arial" w:hAnsi="Arial"/>
-                <w:b/>
-                <w:bCs/>
-                <w:i w:val="false"/>
-                <w:iCs w:val="false"/>
-                <w:color w:val="000000"/>
-                <w:sz w:val="18"/>
-                <w:szCs w:val="18"/>
-              </w:rPr>
-              <w:t xml:space="preserve">Phase 3 — Explain</w:t>
+            <w:shd w:fill="E2EFDA" w:color="auto" w:val="clear"/>
+            <w:tcMar>
+              <w:top w:type="dxa" w:w="60"/>
+              <w:left w:type="dxa" w:w="120"/>
+              <w:bottom w:type="dxa" w:w="60"/>
+              <w:right w:type="dxa" w:w="120"/>
+            </w:tcMar>
+            <w:vAlign w:val="top"/>
+          </w:tcPr>
+          <w:p>
+            <w:pPr>
+              <w:spacing w:after="40" w:before="0"/>
+              <w:jc w:val="left"/>
+            </w:pPr>
+            <w:r>
+              <w:rPr>
+                <w:rFonts w:ascii="Arial" w:cs="Arial" w:eastAsia="Arial" w:hAnsi="Arial"/>
+                <w:b/>
+                <w:bCs/>
+                <w:i w:val="false"/>
+                <w:iCs w:val="false"/>
+                <w:color w:val="000000"/>
+                <w:sz w:val="18"/>
+                <w:szCs w:val="18"/>
+              </w:rPr>
+              <w:t xml:space="preserve">Explain Phase</w:t>
             </w:r>
           </w:p>
           <w:p>
@@ -21571,7 +21589,7 @@
             <w:pPr>
               <w:spacing w:after="20" w:before="0"/>
             </w:pPr>
-            <w:hyperlink w:history="1" r:id="rIduy7cbnogdvzi_3jf9esir">
+            <w:hyperlink w:history="1" r:id="rIdvqyjb9aempiwajf7wfrgp">
               <w:r>
                 <w:rPr>
                   <w:rFonts w:ascii="Arial" w:cs="Arial" w:eastAsia="Arial" w:hAnsi="Arial"/>
@@ -21604,7 +21622,7 @@
               <w:spacing w:after="10" w:before="0"/>
               <w:ind w:left="120"/>
             </w:pPr>
-            <w:hyperlink w:history="1" r:id="rId2ef303lb5v6xqnhfwamq7">
+            <w:hyperlink w:history="1" r:id="rIdmn9cv2tsl5p30vvfevul4">
               <w:r>
                 <w:rPr>
                   <w:rFonts w:ascii="Arial" w:cs="Arial" w:eastAsia="Arial" w:hAnsi="Arial"/>
@@ -21649,7 +21667,7 @@
             <w:pPr>
               <w:spacing w:after="20" w:before="0"/>
             </w:pPr>
-            <w:hyperlink w:history="1" r:id="rIdh50bxmeq-4mb88ikvlw-w">
+            <w:hyperlink w:history="1" r:id="rIduojedailvtzuxzf6zmsqs">
               <w:r>
                 <w:rPr>
                   <w:rFonts w:ascii="Arial" w:cs="Arial" w:eastAsia="Arial" w:hAnsi="Arial"/>
@@ -21682,7 +21700,7 @@
               <w:spacing w:after="10" w:before="0"/>
               <w:ind w:left="120"/>
             </w:pPr>
-            <w:hyperlink w:history="1" r:id="rIdv-stwyhybbejauuvvypjp">
+            <w:hyperlink w:history="1" r:id="rId1g_r-hkbyfdk18z8axvcx">
               <w:r>
                 <w:rPr>
                   <w:rFonts w:ascii="Arial" w:cs="Arial" w:eastAsia="Arial" w:hAnsi="Arial"/>
@@ -21924,32 +21942,32 @@
         <w:tc>
           <w:tcPr>
             <w:tcW w:type="dxa" w:w="1520"/>
-            <w:shd w:fill="F2F2F2" w:color="auto" w:val="clear"/>
-            <w:tcMar>
-              <w:top w:type="dxa" w:w="60"/>
-              <w:left w:type="dxa" w:w="120"/>
-              <w:bottom w:type="dxa" w:w="60"/>
-              <w:right w:type="dxa" w:w="120"/>
-            </w:tcMar>
-            <w:vAlign w:val="top"/>
-          </w:tcPr>
-          <w:p>
-            <w:pPr>
-              <w:spacing w:after="40" w:before="0"/>
-              <w:jc w:val="left"/>
-            </w:pPr>
-            <w:r>
-              <w:rPr>
-                <w:rFonts w:ascii="Arial" w:cs="Arial" w:eastAsia="Arial" w:hAnsi="Arial"/>
-                <w:b/>
-                <w:bCs/>
-                <w:i w:val="false"/>
-                <w:iCs w:val="false"/>
-                <w:color w:val="000000"/>
-                <w:sz w:val="18"/>
-                <w:szCs w:val="18"/>
-              </w:rPr>
-              <w:t xml:space="preserve">Phase 4 — Driving Question Board (DQB) Update</w:t>
+            <w:shd w:fill="FCE4D6" w:color="auto" w:val="clear"/>
+            <w:tcMar>
+              <w:top w:type="dxa" w:w="60"/>
+              <w:left w:type="dxa" w:w="120"/>
+              <w:bottom w:type="dxa" w:w="60"/>
+              <w:right w:type="dxa" w:w="120"/>
+            </w:tcMar>
+            <w:vAlign w:val="top"/>
+          </w:tcPr>
+          <w:p>
+            <w:pPr>
+              <w:spacing w:after="40" w:before="0"/>
+              <w:jc w:val="left"/>
+            </w:pPr>
+            <w:r>
+              <w:rPr>
+                <w:rFonts w:ascii="Arial" w:cs="Arial" w:eastAsia="Arial" w:hAnsi="Arial"/>
+                <w:b/>
+                <w:bCs/>
+                <w:i w:val="false"/>
+                <w:iCs w:val="false"/>
+                <w:color w:val="000000"/>
+                <w:sz w:val="18"/>
+                <w:szCs w:val="18"/>
+              </w:rPr>
+              <w:t xml:space="preserve">Driving Question Board (DQB) Creation</w:t>
             </w:r>
           </w:p>
           <w:p>
@@ -21972,7 +21990,7 @@
             <w:pPr>
               <w:spacing w:after="20" w:before="0"/>
             </w:pPr>
-            <w:hyperlink w:history="1" r:id="rIddl9s_lbx4gmtj1jiahn2s">
+            <w:hyperlink w:history="1" r:id="rIdlbb2im3-fve267gbkarn2">
               <w:r>
                 <w:rPr>
                   <w:rFonts w:ascii="Arial" w:cs="Arial" w:eastAsia="Arial" w:hAnsi="Arial"/>
@@ -22005,7 +22023,7 @@
               <w:spacing w:after="10" w:before="0"/>
               <w:ind w:left="120"/>
             </w:pPr>
-            <w:hyperlink w:history="1" r:id="rIdzlvkvgg3yuuxp3yry4f7g">
+            <w:hyperlink w:history="1" r:id="rIdtjlz1pu1ktrei5ougmp5c">
               <w:r>
                 <w:rPr>
                   <w:rFonts w:ascii="Arial" w:cs="Arial" w:eastAsia="Arial" w:hAnsi="Arial"/>
@@ -22050,7 +22068,7 @@
             <w:pPr>
               <w:spacing w:after="20" w:before="0"/>
             </w:pPr>
-            <w:hyperlink w:history="1" r:id="rIdpj2mwc7wzhth6eopkdwa_">
+            <w:hyperlink w:history="1" r:id="rId5zqkpeory-hxyfgilajyf">
               <w:r>
                 <w:rPr>
                   <w:rFonts w:ascii="Arial" w:cs="Arial" w:eastAsia="Arial" w:hAnsi="Arial"/>
@@ -22083,7 +22101,7 @@
               <w:spacing w:after="10" w:before="0"/>
               <w:ind w:left="120"/>
             </w:pPr>
-            <w:hyperlink w:history="1" r:id="rIdnslcyy4mbmt9m6vxz-szb">
+            <w:hyperlink w:history="1" r:id="rIdi21-qao26kzrdwcq8iozx">
               <w:r>
                 <w:rPr>
                   <w:rFonts w:ascii="Arial" w:cs="Arial" w:eastAsia="Arial" w:hAnsi="Arial"/>
@@ -22287,32 +22305,32 @@
         <w:tc>
           <w:tcPr>
             <w:tcW w:type="dxa" w:w="1520"/>
-            <w:shd w:fill="F2F2F2" w:color="auto" w:val="clear"/>
-            <w:tcMar>
-              <w:top w:type="dxa" w:w="60"/>
-              <w:left w:type="dxa" w:w="120"/>
-              <w:bottom w:type="dxa" w:w="60"/>
-              <w:right w:type="dxa" w:w="120"/>
-            </w:tcMar>
-            <w:vAlign w:val="top"/>
-          </w:tcPr>
-          <w:p>
-            <w:pPr>
-              <w:spacing w:after="40" w:before="0"/>
-              <w:jc w:val="left"/>
-            </w:pPr>
-            <w:r>
-              <w:rPr>
-                <w:rFonts w:ascii="Arial" w:cs="Arial" w:eastAsia="Arial" w:hAnsi="Arial"/>
-                <w:b/>
-                <w:bCs/>
-                <w:i w:val="false"/>
-                <w:iCs w:val="false"/>
-                <w:color w:val="000000"/>
-                <w:sz w:val="18"/>
-                <w:szCs w:val="18"/>
-              </w:rPr>
-              <w:t xml:space="preserve">Phase 5 — Model Building</w:t>
+            <w:shd w:fill="D5E8F0" w:color="auto" w:val="clear"/>
+            <w:tcMar>
+              <w:top w:type="dxa" w:w="60"/>
+              <w:left w:type="dxa" w:w="120"/>
+              <w:bottom w:type="dxa" w:w="60"/>
+              <w:right w:type="dxa" w:w="120"/>
+            </w:tcMar>
+            <w:vAlign w:val="top"/>
+          </w:tcPr>
+          <w:p>
+            <w:pPr>
+              <w:spacing w:after="40" w:before="0"/>
+              <w:jc w:val="left"/>
+            </w:pPr>
+            <w:r>
+              <w:rPr>
+                <w:rFonts w:ascii="Arial" w:cs="Arial" w:eastAsia="Arial" w:hAnsi="Arial"/>
+                <w:b/>
+                <w:bCs/>
+                <w:i w:val="false"/>
+                <w:iCs w:val="false"/>
+                <w:color w:val="000000"/>
+                <w:sz w:val="18"/>
+                <w:szCs w:val="18"/>
+              </w:rPr>
+              <w:t xml:space="preserve">Model Building Phase</w:t>
             </w:r>
           </w:p>
           <w:p>
@@ -22335,7 +22353,7 @@
             <w:pPr>
               <w:spacing w:after="20" w:before="0"/>
             </w:pPr>
-            <w:hyperlink w:history="1" r:id="rIdjtinwunl4ziqzzt-4iorg">
+            <w:hyperlink w:history="1" r:id="rIdizd2olfs48-vqnfdnbvy3">
               <w:r>
                 <w:rPr>
                   <w:rFonts w:ascii="Arial" w:cs="Arial" w:eastAsia="Arial" w:hAnsi="Arial"/>
@@ -22368,7 +22386,7 @@
               <w:spacing w:after="10" w:before="0"/>
               <w:ind w:left="120"/>
             </w:pPr>
-            <w:hyperlink w:history="1" r:id="rIdapgj8toupkheyj7y4arca">
+            <w:hyperlink w:history="1" r:id="rIdwvodmxce-ej3jkf9ov9_0">
               <w:r>
                 <w:rPr>
                   <w:rFonts w:ascii="Arial" w:cs="Arial" w:eastAsia="Arial" w:hAnsi="Arial"/>
@@ -22413,7 +22431,7 @@
             <w:pPr>
               <w:spacing w:after="20" w:before="0"/>
             </w:pPr>
-            <w:hyperlink w:history="1" r:id="rIdoullblb-6qbjmmjnhc7uo">
+            <w:hyperlink w:history="1" r:id="rId7rkfeiyr8ky_b9javgq0c">
               <w:r>
                 <w:rPr>
                   <w:rFonts w:ascii="Arial" w:cs="Arial" w:eastAsia="Arial" w:hAnsi="Arial"/>
@@ -22446,7 +22464,7 @@
               <w:spacing w:after="10" w:before="0"/>
               <w:ind w:left="120"/>
             </w:pPr>
-            <w:hyperlink w:history="1" r:id="rIdqdflpx1skx9haea16y_gc">
+            <w:hyperlink w:history="1" r:id="rIdh7yn9vgzzm-ubqafresut">
               <w:r>
                 <w:rPr>
                   <w:rFonts w:ascii="Arial" w:cs="Arial" w:eastAsia="Arial" w:hAnsi="Arial"/>
@@ -24075,32 +24093,32 @@
         <w:tc>
           <w:tcPr>
             <w:tcW w:type="dxa" w:w="1520"/>
-            <w:shd w:fill="F2F2F2" w:color="auto" w:val="clear"/>
-            <w:tcMar>
-              <w:top w:type="dxa" w:w="60"/>
-              <w:left w:type="dxa" w:w="120"/>
-              <w:bottom w:type="dxa" w:w="60"/>
-              <w:right w:type="dxa" w:w="120"/>
-            </w:tcMar>
-            <w:vAlign w:val="top"/>
-          </w:tcPr>
-          <w:p>
-            <w:pPr>
-              <w:spacing w:after="40" w:before="0"/>
-              <w:jc w:val="left"/>
-            </w:pPr>
-            <w:r>
-              <w:rPr>
-                <w:rFonts w:ascii="Arial" w:cs="Arial" w:eastAsia="Arial" w:hAnsi="Arial"/>
-                <w:b/>
-                <w:bCs/>
-                <w:i w:val="false"/>
-                <w:iCs w:val="false"/>
-                <w:color w:val="000000"/>
-                <w:sz w:val="18"/>
-                <w:szCs w:val="18"/>
-              </w:rPr>
-              <w:t xml:space="preserve">Phase 1 — Predict</w:t>
+            <w:shd w:fill="EAD1F5" w:color="auto" w:val="clear"/>
+            <w:tcMar>
+              <w:top w:type="dxa" w:w="60"/>
+              <w:left w:type="dxa" w:w="120"/>
+              <w:bottom w:type="dxa" w:w="60"/>
+              <w:right w:type="dxa" w:w="120"/>
+            </w:tcMar>
+            <w:vAlign w:val="top"/>
+          </w:tcPr>
+          <w:p>
+            <w:pPr>
+              <w:spacing w:after="40" w:before="0"/>
+              <w:jc w:val="left"/>
+            </w:pPr>
+            <w:r>
+              <w:rPr>
+                <w:rFonts w:ascii="Arial" w:cs="Arial" w:eastAsia="Arial" w:hAnsi="Arial"/>
+                <w:b/>
+                <w:bCs/>
+                <w:i w:val="false"/>
+                <w:iCs w:val="false"/>
+                <w:color w:val="000000"/>
+                <w:sz w:val="18"/>
+                <w:szCs w:val="18"/>
+              </w:rPr>
+              <w:t xml:space="preserve">Predict Phase</w:t>
             </w:r>
           </w:p>
           <w:p>
@@ -24123,7 +24141,7 @@
             <w:pPr>
               <w:spacing w:after="20" w:before="0"/>
             </w:pPr>
-            <w:hyperlink w:history="1" r:id="rIdpmgy5l5h3gyy230sgk5ti">
+            <w:hyperlink w:history="1" r:id="rIdayel7t5nodbe2ogbf0jbs">
               <w:r>
                 <w:rPr>
                   <w:rFonts w:ascii="Arial" w:cs="Arial" w:eastAsia="Arial" w:hAnsi="Arial"/>
@@ -24156,7 +24174,7 @@
               <w:spacing w:after="10" w:before="0"/>
               <w:ind w:left="120"/>
             </w:pPr>
-            <w:hyperlink w:history="1" r:id="rIdg4putzkf5peclr6f69ubd">
+            <w:hyperlink w:history="1" r:id="rIdmequrr0svnpb2u_xlo9yv">
               <w:r>
                 <w:rPr>
                   <w:rFonts w:ascii="Arial" w:cs="Arial" w:eastAsia="Arial" w:hAnsi="Arial"/>
@@ -24201,7 +24219,7 @@
             <w:pPr>
               <w:spacing w:after="20" w:before="0"/>
             </w:pPr>
-            <w:hyperlink w:history="1" r:id="rIdydra_bj7lhnamu3jal3uu">
+            <w:hyperlink w:history="1" r:id="rId0_mm-svabqp7jramdpqaw">
               <w:r>
                 <w:rPr>
                   <w:rFonts w:ascii="Arial" w:cs="Arial" w:eastAsia="Arial" w:hAnsi="Arial"/>
@@ -24234,7 +24252,7 @@
               <w:spacing w:after="10" w:before="0"/>
               <w:ind w:left="120"/>
             </w:pPr>
-            <w:hyperlink w:history="1" r:id="rIdchryezui2e2owyifv8_gk">
+            <w:hyperlink w:history="1" r:id="rIdbffxsz1ke7vyzmjp3_ool">
               <w:r>
                 <w:rPr>
                   <w:rFonts w:ascii="Arial" w:cs="Arial" w:eastAsia="Arial" w:hAnsi="Arial"/>
@@ -24381,32 +24399,32 @@
         <w:tc>
           <w:tcPr>
             <w:tcW w:type="dxa" w:w="1520"/>
-            <w:shd w:fill="F2F2F2" w:color="auto" w:val="clear"/>
-            <w:tcMar>
-              <w:top w:type="dxa" w:w="60"/>
-              <w:left w:type="dxa" w:w="120"/>
-              <w:bottom w:type="dxa" w:w="60"/>
-              <w:right w:type="dxa" w:w="120"/>
-            </w:tcMar>
-            <w:vAlign w:val="top"/>
-          </w:tcPr>
-          <w:p>
-            <w:pPr>
-              <w:spacing w:after="40" w:before="0"/>
-              <w:jc w:val="left"/>
-            </w:pPr>
-            <w:r>
-              <w:rPr>
-                <w:rFonts w:ascii="Arial" w:cs="Arial" w:eastAsia="Arial" w:hAnsi="Arial"/>
-                <w:b/>
-                <w:bCs/>
-                <w:i w:val="false"/>
-                <w:iCs w:val="false"/>
-                <w:color w:val="000000"/>
-                <w:sz w:val="18"/>
-                <w:szCs w:val="18"/>
-              </w:rPr>
-              <w:t xml:space="preserve">Phase 2 — Observe</w:t>
+            <w:shd w:fill="D9EEF1" w:color="auto" w:val="clear"/>
+            <w:tcMar>
+              <w:top w:type="dxa" w:w="60"/>
+              <w:left w:type="dxa" w:w="120"/>
+              <w:bottom w:type="dxa" w:w="60"/>
+              <w:right w:type="dxa" w:w="120"/>
+            </w:tcMar>
+            <w:vAlign w:val="top"/>
+          </w:tcPr>
+          <w:p>
+            <w:pPr>
+              <w:spacing w:after="40" w:before="0"/>
+              <w:jc w:val="left"/>
+            </w:pPr>
+            <w:r>
+              <w:rPr>
+                <w:rFonts w:ascii="Arial" w:cs="Arial" w:eastAsia="Arial" w:hAnsi="Arial"/>
+                <w:b/>
+                <w:bCs/>
+                <w:i w:val="false"/>
+                <w:iCs w:val="false"/>
+                <w:color w:val="000000"/>
+                <w:sz w:val="18"/>
+                <w:szCs w:val="18"/>
+              </w:rPr>
+              <w:t xml:space="preserve">Observe Phase</w:t>
             </w:r>
           </w:p>
           <w:p>
@@ -24429,7 +24447,7 @@
             <w:pPr>
               <w:spacing w:after="20" w:before="0"/>
             </w:pPr>
-            <w:hyperlink w:history="1" r:id="rIdlpyhiyj_3cyzo1abgw-ci">
+            <w:hyperlink w:history="1" r:id="rIdk7wgborxqvwkgdehwse9m">
               <w:r>
                 <w:rPr>
                   <w:rFonts w:ascii="Arial" w:cs="Arial" w:eastAsia="Arial" w:hAnsi="Arial"/>
@@ -24462,7 +24480,7 @@
               <w:spacing w:after="10" w:before="0"/>
               <w:ind w:left="120"/>
             </w:pPr>
-            <w:hyperlink w:history="1" r:id="rId1jk4icmflddgysjah8izm">
+            <w:hyperlink w:history="1" r:id="rId0tmct7bqwomxg0tza9dso">
               <w:r>
                 <w:rPr>
                   <w:rFonts w:ascii="Arial" w:cs="Arial" w:eastAsia="Arial" w:hAnsi="Arial"/>
@@ -24507,7 +24525,7 @@
             <w:pPr>
               <w:spacing w:after="20" w:before="0"/>
             </w:pPr>
-            <w:hyperlink w:history="1" r:id="rIdwfdipuh7bl2wonq1zjsyc">
+            <w:hyperlink w:history="1" r:id="rId-wyqw1jnngzys0c3ajbs_">
               <w:r>
                 <w:rPr>
                   <w:rFonts w:ascii="Arial" w:cs="Arial" w:eastAsia="Arial" w:hAnsi="Arial"/>
@@ -24540,7 +24558,7 @@
               <w:spacing w:after="10" w:before="0"/>
               <w:ind w:left="120"/>
             </w:pPr>
-            <w:hyperlink w:history="1" r:id="rIdlubvfi5rzuf4rxlx8qaj0">
+            <w:hyperlink w:history="1" r:id="rIdamp59frlxttrcrjkmkdxo">
               <w:r>
                 <w:rPr>
                   <w:rFonts w:ascii="Arial" w:cs="Arial" w:eastAsia="Arial" w:hAnsi="Arial"/>
@@ -24687,32 +24705,32 @@
         <w:tc>
           <w:tcPr>
             <w:tcW w:type="dxa" w:w="1520"/>
-            <w:shd w:fill="F2F2F2" w:color="auto" w:val="clear"/>
-            <w:tcMar>
-              <w:top w:type="dxa" w:w="60"/>
-              <w:left w:type="dxa" w:w="120"/>
-              <w:bottom w:type="dxa" w:w="60"/>
-              <w:right w:type="dxa" w:w="120"/>
-            </w:tcMar>
-            <w:vAlign w:val="top"/>
-          </w:tcPr>
-          <w:p>
-            <w:pPr>
-              <w:spacing w:after="40" w:before="0"/>
-              <w:jc w:val="left"/>
-            </w:pPr>
-            <w:r>
-              <w:rPr>
-                <w:rFonts w:ascii="Arial" w:cs="Arial" w:eastAsia="Arial" w:hAnsi="Arial"/>
-                <w:b/>
-                <w:bCs/>
-                <w:i w:val="false"/>
-                <w:iCs w:val="false"/>
-                <w:color w:val="000000"/>
-                <w:sz w:val="18"/>
-                <w:szCs w:val="18"/>
-              </w:rPr>
-              <w:t xml:space="preserve">Phase 3 — Explain</w:t>
+            <w:shd w:fill="E2EFDA" w:color="auto" w:val="clear"/>
+            <w:tcMar>
+              <w:top w:type="dxa" w:w="60"/>
+              <w:left w:type="dxa" w:w="120"/>
+              <w:bottom w:type="dxa" w:w="60"/>
+              <w:right w:type="dxa" w:w="120"/>
+            </w:tcMar>
+            <w:vAlign w:val="top"/>
+          </w:tcPr>
+          <w:p>
+            <w:pPr>
+              <w:spacing w:after="40" w:before="0"/>
+              <w:jc w:val="left"/>
+            </w:pPr>
+            <w:r>
+              <w:rPr>
+                <w:rFonts w:ascii="Arial" w:cs="Arial" w:eastAsia="Arial" w:hAnsi="Arial"/>
+                <w:b/>
+                <w:bCs/>
+                <w:i w:val="false"/>
+                <w:iCs w:val="false"/>
+                <w:color w:val="000000"/>
+                <w:sz w:val="18"/>
+                <w:szCs w:val="18"/>
+              </w:rPr>
+              <w:t xml:space="preserve">Explain Phase</w:t>
             </w:r>
           </w:p>
           <w:p>
@@ -24735,7 +24753,7 @@
             <w:pPr>
               <w:spacing w:after="20" w:before="0"/>
             </w:pPr>
-            <w:hyperlink w:history="1" r:id="rId1t8kaxdapc0ovdigfegy2">
+            <w:hyperlink w:history="1" r:id="rIdysxhmh-0fw5yfzsnd7ajn">
               <w:r>
                 <w:rPr>
                   <w:rFonts w:ascii="Arial" w:cs="Arial" w:eastAsia="Arial" w:hAnsi="Arial"/>
@@ -24768,7 +24786,7 @@
               <w:spacing w:after="10" w:before="0"/>
               <w:ind w:left="120"/>
             </w:pPr>
-            <w:hyperlink w:history="1" r:id="rIdlqubqaeqb50g3ov4mhj_d">
+            <w:hyperlink w:history="1" r:id="rIdprc1jswh97brplbgccbzn">
               <w:r>
                 <w:rPr>
                   <w:rFonts w:ascii="Arial" w:cs="Arial" w:eastAsia="Arial" w:hAnsi="Arial"/>
@@ -24813,7 +24831,7 @@
             <w:pPr>
               <w:spacing w:after="20" w:before="0"/>
             </w:pPr>
-            <w:hyperlink w:history="1" r:id="rId78kzbvr03myifi_hmfjur">
+            <w:hyperlink w:history="1" r:id="rId4g40iemiar-ossahamov-">
               <w:r>
                 <w:rPr>
                   <w:rFonts w:ascii="Arial" w:cs="Arial" w:eastAsia="Arial" w:hAnsi="Arial"/>
@@ -24846,7 +24864,7 @@
               <w:spacing w:after="10" w:before="0"/>
               <w:ind w:left="120"/>
             </w:pPr>
-            <w:hyperlink w:history="1" r:id="rIdjfdo3vutowy3ndma9mjz2">
+            <w:hyperlink w:history="1" r:id="rIdax31uciq1arzynoerkbmx">
               <w:r>
                 <w:rPr>
                   <w:rFonts w:ascii="Arial" w:cs="Arial" w:eastAsia="Arial" w:hAnsi="Arial"/>
@@ -24993,32 +25011,32 @@
         <w:tc>
           <w:tcPr>
             <w:tcW w:type="dxa" w:w="1520"/>
-            <w:shd w:fill="F2F2F2" w:color="auto" w:val="clear"/>
-            <w:tcMar>
-              <w:top w:type="dxa" w:w="60"/>
-              <w:left w:type="dxa" w:w="120"/>
-              <w:bottom w:type="dxa" w:w="60"/>
-              <w:right w:type="dxa" w:w="120"/>
-            </w:tcMar>
-            <w:vAlign w:val="top"/>
-          </w:tcPr>
-          <w:p>
-            <w:pPr>
-              <w:spacing w:after="40" w:before="0"/>
-              <w:jc w:val="left"/>
-            </w:pPr>
-            <w:r>
-              <w:rPr>
-                <w:rFonts w:ascii="Arial" w:cs="Arial" w:eastAsia="Arial" w:hAnsi="Arial"/>
-                <w:b/>
-                <w:bCs/>
-                <w:i w:val="false"/>
-                <w:iCs w:val="false"/>
-                <w:color w:val="000000"/>
-                <w:sz w:val="18"/>
-                <w:szCs w:val="18"/>
-              </w:rPr>
-              <w:t xml:space="preserve">Phase 4 — Driving Question Board (DQB) Update</w:t>
+            <w:shd w:fill="FCE4D6" w:color="auto" w:val="clear"/>
+            <w:tcMar>
+              <w:top w:type="dxa" w:w="60"/>
+              <w:left w:type="dxa" w:w="120"/>
+              <w:bottom w:type="dxa" w:w="60"/>
+              <w:right w:type="dxa" w:w="120"/>
+            </w:tcMar>
+            <w:vAlign w:val="top"/>
+          </w:tcPr>
+          <w:p>
+            <w:pPr>
+              <w:spacing w:after="40" w:before="0"/>
+              <w:jc w:val="left"/>
+            </w:pPr>
+            <w:r>
+              <w:rPr>
+                <w:rFonts w:ascii="Arial" w:cs="Arial" w:eastAsia="Arial" w:hAnsi="Arial"/>
+                <w:b/>
+                <w:bCs/>
+                <w:i w:val="false"/>
+                <w:iCs w:val="false"/>
+                <w:color w:val="000000"/>
+                <w:sz w:val="18"/>
+                <w:szCs w:val="18"/>
+              </w:rPr>
+              <w:t xml:space="preserve">Driving Question Board (DQB) Creation</w:t>
             </w:r>
           </w:p>
           <w:p>
@@ -25041,7 +25059,7 @@
             <w:pPr>
               <w:spacing w:after="20" w:before="0"/>
             </w:pPr>
-            <w:hyperlink w:history="1" r:id="rIdnxwxynqszlxnyka0hinow">
+            <w:hyperlink w:history="1" r:id="rIdkssojk8dla8b8obgnz2te">
               <w:r>
                 <w:rPr>
                   <w:rFonts w:ascii="Arial" w:cs="Arial" w:eastAsia="Arial" w:hAnsi="Arial"/>
@@ -25074,7 +25092,7 @@
               <w:spacing w:after="10" w:before="0"/>
               <w:ind w:left="120"/>
             </w:pPr>
-            <w:hyperlink w:history="1" r:id="rIdkogq7w6cobydatu4isdkg">
+            <w:hyperlink w:history="1" r:id="rIdyrvcrwjk2rpg5g8gm9owj">
               <w:r>
                 <w:rPr>
                   <w:rFonts w:ascii="Arial" w:cs="Arial" w:eastAsia="Arial" w:hAnsi="Arial"/>
@@ -25119,7 +25137,7 @@
             <w:pPr>
               <w:spacing w:after="20" w:before="0"/>
             </w:pPr>
-            <w:hyperlink w:history="1" r:id="rIdl6uxj8w9_zaaqcxd-mhp0">
+            <w:hyperlink w:history="1" r:id="rIdp1grebi7t6txp9mtnfr23">
               <w:r>
                 <w:rPr>
                   <w:rFonts w:ascii="Arial" w:cs="Arial" w:eastAsia="Arial" w:hAnsi="Arial"/>
@@ -25152,7 +25170,7 @@
               <w:spacing w:after="10" w:before="0"/>
               <w:ind w:left="120"/>
             </w:pPr>
-            <w:hyperlink w:history="1" r:id="rIdrhahkkkfazga4cwuembyf">
+            <w:hyperlink w:history="1" r:id="rId9ln-1arc3c48mgcjevjvw">
               <w:r>
                 <w:rPr>
                   <w:rFonts w:ascii="Arial" w:cs="Arial" w:eastAsia="Arial" w:hAnsi="Arial"/>
@@ -25299,32 +25317,32 @@
         <w:tc>
           <w:tcPr>
             <w:tcW w:type="dxa" w:w="1520"/>
-            <w:shd w:fill="F2F2F2" w:color="auto" w:val="clear"/>
-            <w:tcMar>
-              <w:top w:type="dxa" w:w="60"/>
-              <w:left w:type="dxa" w:w="120"/>
-              <w:bottom w:type="dxa" w:w="60"/>
-              <w:right w:type="dxa" w:w="120"/>
-            </w:tcMar>
-            <w:vAlign w:val="top"/>
-          </w:tcPr>
-          <w:p>
-            <w:pPr>
-              <w:spacing w:after="40" w:before="0"/>
-              <w:jc w:val="left"/>
-            </w:pPr>
-            <w:r>
-              <w:rPr>
-                <w:rFonts w:ascii="Arial" w:cs="Arial" w:eastAsia="Arial" w:hAnsi="Arial"/>
-                <w:b/>
-                <w:bCs/>
-                <w:i w:val="false"/>
-                <w:iCs w:val="false"/>
-                <w:color w:val="000000"/>
-                <w:sz w:val="18"/>
-                <w:szCs w:val="18"/>
-              </w:rPr>
-              <w:t xml:space="preserve">Phase 5 — Model Building</w:t>
+            <w:shd w:fill="D5E8F0" w:color="auto" w:val="clear"/>
+            <w:tcMar>
+              <w:top w:type="dxa" w:w="60"/>
+              <w:left w:type="dxa" w:w="120"/>
+              <w:bottom w:type="dxa" w:w="60"/>
+              <w:right w:type="dxa" w:w="120"/>
+            </w:tcMar>
+            <w:vAlign w:val="top"/>
+          </w:tcPr>
+          <w:p>
+            <w:pPr>
+              <w:spacing w:after="40" w:before="0"/>
+              <w:jc w:val="left"/>
+            </w:pPr>
+            <w:r>
+              <w:rPr>
+                <w:rFonts w:ascii="Arial" w:cs="Arial" w:eastAsia="Arial" w:hAnsi="Arial"/>
+                <w:b/>
+                <w:bCs/>
+                <w:i w:val="false"/>
+                <w:iCs w:val="false"/>
+                <w:color w:val="000000"/>
+                <w:sz w:val="18"/>
+                <w:szCs w:val="18"/>
+              </w:rPr>
+              <w:t xml:space="preserve">Model Building Phase</w:t>
             </w:r>
           </w:p>
           <w:p>
@@ -25347,7 +25365,7 @@
             <w:pPr>
               <w:spacing w:after="20" w:before="0"/>
             </w:pPr>
-            <w:hyperlink w:history="1" r:id="rIdffg7pjmiesv2ekizv3hxq">
+            <w:hyperlink w:history="1" r:id="rId_wyuyb7zwurqkgzry9re-">
               <w:r>
                 <w:rPr>
                   <w:rFonts w:ascii="Arial" w:cs="Arial" w:eastAsia="Arial" w:hAnsi="Arial"/>
@@ -25380,7 +25398,7 @@
               <w:spacing w:after="10" w:before="0"/>
               <w:ind w:left="120"/>
             </w:pPr>
-            <w:hyperlink w:history="1" r:id="rIdtr4kzfr2ugshp6hsvr4ai">
+            <w:hyperlink w:history="1" r:id="rIdzax9d-xvjpj-dbjluiona">
               <w:r>
                 <w:rPr>
                   <w:rFonts w:ascii="Arial" w:cs="Arial" w:eastAsia="Arial" w:hAnsi="Arial"/>
@@ -25425,7 +25443,7 @@
             <w:pPr>
               <w:spacing w:after="20" w:before="0"/>
             </w:pPr>
-            <w:hyperlink w:history="1" r:id="rId4cfwij2bi4mkagjvrzqt8">
+            <w:hyperlink w:history="1" r:id="rId3dkdanwdp-yak20f4l3h0">
               <w:r>
                 <w:rPr>
                   <w:rFonts w:ascii="Arial" w:cs="Arial" w:eastAsia="Arial" w:hAnsi="Arial"/>
@@ -25458,7 +25476,7 @@
               <w:spacing w:after="10" w:before="0"/>
               <w:ind w:left="120"/>
             </w:pPr>
-            <w:hyperlink w:history="1" r:id="rIdifeqkbhp6-_u-yc6jyfrw">
+            <w:hyperlink w:history="1" r:id="rIdyis2witj_0uafyxu-hj7k">
               <w:r>
                 <w:rPr>
                   <w:rFonts w:ascii="Arial" w:cs="Arial" w:eastAsia="Arial" w:hAnsi="Arial"/>
@@ -26553,7 +26571,25 @@
             </w:tcMar>
             <w:vAlign w:val="top"/>
           </w:tcPr>
-          <w:p/>
+          <w:p>
+            <w:pPr>
+              <w:spacing w:after="40" w:before="0"/>
+              <w:jc w:val="left"/>
+            </w:pPr>
+            <w:r>
+              <w:rPr>
+                <w:rFonts w:ascii="Arial" w:cs="Arial" w:eastAsia="Arial" w:hAnsi="Arial"/>
+                <w:b w:val="false"/>
+                <w:bCs w:val="false"/>
+                <w:i w:val="false"/>
+                <w:iCs w:val="false"/>
+                <w:color w:val="000000"/>
+                <w:sz w:val="18"/>
+                <w:szCs w:val="18"/>
+              </w:rPr>
+              <w:t xml:space="preserve">No new practical hazards in this lesson. If students handle residual samples from Lesson 8, they should wash hands after contact with iodine-stained glassware. All electrical apparatus should remain switched off unless supervised.</w:t>
+            </w:r>
+          </w:p>
         </w:tc>
       </w:tr>
     </w:tbl>
@@ -26927,7 +26963,7 @@
             <w:pPr>
               <w:spacing w:after="20" w:before="0"/>
             </w:pPr>
-            <w:hyperlink w:history="1" r:id="rIdokjmi46spkdgwiln_3xc4">
+            <w:hyperlink w:history="1" r:id="rIdsggiko5-ahfx56tu899kl">
               <w:r>
                 <w:rPr>
                   <w:rFonts w:ascii="Arial" w:cs="Arial" w:eastAsia="Arial" w:hAnsi="Arial"/>
@@ -26960,7 +26996,7 @@
               <w:spacing w:after="10" w:before="0"/>
               <w:ind w:left="120"/>
             </w:pPr>
-            <w:hyperlink w:history="1" r:id="rIdjlxv1r_j5jgqksswr8cj9">
+            <w:hyperlink w:history="1" r:id="rIddrdimh_irltnnnnagubmm">
               <w:r>
                 <w:rPr>
                   <w:rFonts w:ascii="Arial" w:cs="Arial" w:eastAsia="Arial" w:hAnsi="Arial"/>
@@ -27005,7 +27041,7 @@
             <w:pPr>
               <w:spacing w:after="20" w:before="0"/>
             </w:pPr>
-            <w:hyperlink w:history="1" r:id="rIdfnqaextbwhj0jgu9f_io8">
+            <w:hyperlink w:history="1" r:id="rIdrrsdwhkbeystfpn7eci_v">
               <w:r>
                 <w:rPr>
                   <w:rFonts w:ascii="Arial" w:cs="Arial" w:eastAsia="Arial" w:hAnsi="Arial"/>
@@ -27038,7 +27074,7 @@
               <w:spacing w:after="10" w:before="0"/>
               <w:ind w:left="120"/>
             </w:pPr>
-            <w:hyperlink w:history="1" r:id="rIdsahzmbotsctdiref1nh4h">
+            <w:hyperlink w:history="1" r:id="rIdt1gqsh-xe0occ5eblczu4">
               <w:r>
                 <w:rPr>
                   <w:rFonts w:ascii="Arial" w:cs="Arial" w:eastAsia="Arial" w:hAnsi="Arial"/>
@@ -27233,7 +27269,7 @@
             <w:pPr>
               <w:spacing w:after="20" w:before="0"/>
             </w:pPr>
-            <w:hyperlink w:history="1" r:id="rIdbtwzumm5zk6vdzw1_tbx_">
+            <w:hyperlink w:history="1" r:id="rId_jhcpfz6efp9gcrklzo7o">
               <w:r>
                 <w:rPr>
                   <w:rFonts w:ascii="Arial" w:cs="Arial" w:eastAsia="Arial" w:hAnsi="Arial"/>
@@ -27266,7 +27302,7 @@
               <w:spacing w:after="10" w:before="0"/>
               <w:ind w:left="120"/>
             </w:pPr>
-            <w:hyperlink w:history="1" r:id="rIdztbscuwoxucwzccovumzw">
+            <w:hyperlink w:history="1" r:id="rIdpf1uerhtoeyypr3xayqll">
               <w:r>
                 <w:rPr>
                   <w:rFonts w:ascii="Arial" w:cs="Arial" w:eastAsia="Arial" w:hAnsi="Arial"/>
@@ -27311,7 +27347,7 @@
             <w:pPr>
               <w:spacing w:after="20" w:before="0"/>
             </w:pPr>
-            <w:hyperlink w:history="1" r:id="rId0araqnbm05t9iumyfxdv0">
+            <w:hyperlink w:history="1" r:id="rIdiha1qtprax5pmj3gawsv5">
               <w:r>
                 <w:rPr>
                   <w:rFonts w:ascii="Arial" w:cs="Arial" w:eastAsia="Arial" w:hAnsi="Arial"/>
@@ -27344,7 +27380,7 @@
               <w:spacing w:after="10" w:before="0"/>
               <w:ind w:left="120"/>
             </w:pPr>
-            <w:hyperlink w:history="1" r:id="rIdvigdfmq5rvbvtryzcd4fx">
+            <w:hyperlink w:history="1" r:id="rIdioiywzfrucjz8_cifyeps">
               <w:r>
                 <w:rPr>
                   <w:rFonts w:ascii="Arial" w:cs="Arial" w:eastAsia="Arial" w:hAnsi="Arial"/>
@@ -27539,7 +27575,7 @@
             <w:pPr>
               <w:spacing w:after="20" w:before="0"/>
             </w:pPr>
-            <w:hyperlink w:history="1" r:id="rIdlxkbuvszyp8k7pt79asgk">
+            <w:hyperlink w:history="1" r:id="rIdhuhihqb8pk0t1mygav2k-">
               <w:r>
                 <w:rPr>
                   <w:rFonts w:ascii="Arial" w:cs="Arial" w:eastAsia="Arial" w:hAnsi="Arial"/>
@@ -27572,7 +27608,7 @@
               <w:spacing w:after="10" w:before="0"/>
               <w:ind w:left="120"/>
             </w:pPr>
-            <w:hyperlink w:history="1" r:id="rIdjcvpvclsfwbqdmhldi24v">
+            <w:hyperlink w:history="1" r:id="rIdvxwqy0ztlp3q3qmm_hrwn">
               <w:r>
                 <w:rPr>
                   <w:rFonts w:ascii="Arial" w:cs="Arial" w:eastAsia="Arial" w:hAnsi="Arial"/>
@@ -27617,7 +27653,7 @@
             <w:pPr>
               <w:spacing w:after="20" w:before="0"/>
             </w:pPr>
-            <w:hyperlink w:history="1" r:id="rId3guwqrp7_xrweps-41v3w">
+            <w:hyperlink w:history="1" r:id="rId0hxxmsbkdvkx-dwb3fkxy">
               <w:r>
                 <w:rPr>
                   <w:rFonts w:ascii="Arial" w:cs="Arial" w:eastAsia="Arial" w:hAnsi="Arial"/>
@@ -27650,7 +27686,7 @@
               <w:spacing w:after="10" w:before="0"/>
               <w:ind w:left="120"/>
             </w:pPr>
-            <w:hyperlink w:history="1" r:id="rIdgfu5axxsl5lcp-k0seffy">
+            <w:hyperlink w:history="1" r:id="rIdnacyme2qhm2n3rlmmwagm">
               <w:r>
                 <w:rPr>
                   <w:rFonts w:ascii="Arial" w:cs="Arial" w:eastAsia="Arial" w:hAnsi="Arial"/>
@@ -27845,7 +27881,7 @@
             <w:pPr>
               <w:spacing w:after="20" w:before="0"/>
             </w:pPr>
-            <w:hyperlink w:history="1" r:id="rId6s9osyml3ezemsld8bhjn">
+            <w:hyperlink w:history="1" r:id="rIdgos1cbz-kdhtgc6nwqlma">
               <w:r>
                 <w:rPr>
                   <w:rFonts w:ascii="Arial" w:cs="Arial" w:eastAsia="Arial" w:hAnsi="Arial"/>
@@ -27878,7 +27914,7 @@
               <w:spacing w:after="10" w:before="0"/>
               <w:ind w:left="120"/>
             </w:pPr>
-            <w:hyperlink w:history="1" r:id="rIdo81ge5ki-hqofoidhsnrf">
+            <w:hyperlink w:history="1" r:id="rIdbnnfedtehb_jjxrlwiko8">
               <w:r>
                 <w:rPr>
                   <w:rFonts w:ascii="Arial" w:cs="Arial" w:eastAsia="Arial" w:hAnsi="Arial"/>
@@ -27923,7 +27959,7 @@
             <w:pPr>
               <w:spacing w:after="20" w:before="0"/>
             </w:pPr>
-            <w:hyperlink w:history="1" r:id="rId03e564i9p2n4llj9sacwg">
+            <w:hyperlink w:history="1" r:id="rIdcwurrqglpbhv7ess5iyht">
               <w:r>
                 <w:rPr>
                   <w:rFonts w:ascii="Arial" w:cs="Arial" w:eastAsia="Arial" w:hAnsi="Arial"/>
@@ -27956,7 +27992,7 @@
               <w:spacing w:after="10" w:before="0"/>
               <w:ind w:left="120"/>
             </w:pPr>
-            <w:hyperlink w:history="1" r:id="rIdzlq9sbwvcd6qvyxuyubxk">
+            <w:hyperlink w:history="1" r:id="rIdebryutavzixemsfyfpwgv">
               <w:r>
                 <w:rPr>
                   <w:rFonts w:ascii="Arial" w:cs="Arial" w:eastAsia="Arial" w:hAnsi="Arial"/>
@@ -28151,7 +28187,7 @@
             <w:pPr>
               <w:spacing w:after="20" w:before="0"/>
             </w:pPr>
-            <w:hyperlink w:history="1" r:id="rIdcdtbphalskukhcntoxqwf">
+            <w:hyperlink w:history="1" r:id="rIdlmmntobzqffcm7erozcmp">
               <w:r>
                 <w:rPr>
                   <w:rFonts w:ascii="Arial" w:cs="Arial" w:eastAsia="Arial" w:hAnsi="Arial"/>
@@ -28184,7 +28220,7 @@
               <w:spacing w:after="10" w:before="0"/>
               <w:ind w:left="120"/>
             </w:pPr>
-            <w:hyperlink w:history="1" r:id="rIdqghprbpbsxdku7541dkyp">
+            <w:hyperlink w:history="1" r:id="rIdtikbtx96xx30883i2n650">
               <w:r>
                 <w:rPr>
                   <w:rFonts w:ascii="Arial" w:cs="Arial" w:eastAsia="Arial" w:hAnsi="Arial"/>
@@ -28229,7 +28265,7 @@
             <w:pPr>
               <w:spacing w:after="20" w:before="0"/>
             </w:pPr>
-            <w:hyperlink w:history="1" r:id="rIdvk1ulfb1iaetr-oym4fr2">
+            <w:hyperlink w:history="1" r:id="rIdqbqdcrjgp913a2tvymgo7">
               <w:r>
                 <w:rPr>
                   <w:rFonts w:ascii="Arial" w:cs="Arial" w:eastAsia="Arial" w:hAnsi="Arial"/>
@@ -28262,7 +28298,7 @@
               <w:spacing w:after="10" w:before="0"/>
               <w:ind w:left="120"/>
             </w:pPr>
-            <w:hyperlink w:history="1" r:id="rId-8sxlypq2g4yetiaesfsh">
+            <w:hyperlink w:history="1" r:id="rIdrpzfmn4ethlosos-v6u--">
               <w:r>
                 <w:rPr>
                   <w:rFonts w:ascii="Arial" w:cs="Arial" w:eastAsia="Arial" w:hAnsi="Arial"/>
@@ -29701,32 +29737,32 @@
         <w:tc>
           <w:tcPr>
             <w:tcW w:type="dxa" w:w="1520"/>
-            <w:shd w:fill="F2F2F2" w:color="auto" w:val="clear"/>
-            <w:tcMar>
-              <w:top w:type="dxa" w:w="60"/>
-              <w:left w:type="dxa" w:w="120"/>
-              <w:bottom w:type="dxa" w:w="60"/>
-              <w:right w:type="dxa" w:w="120"/>
-            </w:tcMar>
-            <w:vAlign w:val="top"/>
-          </w:tcPr>
-          <w:p>
-            <w:pPr>
-              <w:spacing w:after="40" w:before="0"/>
-              <w:jc w:val="left"/>
-            </w:pPr>
-            <w:r>
-              <w:rPr>
-                <w:rFonts w:ascii="Arial" w:cs="Arial" w:eastAsia="Arial" w:hAnsi="Arial"/>
-                <w:b/>
-                <w:bCs/>
-                <w:i w:val="false"/>
-                <w:iCs w:val="false"/>
-                <w:color w:val="000000"/>
-                <w:sz w:val="18"/>
-                <w:szCs w:val="18"/>
-              </w:rPr>
-              <w:t xml:space="preserve">1 — PREDICT (10 minutes)</w:t>
+            <w:shd w:fill="EAD1F5" w:color="auto" w:val="clear"/>
+            <w:tcMar>
+              <w:top w:type="dxa" w:w="60"/>
+              <w:left w:type="dxa" w:w="120"/>
+              <w:bottom w:type="dxa" w:w="60"/>
+              <w:right w:type="dxa" w:w="120"/>
+            </w:tcMar>
+            <w:vAlign w:val="top"/>
+          </w:tcPr>
+          <w:p>
+            <w:pPr>
+              <w:spacing w:after="40" w:before="0"/>
+              <w:jc w:val="left"/>
+            </w:pPr>
+            <w:r>
+              <w:rPr>
+                <w:rFonts w:ascii="Arial" w:cs="Arial" w:eastAsia="Arial" w:hAnsi="Arial"/>
+                <w:b/>
+                <w:bCs/>
+                <w:i w:val="false"/>
+                <w:iCs w:val="false"/>
+                <w:color w:val="000000"/>
+                <w:sz w:val="18"/>
+                <w:szCs w:val="18"/>
+              </w:rPr>
+              <w:t xml:space="preserve">Predict Phase</w:t>
             </w:r>
           </w:p>
           <w:p>
@@ -29749,7 +29785,7 @@
             <w:pPr>
               <w:spacing w:after="20" w:before="0"/>
             </w:pPr>
-            <w:hyperlink w:history="1" r:id="rIdepqiwurjpz1yehrxkbq-r">
+            <w:hyperlink w:history="1" r:id="rIdvc__miaftffaulxvfdw30">
               <w:r>
                 <w:rPr>
                   <w:rFonts w:ascii="Arial" w:cs="Arial" w:eastAsia="Arial" w:hAnsi="Arial"/>
@@ -29782,7 +29818,7 @@
               <w:spacing w:after="10" w:before="0"/>
               <w:ind w:left="120"/>
             </w:pPr>
-            <w:hyperlink w:history="1" r:id="rId3rex_kymekle5djnpt2_u">
+            <w:hyperlink w:history="1" r:id="rIdingsvdbdwtiv6lnijaelq">
               <w:r>
                 <w:rPr>
                   <w:rFonts w:ascii="Arial" w:cs="Arial" w:eastAsia="Arial" w:hAnsi="Arial"/>
@@ -29827,7 +29863,7 @@
             <w:pPr>
               <w:spacing w:after="20" w:before="0"/>
             </w:pPr>
-            <w:hyperlink w:history="1" r:id="rIdqfo8em9roevtmufs1jcgi">
+            <w:hyperlink w:history="1" r:id="rId52cc8k9rpyeaxusbu8e4t">
               <w:r>
                 <w:rPr>
                   <w:rFonts w:ascii="Arial" w:cs="Arial" w:eastAsia="Arial" w:hAnsi="Arial"/>
@@ -29860,7 +29896,7 @@
               <w:spacing w:after="10" w:before="0"/>
               <w:ind w:left="120"/>
             </w:pPr>
-            <w:hyperlink w:history="1" r:id="rId7yrshsyzqdpw0xfoga2d4">
+            <w:hyperlink w:history="1" r:id="rIdunzafrto1ioxurxjc4aaf">
               <w:r>
                 <w:rPr>
                   <w:rFonts w:ascii="Arial" w:cs="Arial" w:eastAsia="Arial" w:hAnsi="Arial"/>
@@ -30007,32 +30043,32 @@
         <w:tc>
           <w:tcPr>
             <w:tcW w:type="dxa" w:w="1520"/>
-            <w:shd w:fill="F2F2F2" w:color="auto" w:val="clear"/>
-            <w:tcMar>
-              <w:top w:type="dxa" w:w="60"/>
-              <w:left w:type="dxa" w:w="120"/>
-              <w:bottom w:type="dxa" w:w="60"/>
-              <w:right w:type="dxa" w:w="120"/>
-            </w:tcMar>
-            <w:vAlign w:val="top"/>
-          </w:tcPr>
-          <w:p>
-            <w:pPr>
-              <w:spacing w:after="40" w:before="0"/>
-              <w:jc w:val="left"/>
-            </w:pPr>
-            <w:r>
-              <w:rPr>
-                <w:rFonts w:ascii="Arial" w:cs="Arial" w:eastAsia="Arial" w:hAnsi="Arial"/>
-                <w:b/>
-                <w:bCs/>
-                <w:i w:val="false"/>
-                <w:iCs w:val="false"/>
-                <w:color w:val="000000"/>
-                <w:sz w:val="18"/>
-                <w:szCs w:val="18"/>
-              </w:rPr>
-              <w:t xml:space="preserve">2 — OBSERVE (20 minutes)</w:t>
+            <w:shd w:fill="D9EEF1" w:color="auto" w:val="clear"/>
+            <w:tcMar>
+              <w:top w:type="dxa" w:w="60"/>
+              <w:left w:type="dxa" w:w="120"/>
+              <w:bottom w:type="dxa" w:w="60"/>
+              <w:right w:type="dxa" w:w="120"/>
+            </w:tcMar>
+            <w:vAlign w:val="top"/>
+          </w:tcPr>
+          <w:p>
+            <w:pPr>
+              <w:spacing w:after="40" w:before="0"/>
+              <w:jc w:val="left"/>
+            </w:pPr>
+            <w:r>
+              <w:rPr>
+                <w:rFonts w:ascii="Arial" w:cs="Arial" w:eastAsia="Arial" w:hAnsi="Arial"/>
+                <w:b/>
+                <w:bCs/>
+                <w:i w:val="false"/>
+                <w:iCs w:val="false"/>
+                <w:color w:val="000000"/>
+                <w:sz w:val="18"/>
+                <w:szCs w:val="18"/>
+              </w:rPr>
+              <w:t xml:space="preserve">Observe Phase</w:t>
             </w:r>
           </w:p>
           <w:p>
@@ -30055,7 +30091,7 @@
             <w:pPr>
               <w:spacing w:after="20" w:before="0"/>
             </w:pPr>
-            <w:hyperlink w:history="1" r:id="rIdhsazrze2edunw8ylzll3i">
+            <w:hyperlink w:history="1" r:id="rIdcb0twmegw-5yycdvmxde0">
               <w:r>
                 <w:rPr>
                   <w:rFonts w:ascii="Arial" w:cs="Arial" w:eastAsia="Arial" w:hAnsi="Arial"/>
@@ -30088,7 +30124,7 @@
               <w:spacing w:after="10" w:before="0"/>
               <w:ind w:left="120"/>
             </w:pPr>
-            <w:hyperlink w:history="1" r:id="rIdphamfils5bfxupvn6werx">
+            <w:hyperlink w:history="1" r:id="rIduw_2wehb4tjel4g_rw_e4">
               <w:r>
                 <w:rPr>
                   <w:rFonts w:ascii="Arial" w:cs="Arial" w:eastAsia="Arial" w:hAnsi="Arial"/>
@@ -30133,7 +30169,7 @@
             <w:pPr>
               <w:spacing w:after="20" w:before="0"/>
             </w:pPr>
-            <w:hyperlink w:history="1" r:id="rIdqsj6tzizhwr2zr4umbcfb">
+            <w:hyperlink w:history="1" r:id="rIdsfm6qsmefnkbkkynt_y7k">
               <w:r>
                 <w:rPr>
                   <w:rFonts w:ascii="Arial" w:cs="Arial" w:eastAsia="Arial" w:hAnsi="Arial"/>
@@ -30166,7 +30202,7 @@
               <w:spacing w:after="10" w:before="0"/>
               <w:ind w:left="120"/>
             </w:pPr>
-            <w:hyperlink w:history="1" r:id="rId9svma9xskvvipwaeqiz9f">
+            <w:hyperlink w:history="1" r:id="rIdqy5r8xss5vgybjz8dbkvn">
               <w:r>
                 <w:rPr>
                   <w:rFonts w:ascii="Arial" w:cs="Arial" w:eastAsia="Arial" w:hAnsi="Arial"/>
@@ -30313,32 +30349,32 @@
         <w:tc>
           <w:tcPr>
             <w:tcW w:type="dxa" w:w="1520"/>
-            <w:shd w:fill="F2F2F2" w:color="auto" w:val="clear"/>
-            <w:tcMar>
-              <w:top w:type="dxa" w:w="60"/>
-              <w:left w:type="dxa" w:w="120"/>
-              <w:bottom w:type="dxa" w:w="60"/>
-              <w:right w:type="dxa" w:w="120"/>
-            </w:tcMar>
-            <w:vAlign w:val="top"/>
-          </w:tcPr>
-          <w:p>
-            <w:pPr>
-              <w:spacing w:after="40" w:before="0"/>
-              <w:jc w:val="left"/>
-            </w:pPr>
-            <w:r>
-              <w:rPr>
-                <w:rFonts w:ascii="Arial" w:cs="Arial" w:eastAsia="Arial" w:hAnsi="Arial"/>
-                <w:b/>
-                <w:bCs/>
-                <w:i w:val="false"/>
-                <w:iCs w:val="false"/>
-                <w:color w:val="000000"/>
-                <w:sz w:val="18"/>
-                <w:szCs w:val="18"/>
-              </w:rPr>
-              <w:t xml:space="preserve">3 — EXPLAIN (25 minutes)</w:t>
+            <w:shd w:fill="E2EFDA" w:color="auto" w:val="clear"/>
+            <w:tcMar>
+              <w:top w:type="dxa" w:w="60"/>
+              <w:left w:type="dxa" w:w="120"/>
+              <w:bottom w:type="dxa" w:w="60"/>
+              <w:right w:type="dxa" w:w="120"/>
+            </w:tcMar>
+            <w:vAlign w:val="top"/>
+          </w:tcPr>
+          <w:p>
+            <w:pPr>
+              <w:spacing w:after="40" w:before="0"/>
+              <w:jc w:val="left"/>
+            </w:pPr>
+            <w:r>
+              <w:rPr>
+                <w:rFonts w:ascii="Arial" w:cs="Arial" w:eastAsia="Arial" w:hAnsi="Arial"/>
+                <w:b/>
+                <w:bCs/>
+                <w:i w:val="false"/>
+                <w:iCs w:val="false"/>
+                <w:color w:val="000000"/>
+                <w:sz w:val="18"/>
+                <w:szCs w:val="18"/>
+              </w:rPr>
+              <w:t xml:space="preserve">Explain Phase</w:t>
             </w:r>
           </w:p>
           <w:p>
@@ -30361,7 +30397,7 @@
             <w:pPr>
               <w:spacing w:after="20" w:before="0"/>
             </w:pPr>
-            <w:hyperlink w:history="1" r:id="rId5vgpeqebxkpezv6whw_im">
+            <w:hyperlink w:history="1" r:id="rIdqfw1mjmpstg2lwgfqtg84">
               <w:r>
                 <w:rPr>
                   <w:rFonts w:ascii="Arial" w:cs="Arial" w:eastAsia="Arial" w:hAnsi="Arial"/>
@@ -30394,7 +30430,7 @@
               <w:spacing w:after="10" w:before="0"/>
               <w:ind w:left="120"/>
             </w:pPr>
-            <w:hyperlink w:history="1" r:id="rId7tzb0wvodllcedzfau3or">
+            <w:hyperlink w:history="1" r:id="rId5wgei-_dayqubzqqgf3lj">
               <w:r>
                 <w:rPr>
                   <w:rFonts w:ascii="Arial" w:cs="Arial" w:eastAsia="Arial" w:hAnsi="Arial"/>
@@ -30439,7 +30475,7 @@
             <w:pPr>
               <w:spacing w:after="20" w:before="0"/>
             </w:pPr>
-            <w:hyperlink w:history="1" r:id="rIds_m4cgwd4n0fwcopv499q">
+            <w:hyperlink w:history="1" r:id="rIdzwlahdb4ct5pznjjsot-i">
               <w:r>
                 <w:rPr>
                   <w:rFonts w:ascii="Arial" w:cs="Arial" w:eastAsia="Arial" w:hAnsi="Arial"/>
@@ -30472,7 +30508,7 @@
               <w:spacing w:after="10" w:before="0"/>
               <w:ind w:left="120"/>
             </w:pPr>
-            <w:hyperlink w:history="1" r:id="rId--80htzq8wkmgahs4q-mh">
+            <w:hyperlink w:history="1" r:id="rId7z6om28-lyg37fen35vmc">
               <w:r>
                 <w:rPr>
                   <w:rFonts w:ascii="Arial" w:cs="Arial" w:eastAsia="Arial" w:hAnsi="Arial"/>
@@ -30619,32 +30655,32 @@
         <w:tc>
           <w:tcPr>
             <w:tcW w:type="dxa" w:w="1520"/>
-            <w:shd w:fill="F2F2F2" w:color="auto" w:val="clear"/>
-            <w:tcMar>
-              <w:top w:type="dxa" w:w="60"/>
-              <w:left w:type="dxa" w:w="120"/>
-              <w:bottom w:type="dxa" w:w="60"/>
-              <w:right w:type="dxa" w:w="120"/>
-            </w:tcMar>
-            <w:vAlign w:val="top"/>
-          </w:tcPr>
-          <w:p>
-            <w:pPr>
-              <w:spacing w:after="40" w:before="0"/>
-              <w:jc w:val="left"/>
-            </w:pPr>
-            <w:r>
-              <w:rPr>
-                <w:rFonts w:ascii="Arial" w:cs="Arial" w:eastAsia="Arial" w:hAnsi="Arial"/>
-                <w:b/>
-                <w:bCs/>
-                <w:i w:val="false"/>
-                <w:iCs w:val="false"/>
-                <w:color w:val="000000"/>
-                <w:sz w:val="18"/>
-                <w:szCs w:val="18"/>
-              </w:rPr>
-              <w:t xml:space="preserve">4 — DRIVING QUESTION BOARD UPDATE (10 minutes)</w:t>
+            <w:shd w:fill="FCE4D6" w:color="auto" w:val="clear"/>
+            <w:tcMar>
+              <w:top w:type="dxa" w:w="60"/>
+              <w:left w:type="dxa" w:w="120"/>
+              <w:bottom w:type="dxa" w:w="60"/>
+              <w:right w:type="dxa" w:w="120"/>
+            </w:tcMar>
+            <w:vAlign w:val="top"/>
+          </w:tcPr>
+          <w:p>
+            <w:pPr>
+              <w:spacing w:after="40" w:before="0"/>
+              <w:jc w:val="left"/>
+            </w:pPr>
+            <w:r>
+              <w:rPr>
+                <w:rFonts w:ascii="Arial" w:cs="Arial" w:eastAsia="Arial" w:hAnsi="Arial"/>
+                <w:b/>
+                <w:bCs/>
+                <w:i w:val="false"/>
+                <w:iCs w:val="false"/>
+                <w:color w:val="000000"/>
+                <w:sz w:val="18"/>
+                <w:szCs w:val="18"/>
+              </w:rPr>
+              <w:t xml:space="preserve">Driving Question Board (DQB) Creation</w:t>
             </w:r>
           </w:p>
           <w:p>
@@ -30667,7 +30703,7 @@
             <w:pPr>
               <w:spacing w:after="20" w:before="0"/>
             </w:pPr>
-            <w:hyperlink w:history="1" r:id="rIdjndpl5rhbboxebm9ojrqi">
+            <w:hyperlink w:history="1" r:id="rIdjaeunwjfvcew6nfrmz0ys">
               <w:r>
                 <w:rPr>
                   <w:rFonts w:ascii="Arial" w:cs="Arial" w:eastAsia="Arial" w:hAnsi="Arial"/>
@@ -30700,7 +30736,7 @@
               <w:spacing w:after="10" w:before="0"/>
               <w:ind w:left="120"/>
             </w:pPr>
-            <w:hyperlink w:history="1" r:id="rIdzidtblvb28dphjbmu3r9y">
+            <w:hyperlink w:history="1" r:id="rIdbgzvqlgd5bpwquajugdgn">
               <w:r>
                 <w:rPr>
                   <w:rFonts w:ascii="Arial" w:cs="Arial" w:eastAsia="Arial" w:hAnsi="Arial"/>
@@ -30745,7 +30781,7 @@
             <w:pPr>
               <w:spacing w:after="20" w:before="0"/>
             </w:pPr>
-            <w:hyperlink w:history="1" r:id="rIdr6le4pz2ziyr9otxr44xh">
+            <w:hyperlink w:history="1" r:id="rIdd7xdaq2q-7g_ercb2i9lt">
               <w:r>
                 <w:rPr>
                   <w:rFonts w:ascii="Arial" w:cs="Arial" w:eastAsia="Arial" w:hAnsi="Arial"/>
@@ -30778,7 +30814,7 @@
               <w:spacing w:after="10" w:before="0"/>
               <w:ind w:left="120"/>
             </w:pPr>
-            <w:hyperlink w:history="1" r:id="rIdvp7ym5cd4ijewi5ozmoob">
+            <w:hyperlink w:history="1" r:id="rIdespwmclwpqte9tk0sq7k6">
               <w:r>
                 <w:rPr>
                   <w:rFonts w:ascii="Arial" w:cs="Arial" w:eastAsia="Arial" w:hAnsi="Arial"/>
@@ -30925,32 +30961,32 @@
         <w:tc>
           <w:tcPr>
             <w:tcW w:type="dxa" w:w="1520"/>
-            <w:shd w:fill="F2F2F2" w:color="auto" w:val="clear"/>
-            <w:tcMar>
-              <w:top w:type="dxa" w:w="60"/>
-              <w:left w:type="dxa" w:w="120"/>
-              <w:bottom w:type="dxa" w:w="60"/>
-              <w:right w:type="dxa" w:w="120"/>
-            </w:tcMar>
-            <w:vAlign w:val="top"/>
-          </w:tcPr>
-          <w:p>
-            <w:pPr>
-              <w:spacing w:after="40" w:before="0"/>
-              <w:jc w:val="left"/>
-            </w:pPr>
-            <w:r>
-              <w:rPr>
-                <w:rFonts w:ascii="Arial" w:cs="Arial" w:eastAsia="Arial" w:hAnsi="Arial"/>
-                <w:b/>
-                <w:bCs/>
-                <w:i w:val="false"/>
-                <w:iCs w:val="false"/>
-                <w:color w:val="000000"/>
-                <w:sz w:val="18"/>
-                <w:szCs w:val="18"/>
-              </w:rPr>
-              <w:t xml:space="preserve">5 — MODEL BUILDING (15 minutes)</w:t>
+            <w:shd w:fill="D5E8F0" w:color="auto" w:val="clear"/>
+            <w:tcMar>
+              <w:top w:type="dxa" w:w="60"/>
+              <w:left w:type="dxa" w:w="120"/>
+              <w:bottom w:type="dxa" w:w="60"/>
+              <w:right w:type="dxa" w:w="120"/>
+            </w:tcMar>
+            <w:vAlign w:val="top"/>
+          </w:tcPr>
+          <w:p>
+            <w:pPr>
+              <w:spacing w:after="40" w:before="0"/>
+              <w:jc w:val="left"/>
+            </w:pPr>
+            <w:r>
+              <w:rPr>
+                <w:rFonts w:ascii="Arial" w:cs="Arial" w:eastAsia="Arial" w:hAnsi="Arial"/>
+                <w:b/>
+                <w:bCs/>
+                <w:i w:val="false"/>
+                <w:iCs w:val="false"/>
+                <w:color w:val="000000"/>
+                <w:sz w:val="18"/>
+                <w:szCs w:val="18"/>
+              </w:rPr>
+              <w:t xml:space="preserve">Model Building Phase</w:t>
             </w:r>
           </w:p>
           <w:p>
@@ -30973,7 +31009,7 @@
             <w:pPr>
               <w:spacing w:after="20" w:before="0"/>
             </w:pPr>
-            <w:hyperlink w:history="1" r:id="rIdmh6-zhqgaqoqzquknyaty">
+            <w:hyperlink w:history="1" r:id="rIdd1savoxe7ntpkcmdkz2rs">
               <w:r>
                 <w:rPr>
                   <w:rFonts w:ascii="Arial" w:cs="Arial" w:eastAsia="Arial" w:hAnsi="Arial"/>
@@ -31006,7 +31042,7 @@
               <w:spacing w:after="10" w:before="0"/>
               <w:ind w:left="120"/>
             </w:pPr>
-            <w:hyperlink w:history="1" r:id="rId102htaazegd7xec7s4yad">
+            <w:hyperlink w:history="1" r:id="rIdsnh9yz1urlbngpf_s7ix1">
               <w:r>
                 <w:rPr>
                   <w:rFonts w:ascii="Arial" w:cs="Arial" w:eastAsia="Arial" w:hAnsi="Arial"/>
@@ -31051,7 +31087,7 @@
             <w:pPr>
               <w:spacing w:after="20" w:before="0"/>
             </w:pPr>
-            <w:hyperlink w:history="1" r:id="rIdwhkohcmcrdi4wxyozfhjr">
+            <w:hyperlink w:history="1" r:id="rIdhfyrp4aj9yaitlhjbmvid">
               <w:r>
                 <w:rPr>
                   <w:rFonts w:ascii="Arial" w:cs="Arial" w:eastAsia="Arial" w:hAnsi="Arial"/>
@@ -31084,7 +31120,7 @@
               <w:spacing w:after="10" w:before="0"/>
               <w:ind w:left="120"/>
             </w:pPr>
-            <w:hyperlink w:history="1" r:id="rIdpowatol9ick1bdwhoxsja">
+            <w:hyperlink w:history="1" r:id="rIdtl9v7qqytiluetprsjvxb">
               <w:r>
                 <w:rPr>
                   <w:rFonts w:ascii="Arial" w:cs="Arial" w:eastAsia="Arial" w:hAnsi="Arial"/>
@@ -32523,32 +32559,32 @@
         <w:tc>
           <w:tcPr>
             <w:tcW w:type="dxa" w:w="1520"/>
-            <w:shd w:fill="F2F2F2" w:color="auto" w:val="clear"/>
-            <w:tcMar>
-              <w:top w:type="dxa" w:w="60"/>
-              <w:left w:type="dxa" w:w="120"/>
-              <w:bottom w:type="dxa" w:w="60"/>
-              <w:right w:type="dxa" w:w="120"/>
-            </w:tcMar>
-            <w:vAlign w:val="top"/>
-          </w:tcPr>
-          <w:p>
-            <w:pPr>
-              <w:spacing w:after="40" w:before="0"/>
-              <w:jc w:val="left"/>
-            </w:pPr>
-            <w:r>
-              <w:rPr>
-                <w:rFonts w:ascii="Arial" w:cs="Arial" w:eastAsia="Arial" w:hAnsi="Arial"/>
-                <w:b/>
-                <w:bCs/>
-                <w:i w:val="false"/>
-                <w:iCs w:val="false"/>
-                <w:color w:val="000000"/>
-                <w:sz w:val="18"/>
-                <w:szCs w:val="18"/>
-              </w:rPr>
-              <w:t xml:space="preserve">Phase 1 — Predict (10 minutes)</w:t>
+            <w:shd w:fill="EAD1F5" w:color="auto" w:val="clear"/>
+            <w:tcMar>
+              <w:top w:type="dxa" w:w="60"/>
+              <w:left w:type="dxa" w:w="120"/>
+              <w:bottom w:type="dxa" w:w="60"/>
+              <w:right w:type="dxa" w:w="120"/>
+            </w:tcMar>
+            <w:vAlign w:val="top"/>
+          </w:tcPr>
+          <w:p>
+            <w:pPr>
+              <w:spacing w:after="40" w:before="0"/>
+              <w:jc w:val="left"/>
+            </w:pPr>
+            <w:r>
+              <w:rPr>
+                <w:rFonts w:ascii="Arial" w:cs="Arial" w:eastAsia="Arial" w:hAnsi="Arial"/>
+                <w:b/>
+                <w:bCs/>
+                <w:i w:val="false"/>
+                <w:iCs w:val="false"/>
+                <w:color w:val="000000"/>
+                <w:sz w:val="18"/>
+                <w:szCs w:val="18"/>
+              </w:rPr>
+              <w:t xml:space="preserve">Predict Phase</w:t>
             </w:r>
           </w:p>
           <w:p>
@@ -32571,7 +32607,7 @@
             <w:pPr>
               <w:spacing w:after="20" w:before="0"/>
             </w:pPr>
-            <w:hyperlink w:history="1" r:id="rIdfo2ih6c6-d92dwdvegzsw">
+            <w:hyperlink w:history="1" r:id="rIdvmx1i6oososvlw0d6-eb7">
               <w:r>
                 <w:rPr>
                   <w:rFonts w:ascii="Arial" w:cs="Arial" w:eastAsia="Arial" w:hAnsi="Arial"/>
@@ -32604,7 +32640,7 @@
               <w:spacing w:after="10" w:before="0"/>
               <w:ind w:left="120"/>
             </w:pPr>
-            <w:hyperlink w:history="1" r:id="rIdvkgc3_s7ctyokwq26cqwh">
+            <w:hyperlink w:history="1" r:id="rIdebrj0zp1o8nx0r2sbkrpc">
               <w:r>
                 <w:rPr>
                   <w:rFonts w:ascii="Arial" w:cs="Arial" w:eastAsia="Arial" w:hAnsi="Arial"/>
@@ -32649,7 +32685,7 @@
             <w:pPr>
               <w:spacing w:after="20" w:before="0"/>
             </w:pPr>
-            <w:hyperlink w:history="1" r:id="rId0b0wdzli24qd2sdvtnevv">
+            <w:hyperlink w:history="1" r:id="rIdifpv4hvw3u8-cifi4mfbf">
               <w:r>
                 <w:rPr>
                   <w:rFonts w:ascii="Arial" w:cs="Arial" w:eastAsia="Arial" w:hAnsi="Arial"/>
@@ -32682,7 +32718,7 @@
               <w:spacing w:after="10" w:before="0"/>
               <w:ind w:left="120"/>
             </w:pPr>
-            <w:hyperlink w:history="1" r:id="rIdxi1x9zu5l9w5hn4pb2eo4">
+            <w:hyperlink w:history="1" r:id="rIdc8vhebvy7udiacgn_in6v">
               <w:r>
                 <w:rPr>
                   <w:rFonts w:ascii="Arial" w:cs="Arial" w:eastAsia="Arial" w:hAnsi="Arial"/>
@@ -32829,32 +32865,32 @@
         <w:tc>
           <w:tcPr>
             <w:tcW w:type="dxa" w:w="1520"/>
-            <w:shd w:fill="F2F2F2" w:color="auto" w:val="clear"/>
-            <w:tcMar>
-              <w:top w:type="dxa" w:w="60"/>
-              <w:left w:type="dxa" w:w="120"/>
-              <w:bottom w:type="dxa" w:w="60"/>
-              <w:right w:type="dxa" w:w="120"/>
-            </w:tcMar>
-            <w:vAlign w:val="top"/>
-          </w:tcPr>
-          <w:p>
-            <w:pPr>
-              <w:spacing w:after="40" w:before="0"/>
-              <w:jc w:val="left"/>
-            </w:pPr>
-            <w:r>
-              <w:rPr>
-                <w:rFonts w:ascii="Arial" w:cs="Arial" w:eastAsia="Arial" w:hAnsi="Arial"/>
-                <w:b/>
-                <w:bCs/>
-                <w:i w:val="false"/>
-                <w:iCs w:val="false"/>
-                <w:color w:val="000000"/>
-                <w:sz w:val="18"/>
-                <w:szCs w:val="18"/>
-              </w:rPr>
-              <w:t xml:space="preserve">Phase 2 — Observe (30 minutes)</w:t>
+            <w:shd w:fill="D9EEF1" w:color="auto" w:val="clear"/>
+            <w:tcMar>
+              <w:top w:type="dxa" w:w="60"/>
+              <w:left w:type="dxa" w:w="120"/>
+              <w:bottom w:type="dxa" w:w="60"/>
+              <w:right w:type="dxa" w:w="120"/>
+            </w:tcMar>
+            <w:vAlign w:val="top"/>
+          </w:tcPr>
+          <w:p>
+            <w:pPr>
+              <w:spacing w:after="40" w:before="0"/>
+              <w:jc w:val="left"/>
+            </w:pPr>
+            <w:r>
+              <w:rPr>
+                <w:rFonts w:ascii="Arial" w:cs="Arial" w:eastAsia="Arial" w:hAnsi="Arial"/>
+                <w:b/>
+                <w:bCs/>
+                <w:i w:val="false"/>
+                <w:iCs w:val="false"/>
+                <w:color w:val="000000"/>
+                <w:sz w:val="18"/>
+                <w:szCs w:val="18"/>
+              </w:rPr>
+              <w:t xml:space="preserve">Observe Phase</w:t>
             </w:r>
           </w:p>
           <w:p>
@@ -32877,7 +32913,7 @@
             <w:pPr>
               <w:spacing w:after="20" w:before="0"/>
             </w:pPr>
-            <w:hyperlink w:history="1" r:id="rIdylcyggt_6gu5apmj6im_k">
+            <w:hyperlink w:history="1" r:id="rIdioiux3v917s-6ut_ztaoh">
               <w:r>
                 <w:rPr>
                   <w:rFonts w:ascii="Arial" w:cs="Arial" w:eastAsia="Arial" w:hAnsi="Arial"/>
@@ -32910,7 +32946,7 @@
               <w:spacing w:after="10" w:before="0"/>
               <w:ind w:left="120"/>
             </w:pPr>
-            <w:hyperlink w:history="1" r:id="rIdxzvpvgv4log9wpldy0mz3">
+            <w:hyperlink w:history="1" r:id="rIdks81n5ael4vdykutxukez">
               <w:r>
                 <w:rPr>
                   <w:rFonts w:ascii="Arial" w:cs="Arial" w:eastAsia="Arial" w:hAnsi="Arial"/>
@@ -32955,7 +32991,7 @@
             <w:pPr>
               <w:spacing w:after="20" w:before="0"/>
             </w:pPr>
-            <w:hyperlink w:history="1" r:id="rIdwo6a4gkmuhvwod4ayvwj3">
+            <w:hyperlink w:history="1" r:id="rId0ouudx820tyistc_xoqrh">
               <w:r>
                 <w:rPr>
                   <w:rFonts w:ascii="Arial" w:cs="Arial" w:eastAsia="Arial" w:hAnsi="Arial"/>
@@ -32988,7 +33024,7 @@
               <w:spacing w:after="10" w:before="0"/>
               <w:ind w:left="120"/>
             </w:pPr>
-            <w:hyperlink w:history="1" r:id="rIdo12yih1oaapunzg2zm0i4">
+            <w:hyperlink w:history="1" r:id="rId_qme2psscnetzs0gds20a">
               <w:r>
                 <w:rPr>
                   <w:rFonts w:ascii="Arial" w:cs="Arial" w:eastAsia="Arial" w:hAnsi="Arial"/>
@@ -33135,32 +33171,32 @@
         <w:tc>
           <w:tcPr>
             <w:tcW w:type="dxa" w:w="1520"/>
-            <w:shd w:fill="F2F2F2" w:color="auto" w:val="clear"/>
-            <w:tcMar>
-              <w:top w:type="dxa" w:w="60"/>
-              <w:left w:type="dxa" w:w="120"/>
-              <w:bottom w:type="dxa" w:w="60"/>
-              <w:right w:type="dxa" w:w="120"/>
-            </w:tcMar>
-            <w:vAlign w:val="top"/>
-          </w:tcPr>
-          <w:p>
-            <w:pPr>
-              <w:spacing w:after="40" w:before="0"/>
-              <w:jc w:val="left"/>
-            </w:pPr>
-            <w:r>
-              <w:rPr>
-                <w:rFonts w:ascii="Arial" w:cs="Arial" w:eastAsia="Arial" w:hAnsi="Arial"/>
-                <w:b/>
-                <w:bCs/>
-                <w:i w:val="false"/>
-                <w:iCs w:val="false"/>
-                <w:color w:val="000000"/>
-                <w:sz w:val="18"/>
-                <w:szCs w:val="18"/>
-              </w:rPr>
-              <w:t xml:space="preserve">Phase 3 — Explain (20 minutes)</w:t>
+            <w:shd w:fill="E2EFDA" w:color="auto" w:val="clear"/>
+            <w:tcMar>
+              <w:top w:type="dxa" w:w="60"/>
+              <w:left w:type="dxa" w:w="120"/>
+              <w:bottom w:type="dxa" w:w="60"/>
+              <w:right w:type="dxa" w:w="120"/>
+            </w:tcMar>
+            <w:vAlign w:val="top"/>
+          </w:tcPr>
+          <w:p>
+            <w:pPr>
+              <w:spacing w:after="40" w:before="0"/>
+              <w:jc w:val="left"/>
+            </w:pPr>
+            <w:r>
+              <w:rPr>
+                <w:rFonts w:ascii="Arial" w:cs="Arial" w:eastAsia="Arial" w:hAnsi="Arial"/>
+                <w:b/>
+                <w:bCs/>
+                <w:i w:val="false"/>
+                <w:iCs w:val="false"/>
+                <w:color w:val="000000"/>
+                <w:sz w:val="18"/>
+                <w:szCs w:val="18"/>
+              </w:rPr>
+              <w:t xml:space="preserve">Explain Phase</w:t>
             </w:r>
           </w:p>
           <w:p>
@@ -33183,7 +33219,7 @@
             <w:pPr>
               <w:spacing w:after="20" w:before="0"/>
             </w:pPr>
-            <w:hyperlink w:history="1" r:id="rIdpoqgy466jeugf8nv3gnkx">
+            <w:hyperlink w:history="1" r:id="rIdmf24qygtquvdvnm6w2lcw">
               <w:r>
                 <w:rPr>
                   <w:rFonts w:ascii="Arial" w:cs="Arial" w:eastAsia="Arial" w:hAnsi="Arial"/>
@@ -33216,7 +33252,7 @@
               <w:spacing w:after="10" w:before="0"/>
               <w:ind w:left="120"/>
             </w:pPr>
-            <w:hyperlink w:history="1" r:id="rIdofyhgnlkmonnjbwnrjyzz">
+            <w:hyperlink w:history="1" r:id="rIdtcdukwbu-ydmixmx0ofe9">
               <w:r>
                 <w:rPr>
                   <w:rFonts w:ascii="Arial" w:cs="Arial" w:eastAsia="Arial" w:hAnsi="Arial"/>
@@ -33261,7 +33297,7 @@
             <w:pPr>
               <w:spacing w:after="20" w:before="0"/>
             </w:pPr>
-            <w:hyperlink w:history="1" r:id="rIdkqx2wb1drxdit7cj108st">
+            <w:hyperlink w:history="1" r:id="rId0g7s-29rawicxlhmyksxr">
               <w:r>
                 <w:rPr>
                   <w:rFonts w:ascii="Arial" w:cs="Arial" w:eastAsia="Arial" w:hAnsi="Arial"/>
@@ -33294,7 +33330,7 @@
               <w:spacing w:after="10" w:before="0"/>
               <w:ind w:left="120"/>
             </w:pPr>
-            <w:hyperlink w:history="1" r:id="rIdyra4fower14mrityihtju">
+            <w:hyperlink w:history="1" r:id="rId0p4z8i45eg9p86dmtkcrp">
               <w:r>
                 <w:rPr>
                   <w:rFonts w:ascii="Arial" w:cs="Arial" w:eastAsia="Arial" w:hAnsi="Arial"/>
@@ -33441,32 +33477,32 @@
         <w:tc>
           <w:tcPr>
             <w:tcW w:type="dxa" w:w="1520"/>
-            <w:shd w:fill="F2F2F2" w:color="auto" w:val="clear"/>
-            <w:tcMar>
-              <w:top w:type="dxa" w:w="60"/>
-              <w:left w:type="dxa" w:w="120"/>
-              <w:bottom w:type="dxa" w:w="60"/>
-              <w:right w:type="dxa" w:w="120"/>
-            </w:tcMar>
-            <w:vAlign w:val="top"/>
-          </w:tcPr>
-          <w:p>
-            <w:pPr>
-              <w:spacing w:after="40" w:before="0"/>
-              <w:jc w:val="left"/>
-            </w:pPr>
-            <w:r>
-              <w:rPr>
-                <w:rFonts w:ascii="Arial" w:cs="Arial" w:eastAsia="Arial" w:hAnsi="Arial"/>
-                <w:b/>
-                <w:bCs/>
-                <w:i w:val="false"/>
-                <w:iCs w:val="false"/>
-                <w:color w:val="000000"/>
-                <w:sz w:val="18"/>
-                <w:szCs w:val="18"/>
-              </w:rPr>
-              <w:t xml:space="preserve">Phase 4 — Driving Question Board (DQB) Update (10 minutes)</w:t>
+            <w:shd w:fill="FCE4D6" w:color="auto" w:val="clear"/>
+            <w:tcMar>
+              <w:top w:type="dxa" w:w="60"/>
+              <w:left w:type="dxa" w:w="120"/>
+              <w:bottom w:type="dxa" w:w="60"/>
+              <w:right w:type="dxa" w:w="120"/>
+            </w:tcMar>
+            <w:vAlign w:val="top"/>
+          </w:tcPr>
+          <w:p>
+            <w:pPr>
+              <w:spacing w:after="40" w:before="0"/>
+              <w:jc w:val="left"/>
+            </w:pPr>
+            <w:r>
+              <w:rPr>
+                <w:rFonts w:ascii="Arial" w:cs="Arial" w:eastAsia="Arial" w:hAnsi="Arial"/>
+                <w:b/>
+                <w:bCs/>
+                <w:i w:val="false"/>
+                <w:iCs w:val="false"/>
+                <w:color w:val="000000"/>
+                <w:sz w:val="18"/>
+                <w:szCs w:val="18"/>
+              </w:rPr>
+              <w:t xml:space="preserve">Driving Question Board (DQB) Creation</w:t>
             </w:r>
           </w:p>
           <w:p>
@@ -33489,7 +33525,7 @@
             <w:pPr>
               <w:spacing w:after="20" w:before="0"/>
             </w:pPr>
-            <w:hyperlink w:history="1" r:id="rIdmjqpu-ionbg-kx5zxw9f4">
+            <w:hyperlink w:history="1" r:id="rIdgtas7l-to3sqk40de-o9h">
               <w:r>
                 <w:rPr>
                   <w:rFonts w:ascii="Arial" w:cs="Arial" w:eastAsia="Arial" w:hAnsi="Arial"/>
@@ -33522,7 +33558,7 @@
               <w:spacing w:after="10" w:before="0"/>
               <w:ind w:left="120"/>
             </w:pPr>
-            <w:hyperlink w:history="1" r:id="rIda2e6msvjdtidx3e4z5ms4">
+            <w:hyperlink w:history="1" r:id="rIdsbvsbyyvzbazayr2t0rl2">
               <w:r>
                 <w:rPr>
                   <w:rFonts w:ascii="Arial" w:cs="Arial" w:eastAsia="Arial" w:hAnsi="Arial"/>
@@ -33567,7 +33603,7 @@
             <w:pPr>
               <w:spacing w:after="20" w:before="0"/>
             </w:pPr>
-            <w:hyperlink w:history="1" r:id="rIdumk_jam1eoxqfyo3xihjf">
+            <w:hyperlink w:history="1" r:id="rIdfppyhg2g9di5afvev71xf">
               <w:r>
                 <w:rPr>
                   <w:rFonts w:ascii="Arial" w:cs="Arial" w:eastAsia="Arial" w:hAnsi="Arial"/>
@@ -33600,7 +33636,7 @@
               <w:spacing w:after="10" w:before="0"/>
               <w:ind w:left="120"/>
             </w:pPr>
-            <w:hyperlink w:history="1" r:id="rIdku7kabpnqfbw4af4jvba5">
+            <w:hyperlink w:history="1" r:id="rId5cze_8devnmztnf9vptz8">
               <w:r>
                 <w:rPr>
                   <w:rFonts w:ascii="Arial" w:cs="Arial" w:eastAsia="Arial" w:hAnsi="Arial"/>
@@ -33747,32 +33783,32 @@
         <w:tc>
           <w:tcPr>
             <w:tcW w:type="dxa" w:w="1520"/>
-            <w:shd w:fill="F2F2F2" w:color="auto" w:val="clear"/>
-            <w:tcMar>
-              <w:top w:type="dxa" w:w="60"/>
-              <w:left w:type="dxa" w:w="120"/>
-              <w:bottom w:type="dxa" w:w="60"/>
-              <w:right w:type="dxa" w:w="120"/>
-            </w:tcMar>
-            <w:vAlign w:val="top"/>
-          </w:tcPr>
-          <w:p>
-            <w:pPr>
-              <w:spacing w:after="40" w:before="0"/>
-              <w:jc w:val="left"/>
-            </w:pPr>
-            <w:r>
-              <w:rPr>
-                <w:rFonts w:ascii="Arial" w:cs="Arial" w:eastAsia="Arial" w:hAnsi="Arial"/>
-                <w:b/>
-                <w:bCs/>
-                <w:i w:val="false"/>
-                <w:iCs w:val="false"/>
-                <w:color w:val="000000"/>
-                <w:sz w:val="18"/>
-                <w:szCs w:val="18"/>
-              </w:rPr>
-              <w:t xml:space="preserve">Phase 5 — Model Building (10 minutes)</w:t>
+            <w:shd w:fill="D5E8F0" w:color="auto" w:val="clear"/>
+            <w:tcMar>
+              <w:top w:type="dxa" w:w="60"/>
+              <w:left w:type="dxa" w:w="120"/>
+              <w:bottom w:type="dxa" w:w="60"/>
+              <w:right w:type="dxa" w:w="120"/>
+            </w:tcMar>
+            <w:vAlign w:val="top"/>
+          </w:tcPr>
+          <w:p>
+            <w:pPr>
+              <w:spacing w:after="40" w:before="0"/>
+              <w:jc w:val="left"/>
+            </w:pPr>
+            <w:r>
+              <w:rPr>
+                <w:rFonts w:ascii="Arial" w:cs="Arial" w:eastAsia="Arial" w:hAnsi="Arial"/>
+                <w:b/>
+                <w:bCs/>
+                <w:i w:val="false"/>
+                <w:iCs w:val="false"/>
+                <w:color w:val="000000"/>
+                <w:sz w:val="18"/>
+                <w:szCs w:val="18"/>
+              </w:rPr>
+              <w:t xml:space="preserve">Model Building Phase</w:t>
             </w:r>
           </w:p>
           <w:p>
@@ -33795,7 +33831,7 @@
             <w:pPr>
               <w:spacing w:after="20" w:before="0"/>
             </w:pPr>
-            <w:hyperlink w:history="1" r:id="rIdebgqkazdbze_n0desv0p9">
+            <w:hyperlink w:history="1" r:id="rIdhqj0yz7fbf3tyk0d5bdyj">
               <w:r>
                 <w:rPr>
                   <w:rFonts w:ascii="Arial" w:cs="Arial" w:eastAsia="Arial" w:hAnsi="Arial"/>
@@ -33828,7 +33864,7 @@
               <w:spacing w:after="10" w:before="0"/>
               <w:ind w:left="120"/>
             </w:pPr>
-            <w:hyperlink w:history="1" r:id="rIdkyg88m_rtfikmbfx-fc4d">
+            <w:hyperlink w:history="1" r:id="rIdjuv_j4wem1gxtzxwfiwqt">
               <w:r>
                 <w:rPr>
                   <w:rFonts w:ascii="Arial" w:cs="Arial" w:eastAsia="Arial" w:hAnsi="Arial"/>
@@ -33873,7 +33909,7 @@
             <w:pPr>
               <w:spacing w:after="20" w:before="0"/>
             </w:pPr>
-            <w:hyperlink w:history="1" r:id="rIdih9hsnryl4rri7dtdknq6">
+            <w:hyperlink w:history="1" r:id="rIdjartfbenw9rk2yjs_8kjl">
               <w:r>
                 <w:rPr>
                   <w:rFonts w:ascii="Arial" w:cs="Arial" w:eastAsia="Arial" w:hAnsi="Arial"/>
@@ -33906,7 +33942,7 @@
               <w:spacing w:after="10" w:before="0"/>
               <w:ind w:left="120"/>
             </w:pPr>
-            <w:hyperlink w:history="1" r:id="rIdqg4dyqqg1tsd8spywp0uc">
+            <w:hyperlink w:history="1" r:id="rIda6dulvkdmiehppfdwakmt">
               <w:r>
                 <w:rPr>
                   <w:rFonts w:ascii="Arial" w:cs="Arial" w:eastAsia="Arial" w:hAnsi="Arial"/>
@@ -35345,32 +35381,32 @@
         <w:tc>
           <w:tcPr>
             <w:tcW w:type="dxa" w:w="1520"/>
-            <w:shd w:fill="F2F2F2" w:color="auto" w:val="clear"/>
-            <w:tcMar>
-              <w:top w:type="dxa" w:w="60"/>
-              <w:left w:type="dxa" w:w="120"/>
-              <w:bottom w:type="dxa" w:w="60"/>
-              <w:right w:type="dxa" w:w="120"/>
-            </w:tcMar>
-            <w:vAlign w:val="top"/>
-          </w:tcPr>
-          <w:p>
-            <w:pPr>
-              <w:spacing w:after="40" w:before="0"/>
-              <w:jc w:val="left"/>
-            </w:pPr>
-            <w:r>
-              <w:rPr>
-                <w:rFonts w:ascii="Arial" w:cs="Arial" w:eastAsia="Arial" w:hAnsi="Arial"/>
-                <w:b/>
-                <w:bCs/>
-                <w:i w:val="false"/>
-                <w:iCs w:val="false"/>
-                <w:color w:val="000000"/>
-                <w:sz w:val="18"/>
-                <w:szCs w:val="18"/>
-              </w:rPr>
-              <w:t xml:space="preserve">Phase 1 — Predict: Planning the Model (0–12 min)</w:t>
+            <w:shd w:fill="EAD1F5" w:color="auto" w:val="clear"/>
+            <w:tcMar>
+              <w:top w:type="dxa" w:w="60"/>
+              <w:left w:type="dxa" w:w="120"/>
+              <w:bottom w:type="dxa" w:w="60"/>
+              <w:right w:type="dxa" w:w="120"/>
+            </w:tcMar>
+            <w:vAlign w:val="top"/>
+          </w:tcPr>
+          <w:p>
+            <w:pPr>
+              <w:spacing w:after="40" w:before="0"/>
+              <w:jc w:val="left"/>
+            </w:pPr>
+            <w:r>
+              <w:rPr>
+                <w:rFonts w:ascii="Arial" w:cs="Arial" w:eastAsia="Arial" w:hAnsi="Arial"/>
+                <w:b/>
+                <w:bCs/>
+                <w:i w:val="false"/>
+                <w:iCs w:val="false"/>
+                <w:color w:val="000000"/>
+                <w:sz w:val="18"/>
+                <w:szCs w:val="18"/>
+              </w:rPr>
+              <w:t xml:space="preserve">Predict Phase</w:t>
             </w:r>
           </w:p>
           <w:p>
@@ -35393,7 +35429,7 @@
             <w:pPr>
               <w:spacing w:after="20" w:before="0"/>
             </w:pPr>
-            <w:hyperlink w:history="1" r:id="rId6fnwy0o3lmycxac9f_izq">
+            <w:hyperlink w:history="1" r:id="rId3o_sys08la6jvficwdsju">
               <w:r>
                 <w:rPr>
                   <w:rFonts w:ascii="Arial" w:cs="Arial" w:eastAsia="Arial" w:hAnsi="Arial"/>
@@ -35426,7 +35462,7 @@
               <w:spacing w:after="10" w:before="0"/>
               <w:ind w:left="120"/>
             </w:pPr>
-            <w:hyperlink w:history="1" r:id="rIdmuryf7eptfledib3-amib">
+            <w:hyperlink w:history="1" r:id="rIdjt4t5hffmdahpaglympkz">
               <w:r>
                 <w:rPr>
                   <w:rFonts w:ascii="Arial" w:cs="Arial" w:eastAsia="Arial" w:hAnsi="Arial"/>
@@ -35471,7 +35507,7 @@
             <w:pPr>
               <w:spacing w:after="20" w:before="0"/>
             </w:pPr>
-            <w:hyperlink w:history="1" r:id="rIddejajeosljz_2sx5bawzw">
+            <w:hyperlink w:history="1" r:id="rIdarzj93idt9mvxmwrprhfz">
               <w:r>
                 <w:rPr>
                   <w:rFonts w:ascii="Arial" w:cs="Arial" w:eastAsia="Arial" w:hAnsi="Arial"/>
@@ -35504,7 +35540,7 @@
               <w:spacing w:after="10" w:before="0"/>
               <w:ind w:left="120"/>
             </w:pPr>
-            <w:hyperlink w:history="1" r:id="rIdlthuruvgs9tvt0umuwhmp">
+            <w:hyperlink w:history="1" r:id="rIdars-hd8euk25xaw-ciih0">
               <w:r>
                 <w:rPr>
                   <w:rFonts w:ascii="Arial" w:cs="Arial" w:eastAsia="Arial" w:hAnsi="Arial"/>
@@ -35651,32 +35687,32 @@
         <w:tc>
           <w:tcPr>
             <w:tcW w:type="dxa" w:w="1520"/>
-            <w:shd w:fill="F2F2F2" w:color="auto" w:val="clear"/>
-            <w:tcMar>
-              <w:top w:type="dxa" w:w="60"/>
-              <w:left w:type="dxa" w:w="120"/>
-              <w:bottom w:type="dxa" w:w="60"/>
-              <w:right w:type="dxa" w:w="120"/>
-            </w:tcMar>
-            <w:vAlign w:val="top"/>
-          </w:tcPr>
-          <w:p>
-            <w:pPr>
-              <w:spacing w:after="40" w:before="0"/>
-              <w:jc w:val="left"/>
-            </w:pPr>
-            <w:r>
-              <w:rPr>
-                <w:rFonts w:ascii="Arial" w:cs="Arial" w:eastAsia="Arial" w:hAnsi="Arial"/>
-                <w:b/>
-                <w:bCs/>
-                <w:i w:val="false"/>
-                <w:iCs w:val="false"/>
-                <w:color w:val="000000"/>
-                <w:sz w:val="18"/>
-                <w:szCs w:val="18"/>
-              </w:rPr>
-              <w:t xml:space="preserve">Phase 2 — Observe / Build: Constructing the 3-D Model (12–55 min)</w:t>
+            <w:shd w:fill="D9EEF1" w:color="auto" w:val="clear"/>
+            <w:tcMar>
+              <w:top w:type="dxa" w:w="60"/>
+              <w:left w:type="dxa" w:w="120"/>
+              <w:bottom w:type="dxa" w:w="60"/>
+              <w:right w:type="dxa" w:w="120"/>
+            </w:tcMar>
+            <w:vAlign w:val="top"/>
+          </w:tcPr>
+          <w:p>
+            <w:pPr>
+              <w:spacing w:after="40" w:before="0"/>
+              <w:jc w:val="left"/>
+            </w:pPr>
+            <w:r>
+              <w:rPr>
+                <w:rFonts w:ascii="Arial" w:cs="Arial" w:eastAsia="Arial" w:hAnsi="Arial"/>
+                <w:b/>
+                <w:bCs/>
+                <w:i w:val="false"/>
+                <w:iCs w:val="false"/>
+                <w:color w:val="000000"/>
+                <w:sz w:val="18"/>
+                <w:szCs w:val="18"/>
+              </w:rPr>
+              <w:t xml:space="preserve">Observe Phase</w:t>
             </w:r>
           </w:p>
           <w:p>
@@ -35699,7 +35735,7 @@
             <w:pPr>
               <w:spacing w:after="20" w:before="0"/>
             </w:pPr>
-            <w:hyperlink w:history="1" r:id="rIdofyiryotqosxtkwofa-fh">
+            <w:hyperlink w:history="1" r:id="rIdrnmksteu1rmhwa4opmc1w">
               <w:r>
                 <w:rPr>
                   <w:rFonts w:ascii="Arial" w:cs="Arial" w:eastAsia="Arial" w:hAnsi="Arial"/>
@@ -35732,7 +35768,7 @@
               <w:spacing w:after="10" w:before="0"/>
               <w:ind w:left="120"/>
             </w:pPr>
-            <w:hyperlink w:history="1" r:id="rIdsdvryqqjkq35jvps6h4rh">
+            <w:hyperlink w:history="1" r:id="rIdetwmixgikgop9qoj8v1yo">
               <w:r>
                 <w:rPr>
                   <w:rFonts w:ascii="Arial" w:cs="Arial" w:eastAsia="Arial" w:hAnsi="Arial"/>
@@ -35777,7 +35813,7 @@
             <w:pPr>
               <w:spacing w:after="20" w:before="0"/>
             </w:pPr>
-            <w:hyperlink w:history="1" r:id="rIdaks-3brczpirtfo8wop8s">
+            <w:hyperlink w:history="1" r:id="rIdwrw86nu8so7a-kmagegkb">
               <w:r>
                 <w:rPr>
                   <w:rFonts w:ascii="Arial" w:cs="Arial" w:eastAsia="Arial" w:hAnsi="Arial"/>
@@ -35810,7 +35846,7 @@
               <w:spacing w:after="10" w:before="0"/>
               <w:ind w:left="120"/>
             </w:pPr>
-            <w:hyperlink w:history="1" r:id="rIdi9y8kj8q6vt5rstpqxfqb">
+            <w:hyperlink w:history="1" r:id="rIdri_yyvqacurphpc_ulo3n">
               <w:r>
                 <w:rPr>
                   <w:rFonts w:ascii="Arial" w:cs="Arial" w:eastAsia="Arial" w:hAnsi="Arial"/>
@@ -35957,32 +35993,32 @@
         <w:tc>
           <w:tcPr>
             <w:tcW w:type="dxa" w:w="1520"/>
-            <w:shd w:fill="F2F2F2" w:color="auto" w:val="clear"/>
-            <w:tcMar>
-              <w:top w:type="dxa" w:w="60"/>
-              <w:left w:type="dxa" w:w="120"/>
-              <w:bottom w:type="dxa" w:w="60"/>
-              <w:right w:type="dxa" w:w="120"/>
-            </w:tcMar>
-            <w:vAlign w:val="top"/>
-          </w:tcPr>
-          <w:p>
-            <w:pPr>
-              <w:spacing w:after="40" w:before="0"/>
-              <w:jc w:val="left"/>
-            </w:pPr>
-            <w:r>
-              <w:rPr>
-                <w:rFonts w:ascii="Arial" w:cs="Arial" w:eastAsia="Arial" w:hAnsi="Arial"/>
-                <w:b/>
-                <w:bCs/>
-                <w:i w:val="false"/>
-                <w:iCs w:val="false"/>
-                <w:color w:val="000000"/>
-                <w:sz w:val="18"/>
-                <w:szCs w:val="18"/>
-              </w:rPr>
-              <w:t xml:space="preserve">Phase 3 — Explain: Model Carousel Gallery Walk (55–72 min)</w:t>
+            <w:shd w:fill="E2EFDA" w:color="auto" w:val="clear"/>
+            <w:tcMar>
+              <w:top w:type="dxa" w:w="60"/>
+              <w:left w:type="dxa" w:w="120"/>
+              <w:bottom w:type="dxa" w:w="60"/>
+              <w:right w:type="dxa" w:w="120"/>
+            </w:tcMar>
+            <w:vAlign w:val="top"/>
+          </w:tcPr>
+          <w:p>
+            <w:pPr>
+              <w:spacing w:after="40" w:before="0"/>
+              <w:jc w:val="left"/>
+            </w:pPr>
+            <w:r>
+              <w:rPr>
+                <w:rFonts w:ascii="Arial" w:cs="Arial" w:eastAsia="Arial" w:hAnsi="Arial"/>
+                <w:b/>
+                <w:bCs/>
+                <w:i w:val="false"/>
+                <w:iCs w:val="false"/>
+                <w:color w:val="000000"/>
+                <w:sz w:val="18"/>
+                <w:szCs w:val="18"/>
+              </w:rPr>
+              <w:t xml:space="preserve">Explain Phase</w:t>
             </w:r>
           </w:p>
           <w:p>
@@ -36005,7 +36041,7 @@
             <w:pPr>
               <w:spacing w:after="20" w:before="0"/>
             </w:pPr>
-            <w:hyperlink w:history="1" r:id="rIdxvccba1prkrz-earhqaxe">
+            <w:hyperlink w:history="1" r:id="rIdtgoqkbg5tbpv0615byeeq">
               <w:r>
                 <w:rPr>
                   <w:rFonts w:ascii="Arial" w:cs="Arial" w:eastAsia="Arial" w:hAnsi="Arial"/>
@@ -36038,7 +36074,7 @@
               <w:spacing w:after="10" w:before="0"/>
               <w:ind w:left="120"/>
             </w:pPr>
-            <w:hyperlink w:history="1" r:id="rIdi46i91jurfsziddphmwos">
+            <w:hyperlink w:history="1" r:id="rIdjrhy1ze6hdsijgo-mwogn">
               <w:r>
                 <w:rPr>
                   <w:rFonts w:ascii="Arial" w:cs="Arial" w:eastAsia="Arial" w:hAnsi="Arial"/>
@@ -36083,7 +36119,7 @@
             <w:pPr>
               <w:spacing w:after="20" w:before="0"/>
             </w:pPr>
-            <w:hyperlink w:history="1" r:id="rIdqmh_zoftool-3j_uc2u4x">
+            <w:hyperlink w:history="1" r:id="rIdpylnm6nx4zquzrfhkxpme">
               <w:r>
                 <w:rPr>
                   <w:rFonts w:ascii="Arial" w:cs="Arial" w:eastAsia="Arial" w:hAnsi="Arial"/>
@@ -36116,7 +36152,7 @@
               <w:spacing w:after="10" w:before="0"/>
               <w:ind w:left="120"/>
             </w:pPr>
-            <w:hyperlink w:history="1" r:id="rIdw6eqeh_rqpfixvfstfatj">
+            <w:hyperlink w:history="1" r:id="rIdnyp6s_ynaxwscr5os924s">
               <w:r>
                 <w:rPr>
                   <w:rFonts w:ascii="Arial" w:cs="Arial" w:eastAsia="Arial" w:hAnsi="Arial"/>
@@ -36263,32 +36299,32 @@
         <w:tc>
           <w:tcPr>
             <w:tcW w:type="dxa" w:w="1520"/>
-            <w:shd w:fill="F2F2F2" w:color="auto" w:val="clear"/>
-            <w:tcMar>
-              <w:top w:type="dxa" w:w="60"/>
-              <w:left w:type="dxa" w:w="120"/>
-              <w:bottom w:type="dxa" w:w="60"/>
-              <w:right w:type="dxa" w:w="120"/>
-            </w:tcMar>
-            <w:vAlign w:val="top"/>
-          </w:tcPr>
-          <w:p>
-            <w:pPr>
-              <w:spacing w:after="40" w:before="0"/>
-              <w:jc w:val="left"/>
-            </w:pPr>
-            <w:r>
-              <w:rPr>
-                <w:rFonts w:ascii="Arial" w:cs="Arial" w:eastAsia="Arial" w:hAnsi="Arial"/>
-                <w:b/>
-                <w:bCs/>
-                <w:i w:val="false"/>
-                <w:iCs w:val="false"/>
-                <w:color w:val="000000"/>
-                <w:sz w:val="18"/>
-                <w:szCs w:val="18"/>
-              </w:rPr>
-              <w:t xml:space="preserve">Phase 4 — Driving Question Board (DQB) Update (72–77 min)</w:t>
+            <w:shd w:fill="FCE4D6" w:color="auto" w:val="clear"/>
+            <w:tcMar>
+              <w:top w:type="dxa" w:w="60"/>
+              <w:left w:type="dxa" w:w="120"/>
+              <w:bottom w:type="dxa" w:w="60"/>
+              <w:right w:type="dxa" w:w="120"/>
+            </w:tcMar>
+            <w:vAlign w:val="top"/>
+          </w:tcPr>
+          <w:p>
+            <w:pPr>
+              <w:spacing w:after="40" w:before="0"/>
+              <w:jc w:val="left"/>
+            </w:pPr>
+            <w:r>
+              <w:rPr>
+                <w:rFonts w:ascii="Arial" w:cs="Arial" w:eastAsia="Arial" w:hAnsi="Arial"/>
+                <w:b/>
+                <w:bCs/>
+                <w:i w:val="false"/>
+                <w:iCs w:val="false"/>
+                <w:color w:val="000000"/>
+                <w:sz w:val="18"/>
+                <w:szCs w:val="18"/>
+              </w:rPr>
+              <w:t xml:space="preserve">Driving Question Board (DQB) Creation</w:t>
             </w:r>
           </w:p>
           <w:p>
@@ -36311,7 +36347,7 @@
             <w:pPr>
               <w:spacing w:after="20" w:before="0"/>
             </w:pPr>
-            <w:hyperlink w:history="1" r:id="rIdzvli6eirenoeecjfm5clj">
+            <w:hyperlink w:history="1" r:id="rId3iyvo6qll-ptjwzs-xjgx">
               <w:r>
                 <w:rPr>
                   <w:rFonts w:ascii="Arial" w:cs="Arial" w:eastAsia="Arial" w:hAnsi="Arial"/>
@@ -36344,7 +36380,7 @@
               <w:spacing w:after="10" w:before="0"/>
               <w:ind w:left="120"/>
             </w:pPr>
-            <w:hyperlink w:history="1" r:id="rIds5wglyvrcvo9yjro32vsa">
+            <w:hyperlink w:history="1" r:id="rIdep1nwy4kmxtxud1a_1cjj">
               <w:r>
                 <w:rPr>
                   <w:rFonts w:ascii="Arial" w:cs="Arial" w:eastAsia="Arial" w:hAnsi="Arial"/>
@@ -36389,7 +36425,7 @@
             <w:pPr>
               <w:spacing w:after="20" w:before="0"/>
             </w:pPr>
-            <w:hyperlink w:history="1" r:id="rIdxswr3j8ewbnbxnwyjmnh2">
+            <w:hyperlink w:history="1" r:id="rIdoxkat-7prlnhtk4qlz-s8">
               <w:r>
                 <w:rPr>
                   <w:rFonts w:ascii="Arial" w:cs="Arial" w:eastAsia="Arial" w:hAnsi="Arial"/>
@@ -36422,7 +36458,7 @@
               <w:spacing w:after="10" w:before="0"/>
               <w:ind w:left="120"/>
             </w:pPr>
-            <w:hyperlink w:history="1" r:id="rId63avq-4-7evfb9oe3b7oy">
+            <w:hyperlink w:history="1" r:id="rIdh14mtopgrbstpipjhowco">
               <w:r>
                 <w:rPr>
                   <w:rFonts w:ascii="Arial" w:cs="Arial" w:eastAsia="Arial" w:hAnsi="Arial"/>
@@ -36569,32 +36605,32 @@
         <w:tc>
           <w:tcPr>
             <w:tcW w:type="dxa" w:w="1520"/>
-            <w:shd w:fill="F2F2F2" w:color="auto" w:val="clear"/>
-            <w:tcMar>
-              <w:top w:type="dxa" w:w="60"/>
-              <w:left w:type="dxa" w:w="120"/>
-              <w:bottom w:type="dxa" w:w="60"/>
-              <w:right w:type="dxa" w:w="120"/>
-            </w:tcMar>
-            <w:vAlign w:val="top"/>
-          </w:tcPr>
-          <w:p>
-            <w:pPr>
-              <w:spacing w:after="40" w:before="0"/>
-              <w:jc w:val="left"/>
-            </w:pPr>
-            <w:r>
-              <w:rPr>
-                <w:rFonts w:ascii="Arial" w:cs="Arial" w:eastAsia="Arial" w:hAnsi="Arial"/>
-                <w:b/>
-                <w:bCs/>
-                <w:i w:val="false"/>
-                <w:iCs w:val="false"/>
-                <w:color w:val="000000"/>
-                <w:sz w:val="18"/>
-                <w:szCs w:val="18"/>
-              </w:rPr>
-              <w:t xml:space="preserve">Phase 5 — Model Building / Consolidation: Annotation Completion and Lesson Wrap (77–80 min)</w:t>
+            <w:shd w:fill="D5E8F0" w:color="auto" w:val="clear"/>
+            <w:tcMar>
+              <w:top w:type="dxa" w:w="60"/>
+              <w:left w:type="dxa" w:w="120"/>
+              <w:bottom w:type="dxa" w:w="60"/>
+              <w:right w:type="dxa" w:w="120"/>
+            </w:tcMar>
+            <w:vAlign w:val="top"/>
+          </w:tcPr>
+          <w:p>
+            <w:pPr>
+              <w:spacing w:after="40" w:before="0"/>
+              <w:jc w:val="left"/>
+            </w:pPr>
+            <w:r>
+              <w:rPr>
+                <w:rFonts w:ascii="Arial" w:cs="Arial" w:eastAsia="Arial" w:hAnsi="Arial"/>
+                <w:b/>
+                <w:bCs/>
+                <w:i w:val="false"/>
+                <w:iCs w:val="false"/>
+                <w:color w:val="000000"/>
+                <w:sz w:val="18"/>
+                <w:szCs w:val="18"/>
+              </w:rPr>
+              <w:t xml:space="preserve">Model Building Phase</w:t>
             </w:r>
           </w:p>
           <w:p>
@@ -36617,7 +36653,7 @@
             <w:pPr>
               <w:spacing w:after="20" w:before="0"/>
             </w:pPr>
-            <w:hyperlink w:history="1" r:id="rIdtf0da85q2gykrngo1ezyk">
+            <w:hyperlink w:history="1" r:id="rIdgpyev0qfkdat0-t4r5sjk">
               <w:r>
                 <w:rPr>
                   <w:rFonts w:ascii="Arial" w:cs="Arial" w:eastAsia="Arial" w:hAnsi="Arial"/>
@@ -36650,7 +36686,7 @@
               <w:spacing w:after="10" w:before="0"/>
               <w:ind w:left="120"/>
             </w:pPr>
-            <w:hyperlink w:history="1" r:id="rIdqudl02gzmlenea3kmcwuj">
+            <w:hyperlink w:history="1" r:id="rId3qw43rdpyxtighpfjvtuo">
               <w:r>
                 <w:rPr>
                   <w:rFonts w:ascii="Arial" w:cs="Arial" w:eastAsia="Arial" w:hAnsi="Arial"/>
@@ -36695,7 +36731,7 @@
             <w:pPr>
               <w:spacing w:after="20" w:before="0"/>
             </w:pPr>
-            <w:hyperlink w:history="1" r:id="rIdbhxaojh4pisoxl82ow-nb">
+            <w:hyperlink w:history="1" r:id="rIdx4pldzx7sqpjutp-6el89">
               <w:r>
                 <w:rPr>
                   <w:rFonts w:ascii="Arial" w:cs="Arial" w:eastAsia="Arial" w:hAnsi="Arial"/>
@@ -36728,7 +36764,7 @@
               <w:spacing w:after="10" w:before="0"/>
               <w:ind w:left="120"/>
             </w:pPr>
-            <w:hyperlink w:history="1" r:id="rIdheib7yel68uiaorf_p2fa">
+            <w:hyperlink w:history="1" r:id="rIdq2waupjkmgad5rml4_rbf">
               <w:r>
                 <w:rPr>
                   <w:rFonts w:ascii="Arial" w:cs="Arial" w:eastAsia="Arial" w:hAnsi="Arial"/>
@@ -37823,7 +37859,25 @@
             </w:tcMar>
             <w:vAlign w:val="top"/>
           </w:tcPr>
-          <w:p/>
+          <w:p>
+            <w:pPr>
+              <w:spacing w:after="40" w:before="0"/>
+              <w:jc w:val="left"/>
+            </w:pPr>
+            <w:r>
+              <w:rPr>
+                <w:rFonts w:ascii="Arial" w:cs="Arial" w:eastAsia="Arial" w:hAnsi="Arial"/>
+                <w:b w:val="false"/>
+                <w:bCs w:val="false"/>
+                <w:i w:val="false"/>
+                <w:iCs w:val="false"/>
+                <w:color w:val="000000"/>
+                <w:sz w:val="18"/>
+                <w:szCs w:val="18"/>
+              </w:rPr>
+              <w:t xml:space="preserve">No hazardous chemicals or equipment are used in this lesson. 3-D models from Lesson 12 should be handled carefully to avoid breakage. If wire components are present in models, caution students to avoid sharp ends. Ensure adequate space for gallery-walk movement between model stations without crowding.</w:t>
+            </w:r>
+          </w:p>
         </w:tc>
       </w:tr>
     </w:tbl>
@@ -38197,7 +38251,7 @@
             <w:pPr>
               <w:spacing w:after="20" w:before="0"/>
             </w:pPr>
-            <w:hyperlink w:history="1" r:id="rIdpqsupupcowuspy6gakifu">
+            <w:hyperlink w:history="1" r:id="rIduv_6flmmfh2aub4fnwtuk">
               <w:r>
                 <w:rPr>
                   <w:rFonts w:ascii="Arial" w:cs="Arial" w:eastAsia="Arial" w:hAnsi="Arial"/>
@@ -38230,7 +38284,7 @@
               <w:spacing w:after="10" w:before="0"/>
               <w:ind w:left="120"/>
             </w:pPr>
-            <w:hyperlink w:history="1" r:id="rId0mun135whk0rs6rabc59q">
+            <w:hyperlink w:history="1" r:id="rIdgqc0hxu9ppbmsziatwju7">
               <w:r>
                 <w:rPr>
                   <w:rFonts w:ascii="Arial" w:cs="Arial" w:eastAsia="Arial" w:hAnsi="Arial"/>
@@ -38275,7 +38329,7 @@
             <w:pPr>
               <w:spacing w:after="20" w:before="0"/>
             </w:pPr>
-            <w:hyperlink w:history="1" r:id="rIdp5mftf-ewhaypgeurtea0">
+            <w:hyperlink w:history="1" r:id="rIdhxe4mtb1qc6ndb1ra0vrx">
               <w:r>
                 <w:rPr>
                   <w:rFonts w:ascii="Arial" w:cs="Arial" w:eastAsia="Arial" w:hAnsi="Arial"/>
@@ -38308,7 +38362,7 @@
               <w:spacing w:after="10" w:before="0"/>
               <w:ind w:left="120"/>
             </w:pPr>
-            <w:hyperlink w:history="1" r:id="rIddh2vwvdal7dwju_u8xapg">
+            <w:hyperlink w:history="1" r:id="rIdayayieavz-nqqckeqjejf">
               <w:r>
                 <w:rPr>
                   <w:rFonts w:ascii="Arial" w:cs="Arial" w:eastAsia="Arial" w:hAnsi="Arial"/>
@@ -38503,7 +38557,7 @@
             <w:pPr>
               <w:spacing w:after="20" w:before="0"/>
             </w:pPr>
-            <w:hyperlink w:history="1" r:id="rIddzthprhm5xxo33mpvgubt">
+            <w:hyperlink w:history="1" r:id="rIdddaiapu_cjrfr4waeobgh">
               <w:r>
                 <w:rPr>
                   <w:rFonts w:ascii="Arial" w:cs="Arial" w:eastAsia="Arial" w:hAnsi="Arial"/>
@@ -38536,7 +38590,7 @@
               <w:spacing w:after="10" w:before="0"/>
               <w:ind w:left="120"/>
             </w:pPr>
-            <w:hyperlink w:history="1" r:id="rIdwvy03fke3k6qflssdzkpj">
+            <w:hyperlink w:history="1" r:id="rIdelnton3durwvvkhxp0xjg">
               <w:r>
                 <w:rPr>
                   <w:rFonts w:ascii="Arial" w:cs="Arial" w:eastAsia="Arial" w:hAnsi="Arial"/>
@@ -38581,7 +38635,7 @@
             <w:pPr>
               <w:spacing w:after="20" w:before="0"/>
             </w:pPr>
-            <w:hyperlink w:history="1" r:id="rIdqq2gmdgezdbvrvqbmvgpn">
+            <w:hyperlink w:history="1" r:id="rIdoruowwib7aa7u3bia3hmn">
               <w:r>
                 <w:rPr>
                   <w:rFonts w:ascii="Arial" w:cs="Arial" w:eastAsia="Arial" w:hAnsi="Arial"/>
@@ -38614,7 +38668,7 @@
               <w:spacing w:after="10" w:before="0"/>
               <w:ind w:left="120"/>
             </w:pPr>
-            <w:hyperlink w:history="1" r:id="rIdfrjfmkmbevhrh5eoip8z6">
+            <w:hyperlink w:history="1" r:id="rId8q0lzxtehdazs1w7luuco">
               <w:r>
                 <w:rPr>
                   <w:rFonts w:ascii="Arial" w:cs="Arial" w:eastAsia="Arial" w:hAnsi="Arial"/>
@@ -38809,7 +38863,7 @@
             <w:pPr>
               <w:spacing w:after="20" w:before="0"/>
             </w:pPr>
-            <w:hyperlink w:history="1" r:id="rIdkcxlcumh55s2pwwypkzfz">
+            <w:hyperlink w:history="1" r:id="rIddxdddp3w3-4l-gc8no00v">
               <w:r>
                 <w:rPr>
                   <w:rFonts w:ascii="Arial" w:cs="Arial" w:eastAsia="Arial" w:hAnsi="Arial"/>
@@ -38842,7 +38896,7 @@
               <w:spacing w:after="10" w:before="0"/>
               <w:ind w:left="120"/>
             </w:pPr>
-            <w:hyperlink w:history="1" r:id="rIdthalk2lxg1eevz3bwke76">
+            <w:hyperlink w:history="1" r:id="rIdiknszy3gdmegx-vctz_cf">
               <w:r>
                 <w:rPr>
                   <w:rFonts w:ascii="Arial" w:cs="Arial" w:eastAsia="Arial" w:hAnsi="Arial"/>
@@ -38887,7 +38941,7 @@
             <w:pPr>
               <w:spacing w:after="20" w:before="0"/>
             </w:pPr>
-            <w:hyperlink w:history="1" r:id="rIdpiiwrbzopcrir93okdwt6">
+            <w:hyperlink w:history="1" r:id="rId0_kczmjvxryt6gslx-bg0">
               <w:r>
                 <w:rPr>
                   <w:rFonts w:ascii="Arial" w:cs="Arial" w:eastAsia="Arial" w:hAnsi="Arial"/>
@@ -38920,7 +38974,7 @@
               <w:spacing w:after="10" w:before="0"/>
               <w:ind w:left="120"/>
             </w:pPr>
-            <w:hyperlink w:history="1" r:id="rIduapai6bnhehuqqweqvvdc">
+            <w:hyperlink w:history="1" r:id="rId8rf0ixn-a7vftzodawqw1">
               <w:r>
                 <w:rPr>
                   <w:rFonts w:ascii="Arial" w:cs="Arial" w:eastAsia="Arial" w:hAnsi="Arial"/>
@@ -39115,7 +39169,7 @@
             <w:pPr>
               <w:spacing w:after="20" w:before="0"/>
             </w:pPr>
-            <w:hyperlink w:history="1" r:id="rIdzwaco2lkt2o1gor5-yrws">
+            <w:hyperlink w:history="1" r:id="rIdvhzkg8bbui9bicmism7z8">
               <w:r>
                 <w:rPr>
                   <w:rFonts w:ascii="Arial" w:cs="Arial" w:eastAsia="Arial" w:hAnsi="Arial"/>
@@ -39148,7 +39202,7 @@
               <w:spacing w:after="10" w:before="0"/>
               <w:ind w:left="120"/>
             </w:pPr>
-            <w:hyperlink w:history="1" r:id="rId7ljr9ngxvnlcs-o3i9j8z">
+            <w:hyperlink w:history="1" r:id="rIdvegekteoa--4iu8k9qjre">
               <w:r>
                 <w:rPr>
                   <w:rFonts w:ascii="Arial" w:cs="Arial" w:eastAsia="Arial" w:hAnsi="Arial"/>
@@ -39193,7 +39247,7 @@
             <w:pPr>
               <w:spacing w:after="20" w:before="0"/>
             </w:pPr>
-            <w:hyperlink w:history="1" r:id="rIdp-u_xiltr-ncvq3g-4hff">
+            <w:hyperlink w:history="1" r:id="rIdki09bu0mdi2dln94zhkxs">
               <w:r>
                 <w:rPr>
                   <w:rFonts w:ascii="Arial" w:cs="Arial" w:eastAsia="Arial" w:hAnsi="Arial"/>
@@ -39226,7 +39280,7 @@
               <w:spacing w:after="10" w:before="0"/>
               <w:ind w:left="120"/>
             </w:pPr>
-            <w:hyperlink w:history="1" r:id="rIdqgvtnmaijcxgdegdylqpi">
+            <w:hyperlink w:history="1" r:id="rId4o4dvfeztzfadehe8m6dt">
               <w:r>
                 <w:rPr>
                   <w:rFonts w:ascii="Arial" w:cs="Arial" w:eastAsia="Arial" w:hAnsi="Arial"/>
@@ -39421,7 +39475,7 @@
             <w:pPr>
               <w:spacing w:after="20" w:before="0"/>
             </w:pPr>
-            <w:hyperlink w:history="1" r:id="rIdc4gpcoxvj-io0wmhzsv-i">
+            <w:hyperlink w:history="1" r:id="rIddqghxtauscnpwf6c4d6eq">
               <w:r>
                 <w:rPr>
                   <w:rFonts w:ascii="Arial" w:cs="Arial" w:eastAsia="Arial" w:hAnsi="Arial"/>
@@ -39454,7 +39508,7 @@
               <w:spacing w:after="10" w:before="0"/>
               <w:ind w:left="120"/>
             </w:pPr>
-            <w:hyperlink w:history="1" r:id="rIdr51wagq1o_7mwixqgd8fi">
+            <w:hyperlink w:history="1" r:id="rIdhgkewpifg0d1x6iful5dr">
               <w:r>
                 <w:rPr>
                   <w:rFonts w:ascii="Arial" w:cs="Arial" w:eastAsia="Arial" w:hAnsi="Arial"/>
@@ -39499,7 +39553,7 @@
             <w:pPr>
               <w:spacing w:after="20" w:before="0"/>
             </w:pPr>
-            <w:hyperlink w:history="1" r:id="rId7mr63mt1zwkvpwcjgvrmr">
+            <w:hyperlink w:history="1" r:id="rIdax6enhwmbyg8a-h0vfohu">
               <w:r>
                 <w:rPr>
                   <w:rFonts w:ascii="Arial" w:cs="Arial" w:eastAsia="Arial" w:hAnsi="Arial"/>
@@ -39532,7 +39586,7 @@
               <w:spacing w:after="10" w:before="0"/>
               <w:ind w:left="120"/>
             </w:pPr>
-            <w:hyperlink w:history="1" r:id="rIdaftct02ql9tpf1hfsez9k">
+            <w:hyperlink w:history="1" r:id="rIdmrdzexdschslvyjwaxsvz">
               <w:r>
                 <w:rPr>
                   <w:rFonts w:ascii="Arial" w:cs="Arial" w:eastAsia="Arial" w:hAnsi="Arial"/>

--- a/data/outputs/v2/Chemistry/SS1.4_Chemical_Bonding/Chemistry_Chemical_Bonding_CBE_LessonSequence.docx
+++ b/data/outputs/v2/Chemistry/SS1.4_Chemical_Bonding/Chemistry_Chemical_Bonding_CBE_LessonSequence.docx
@@ -3513,7 +3513,7 @@
             <w:pPr>
               <w:spacing w:after="20" w:before="0"/>
             </w:pPr>
-            <w:hyperlink w:history="1" r:id="rIdvbsfe-av4jlavf9bjleor">
+            <w:hyperlink w:history="1" r:id="rIdxnggjdu4fzpesytxelo6r">
               <w:r>
                 <w:rPr>
                   <w:rFonts w:ascii="Arial" w:cs="Arial" w:eastAsia="Arial" w:hAnsi="Arial"/>
@@ -3546,7 +3546,7 @@
               <w:spacing w:after="10" w:before="0"/>
               <w:ind w:left="120"/>
             </w:pPr>
-            <w:hyperlink w:history="1" r:id="rIdtgvstq9so06cxhbtyxetl">
+            <w:hyperlink w:history="1" r:id="rIdes0v6l8olfxs231ohefue">
               <w:r>
                 <w:rPr>
                   <w:rFonts w:ascii="Arial" w:cs="Arial" w:eastAsia="Arial" w:hAnsi="Arial"/>
@@ -3591,7 +3591,7 @@
             <w:pPr>
               <w:spacing w:after="20" w:before="0"/>
             </w:pPr>
-            <w:hyperlink w:history="1" r:id="rId3c0fh4ok_a5khlamxa3f1">
+            <w:hyperlink w:history="1" r:id="rId_od3rokcs7yxlxbaj-gle">
               <w:r>
                 <w:rPr>
                   <w:rFonts w:ascii="Arial" w:cs="Arial" w:eastAsia="Arial" w:hAnsi="Arial"/>
@@ -3624,7 +3624,7 @@
               <w:spacing w:after="10" w:before="0"/>
               <w:ind w:left="120"/>
             </w:pPr>
-            <w:hyperlink w:history="1" r:id="rIdc9zstseypxapw63wdnjcw">
+            <w:hyperlink w:history="1" r:id="rIdhpv-ivd6luovba0qk7dim">
               <w:r>
                 <w:rPr>
                   <w:rFonts w:ascii="Arial" w:cs="Arial" w:eastAsia="Arial" w:hAnsi="Arial"/>
@@ -3819,7 +3819,7 @@
             <w:pPr>
               <w:spacing w:after="20" w:before="0"/>
             </w:pPr>
-            <w:hyperlink w:history="1" r:id="rIdbs_opb-d9dfyanmmob7x_">
+            <w:hyperlink w:history="1" r:id="rIdlubylws2_tmvbpfgbscll">
               <w:r>
                 <w:rPr>
                   <w:rFonts w:ascii="Arial" w:cs="Arial" w:eastAsia="Arial" w:hAnsi="Arial"/>
@@ -3852,7 +3852,7 @@
               <w:spacing w:after="10" w:before="0"/>
               <w:ind w:left="120"/>
             </w:pPr>
-            <w:hyperlink w:history="1" r:id="rId35qjrhpyz-vjjuuoqe_m5">
+            <w:hyperlink w:history="1" r:id="rIdt3rddqklbbpwtsdroh_y9">
               <w:r>
                 <w:rPr>
                   <w:rFonts w:ascii="Arial" w:cs="Arial" w:eastAsia="Arial" w:hAnsi="Arial"/>
@@ -3897,7 +3897,7 @@
             <w:pPr>
               <w:spacing w:after="20" w:before="0"/>
             </w:pPr>
-            <w:hyperlink w:history="1" r:id="rId9kd--oj2vbytbzsoo4xxe">
+            <w:hyperlink w:history="1" r:id="rIdbfibr9vz9hkhjaugd3t4b">
               <w:r>
                 <w:rPr>
                   <w:rFonts w:ascii="Arial" w:cs="Arial" w:eastAsia="Arial" w:hAnsi="Arial"/>
@@ -3930,7 +3930,7 @@
               <w:spacing w:after="10" w:before="0"/>
               <w:ind w:left="120"/>
             </w:pPr>
-            <w:hyperlink w:history="1" r:id="rId_aoxtjwmrdtxbegauus1r">
+            <w:hyperlink w:history="1" r:id="rIdehxudavqunfxlltl1mmtm">
               <w:r>
                 <w:rPr>
                   <w:rFonts w:ascii="Arial" w:cs="Arial" w:eastAsia="Arial" w:hAnsi="Arial"/>
@@ -4125,7 +4125,7 @@
             <w:pPr>
               <w:spacing w:after="20" w:before="0"/>
             </w:pPr>
-            <w:hyperlink w:history="1" r:id="rId4wviglrp1gfuujuobcwio">
+            <w:hyperlink w:history="1" r:id="rIdcsmvi6jfkwojfrrp4247c">
               <w:r>
                 <w:rPr>
                   <w:rFonts w:ascii="Arial" w:cs="Arial" w:eastAsia="Arial" w:hAnsi="Arial"/>
@@ -4158,7 +4158,7 @@
               <w:spacing w:after="10" w:before="0"/>
               <w:ind w:left="120"/>
             </w:pPr>
-            <w:hyperlink w:history="1" r:id="rIdb_csjkqokcd2cgylqxygf">
+            <w:hyperlink w:history="1" r:id="rId3_pch27fgxul6tidlvchl">
               <w:r>
                 <w:rPr>
                   <w:rFonts w:ascii="Arial" w:cs="Arial" w:eastAsia="Arial" w:hAnsi="Arial"/>
@@ -4203,7 +4203,7 @@
             <w:pPr>
               <w:spacing w:after="20" w:before="0"/>
             </w:pPr>
-            <w:hyperlink w:history="1" r:id="rIdqubxe-jvgz5soeatmxlku">
+            <w:hyperlink w:history="1" r:id="rId4_atswq1vx_-izmzofyj2">
               <w:r>
                 <w:rPr>
                   <w:rFonts w:ascii="Arial" w:cs="Arial" w:eastAsia="Arial" w:hAnsi="Arial"/>
@@ -4236,7 +4236,7 @@
               <w:spacing w:after="10" w:before="0"/>
               <w:ind w:left="120"/>
             </w:pPr>
-            <w:hyperlink w:history="1" r:id="rIdoygx8oh79a5ftvj2rer0_">
+            <w:hyperlink w:history="1" r:id="rId9nmsvyfv9gtdewhozcqv7">
               <w:r>
                 <w:rPr>
                   <w:rFonts w:ascii="Arial" w:cs="Arial" w:eastAsia="Arial" w:hAnsi="Arial"/>
@@ -4431,7 +4431,7 @@
             <w:pPr>
               <w:spacing w:after="20" w:before="0"/>
             </w:pPr>
-            <w:hyperlink w:history="1" r:id="rIdhk_m_k1zr_u_k7rohgqou">
+            <w:hyperlink w:history="1" r:id="rIdjsoc9umqyr-yny3amx6ee">
               <w:r>
                 <w:rPr>
                   <w:rFonts w:ascii="Arial" w:cs="Arial" w:eastAsia="Arial" w:hAnsi="Arial"/>
@@ -4464,7 +4464,7 @@
               <w:spacing w:after="10" w:before="0"/>
               <w:ind w:left="120"/>
             </w:pPr>
-            <w:hyperlink w:history="1" r:id="rId0nela8ikrbdof_a-qwuk5">
+            <w:hyperlink w:history="1" r:id="rIdjj5uat88j9s28703inwoc">
               <w:r>
                 <w:rPr>
                   <w:rFonts w:ascii="Arial" w:cs="Arial" w:eastAsia="Arial" w:hAnsi="Arial"/>
@@ -4509,7 +4509,7 @@
             <w:pPr>
               <w:spacing w:after="20" w:before="0"/>
             </w:pPr>
-            <w:hyperlink w:history="1" r:id="rIdyqsy6rnpfmitce_4dx0uk">
+            <w:hyperlink w:history="1" r:id="rIdhb5rd3szeyim_8hfbvuuo">
               <w:r>
                 <w:rPr>
                   <w:rFonts w:ascii="Arial" w:cs="Arial" w:eastAsia="Arial" w:hAnsi="Arial"/>
@@ -4542,7 +4542,7 @@
               <w:spacing w:after="10" w:before="0"/>
               <w:ind w:left="120"/>
             </w:pPr>
-            <w:hyperlink w:history="1" r:id="rIdqj9fpwkravyclrmv_pef7">
+            <w:hyperlink w:history="1" r:id="rIdoquuqqzzqmxbhsdwebok6">
               <w:r>
                 <w:rPr>
                   <w:rFonts w:ascii="Arial" w:cs="Arial" w:eastAsia="Arial" w:hAnsi="Arial"/>
@@ -4737,7 +4737,7 @@
             <w:pPr>
               <w:spacing w:after="20" w:before="0"/>
             </w:pPr>
-            <w:hyperlink w:history="1" r:id="rIdgqycweuzhqnalv7yuuehk">
+            <w:hyperlink w:history="1" r:id="rIdgklir4zhe3yhc38euff3x">
               <w:r>
                 <w:rPr>
                   <w:rFonts w:ascii="Arial" w:cs="Arial" w:eastAsia="Arial" w:hAnsi="Arial"/>
@@ -4770,7 +4770,7 @@
               <w:spacing w:after="10" w:before="0"/>
               <w:ind w:left="120"/>
             </w:pPr>
-            <w:hyperlink w:history="1" r:id="rIdqxu2mv0jday3ykbqcba_8">
+            <w:hyperlink w:history="1" r:id="rIdpzjx3ggyojsv352gvd67b">
               <w:r>
                 <w:rPr>
                   <w:rFonts w:ascii="Arial" w:cs="Arial" w:eastAsia="Arial" w:hAnsi="Arial"/>
@@ -4815,7 +4815,7 @@
             <w:pPr>
               <w:spacing w:after="20" w:before="0"/>
             </w:pPr>
-            <w:hyperlink w:history="1" r:id="rIdlaxjl1hdpnzd86iizdxqv">
+            <w:hyperlink w:history="1" r:id="rIdn0cjihsqye6p6ewwem5bl">
               <w:r>
                 <w:rPr>
                   <w:rFonts w:ascii="Arial" w:cs="Arial" w:eastAsia="Arial" w:hAnsi="Arial"/>
@@ -4848,7 +4848,7 @@
               <w:spacing w:after="10" w:before="0"/>
               <w:ind w:left="120"/>
             </w:pPr>
-            <w:hyperlink w:history="1" r:id="rIddmmvvyqyjxoktamomjsen">
+            <w:hyperlink w:history="1" r:id="rIdhvkhsoanrpc289apkzyaw">
               <w:r>
                 <w:rPr>
                   <w:rFonts w:ascii="Arial" w:cs="Arial" w:eastAsia="Arial" w:hAnsi="Arial"/>
@@ -6430,7 +6430,7 @@
             <w:pPr>
               <w:spacing w:after="20" w:before="0"/>
             </w:pPr>
-            <w:hyperlink w:history="1" r:id="rIdjh-ikx6qsj9ignouohboa">
+            <w:hyperlink w:history="1" r:id="rIdqzvw74b5fpvats70afbet">
               <w:r>
                 <w:rPr>
                   <w:rFonts w:ascii="Arial" w:cs="Arial" w:eastAsia="Arial" w:hAnsi="Arial"/>
@@ -6463,7 +6463,7 @@
               <w:spacing w:after="10" w:before="0"/>
               <w:ind w:left="120"/>
             </w:pPr>
-            <w:hyperlink w:history="1" r:id="rIdeax8xtajxzdmojfjdsitu">
+            <w:hyperlink w:history="1" r:id="rIdqtkjgipfy8iinmvpp6ppi">
               <w:r>
                 <w:rPr>
                   <w:rFonts w:ascii="Arial" w:cs="Arial" w:eastAsia="Arial" w:hAnsi="Arial"/>
@@ -6508,7 +6508,7 @@
             <w:pPr>
               <w:spacing w:after="20" w:before="0"/>
             </w:pPr>
-            <w:hyperlink w:history="1" r:id="rIdmgm-r8febjomxip0yf2yr">
+            <w:hyperlink w:history="1" r:id="rId_srxcd3v1-5gfn1qomtb6">
               <w:r>
                 <w:rPr>
                   <w:rFonts w:ascii="Arial" w:cs="Arial" w:eastAsia="Arial" w:hAnsi="Arial"/>
@@ -6541,7 +6541,7 @@
               <w:spacing w:after="10" w:before="0"/>
               <w:ind w:left="120"/>
             </w:pPr>
-            <w:hyperlink w:history="1" r:id="rIdq0c-ycyklrfve6igk12wy">
+            <w:hyperlink w:history="1" r:id="rIdpsgew0ozko1_qggkx_06q">
               <w:r>
                 <w:rPr>
                   <w:rFonts w:ascii="Arial" w:cs="Arial" w:eastAsia="Arial" w:hAnsi="Arial"/>
@@ -6736,7 +6736,7 @@
             <w:pPr>
               <w:spacing w:after="20" w:before="0"/>
             </w:pPr>
-            <w:hyperlink w:history="1" r:id="rId5cirvkc7vmzojcm6pgu03">
+            <w:hyperlink w:history="1" r:id="rIdx3sujdoktktq05z1oturm">
               <w:r>
                 <w:rPr>
                   <w:rFonts w:ascii="Arial" w:cs="Arial" w:eastAsia="Arial" w:hAnsi="Arial"/>
@@ -6769,7 +6769,7 @@
               <w:spacing w:after="10" w:before="0"/>
               <w:ind w:left="120"/>
             </w:pPr>
-            <w:hyperlink w:history="1" r:id="rIdoklqnutebgoanutucynlc">
+            <w:hyperlink w:history="1" r:id="rIdyaem6tdmq_z3fbtqyufj0">
               <w:r>
                 <w:rPr>
                   <w:rFonts w:ascii="Arial" w:cs="Arial" w:eastAsia="Arial" w:hAnsi="Arial"/>
@@ -6814,7 +6814,7 @@
             <w:pPr>
               <w:spacing w:after="20" w:before="0"/>
             </w:pPr>
-            <w:hyperlink w:history="1" r:id="rIdn8mggabbqeiqz2fi7qmuy">
+            <w:hyperlink w:history="1" r:id="rId2gloza0s9l_mp3fy0rrzu">
               <w:r>
                 <w:rPr>
                   <w:rFonts w:ascii="Arial" w:cs="Arial" w:eastAsia="Arial" w:hAnsi="Arial"/>
@@ -6847,7 +6847,7 @@
               <w:spacing w:after="10" w:before="0"/>
               <w:ind w:left="120"/>
             </w:pPr>
-            <w:hyperlink w:history="1" r:id="rId7kwrjiufhdpx2m0fee16p">
+            <w:hyperlink w:history="1" r:id="rIdl9mkdu75kncegxkpijwj1">
               <w:r>
                 <w:rPr>
                   <w:rFonts w:ascii="Arial" w:cs="Arial" w:eastAsia="Arial" w:hAnsi="Arial"/>
@@ -7042,7 +7042,7 @@
             <w:pPr>
               <w:spacing w:after="20" w:before="0"/>
             </w:pPr>
-            <w:hyperlink w:history="1" r:id="rIdusvfrjk-xclvb-ox_3q5t">
+            <w:hyperlink w:history="1" r:id="rIdejlwkm1lbfyunrta8tb22">
               <w:r>
                 <w:rPr>
                   <w:rFonts w:ascii="Arial" w:cs="Arial" w:eastAsia="Arial" w:hAnsi="Arial"/>
@@ -7075,7 +7075,7 @@
               <w:spacing w:after="10" w:before="0"/>
               <w:ind w:left="120"/>
             </w:pPr>
-            <w:hyperlink w:history="1" r:id="rIddnhy99qqgi34uffogs8zs">
+            <w:hyperlink w:history="1" r:id="rIdck5s2gdg1nn16zcg8ygks">
               <w:r>
                 <w:rPr>
                   <w:rFonts w:ascii="Arial" w:cs="Arial" w:eastAsia="Arial" w:hAnsi="Arial"/>
@@ -7120,7 +7120,7 @@
             <w:pPr>
               <w:spacing w:after="20" w:before="0"/>
             </w:pPr>
-            <w:hyperlink w:history="1" r:id="rIdipj_bvt-7x5a4ot62fv2i">
+            <w:hyperlink w:history="1" r:id="rIdvt39capwbmxehqlz8ecwg">
               <w:r>
                 <w:rPr>
                   <w:rFonts w:ascii="Arial" w:cs="Arial" w:eastAsia="Arial" w:hAnsi="Arial"/>
@@ -7153,7 +7153,7 @@
               <w:spacing w:after="10" w:before="0"/>
               <w:ind w:left="120"/>
             </w:pPr>
-            <w:hyperlink w:history="1" r:id="rIdv-fpnhbkrixc3uqo-jw98">
+            <w:hyperlink w:history="1" r:id="rIdscxxyz325bzafuiafl_9b">
               <w:r>
                 <w:rPr>
                   <w:rFonts w:ascii="Arial" w:cs="Arial" w:eastAsia="Arial" w:hAnsi="Arial"/>
@@ -7348,7 +7348,7 @@
             <w:pPr>
               <w:spacing w:after="20" w:before="0"/>
             </w:pPr>
-            <w:hyperlink w:history="1" r:id="rIdxppvry_zcxefjkilyfona">
+            <w:hyperlink w:history="1" r:id="rIdww1h02yfvzfqbb-6mgdjt">
               <w:r>
                 <w:rPr>
                   <w:rFonts w:ascii="Arial" w:cs="Arial" w:eastAsia="Arial" w:hAnsi="Arial"/>
@@ -7381,7 +7381,7 @@
               <w:spacing w:after="10" w:before="0"/>
               <w:ind w:left="120"/>
             </w:pPr>
-            <w:hyperlink w:history="1" r:id="rIdgbv51fipbst86bacgsnwm">
+            <w:hyperlink w:history="1" r:id="rIdsue077lt4n76ykcp0xg5l">
               <w:r>
                 <w:rPr>
                   <w:rFonts w:ascii="Arial" w:cs="Arial" w:eastAsia="Arial" w:hAnsi="Arial"/>
@@ -7426,7 +7426,7 @@
             <w:pPr>
               <w:spacing w:after="20" w:before="0"/>
             </w:pPr>
-            <w:hyperlink w:history="1" r:id="rIdggumgpc_d2evcg1eh5hs0">
+            <w:hyperlink w:history="1" r:id="rIdqjxityjmjpr7ecwtigfon">
               <w:r>
                 <w:rPr>
                   <w:rFonts w:ascii="Arial" w:cs="Arial" w:eastAsia="Arial" w:hAnsi="Arial"/>
@@ -7459,7 +7459,7 @@
               <w:spacing w:after="10" w:before="0"/>
               <w:ind w:left="120"/>
             </w:pPr>
-            <w:hyperlink w:history="1" r:id="rIdxni2gitfa6d0y8jnqnmlw">
+            <w:hyperlink w:history="1" r:id="rId1-b7sdyz1evowkcjbdjil">
               <w:r>
                 <w:rPr>
                   <w:rFonts w:ascii="Arial" w:cs="Arial" w:eastAsia="Arial" w:hAnsi="Arial"/>
@@ -7654,7 +7654,7 @@
             <w:pPr>
               <w:spacing w:after="20" w:before="0"/>
             </w:pPr>
-            <w:hyperlink w:history="1" r:id="rIdonwcd9za8v2zo8-i-ttkl">
+            <w:hyperlink w:history="1" r:id="rId5uayb3hdmy535l_8lu-5v">
               <w:r>
                 <w:rPr>
                   <w:rFonts w:ascii="Arial" w:cs="Arial" w:eastAsia="Arial" w:hAnsi="Arial"/>
@@ -7687,7 +7687,7 @@
               <w:spacing w:after="10" w:before="0"/>
               <w:ind w:left="120"/>
             </w:pPr>
-            <w:hyperlink w:history="1" r:id="rIdgk4527sr8eg2m2hfu3ri3">
+            <w:hyperlink w:history="1" r:id="rId6gbbtq502cxltosukjr5r">
               <w:r>
                 <w:rPr>
                   <w:rFonts w:ascii="Arial" w:cs="Arial" w:eastAsia="Arial" w:hAnsi="Arial"/>
@@ -7732,7 +7732,7 @@
             <w:pPr>
               <w:spacing w:after="20" w:before="0"/>
             </w:pPr>
-            <w:hyperlink w:history="1" r:id="rIdgf2s28hughvhvk-vfvbg1">
+            <w:hyperlink w:history="1" r:id="rIda5s0qgjanojtvm_rwj5qn">
               <w:r>
                 <w:rPr>
                   <w:rFonts w:ascii="Arial" w:cs="Arial" w:eastAsia="Arial" w:hAnsi="Arial"/>
@@ -7765,7 +7765,7 @@
               <w:spacing w:after="10" w:before="0"/>
               <w:ind w:left="120"/>
             </w:pPr>
-            <w:hyperlink w:history="1" r:id="rIdckidrnabbhfuptavpidch">
+            <w:hyperlink w:history="1" r:id="rIdvdcxdhstaiigam14ysnd6">
               <w:r>
                 <w:rPr>
                   <w:rFonts w:ascii="Arial" w:cs="Arial" w:eastAsia="Arial" w:hAnsi="Arial"/>
@@ -9347,7 +9347,7 @@
             <w:pPr>
               <w:spacing w:after="20" w:before="0"/>
             </w:pPr>
-            <w:hyperlink w:history="1" r:id="rId5hlqyz4yuaiebpoi5fgcx">
+            <w:hyperlink w:history="1" r:id="rId6igiwie3nbpfsfegaugph">
               <w:r>
                 <w:rPr>
                   <w:rFonts w:ascii="Arial" w:cs="Arial" w:eastAsia="Arial" w:hAnsi="Arial"/>
@@ -9380,7 +9380,7 @@
               <w:spacing w:after="10" w:before="0"/>
               <w:ind w:left="120"/>
             </w:pPr>
-            <w:hyperlink w:history="1" r:id="rId15q0h1zm3a_fue4ybc2uc">
+            <w:hyperlink w:history="1" r:id="rIdoniqbpmhei8gte2pdzz-v">
               <w:r>
                 <w:rPr>
                   <w:rFonts w:ascii="Arial" w:cs="Arial" w:eastAsia="Arial" w:hAnsi="Arial"/>
@@ -9425,7 +9425,7 @@
             <w:pPr>
               <w:spacing w:after="20" w:before="0"/>
             </w:pPr>
-            <w:hyperlink w:history="1" r:id="rIdus-7iuj6jvwqm3yqstaml">
+            <w:hyperlink w:history="1" r:id="rIdlhetaqx8r43xoax4yrezi">
               <w:r>
                 <w:rPr>
                   <w:rFonts w:ascii="Arial" w:cs="Arial" w:eastAsia="Arial" w:hAnsi="Arial"/>
@@ -9458,7 +9458,7 @@
               <w:spacing w:after="10" w:before="0"/>
               <w:ind w:left="120"/>
             </w:pPr>
-            <w:hyperlink w:history="1" r:id="rIdrhkdk4l_gchrh2k04awtd">
+            <w:hyperlink w:history="1" r:id="rId7h84d3rnlb2fzy4atbynw">
               <w:r>
                 <w:rPr>
                   <w:rFonts w:ascii="Arial" w:cs="Arial" w:eastAsia="Arial" w:hAnsi="Arial"/>
@@ -9653,7 +9653,7 @@
             <w:pPr>
               <w:spacing w:after="20" w:before="0"/>
             </w:pPr>
-            <w:hyperlink w:history="1" r:id="rId-aitnh-veqhaexioqlm3b">
+            <w:hyperlink w:history="1" r:id="rIdki2uzufqludvv6ladqlby">
               <w:r>
                 <w:rPr>
                   <w:rFonts w:ascii="Arial" w:cs="Arial" w:eastAsia="Arial" w:hAnsi="Arial"/>
@@ -9686,7 +9686,7 @@
               <w:spacing w:after="10" w:before="0"/>
               <w:ind w:left="120"/>
             </w:pPr>
-            <w:hyperlink w:history="1" r:id="rIdvlsbrjgpuaoe03dky5mbt">
+            <w:hyperlink w:history="1" r:id="rId3zzt3dn-v0qirqgxfypxv">
               <w:r>
                 <w:rPr>
                   <w:rFonts w:ascii="Arial" w:cs="Arial" w:eastAsia="Arial" w:hAnsi="Arial"/>
@@ -9731,7 +9731,7 @@
             <w:pPr>
               <w:spacing w:after="20" w:before="0"/>
             </w:pPr>
-            <w:hyperlink w:history="1" r:id="rIdislaaldjtxnuzcuqz0jia">
+            <w:hyperlink w:history="1" r:id="rIdvdgfm5io7r_qlqkcsxa3s">
               <w:r>
                 <w:rPr>
                   <w:rFonts w:ascii="Arial" w:cs="Arial" w:eastAsia="Arial" w:hAnsi="Arial"/>
@@ -9764,7 +9764,7 @@
               <w:spacing w:after="10" w:before="0"/>
               <w:ind w:left="120"/>
             </w:pPr>
-            <w:hyperlink w:history="1" r:id="rIdzgfdj1i3sj2vafk3azim5">
+            <w:hyperlink w:history="1" r:id="rIdfv3kvsulo74q7vg14bv3q">
               <w:r>
                 <w:rPr>
                   <w:rFonts w:ascii="Arial" w:cs="Arial" w:eastAsia="Arial" w:hAnsi="Arial"/>
@@ -9959,7 +9959,7 @@
             <w:pPr>
               <w:spacing w:after="20" w:before="0"/>
             </w:pPr>
-            <w:hyperlink w:history="1" r:id="rIdylzoxra-nzxaamnthijvr">
+            <w:hyperlink w:history="1" r:id="rId6i4odj_g8lsmiu9m_sl57">
               <w:r>
                 <w:rPr>
                   <w:rFonts w:ascii="Arial" w:cs="Arial" w:eastAsia="Arial" w:hAnsi="Arial"/>
@@ -9992,7 +9992,7 @@
               <w:spacing w:after="10" w:before="0"/>
               <w:ind w:left="120"/>
             </w:pPr>
-            <w:hyperlink w:history="1" r:id="rIdmduqnfm-ch0dbqq7zmwio">
+            <w:hyperlink w:history="1" r:id="rId7nyeweprwknawix-b1sty">
               <w:r>
                 <w:rPr>
                   <w:rFonts w:ascii="Arial" w:cs="Arial" w:eastAsia="Arial" w:hAnsi="Arial"/>
@@ -10037,7 +10037,7 @@
             <w:pPr>
               <w:spacing w:after="20" w:before="0"/>
             </w:pPr>
-            <w:hyperlink w:history="1" r:id="rIdr_un_dgkghzzy6pjv3ve4">
+            <w:hyperlink w:history="1" r:id="rIdao2macw63rbok8dg-f_fs">
               <w:r>
                 <w:rPr>
                   <w:rFonts w:ascii="Arial" w:cs="Arial" w:eastAsia="Arial" w:hAnsi="Arial"/>
@@ -10070,7 +10070,7 @@
               <w:spacing w:after="10" w:before="0"/>
               <w:ind w:left="120"/>
             </w:pPr>
-            <w:hyperlink w:history="1" r:id="rIdm05ayqzqi7m7k7kmegsec">
+            <w:hyperlink w:history="1" r:id="rIdrrcmb2vpefjukntqnoksi">
               <w:r>
                 <w:rPr>
                   <w:rFonts w:ascii="Arial" w:cs="Arial" w:eastAsia="Arial" w:hAnsi="Arial"/>
@@ -10265,7 +10265,7 @@
             <w:pPr>
               <w:spacing w:after="20" w:before="0"/>
             </w:pPr>
-            <w:hyperlink w:history="1" r:id="rIdnra5telxwt2xsiq96cbxv">
+            <w:hyperlink w:history="1" r:id="rIdwsey7qstbq3h7a1mcvoa4">
               <w:r>
                 <w:rPr>
                   <w:rFonts w:ascii="Arial" w:cs="Arial" w:eastAsia="Arial" w:hAnsi="Arial"/>
@@ -10298,7 +10298,7 @@
               <w:spacing w:after="10" w:before="0"/>
               <w:ind w:left="120"/>
             </w:pPr>
-            <w:hyperlink w:history="1" r:id="rIdq7svbhqfprdlkgzb2oqc3">
+            <w:hyperlink w:history="1" r:id="rId-v30u6mkrmldh7comuneb">
               <w:r>
                 <w:rPr>
                   <w:rFonts w:ascii="Arial" w:cs="Arial" w:eastAsia="Arial" w:hAnsi="Arial"/>
@@ -10343,7 +10343,7 @@
             <w:pPr>
               <w:spacing w:after="20" w:before="0"/>
             </w:pPr>
-            <w:hyperlink w:history="1" r:id="rId7ai7y3_qwyd1mpqmfi5-i">
+            <w:hyperlink w:history="1" r:id="rIdlxhq5b5m8smqry1q0vkl2">
               <w:r>
                 <w:rPr>
                   <w:rFonts w:ascii="Arial" w:cs="Arial" w:eastAsia="Arial" w:hAnsi="Arial"/>
@@ -10376,7 +10376,7 @@
               <w:spacing w:after="10" w:before="0"/>
               <w:ind w:left="120"/>
             </w:pPr>
-            <w:hyperlink w:history="1" r:id="rIdl2xxtgvsv6tuzdrizssaq">
+            <w:hyperlink w:history="1" r:id="rIddnl_4qqojuqki3yrbsosz">
               <w:r>
                 <w:rPr>
                   <w:rFonts w:ascii="Arial" w:cs="Arial" w:eastAsia="Arial" w:hAnsi="Arial"/>
@@ -10571,7 +10571,7 @@
             <w:pPr>
               <w:spacing w:after="20" w:before="0"/>
             </w:pPr>
-            <w:hyperlink w:history="1" r:id="rIdrgz-cd7svov3kignfugux">
+            <w:hyperlink w:history="1" r:id="rId_jwtdcft1jdqsbpp-8n_m">
               <w:r>
                 <w:rPr>
                   <w:rFonts w:ascii="Arial" w:cs="Arial" w:eastAsia="Arial" w:hAnsi="Arial"/>
@@ -10604,7 +10604,7 @@
               <w:spacing w:after="10" w:before="0"/>
               <w:ind w:left="120"/>
             </w:pPr>
-            <w:hyperlink w:history="1" r:id="rId9fshtgxojnqwifztvkw-2">
+            <w:hyperlink w:history="1" r:id="rId9qfma92abl6toyc7enonm">
               <w:r>
                 <w:rPr>
                   <w:rFonts w:ascii="Arial" w:cs="Arial" w:eastAsia="Arial" w:hAnsi="Arial"/>
@@ -10649,7 +10649,7 @@
             <w:pPr>
               <w:spacing w:after="20" w:before="0"/>
             </w:pPr>
-            <w:hyperlink w:history="1" r:id="rIdpzberscrkl4tmw3omoatl">
+            <w:hyperlink w:history="1" r:id="rIdzh7nxvlmiqshnrxvn-ih4">
               <w:r>
                 <w:rPr>
                   <w:rFonts w:ascii="Arial" w:cs="Arial" w:eastAsia="Arial" w:hAnsi="Arial"/>
@@ -10682,7 +10682,7 @@
               <w:spacing w:after="10" w:before="0"/>
               <w:ind w:left="120"/>
             </w:pPr>
-            <w:hyperlink w:history="1" r:id="rIdhbuumxza1wagvpte3c1vu">
+            <w:hyperlink w:history="1" r:id="rIdmrypvlvtvp084b6hvnrrv">
               <w:r>
                 <w:rPr>
                   <w:rFonts w:ascii="Arial" w:cs="Arial" w:eastAsia="Arial" w:hAnsi="Arial"/>
@@ -12283,7 +12283,7 @@
             <w:pPr>
               <w:spacing w:after="20" w:before="0"/>
             </w:pPr>
-            <w:hyperlink w:history="1" r:id="rId0zscf94agc4iqykmmxa1c">
+            <w:hyperlink w:history="1" r:id="rIduvy3mfifpsjai4zbk8itg">
               <w:r>
                 <w:rPr>
                   <w:rFonts w:ascii="Arial" w:cs="Arial" w:eastAsia="Arial" w:hAnsi="Arial"/>
@@ -12316,7 +12316,7 @@
               <w:spacing w:after="10" w:before="0"/>
               <w:ind w:left="120"/>
             </w:pPr>
-            <w:hyperlink w:history="1" r:id="rIdr6d8t59pmm2d4v3poxq73">
+            <w:hyperlink w:history="1" r:id="rIdbhkjpmjq_4kqxmuyxdarf">
               <w:r>
                 <w:rPr>
                   <w:rFonts w:ascii="Arial" w:cs="Arial" w:eastAsia="Arial" w:hAnsi="Arial"/>
@@ -12361,7 +12361,7 @@
             <w:pPr>
               <w:spacing w:after="20" w:before="0"/>
             </w:pPr>
-            <w:hyperlink w:history="1" r:id="rId_skcwm2wgv3nnndydnt_1">
+            <w:hyperlink w:history="1" r:id="rId2lqk0quzpddtgrhnfwhgy">
               <w:r>
                 <w:rPr>
                   <w:rFonts w:ascii="Arial" w:cs="Arial" w:eastAsia="Arial" w:hAnsi="Arial"/>
@@ -12394,7 +12394,7 @@
               <w:spacing w:after="10" w:before="0"/>
               <w:ind w:left="120"/>
             </w:pPr>
-            <w:hyperlink w:history="1" r:id="rIduhvoj_xyts0xrntzcowel">
+            <w:hyperlink w:history="1" r:id="rIdb7xigcuaiiw45lg5kwyn8">
               <w:r>
                 <w:rPr>
                   <w:rFonts w:ascii="Arial" w:cs="Arial" w:eastAsia="Arial" w:hAnsi="Arial"/>
@@ -12589,7 +12589,7 @@
             <w:pPr>
               <w:spacing w:after="20" w:before="0"/>
             </w:pPr>
-            <w:hyperlink w:history="1" r:id="rIdsf8mgaertovaekgdqbyd9">
+            <w:hyperlink w:history="1" r:id="rId5nvnnhh5tfineofbeevij">
               <w:r>
                 <w:rPr>
                   <w:rFonts w:ascii="Arial" w:cs="Arial" w:eastAsia="Arial" w:hAnsi="Arial"/>
@@ -12622,7 +12622,7 @@
               <w:spacing w:after="10" w:before="0"/>
               <w:ind w:left="120"/>
             </w:pPr>
-            <w:hyperlink w:history="1" r:id="rIdcag1-lqz6szwermwsrxgw">
+            <w:hyperlink w:history="1" r:id="rId8ph5624s52hm0iglky77p">
               <w:r>
                 <w:rPr>
                   <w:rFonts w:ascii="Arial" w:cs="Arial" w:eastAsia="Arial" w:hAnsi="Arial"/>
@@ -12667,7 +12667,7 @@
             <w:pPr>
               <w:spacing w:after="20" w:before="0"/>
             </w:pPr>
-            <w:hyperlink w:history="1" r:id="rIdj58rtabruv6wn7cp1nfk-">
+            <w:hyperlink w:history="1" r:id="rIdk_qie7d4dg4kkg39xsnt6">
               <w:r>
                 <w:rPr>
                   <w:rFonts w:ascii="Arial" w:cs="Arial" w:eastAsia="Arial" w:hAnsi="Arial"/>
@@ -12700,7 +12700,7 @@
               <w:spacing w:after="10" w:before="0"/>
               <w:ind w:left="120"/>
             </w:pPr>
-            <w:hyperlink w:history="1" r:id="rIddphyvcamutnrzuodshd6z">
+            <w:hyperlink w:history="1" r:id="rIdjbtb2aq1f-0vqvxwml-ga">
               <w:r>
                 <w:rPr>
                   <w:rFonts w:ascii="Arial" w:cs="Arial" w:eastAsia="Arial" w:hAnsi="Arial"/>
@@ -12895,7 +12895,7 @@
             <w:pPr>
               <w:spacing w:after="20" w:before="0"/>
             </w:pPr>
-            <w:hyperlink w:history="1" r:id="rIdfjg3cvtiqioat0xiuune0">
+            <w:hyperlink w:history="1" r:id="rIdu8nrm8fahosubcfic98vd">
               <w:r>
                 <w:rPr>
                   <w:rFonts w:ascii="Arial" w:cs="Arial" w:eastAsia="Arial" w:hAnsi="Arial"/>
@@ -12928,7 +12928,7 @@
               <w:spacing w:after="10" w:before="0"/>
               <w:ind w:left="120"/>
             </w:pPr>
-            <w:hyperlink w:history="1" r:id="rIdagg_zedpg0wiwk3gh_o8c">
+            <w:hyperlink w:history="1" r:id="rIdrmzqa046uoccwmyyrd_qu">
               <w:r>
                 <w:rPr>
                   <w:rFonts w:ascii="Arial" w:cs="Arial" w:eastAsia="Arial" w:hAnsi="Arial"/>
@@ -12973,7 +12973,7 @@
             <w:pPr>
               <w:spacing w:after="20" w:before="0"/>
             </w:pPr>
-            <w:hyperlink w:history="1" r:id="rIdqajnlo0vkqetiw1ck3xbs">
+            <w:hyperlink w:history="1" r:id="rIdmtpfujyxnttu1gjypl7kr">
               <w:r>
                 <w:rPr>
                   <w:rFonts w:ascii="Arial" w:cs="Arial" w:eastAsia="Arial" w:hAnsi="Arial"/>
@@ -13006,7 +13006,7 @@
               <w:spacing w:after="10" w:before="0"/>
               <w:ind w:left="120"/>
             </w:pPr>
-            <w:hyperlink w:history="1" r:id="rIdfmhciwty68sdtruy4iwod">
+            <w:hyperlink w:history="1" r:id="rIdbpjk7mru134micok-a4nb">
               <w:r>
                 <w:rPr>
                   <w:rFonts w:ascii="Arial" w:cs="Arial" w:eastAsia="Arial" w:hAnsi="Arial"/>
@@ -13201,7 +13201,7 @@
             <w:pPr>
               <w:spacing w:after="20" w:before="0"/>
             </w:pPr>
-            <w:hyperlink w:history="1" r:id="rIdhq3gkbgj8scusm5rsmh5d">
+            <w:hyperlink w:history="1" r:id="rIdgnvw6pbxqf4irgosba2qy">
               <w:r>
                 <w:rPr>
                   <w:rFonts w:ascii="Arial" w:cs="Arial" w:eastAsia="Arial" w:hAnsi="Arial"/>
@@ -13234,7 +13234,7 @@
               <w:spacing w:after="10" w:before="0"/>
               <w:ind w:left="120"/>
             </w:pPr>
-            <w:hyperlink w:history="1" r:id="rIdeyn-nn-uopwe3hdgo4_ep">
+            <w:hyperlink w:history="1" r:id="rIdulubg7vlswclslvk83pxv">
               <w:r>
                 <w:rPr>
                   <w:rFonts w:ascii="Arial" w:cs="Arial" w:eastAsia="Arial" w:hAnsi="Arial"/>
@@ -13279,7 +13279,7 @@
             <w:pPr>
               <w:spacing w:after="20" w:before="0"/>
             </w:pPr>
-            <w:hyperlink w:history="1" r:id="rIdvl31g4eemnlxz-rbjzzxw">
+            <w:hyperlink w:history="1" r:id="rIddjetqucutmfglmeqbhier">
               <w:r>
                 <w:rPr>
                   <w:rFonts w:ascii="Arial" w:cs="Arial" w:eastAsia="Arial" w:hAnsi="Arial"/>
@@ -13312,7 +13312,7 @@
               <w:spacing w:after="10" w:before="0"/>
               <w:ind w:left="120"/>
             </w:pPr>
-            <w:hyperlink w:history="1" r:id="rId_yvtz84qbx_qkqo0ai_bg">
+            <w:hyperlink w:history="1" r:id="rIdtvrdn65wg3w693xycmrs6">
               <w:r>
                 <w:rPr>
                   <w:rFonts w:ascii="Arial" w:cs="Arial" w:eastAsia="Arial" w:hAnsi="Arial"/>
@@ -13507,7 +13507,7 @@
             <w:pPr>
               <w:spacing w:after="20" w:before="0"/>
             </w:pPr>
-            <w:hyperlink w:history="1" r:id="rIdevzoaibfkdt9lnargwvfb">
+            <w:hyperlink w:history="1" r:id="rIdulmejzi4dzocqxwnw7c1-">
               <w:r>
                 <w:rPr>
                   <w:rFonts w:ascii="Arial" w:cs="Arial" w:eastAsia="Arial" w:hAnsi="Arial"/>
@@ -13540,7 +13540,7 @@
               <w:spacing w:after="10" w:before="0"/>
               <w:ind w:left="120"/>
             </w:pPr>
-            <w:hyperlink w:history="1" r:id="rIdficsiyha77f8ebgyqvfde">
+            <w:hyperlink w:history="1" r:id="rIdj-xyjqj6_buaxbiykvi2a">
               <w:r>
                 <w:rPr>
                   <w:rFonts w:ascii="Arial" w:cs="Arial" w:eastAsia="Arial" w:hAnsi="Arial"/>
@@ -13585,7 +13585,7 @@
             <w:pPr>
               <w:spacing w:after="20" w:before="0"/>
             </w:pPr>
-            <w:hyperlink w:history="1" r:id="rIdext6tqnsueljlzavksdky">
+            <w:hyperlink w:history="1" r:id="rIdsojv1grq_jqq-9e59zhaj">
               <w:r>
                 <w:rPr>
                   <w:rFonts w:ascii="Arial" w:cs="Arial" w:eastAsia="Arial" w:hAnsi="Arial"/>
@@ -13618,7 +13618,7 @@
               <w:spacing w:after="10" w:before="0"/>
               <w:ind w:left="120"/>
             </w:pPr>
-            <w:hyperlink w:history="1" r:id="rIdkg1n2d9ly5yvmcx9mf6ir">
+            <w:hyperlink w:history="1" r:id="rIdxyeluo522sk2iviqeji92">
               <w:r>
                 <w:rPr>
                   <w:rFonts w:ascii="Arial" w:cs="Arial" w:eastAsia="Arial" w:hAnsi="Arial"/>
@@ -15105,7 +15105,7 @@
             <w:pPr>
               <w:spacing w:after="20" w:before="0"/>
             </w:pPr>
-            <w:hyperlink w:history="1" r:id="rIdpp4o8ej97dssjqnkvflpo">
+            <w:hyperlink w:history="1" r:id="rIdxylltj8i5nnaziy9pytwd">
               <w:r>
                 <w:rPr>
                   <w:rFonts w:ascii="Arial" w:cs="Arial" w:eastAsia="Arial" w:hAnsi="Arial"/>
@@ -15138,7 +15138,7 @@
               <w:spacing w:after="10" w:before="0"/>
               <w:ind w:left="120"/>
             </w:pPr>
-            <w:hyperlink w:history="1" r:id="rIdzzdxtmcjwcrcf0q5som1d">
+            <w:hyperlink w:history="1" r:id="rIdzyyusg8uay1ep_kmuwowm">
               <w:r>
                 <w:rPr>
                   <w:rFonts w:ascii="Arial" w:cs="Arial" w:eastAsia="Arial" w:hAnsi="Arial"/>
@@ -15183,7 +15183,7 @@
             <w:pPr>
               <w:spacing w:after="20" w:before="0"/>
             </w:pPr>
-            <w:hyperlink w:history="1" r:id="rIdlicbup-u2hwwvnxuv80dj">
+            <w:hyperlink w:history="1" r:id="rId7e95q54zpjqujstozfab6">
               <w:r>
                 <w:rPr>
                   <w:rFonts w:ascii="Arial" w:cs="Arial" w:eastAsia="Arial" w:hAnsi="Arial"/>
@@ -15216,7 +15216,7 @@
               <w:spacing w:after="10" w:before="0"/>
               <w:ind w:left="120"/>
             </w:pPr>
-            <w:hyperlink w:history="1" r:id="rId1rgam8gqntwhew5lruzbp">
+            <w:hyperlink w:history="1" r:id="rIdp1itx-9iyp2ernkbxm7jg">
               <w:r>
                 <w:rPr>
                   <w:rFonts w:ascii="Arial" w:cs="Arial" w:eastAsia="Arial" w:hAnsi="Arial"/>
@@ -15411,7 +15411,7 @@
             <w:pPr>
               <w:spacing w:after="20" w:before="0"/>
             </w:pPr>
-            <w:hyperlink w:history="1" r:id="rIdqwc8ul4nxgwflzubzbgqr">
+            <w:hyperlink w:history="1" r:id="rId4yg2d0diabwycqhgnsevn">
               <w:r>
                 <w:rPr>
                   <w:rFonts w:ascii="Arial" w:cs="Arial" w:eastAsia="Arial" w:hAnsi="Arial"/>
@@ -15444,7 +15444,7 @@
               <w:spacing w:after="10" w:before="0"/>
               <w:ind w:left="120"/>
             </w:pPr>
-            <w:hyperlink w:history="1" r:id="rIdwngq2hcvsu0khq2le3lik">
+            <w:hyperlink w:history="1" r:id="rIdmgh6eooq5rp-nie-4q1ia">
               <w:r>
                 <w:rPr>
                   <w:rFonts w:ascii="Arial" w:cs="Arial" w:eastAsia="Arial" w:hAnsi="Arial"/>
@@ -15489,7 +15489,7 @@
             <w:pPr>
               <w:spacing w:after="20" w:before="0"/>
             </w:pPr>
-            <w:hyperlink w:history="1" r:id="rIdiagutl0zgdze7y-duwu_f">
+            <w:hyperlink w:history="1" r:id="rId1blk3wl4yczv7yp1cgcpq">
               <w:r>
                 <w:rPr>
                   <w:rFonts w:ascii="Arial" w:cs="Arial" w:eastAsia="Arial" w:hAnsi="Arial"/>
@@ -15522,7 +15522,7 @@
               <w:spacing w:after="10" w:before="0"/>
               <w:ind w:left="120"/>
             </w:pPr>
-            <w:hyperlink w:history="1" r:id="rIdd6aozer2ccw_icrpbbht6">
+            <w:hyperlink w:history="1" r:id="rIdggswontpp95hw-m1c2y53">
               <w:r>
                 <w:rPr>
                   <w:rFonts w:ascii="Arial" w:cs="Arial" w:eastAsia="Arial" w:hAnsi="Arial"/>
@@ -15717,7 +15717,7 @@
             <w:pPr>
               <w:spacing w:after="20" w:before="0"/>
             </w:pPr>
-            <w:hyperlink w:history="1" r:id="rIduh1owo9mz-zv2ee3ib4ax">
+            <w:hyperlink w:history="1" r:id="rId4umppudi21ihvkph2ztfg">
               <w:r>
                 <w:rPr>
                   <w:rFonts w:ascii="Arial" w:cs="Arial" w:eastAsia="Arial" w:hAnsi="Arial"/>
@@ -15750,7 +15750,7 @@
               <w:spacing w:after="10" w:before="0"/>
               <w:ind w:left="120"/>
             </w:pPr>
-            <w:hyperlink w:history="1" r:id="rIdxrmrfamkuaqmoxqlr9fkw">
+            <w:hyperlink w:history="1" r:id="rIdbyttzixtc_v8pcusqshak">
               <w:r>
                 <w:rPr>
                   <w:rFonts w:ascii="Arial" w:cs="Arial" w:eastAsia="Arial" w:hAnsi="Arial"/>
@@ -15795,7 +15795,7 @@
             <w:pPr>
               <w:spacing w:after="20" w:before="0"/>
             </w:pPr>
-            <w:hyperlink w:history="1" r:id="rIdry160cjqebvzlfl95ntqz">
+            <w:hyperlink w:history="1" r:id="rIdxwjmabk5ootb4qtkfjmms">
               <w:r>
                 <w:rPr>
                   <w:rFonts w:ascii="Arial" w:cs="Arial" w:eastAsia="Arial" w:hAnsi="Arial"/>
@@ -15828,7 +15828,7 @@
               <w:spacing w:after="10" w:before="0"/>
               <w:ind w:left="120"/>
             </w:pPr>
-            <w:hyperlink w:history="1" r:id="rIdnbeprmqygw-xbuebfny6y">
+            <w:hyperlink w:history="1" r:id="rId-etiit9-gcftstwd-yqty">
               <w:r>
                 <w:rPr>
                   <w:rFonts w:ascii="Arial" w:cs="Arial" w:eastAsia="Arial" w:hAnsi="Arial"/>
@@ -16023,7 +16023,7 @@
             <w:pPr>
               <w:spacing w:after="20" w:before="0"/>
             </w:pPr>
-            <w:hyperlink w:history="1" r:id="rId7xsdjaous6ix45zalr6wx">
+            <w:hyperlink w:history="1" r:id="rIdw4lzqejmfpiqojfpchpcs">
               <w:r>
                 <w:rPr>
                   <w:rFonts w:ascii="Arial" w:cs="Arial" w:eastAsia="Arial" w:hAnsi="Arial"/>
@@ -16056,7 +16056,7 @@
               <w:spacing w:after="10" w:before="0"/>
               <w:ind w:left="120"/>
             </w:pPr>
-            <w:hyperlink w:history="1" r:id="rIdsr-8uv78b1eqhgz5wjss3">
+            <w:hyperlink w:history="1" r:id="rIdi8y9rx0df34htzav-6can">
               <w:r>
                 <w:rPr>
                   <w:rFonts w:ascii="Arial" w:cs="Arial" w:eastAsia="Arial" w:hAnsi="Arial"/>
@@ -16101,7 +16101,7 @@
             <w:pPr>
               <w:spacing w:after="20" w:before="0"/>
             </w:pPr>
-            <w:hyperlink w:history="1" r:id="rIdot_2xyo6jrfwir7otyj9w">
+            <w:hyperlink w:history="1" r:id="rId4pf6ljbxlomiok24bf2hi">
               <w:r>
                 <w:rPr>
                   <w:rFonts w:ascii="Arial" w:cs="Arial" w:eastAsia="Arial" w:hAnsi="Arial"/>
@@ -16134,7 +16134,7 @@
               <w:spacing w:after="10" w:before="0"/>
               <w:ind w:left="120"/>
             </w:pPr>
-            <w:hyperlink w:history="1" r:id="rId_4ljnsp_phcsvl3m7f_p5">
+            <w:hyperlink w:history="1" r:id="rId9iofguxdvtsgolebuztxg">
               <w:r>
                 <w:rPr>
                   <w:rFonts w:ascii="Arial" w:cs="Arial" w:eastAsia="Arial" w:hAnsi="Arial"/>
@@ -16329,7 +16329,7 @@
             <w:pPr>
               <w:spacing w:after="20" w:before="0"/>
             </w:pPr>
-            <w:hyperlink w:history="1" r:id="rId5pxrvd_jo9bfwf65b2wqw">
+            <w:hyperlink w:history="1" r:id="rIdl5nffixvou2fbbbeqd4ev">
               <w:r>
                 <w:rPr>
                   <w:rFonts w:ascii="Arial" w:cs="Arial" w:eastAsia="Arial" w:hAnsi="Arial"/>
@@ -16362,7 +16362,7 @@
               <w:spacing w:after="10" w:before="0"/>
               <w:ind w:left="120"/>
             </w:pPr>
-            <w:hyperlink w:history="1" r:id="rIdtsgbgu3pcvou7xpldqs_q">
+            <w:hyperlink w:history="1" r:id="rIdb3nnqpneal9qhulqho3jd">
               <w:r>
                 <w:rPr>
                   <w:rFonts w:ascii="Arial" w:cs="Arial" w:eastAsia="Arial" w:hAnsi="Arial"/>
@@ -16407,7 +16407,7 @@
             <w:pPr>
               <w:spacing w:after="20" w:before="0"/>
             </w:pPr>
-            <w:hyperlink w:history="1" r:id="rIduieh3derkbg712gn8ke2k">
+            <w:hyperlink w:history="1" r:id="rIdjg9qkn-hzpkmp6izgw2p0">
               <w:r>
                 <w:rPr>
                   <w:rFonts w:ascii="Arial" w:cs="Arial" w:eastAsia="Arial" w:hAnsi="Arial"/>
@@ -16440,7 +16440,7 @@
               <w:spacing w:after="10" w:before="0"/>
               <w:ind w:left="120"/>
             </w:pPr>
-            <w:hyperlink w:history="1" r:id="rIdptigebcaqguilgewuox37">
+            <w:hyperlink w:history="1" r:id="rIdghfv3ld4yeikgus2g6k4-">
               <w:r>
                 <w:rPr>
                   <w:rFonts w:ascii="Arial" w:cs="Arial" w:eastAsia="Arial" w:hAnsi="Arial"/>
@@ -17927,7 +17927,7 @@
             <w:pPr>
               <w:spacing w:after="20" w:before="0"/>
             </w:pPr>
-            <w:hyperlink w:history="1" r:id="rIdtj_szgqhmllq9xq9tfv_q">
+            <w:hyperlink w:history="1" r:id="rIdtoqsin2tpc_x5pmh8m2ka">
               <w:r>
                 <w:rPr>
                   <w:rFonts w:ascii="Arial" w:cs="Arial" w:eastAsia="Arial" w:hAnsi="Arial"/>
@@ -17960,7 +17960,7 @@
               <w:spacing w:after="10" w:before="0"/>
               <w:ind w:left="120"/>
             </w:pPr>
-            <w:hyperlink w:history="1" r:id="rIdcxca8usnzbjw63knbyy9f">
+            <w:hyperlink w:history="1" r:id="rIdhka0pulmejo0rhaji4ayi">
               <w:r>
                 <w:rPr>
                   <w:rFonts w:ascii="Arial" w:cs="Arial" w:eastAsia="Arial" w:hAnsi="Arial"/>
@@ -18005,7 +18005,7 @@
             <w:pPr>
               <w:spacing w:after="20" w:before="0"/>
             </w:pPr>
-            <w:hyperlink w:history="1" r:id="rIda0ktjvrtthxq16w6oa5fo">
+            <w:hyperlink w:history="1" r:id="rId4mvmt5tbwmm3fbwy1aqna">
               <w:r>
                 <w:rPr>
                   <w:rFonts w:ascii="Arial" w:cs="Arial" w:eastAsia="Arial" w:hAnsi="Arial"/>
@@ -18038,7 +18038,7 @@
               <w:spacing w:after="10" w:before="0"/>
               <w:ind w:left="120"/>
             </w:pPr>
-            <w:hyperlink w:history="1" r:id="rId6tfa9uiorinmgwhzpopos">
+            <w:hyperlink w:history="1" r:id="rIddziodcorv9ytwgpo0ag_q">
               <w:r>
                 <w:rPr>
                   <w:rFonts w:ascii="Arial" w:cs="Arial" w:eastAsia="Arial" w:hAnsi="Arial"/>
@@ -18233,7 +18233,7 @@
             <w:pPr>
               <w:spacing w:after="20" w:before="0"/>
             </w:pPr>
-            <w:hyperlink w:history="1" r:id="rIds8mly-bfdk_6bmkhtgvjq">
+            <w:hyperlink w:history="1" r:id="rIdhpvzctfduiw8nwxuvaxbd">
               <w:r>
                 <w:rPr>
                   <w:rFonts w:ascii="Arial" w:cs="Arial" w:eastAsia="Arial" w:hAnsi="Arial"/>
@@ -18266,7 +18266,7 @@
               <w:spacing w:after="10" w:before="0"/>
               <w:ind w:left="120"/>
             </w:pPr>
-            <w:hyperlink w:history="1" r:id="rIdfpgmytqpbnenocv8gvegl">
+            <w:hyperlink w:history="1" r:id="rIdipjvp1ic1aknv_x0ajqq8">
               <w:r>
                 <w:rPr>
                   <w:rFonts w:ascii="Arial" w:cs="Arial" w:eastAsia="Arial" w:hAnsi="Arial"/>
@@ -18311,7 +18311,7 @@
             <w:pPr>
               <w:spacing w:after="20" w:before="0"/>
             </w:pPr>
-            <w:hyperlink w:history="1" r:id="rIdqk_mkqiqlmqexeuae-_nb">
+            <w:hyperlink w:history="1" r:id="rId8kstknkqiy7nhzfqcfwzv">
               <w:r>
                 <w:rPr>
                   <w:rFonts w:ascii="Arial" w:cs="Arial" w:eastAsia="Arial" w:hAnsi="Arial"/>
@@ -18344,7 +18344,7 @@
               <w:spacing w:after="10" w:before="0"/>
               <w:ind w:left="120"/>
             </w:pPr>
-            <w:hyperlink w:history="1" r:id="rIdx4nutiu_fflw-ngihnaj7">
+            <w:hyperlink w:history="1" r:id="rIdguvthskwcuqikufp0hgv0">
               <w:r>
                 <w:rPr>
                   <w:rFonts w:ascii="Arial" w:cs="Arial" w:eastAsia="Arial" w:hAnsi="Arial"/>
@@ -18539,7 +18539,7 @@
             <w:pPr>
               <w:spacing w:after="20" w:before="0"/>
             </w:pPr>
-            <w:hyperlink w:history="1" r:id="rIdhsdknnxamtq6cmvaseqer">
+            <w:hyperlink w:history="1" r:id="rId0ugaw-q-o_jtobj__1qjb">
               <w:r>
                 <w:rPr>
                   <w:rFonts w:ascii="Arial" w:cs="Arial" w:eastAsia="Arial" w:hAnsi="Arial"/>
@@ -18572,7 +18572,7 @@
               <w:spacing w:after="10" w:before="0"/>
               <w:ind w:left="120"/>
             </w:pPr>
-            <w:hyperlink w:history="1" r:id="rIdaxad3_0w0skawlbnnxuh3">
+            <w:hyperlink w:history="1" r:id="rIdxvuliuezxvb4acdtupjjw">
               <w:r>
                 <w:rPr>
                   <w:rFonts w:ascii="Arial" w:cs="Arial" w:eastAsia="Arial" w:hAnsi="Arial"/>
@@ -18617,7 +18617,7 @@
             <w:pPr>
               <w:spacing w:after="20" w:before="0"/>
             </w:pPr>
-            <w:hyperlink w:history="1" r:id="rIdajvo-da8sm-gmb90epvux">
+            <w:hyperlink w:history="1" r:id="rIdrh4cdwrdf7xdxeodl7w0g">
               <w:r>
                 <w:rPr>
                   <w:rFonts w:ascii="Arial" w:cs="Arial" w:eastAsia="Arial" w:hAnsi="Arial"/>
@@ -18650,7 +18650,7 @@
               <w:spacing w:after="10" w:before="0"/>
               <w:ind w:left="120"/>
             </w:pPr>
-            <w:hyperlink w:history="1" r:id="rIdb6engcvtdx0llcezhbhp5">
+            <w:hyperlink w:history="1" r:id="rIdndc79gr_97fbzqbg57fas">
               <w:r>
                 <w:rPr>
                   <w:rFonts w:ascii="Arial" w:cs="Arial" w:eastAsia="Arial" w:hAnsi="Arial"/>
@@ -18845,7 +18845,7 @@
             <w:pPr>
               <w:spacing w:after="20" w:before="0"/>
             </w:pPr>
-            <w:hyperlink w:history="1" r:id="rId4imtwdriprsh4ykrilc4f">
+            <w:hyperlink w:history="1" r:id="rIduu6z2ovucpubcrcvtcb-d">
               <w:r>
                 <w:rPr>
                   <w:rFonts w:ascii="Arial" w:cs="Arial" w:eastAsia="Arial" w:hAnsi="Arial"/>
@@ -18878,7 +18878,7 @@
               <w:spacing w:after="10" w:before="0"/>
               <w:ind w:left="120"/>
             </w:pPr>
-            <w:hyperlink w:history="1" r:id="rIdabwmauzfkndu7pvic5ibp">
+            <w:hyperlink w:history="1" r:id="rIdazsf_fhfg6v_uzefgqfze">
               <w:r>
                 <w:rPr>
                   <w:rFonts w:ascii="Arial" w:cs="Arial" w:eastAsia="Arial" w:hAnsi="Arial"/>
@@ -18923,7 +18923,7 @@
             <w:pPr>
               <w:spacing w:after="20" w:before="0"/>
             </w:pPr>
-            <w:hyperlink w:history="1" r:id="rIdunx_ju_ghbjbwn67qq306">
+            <w:hyperlink w:history="1" r:id="rId0zam0mbqbfofw2kwseiyf">
               <w:r>
                 <w:rPr>
                   <w:rFonts w:ascii="Arial" w:cs="Arial" w:eastAsia="Arial" w:hAnsi="Arial"/>
@@ -18956,7 +18956,7 @@
               <w:spacing w:after="10" w:before="0"/>
               <w:ind w:left="120"/>
             </w:pPr>
-            <w:hyperlink w:history="1" r:id="rIdu2qcxvm_9h4lawl0-6l3l">
+            <w:hyperlink w:history="1" r:id="rIdjtuaxipeh1ishjuf3aqia">
               <w:r>
                 <w:rPr>
                   <w:rFonts w:ascii="Arial" w:cs="Arial" w:eastAsia="Arial" w:hAnsi="Arial"/>
@@ -19151,7 +19151,7 @@
             <w:pPr>
               <w:spacing w:after="20" w:before="0"/>
             </w:pPr>
-            <w:hyperlink w:history="1" r:id="rIduq-wwskiovgavb7l0siks">
+            <w:hyperlink w:history="1" r:id="rIdebm9qdl3ztjadasx8as0a">
               <w:r>
                 <w:rPr>
                   <w:rFonts w:ascii="Arial" w:cs="Arial" w:eastAsia="Arial" w:hAnsi="Arial"/>
@@ -19184,7 +19184,7 @@
               <w:spacing w:after="10" w:before="0"/>
               <w:ind w:left="120"/>
             </w:pPr>
-            <w:hyperlink w:history="1" r:id="rId06d8pwfj7m8na33nadxau">
+            <w:hyperlink w:history="1" r:id="rIdjykrvzlm9oy10r2_ftfbn">
               <w:r>
                 <w:rPr>
                   <w:rFonts w:ascii="Arial" w:cs="Arial" w:eastAsia="Arial" w:hAnsi="Arial"/>
@@ -19229,7 +19229,7 @@
             <w:pPr>
               <w:spacing w:after="20" w:before="0"/>
             </w:pPr>
-            <w:hyperlink w:history="1" r:id="rIdodl4dal-eucacpzgq7n_2">
+            <w:hyperlink w:history="1" r:id="rIdryxtxhujpqnmvyrbdtd3e">
               <w:r>
                 <w:rPr>
                   <w:rFonts w:ascii="Arial" w:cs="Arial" w:eastAsia="Arial" w:hAnsi="Arial"/>
@@ -19262,7 +19262,7 @@
               <w:spacing w:after="10" w:before="0"/>
               <w:ind w:left="120"/>
             </w:pPr>
-            <w:hyperlink w:history="1" r:id="rIdrl0rdqi1pooq8sbgyvso1">
+            <w:hyperlink w:history="1" r:id="rIdcnbee3x-f_iqevlvut8by">
               <w:r>
                 <w:rPr>
                   <w:rFonts w:ascii="Arial" w:cs="Arial" w:eastAsia="Arial" w:hAnsi="Arial"/>
@@ -20749,7 +20749,7 @@
             <w:pPr>
               <w:spacing w:after="20" w:before="0"/>
             </w:pPr>
-            <w:hyperlink w:history="1" r:id="rIduai-6jbhenfrl6qcs3aoh">
+            <w:hyperlink w:history="1" r:id="rIdlom2bi2urvopqykncwd0a">
               <w:r>
                 <w:rPr>
                   <w:rFonts w:ascii="Arial" w:cs="Arial" w:eastAsia="Arial" w:hAnsi="Arial"/>
@@ -20782,7 +20782,7 @@
               <w:spacing w:after="10" w:before="0"/>
               <w:ind w:left="120"/>
             </w:pPr>
-            <w:hyperlink w:history="1" r:id="rId2p4bkzmoykkyrvwj4ir47">
+            <w:hyperlink w:history="1" r:id="rIdg_7rasg6o_andarlhjpef">
               <w:r>
                 <w:rPr>
                   <w:rFonts w:ascii="Arial" w:cs="Arial" w:eastAsia="Arial" w:hAnsi="Arial"/>
@@ -20827,7 +20827,7 @@
             <w:pPr>
               <w:spacing w:after="20" w:before="0"/>
             </w:pPr>
-            <w:hyperlink w:history="1" r:id="rIdusxwmztuxzyt48snami6d">
+            <w:hyperlink w:history="1" r:id="rId-zjrckksbsiccn1u3_zwk">
               <w:r>
                 <w:rPr>
                   <w:rFonts w:ascii="Arial" w:cs="Arial" w:eastAsia="Arial" w:hAnsi="Arial"/>
@@ -20860,7 +20860,7 @@
               <w:spacing w:after="10" w:before="0"/>
               <w:ind w:left="120"/>
             </w:pPr>
-            <w:hyperlink w:history="1" r:id="rIdvn6mvlatx7oao2-mkdmeg">
+            <w:hyperlink w:history="1" r:id="rIdwyxy7rfvyzpkzxsxir0mt">
               <w:r>
                 <w:rPr>
                   <w:rFonts w:ascii="Arial" w:cs="Arial" w:eastAsia="Arial" w:hAnsi="Arial"/>
@@ -21150,7 +21150,7 @@
             <w:pPr>
               <w:spacing w:after="20" w:before="0"/>
             </w:pPr>
-            <w:hyperlink w:history="1" r:id="rId9x5a8flnoegbrzqsno0f5">
+            <w:hyperlink w:history="1" r:id="rIdq0xe-y31e9d1r5ii6shzz">
               <w:r>
                 <w:rPr>
                   <w:rFonts w:ascii="Arial" w:cs="Arial" w:eastAsia="Arial" w:hAnsi="Arial"/>
@@ -21183,7 +21183,7 @@
               <w:spacing w:after="10" w:before="0"/>
               <w:ind w:left="120"/>
             </w:pPr>
-            <w:hyperlink w:history="1" r:id="rIdt1_p2bfhko8v8tm47xeki">
+            <w:hyperlink w:history="1" r:id="rId912pzcu1109h2jefekx-q">
               <w:r>
                 <w:rPr>
                   <w:rFonts w:ascii="Arial" w:cs="Arial" w:eastAsia="Arial" w:hAnsi="Arial"/>
@@ -21228,7 +21228,7 @@
             <w:pPr>
               <w:spacing w:after="20" w:before="0"/>
             </w:pPr>
-            <w:hyperlink w:history="1" r:id="rIdgadzex2a5unxjrkxo_vew">
+            <w:hyperlink w:history="1" r:id="rIdgngez7mxljfmy-ana-xak">
               <w:r>
                 <w:rPr>
                   <w:rFonts w:ascii="Arial" w:cs="Arial" w:eastAsia="Arial" w:hAnsi="Arial"/>
@@ -21261,7 +21261,7 @@
               <w:spacing w:after="10" w:before="0"/>
               <w:ind w:left="120"/>
             </w:pPr>
-            <w:hyperlink w:history="1" r:id="rIdms9mzp1y0pyyhbeckahdv">
+            <w:hyperlink w:history="1" r:id="rId2tljhgwsa3nrbtf34d-jy">
               <w:r>
                 <w:rPr>
                   <w:rFonts w:ascii="Arial" w:cs="Arial" w:eastAsia="Arial" w:hAnsi="Arial"/>
@@ -21589,7 +21589,7 @@
             <w:pPr>
               <w:spacing w:after="20" w:before="0"/>
             </w:pPr>
-            <w:hyperlink w:history="1" r:id="rIdvqyjb9aempiwajf7wfrgp">
+            <w:hyperlink w:history="1" r:id="rIduc-9agevzlnbmsmpc_pkf">
               <w:r>
                 <w:rPr>
                   <w:rFonts w:ascii="Arial" w:cs="Arial" w:eastAsia="Arial" w:hAnsi="Arial"/>
@@ -21622,7 +21622,7 @@
               <w:spacing w:after="10" w:before="0"/>
               <w:ind w:left="120"/>
             </w:pPr>
-            <w:hyperlink w:history="1" r:id="rIdmn9cv2tsl5p30vvfevul4">
+            <w:hyperlink w:history="1" r:id="rIda4vicq5wxjymrgii33n1p">
               <w:r>
                 <w:rPr>
                   <w:rFonts w:ascii="Arial" w:cs="Arial" w:eastAsia="Arial" w:hAnsi="Arial"/>
@@ -21667,7 +21667,7 @@
             <w:pPr>
               <w:spacing w:after="20" w:before="0"/>
             </w:pPr>
-            <w:hyperlink w:history="1" r:id="rIduojedailvtzuxzf6zmsqs">
+            <w:hyperlink w:history="1" r:id="rIdj6kbvyoktbej2rvmwxrml">
               <w:r>
                 <w:rPr>
                   <w:rFonts w:ascii="Arial" w:cs="Arial" w:eastAsia="Arial" w:hAnsi="Arial"/>
@@ -21700,7 +21700,7 @@
               <w:spacing w:after="10" w:before="0"/>
               <w:ind w:left="120"/>
             </w:pPr>
-            <w:hyperlink w:history="1" r:id="rId1g_r-hkbyfdk18z8axvcx">
+            <w:hyperlink w:history="1" r:id="rIdvjwskpaiz34v_t_eahzlg">
               <w:r>
                 <w:rPr>
                   <w:rFonts w:ascii="Arial" w:cs="Arial" w:eastAsia="Arial" w:hAnsi="Arial"/>
@@ -21990,7 +21990,7 @@
             <w:pPr>
               <w:spacing w:after="20" w:before="0"/>
             </w:pPr>
-            <w:hyperlink w:history="1" r:id="rIdlbb2im3-fve267gbkarn2">
+            <w:hyperlink w:history="1" r:id="rId1xgg_flodg9hznixnnsus">
               <w:r>
                 <w:rPr>
                   <w:rFonts w:ascii="Arial" w:cs="Arial" w:eastAsia="Arial" w:hAnsi="Arial"/>
@@ -22023,7 +22023,7 @@
               <w:spacing w:after="10" w:before="0"/>
               <w:ind w:left="120"/>
             </w:pPr>
-            <w:hyperlink w:history="1" r:id="rIdtjlz1pu1ktrei5ougmp5c">
+            <w:hyperlink w:history="1" r:id="rIdhz2lc8lmhsdntuxt60h6c">
               <w:r>
                 <w:rPr>
                   <w:rFonts w:ascii="Arial" w:cs="Arial" w:eastAsia="Arial" w:hAnsi="Arial"/>
@@ -22068,7 +22068,7 @@
             <w:pPr>
               <w:spacing w:after="20" w:before="0"/>
             </w:pPr>
-            <w:hyperlink w:history="1" r:id="rId5zqkpeory-hxyfgilajyf">
+            <w:hyperlink w:history="1" r:id="rIdovmezad93buby3hnj2f75">
               <w:r>
                 <w:rPr>
                   <w:rFonts w:ascii="Arial" w:cs="Arial" w:eastAsia="Arial" w:hAnsi="Arial"/>
@@ -22101,7 +22101,7 @@
               <w:spacing w:after="10" w:before="0"/>
               <w:ind w:left="120"/>
             </w:pPr>
-            <w:hyperlink w:history="1" r:id="rIdi21-qao26kzrdwcq8iozx">
+            <w:hyperlink w:history="1" r:id="rIdzr_3jlmsep2kpgc-xbsoh">
               <w:r>
                 <w:rPr>
                   <w:rFonts w:ascii="Arial" w:cs="Arial" w:eastAsia="Arial" w:hAnsi="Arial"/>
@@ -22353,7 +22353,7 @@
             <w:pPr>
               <w:spacing w:after="20" w:before="0"/>
             </w:pPr>
-            <w:hyperlink w:history="1" r:id="rIdizd2olfs48-vqnfdnbvy3">
+            <w:hyperlink w:history="1" r:id="rIdkm7rrms3ioc6bbyii2dhc">
               <w:r>
                 <w:rPr>
                   <w:rFonts w:ascii="Arial" w:cs="Arial" w:eastAsia="Arial" w:hAnsi="Arial"/>
@@ -22386,7 +22386,7 @@
               <w:spacing w:after="10" w:before="0"/>
               <w:ind w:left="120"/>
             </w:pPr>
-            <w:hyperlink w:history="1" r:id="rIdwvodmxce-ej3jkf9ov9_0">
+            <w:hyperlink w:history="1" r:id="rIdly3x0yht-vwyjonezozc4">
               <w:r>
                 <w:rPr>
                   <w:rFonts w:ascii="Arial" w:cs="Arial" w:eastAsia="Arial" w:hAnsi="Arial"/>
@@ -22431,7 +22431,7 @@
             <w:pPr>
               <w:spacing w:after="20" w:before="0"/>
             </w:pPr>
-            <w:hyperlink w:history="1" r:id="rId7rkfeiyr8ky_b9javgq0c">
+            <w:hyperlink w:history="1" r:id="rIdekkmyzcpooqjinjrwvbku">
               <w:r>
                 <w:rPr>
                   <w:rFonts w:ascii="Arial" w:cs="Arial" w:eastAsia="Arial" w:hAnsi="Arial"/>
@@ -22464,7 +22464,7 @@
               <w:spacing w:after="10" w:before="0"/>
               <w:ind w:left="120"/>
             </w:pPr>
-            <w:hyperlink w:history="1" r:id="rIdh7yn9vgzzm-ubqafresut">
+            <w:hyperlink w:history="1" r:id="rIdqolh6siyocukd1ln3nkaa">
               <w:r>
                 <w:rPr>
                   <w:rFonts w:ascii="Arial" w:cs="Arial" w:eastAsia="Arial" w:hAnsi="Arial"/>
@@ -24141,7 +24141,7 @@
             <w:pPr>
               <w:spacing w:after="20" w:before="0"/>
             </w:pPr>
-            <w:hyperlink w:history="1" r:id="rIdayel7t5nodbe2ogbf0jbs">
+            <w:hyperlink w:history="1" r:id="rIdiq4riiphb0lm0ejgxoi-5">
               <w:r>
                 <w:rPr>
                   <w:rFonts w:ascii="Arial" w:cs="Arial" w:eastAsia="Arial" w:hAnsi="Arial"/>
@@ -24174,7 +24174,7 @@
               <w:spacing w:after="10" w:before="0"/>
               <w:ind w:left="120"/>
             </w:pPr>
-            <w:hyperlink w:history="1" r:id="rIdmequrr0svnpb2u_xlo9yv">
+            <w:hyperlink w:history="1" r:id="rId9o0idi4hezfvb4jfpijlq">
               <w:r>
                 <w:rPr>
                   <w:rFonts w:ascii="Arial" w:cs="Arial" w:eastAsia="Arial" w:hAnsi="Arial"/>
@@ -24219,7 +24219,7 @@
             <w:pPr>
               <w:spacing w:after="20" w:before="0"/>
             </w:pPr>
-            <w:hyperlink w:history="1" r:id="rId0_mm-svabqp7jramdpqaw">
+            <w:hyperlink w:history="1" r:id="rIdju80lvstlnmdegbllvij-">
               <w:r>
                 <w:rPr>
                   <w:rFonts w:ascii="Arial" w:cs="Arial" w:eastAsia="Arial" w:hAnsi="Arial"/>
@@ -24252,7 +24252,7 @@
               <w:spacing w:after="10" w:before="0"/>
               <w:ind w:left="120"/>
             </w:pPr>
-            <w:hyperlink w:history="1" r:id="rIdbffxsz1ke7vyzmjp3_ool">
+            <w:hyperlink w:history="1" r:id="rIdszy7osmdp6rjofw6wcmjz">
               <w:r>
                 <w:rPr>
                   <w:rFonts w:ascii="Arial" w:cs="Arial" w:eastAsia="Arial" w:hAnsi="Arial"/>
@@ -24447,7 +24447,7 @@
             <w:pPr>
               <w:spacing w:after="20" w:before="0"/>
             </w:pPr>
-            <w:hyperlink w:history="1" r:id="rIdk7wgborxqvwkgdehwse9m">
+            <w:hyperlink w:history="1" r:id="rIdrtkoqndk-ea3rl_77fbhx">
               <w:r>
                 <w:rPr>
                   <w:rFonts w:ascii="Arial" w:cs="Arial" w:eastAsia="Arial" w:hAnsi="Arial"/>
@@ -24480,7 +24480,7 @@
               <w:spacing w:after="10" w:before="0"/>
               <w:ind w:left="120"/>
             </w:pPr>
-            <w:hyperlink w:history="1" r:id="rId0tmct7bqwomxg0tza9dso">
+            <w:hyperlink w:history="1" r:id="rIdqto4di8a-tx_jutpxoatn">
               <w:r>
                 <w:rPr>
                   <w:rFonts w:ascii="Arial" w:cs="Arial" w:eastAsia="Arial" w:hAnsi="Arial"/>
@@ -24525,7 +24525,7 @@
             <w:pPr>
               <w:spacing w:after="20" w:before="0"/>
             </w:pPr>
-            <w:hyperlink w:history="1" r:id="rId-wyqw1jnngzys0c3ajbs_">
+            <w:hyperlink w:history="1" r:id="rIdffapv2yzh5pv6ccutqxzm">
               <w:r>
                 <w:rPr>
                   <w:rFonts w:ascii="Arial" w:cs="Arial" w:eastAsia="Arial" w:hAnsi="Arial"/>
@@ -24558,7 +24558,7 @@
               <w:spacing w:after="10" w:before="0"/>
               <w:ind w:left="120"/>
             </w:pPr>
-            <w:hyperlink w:history="1" r:id="rIdamp59frlxttrcrjkmkdxo">
+            <w:hyperlink w:history="1" r:id="rIdbaddjpexfuq1ouwnj7ap7">
               <w:r>
                 <w:rPr>
                   <w:rFonts w:ascii="Arial" w:cs="Arial" w:eastAsia="Arial" w:hAnsi="Arial"/>
@@ -24753,7 +24753,7 @@
             <w:pPr>
               <w:spacing w:after="20" w:before="0"/>
             </w:pPr>
-            <w:hyperlink w:history="1" r:id="rIdysxhmh-0fw5yfzsnd7ajn">
+            <w:hyperlink w:history="1" r:id="rId3bwikub6ndtqfxufegpip">
               <w:r>
                 <w:rPr>
                   <w:rFonts w:ascii="Arial" w:cs="Arial" w:eastAsia="Arial" w:hAnsi="Arial"/>
@@ -24786,7 +24786,7 @@
               <w:spacing w:after="10" w:before="0"/>
               <w:ind w:left="120"/>
             </w:pPr>
-            <w:hyperlink w:history="1" r:id="rIdprc1jswh97brplbgccbzn">
+            <w:hyperlink w:history="1" r:id="rIdjlhimpohfbq7rflsusqv8">
               <w:r>
                 <w:rPr>
                   <w:rFonts w:ascii="Arial" w:cs="Arial" w:eastAsia="Arial" w:hAnsi="Arial"/>
@@ -24831,7 +24831,7 @@
             <w:pPr>
               <w:spacing w:after="20" w:before="0"/>
             </w:pPr>
-            <w:hyperlink w:history="1" r:id="rId4g40iemiar-ossahamov-">
+            <w:hyperlink w:history="1" r:id="rIdu4w0srafevld0vs3s92gy">
               <w:r>
                 <w:rPr>
                   <w:rFonts w:ascii="Arial" w:cs="Arial" w:eastAsia="Arial" w:hAnsi="Arial"/>
@@ -24864,7 +24864,7 @@
               <w:spacing w:after="10" w:before="0"/>
               <w:ind w:left="120"/>
             </w:pPr>
-            <w:hyperlink w:history="1" r:id="rIdax31uciq1arzynoerkbmx">
+            <w:hyperlink w:history="1" r:id="rId55krwntrws-6tzl2lnxrf">
               <w:r>
                 <w:rPr>
                   <w:rFonts w:ascii="Arial" w:cs="Arial" w:eastAsia="Arial" w:hAnsi="Arial"/>
@@ -25059,7 +25059,7 @@
             <w:pPr>
               <w:spacing w:after="20" w:before="0"/>
             </w:pPr>
-            <w:hyperlink w:history="1" r:id="rIdkssojk8dla8b8obgnz2te">
+            <w:hyperlink w:history="1" r:id="rId-etk6kvb3smwvyoh8zdwt">
               <w:r>
                 <w:rPr>
                   <w:rFonts w:ascii="Arial" w:cs="Arial" w:eastAsia="Arial" w:hAnsi="Arial"/>
@@ -25092,7 +25092,7 @@
               <w:spacing w:after="10" w:before="0"/>
               <w:ind w:left="120"/>
             </w:pPr>
-            <w:hyperlink w:history="1" r:id="rIdyrvcrwjk2rpg5g8gm9owj">
+            <w:hyperlink w:history="1" r:id="rIdajqgxjlfjdofdk5er7ox6">
               <w:r>
                 <w:rPr>
                   <w:rFonts w:ascii="Arial" w:cs="Arial" w:eastAsia="Arial" w:hAnsi="Arial"/>
@@ -25137,7 +25137,7 @@
             <w:pPr>
               <w:spacing w:after="20" w:before="0"/>
             </w:pPr>
-            <w:hyperlink w:history="1" r:id="rIdp1grebi7t6txp9mtnfr23">
+            <w:hyperlink w:history="1" r:id="rIdtqimim4_qgraajosvxjw8">
               <w:r>
                 <w:rPr>
                   <w:rFonts w:ascii="Arial" w:cs="Arial" w:eastAsia="Arial" w:hAnsi="Arial"/>
@@ -25170,7 +25170,7 @@
               <w:spacing w:after="10" w:before="0"/>
               <w:ind w:left="120"/>
             </w:pPr>
-            <w:hyperlink w:history="1" r:id="rId9ln-1arc3c48mgcjevjvw">
+            <w:hyperlink w:history="1" r:id="rIdyvfsg-qgjv5sbubefcbit">
               <w:r>
                 <w:rPr>
                   <w:rFonts w:ascii="Arial" w:cs="Arial" w:eastAsia="Arial" w:hAnsi="Arial"/>
@@ -25365,7 +25365,7 @@
             <w:pPr>
               <w:spacing w:after="20" w:before="0"/>
             </w:pPr>
-            <w:hyperlink w:history="1" r:id="rId_wyuyb7zwurqkgzry9re-">
+            <w:hyperlink w:history="1" r:id="rIdr7merkrynfss4zqo0xcmd">
               <w:r>
                 <w:rPr>
                   <w:rFonts w:ascii="Arial" w:cs="Arial" w:eastAsia="Arial" w:hAnsi="Arial"/>
@@ -25398,7 +25398,7 @@
               <w:spacing w:after="10" w:before="0"/>
               <w:ind w:left="120"/>
             </w:pPr>
-            <w:hyperlink w:history="1" r:id="rIdzax9d-xvjpj-dbjluiona">
+            <w:hyperlink w:history="1" r:id="rIdfblzdips0cgkbyakkft1w">
               <w:r>
                 <w:rPr>
                   <w:rFonts w:ascii="Arial" w:cs="Arial" w:eastAsia="Arial" w:hAnsi="Arial"/>
@@ -25443,7 +25443,7 @@
             <w:pPr>
               <w:spacing w:after="20" w:before="0"/>
             </w:pPr>
-            <w:hyperlink w:history="1" r:id="rId3dkdanwdp-yak20f4l3h0">
+            <w:hyperlink w:history="1" r:id="rIdap-jyvhmwof-hxqb3nlfz">
               <w:r>
                 <w:rPr>
                   <w:rFonts w:ascii="Arial" w:cs="Arial" w:eastAsia="Arial" w:hAnsi="Arial"/>
@@ -25476,7 +25476,7 @@
               <w:spacing w:after="10" w:before="0"/>
               <w:ind w:left="120"/>
             </w:pPr>
-            <w:hyperlink w:history="1" r:id="rIdyis2witj_0uafyxu-hj7k">
+            <w:hyperlink w:history="1" r:id="rId15cje6bmk7fmti6ochinm">
               <w:r>
                 <w:rPr>
                   <w:rFonts w:ascii="Arial" w:cs="Arial" w:eastAsia="Arial" w:hAnsi="Arial"/>
@@ -26963,7 +26963,7 @@
             <w:pPr>
               <w:spacing w:after="20" w:before="0"/>
             </w:pPr>
-            <w:hyperlink w:history="1" r:id="rIdsggiko5-ahfx56tu899kl">
+            <w:hyperlink w:history="1" r:id="rIdngd6nbgadrzawa9z916bl">
               <w:r>
                 <w:rPr>
                   <w:rFonts w:ascii="Arial" w:cs="Arial" w:eastAsia="Arial" w:hAnsi="Arial"/>
@@ -26996,7 +26996,7 @@
               <w:spacing w:after="10" w:before="0"/>
               <w:ind w:left="120"/>
             </w:pPr>
-            <w:hyperlink w:history="1" r:id="rIddrdimh_irltnnnnagubmm">
+            <w:hyperlink w:history="1" r:id="rIdbvlgpbehu54jnqwnmnmhb">
               <w:r>
                 <w:rPr>
                   <w:rFonts w:ascii="Arial" w:cs="Arial" w:eastAsia="Arial" w:hAnsi="Arial"/>
@@ -27041,7 +27041,7 @@
             <w:pPr>
               <w:spacing w:after="20" w:before="0"/>
             </w:pPr>
-            <w:hyperlink w:history="1" r:id="rIdrrsdwhkbeystfpn7eci_v">
+            <w:hyperlink w:history="1" r:id="rIde9xiydybzhx6abrifokh5">
               <w:r>
                 <w:rPr>
                   <w:rFonts w:ascii="Arial" w:cs="Arial" w:eastAsia="Arial" w:hAnsi="Arial"/>
@@ -27074,7 +27074,7 @@
               <w:spacing w:after="10" w:before="0"/>
               <w:ind w:left="120"/>
             </w:pPr>
-            <w:hyperlink w:history="1" r:id="rIdt1gqsh-xe0occ5eblczu4">
+            <w:hyperlink w:history="1" r:id="rIdtoq3r0fqi6vdhj3a42d5l">
               <w:r>
                 <w:rPr>
                   <w:rFonts w:ascii="Arial" w:cs="Arial" w:eastAsia="Arial" w:hAnsi="Arial"/>
@@ -27269,7 +27269,7 @@
             <w:pPr>
               <w:spacing w:after="20" w:before="0"/>
             </w:pPr>
-            <w:hyperlink w:history="1" r:id="rId_jhcpfz6efp9gcrklzo7o">
+            <w:hyperlink w:history="1" r:id="rIdg6kd1iesdiu284g1k50ut">
               <w:r>
                 <w:rPr>
                   <w:rFonts w:ascii="Arial" w:cs="Arial" w:eastAsia="Arial" w:hAnsi="Arial"/>
@@ -27302,7 +27302,7 @@
               <w:spacing w:after="10" w:before="0"/>
               <w:ind w:left="120"/>
             </w:pPr>
-            <w:hyperlink w:history="1" r:id="rIdpf1uerhtoeyypr3xayqll">
+            <w:hyperlink w:history="1" r:id="rId5p9znoau0g_spmrhxxmxc">
               <w:r>
                 <w:rPr>
                   <w:rFonts w:ascii="Arial" w:cs="Arial" w:eastAsia="Arial" w:hAnsi="Arial"/>
@@ -27347,7 +27347,7 @@
             <w:pPr>
               <w:spacing w:after="20" w:before="0"/>
             </w:pPr>
-            <w:hyperlink w:history="1" r:id="rIdiha1qtprax5pmj3gawsv5">
+            <w:hyperlink w:history="1" r:id="rIdlqoqcdcfc0h6txvrvlqf1">
               <w:r>
                 <w:rPr>
                   <w:rFonts w:ascii="Arial" w:cs="Arial" w:eastAsia="Arial" w:hAnsi="Arial"/>
@@ -27380,7 +27380,7 @@
               <w:spacing w:after="10" w:before="0"/>
               <w:ind w:left="120"/>
             </w:pPr>
-            <w:hyperlink w:history="1" r:id="rIdioiywzfrucjz8_cifyeps">
+            <w:hyperlink w:history="1" r:id="rIddqe8i0tgv8jlimkh5kteh">
               <w:r>
                 <w:rPr>
                   <w:rFonts w:ascii="Arial" w:cs="Arial" w:eastAsia="Arial" w:hAnsi="Arial"/>
@@ -27575,7 +27575,7 @@
             <w:pPr>
               <w:spacing w:after="20" w:before="0"/>
             </w:pPr>
-            <w:hyperlink w:history="1" r:id="rIdhuhihqb8pk0t1mygav2k-">
+            <w:hyperlink w:history="1" r:id="rIdwuxx2vphrl6bktogcjyjs">
               <w:r>
                 <w:rPr>
                   <w:rFonts w:ascii="Arial" w:cs="Arial" w:eastAsia="Arial" w:hAnsi="Arial"/>
@@ -27608,7 +27608,7 @@
               <w:spacing w:after="10" w:before="0"/>
               <w:ind w:left="120"/>
             </w:pPr>
-            <w:hyperlink w:history="1" r:id="rIdvxwqy0ztlp3q3qmm_hrwn">
+            <w:hyperlink w:history="1" r:id="rIdi2v8b5yf5bhitxxhguz4u">
               <w:r>
                 <w:rPr>
                   <w:rFonts w:ascii="Arial" w:cs="Arial" w:eastAsia="Arial" w:hAnsi="Arial"/>
@@ -27653,7 +27653,7 @@
             <w:pPr>
               <w:spacing w:after="20" w:before="0"/>
             </w:pPr>
-            <w:hyperlink w:history="1" r:id="rId0hxxmsbkdvkx-dwb3fkxy">
+            <w:hyperlink w:history="1" r:id="rIduyp4ysvaef2efel18bwvu">
               <w:r>
                 <w:rPr>
                   <w:rFonts w:ascii="Arial" w:cs="Arial" w:eastAsia="Arial" w:hAnsi="Arial"/>
@@ -27686,7 +27686,7 @@
               <w:spacing w:after="10" w:before="0"/>
               <w:ind w:left="120"/>
             </w:pPr>
-            <w:hyperlink w:history="1" r:id="rIdnacyme2qhm2n3rlmmwagm">
+            <w:hyperlink w:history="1" r:id="rIdsscy5rrwq3qypbmvtqh9u">
               <w:r>
                 <w:rPr>
                   <w:rFonts w:ascii="Arial" w:cs="Arial" w:eastAsia="Arial" w:hAnsi="Arial"/>
@@ -27881,7 +27881,7 @@
             <w:pPr>
               <w:spacing w:after="20" w:before="0"/>
             </w:pPr>
-            <w:hyperlink w:history="1" r:id="rIdgos1cbz-kdhtgc6nwqlma">
+            <w:hyperlink w:history="1" r:id="rId86dckrt7elwgz88x5pnqo">
               <w:r>
                 <w:rPr>
                   <w:rFonts w:ascii="Arial" w:cs="Arial" w:eastAsia="Arial" w:hAnsi="Arial"/>
@@ -27914,7 +27914,7 @@
               <w:spacing w:after="10" w:before="0"/>
               <w:ind w:left="120"/>
             </w:pPr>
-            <w:hyperlink w:history="1" r:id="rIdbnnfedtehb_jjxrlwiko8">
+            <w:hyperlink w:history="1" r:id="rIdmg5eaxasfaqw5fmswh3rd">
               <w:r>
                 <w:rPr>
                   <w:rFonts w:ascii="Arial" w:cs="Arial" w:eastAsia="Arial" w:hAnsi="Arial"/>
@@ -27959,7 +27959,7 @@
             <w:pPr>
               <w:spacing w:after="20" w:before="0"/>
             </w:pPr>
-            <w:hyperlink w:history="1" r:id="rIdcwurrqglpbhv7ess5iyht">
+            <w:hyperlink w:history="1" r:id="rIdp_1xmb3gz_tvfjvc9ccsw">
               <w:r>
                 <w:rPr>
                   <w:rFonts w:ascii="Arial" w:cs="Arial" w:eastAsia="Arial" w:hAnsi="Arial"/>
@@ -27992,7 +27992,7 @@
               <w:spacing w:after="10" w:before="0"/>
               <w:ind w:left="120"/>
             </w:pPr>
-            <w:hyperlink w:history="1" r:id="rIdebryutavzixemsfyfpwgv">
+            <w:hyperlink w:history="1" r:id="rIdpxfjapawmjb4km3uinhr7">
               <w:r>
                 <w:rPr>
                   <w:rFonts w:ascii="Arial" w:cs="Arial" w:eastAsia="Arial" w:hAnsi="Arial"/>
@@ -28187,7 +28187,7 @@
             <w:pPr>
               <w:spacing w:after="20" w:before="0"/>
             </w:pPr>
-            <w:hyperlink w:history="1" r:id="rIdlmmntobzqffcm7erozcmp">
+            <w:hyperlink w:history="1" r:id="rIdbxrj60lgxvqo6dmgomqlx">
               <w:r>
                 <w:rPr>
                   <w:rFonts w:ascii="Arial" w:cs="Arial" w:eastAsia="Arial" w:hAnsi="Arial"/>
@@ -28220,7 +28220,7 @@
               <w:spacing w:after="10" w:before="0"/>
               <w:ind w:left="120"/>
             </w:pPr>
-            <w:hyperlink w:history="1" r:id="rIdtikbtx96xx30883i2n650">
+            <w:hyperlink w:history="1" r:id="rId3nd3jstpf6y6aonehlgjy">
               <w:r>
                 <w:rPr>
                   <w:rFonts w:ascii="Arial" w:cs="Arial" w:eastAsia="Arial" w:hAnsi="Arial"/>
@@ -28265,7 +28265,7 @@
             <w:pPr>
               <w:spacing w:after="20" w:before="0"/>
             </w:pPr>
-            <w:hyperlink w:history="1" r:id="rIdqbqdcrjgp913a2tvymgo7">
+            <w:hyperlink w:history="1" r:id="rId3r9qkgic2t8mmvubvfq0h">
               <w:r>
                 <w:rPr>
                   <w:rFonts w:ascii="Arial" w:cs="Arial" w:eastAsia="Arial" w:hAnsi="Arial"/>
@@ -28298,7 +28298,7 @@
               <w:spacing w:after="10" w:before="0"/>
               <w:ind w:left="120"/>
             </w:pPr>
-            <w:hyperlink w:history="1" r:id="rIdrpzfmn4ethlosos-v6u--">
+            <w:hyperlink w:history="1" r:id="rId7umsybmagaxn7pu_yapeh">
               <w:r>
                 <w:rPr>
                   <w:rFonts w:ascii="Arial" w:cs="Arial" w:eastAsia="Arial" w:hAnsi="Arial"/>
@@ -29785,7 +29785,7 @@
             <w:pPr>
               <w:spacing w:after="20" w:before="0"/>
             </w:pPr>
-            <w:hyperlink w:history="1" r:id="rIdvc__miaftffaulxvfdw30">
+            <w:hyperlink w:history="1" r:id="rIdtpeftsoy1hyq5ccczomrt">
               <w:r>
                 <w:rPr>
                   <w:rFonts w:ascii="Arial" w:cs="Arial" w:eastAsia="Arial" w:hAnsi="Arial"/>
@@ -29818,7 +29818,7 @@
               <w:spacing w:after="10" w:before="0"/>
               <w:ind w:left="120"/>
             </w:pPr>
-            <w:hyperlink w:history="1" r:id="rIdingsvdbdwtiv6lnijaelq">
+            <w:hyperlink w:history="1" r:id="rIdmuxej3vzvscgcv2nliofn">
               <w:r>
                 <w:rPr>
                   <w:rFonts w:ascii="Arial" w:cs="Arial" w:eastAsia="Arial" w:hAnsi="Arial"/>
@@ -29863,7 +29863,7 @@
             <w:pPr>
               <w:spacing w:after="20" w:before="0"/>
             </w:pPr>
-            <w:hyperlink w:history="1" r:id="rId52cc8k9rpyeaxusbu8e4t">
+            <w:hyperlink w:history="1" r:id="rIdwtiqdhpw3o0p89kce__sf">
               <w:r>
                 <w:rPr>
                   <w:rFonts w:ascii="Arial" w:cs="Arial" w:eastAsia="Arial" w:hAnsi="Arial"/>
@@ -29896,7 +29896,7 @@
               <w:spacing w:after="10" w:before="0"/>
               <w:ind w:left="120"/>
             </w:pPr>
-            <w:hyperlink w:history="1" r:id="rIdunzafrto1ioxurxjc4aaf">
+            <w:hyperlink w:history="1" r:id="rIdoxx8bcby2wylfai90t_mv">
               <w:r>
                 <w:rPr>
                   <w:rFonts w:ascii="Arial" w:cs="Arial" w:eastAsia="Arial" w:hAnsi="Arial"/>
@@ -30091,7 +30091,7 @@
             <w:pPr>
               <w:spacing w:after="20" w:before="0"/>
             </w:pPr>
-            <w:hyperlink w:history="1" r:id="rIdcb0twmegw-5yycdvmxde0">
+            <w:hyperlink w:history="1" r:id="rIdoaas5gnu9t8-efd0jn4zl">
               <w:r>
                 <w:rPr>
                   <w:rFonts w:ascii="Arial" w:cs="Arial" w:eastAsia="Arial" w:hAnsi="Arial"/>
@@ -30124,7 +30124,7 @@
               <w:spacing w:after="10" w:before="0"/>
               <w:ind w:left="120"/>
             </w:pPr>
-            <w:hyperlink w:history="1" r:id="rIduw_2wehb4tjel4g_rw_e4">
+            <w:hyperlink w:history="1" r:id="rId3ins3frmafxrwlwkde0fr">
               <w:r>
                 <w:rPr>
                   <w:rFonts w:ascii="Arial" w:cs="Arial" w:eastAsia="Arial" w:hAnsi="Arial"/>
@@ -30169,7 +30169,7 @@
             <w:pPr>
               <w:spacing w:after="20" w:before="0"/>
             </w:pPr>
-            <w:hyperlink w:history="1" r:id="rIdsfm6qsmefnkbkkynt_y7k">
+            <w:hyperlink w:history="1" r:id="rIdtkzsca0xf3j2trl71zqmp">
               <w:r>
                 <w:rPr>
                   <w:rFonts w:ascii="Arial" w:cs="Arial" w:eastAsia="Arial" w:hAnsi="Arial"/>
@@ -30202,7 +30202,7 @@
               <w:spacing w:after="10" w:before="0"/>
               <w:ind w:left="120"/>
             </w:pPr>
-            <w:hyperlink w:history="1" r:id="rIdqy5r8xss5vgybjz8dbkvn">
+            <w:hyperlink w:history="1" r:id="rIdk8c0a4xd1-nak5kwsmxsw">
               <w:r>
                 <w:rPr>
                   <w:rFonts w:ascii="Arial" w:cs="Arial" w:eastAsia="Arial" w:hAnsi="Arial"/>
@@ -30397,7 +30397,7 @@
             <w:pPr>
               <w:spacing w:after="20" w:before="0"/>
             </w:pPr>
-            <w:hyperlink w:history="1" r:id="rIdqfw1mjmpstg2lwgfqtg84">
+            <w:hyperlink w:history="1" r:id="rId2ddjad9ji2mtroouqblbk">
               <w:r>
                 <w:rPr>
                   <w:rFonts w:ascii="Arial" w:cs="Arial" w:eastAsia="Arial" w:hAnsi="Arial"/>
@@ -30430,7 +30430,7 @@
               <w:spacing w:after="10" w:before="0"/>
               <w:ind w:left="120"/>
             </w:pPr>
-            <w:hyperlink w:history="1" r:id="rId5wgei-_dayqubzqqgf3lj">
+            <w:hyperlink w:history="1" r:id="rId0vockepibwsoh41kbhxlh">
               <w:r>
                 <w:rPr>
                   <w:rFonts w:ascii="Arial" w:cs="Arial" w:eastAsia="Arial" w:hAnsi="Arial"/>
@@ -30475,7 +30475,7 @@
             <w:pPr>
               <w:spacing w:after="20" w:before="0"/>
             </w:pPr>
-            <w:hyperlink w:history="1" r:id="rIdzwlahdb4ct5pznjjsot-i">
+            <w:hyperlink w:history="1" r:id="rIdynzlmpjt8gz3aqh3wb_lw">
               <w:r>
                 <w:rPr>
                   <w:rFonts w:ascii="Arial" w:cs="Arial" w:eastAsia="Arial" w:hAnsi="Arial"/>
@@ -30508,7 +30508,7 @@
               <w:spacing w:after="10" w:before="0"/>
               <w:ind w:left="120"/>
             </w:pPr>
-            <w:hyperlink w:history="1" r:id="rId7z6om28-lyg37fen35vmc">
+            <w:hyperlink w:history="1" r:id="rId4kahxia1bsyt7adek35db">
               <w:r>
                 <w:rPr>
                   <w:rFonts w:ascii="Arial" w:cs="Arial" w:eastAsia="Arial" w:hAnsi="Arial"/>
@@ -30703,7 +30703,7 @@
             <w:pPr>
               <w:spacing w:after="20" w:before="0"/>
             </w:pPr>
-            <w:hyperlink w:history="1" r:id="rIdjaeunwjfvcew6nfrmz0ys">
+            <w:hyperlink w:history="1" r:id="rId3pnicocc97zew65vewnap">
               <w:r>
                 <w:rPr>
                   <w:rFonts w:ascii="Arial" w:cs="Arial" w:eastAsia="Arial" w:hAnsi="Arial"/>
@@ -30736,7 +30736,7 @@
               <w:spacing w:after="10" w:before="0"/>
               <w:ind w:left="120"/>
             </w:pPr>
-            <w:hyperlink w:history="1" r:id="rIdbgzvqlgd5bpwquajugdgn">
+            <w:hyperlink w:history="1" r:id="rId18xo0jyunxou29f3nljsi">
               <w:r>
                 <w:rPr>
                   <w:rFonts w:ascii="Arial" w:cs="Arial" w:eastAsia="Arial" w:hAnsi="Arial"/>
@@ -30781,7 +30781,7 @@
             <w:pPr>
               <w:spacing w:after="20" w:before="0"/>
             </w:pPr>
-            <w:hyperlink w:history="1" r:id="rIdd7xdaq2q-7g_ercb2i9lt">
+            <w:hyperlink w:history="1" r:id="rIduuiujikzg3ye947zh7pfz">
               <w:r>
                 <w:rPr>
                   <w:rFonts w:ascii="Arial" w:cs="Arial" w:eastAsia="Arial" w:hAnsi="Arial"/>
@@ -30814,7 +30814,7 @@
               <w:spacing w:after="10" w:before="0"/>
               <w:ind w:left="120"/>
             </w:pPr>
-            <w:hyperlink w:history="1" r:id="rIdespwmclwpqte9tk0sq7k6">
+            <w:hyperlink w:history="1" r:id="rIdve6vvdhzbhosy5beo35vl">
               <w:r>
                 <w:rPr>
                   <w:rFonts w:ascii="Arial" w:cs="Arial" w:eastAsia="Arial" w:hAnsi="Arial"/>
@@ -31009,7 +31009,7 @@
             <w:pPr>
               <w:spacing w:after="20" w:before="0"/>
             </w:pPr>
-            <w:hyperlink w:history="1" r:id="rIdd1savoxe7ntpkcmdkz2rs">
+            <w:hyperlink w:history="1" r:id="rIdi2_gzca0f5iqbrf4sg6cy">
               <w:r>
                 <w:rPr>
                   <w:rFonts w:ascii="Arial" w:cs="Arial" w:eastAsia="Arial" w:hAnsi="Arial"/>
@@ -31042,7 +31042,7 @@
               <w:spacing w:after="10" w:before="0"/>
               <w:ind w:left="120"/>
             </w:pPr>
-            <w:hyperlink w:history="1" r:id="rIdsnh9yz1urlbngpf_s7ix1">
+            <w:hyperlink w:history="1" r:id="rIdjey3pzdmvbsyjudpn1cni">
               <w:r>
                 <w:rPr>
                   <w:rFonts w:ascii="Arial" w:cs="Arial" w:eastAsia="Arial" w:hAnsi="Arial"/>
@@ -31087,7 +31087,7 @@
             <w:pPr>
               <w:spacing w:after="20" w:before="0"/>
             </w:pPr>
-            <w:hyperlink w:history="1" r:id="rIdhfyrp4aj9yaitlhjbmvid">
+            <w:hyperlink w:history="1" r:id="rId_hgr3bhb1zt-jszfghvkp">
               <w:r>
                 <w:rPr>
                   <w:rFonts w:ascii="Arial" w:cs="Arial" w:eastAsia="Arial" w:hAnsi="Arial"/>
@@ -31120,7 +31120,7 @@
               <w:spacing w:after="10" w:before="0"/>
               <w:ind w:left="120"/>
             </w:pPr>
-            <w:hyperlink w:history="1" r:id="rIdtl9v7qqytiluetprsjvxb">
+            <w:hyperlink w:history="1" r:id="rIdrnr8r5m6cpcyymyob19iw">
               <w:r>
                 <w:rPr>
                   <w:rFonts w:ascii="Arial" w:cs="Arial" w:eastAsia="Arial" w:hAnsi="Arial"/>
@@ -32607,7 +32607,7 @@
             <w:pPr>
               <w:spacing w:after="20" w:before="0"/>
             </w:pPr>
-            <w:hyperlink w:history="1" r:id="rIdvmx1i6oososvlw0d6-eb7">
+            <w:hyperlink w:history="1" r:id="rIdzhaw0um9osl_-glxeqoyo">
               <w:r>
                 <w:rPr>
                   <w:rFonts w:ascii="Arial" w:cs="Arial" w:eastAsia="Arial" w:hAnsi="Arial"/>
@@ -32640,7 +32640,7 @@
               <w:spacing w:after="10" w:before="0"/>
               <w:ind w:left="120"/>
             </w:pPr>
-            <w:hyperlink w:history="1" r:id="rIdebrj0zp1o8nx0r2sbkrpc">
+            <w:hyperlink w:history="1" r:id="rIdf693kz3fbj4j6ximuue_x">
               <w:r>
                 <w:rPr>
                   <w:rFonts w:ascii="Arial" w:cs="Arial" w:eastAsia="Arial" w:hAnsi="Arial"/>
@@ -32685,7 +32685,7 @@
             <w:pPr>
               <w:spacing w:after="20" w:before="0"/>
             </w:pPr>
-            <w:hyperlink w:history="1" r:id="rIdifpv4hvw3u8-cifi4mfbf">
+            <w:hyperlink w:history="1" r:id="rIdjvuxvxm8ypt_-decbx6fv">
               <w:r>
                 <w:rPr>
                   <w:rFonts w:ascii="Arial" w:cs="Arial" w:eastAsia="Arial" w:hAnsi="Arial"/>
@@ -32718,7 +32718,7 @@
               <w:spacing w:after="10" w:before="0"/>
               <w:ind w:left="120"/>
             </w:pPr>
-            <w:hyperlink w:history="1" r:id="rIdc8vhebvy7udiacgn_in6v">
+            <w:hyperlink w:history="1" r:id="rId07q7966b-qzyrygvweyla">
               <w:r>
                 <w:rPr>
                   <w:rFonts w:ascii="Arial" w:cs="Arial" w:eastAsia="Arial" w:hAnsi="Arial"/>
@@ -32913,7 +32913,7 @@
             <w:pPr>
               <w:spacing w:after="20" w:before="0"/>
             </w:pPr>
-            <w:hyperlink w:history="1" r:id="rIdioiux3v917s-6ut_ztaoh">
+            <w:hyperlink w:history="1" r:id="rId8ur3bymt3wdtkm6hi6trd">
               <w:r>
                 <w:rPr>
                   <w:rFonts w:ascii="Arial" w:cs="Arial" w:eastAsia="Arial" w:hAnsi="Arial"/>
@@ -32946,7 +32946,7 @@
               <w:spacing w:after="10" w:before="0"/>
               <w:ind w:left="120"/>
             </w:pPr>
-            <w:hyperlink w:history="1" r:id="rIdks81n5ael4vdykutxukez">
+            <w:hyperlink w:history="1" r:id="rIdbdtpdwspjvdchp8qfzjef">
               <w:r>
                 <w:rPr>
                   <w:rFonts w:ascii="Arial" w:cs="Arial" w:eastAsia="Arial" w:hAnsi="Arial"/>
@@ -32991,7 +32991,7 @@
             <w:pPr>
               <w:spacing w:after="20" w:before="0"/>
             </w:pPr>
-            <w:hyperlink w:history="1" r:id="rId0ouudx820tyistc_xoqrh">
+            <w:hyperlink w:history="1" r:id="rIdzeiyxkw2cp9uyn92itrh1">
               <w:r>
                 <w:rPr>
                   <w:rFonts w:ascii="Arial" w:cs="Arial" w:eastAsia="Arial" w:hAnsi="Arial"/>
@@ -33024,7 +33024,7 @@
               <w:spacing w:after="10" w:before="0"/>
               <w:ind w:left="120"/>
             </w:pPr>
-            <w:hyperlink w:history="1" r:id="rId_qme2psscnetzs0gds20a">
+            <w:hyperlink w:history="1" r:id="rId0vgnlhlmgdmo0yeae0anv">
               <w:r>
                 <w:rPr>
                   <w:rFonts w:ascii="Arial" w:cs="Arial" w:eastAsia="Arial" w:hAnsi="Arial"/>
@@ -33219,7 +33219,7 @@
             <w:pPr>
               <w:spacing w:after="20" w:before="0"/>
             </w:pPr>
-            <w:hyperlink w:history="1" r:id="rIdmf24qygtquvdvnm6w2lcw">
+            <w:hyperlink w:history="1" r:id="rIdf3guhozhln2otsfwkmaf3">
               <w:r>
                 <w:rPr>
                   <w:rFonts w:ascii="Arial" w:cs="Arial" w:eastAsia="Arial" w:hAnsi="Arial"/>
@@ -33252,7 +33252,7 @@
               <w:spacing w:after="10" w:before="0"/>
               <w:ind w:left="120"/>
             </w:pPr>
-            <w:hyperlink w:history="1" r:id="rIdtcdukwbu-ydmixmx0ofe9">
+            <w:hyperlink w:history="1" r:id="rId2dcqm50po_swczz1xqr1x">
               <w:r>
                 <w:rPr>
                   <w:rFonts w:ascii="Arial" w:cs="Arial" w:eastAsia="Arial" w:hAnsi="Arial"/>
@@ -33297,7 +33297,7 @@
             <w:pPr>
               <w:spacing w:after="20" w:before="0"/>
             </w:pPr>
-            <w:hyperlink w:history="1" r:id="rId0g7s-29rawicxlhmyksxr">
+            <w:hyperlink w:history="1" r:id="rId_ccxtjvtw2nss2d-u9rck">
               <w:r>
                 <w:rPr>
                   <w:rFonts w:ascii="Arial" w:cs="Arial" w:eastAsia="Arial" w:hAnsi="Arial"/>
@@ -33330,7 +33330,7 @@
               <w:spacing w:after="10" w:before="0"/>
               <w:ind w:left="120"/>
             </w:pPr>
-            <w:hyperlink w:history="1" r:id="rId0p4z8i45eg9p86dmtkcrp">
+            <w:hyperlink w:history="1" r:id="rIdh5rfxnkvfe3svin9q5vja">
               <w:r>
                 <w:rPr>
                   <w:rFonts w:ascii="Arial" w:cs="Arial" w:eastAsia="Arial" w:hAnsi="Arial"/>
@@ -33525,7 +33525,7 @@
             <w:pPr>
               <w:spacing w:after="20" w:before="0"/>
             </w:pPr>
-            <w:hyperlink w:history="1" r:id="rIdgtas7l-to3sqk40de-o9h">
+            <w:hyperlink w:history="1" r:id="rIdrsewi-g9einpkor_fpefo">
               <w:r>
                 <w:rPr>
                   <w:rFonts w:ascii="Arial" w:cs="Arial" w:eastAsia="Arial" w:hAnsi="Arial"/>
@@ -33558,7 +33558,7 @@
               <w:spacing w:after="10" w:before="0"/>
               <w:ind w:left="120"/>
             </w:pPr>
-            <w:hyperlink w:history="1" r:id="rIdsbvsbyyvzbazayr2t0rl2">
+            <w:hyperlink w:history="1" r:id="rIdvn7ry3orvrkqjbpvdjzz4">
               <w:r>
                 <w:rPr>
                   <w:rFonts w:ascii="Arial" w:cs="Arial" w:eastAsia="Arial" w:hAnsi="Arial"/>
@@ -33603,7 +33603,7 @@
             <w:pPr>
               <w:spacing w:after="20" w:before="0"/>
             </w:pPr>
-            <w:hyperlink w:history="1" r:id="rIdfppyhg2g9di5afvev71xf">
+            <w:hyperlink w:history="1" r:id="rIdphwifbf38ar7aqcsuglh6">
               <w:r>
                 <w:rPr>
                   <w:rFonts w:ascii="Arial" w:cs="Arial" w:eastAsia="Arial" w:hAnsi="Arial"/>
@@ -33636,7 +33636,7 @@
               <w:spacing w:after="10" w:before="0"/>
               <w:ind w:left="120"/>
             </w:pPr>
-            <w:hyperlink w:history="1" r:id="rId5cze_8devnmztnf9vptz8">
+            <w:hyperlink w:history="1" r:id="rIdlobsssenahij_qdz7ktnp">
               <w:r>
                 <w:rPr>
                   <w:rFonts w:ascii="Arial" w:cs="Arial" w:eastAsia="Arial" w:hAnsi="Arial"/>
@@ -33831,7 +33831,7 @@
             <w:pPr>
               <w:spacing w:after="20" w:before="0"/>
             </w:pPr>
-            <w:hyperlink w:history="1" r:id="rIdhqj0yz7fbf3tyk0d5bdyj">
+            <w:hyperlink w:history="1" r:id="rId8cehnk8h7pycd5vco-0r6">
               <w:r>
                 <w:rPr>
                   <w:rFonts w:ascii="Arial" w:cs="Arial" w:eastAsia="Arial" w:hAnsi="Arial"/>
@@ -33864,7 +33864,7 @@
               <w:spacing w:after="10" w:before="0"/>
               <w:ind w:left="120"/>
             </w:pPr>
-            <w:hyperlink w:history="1" r:id="rIdjuv_j4wem1gxtzxwfiwqt">
+            <w:hyperlink w:history="1" r:id="rIdvvv6zugzxemsfbwldgeng">
               <w:r>
                 <w:rPr>
                   <w:rFonts w:ascii="Arial" w:cs="Arial" w:eastAsia="Arial" w:hAnsi="Arial"/>
@@ -33909,7 +33909,7 @@
             <w:pPr>
               <w:spacing w:after="20" w:before="0"/>
             </w:pPr>
-            <w:hyperlink w:history="1" r:id="rIdjartfbenw9rk2yjs_8kjl">
+            <w:hyperlink w:history="1" r:id="rIdx_n8m_tr0jsd8ql7yp8au">
               <w:r>
                 <w:rPr>
                   <w:rFonts w:ascii="Arial" w:cs="Arial" w:eastAsia="Arial" w:hAnsi="Arial"/>
@@ -33942,7 +33942,7 @@
               <w:spacing w:after="10" w:before="0"/>
               <w:ind w:left="120"/>
             </w:pPr>
-            <w:hyperlink w:history="1" r:id="rIda6dulvkdmiehppfdwakmt">
+            <w:hyperlink w:history="1" r:id="rIdoam6uf9jlr-mviqic-dbh">
               <w:r>
                 <w:rPr>
                   <w:rFonts w:ascii="Arial" w:cs="Arial" w:eastAsia="Arial" w:hAnsi="Arial"/>
@@ -35429,7 +35429,7 @@
             <w:pPr>
               <w:spacing w:after="20" w:before="0"/>
             </w:pPr>
-            <w:hyperlink w:history="1" r:id="rId3o_sys08la6jvficwdsju">
+            <w:hyperlink w:history="1" r:id="rIdy7-auea-gwlfnnact9yy5">
               <w:r>
                 <w:rPr>
                   <w:rFonts w:ascii="Arial" w:cs="Arial" w:eastAsia="Arial" w:hAnsi="Arial"/>
@@ -35462,7 +35462,7 @@
               <w:spacing w:after="10" w:before="0"/>
               <w:ind w:left="120"/>
             </w:pPr>
-            <w:hyperlink w:history="1" r:id="rIdjt4t5hffmdahpaglympkz">
+            <w:hyperlink w:history="1" r:id="rIde9iprejkdj8b5myv2zo2u">
               <w:r>
                 <w:rPr>
                   <w:rFonts w:ascii="Arial" w:cs="Arial" w:eastAsia="Arial" w:hAnsi="Arial"/>
@@ -35507,7 +35507,7 @@
             <w:pPr>
               <w:spacing w:after="20" w:before="0"/>
             </w:pPr>
-            <w:hyperlink w:history="1" r:id="rIdarzj93idt9mvxmwrprhfz">
+            <w:hyperlink w:history="1" r:id="rIdn9gaykbbgihwmjzbfxcyy">
               <w:r>
                 <w:rPr>
                   <w:rFonts w:ascii="Arial" w:cs="Arial" w:eastAsia="Arial" w:hAnsi="Arial"/>
@@ -35540,7 +35540,7 @@
               <w:spacing w:after="10" w:before="0"/>
               <w:ind w:left="120"/>
             </w:pPr>
-            <w:hyperlink w:history="1" r:id="rIdars-hd8euk25xaw-ciih0">
+            <w:hyperlink w:history="1" r:id="rIdwtwg74kw6s7etc9u4m9q6">
               <w:r>
                 <w:rPr>
                   <w:rFonts w:ascii="Arial" w:cs="Arial" w:eastAsia="Arial" w:hAnsi="Arial"/>
@@ -35735,7 +35735,7 @@
             <w:pPr>
               <w:spacing w:after="20" w:before="0"/>
             </w:pPr>
-            <w:hyperlink w:history="1" r:id="rIdrnmksteu1rmhwa4opmc1w">
+            <w:hyperlink w:history="1" r:id="rIdpc8eumios05iojryxue8p">
               <w:r>
                 <w:rPr>
                   <w:rFonts w:ascii="Arial" w:cs="Arial" w:eastAsia="Arial" w:hAnsi="Arial"/>
@@ -35768,7 +35768,7 @@
               <w:spacing w:after="10" w:before="0"/>
               <w:ind w:left="120"/>
             </w:pPr>
-            <w:hyperlink w:history="1" r:id="rIdetwmixgikgop9qoj8v1yo">
+            <w:hyperlink w:history="1" r:id="rIddf5ywafxsfx8ejgstz9dj">
               <w:r>
                 <w:rPr>
                   <w:rFonts w:ascii="Arial" w:cs="Arial" w:eastAsia="Arial" w:hAnsi="Arial"/>
@@ -35813,7 +35813,7 @@
             <w:pPr>
               <w:spacing w:after="20" w:before="0"/>
             </w:pPr>
-            <w:hyperlink w:history="1" r:id="rIdwrw86nu8so7a-kmagegkb">
+            <w:hyperlink w:history="1" r:id="rIdfhrcwqbofak7fr-mqdpjt">
               <w:r>
                 <w:rPr>
                   <w:rFonts w:ascii="Arial" w:cs="Arial" w:eastAsia="Arial" w:hAnsi="Arial"/>
@@ -35846,7 +35846,7 @@
               <w:spacing w:after="10" w:before="0"/>
               <w:ind w:left="120"/>
             </w:pPr>
-            <w:hyperlink w:history="1" r:id="rIdri_yyvqacurphpc_ulo3n">
+            <w:hyperlink w:history="1" r:id="rId2ip-yn4jrepq-xe1j3sdi">
               <w:r>
                 <w:rPr>
                   <w:rFonts w:ascii="Arial" w:cs="Arial" w:eastAsia="Arial" w:hAnsi="Arial"/>
@@ -36041,7 +36041,7 @@
             <w:pPr>
               <w:spacing w:after="20" w:before="0"/>
             </w:pPr>
-            <w:hyperlink w:history="1" r:id="rIdtgoqkbg5tbpv0615byeeq">
+            <w:hyperlink w:history="1" r:id="rIdsi0og6rucilrilqdigs5y">
               <w:r>
                 <w:rPr>
                   <w:rFonts w:ascii="Arial" w:cs="Arial" w:eastAsia="Arial" w:hAnsi="Arial"/>
@@ -36074,7 +36074,7 @@
               <w:spacing w:after="10" w:before="0"/>
               <w:ind w:left="120"/>
             </w:pPr>
-            <w:hyperlink w:history="1" r:id="rIdjrhy1ze6hdsijgo-mwogn">
+            <w:hyperlink w:history="1" r:id="rId0qbdu2_wqzfry33ivyufh">
               <w:r>
                 <w:rPr>
                   <w:rFonts w:ascii="Arial" w:cs="Arial" w:eastAsia="Arial" w:hAnsi="Arial"/>
@@ -36119,7 +36119,7 @@
             <w:pPr>
               <w:spacing w:after="20" w:before="0"/>
             </w:pPr>
-            <w:hyperlink w:history="1" r:id="rIdpylnm6nx4zquzrfhkxpme">
+            <w:hyperlink w:history="1" r:id="rIdjzteurk38fwtz2jzhsx76">
               <w:r>
                 <w:rPr>
                   <w:rFonts w:ascii="Arial" w:cs="Arial" w:eastAsia="Arial" w:hAnsi="Arial"/>
@@ -36152,7 +36152,7 @@
               <w:spacing w:after="10" w:before="0"/>
               <w:ind w:left="120"/>
             </w:pPr>
-            <w:hyperlink w:history="1" r:id="rIdnyp6s_ynaxwscr5os924s">
+            <w:hyperlink w:history="1" r:id="rIdvy_idsvl5mlg2usro2nt-">
               <w:r>
                 <w:rPr>
                   <w:rFonts w:ascii="Arial" w:cs="Arial" w:eastAsia="Arial" w:hAnsi="Arial"/>
@@ -36347,7 +36347,7 @@
             <w:pPr>
               <w:spacing w:after="20" w:before="0"/>
             </w:pPr>
-            <w:hyperlink w:history="1" r:id="rId3iyvo6qll-ptjwzs-xjgx">
+            <w:hyperlink w:history="1" r:id="rIddkrglpdgjjwbs3aaq31ja">
               <w:r>
                 <w:rPr>
                   <w:rFonts w:ascii="Arial" w:cs="Arial" w:eastAsia="Arial" w:hAnsi="Arial"/>
@@ -36380,7 +36380,7 @@
               <w:spacing w:after="10" w:before="0"/>
               <w:ind w:left="120"/>
             </w:pPr>
-            <w:hyperlink w:history="1" r:id="rIdep1nwy4kmxtxud1a_1cjj">
+            <w:hyperlink w:history="1" r:id="rIdkv8ucpbssqpwoi3an8gmu">
               <w:r>
                 <w:rPr>
                   <w:rFonts w:ascii="Arial" w:cs="Arial" w:eastAsia="Arial" w:hAnsi="Arial"/>
@@ -36425,7 +36425,7 @@
             <w:pPr>
               <w:spacing w:after="20" w:before="0"/>
             </w:pPr>
-            <w:hyperlink w:history="1" r:id="rIdoxkat-7prlnhtk4qlz-s8">
+            <w:hyperlink w:history="1" r:id="rId0cx870kces_l1ewrfu6kb">
               <w:r>
                 <w:rPr>
                   <w:rFonts w:ascii="Arial" w:cs="Arial" w:eastAsia="Arial" w:hAnsi="Arial"/>
@@ -36458,7 +36458,7 @@
               <w:spacing w:after="10" w:before="0"/>
               <w:ind w:left="120"/>
             </w:pPr>
-            <w:hyperlink w:history="1" r:id="rIdh14mtopgrbstpipjhowco">
+            <w:hyperlink w:history="1" r:id="rIdqgjf1fgpgm6y1zyowt-nj">
               <w:r>
                 <w:rPr>
                   <w:rFonts w:ascii="Arial" w:cs="Arial" w:eastAsia="Arial" w:hAnsi="Arial"/>
@@ -36653,7 +36653,7 @@
             <w:pPr>
               <w:spacing w:after="20" w:before="0"/>
             </w:pPr>
-            <w:hyperlink w:history="1" r:id="rIdgpyev0qfkdat0-t4r5sjk">
+            <w:hyperlink w:history="1" r:id="rIdv7_xj5bs4otn-h9slbvp4">
               <w:r>
                 <w:rPr>
                   <w:rFonts w:ascii="Arial" w:cs="Arial" w:eastAsia="Arial" w:hAnsi="Arial"/>
@@ -36686,7 +36686,7 @@
               <w:spacing w:after="10" w:before="0"/>
               <w:ind w:left="120"/>
             </w:pPr>
-            <w:hyperlink w:history="1" r:id="rId3qw43rdpyxtighpfjvtuo">
+            <w:hyperlink w:history="1" r:id="rIdwi9tvcrtnyxkdvmpuqa1m">
               <w:r>
                 <w:rPr>
                   <w:rFonts w:ascii="Arial" w:cs="Arial" w:eastAsia="Arial" w:hAnsi="Arial"/>
@@ -36731,7 +36731,7 @@
             <w:pPr>
               <w:spacing w:after="20" w:before="0"/>
             </w:pPr>
-            <w:hyperlink w:history="1" r:id="rIdx4pldzx7sqpjutp-6el89">
+            <w:hyperlink w:history="1" r:id="rIdhcy4sw0j5qluhagretj-7">
               <w:r>
                 <w:rPr>
                   <w:rFonts w:ascii="Arial" w:cs="Arial" w:eastAsia="Arial" w:hAnsi="Arial"/>
@@ -36764,7 +36764,7 @@
               <w:spacing w:after="10" w:before="0"/>
               <w:ind w:left="120"/>
             </w:pPr>
-            <w:hyperlink w:history="1" r:id="rIdq2waupjkmgad5rml4_rbf">
+            <w:hyperlink w:history="1" r:id="rId_taubccvs1yr9vptuvk28">
               <w:r>
                 <w:rPr>
                   <w:rFonts w:ascii="Arial" w:cs="Arial" w:eastAsia="Arial" w:hAnsi="Arial"/>
@@ -38251,7 +38251,7 @@
             <w:pPr>
               <w:spacing w:after="20" w:before="0"/>
             </w:pPr>
-            <w:hyperlink w:history="1" r:id="rIduv_6flmmfh2aub4fnwtuk">
+            <w:hyperlink w:history="1" r:id="rIdj5buds85j-qxao_tf1p-f">
               <w:r>
                 <w:rPr>
                   <w:rFonts w:ascii="Arial" w:cs="Arial" w:eastAsia="Arial" w:hAnsi="Arial"/>
@@ -38284,7 +38284,7 @@
               <w:spacing w:after="10" w:before="0"/>
               <w:ind w:left="120"/>
             </w:pPr>
-            <w:hyperlink w:history="1" r:id="rIdgqc0hxu9ppbmsziatwju7">
+            <w:hyperlink w:history="1" r:id="rId20fxpszdh-wi_g3eenrwl">
               <w:r>
                 <w:rPr>
                   <w:rFonts w:ascii="Arial" w:cs="Arial" w:eastAsia="Arial" w:hAnsi="Arial"/>
@@ -38329,7 +38329,7 @@
             <w:pPr>
               <w:spacing w:after="20" w:before="0"/>
             </w:pPr>
-            <w:hyperlink w:history="1" r:id="rIdhxe4mtb1qc6ndb1ra0vrx">
+            <w:hyperlink w:history="1" r:id="rIdi_0iv21ba5wjjkcw8_yxe">
               <w:r>
                 <w:rPr>
                   <w:rFonts w:ascii="Arial" w:cs="Arial" w:eastAsia="Arial" w:hAnsi="Arial"/>
@@ -38362,7 +38362,7 @@
               <w:spacing w:after="10" w:before="0"/>
               <w:ind w:left="120"/>
             </w:pPr>
-            <w:hyperlink w:history="1" r:id="rIdayayieavz-nqqckeqjejf">
+            <w:hyperlink w:history="1" r:id="rIdpmmmbmaefnvha7dea15ju">
               <w:r>
                 <w:rPr>
                   <w:rFonts w:ascii="Arial" w:cs="Arial" w:eastAsia="Arial" w:hAnsi="Arial"/>
@@ -38557,7 +38557,7 @@
             <w:pPr>
               <w:spacing w:after="20" w:before="0"/>
             </w:pPr>
-            <w:hyperlink w:history="1" r:id="rIdddaiapu_cjrfr4waeobgh">
+            <w:hyperlink w:history="1" r:id="rIdvfn5v-bdfcu5cpn1_2w_g">
               <w:r>
                 <w:rPr>
                   <w:rFonts w:ascii="Arial" w:cs="Arial" w:eastAsia="Arial" w:hAnsi="Arial"/>
@@ -38590,7 +38590,7 @@
               <w:spacing w:after="10" w:before="0"/>
               <w:ind w:left="120"/>
             </w:pPr>
-            <w:hyperlink w:history="1" r:id="rIdelnton3durwvvkhxp0xjg">
+            <w:hyperlink w:history="1" r:id="rIdtj3u3cguhhglbwqxetffu">
               <w:r>
                 <w:rPr>
                   <w:rFonts w:ascii="Arial" w:cs="Arial" w:eastAsia="Arial" w:hAnsi="Arial"/>
@@ -38635,7 +38635,7 @@
             <w:pPr>
               <w:spacing w:after="20" w:before="0"/>
             </w:pPr>
-            <w:hyperlink w:history="1" r:id="rIdoruowwib7aa7u3bia3hmn">
+            <w:hyperlink w:history="1" r:id="rIdakhprfqbmggnkwolrmsxa">
               <w:r>
                 <w:rPr>
                   <w:rFonts w:ascii="Arial" w:cs="Arial" w:eastAsia="Arial" w:hAnsi="Arial"/>
@@ -38668,7 +38668,7 @@
               <w:spacing w:after="10" w:before="0"/>
               <w:ind w:left="120"/>
             </w:pPr>
-            <w:hyperlink w:history="1" r:id="rId8q0lzxtehdazs1w7luuco">
+            <w:hyperlink w:history="1" r:id="rIddmy7xo8v4ibjdak8qtdyd">
               <w:r>
                 <w:rPr>
                   <w:rFonts w:ascii="Arial" w:cs="Arial" w:eastAsia="Arial" w:hAnsi="Arial"/>
@@ -38863,7 +38863,7 @@
             <w:pPr>
               <w:spacing w:after="20" w:before="0"/>
             </w:pPr>
-            <w:hyperlink w:history="1" r:id="rIddxdddp3w3-4l-gc8no00v">
+            <w:hyperlink w:history="1" r:id="rId4tzdpunvemqseq2gxjwof">
               <w:r>
                 <w:rPr>
                   <w:rFonts w:ascii="Arial" w:cs="Arial" w:eastAsia="Arial" w:hAnsi="Arial"/>
@@ -38896,7 +38896,7 @@
               <w:spacing w:after="10" w:before="0"/>
               <w:ind w:left="120"/>
             </w:pPr>
-            <w:hyperlink w:history="1" r:id="rIdiknszy3gdmegx-vctz_cf">
+            <w:hyperlink w:history="1" r:id="rIdx_ca1ttfbkewtbkxsamnz">
               <w:r>
                 <w:rPr>
                   <w:rFonts w:ascii="Arial" w:cs="Arial" w:eastAsia="Arial" w:hAnsi="Arial"/>
@@ -38941,7 +38941,7 @@
             <w:pPr>
               <w:spacing w:after="20" w:before="0"/>
             </w:pPr>
-            <w:hyperlink w:history="1" r:id="rId0_kczmjvxryt6gslx-bg0">
+            <w:hyperlink w:history="1" r:id="rId9dv7gygyfjhgvoefk9siy">
               <w:r>
                 <w:rPr>
                   <w:rFonts w:ascii="Arial" w:cs="Arial" w:eastAsia="Arial" w:hAnsi="Arial"/>
@@ -38974,7 +38974,7 @@
               <w:spacing w:after="10" w:before="0"/>
               <w:ind w:left="120"/>
             </w:pPr>
-            <w:hyperlink w:history="1" r:id="rId8rf0ixn-a7vftzodawqw1">
+            <w:hyperlink w:history="1" r:id="rId_mg3xue6faoqeqm67xwd2">
               <w:r>
                 <w:rPr>
                   <w:rFonts w:ascii="Arial" w:cs="Arial" w:eastAsia="Arial" w:hAnsi="Arial"/>
@@ -39169,7 +39169,7 @@
             <w:pPr>
               <w:spacing w:after="20" w:before="0"/>
             </w:pPr>
-            <w:hyperlink w:history="1" r:id="rIdvhzkg8bbui9bicmism7z8">
+            <w:hyperlink w:history="1" r:id="rIdgckhsgeybhkbwniyupyzu">
               <w:r>
                 <w:rPr>
                   <w:rFonts w:ascii="Arial" w:cs="Arial" w:eastAsia="Arial" w:hAnsi="Arial"/>
@@ -39202,7 +39202,7 @@
               <w:spacing w:after="10" w:before="0"/>
               <w:ind w:left="120"/>
             </w:pPr>
-            <w:hyperlink w:history="1" r:id="rIdvegekteoa--4iu8k9qjre">
+            <w:hyperlink w:history="1" r:id="rId8mndncveqtkjrd1euehg4">
               <w:r>
                 <w:rPr>
                   <w:rFonts w:ascii="Arial" w:cs="Arial" w:eastAsia="Arial" w:hAnsi="Arial"/>
@@ -39247,7 +39247,7 @@
             <w:pPr>
               <w:spacing w:after="20" w:before="0"/>
             </w:pPr>
-            <w:hyperlink w:history="1" r:id="rIdki09bu0mdi2dln94zhkxs">
+            <w:hyperlink w:history="1" r:id="rIdi1chqldfttgiolxgahgvp">
               <w:r>
                 <w:rPr>
                   <w:rFonts w:ascii="Arial" w:cs="Arial" w:eastAsia="Arial" w:hAnsi="Arial"/>
@@ -39280,7 +39280,7 @@
               <w:spacing w:after="10" w:before="0"/>
               <w:ind w:left="120"/>
             </w:pPr>
-            <w:hyperlink w:history="1" r:id="rId4o4dvfeztzfadehe8m6dt">
+            <w:hyperlink w:history="1" r:id="rIdn3-hn98erzn3ms4tccfmv">
               <w:r>
                 <w:rPr>
                   <w:rFonts w:ascii="Arial" w:cs="Arial" w:eastAsia="Arial" w:hAnsi="Arial"/>
@@ -39475,7 +39475,7 @@
             <w:pPr>
               <w:spacing w:after="20" w:before="0"/>
             </w:pPr>
-            <w:hyperlink w:history="1" r:id="rIddqghxtauscnpwf6c4d6eq">
+            <w:hyperlink w:history="1" r:id="rIdtxjl6mkgl_c5s8n35hgee">
               <w:r>
                 <w:rPr>
                   <w:rFonts w:ascii="Arial" w:cs="Arial" w:eastAsia="Arial" w:hAnsi="Arial"/>
@@ -39508,7 +39508,7 @@
               <w:spacing w:after="10" w:before="0"/>
               <w:ind w:left="120"/>
             </w:pPr>
-            <w:hyperlink w:history="1" r:id="rIdhgkewpifg0d1x6iful5dr">
+            <w:hyperlink w:history="1" r:id="rIdgutind3d3fqvvznaapcfk">
               <w:r>
                 <w:rPr>
                   <w:rFonts w:ascii="Arial" w:cs="Arial" w:eastAsia="Arial" w:hAnsi="Arial"/>
@@ -39553,7 +39553,7 @@
             <w:pPr>
               <w:spacing w:after="20" w:before="0"/>
             </w:pPr>
-            <w:hyperlink w:history="1" r:id="rIdax6enhwmbyg8a-h0vfohu">
+            <w:hyperlink w:history="1" r:id="rIdn1cemrcct6ztz7keyxawb">
               <w:r>
                 <w:rPr>
                   <w:rFonts w:ascii="Arial" w:cs="Arial" w:eastAsia="Arial" w:hAnsi="Arial"/>
@@ -39586,7 +39586,7 @@
               <w:spacing w:after="10" w:before="0"/>
               <w:ind w:left="120"/>
             </w:pPr>
-            <w:hyperlink w:history="1" r:id="rIdmrdzexdschslvyjwaxsvz">
+            <w:hyperlink w:history="1" r:id="rIdbduikku28ccdsoyjoyhsq">
               <w:r>
                 <w:rPr>
                   <w:rFonts w:ascii="Arial" w:cs="Arial" w:eastAsia="Arial" w:hAnsi="Arial"/>

--- a/data/outputs/v2/Chemistry/SS1.4_Chemical_Bonding/Chemistry_Chemical_Bonding_CBE_LessonSequence.docx
+++ b/data/outputs/v2/Chemistry/SS1.4_Chemical_Bonding/Chemistry_Chemical_Bonding_CBE_LessonSequence.docx
@@ -3513,7 +3513,7 @@
             <w:pPr>
               <w:spacing w:after="20" w:before="0"/>
             </w:pPr>
-            <w:hyperlink w:history="1" r:id="rIdxnggjdu4fzpesytxelo6r">
+            <w:hyperlink w:history="1" r:id="rIdqifqhv4fgmpcuvi59yvvh">
               <w:r>
                 <w:rPr>
                   <w:rFonts w:ascii="Arial" w:cs="Arial" w:eastAsia="Arial" w:hAnsi="Arial"/>
@@ -3546,7 +3546,7 @@
               <w:spacing w:after="10" w:before="0"/>
               <w:ind w:left="120"/>
             </w:pPr>
-            <w:hyperlink w:history="1" r:id="rIdes0v6l8olfxs231ohefue">
+            <w:hyperlink w:history="1" r:id="rIdc5-ntfvbrv13m8dfqcwig">
               <w:r>
                 <w:rPr>
                   <w:rFonts w:ascii="Arial" w:cs="Arial" w:eastAsia="Arial" w:hAnsi="Arial"/>
@@ -3591,7 +3591,7 @@
             <w:pPr>
               <w:spacing w:after="20" w:before="0"/>
             </w:pPr>
-            <w:hyperlink w:history="1" r:id="rId_od3rokcs7yxlxbaj-gle">
+            <w:hyperlink w:history="1" r:id="rIdt_cuqen-9brr02sopoune">
               <w:r>
                 <w:rPr>
                   <w:rFonts w:ascii="Arial" w:cs="Arial" w:eastAsia="Arial" w:hAnsi="Arial"/>
@@ -3624,7 +3624,7 @@
               <w:spacing w:after="10" w:before="0"/>
               <w:ind w:left="120"/>
             </w:pPr>
-            <w:hyperlink w:history="1" r:id="rIdhpv-ivd6luovba0qk7dim">
+            <w:hyperlink w:history="1" r:id="rIdp-uctdrmgly594srzedn8">
               <w:r>
                 <w:rPr>
                   <w:rFonts w:ascii="Arial" w:cs="Arial" w:eastAsia="Arial" w:hAnsi="Arial"/>
@@ -3819,7 +3819,7 @@
             <w:pPr>
               <w:spacing w:after="20" w:before="0"/>
             </w:pPr>
-            <w:hyperlink w:history="1" r:id="rIdlubylws2_tmvbpfgbscll">
+            <w:hyperlink w:history="1" r:id="rId_hp5wifycllbmrc6ezt7m">
               <w:r>
                 <w:rPr>
                   <w:rFonts w:ascii="Arial" w:cs="Arial" w:eastAsia="Arial" w:hAnsi="Arial"/>
@@ -3852,7 +3852,7 @@
               <w:spacing w:after="10" w:before="0"/>
               <w:ind w:left="120"/>
             </w:pPr>
-            <w:hyperlink w:history="1" r:id="rIdt3rddqklbbpwtsdroh_y9">
+            <w:hyperlink w:history="1" r:id="rIduvijlgervvogvnnicar2r">
               <w:r>
                 <w:rPr>
                   <w:rFonts w:ascii="Arial" w:cs="Arial" w:eastAsia="Arial" w:hAnsi="Arial"/>
@@ -3897,7 +3897,7 @@
             <w:pPr>
               <w:spacing w:after="20" w:before="0"/>
             </w:pPr>
-            <w:hyperlink w:history="1" r:id="rIdbfibr9vz9hkhjaugd3t4b">
+            <w:hyperlink w:history="1" r:id="rIdp1qebr57ia_mt2s2tpogd">
               <w:r>
                 <w:rPr>
                   <w:rFonts w:ascii="Arial" w:cs="Arial" w:eastAsia="Arial" w:hAnsi="Arial"/>
@@ -3930,7 +3930,7 @@
               <w:spacing w:after="10" w:before="0"/>
               <w:ind w:left="120"/>
             </w:pPr>
-            <w:hyperlink w:history="1" r:id="rIdehxudavqunfxlltl1mmtm">
+            <w:hyperlink w:history="1" r:id="rIdse-fna2ztjzpqh6qwkmg3">
               <w:r>
                 <w:rPr>
                   <w:rFonts w:ascii="Arial" w:cs="Arial" w:eastAsia="Arial" w:hAnsi="Arial"/>
@@ -4125,7 +4125,7 @@
             <w:pPr>
               <w:spacing w:after="20" w:before="0"/>
             </w:pPr>
-            <w:hyperlink w:history="1" r:id="rIdcsmvi6jfkwojfrrp4247c">
+            <w:hyperlink w:history="1" r:id="rIdfpdszvulk9hxwtwwgzw7m">
               <w:r>
                 <w:rPr>
                   <w:rFonts w:ascii="Arial" w:cs="Arial" w:eastAsia="Arial" w:hAnsi="Arial"/>
@@ -4158,7 +4158,7 @@
               <w:spacing w:after="10" w:before="0"/>
               <w:ind w:left="120"/>
             </w:pPr>
-            <w:hyperlink w:history="1" r:id="rId3_pch27fgxul6tidlvchl">
+            <w:hyperlink w:history="1" r:id="rIdxt0bcyffnls_6pjvnmusc">
               <w:r>
                 <w:rPr>
                   <w:rFonts w:ascii="Arial" w:cs="Arial" w:eastAsia="Arial" w:hAnsi="Arial"/>
@@ -4203,7 +4203,7 @@
             <w:pPr>
               <w:spacing w:after="20" w:before="0"/>
             </w:pPr>
-            <w:hyperlink w:history="1" r:id="rId4_atswq1vx_-izmzofyj2">
+            <w:hyperlink w:history="1" r:id="rIdxlfoqmuochmqymxthlvpq">
               <w:r>
                 <w:rPr>
                   <w:rFonts w:ascii="Arial" w:cs="Arial" w:eastAsia="Arial" w:hAnsi="Arial"/>
@@ -4236,7 +4236,7 @@
               <w:spacing w:after="10" w:before="0"/>
               <w:ind w:left="120"/>
             </w:pPr>
-            <w:hyperlink w:history="1" r:id="rId9nmsvyfv9gtdewhozcqv7">
+            <w:hyperlink w:history="1" r:id="rIduug-l86j2rhwp1gw7unmh">
               <w:r>
                 <w:rPr>
                   <w:rFonts w:ascii="Arial" w:cs="Arial" w:eastAsia="Arial" w:hAnsi="Arial"/>
@@ -4431,7 +4431,7 @@
             <w:pPr>
               <w:spacing w:after="20" w:before="0"/>
             </w:pPr>
-            <w:hyperlink w:history="1" r:id="rIdjsoc9umqyr-yny3amx6ee">
+            <w:hyperlink w:history="1" r:id="rIdvgxn9r_lcd7xmbidizksr">
               <w:r>
                 <w:rPr>
                   <w:rFonts w:ascii="Arial" w:cs="Arial" w:eastAsia="Arial" w:hAnsi="Arial"/>
@@ -4464,7 +4464,7 @@
               <w:spacing w:after="10" w:before="0"/>
               <w:ind w:left="120"/>
             </w:pPr>
-            <w:hyperlink w:history="1" r:id="rIdjj5uat88j9s28703inwoc">
+            <w:hyperlink w:history="1" r:id="rIdyosq3bolrkwyuqhsqn_dq">
               <w:r>
                 <w:rPr>
                   <w:rFonts w:ascii="Arial" w:cs="Arial" w:eastAsia="Arial" w:hAnsi="Arial"/>
@@ -4509,7 +4509,7 @@
             <w:pPr>
               <w:spacing w:after="20" w:before="0"/>
             </w:pPr>
-            <w:hyperlink w:history="1" r:id="rIdhb5rd3szeyim_8hfbvuuo">
+            <w:hyperlink w:history="1" r:id="rId8gh2pyimd1x6pek7qfhzi">
               <w:r>
                 <w:rPr>
                   <w:rFonts w:ascii="Arial" w:cs="Arial" w:eastAsia="Arial" w:hAnsi="Arial"/>
@@ -4542,7 +4542,7 @@
               <w:spacing w:after="10" w:before="0"/>
               <w:ind w:left="120"/>
             </w:pPr>
-            <w:hyperlink w:history="1" r:id="rIdoquuqqzzqmxbhsdwebok6">
+            <w:hyperlink w:history="1" r:id="rIdawmparu63kdk2frrtmwyz">
               <w:r>
                 <w:rPr>
                   <w:rFonts w:ascii="Arial" w:cs="Arial" w:eastAsia="Arial" w:hAnsi="Arial"/>
@@ -4737,7 +4737,7 @@
             <w:pPr>
               <w:spacing w:after="20" w:before="0"/>
             </w:pPr>
-            <w:hyperlink w:history="1" r:id="rIdgklir4zhe3yhc38euff3x">
+            <w:hyperlink w:history="1" r:id="rId-bora9xb1riw_pmhaurgb">
               <w:r>
                 <w:rPr>
                   <w:rFonts w:ascii="Arial" w:cs="Arial" w:eastAsia="Arial" w:hAnsi="Arial"/>
@@ -4770,7 +4770,7 @@
               <w:spacing w:after="10" w:before="0"/>
               <w:ind w:left="120"/>
             </w:pPr>
-            <w:hyperlink w:history="1" r:id="rIdpzjx3ggyojsv352gvd67b">
+            <w:hyperlink w:history="1" r:id="rIdixsio56qmylhfzq6nnbtl">
               <w:r>
                 <w:rPr>
                   <w:rFonts w:ascii="Arial" w:cs="Arial" w:eastAsia="Arial" w:hAnsi="Arial"/>
@@ -4815,7 +4815,7 @@
             <w:pPr>
               <w:spacing w:after="20" w:before="0"/>
             </w:pPr>
-            <w:hyperlink w:history="1" r:id="rIdn0cjihsqye6p6ewwem5bl">
+            <w:hyperlink w:history="1" r:id="rId-xxlqmyyutz0gnabqw6_8">
               <w:r>
                 <w:rPr>
                   <w:rFonts w:ascii="Arial" w:cs="Arial" w:eastAsia="Arial" w:hAnsi="Arial"/>
@@ -4848,7 +4848,7 @@
               <w:spacing w:after="10" w:before="0"/>
               <w:ind w:left="120"/>
             </w:pPr>
-            <w:hyperlink w:history="1" r:id="rIdhvkhsoanrpc289apkzyaw">
+            <w:hyperlink w:history="1" r:id="rIdlfo3_ly4hf7m7hxszqy-k">
               <w:r>
                 <w:rPr>
                   <w:rFonts w:ascii="Arial" w:cs="Arial" w:eastAsia="Arial" w:hAnsi="Arial"/>
@@ -6430,7 +6430,7 @@
             <w:pPr>
               <w:spacing w:after="20" w:before="0"/>
             </w:pPr>
-            <w:hyperlink w:history="1" r:id="rIdqzvw74b5fpvats70afbet">
+            <w:hyperlink w:history="1" r:id="rIdqtr5x8lokdeufvfmrwz-3">
               <w:r>
                 <w:rPr>
                   <w:rFonts w:ascii="Arial" w:cs="Arial" w:eastAsia="Arial" w:hAnsi="Arial"/>
@@ -6463,7 +6463,7 @@
               <w:spacing w:after="10" w:before="0"/>
               <w:ind w:left="120"/>
             </w:pPr>
-            <w:hyperlink w:history="1" r:id="rIdqtkjgipfy8iinmvpp6ppi">
+            <w:hyperlink w:history="1" r:id="rIddnulrr_xtegxm4tbgx21k">
               <w:r>
                 <w:rPr>
                   <w:rFonts w:ascii="Arial" w:cs="Arial" w:eastAsia="Arial" w:hAnsi="Arial"/>
@@ -6508,7 +6508,7 @@
             <w:pPr>
               <w:spacing w:after="20" w:before="0"/>
             </w:pPr>
-            <w:hyperlink w:history="1" r:id="rId_srxcd3v1-5gfn1qomtb6">
+            <w:hyperlink w:history="1" r:id="rIdbyswhkwcc-uc9rudxtt_k">
               <w:r>
                 <w:rPr>
                   <w:rFonts w:ascii="Arial" w:cs="Arial" w:eastAsia="Arial" w:hAnsi="Arial"/>
@@ -6541,7 +6541,7 @@
               <w:spacing w:after="10" w:before="0"/>
               <w:ind w:left="120"/>
             </w:pPr>
-            <w:hyperlink w:history="1" r:id="rIdpsgew0ozko1_qggkx_06q">
+            <w:hyperlink w:history="1" r:id="rIdsjo-lxl1ngzzwep6qujjo">
               <w:r>
                 <w:rPr>
                   <w:rFonts w:ascii="Arial" w:cs="Arial" w:eastAsia="Arial" w:hAnsi="Arial"/>
@@ -6736,7 +6736,7 @@
             <w:pPr>
               <w:spacing w:after="20" w:before="0"/>
             </w:pPr>
-            <w:hyperlink w:history="1" r:id="rIdx3sujdoktktq05z1oturm">
+            <w:hyperlink w:history="1" r:id="rIdl0mmqfvs505fl5-hg-soz">
               <w:r>
                 <w:rPr>
                   <w:rFonts w:ascii="Arial" w:cs="Arial" w:eastAsia="Arial" w:hAnsi="Arial"/>
@@ -6769,7 +6769,7 @@
               <w:spacing w:after="10" w:before="0"/>
               <w:ind w:left="120"/>
             </w:pPr>
-            <w:hyperlink w:history="1" r:id="rIdyaem6tdmq_z3fbtqyufj0">
+            <w:hyperlink w:history="1" r:id="rIdrl2yan9ryuvnmjyv8myls">
               <w:r>
                 <w:rPr>
                   <w:rFonts w:ascii="Arial" w:cs="Arial" w:eastAsia="Arial" w:hAnsi="Arial"/>
@@ -6814,7 +6814,7 @@
             <w:pPr>
               <w:spacing w:after="20" w:before="0"/>
             </w:pPr>
-            <w:hyperlink w:history="1" r:id="rId2gloza0s9l_mp3fy0rrzu">
+            <w:hyperlink w:history="1" r:id="rIdjuy1pmuithhwxcfh0ssri">
               <w:r>
                 <w:rPr>
                   <w:rFonts w:ascii="Arial" w:cs="Arial" w:eastAsia="Arial" w:hAnsi="Arial"/>
@@ -6847,7 +6847,7 @@
               <w:spacing w:after="10" w:before="0"/>
               <w:ind w:left="120"/>
             </w:pPr>
-            <w:hyperlink w:history="1" r:id="rIdl9mkdu75kncegxkpijwj1">
+            <w:hyperlink w:history="1" r:id="rIdwpcuzgnwpxfvfxkwltyaq">
               <w:r>
                 <w:rPr>
                   <w:rFonts w:ascii="Arial" w:cs="Arial" w:eastAsia="Arial" w:hAnsi="Arial"/>
@@ -7042,7 +7042,7 @@
             <w:pPr>
               <w:spacing w:after="20" w:before="0"/>
             </w:pPr>
-            <w:hyperlink w:history="1" r:id="rIdejlwkm1lbfyunrta8tb22">
+            <w:hyperlink w:history="1" r:id="rIdgj__ujkze16m_a_bwyxdl">
               <w:r>
                 <w:rPr>
                   <w:rFonts w:ascii="Arial" w:cs="Arial" w:eastAsia="Arial" w:hAnsi="Arial"/>
@@ -7075,7 +7075,7 @@
               <w:spacing w:after="10" w:before="0"/>
               <w:ind w:left="120"/>
             </w:pPr>
-            <w:hyperlink w:history="1" r:id="rIdck5s2gdg1nn16zcg8ygks">
+            <w:hyperlink w:history="1" r:id="rIdhuw5ollu4ume2w7mkkfyk">
               <w:r>
                 <w:rPr>
                   <w:rFonts w:ascii="Arial" w:cs="Arial" w:eastAsia="Arial" w:hAnsi="Arial"/>
@@ -7120,7 +7120,7 @@
             <w:pPr>
               <w:spacing w:after="20" w:before="0"/>
             </w:pPr>
-            <w:hyperlink w:history="1" r:id="rIdvt39capwbmxehqlz8ecwg">
+            <w:hyperlink w:history="1" r:id="rIdaljc9s9k6ui9bhxtrywbr">
               <w:r>
                 <w:rPr>
                   <w:rFonts w:ascii="Arial" w:cs="Arial" w:eastAsia="Arial" w:hAnsi="Arial"/>
@@ -7153,7 +7153,7 @@
               <w:spacing w:after="10" w:before="0"/>
               <w:ind w:left="120"/>
             </w:pPr>
-            <w:hyperlink w:history="1" r:id="rIdscxxyz325bzafuiafl_9b">
+            <w:hyperlink w:history="1" r:id="rIdoffdyrnl4nldh8hkpm7zr">
               <w:r>
                 <w:rPr>
                   <w:rFonts w:ascii="Arial" w:cs="Arial" w:eastAsia="Arial" w:hAnsi="Arial"/>
@@ -7348,7 +7348,7 @@
             <w:pPr>
               <w:spacing w:after="20" w:before="0"/>
             </w:pPr>
-            <w:hyperlink w:history="1" r:id="rIdww1h02yfvzfqbb-6mgdjt">
+            <w:hyperlink w:history="1" r:id="rId38dlz5x_oelfvszqwiunl">
               <w:r>
                 <w:rPr>
                   <w:rFonts w:ascii="Arial" w:cs="Arial" w:eastAsia="Arial" w:hAnsi="Arial"/>
@@ -7381,7 +7381,7 @@
               <w:spacing w:after="10" w:before="0"/>
               <w:ind w:left="120"/>
             </w:pPr>
-            <w:hyperlink w:history="1" r:id="rIdsue077lt4n76ykcp0xg5l">
+            <w:hyperlink w:history="1" r:id="rIdvdkm8zjgkup5ztoaoxlh5">
               <w:r>
                 <w:rPr>
                   <w:rFonts w:ascii="Arial" w:cs="Arial" w:eastAsia="Arial" w:hAnsi="Arial"/>
@@ -7426,7 +7426,7 @@
             <w:pPr>
               <w:spacing w:after="20" w:before="0"/>
             </w:pPr>
-            <w:hyperlink w:history="1" r:id="rIdqjxityjmjpr7ecwtigfon">
+            <w:hyperlink w:history="1" r:id="rIdd_tlzmc16upfiz9wqcjvv">
               <w:r>
                 <w:rPr>
                   <w:rFonts w:ascii="Arial" w:cs="Arial" w:eastAsia="Arial" w:hAnsi="Arial"/>
@@ -7459,7 +7459,7 @@
               <w:spacing w:after="10" w:before="0"/>
               <w:ind w:left="120"/>
             </w:pPr>
-            <w:hyperlink w:history="1" r:id="rId1-b7sdyz1evowkcjbdjil">
+            <w:hyperlink w:history="1" r:id="rIdhaevxldlm71yhh25wbmhs">
               <w:r>
                 <w:rPr>
                   <w:rFonts w:ascii="Arial" w:cs="Arial" w:eastAsia="Arial" w:hAnsi="Arial"/>
@@ -7654,7 +7654,7 @@
             <w:pPr>
               <w:spacing w:after="20" w:before="0"/>
             </w:pPr>
-            <w:hyperlink w:history="1" r:id="rId5uayb3hdmy535l_8lu-5v">
+            <w:hyperlink w:history="1" r:id="rIdyb7e07m2fqc-brbnsx2no">
               <w:r>
                 <w:rPr>
                   <w:rFonts w:ascii="Arial" w:cs="Arial" w:eastAsia="Arial" w:hAnsi="Arial"/>
@@ -7687,7 +7687,7 @@
               <w:spacing w:after="10" w:before="0"/>
               <w:ind w:left="120"/>
             </w:pPr>
-            <w:hyperlink w:history="1" r:id="rId6gbbtq502cxltosukjr5r">
+            <w:hyperlink w:history="1" r:id="rIdghoyv3u-fmovfb414aqbw">
               <w:r>
                 <w:rPr>
                   <w:rFonts w:ascii="Arial" w:cs="Arial" w:eastAsia="Arial" w:hAnsi="Arial"/>
@@ -7732,7 +7732,7 @@
             <w:pPr>
               <w:spacing w:after="20" w:before="0"/>
             </w:pPr>
-            <w:hyperlink w:history="1" r:id="rIda5s0qgjanojtvm_rwj5qn">
+            <w:hyperlink w:history="1" r:id="rIdzcuhyjygaza09_mnoob-z">
               <w:r>
                 <w:rPr>
                   <w:rFonts w:ascii="Arial" w:cs="Arial" w:eastAsia="Arial" w:hAnsi="Arial"/>
@@ -7765,7 +7765,7 @@
               <w:spacing w:after="10" w:before="0"/>
               <w:ind w:left="120"/>
             </w:pPr>
-            <w:hyperlink w:history="1" r:id="rIdvdcxdhstaiigam14ysnd6">
+            <w:hyperlink w:history="1" r:id="rIdlin_x4fzyf469zjesn6zw">
               <w:r>
                 <w:rPr>
                   <w:rFonts w:ascii="Arial" w:cs="Arial" w:eastAsia="Arial" w:hAnsi="Arial"/>
@@ -9347,7 +9347,7 @@
             <w:pPr>
               <w:spacing w:after="20" w:before="0"/>
             </w:pPr>
-            <w:hyperlink w:history="1" r:id="rId6igiwie3nbpfsfegaugph">
+            <w:hyperlink w:history="1" r:id="rIdxloorfbiibeionm22cibn">
               <w:r>
                 <w:rPr>
                   <w:rFonts w:ascii="Arial" w:cs="Arial" w:eastAsia="Arial" w:hAnsi="Arial"/>
@@ -9380,7 +9380,7 @@
               <w:spacing w:after="10" w:before="0"/>
               <w:ind w:left="120"/>
             </w:pPr>
-            <w:hyperlink w:history="1" r:id="rIdoniqbpmhei8gte2pdzz-v">
+            <w:hyperlink w:history="1" r:id="rIdynidvynrtr9ixhgwsr06g">
               <w:r>
                 <w:rPr>
                   <w:rFonts w:ascii="Arial" w:cs="Arial" w:eastAsia="Arial" w:hAnsi="Arial"/>
@@ -9425,7 +9425,7 @@
             <w:pPr>
               <w:spacing w:after="20" w:before="0"/>
             </w:pPr>
-            <w:hyperlink w:history="1" r:id="rIdlhetaqx8r43xoax4yrezi">
+            <w:hyperlink w:history="1" r:id="rId2jerbs8ds2n1ojfu1ugqd">
               <w:r>
                 <w:rPr>
                   <w:rFonts w:ascii="Arial" w:cs="Arial" w:eastAsia="Arial" w:hAnsi="Arial"/>
@@ -9458,7 +9458,7 @@
               <w:spacing w:after="10" w:before="0"/>
               <w:ind w:left="120"/>
             </w:pPr>
-            <w:hyperlink w:history="1" r:id="rId7h84d3rnlb2fzy4atbynw">
+            <w:hyperlink w:history="1" r:id="rIdprqqzxy-2nny4zeeihq68">
               <w:r>
                 <w:rPr>
                   <w:rFonts w:ascii="Arial" w:cs="Arial" w:eastAsia="Arial" w:hAnsi="Arial"/>
@@ -9653,7 +9653,7 @@
             <w:pPr>
               <w:spacing w:after="20" w:before="0"/>
             </w:pPr>
-            <w:hyperlink w:history="1" r:id="rIdki2uzufqludvv6ladqlby">
+            <w:hyperlink w:history="1" r:id="rIdqmfu-evqyrajiskuaouft">
               <w:r>
                 <w:rPr>
                   <w:rFonts w:ascii="Arial" w:cs="Arial" w:eastAsia="Arial" w:hAnsi="Arial"/>
@@ -9686,7 +9686,7 @@
               <w:spacing w:after="10" w:before="0"/>
               <w:ind w:left="120"/>
             </w:pPr>
-            <w:hyperlink w:history="1" r:id="rId3zzt3dn-v0qirqgxfypxv">
+            <w:hyperlink w:history="1" r:id="rIdd11cz308enu049u_ptpxj">
               <w:r>
                 <w:rPr>
                   <w:rFonts w:ascii="Arial" w:cs="Arial" w:eastAsia="Arial" w:hAnsi="Arial"/>
@@ -9731,7 +9731,7 @@
             <w:pPr>
               <w:spacing w:after="20" w:before="0"/>
             </w:pPr>
-            <w:hyperlink w:history="1" r:id="rIdvdgfm5io7r_qlqkcsxa3s">
+            <w:hyperlink w:history="1" r:id="rIdnak7wi5a7isw4sq4tkz8e">
               <w:r>
                 <w:rPr>
                   <w:rFonts w:ascii="Arial" w:cs="Arial" w:eastAsia="Arial" w:hAnsi="Arial"/>
@@ -9764,7 +9764,7 @@
               <w:spacing w:after="10" w:before="0"/>
               <w:ind w:left="120"/>
             </w:pPr>
-            <w:hyperlink w:history="1" r:id="rIdfv3kvsulo74q7vg14bv3q">
+            <w:hyperlink w:history="1" r:id="rIdxzjkst2qyyvqyszlgk6yp">
               <w:r>
                 <w:rPr>
                   <w:rFonts w:ascii="Arial" w:cs="Arial" w:eastAsia="Arial" w:hAnsi="Arial"/>
@@ -9959,7 +9959,7 @@
             <w:pPr>
               <w:spacing w:after="20" w:before="0"/>
             </w:pPr>
-            <w:hyperlink w:history="1" r:id="rId6i4odj_g8lsmiu9m_sl57">
+            <w:hyperlink w:history="1" r:id="rIddf5vlws7d2v6zuxy-yvv9">
               <w:r>
                 <w:rPr>
                   <w:rFonts w:ascii="Arial" w:cs="Arial" w:eastAsia="Arial" w:hAnsi="Arial"/>
@@ -9992,7 +9992,7 @@
               <w:spacing w:after="10" w:before="0"/>
               <w:ind w:left="120"/>
             </w:pPr>
-            <w:hyperlink w:history="1" r:id="rId7nyeweprwknawix-b1sty">
+            <w:hyperlink w:history="1" r:id="rIdbhusn4we-q_mwta_a4t1k">
               <w:r>
                 <w:rPr>
                   <w:rFonts w:ascii="Arial" w:cs="Arial" w:eastAsia="Arial" w:hAnsi="Arial"/>
@@ -10037,7 +10037,7 @@
             <w:pPr>
               <w:spacing w:after="20" w:before="0"/>
             </w:pPr>
-            <w:hyperlink w:history="1" r:id="rIdao2macw63rbok8dg-f_fs">
+            <w:hyperlink w:history="1" r:id="rIdcjlm4h_naqndgqyqu2uju">
               <w:r>
                 <w:rPr>
                   <w:rFonts w:ascii="Arial" w:cs="Arial" w:eastAsia="Arial" w:hAnsi="Arial"/>
@@ -10070,7 +10070,7 @@
               <w:spacing w:after="10" w:before="0"/>
               <w:ind w:left="120"/>
             </w:pPr>
-            <w:hyperlink w:history="1" r:id="rIdrrcmb2vpefjukntqnoksi">
+            <w:hyperlink w:history="1" r:id="rIdqsusb3abgol4yla_gv4km">
               <w:r>
                 <w:rPr>
                   <w:rFonts w:ascii="Arial" w:cs="Arial" w:eastAsia="Arial" w:hAnsi="Arial"/>
@@ -10265,7 +10265,7 @@
             <w:pPr>
               <w:spacing w:after="20" w:before="0"/>
             </w:pPr>
-            <w:hyperlink w:history="1" r:id="rIdwsey7qstbq3h7a1mcvoa4">
+            <w:hyperlink w:history="1" r:id="rIds9tpsxwk7uj9voij6xx9j">
               <w:r>
                 <w:rPr>
                   <w:rFonts w:ascii="Arial" w:cs="Arial" w:eastAsia="Arial" w:hAnsi="Arial"/>
@@ -10298,7 +10298,7 @@
               <w:spacing w:after="10" w:before="0"/>
               <w:ind w:left="120"/>
             </w:pPr>
-            <w:hyperlink w:history="1" r:id="rId-v30u6mkrmldh7comuneb">
+            <w:hyperlink w:history="1" r:id="rId8n0cxev40hjaneqi-3gfs">
               <w:r>
                 <w:rPr>
                   <w:rFonts w:ascii="Arial" w:cs="Arial" w:eastAsia="Arial" w:hAnsi="Arial"/>
@@ -10343,7 +10343,7 @@
             <w:pPr>
               <w:spacing w:after="20" w:before="0"/>
             </w:pPr>
-            <w:hyperlink w:history="1" r:id="rIdlxhq5b5m8smqry1q0vkl2">
+            <w:hyperlink w:history="1" r:id="rIdssqxtnvruxbl07jraahfj">
               <w:r>
                 <w:rPr>
                   <w:rFonts w:ascii="Arial" w:cs="Arial" w:eastAsia="Arial" w:hAnsi="Arial"/>
@@ -10376,7 +10376,7 @@
               <w:spacing w:after="10" w:before="0"/>
               <w:ind w:left="120"/>
             </w:pPr>
-            <w:hyperlink w:history="1" r:id="rIddnl_4qqojuqki3yrbsosz">
+            <w:hyperlink w:history="1" r:id="rId8pazcsnlulhcgsgqpbgli">
               <w:r>
                 <w:rPr>
                   <w:rFonts w:ascii="Arial" w:cs="Arial" w:eastAsia="Arial" w:hAnsi="Arial"/>
@@ -10571,7 +10571,7 @@
             <w:pPr>
               <w:spacing w:after="20" w:before="0"/>
             </w:pPr>
-            <w:hyperlink w:history="1" r:id="rId_jwtdcft1jdqsbpp-8n_m">
+            <w:hyperlink w:history="1" r:id="rIdormt7cy4e_njco1mzoshx">
               <w:r>
                 <w:rPr>
                   <w:rFonts w:ascii="Arial" w:cs="Arial" w:eastAsia="Arial" w:hAnsi="Arial"/>
@@ -10604,7 +10604,7 @@
               <w:spacing w:after="10" w:before="0"/>
               <w:ind w:left="120"/>
             </w:pPr>
-            <w:hyperlink w:history="1" r:id="rId9qfma92abl6toyc7enonm">
+            <w:hyperlink w:history="1" r:id="rIdpko2p6cuxomlmdmhmncfc">
               <w:r>
                 <w:rPr>
                   <w:rFonts w:ascii="Arial" w:cs="Arial" w:eastAsia="Arial" w:hAnsi="Arial"/>
@@ -10649,7 +10649,7 @@
             <w:pPr>
               <w:spacing w:after="20" w:before="0"/>
             </w:pPr>
-            <w:hyperlink w:history="1" r:id="rIdzh7nxvlmiqshnrxvn-ih4">
+            <w:hyperlink w:history="1" r:id="rIdgv4p6u8pszn_m5jd5hdty">
               <w:r>
                 <w:rPr>
                   <w:rFonts w:ascii="Arial" w:cs="Arial" w:eastAsia="Arial" w:hAnsi="Arial"/>
@@ -10682,7 +10682,7 @@
               <w:spacing w:after="10" w:before="0"/>
               <w:ind w:left="120"/>
             </w:pPr>
-            <w:hyperlink w:history="1" r:id="rIdmrypvlvtvp084b6hvnrrv">
+            <w:hyperlink w:history="1" r:id="rIdylqpzd29lnzabwna4lhev">
               <w:r>
                 <w:rPr>
                   <w:rFonts w:ascii="Arial" w:cs="Arial" w:eastAsia="Arial" w:hAnsi="Arial"/>
@@ -12283,7 +12283,7 @@
             <w:pPr>
               <w:spacing w:after="20" w:before="0"/>
             </w:pPr>
-            <w:hyperlink w:history="1" r:id="rIduvy3mfifpsjai4zbk8itg">
+            <w:hyperlink w:history="1" r:id="rIdg6n95prstdmgqyckw7h1s">
               <w:r>
                 <w:rPr>
                   <w:rFonts w:ascii="Arial" w:cs="Arial" w:eastAsia="Arial" w:hAnsi="Arial"/>
@@ -12316,7 +12316,7 @@
               <w:spacing w:after="10" w:before="0"/>
               <w:ind w:left="120"/>
             </w:pPr>
-            <w:hyperlink w:history="1" r:id="rIdbhkjpmjq_4kqxmuyxdarf">
+            <w:hyperlink w:history="1" r:id="rIdnaiecanioyr-8lw5eydf5">
               <w:r>
                 <w:rPr>
                   <w:rFonts w:ascii="Arial" w:cs="Arial" w:eastAsia="Arial" w:hAnsi="Arial"/>
@@ -12361,7 +12361,7 @@
             <w:pPr>
               <w:spacing w:after="20" w:before="0"/>
             </w:pPr>
-            <w:hyperlink w:history="1" r:id="rId2lqk0quzpddtgrhnfwhgy">
+            <w:hyperlink w:history="1" r:id="rIdbuft1lkcjsnsfdbymyxo8">
               <w:r>
                 <w:rPr>
                   <w:rFonts w:ascii="Arial" w:cs="Arial" w:eastAsia="Arial" w:hAnsi="Arial"/>
@@ -12394,7 +12394,7 @@
               <w:spacing w:after="10" w:before="0"/>
               <w:ind w:left="120"/>
             </w:pPr>
-            <w:hyperlink w:history="1" r:id="rIdb7xigcuaiiw45lg5kwyn8">
+            <w:hyperlink w:history="1" r:id="rId9cmnnuy4_jl4xhbsb_7y9">
               <w:r>
                 <w:rPr>
                   <w:rFonts w:ascii="Arial" w:cs="Arial" w:eastAsia="Arial" w:hAnsi="Arial"/>
@@ -12589,7 +12589,7 @@
             <w:pPr>
               <w:spacing w:after="20" w:before="0"/>
             </w:pPr>
-            <w:hyperlink w:history="1" r:id="rId5nvnnhh5tfineofbeevij">
+            <w:hyperlink w:history="1" r:id="rIdwop7v16deibscrtdrzjt4">
               <w:r>
                 <w:rPr>
                   <w:rFonts w:ascii="Arial" w:cs="Arial" w:eastAsia="Arial" w:hAnsi="Arial"/>
@@ -12622,7 +12622,7 @@
               <w:spacing w:after="10" w:before="0"/>
               <w:ind w:left="120"/>
             </w:pPr>
-            <w:hyperlink w:history="1" r:id="rId8ph5624s52hm0iglky77p">
+            <w:hyperlink w:history="1" r:id="rIdhn1xp-xprwh2polewffvg">
               <w:r>
                 <w:rPr>
                   <w:rFonts w:ascii="Arial" w:cs="Arial" w:eastAsia="Arial" w:hAnsi="Arial"/>
@@ -12667,7 +12667,7 @@
             <w:pPr>
               <w:spacing w:after="20" w:before="0"/>
             </w:pPr>
-            <w:hyperlink w:history="1" r:id="rIdk_qie7d4dg4kkg39xsnt6">
+            <w:hyperlink w:history="1" r:id="rIdwmijb3ch83r2bi7zkc3ab">
               <w:r>
                 <w:rPr>
                   <w:rFonts w:ascii="Arial" w:cs="Arial" w:eastAsia="Arial" w:hAnsi="Arial"/>
@@ -12700,7 +12700,7 @@
               <w:spacing w:after="10" w:before="0"/>
               <w:ind w:left="120"/>
             </w:pPr>
-            <w:hyperlink w:history="1" r:id="rIdjbtb2aq1f-0vqvxwml-ga">
+            <w:hyperlink w:history="1" r:id="rIdayyt3_-1fuxudqf5ryebj">
               <w:r>
                 <w:rPr>
                   <w:rFonts w:ascii="Arial" w:cs="Arial" w:eastAsia="Arial" w:hAnsi="Arial"/>
@@ -12895,7 +12895,7 @@
             <w:pPr>
               <w:spacing w:after="20" w:before="0"/>
             </w:pPr>
-            <w:hyperlink w:history="1" r:id="rIdu8nrm8fahosubcfic98vd">
+            <w:hyperlink w:history="1" r:id="rIdnnd--7dng5yasxj8u-gv4">
               <w:r>
                 <w:rPr>
                   <w:rFonts w:ascii="Arial" w:cs="Arial" w:eastAsia="Arial" w:hAnsi="Arial"/>
@@ -12928,7 +12928,7 @@
               <w:spacing w:after="10" w:before="0"/>
               <w:ind w:left="120"/>
             </w:pPr>
-            <w:hyperlink w:history="1" r:id="rIdrmzqa046uoccwmyyrd_qu">
+            <w:hyperlink w:history="1" r:id="rIdx0gow7dkxotn4ovaj1vnq">
               <w:r>
                 <w:rPr>
                   <w:rFonts w:ascii="Arial" w:cs="Arial" w:eastAsia="Arial" w:hAnsi="Arial"/>
@@ -12973,7 +12973,7 @@
             <w:pPr>
               <w:spacing w:after="20" w:before="0"/>
             </w:pPr>
-            <w:hyperlink w:history="1" r:id="rIdmtpfujyxnttu1gjypl7kr">
+            <w:hyperlink w:history="1" r:id="rId-gkxlfnspr3v3azv9gnye">
               <w:r>
                 <w:rPr>
                   <w:rFonts w:ascii="Arial" w:cs="Arial" w:eastAsia="Arial" w:hAnsi="Arial"/>
@@ -13006,7 +13006,7 @@
               <w:spacing w:after="10" w:before="0"/>
               <w:ind w:left="120"/>
             </w:pPr>
-            <w:hyperlink w:history="1" r:id="rIdbpjk7mru134micok-a4nb">
+            <w:hyperlink w:history="1" r:id="rIdi5typrb_wvcznmhik2ali">
               <w:r>
                 <w:rPr>
                   <w:rFonts w:ascii="Arial" w:cs="Arial" w:eastAsia="Arial" w:hAnsi="Arial"/>
@@ -13201,7 +13201,7 @@
             <w:pPr>
               <w:spacing w:after="20" w:before="0"/>
             </w:pPr>
-            <w:hyperlink w:history="1" r:id="rIdgnvw6pbxqf4irgosba2qy">
+            <w:hyperlink w:history="1" r:id="rIdi9d18xvksugagzejts8mv">
               <w:r>
                 <w:rPr>
                   <w:rFonts w:ascii="Arial" w:cs="Arial" w:eastAsia="Arial" w:hAnsi="Arial"/>
@@ -13234,7 +13234,7 @@
               <w:spacing w:after="10" w:before="0"/>
               <w:ind w:left="120"/>
             </w:pPr>
-            <w:hyperlink w:history="1" r:id="rIdulubg7vlswclslvk83pxv">
+            <w:hyperlink w:history="1" r:id="rIdlohowyoyjggswjh6k4sgr">
               <w:r>
                 <w:rPr>
                   <w:rFonts w:ascii="Arial" w:cs="Arial" w:eastAsia="Arial" w:hAnsi="Arial"/>
@@ -13279,7 +13279,7 @@
             <w:pPr>
               <w:spacing w:after="20" w:before="0"/>
             </w:pPr>
-            <w:hyperlink w:history="1" r:id="rIddjetqucutmfglmeqbhier">
+            <w:hyperlink w:history="1" r:id="rIdosjqitadbstdaqaolfaiw">
               <w:r>
                 <w:rPr>
                   <w:rFonts w:ascii="Arial" w:cs="Arial" w:eastAsia="Arial" w:hAnsi="Arial"/>
@@ -13312,7 +13312,7 @@
               <w:spacing w:after="10" w:before="0"/>
               <w:ind w:left="120"/>
             </w:pPr>
-            <w:hyperlink w:history="1" r:id="rIdtvrdn65wg3w693xycmrs6">
+            <w:hyperlink w:history="1" r:id="rIdwfdbvejc3xhwviksowao1">
               <w:r>
                 <w:rPr>
                   <w:rFonts w:ascii="Arial" w:cs="Arial" w:eastAsia="Arial" w:hAnsi="Arial"/>
@@ -13507,7 +13507,7 @@
             <w:pPr>
               <w:spacing w:after="20" w:before="0"/>
             </w:pPr>
-            <w:hyperlink w:history="1" r:id="rIdulmejzi4dzocqxwnw7c1-">
+            <w:hyperlink w:history="1" r:id="rIdr7ewq1ngxjqaudb7o9qur">
               <w:r>
                 <w:rPr>
                   <w:rFonts w:ascii="Arial" w:cs="Arial" w:eastAsia="Arial" w:hAnsi="Arial"/>
@@ -13540,7 +13540,7 @@
               <w:spacing w:after="10" w:before="0"/>
               <w:ind w:left="120"/>
             </w:pPr>
-            <w:hyperlink w:history="1" r:id="rIdj-xyjqj6_buaxbiykvi2a">
+            <w:hyperlink w:history="1" r:id="rIdorfuevp3mrmpajbvkots9">
               <w:r>
                 <w:rPr>
                   <w:rFonts w:ascii="Arial" w:cs="Arial" w:eastAsia="Arial" w:hAnsi="Arial"/>
@@ -13585,7 +13585,7 @@
             <w:pPr>
               <w:spacing w:after="20" w:before="0"/>
             </w:pPr>
-            <w:hyperlink w:history="1" r:id="rIdsojv1grq_jqq-9e59zhaj">
+            <w:hyperlink w:history="1" r:id="rIduvyjea77armzo0al18ppn">
               <w:r>
                 <w:rPr>
                   <w:rFonts w:ascii="Arial" w:cs="Arial" w:eastAsia="Arial" w:hAnsi="Arial"/>
@@ -13618,7 +13618,7 @@
               <w:spacing w:after="10" w:before="0"/>
               <w:ind w:left="120"/>
             </w:pPr>
-            <w:hyperlink w:history="1" r:id="rIdxyeluo522sk2iviqeji92">
+            <w:hyperlink w:history="1" r:id="rIddb2kl-_drqgceovvr_wf_">
               <w:r>
                 <w:rPr>
                   <w:rFonts w:ascii="Arial" w:cs="Arial" w:eastAsia="Arial" w:hAnsi="Arial"/>
@@ -15105,7 +15105,7 @@
             <w:pPr>
               <w:spacing w:after="20" w:before="0"/>
             </w:pPr>
-            <w:hyperlink w:history="1" r:id="rIdxylltj8i5nnaziy9pytwd">
+            <w:hyperlink w:history="1" r:id="rIdb8ljumfa-glepecqisw6j">
               <w:r>
                 <w:rPr>
                   <w:rFonts w:ascii="Arial" w:cs="Arial" w:eastAsia="Arial" w:hAnsi="Arial"/>
@@ -15138,7 +15138,7 @@
               <w:spacing w:after="10" w:before="0"/>
               <w:ind w:left="120"/>
             </w:pPr>
-            <w:hyperlink w:history="1" r:id="rIdzyyusg8uay1ep_kmuwowm">
+            <w:hyperlink w:history="1" r:id="rIdcz33d7ckjohn_h1raxqy-">
               <w:r>
                 <w:rPr>
                   <w:rFonts w:ascii="Arial" w:cs="Arial" w:eastAsia="Arial" w:hAnsi="Arial"/>
@@ -15183,7 +15183,7 @@
             <w:pPr>
               <w:spacing w:after="20" w:before="0"/>
             </w:pPr>
-            <w:hyperlink w:history="1" r:id="rId7e95q54zpjqujstozfab6">
+            <w:hyperlink w:history="1" r:id="rIdvrnf5mhqg8klimue_zmza">
               <w:r>
                 <w:rPr>
                   <w:rFonts w:ascii="Arial" w:cs="Arial" w:eastAsia="Arial" w:hAnsi="Arial"/>
@@ -15216,7 +15216,7 @@
               <w:spacing w:after="10" w:before="0"/>
               <w:ind w:left="120"/>
             </w:pPr>
-            <w:hyperlink w:history="1" r:id="rIdp1itx-9iyp2ernkbxm7jg">
+            <w:hyperlink w:history="1" r:id="rId5faqvpf8btifl5cya2nnt">
               <w:r>
                 <w:rPr>
                   <w:rFonts w:ascii="Arial" w:cs="Arial" w:eastAsia="Arial" w:hAnsi="Arial"/>
@@ -15411,7 +15411,7 @@
             <w:pPr>
               <w:spacing w:after="20" w:before="0"/>
             </w:pPr>
-            <w:hyperlink w:history="1" r:id="rId4yg2d0diabwycqhgnsevn">
+            <w:hyperlink w:history="1" r:id="rIdzpnmd1dg1wofx2rgk92gy">
               <w:r>
                 <w:rPr>
                   <w:rFonts w:ascii="Arial" w:cs="Arial" w:eastAsia="Arial" w:hAnsi="Arial"/>
@@ -15444,7 +15444,7 @@
               <w:spacing w:after="10" w:before="0"/>
               <w:ind w:left="120"/>
             </w:pPr>
-            <w:hyperlink w:history="1" r:id="rIdmgh6eooq5rp-nie-4q1ia">
+            <w:hyperlink w:history="1" r:id="rIdv1splno4-qb5gizokgdmi">
               <w:r>
                 <w:rPr>
                   <w:rFonts w:ascii="Arial" w:cs="Arial" w:eastAsia="Arial" w:hAnsi="Arial"/>
@@ -15489,7 +15489,7 @@
             <w:pPr>
               <w:spacing w:after="20" w:before="0"/>
             </w:pPr>
-            <w:hyperlink w:history="1" r:id="rId1blk3wl4yczv7yp1cgcpq">
+            <w:hyperlink w:history="1" r:id="rIdx6aa_m8iel1xmu75hefhl">
               <w:r>
                 <w:rPr>
                   <w:rFonts w:ascii="Arial" w:cs="Arial" w:eastAsia="Arial" w:hAnsi="Arial"/>
@@ -15522,7 +15522,7 @@
               <w:spacing w:after="10" w:before="0"/>
               <w:ind w:left="120"/>
             </w:pPr>
-            <w:hyperlink w:history="1" r:id="rIdggswontpp95hw-m1c2y53">
+            <w:hyperlink w:history="1" r:id="rIddgotdohhdvvzaz_yfgsp9">
               <w:r>
                 <w:rPr>
                   <w:rFonts w:ascii="Arial" w:cs="Arial" w:eastAsia="Arial" w:hAnsi="Arial"/>
@@ -15717,7 +15717,7 @@
             <w:pPr>
               <w:spacing w:after="20" w:before="0"/>
             </w:pPr>
-            <w:hyperlink w:history="1" r:id="rId4umppudi21ihvkph2ztfg">
+            <w:hyperlink w:history="1" r:id="rIdgpos6niy1tkqhbke0szry">
               <w:r>
                 <w:rPr>
                   <w:rFonts w:ascii="Arial" w:cs="Arial" w:eastAsia="Arial" w:hAnsi="Arial"/>
@@ -15750,7 +15750,7 @@
               <w:spacing w:after="10" w:before="0"/>
               <w:ind w:left="120"/>
             </w:pPr>
-            <w:hyperlink w:history="1" r:id="rIdbyttzixtc_v8pcusqshak">
+            <w:hyperlink w:history="1" r:id="rId8cwsfitz1q7td_k99qztp">
               <w:r>
                 <w:rPr>
                   <w:rFonts w:ascii="Arial" w:cs="Arial" w:eastAsia="Arial" w:hAnsi="Arial"/>
@@ -15795,7 +15795,7 @@
             <w:pPr>
               <w:spacing w:after="20" w:before="0"/>
             </w:pPr>
-            <w:hyperlink w:history="1" r:id="rIdxwjmabk5ootb4qtkfjmms">
+            <w:hyperlink w:history="1" r:id="rIdfu8cmqbgwdnir3gj3bee4">
               <w:r>
                 <w:rPr>
                   <w:rFonts w:ascii="Arial" w:cs="Arial" w:eastAsia="Arial" w:hAnsi="Arial"/>
@@ -15828,7 +15828,7 @@
               <w:spacing w:after="10" w:before="0"/>
               <w:ind w:left="120"/>
             </w:pPr>
-            <w:hyperlink w:history="1" r:id="rId-etiit9-gcftstwd-yqty">
+            <w:hyperlink w:history="1" r:id="rIdeqnnii6fhxlacrqa1iz_g">
               <w:r>
                 <w:rPr>
                   <w:rFonts w:ascii="Arial" w:cs="Arial" w:eastAsia="Arial" w:hAnsi="Arial"/>
@@ -16023,7 +16023,7 @@
             <w:pPr>
               <w:spacing w:after="20" w:before="0"/>
             </w:pPr>
-            <w:hyperlink w:history="1" r:id="rIdw4lzqejmfpiqojfpchpcs">
+            <w:hyperlink w:history="1" r:id="rId7uqiw1nz0faurdn0jp4od">
               <w:r>
                 <w:rPr>
                   <w:rFonts w:ascii="Arial" w:cs="Arial" w:eastAsia="Arial" w:hAnsi="Arial"/>
@@ -16056,7 +16056,7 @@
               <w:spacing w:after="10" w:before="0"/>
               <w:ind w:left="120"/>
             </w:pPr>
-            <w:hyperlink w:history="1" r:id="rIdi8y9rx0df34htzav-6can">
+            <w:hyperlink w:history="1" r:id="rId4twf1pnlgx4xffvfxmyxj">
               <w:r>
                 <w:rPr>
                   <w:rFonts w:ascii="Arial" w:cs="Arial" w:eastAsia="Arial" w:hAnsi="Arial"/>
@@ -16101,7 +16101,7 @@
             <w:pPr>
               <w:spacing w:after="20" w:before="0"/>
             </w:pPr>
-            <w:hyperlink w:history="1" r:id="rId4pf6ljbxlomiok24bf2hi">
+            <w:hyperlink w:history="1" r:id="rIdv591yqagleoabtm_nvlcq">
               <w:r>
                 <w:rPr>
                   <w:rFonts w:ascii="Arial" w:cs="Arial" w:eastAsia="Arial" w:hAnsi="Arial"/>
@@ -16134,7 +16134,7 @@
               <w:spacing w:after="10" w:before="0"/>
               <w:ind w:left="120"/>
             </w:pPr>
-            <w:hyperlink w:history="1" r:id="rId9iofguxdvtsgolebuztxg">
+            <w:hyperlink w:history="1" r:id="rIdpgnq1etcp9ho2xq6ytkii">
               <w:r>
                 <w:rPr>
                   <w:rFonts w:ascii="Arial" w:cs="Arial" w:eastAsia="Arial" w:hAnsi="Arial"/>
@@ -16329,7 +16329,7 @@
             <w:pPr>
               <w:spacing w:after="20" w:before="0"/>
             </w:pPr>
-            <w:hyperlink w:history="1" r:id="rIdl5nffixvou2fbbbeqd4ev">
+            <w:hyperlink w:history="1" r:id="rIdb0ypufhennotwuldjtpup">
               <w:r>
                 <w:rPr>
                   <w:rFonts w:ascii="Arial" w:cs="Arial" w:eastAsia="Arial" w:hAnsi="Arial"/>
@@ -16362,7 +16362,7 @@
               <w:spacing w:after="10" w:before="0"/>
               <w:ind w:left="120"/>
             </w:pPr>
-            <w:hyperlink w:history="1" r:id="rIdb3nnqpneal9qhulqho3jd">
+            <w:hyperlink w:history="1" r:id="rIdnoppk54flunfcirtmb3hq">
               <w:r>
                 <w:rPr>
                   <w:rFonts w:ascii="Arial" w:cs="Arial" w:eastAsia="Arial" w:hAnsi="Arial"/>
@@ -16407,7 +16407,7 @@
             <w:pPr>
               <w:spacing w:after="20" w:before="0"/>
             </w:pPr>
-            <w:hyperlink w:history="1" r:id="rIdjg9qkn-hzpkmp6izgw2p0">
+            <w:hyperlink w:history="1" r:id="rId-fotisreaa-0qydluvgpq">
               <w:r>
                 <w:rPr>
                   <w:rFonts w:ascii="Arial" w:cs="Arial" w:eastAsia="Arial" w:hAnsi="Arial"/>
@@ -16440,7 +16440,7 @@
               <w:spacing w:after="10" w:before="0"/>
               <w:ind w:left="120"/>
             </w:pPr>
-            <w:hyperlink w:history="1" r:id="rIdghfv3ld4yeikgus2g6k4-">
+            <w:hyperlink w:history="1" r:id="rId8nv3h19eoxan0pxh_kijj">
               <w:r>
                 <w:rPr>
                   <w:rFonts w:ascii="Arial" w:cs="Arial" w:eastAsia="Arial" w:hAnsi="Arial"/>
@@ -17927,7 +17927,7 @@
             <w:pPr>
               <w:spacing w:after="20" w:before="0"/>
             </w:pPr>
-            <w:hyperlink w:history="1" r:id="rIdtoqsin2tpc_x5pmh8m2ka">
+            <w:hyperlink w:history="1" r:id="rIdhzac8sqm5vog3htroac1t">
               <w:r>
                 <w:rPr>
                   <w:rFonts w:ascii="Arial" w:cs="Arial" w:eastAsia="Arial" w:hAnsi="Arial"/>
@@ -17960,7 +17960,7 @@
               <w:spacing w:after="10" w:before="0"/>
               <w:ind w:left="120"/>
             </w:pPr>
-            <w:hyperlink w:history="1" r:id="rIdhka0pulmejo0rhaji4ayi">
+            <w:hyperlink w:history="1" r:id="rIdwfgfudnhqkslravexecjs">
               <w:r>
                 <w:rPr>
                   <w:rFonts w:ascii="Arial" w:cs="Arial" w:eastAsia="Arial" w:hAnsi="Arial"/>
@@ -18005,7 +18005,7 @@
             <w:pPr>
               <w:spacing w:after="20" w:before="0"/>
             </w:pPr>
-            <w:hyperlink w:history="1" r:id="rId4mvmt5tbwmm3fbwy1aqna">
+            <w:hyperlink w:history="1" r:id="rIdkcl3ykhudi0btmflxcj1c">
               <w:r>
                 <w:rPr>
                   <w:rFonts w:ascii="Arial" w:cs="Arial" w:eastAsia="Arial" w:hAnsi="Arial"/>
@@ -18038,7 +18038,7 @@
               <w:spacing w:after="10" w:before="0"/>
               <w:ind w:left="120"/>
             </w:pPr>
-            <w:hyperlink w:history="1" r:id="rIddziodcorv9ytwgpo0ag_q">
+            <w:hyperlink w:history="1" r:id="rIdz-za67slqmyyk3doqottq">
               <w:r>
                 <w:rPr>
                   <w:rFonts w:ascii="Arial" w:cs="Arial" w:eastAsia="Arial" w:hAnsi="Arial"/>
@@ -18233,7 +18233,7 @@
             <w:pPr>
               <w:spacing w:after="20" w:before="0"/>
             </w:pPr>
-            <w:hyperlink w:history="1" r:id="rIdhpvzctfduiw8nwxuvaxbd">
+            <w:hyperlink w:history="1" r:id="rId8mqtaircnde084tofunhe">
               <w:r>
                 <w:rPr>
                   <w:rFonts w:ascii="Arial" w:cs="Arial" w:eastAsia="Arial" w:hAnsi="Arial"/>
@@ -18266,7 +18266,7 @@
               <w:spacing w:after="10" w:before="0"/>
               <w:ind w:left="120"/>
             </w:pPr>
-            <w:hyperlink w:history="1" r:id="rIdipjvp1ic1aknv_x0ajqq8">
+            <w:hyperlink w:history="1" r:id="rIdbwkevfsnveboqozwwhlbv">
               <w:r>
                 <w:rPr>
                   <w:rFonts w:ascii="Arial" w:cs="Arial" w:eastAsia="Arial" w:hAnsi="Arial"/>
@@ -18311,7 +18311,7 @@
             <w:pPr>
               <w:spacing w:after="20" w:before="0"/>
             </w:pPr>
-            <w:hyperlink w:history="1" r:id="rId8kstknkqiy7nhzfqcfwzv">
+            <w:hyperlink w:history="1" r:id="rId4rvvtp1dbf5moklq5umkv">
               <w:r>
                 <w:rPr>
                   <w:rFonts w:ascii="Arial" w:cs="Arial" w:eastAsia="Arial" w:hAnsi="Arial"/>
@@ -18344,7 +18344,7 @@
               <w:spacing w:after="10" w:before="0"/>
               <w:ind w:left="120"/>
             </w:pPr>
-            <w:hyperlink w:history="1" r:id="rIdguvthskwcuqikufp0hgv0">
+            <w:hyperlink w:history="1" r:id="rIdind0jxi5le6bp2gu4l1dq">
               <w:r>
                 <w:rPr>
                   <w:rFonts w:ascii="Arial" w:cs="Arial" w:eastAsia="Arial" w:hAnsi="Arial"/>
@@ -18539,7 +18539,7 @@
             <w:pPr>
               <w:spacing w:after="20" w:before="0"/>
             </w:pPr>
-            <w:hyperlink w:history="1" r:id="rId0ugaw-q-o_jtobj__1qjb">
+            <w:hyperlink w:history="1" r:id="rIdidtjnk6osivtau-95m4n_">
               <w:r>
                 <w:rPr>
                   <w:rFonts w:ascii="Arial" w:cs="Arial" w:eastAsia="Arial" w:hAnsi="Arial"/>
@@ -18572,7 +18572,7 @@
               <w:spacing w:after="10" w:before="0"/>
               <w:ind w:left="120"/>
             </w:pPr>
-            <w:hyperlink w:history="1" r:id="rIdxvuliuezxvb4acdtupjjw">
+            <w:hyperlink w:history="1" r:id="rIdpme3dv1ld3ttna7ifxwyl">
               <w:r>
                 <w:rPr>
                   <w:rFonts w:ascii="Arial" w:cs="Arial" w:eastAsia="Arial" w:hAnsi="Arial"/>
@@ -18617,7 +18617,7 @@
             <w:pPr>
               <w:spacing w:after="20" w:before="0"/>
             </w:pPr>
-            <w:hyperlink w:history="1" r:id="rIdrh4cdwrdf7xdxeodl7w0g">
+            <w:hyperlink w:history="1" r:id="rIdt0nwkiyuh-vqlr4ozmn62">
               <w:r>
                 <w:rPr>
                   <w:rFonts w:ascii="Arial" w:cs="Arial" w:eastAsia="Arial" w:hAnsi="Arial"/>
@@ -18650,7 +18650,7 @@
               <w:spacing w:after="10" w:before="0"/>
               <w:ind w:left="120"/>
             </w:pPr>
-            <w:hyperlink w:history="1" r:id="rIdndc79gr_97fbzqbg57fas">
+            <w:hyperlink w:history="1" r:id="rIdkckdmreiwvh2vy0mcakud">
               <w:r>
                 <w:rPr>
                   <w:rFonts w:ascii="Arial" w:cs="Arial" w:eastAsia="Arial" w:hAnsi="Arial"/>
@@ -18845,7 +18845,7 @@
             <w:pPr>
               <w:spacing w:after="20" w:before="0"/>
             </w:pPr>
-            <w:hyperlink w:history="1" r:id="rIduu6z2ovucpubcrcvtcb-d">
+            <w:hyperlink w:history="1" r:id="rIdolla8gz_tumjgpck90qd8">
               <w:r>
                 <w:rPr>
                   <w:rFonts w:ascii="Arial" w:cs="Arial" w:eastAsia="Arial" w:hAnsi="Arial"/>
@@ -18878,7 +18878,7 @@
               <w:spacing w:after="10" w:before="0"/>
               <w:ind w:left="120"/>
             </w:pPr>
-            <w:hyperlink w:history="1" r:id="rIdazsf_fhfg6v_uzefgqfze">
+            <w:hyperlink w:history="1" r:id="rIdifzcscy7m-kwhiohcx70j">
               <w:r>
                 <w:rPr>
                   <w:rFonts w:ascii="Arial" w:cs="Arial" w:eastAsia="Arial" w:hAnsi="Arial"/>
@@ -18923,7 +18923,7 @@
             <w:pPr>
               <w:spacing w:after="20" w:before="0"/>
             </w:pPr>
-            <w:hyperlink w:history="1" r:id="rId0zam0mbqbfofw2kwseiyf">
+            <w:hyperlink w:history="1" r:id="rIdrd7vxaof2qzoup1mdccua">
               <w:r>
                 <w:rPr>
                   <w:rFonts w:ascii="Arial" w:cs="Arial" w:eastAsia="Arial" w:hAnsi="Arial"/>
@@ -18956,7 +18956,7 @@
               <w:spacing w:after="10" w:before="0"/>
               <w:ind w:left="120"/>
             </w:pPr>
-            <w:hyperlink w:history="1" r:id="rIdjtuaxipeh1ishjuf3aqia">
+            <w:hyperlink w:history="1" r:id="rIdhw4x22f7ifvfytmoq5pva">
               <w:r>
                 <w:rPr>
                   <w:rFonts w:ascii="Arial" w:cs="Arial" w:eastAsia="Arial" w:hAnsi="Arial"/>
@@ -19151,7 +19151,7 @@
             <w:pPr>
               <w:spacing w:after="20" w:before="0"/>
             </w:pPr>
-            <w:hyperlink w:history="1" r:id="rIdebm9qdl3ztjadasx8as0a">
+            <w:hyperlink w:history="1" r:id="rIdejxq-kpunz0sy2d7tdjbr">
               <w:r>
                 <w:rPr>
                   <w:rFonts w:ascii="Arial" w:cs="Arial" w:eastAsia="Arial" w:hAnsi="Arial"/>
@@ -19184,7 +19184,7 @@
               <w:spacing w:after="10" w:before="0"/>
               <w:ind w:left="120"/>
             </w:pPr>
-            <w:hyperlink w:history="1" r:id="rIdjykrvzlm9oy10r2_ftfbn">
+            <w:hyperlink w:history="1" r:id="rIds3u-fta9lqv4-qbgcxxy-">
               <w:r>
                 <w:rPr>
                   <w:rFonts w:ascii="Arial" w:cs="Arial" w:eastAsia="Arial" w:hAnsi="Arial"/>
@@ -19229,7 +19229,7 @@
             <w:pPr>
               <w:spacing w:after="20" w:before="0"/>
             </w:pPr>
-            <w:hyperlink w:history="1" r:id="rIdryxtxhujpqnmvyrbdtd3e">
+            <w:hyperlink w:history="1" r:id="rIdq2eoszkk3gubxkftj2epb">
               <w:r>
                 <w:rPr>
                   <w:rFonts w:ascii="Arial" w:cs="Arial" w:eastAsia="Arial" w:hAnsi="Arial"/>
@@ -19262,7 +19262,7 @@
               <w:spacing w:after="10" w:before="0"/>
               <w:ind w:left="120"/>
             </w:pPr>
-            <w:hyperlink w:history="1" r:id="rIdcnbee3x-f_iqevlvut8by">
+            <w:hyperlink w:history="1" r:id="rIdgqr_wfdhecgrbxmdras1b">
               <w:r>
                 <w:rPr>
                   <w:rFonts w:ascii="Arial" w:cs="Arial" w:eastAsia="Arial" w:hAnsi="Arial"/>
@@ -20749,7 +20749,7 @@
             <w:pPr>
               <w:spacing w:after="20" w:before="0"/>
             </w:pPr>
-            <w:hyperlink w:history="1" r:id="rIdlom2bi2urvopqykncwd0a">
+            <w:hyperlink w:history="1" r:id="rIdd5rd65vfm4xlfshpzmlrj">
               <w:r>
                 <w:rPr>
                   <w:rFonts w:ascii="Arial" w:cs="Arial" w:eastAsia="Arial" w:hAnsi="Arial"/>
@@ -20782,7 +20782,7 @@
               <w:spacing w:after="10" w:before="0"/>
               <w:ind w:left="120"/>
             </w:pPr>
-            <w:hyperlink w:history="1" r:id="rIdg_7rasg6o_andarlhjpef">
+            <w:hyperlink w:history="1" r:id="rIdes3p-xclfgjuvaxaj1iev">
               <w:r>
                 <w:rPr>
                   <w:rFonts w:ascii="Arial" w:cs="Arial" w:eastAsia="Arial" w:hAnsi="Arial"/>
@@ -20827,7 +20827,7 @@
             <w:pPr>
               <w:spacing w:after="20" w:before="0"/>
             </w:pPr>
-            <w:hyperlink w:history="1" r:id="rId-zjrckksbsiccn1u3_zwk">
+            <w:hyperlink w:history="1" r:id="rId5dyl79lo2fcimt35hy9wj">
               <w:r>
                 <w:rPr>
                   <w:rFonts w:ascii="Arial" w:cs="Arial" w:eastAsia="Arial" w:hAnsi="Arial"/>
@@ -20860,7 +20860,7 @@
               <w:spacing w:after="10" w:before="0"/>
               <w:ind w:left="120"/>
             </w:pPr>
-            <w:hyperlink w:history="1" r:id="rIdwyxy7rfvyzpkzxsxir0mt">
+            <w:hyperlink w:history="1" r:id="rIdgpxd-vzmkuqac32rx97j6">
               <w:r>
                 <w:rPr>
                   <w:rFonts w:ascii="Arial" w:cs="Arial" w:eastAsia="Arial" w:hAnsi="Arial"/>
@@ -21150,7 +21150,7 @@
             <w:pPr>
               <w:spacing w:after="20" w:before="0"/>
             </w:pPr>
-            <w:hyperlink w:history="1" r:id="rIdq0xe-y31e9d1r5ii6shzz">
+            <w:hyperlink w:history="1" r:id="rIdlggkcfjtpc_hnwonzowyr">
               <w:r>
                 <w:rPr>
                   <w:rFonts w:ascii="Arial" w:cs="Arial" w:eastAsia="Arial" w:hAnsi="Arial"/>
@@ -21183,7 +21183,7 @@
               <w:spacing w:after="10" w:before="0"/>
               <w:ind w:left="120"/>
             </w:pPr>
-            <w:hyperlink w:history="1" r:id="rId912pzcu1109h2jefekx-q">
+            <w:hyperlink w:history="1" r:id="rIdw6vj_w5x4pdbict8kb9ns">
               <w:r>
                 <w:rPr>
                   <w:rFonts w:ascii="Arial" w:cs="Arial" w:eastAsia="Arial" w:hAnsi="Arial"/>
@@ -21228,7 +21228,7 @@
             <w:pPr>
               <w:spacing w:after="20" w:before="0"/>
             </w:pPr>
-            <w:hyperlink w:history="1" r:id="rIdgngez7mxljfmy-ana-xak">
+            <w:hyperlink w:history="1" r:id="rIdooz4qn3y7mt5zq6fjen3j">
               <w:r>
                 <w:rPr>
                   <w:rFonts w:ascii="Arial" w:cs="Arial" w:eastAsia="Arial" w:hAnsi="Arial"/>
@@ -21261,7 +21261,7 @@
               <w:spacing w:after="10" w:before="0"/>
               <w:ind w:left="120"/>
             </w:pPr>
-            <w:hyperlink w:history="1" r:id="rId2tljhgwsa3nrbtf34d-jy">
+            <w:hyperlink w:history="1" r:id="rIdvelw3jm0bhq6oksz9vygm">
               <w:r>
                 <w:rPr>
                   <w:rFonts w:ascii="Arial" w:cs="Arial" w:eastAsia="Arial" w:hAnsi="Arial"/>
@@ -21589,7 +21589,7 @@
             <w:pPr>
               <w:spacing w:after="20" w:before="0"/>
             </w:pPr>
-            <w:hyperlink w:history="1" r:id="rIduc-9agevzlnbmsmpc_pkf">
+            <w:hyperlink w:history="1" r:id="rIdhvjgf_6sikxwhrydpr-wv">
               <w:r>
                 <w:rPr>
                   <w:rFonts w:ascii="Arial" w:cs="Arial" w:eastAsia="Arial" w:hAnsi="Arial"/>
@@ -21622,7 +21622,7 @@
               <w:spacing w:after="10" w:before="0"/>
               <w:ind w:left="120"/>
             </w:pPr>
-            <w:hyperlink w:history="1" r:id="rIda4vicq5wxjymrgii33n1p">
+            <w:hyperlink w:history="1" r:id="rIdhwoywxrpaeq9enw223xji">
               <w:r>
                 <w:rPr>
                   <w:rFonts w:ascii="Arial" w:cs="Arial" w:eastAsia="Arial" w:hAnsi="Arial"/>
@@ -21667,7 +21667,7 @@
             <w:pPr>
               <w:spacing w:after="20" w:before="0"/>
             </w:pPr>
-            <w:hyperlink w:history="1" r:id="rIdj6kbvyoktbej2rvmwxrml">
+            <w:hyperlink w:history="1" r:id="rIdbzoazmw-vne1ym198v8x4">
               <w:r>
                 <w:rPr>
                   <w:rFonts w:ascii="Arial" w:cs="Arial" w:eastAsia="Arial" w:hAnsi="Arial"/>
@@ -21700,7 +21700,7 @@
               <w:spacing w:after="10" w:before="0"/>
               <w:ind w:left="120"/>
             </w:pPr>
-            <w:hyperlink w:history="1" r:id="rIdvjwskpaiz34v_t_eahzlg">
+            <w:hyperlink w:history="1" r:id="rIdx5e_zgwxthiharrbhiyge">
               <w:r>
                 <w:rPr>
                   <w:rFonts w:ascii="Arial" w:cs="Arial" w:eastAsia="Arial" w:hAnsi="Arial"/>
@@ -21990,7 +21990,7 @@
             <w:pPr>
               <w:spacing w:after="20" w:before="0"/>
             </w:pPr>
-            <w:hyperlink w:history="1" r:id="rId1xgg_flodg9hznixnnsus">
+            <w:hyperlink w:history="1" r:id="rId00ypb5laeo2xsokgkslig">
               <w:r>
                 <w:rPr>
                   <w:rFonts w:ascii="Arial" w:cs="Arial" w:eastAsia="Arial" w:hAnsi="Arial"/>
@@ -22023,7 +22023,7 @@
               <w:spacing w:after="10" w:before="0"/>
               <w:ind w:left="120"/>
             </w:pPr>
-            <w:hyperlink w:history="1" r:id="rIdhz2lc8lmhsdntuxt60h6c">
+            <w:hyperlink w:history="1" r:id="rIdmzcxbs_kzpbkveg98juws">
               <w:r>
                 <w:rPr>
                   <w:rFonts w:ascii="Arial" w:cs="Arial" w:eastAsia="Arial" w:hAnsi="Arial"/>
@@ -22068,7 +22068,7 @@
             <w:pPr>
               <w:spacing w:after="20" w:before="0"/>
             </w:pPr>
-            <w:hyperlink w:history="1" r:id="rIdovmezad93buby3hnj2f75">
+            <w:hyperlink w:history="1" r:id="rIdjygfecfblvjmc6pzjnkee">
               <w:r>
                 <w:rPr>
                   <w:rFonts w:ascii="Arial" w:cs="Arial" w:eastAsia="Arial" w:hAnsi="Arial"/>
@@ -22101,7 +22101,7 @@
               <w:spacing w:after="10" w:before="0"/>
               <w:ind w:left="120"/>
             </w:pPr>
-            <w:hyperlink w:history="1" r:id="rIdzr_3jlmsep2kpgc-xbsoh">
+            <w:hyperlink w:history="1" r:id="rIdphirkdp-gfs4g-nyedcs-">
               <w:r>
                 <w:rPr>
                   <w:rFonts w:ascii="Arial" w:cs="Arial" w:eastAsia="Arial" w:hAnsi="Arial"/>
@@ -22353,7 +22353,7 @@
             <w:pPr>
               <w:spacing w:after="20" w:before="0"/>
             </w:pPr>
-            <w:hyperlink w:history="1" r:id="rIdkm7rrms3ioc6bbyii2dhc">
+            <w:hyperlink w:history="1" r:id="rIdmu_y-1kqkvvs8soa5xqjk">
               <w:r>
                 <w:rPr>
                   <w:rFonts w:ascii="Arial" w:cs="Arial" w:eastAsia="Arial" w:hAnsi="Arial"/>
@@ -22386,7 +22386,7 @@
               <w:spacing w:after="10" w:before="0"/>
               <w:ind w:left="120"/>
             </w:pPr>
-            <w:hyperlink w:history="1" r:id="rIdly3x0yht-vwyjonezozc4">
+            <w:hyperlink w:history="1" r:id="rIdig1p0u3vfuwinqsmdfqoh">
               <w:r>
                 <w:rPr>
                   <w:rFonts w:ascii="Arial" w:cs="Arial" w:eastAsia="Arial" w:hAnsi="Arial"/>
@@ -22431,7 +22431,7 @@
             <w:pPr>
               <w:spacing w:after="20" w:before="0"/>
             </w:pPr>
-            <w:hyperlink w:history="1" r:id="rIdekkmyzcpooqjinjrwvbku">
+            <w:hyperlink w:history="1" r:id="rIdwh6uywmoqsmi32asjdqsv">
               <w:r>
                 <w:rPr>
                   <w:rFonts w:ascii="Arial" w:cs="Arial" w:eastAsia="Arial" w:hAnsi="Arial"/>
@@ -22464,7 +22464,7 @@
               <w:spacing w:after="10" w:before="0"/>
               <w:ind w:left="120"/>
             </w:pPr>
-            <w:hyperlink w:history="1" r:id="rIdqolh6siyocukd1ln3nkaa">
+            <w:hyperlink w:history="1" r:id="rIdayc_1ae1xe9rb2nvy5nhm">
               <w:r>
                 <w:rPr>
                   <w:rFonts w:ascii="Arial" w:cs="Arial" w:eastAsia="Arial" w:hAnsi="Arial"/>
@@ -24141,7 +24141,7 @@
             <w:pPr>
               <w:spacing w:after="20" w:before="0"/>
             </w:pPr>
-            <w:hyperlink w:history="1" r:id="rIdiq4riiphb0lm0ejgxoi-5">
+            <w:hyperlink w:history="1" r:id="rIdxxv0sequztduzundjyz5f">
               <w:r>
                 <w:rPr>
                   <w:rFonts w:ascii="Arial" w:cs="Arial" w:eastAsia="Arial" w:hAnsi="Arial"/>
@@ -24174,7 +24174,7 @@
               <w:spacing w:after="10" w:before="0"/>
               <w:ind w:left="120"/>
             </w:pPr>
-            <w:hyperlink w:history="1" r:id="rId9o0idi4hezfvb4jfpijlq">
+            <w:hyperlink w:history="1" r:id="rIdivbm0rrmimvh90rozllzd">
               <w:r>
                 <w:rPr>
                   <w:rFonts w:ascii="Arial" w:cs="Arial" w:eastAsia="Arial" w:hAnsi="Arial"/>
@@ -24219,7 +24219,7 @@
             <w:pPr>
               <w:spacing w:after="20" w:before="0"/>
             </w:pPr>
-            <w:hyperlink w:history="1" r:id="rIdju80lvstlnmdegbllvij-">
+            <w:hyperlink w:history="1" r:id="rIdjizw6jykhy0i8g_lxc4rd">
               <w:r>
                 <w:rPr>
                   <w:rFonts w:ascii="Arial" w:cs="Arial" w:eastAsia="Arial" w:hAnsi="Arial"/>
@@ -24252,7 +24252,7 @@
               <w:spacing w:after="10" w:before="0"/>
               <w:ind w:left="120"/>
             </w:pPr>
-            <w:hyperlink w:history="1" r:id="rIdszy7osmdp6rjofw6wcmjz">
+            <w:hyperlink w:history="1" r:id="rIdciompdr1fkjef4mkysefo">
               <w:r>
                 <w:rPr>
                   <w:rFonts w:ascii="Arial" w:cs="Arial" w:eastAsia="Arial" w:hAnsi="Arial"/>
@@ -24447,7 +24447,7 @@
             <w:pPr>
               <w:spacing w:after="20" w:before="0"/>
             </w:pPr>
-            <w:hyperlink w:history="1" r:id="rIdrtkoqndk-ea3rl_77fbhx">
+            <w:hyperlink w:history="1" r:id="rIdfvmuokloyzi3ebl8hahnz">
               <w:r>
                 <w:rPr>
                   <w:rFonts w:ascii="Arial" w:cs="Arial" w:eastAsia="Arial" w:hAnsi="Arial"/>
@@ -24480,7 +24480,7 @@
               <w:spacing w:after="10" w:before="0"/>
               <w:ind w:left="120"/>
             </w:pPr>
-            <w:hyperlink w:history="1" r:id="rIdqto4di8a-tx_jutpxoatn">
+            <w:hyperlink w:history="1" r:id="rIdkhqydwkt0b44dkj9v_e0s">
               <w:r>
                 <w:rPr>
                   <w:rFonts w:ascii="Arial" w:cs="Arial" w:eastAsia="Arial" w:hAnsi="Arial"/>
@@ -24525,7 +24525,7 @@
             <w:pPr>
               <w:spacing w:after="20" w:before="0"/>
             </w:pPr>
-            <w:hyperlink w:history="1" r:id="rIdffapv2yzh5pv6ccutqxzm">
+            <w:hyperlink w:history="1" r:id="rId83a6cgt2cyrmpk268xpnp">
               <w:r>
                 <w:rPr>
                   <w:rFonts w:ascii="Arial" w:cs="Arial" w:eastAsia="Arial" w:hAnsi="Arial"/>
@@ -24558,7 +24558,7 @@
               <w:spacing w:after="10" w:before="0"/>
               <w:ind w:left="120"/>
             </w:pPr>
-            <w:hyperlink w:history="1" r:id="rIdbaddjpexfuq1ouwnj7ap7">
+            <w:hyperlink w:history="1" r:id="rIdid13hg0ypqlc2uxsyrbdd">
               <w:r>
                 <w:rPr>
                   <w:rFonts w:ascii="Arial" w:cs="Arial" w:eastAsia="Arial" w:hAnsi="Arial"/>
@@ -24753,7 +24753,7 @@
             <w:pPr>
               <w:spacing w:after="20" w:before="0"/>
             </w:pPr>
-            <w:hyperlink w:history="1" r:id="rId3bwikub6ndtqfxufegpip">
+            <w:hyperlink w:history="1" r:id="rIdgcrj-rpkk1-prrpdhkkqx">
               <w:r>
                 <w:rPr>
                   <w:rFonts w:ascii="Arial" w:cs="Arial" w:eastAsia="Arial" w:hAnsi="Arial"/>
@@ -24786,7 +24786,7 @@
               <w:spacing w:after="10" w:before="0"/>
               <w:ind w:left="120"/>
             </w:pPr>
-            <w:hyperlink w:history="1" r:id="rIdjlhimpohfbq7rflsusqv8">
+            <w:hyperlink w:history="1" r:id="rIdj-olrlbmnvdys2mwetzii">
               <w:r>
                 <w:rPr>
                   <w:rFonts w:ascii="Arial" w:cs="Arial" w:eastAsia="Arial" w:hAnsi="Arial"/>
@@ -24831,7 +24831,7 @@
             <w:pPr>
               <w:spacing w:after="20" w:before="0"/>
             </w:pPr>
-            <w:hyperlink w:history="1" r:id="rIdu4w0srafevld0vs3s92gy">
+            <w:hyperlink w:history="1" r:id="rIdhv6efvhjveim0g2qh5itn">
               <w:r>
                 <w:rPr>
                   <w:rFonts w:ascii="Arial" w:cs="Arial" w:eastAsia="Arial" w:hAnsi="Arial"/>
@@ -24864,7 +24864,7 @@
               <w:spacing w:after="10" w:before="0"/>
               <w:ind w:left="120"/>
             </w:pPr>
-            <w:hyperlink w:history="1" r:id="rId55krwntrws-6tzl2lnxrf">
+            <w:hyperlink w:history="1" r:id="rIdq33sqhgirvc8skq2zkmuk">
               <w:r>
                 <w:rPr>
                   <w:rFonts w:ascii="Arial" w:cs="Arial" w:eastAsia="Arial" w:hAnsi="Arial"/>
@@ -25059,7 +25059,7 @@
             <w:pPr>
               <w:spacing w:after="20" w:before="0"/>
             </w:pPr>
-            <w:hyperlink w:history="1" r:id="rId-etk6kvb3smwvyoh8zdwt">
+            <w:hyperlink w:history="1" r:id="rIdoufavvegyn2apn439klew">
               <w:r>
                 <w:rPr>
                   <w:rFonts w:ascii="Arial" w:cs="Arial" w:eastAsia="Arial" w:hAnsi="Arial"/>
@@ -25092,7 +25092,7 @@
               <w:spacing w:after="10" w:before="0"/>
               <w:ind w:left="120"/>
             </w:pPr>
-            <w:hyperlink w:history="1" r:id="rIdajqgxjlfjdofdk5er7ox6">
+            <w:hyperlink w:history="1" r:id="rIdoh3drg7dr8nwl2ssy6epx">
               <w:r>
                 <w:rPr>
                   <w:rFonts w:ascii="Arial" w:cs="Arial" w:eastAsia="Arial" w:hAnsi="Arial"/>
@@ -25137,7 +25137,7 @@
             <w:pPr>
               <w:spacing w:after="20" w:before="0"/>
             </w:pPr>
-            <w:hyperlink w:history="1" r:id="rIdtqimim4_qgraajosvxjw8">
+            <w:hyperlink w:history="1" r:id="rIdkcrbma-r8mumoenedvxef">
               <w:r>
                 <w:rPr>
                   <w:rFonts w:ascii="Arial" w:cs="Arial" w:eastAsia="Arial" w:hAnsi="Arial"/>
@@ -25170,7 +25170,7 @@
               <w:spacing w:after="10" w:before="0"/>
               <w:ind w:left="120"/>
             </w:pPr>
-            <w:hyperlink w:history="1" r:id="rIdyvfsg-qgjv5sbubefcbit">
+            <w:hyperlink w:history="1" r:id="rIdid6917opodswaqgyscm-2">
               <w:r>
                 <w:rPr>
                   <w:rFonts w:ascii="Arial" w:cs="Arial" w:eastAsia="Arial" w:hAnsi="Arial"/>
@@ -25365,7 +25365,7 @@
             <w:pPr>
               <w:spacing w:after="20" w:before="0"/>
             </w:pPr>
-            <w:hyperlink w:history="1" r:id="rIdr7merkrynfss4zqo0xcmd">
+            <w:hyperlink w:history="1" r:id="rId0vzxnox1-1_uzixwuxq04">
               <w:r>
                 <w:rPr>
                   <w:rFonts w:ascii="Arial" w:cs="Arial" w:eastAsia="Arial" w:hAnsi="Arial"/>
@@ -25398,7 +25398,7 @@
               <w:spacing w:after="10" w:before="0"/>
               <w:ind w:left="120"/>
             </w:pPr>
-            <w:hyperlink w:history="1" r:id="rIdfblzdips0cgkbyakkft1w">
+            <w:hyperlink w:history="1" r:id="rIdsplpaly0jrocidiikhgdj">
               <w:r>
                 <w:rPr>
                   <w:rFonts w:ascii="Arial" w:cs="Arial" w:eastAsia="Arial" w:hAnsi="Arial"/>
@@ -25443,7 +25443,7 @@
             <w:pPr>
               <w:spacing w:after="20" w:before="0"/>
             </w:pPr>
-            <w:hyperlink w:history="1" r:id="rIdap-jyvhmwof-hxqb3nlfz">
+            <w:hyperlink w:history="1" r:id="rIdzzsah1_jptkei5ydopzlj">
               <w:r>
                 <w:rPr>
                   <w:rFonts w:ascii="Arial" w:cs="Arial" w:eastAsia="Arial" w:hAnsi="Arial"/>
@@ -25476,7 +25476,7 @@
               <w:spacing w:after="10" w:before="0"/>
               <w:ind w:left="120"/>
             </w:pPr>
-            <w:hyperlink w:history="1" r:id="rId15cje6bmk7fmti6ochinm">
+            <w:hyperlink w:history="1" r:id="rIdt9yhsrto-fpyq9vwz6x-v">
               <w:r>
                 <w:rPr>
                   <w:rFonts w:ascii="Arial" w:cs="Arial" w:eastAsia="Arial" w:hAnsi="Arial"/>
@@ -26963,7 +26963,7 @@
             <w:pPr>
               <w:spacing w:after="20" w:before="0"/>
             </w:pPr>
-            <w:hyperlink w:history="1" r:id="rIdngd6nbgadrzawa9z916bl">
+            <w:hyperlink w:history="1" r:id="rIdnodsmwqectgdueees1usl">
               <w:r>
                 <w:rPr>
                   <w:rFonts w:ascii="Arial" w:cs="Arial" w:eastAsia="Arial" w:hAnsi="Arial"/>
@@ -26996,7 +26996,7 @@
               <w:spacing w:after="10" w:before="0"/>
               <w:ind w:left="120"/>
             </w:pPr>
-            <w:hyperlink w:history="1" r:id="rIdbvlgpbehu54jnqwnmnmhb">
+            <w:hyperlink w:history="1" r:id="rIdq0il6ex68qnmnjd6_ocey">
               <w:r>
                 <w:rPr>
                   <w:rFonts w:ascii="Arial" w:cs="Arial" w:eastAsia="Arial" w:hAnsi="Arial"/>
@@ -27041,7 +27041,7 @@
             <w:pPr>
               <w:spacing w:after="20" w:before="0"/>
             </w:pPr>
-            <w:hyperlink w:history="1" r:id="rIde9xiydybzhx6abrifokh5">
+            <w:hyperlink w:history="1" r:id="rIdnhxvz_t6ndw7jct-vosgc">
               <w:r>
                 <w:rPr>
                   <w:rFonts w:ascii="Arial" w:cs="Arial" w:eastAsia="Arial" w:hAnsi="Arial"/>
@@ -27074,7 +27074,7 @@
               <w:spacing w:after="10" w:before="0"/>
               <w:ind w:left="120"/>
             </w:pPr>
-            <w:hyperlink w:history="1" r:id="rIdtoq3r0fqi6vdhj3a42d5l">
+            <w:hyperlink w:history="1" r:id="rIdhuwpmbdicwj7lrmioy7xi">
               <w:r>
                 <w:rPr>
                   <w:rFonts w:ascii="Arial" w:cs="Arial" w:eastAsia="Arial" w:hAnsi="Arial"/>
@@ -27269,7 +27269,7 @@
             <w:pPr>
               <w:spacing w:after="20" w:before="0"/>
             </w:pPr>
-            <w:hyperlink w:history="1" r:id="rIdg6kd1iesdiu284g1k50ut">
+            <w:hyperlink w:history="1" r:id="rIdqatd0qvanvm_-9gn89ve7">
               <w:r>
                 <w:rPr>
                   <w:rFonts w:ascii="Arial" w:cs="Arial" w:eastAsia="Arial" w:hAnsi="Arial"/>
@@ -27302,7 +27302,7 @@
               <w:spacing w:after="10" w:before="0"/>
               <w:ind w:left="120"/>
             </w:pPr>
-            <w:hyperlink w:history="1" r:id="rId5p9znoau0g_spmrhxxmxc">
+            <w:hyperlink w:history="1" r:id="rIdjllmysdnwmxzgxoe0nfd-">
               <w:r>
                 <w:rPr>
                   <w:rFonts w:ascii="Arial" w:cs="Arial" w:eastAsia="Arial" w:hAnsi="Arial"/>
@@ -27347,7 +27347,7 @@
             <w:pPr>
               <w:spacing w:after="20" w:before="0"/>
             </w:pPr>
-            <w:hyperlink w:history="1" r:id="rIdlqoqcdcfc0h6txvrvlqf1">
+            <w:hyperlink w:history="1" r:id="rIdczddikhns_ql0yyg7vmr0">
               <w:r>
                 <w:rPr>
                   <w:rFonts w:ascii="Arial" w:cs="Arial" w:eastAsia="Arial" w:hAnsi="Arial"/>
@@ -27380,7 +27380,7 @@
               <w:spacing w:after="10" w:before="0"/>
               <w:ind w:left="120"/>
             </w:pPr>
-            <w:hyperlink w:history="1" r:id="rIddqe8i0tgv8jlimkh5kteh">
+            <w:hyperlink w:history="1" r:id="rIdv9hxmrs5iofjlgwgnaar2">
               <w:r>
                 <w:rPr>
                   <w:rFonts w:ascii="Arial" w:cs="Arial" w:eastAsia="Arial" w:hAnsi="Arial"/>
@@ -27575,7 +27575,7 @@
             <w:pPr>
               <w:spacing w:after="20" w:before="0"/>
             </w:pPr>
-            <w:hyperlink w:history="1" r:id="rIdwuxx2vphrl6bktogcjyjs">
+            <w:hyperlink w:history="1" r:id="rIdatsiaz8kjzfdomszfjlan">
               <w:r>
                 <w:rPr>
                   <w:rFonts w:ascii="Arial" w:cs="Arial" w:eastAsia="Arial" w:hAnsi="Arial"/>
@@ -27608,7 +27608,7 @@
               <w:spacing w:after="10" w:before="0"/>
               <w:ind w:left="120"/>
             </w:pPr>
-            <w:hyperlink w:history="1" r:id="rIdi2v8b5yf5bhitxxhguz4u">
+            <w:hyperlink w:history="1" r:id="rIdfplry6ogjpud6hrvcmnod">
               <w:r>
                 <w:rPr>
                   <w:rFonts w:ascii="Arial" w:cs="Arial" w:eastAsia="Arial" w:hAnsi="Arial"/>
@@ -27653,7 +27653,7 @@
             <w:pPr>
               <w:spacing w:after="20" w:before="0"/>
             </w:pPr>
-            <w:hyperlink w:history="1" r:id="rIduyp4ysvaef2efel18bwvu">
+            <w:hyperlink w:history="1" r:id="rIdmajm2cydjj7fg6ktoauib">
               <w:r>
                 <w:rPr>
                   <w:rFonts w:ascii="Arial" w:cs="Arial" w:eastAsia="Arial" w:hAnsi="Arial"/>
@@ -27686,7 +27686,7 @@
               <w:spacing w:after="10" w:before="0"/>
               <w:ind w:left="120"/>
             </w:pPr>
-            <w:hyperlink w:history="1" r:id="rIdsscy5rrwq3qypbmvtqh9u">
+            <w:hyperlink w:history="1" r:id="rIdxwx9hjdszd7rhpzmufurf">
               <w:r>
                 <w:rPr>
                   <w:rFonts w:ascii="Arial" w:cs="Arial" w:eastAsia="Arial" w:hAnsi="Arial"/>
@@ -27881,7 +27881,7 @@
             <w:pPr>
               <w:spacing w:after="20" w:before="0"/>
             </w:pPr>
-            <w:hyperlink w:history="1" r:id="rId86dckrt7elwgz88x5pnqo">
+            <w:hyperlink w:history="1" r:id="rIdidi2pacjhoi8fxck2qvqx">
               <w:r>
                 <w:rPr>
                   <w:rFonts w:ascii="Arial" w:cs="Arial" w:eastAsia="Arial" w:hAnsi="Arial"/>
@@ -27914,7 +27914,7 @@
               <w:spacing w:after="10" w:before="0"/>
               <w:ind w:left="120"/>
             </w:pPr>
-            <w:hyperlink w:history="1" r:id="rIdmg5eaxasfaqw5fmswh3rd">
+            <w:hyperlink w:history="1" r:id="rId4njigroyzpjguelundhzj">
               <w:r>
                 <w:rPr>
                   <w:rFonts w:ascii="Arial" w:cs="Arial" w:eastAsia="Arial" w:hAnsi="Arial"/>
@@ -27959,7 +27959,7 @@
             <w:pPr>
               <w:spacing w:after="20" w:before="0"/>
             </w:pPr>
-            <w:hyperlink w:history="1" r:id="rIdp_1xmb3gz_tvfjvc9ccsw">
+            <w:hyperlink w:history="1" r:id="rId28s5xhab8fo0odxbndyny">
               <w:r>
                 <w:rPr>
                   <w:rFonts w:ascii="Arial" w:cs="Arial" w:eastAsia="Arial" w:hAnsi="Arial"/>
@@ -27992,7 +27992,7 @@
               <w:spacing w:after="10" w:before="0"/>
               <w:ind w:left="120"/>
             </w:pPr>
-            <w:hyperlink w:history="1" r:id="rIdpxfjapawmjb4km3uinhr7">
+            <w:hyperlink w:history="1" r:id="rIdurey9kgzfxxg1g9rgiydq">
               <w:r>
                 <w:rPr>
                   <w:rFonts w:ascii="Arial" w:cs="Arial" w:eastAsia="Arial" w:hAnsi="Arial"/>
@@ -28187,7 +28187,7 @@
             <w:pPr>
               <w:spacing w:after="20" w:before="0"/>
             </w:pPr>
-            <w:hyperlink w:history="1" r:id="rIdbxrj60lgxvqo6dmgomqlx">
+            <w:hyperlink w:history="1" r:id="rIdkgxgba9y-ulvz0qmamhyg">
               <w:r>
                 <w:rPr>
                   <w:rFonts w:ascii="Arial" w:cs="Arial" w:eastAsia="Arial" w:hAnsi="Arial"/>
@@ -28220,7 +28220,7 @@
               <w:spacing w:after="10" w:before="0"/>
               <w:ind w:left="120"/>
             </w:pPr>
-            <w:hyperlink w:history="1" r:id="rId3nd3jstpf6y6aonehlgjy">
+            <w:hyperlink w:history="1" r:id="rId9pxeahn5elhmjfmq_hmjc">
               <w:r>
                 <w:rPr>
                   <w:rFonts w:ascii="Arial" w:cs="Arial" w:eastAsia="Arial" w:hAnsi="Arial"/>
@@ -28265,7 +28265,7 @@
             <w:pPr>
               <w:spacing w:after="20" w:before="0"/>
             </w:pPr>
-            <w:hyperlink w:history="1" r:id="rId3r9qkgic2t8mmvubvfq0h">
+            <w:hyperlink w:history="1" r:id="rIdh8pudn2haxu5mr61bue43">
               <w:r>
                 <w:rPr>
                   <w:rFonts w:ascii="Arial" w:cs="Arial" w:eastAsia="Arial" w:hAnsi="Arial"/>
@@ -28298,7 +28298,7 @@
               <w:spacing w:after="10" w:before="0"/>
               <w:ind w:left="120"/>
             </w:pPr>
-            <w:hyperlink w:history="1" r:id="rId7umsybmagaxn7pu_yapeh">
+            <w:hyperlink w:history="1" r:id="rIdxtm7pfkjz03pbkebo61h6">
               <w:r>
                 <w:rPr>
                   <w:rFonts w:ascii="Arial" w:cs="Arial" w:eastAsia="Arial" w:hAnsi="Arial"/>
@@ -29785,7 +29785,7 @@
             <w:pPr>
               <w:spacing w:after="20" w:before="0"/>
             </w:pPr>
-            <w:hyperlink w:history="1" r:id="rIdtpeftsoy1hyq5ccczomrt">
+            <w:hyperlink w:history="1" r:id="rIdj6tvwajxvccyhjw7g-qic">
               <w:r>
                 <w:rPr>
                   <w:rFonts w:ascii="Arial" w:cs="Arial" w:eastAsia="Arial" w:hAnsi="Arial"/>
@@ -29818,7 +29818,7 @@
               <w:spacing w:after="10" w:before="0"/>
               <w:ind w:left="120"/>
             </w:pPr>
-            <w:hyperlink w:history="1" r:id="rIdmuxej3vzvscgcv2nliofn">
+            <w:hyperlink w:history="1" r:id="rIdiaehtwm0wuanoyuji7ll1">
               <w:r>
                 <w:rPr>
                   <w:rFonts w:ascii="Arial" w:cs="Arial" w:eastAsia="Arial" w:hAnsi="Arial"/>
@@ -29863,7 +29863,7 @@
             <w:pPr>
               <w:spacing w:after="20" w:before="0"/>
             </w:pPr>
-            <w:hyperlink w:history="1" r:id="rIdwtiqdhpw3o0p89kce__sf">
+            <w:hyperlink w:history="1" r:id="rIdell11jhdzp1dr7zl_04ik">
               <w:r>
                 <w:rPr>
                   <w:rFonts w:ascii="Arial" w:cs="Arial" w:eastAsia="Arial" w:hAnsi="Arial"/>
@@ -29896,7 +29896,7 @@
               <w:spacing w:after="10" w:before="0"/>
               <w:ind w:left="120"/>
             </w:pPr>
-            <w:hyperlink w:history="1" r:id="rIdoxx8bcby2wylfai90t_mv">
+            <w:hyperlink w:history="1" r:id="rIdvlwkfeulw-wsf07tucc70">
               <w:r>
                 <w:rPr>
                   <w:rFonts w:ascii="Arial" w:cs="Arial" w:eastAsia="Arial" w:hAnsi="Arial"/>
@@ -30091,7 +30091,7 @@
             <w:pPr>
               <w:spacing w:after="20" w:before="0"/>
             </w:pPr>
-            <w:hyperlink w:history="1" r:id="rIdoaas5gnu9t8-efd0jn4zl">
+            <w:hyperlink w:history="1" r:id="rIdfesrjfzga6wmqrmtdjk5a">
               <w:r>
                 <w:rPr>
                   <w:rFonts w:ascii="Arial" w:cs="Arial" w:eastAsia="Arial" w:hAnsi="Arial"/>
@@ -30124,7 +30124,7 @@
               <w:spacing w:after="10" w:before="0"/>
               <w:ind w:left="120"/>
             </w:pPr>
-            <w:hyperlink w:history="1" r:id="rId3ins3frmafxrwlwkde0fr">
+            <w:hyperlink w:history="1" r:id="rIdcvnq6jfcq_77aedsnxfgo">
               <w:r>
                 <w:rPr>
                   <w:rFonts w:ascii="Arial" w:cs="Arial" w:eastAsia="Arial" w:hAnsi="Arial"/>
@@ -30169,7 +30169,7 @@
             <w:pPr>
               <w:spacing w:after="20" w:before="0"/>
             </w:pPr>
-            <w:hyperlink w:history="1" r:id="rIdtkzsca0xf3j2trl71zqmp">
+            <w:hyperlink w:history="1" r:id="rIdwf0vjd_bejug0zhsmykjd">
               <w:r>
                 <w:rPr>
                   <w:rFonts w:ascii="Arial" w:cs="Arial" w:eastAsia="Arial" w:hAnsi="Arial"/>
@@ -30202,7 +30202,7 @@
               <w:spacing w:after="10" w:before="0"/>
               <w:ind w:left="120"/>
             </w:pPr>
-            <w:hyperlink w:history="1" r:id="rIdk8c0a4xd1-nak5kwsmxsw">
+            <w:hyperlink w:history="1" r:id="rIdkts_tddxbjultcjbkrnfq">
               <w:r>
                 <w:rPr>
                   <w:rFonts w:ascii="Arial" w:cs="Arial" w:eastAsia="Arial" w:hAnsi="Arial"/>
@@ -30397,7 +30397,7 @@
             <w:pPr>
               <w:spacing w:after="20" w:before="0"/>
             </w:pPr>
-            <w:hyperlink w:history="1" r:id="rId2ddjad9ji2mtroouqblbk">
+            <w:hyperlink w:history="1" r:id="rId3zumlzqkwd9fy7xotsuok">
               <w:r>
                 <w:rPr>
                   <w:rFonts w:ascii="Arial" w:cs="Arial" w:eastAsia="Arial" w:hAnsi="Arial"/>
@@ -30430,7 +30430,7 @@
               <w:spacing w:after="10" w:before="0"/>
               <w:ind w:left="120"/>
             </w:pPr>
-            <w:hyperlink w:history="1" r:id="rId0vockepibwsoh41kbhxlh">
+            <w:hyperlink w:history="1" r:id="rIdqc0bm7f88qxphgmh_re-z">
               <w:r>
                 <w:rPr>
                   <w:rFonts w:ascii="Arial" w:cs="Arial" w:eastAsia="Arial" w:hAnsi="Arial"/>
@@ -30475,7 +30475,7 @@
             <w:pPr>
               <w:spacing w:after="20" w:before="0"/>
             </w:pPr>
-            <w:hyperlink w:history="1" r:id="rIdynzlmpjt8gz3aqh3wb_lw">
+            <w:hyperlink w:history="1" r:id="rIdaqp3r1rmlggcqjxuq5gx2">
               <w:r>
                 <w:rPr>
                   <w:rFonts w:ascii="Arial" w:cs="Arial" w:eastAsia="Arial" w:hAnsi="Arial"/>
@@ -30508,7 +30508,7 @@
               <w:spacing w:after="10" w:before="0"/>
               <w:ind w:left="120"/>
             </w:pPr>
-            <w:hyperlink w:history="1" r:id="rId4kahxia1bsyt7adek35db">
+            <w:hyperlink w:history="1" r:id="rIdvfiqpdjvmjl6sgdtd-a6v">
               <w:r>
                 <w:rPr>
                   <w:rFonts w:ascii="Arial" w:cs="Arial" w:eastAsia="Arial" w:hAnsi="Arial"/>
@@ -30703,7 +30703,7 @@
             <w:pPr>
               <w:spacing w:after="20" w:before="0"/>
             </w:pPr>
-            <w:hyperlink w:history="1" r:id="rId3pnicocc97zew65vewnap">
+            <w:hyperlink w:history="1" r:id="rIdhbk4d7c_wqvw6aulkds6j">
               <w:r>
                 <w:rPr>
                   <w:rFonts w:ascii="Arial" w:cs="Arial" w:eastAsia="Arial" w:hAnsi="Arial"/>
@@ -30736,7 +30736,7 @@
               <w:spacing w:after="10" w:before="0"/>
               <w:ind w:left="120"/>
             </w:pPr>
-            <w:hyperlink w:history="1" r:id="rId18xo0jyunxou29f3nljsi">
+            <w:hyperlink w:history="1" r:id="rIdhyvm43kprdprzzdh9crqo">
               <w:r>
                 <w:rPr>
                   <w:rFonts w:ascii="Arial" w:cs="Arial" w:eastAsia="Arial" w:hAnsi="Arial"/>
@@ -30781,7 +30781,7 @@
             <w:pPr>
               <w:spacing w:after="20" w:before="0"/>
             </w:pPr>
-            <w:hyperlink w:history="1" r:id="rIduuiujikzg3ye947zh7pfz">
+            <w:hyperlink w:history="1" r:id="rId5hkb0r4imcwy5sjg6n11x">
               <w:r>
                 <w:rPr>
                   <w:rFonts w:ascii="Arial" w:cs="Arial" w:eastAsia="Arial" w:hAnsi="Arial"/>
@@ -30814,7 +30814,7 @@
               <w:spacing w:after="10" w:before="0"/>
               <w:ind w:left="120"/>
             </w:pPr>
-            <w:hyperlink w:history="1" r:id="rIdve6vvdhzbhosy5beo35vl">
+            <w:hyperlink w:history="1" r:id="rIdlwwcvosnlbnzt9jjfs1mp">
               <w:r>
                 <w:rPr>
                   <w:rFonts w:ascii="Arial" w:cs="Arial" w:eastAsia="Arial" w:hAnsi="Arial"/>
@@ -31009,7 +31009,7 @@
             <w:pPr>
               <w:spacing w:after="20" w:before="0"/>
             </w:pPr>
-            <w:hyperlink w:history="1" r:id="rIdi2_gzca0f5iqbrf4sg6cy">
+            <w:hyperlink w:history="1" r:id="rIdy1scgx8qbq-fojnztejp4">
               <w:r>
                 <w:rPr>
                   <w:rFonts w:ascii="Arial" w:cs="Arial" w:eastAsia="Arial" w:hAnsi="Arial"/>
@@ -31042,7 +31042,7 @@
               <w:spacing w:after="10" w:before="0"/>
               <w:ind w:left="120"/>
             </w:pPr>
-            <w:hyperlink w:history="1" r:id="rIdjey3pzdmvbsyjudpn1cni">
+            <w:hyperlink w:history="1" r:id="rIdodswewsca7v9joe5xb32o">
               <w:r>
                 <w:rPr>
                   <w:rFonts w:ascii="Arial" w:cs="Arial" w:eastAsia="Arial" w:hAnsi="Arial"/>
@@ -31087,7 +31087,7 @@
             <w:pPr>
               <w:spacing w:after="20" w:before="0"/>
             </w:pPr>
-            <w:hyperlink w:history="1" r:id="rId_hgr3bhb1zt-jszfghvkp">
+            <w:hyperlink w:history="1" r:id="rIdxnkt8409ennfhgxpy3es3">
               <w:r>
                 <w:rPr>
                   <w:rFonts w:ascii="Arial" w:cs="Arial" w:eastAsia="Arial" w:hAnsi="Arial"/>
@@ -31120,7 +31120,7 @@
               <w:spacing w:after="10" w:before="0"/>
               <w:ind w:left="120"/>
             </w:pPr>
-            <w:hyperlink w:history="1" r:id="rIdrnr8r5m6cpcyymyob19iw">
+            <w:hyperlink w:history="1" r:id="rIdqfnpfm4vlnzverpxom8vr">
               <w:r>
                 <w:rPr>
                   <w:rFonts w:ascii="Arial" w:cs="Arial" w:eastAsia="Arial" w:hAnsi="Arial"/>
@@ -32607,7 +32607,7 @@
             <w:pPr>
               <w:spacing w:after="20" w:before="0"/>
             </w:pPr>
-            <w:hyperlink w:history="1" r:id="rIdzhaw0um9osl_-glxeqoyo">
+            <w:hyperlink w:history="1" r:id="rIdkwwaf_8rdlwh-h5oywudo">
               <w:r>
                 <w:rPr>
                   <w:rFonts w:ascii="Arial" w:cs="Arial" w:eastAsia="Arial" w:hAnsi="Arial"/>
@@ -32640,7 +32640,7 @@
               <w:spacing w:after="10" w:before="0"/>
               <w:ind w:left="120"/>
             </w:pPr>
-            <w:hyperlink w:history="1" r:id="rIdf693kz3fbj4j6ximuue_x">
+            <w:hyperlink w:history="1" r:id="rIdpuql0hs_udoyrfee8vq12">
               <w:r>
                 <w:rPr>
                   <w:rFonts w:ascii="Arial" w:cs="Arial" w:eastAsia="Arial" w:hAnsi="Arial"/>
@@ -32685,7 +32685,7 @@
             <w:pPr>
               <w:spacing w:after="20" w:before="0"/>
             </w:pPr>
-            <w:hyperlink w:history="1" r:id="rIdjvuxvxm8ypt_-decbx6fv">
+            <w:hyperlink w:history="1" r:id="rIdeqldo48szlp2niukqusgz">
               <w:r>
                 <w:rPr>
                   <w:rFonts w:ascii="Arial" w:cs="Arial" w:eastAsia="Arial" w:hAnsi="Arial"/>
@@ -32718,7 +32718,7 @@
               <w:spacing w:after="10" w:before="0"/>
               <w:ind w:left="120"/>
             </w:pPr>
-            <w:hyperlink w:history="1" r:id="rId07q7966b-qzyrygvweyla">
+            <w:hyperlink w:history="1" r:id="rIdp-fnsspu5kupl8xor0zjt">
               <w:r>
                 <w:rPr>
                   <w:rFonts w:ascii="Arial" w:cs="Arial" w:eastAsia="Arial" w:hAnsi="Arial"/>
@@ -32913,7 +32913,7 @@
             <w:pPr>
               <w:spacing w:after="20" w:before="0"/>
             </w:pPr>
-            <w:hyperlink w:history="1" r:id="rId8ur3bymt3wdtkm6hi6trd">
+            <w:hyperlink w:history="1" r:id="rIdsq_0tj8wrke4uy3yakprh">
               <w:r>
                 <w:rPr>
                   <w:rFonts w:ascii="Arial" w:cs="Arial" w:eastAsia="Arial" w:hAnsi="Arial"/>
@@ -32946,7 +32946,7 @@
               <w:spacing w:after="10" w:before="0"/>
               <w:ind w:left="120"/>
             </w:pPr>
-            <w:hyperlink w:history="1" r:id="rIdbdtpdwspjvdchp8qfzjef">
+            <w:hyperlink w:history="1" r:id="rIdzcxq3zyvwsl6q-b-zir81">
               <w:r>
                 <w:rPr>
                   <w:rFonts w:ascii="Arial" w:cs="Arial" w:eastAsia="Arial" w:hAnsi="Arial"/>
@@ -32991,7 +32991,7 @@
             <w:pPr>
               <w:spacing w:after="20" w:before="0"/>
             </w:pPr>
-            <w:hyperlink w:history="1" r:id="rIdzeiyxkw2cp9uyn92itrh1">
+            <w:hyperlink w:history="1" r:id="rIdqiroqitsirykgzm0gzykp">
               <w:r>
                 <w:rPr>
                   <w:rFonts w:ascii="Arial" w:cs="Arial" w:eastAsia="Arial" w:hAnsi="Arial"/>
@@ -33024,7 +33024,7 @@
               <w:spacing w:after="10" w:before="0"/>
               <w:ind w:left="120"/>
             </w:pPr>
-            <w:hyperlink w:history="1" r:id="rId0vgnlhlmgdmo0yeae0anv">
+            <w:hyperlink w:history="1" r:id="rIdwyegmtqab-hojn_vnq4k-">
               <w:r>
                 <w:rPr>
                   <w:rFonts w:ascii="Arial" w:cs="Arial" w:eastAsia="Arial" w:hAnsi="Arial"/>
@@ -33219,7 +33219,7 @@
             <w:pPr>
               <w:spacing w:after="20" w:before="0"/>
             </w:pPr>
-            <w:hyperlink w:history="1" r:id="rIdf3guhozhln2otsfwkmaf3">
+            <w:hyperlink w:history="1" r:id="rIdsfwa26famwkrfn10iffii">
               <w:r>
                 <w:rPr>
                   <w:rFonts w:ascii="Arial" w:cs="Arial" w:eastAsia="Arial" w:hAnsi="Arial"/>
@@ -33252,7 +33252,7 @@
               <w:spacing w:after="10" w:before="0"/>
               <w:ind w:left="120"/>
             </w:pPr>
-            <w:hyperlink w:history="1" r:id="rId2dcqm50po_swczz1xqr1x">
+            <w:hyperlink w:history="1" r:id="rIdfxz67mdfclryuxunv3shw">
               <w:r>
                 <w:rPr>
                   <w:rFonts w:ascii="Arial" w:cs="Arial" w:eastAsia="Arial" w:hAnsi="Arial"/>
@@ -33297,7 +33297,7 @@
             <w:pPr>
               <w:spacing w:after="20" w:before="0"/>
             </w:pPr>
-            <w:hyperlink w:history="1" r:id="rId_ccxtjvtw2nss2d-u9rck">
+            <w:hyperlink w:history="1" r:id="rIdhbbnvdkupqx6mwqgqwhix">
               <w:r>
                 <w:rPr>
                   <w:rFonts w:ascii="Arial" w:cs="Arial" w:eastAsia="Arial" w:hAnsi="Arial"/>
@@ -33330,7 +33330,7 @@
               <w:spacing w:after="10" w:before="0"/>
               <w:ind w:left="120"/>
             </w:pPr>
-            <w:hyperlink w:history="1" r:id="rIdh5rfxnkvfe3svin9q5vja">
+            <w:hyperlink w:history="1" r:id="rIdzcg83i1uwgpkx9lstsl1k">
               <w:r>
                 <w:rPr>
                   <w:rFonts w:ascii="Arial" w:cs="Arial" w:eastAsia="Arial" w:hAnsi="Arial"/>
@@ -33525,7 +33525,7 @@
             <w:pPr>
               <w:spacing w:after="20" w:before="0"/>
             </w:pPr>
-            <w:hyperlink w:history="1" r:id="rIdrsewi-g9einpkor_fpefo">
+            <w:hyperlink w:history="1" r:id="rId8k2fxz1qng3wrqyaleezj">
               <w:r>
                 <w:rPr>
                   <w:rFonts w:ascii="Arial" w:cs="Arial" w:eastAsia="Arial" w:hAnsi="Arial"/>
@@ -33558,7 +33558,7 @@
               <w:spacing w:after="10" w:before="0"/>
               <w:ind w:left="120"/>
             </w:pPr>
-            <w:hyperlink w:history="1" r:id="rIdvn7ry3orvrkqjbpvdjzz4">
+            <w:hyperlink w:history="1" r:id="rId2vpjtsx3otwyq-cee7vkw">
               <w:r>
                 <w:rPr>
                   <w:rFonts w:ascii="Arial" w:cs="Arial" w:eastAsia="Arial" w:hAnsi="Arial"/>
@@ -33603,7 +33603,7 @@
             <w:pPr>
               <w:spacing w:after="20" w:before="0"/>
             </w:pPr>
-            <w:hyperlink w:history="1" r:id="rIdphwifbf38ar7aqcsuglh6">
+            <w:hyperlink w:history="1" r:id="rIdkwft81qmoroiaraiyz8p1">
               <w:r>
                 <w:rPr>
                   <w:rFonts w:ascii="Arial" w:cs="Arial" w:eastAsia="Arial" w:hAnsi="Arial"/>
@@ -33636,7 +33636,7 @@
               <w:spacing w:after="10" w:before="0"/>
               <w:ind w:left="120"/>
             </w:pPr>
-            <w:hyperlink w:history="1" r:id="rIdlobsssenahij_qdz7ktnp">
+            <w:hyperlink w:history="1" r:id="rIdnwrrntdijbh2yuhkxs1cr">
               <w:r>
                 <w:rPr>
                   <w:rFonts w:ascii="Arial" w:cs="Arial" w:eastAsia="Arial" w:hAnsi="Arial"/>
@@ -33831,7 +33831,7 @@
             <w:pPr>
               <w:spacing w:after="20" w:before="0"/>
             </w:pPr>
-            <w:hyperlink w:history="1" r:id="rId8cehnk8h7pycd5vco-0r6">
+            <w:hyperlink w:history="1" r:id="rIdz8ko7myozxz52lclbdhnw">
               <w:r>
                 <w:rPr>
                   <w:rFonts w:ascii="Arial" w:cs="Arial" w:eastAsia="Arial" w:hAnsi="Arial"/>
@@ -33864,7 +33864,7 @@
               <w:spacing w:after="10" w:before="0"/>
               <w:ind w:left="120"/>
             </w:pPr>
-            <w:hyperlink w:history="1" r:id="rIdvvv6zugzxemsfbwldgeng">
+            <w:hyperlink w:history="1" r:id="rIds0skeuo_sid9yq2eu72kf">
               <w:r>
                 <w:rPr>
                   <w:rFonts w:ascii="Arial" w:cs="Arial" w:eastAsia="Arial" w:hAnsi="Arial"/>
@@ -33909,7 +33909,7 @@
             <w:pPr>
               <w:spacing w:after="20" w:before="0"/>
             </w:pPr>
-            <w:hyperlink w:history="1" r:id="rIdx_n8m_tr0jsd8ql7yp8au">
+            <w:hyperlink w:history="1" r:id="rIduktmglb_ce3ylbru-ummh">
               <w:r>
                 <w:rPr>
                   <w:rFonts w:ascii="Arial" w:cs="Arial" w:eastAsia="Arial" w:hAnsi="Arial"/>
@@ -33942,7 +33942,7 @@
               <w:spacing w:after="10" w:before="0"/>
               <w:ind w:left="120"/>
             </w:pPr>
-            <w:hyperlink w:history="1" r:id="rIdoam6uf9jlr-mviqic-dbh">
+            <w:hyperlink w:history="1" r:id="rIdexrhbmufjwohpvotnwmop">
               <w:r>
                 <w:rPr>
                   <w:rFonts w:ascii="Arial" w:cs="Arial" w:eastAsia="Arial" w:hAnsi="Arial"/>
@@ -35429,7 +35429,7 @@
             <w:pPr>
               <w:spacing w:after="20" w:before="0"/>
             </w:pPr>
-            <w:hyperlink w:history="1" r:id="rIdy7-auea-gwlfnnact9yy5">
+            <w:hyperlink w:history="1" r:id="rIdldc01qf_sdf5o0w8wtlks">
               <w:r>
                 <w:rPr>
                   <w:rFonts w:ascii="Arial" w:cs="Arial" w:eastAsia="Arial" w:hAnsi="Arial"/>
@@ -35462,7 +35462,7 @@
               <w:spacing w:after="10" w:before="0"/>
               <w:ind w:left="120"/>
             </w:pPr>
-            <w:hyperlink w:history="1" r:id="rIde9iprejkdj8b5myv2zo2u">
+            <w:hyperlink w:history="1" r:id="rIdf12qqeeaqcvrypmhdsiwd">
               <w:r>
                 <w:rPr>
                   <w:rFonts w:ascii="Arial" w:cs="Arial" w:eastAsia="Arial" w:hAnsi="Arial"/>
@@ -35507,7 +35507,7 @@
             <w:pPr>
               <w:spacing w:after="20" w:before="0"/>
             </w:pPr>
-            <w:hyperlink w:history="1" r:id="rIdn9gaykbbgihwmjzbfxcyy">
+            <w:hyperlink w:history="1" r:id="rIdmerxcrl3sdncny7nvz7-b">
               <w:r>
                 <w:rPr>
                   <w:rFonts w:ascii="Arial" w:cs="Arial" w:eastAsia="Arial" w:hAnsi="Arial"/>
@@ -35540,7 +35540,7 @@
               <w:spacing w:after="10" w:before="0"/>
               <w:ind w:left="120"/>
             </w:pPr>
-            <w:hyperlink w:history="1" r:id="rIdwtwg74kw6s7etc9u4m9q6">
+            <w:hyperlink w:history="1" r:id="rIdxtui-lrntdwm4bacjg9_s">
               <w:r>
                 <w:rPr>
                   <w:rFonts w:ascii="Arial" w:cs="Arial" w:eastAsia="Arial" w:hAnsi="Arial"/>
@@ -35735,7 +35735,7 @@
             <w:pPr>
               <w:spacing w:after="20" w:before="0"/>
             </w:pPr>
-            <w:hyperlink w:history="1" r:id="rIdpc8eumios05iojryxue8p">
+            <w:hyperlink w:history="1" r:id="rIdvzc-8-i_9qyg_weqiicda">
               <w:r>
                 <w:rPr>
                   <w:rFonts w:ascii="Arial" w:cs="Arial" w:eastAsia="Arial" w:hAnsi="Arial"/>
@@ -35768,7 +35768,7 @@
               <w:spacing w:after="10" w:before="0"/>
               <w:ind w:left="120"/>
             </w:pPr>
-            <w:hyperlink w:history="1" r:id="rIddf5ywafxsfx8ejgstz9dj">
+            <w:hyperlink w:history="1" r:id="rIdb-y_byq8tb9tb3sqwgeem">
               <w:r>
                 <w:rPr>
                   <w:rFonts w:ascii="Arial" w:cs="Arial" w:eastAsia="Arial" w:hAnsi="Arial"/>
@@ -35813,7 +35813,7 @@
             <w:pPr>
               <w:spacing w:after="20" w:before="0"/>
             </w:pPr>
-            <w:hyperlink w:history="1" r:id="rIdfhrcwqbofak7fr-mqdpjt">
+            <w:hyperlink w:history="1" r:id="rId8emsooao3dwyzulzoxue5">
               <w:r>
                 <w:rPr>
                   <w:rFonts w:ascii="Arial" w:cs="Arial" w:eastAsia="Arial" w:hAnsi="Arial"/>
@@ -35846,7 +35846,7 @@
               <w:spacing w:after="10" w:before="0"/>
               <w:ind w:left="120"/>
             </w:pPr>
-            <w:hyperlink w:history="1" r:id="rId2ip-yn4jrepq-xe1j3sdi">
+            <w:hyperlink w:history="1" r:id="rIdolnotydz3n_shhd2wbhn4">
               <w:r>
                 <w:rPr>
                   <w:rFonts w:ascii="Arial" w:cs="Arial" w:eastAsia="Arial" w:hAnsi="Arial"/>
@@ -36041,7 +36041,7 @@
             <w:pPr>
               <w:spacing w:after="20" w:before="0"/>
             </w:pPr>
-            <w:hyperlink w:history="1" r:id="rIdsi0og6rucilrilqdigs5y">
+            <w:hyperlink w:history="1" r:id="rIdlbnzwlm2gk_u96oinknid">
               <w:r>
                 <w:rPr>
                   <w:rFonts w:ascii="Arial" w:cs="Arial" w:eastAsia="Arial" w:hAnsi="Arial"/>
@@ -36074,7 +36074,7 @@
               <w:spacing w:after="10" w:before="0"/>
               <w:ind w:left="120"/>
             </w:pPr>
-            <w:hyperlink w:history="1" r:id="rId0qbdu2_wqzfry33ivyufh">
+            <w:hyperlink w:history="1" r:id="rIdxxarg8a9wuliaazgxacu9">
               <w:r>
                 <w:rPr>
                   <w:rFonts w:ascii="Arial" w:cs="Arial" w:eastAsia="Arial" w:hAnsi="Arial"/>
@@ -36119,7 +36119,7 @@
             <w:pPr>
               <w:spacing w:after="20" w:before="0"/>
             </w:pPr>
-            <w:hyperlink w:history="1" r:id="rIdjzteurk38fwtz2jzhsx76">
+            <w:hyperlink w:history="1" r:id="rId2wyrtqfu4gsihgrqyvda4">
               <w:r>
                 <w:rPr>
                   <w:rFonts w:ascii="Arial" w:cs="Arial" w:eastAsia="Arial" w:hAnsi="Arial"/>
@@ -36152,7 +36152,7 @@
               <w:spacing w:after="10" w:before="0"/>
               <w:ind w:left="120"/>
             </w:pPr>
-            <w:hyperlink w:history="1" r:id="rIdvy_idsvl5mlg2usro2nt-">
+            <w:hyperlink w:history="1" r:id="rIdt0e87mns77gd8c9yufjsg">
               <w:r>
                 <w:rPr>
                   <w:rFonts w:ascii="Arial" w:cs="Arial" w:eastAsia="Arial" w:hAnsi="Arial"/>
@@ -36347,7 +36347,7 @@
             <w:pPr>
               <w:spacing w:after="20" w:before="0"/>
             </w:pPr>
-            <w:hyperlink w:history="1" r:id="rIddkrglpdgjjwbs3aaq31ja">
+            <w:hyperlink w:history="1" r:id="rIdugscy7-bny5rrrbaaftm2">
               <w:r>
                 <w:rPr>
                   <w:rFonts w:ascii="Arial" w:cs="Arial" w:eastAsia="Arial" w:hAnsi="Arial"/>
@@ -36380,7 +36380,7 @@
               <w:spacing w:after="10" w:before="0"/>
               <w:ind w:left="120"/>
             </w:pPr>
-            <w:hyperlink w:history="1" r:id="rIdkv8ucpbssqpwoi3an8gmu">
+            <w:hyperlink w:history="1" r:id="rIdiabumyhtac07ok07wdars">
               <w:r>
                 <w:rPr>
                   <w:rFonts w:ascii="Arial" w:cs="Arial" w:eastAsia="Arial" w:hAnsi="Arial"/>
@@ -36425,7 +36425,7 @@
             <w:pPr>
               <w:spacing w:after="20" w:before="0"/>
             </w:pPr>
-            <w:hyperlink w:history="1" r:id="rId0cx870kces_l1ewrfu6kb">
+            <w:hyperlink w:history="1" r:id="rIdky7d1_zfgzofsvqspqepj">
               <w:r>
                 <w:rPr>
                   <w:rFonts w:ascii="Arial" w:cs="Arial" w:eastAsia="Arial" w:hAnsi="Arial"/>
@@ -36458,7 +36458,7 @@
               <w:spacing w:after="10" w:before="0"/>
               <w:ind w:left="120"/>
             </w:pPr>
-            <w:hyperlink w:history="1" r:id="rIdqgjf1fgpgm6y1zyowt-nj">
+            <w:hyperlink w:history="1" r:id="rId_570qmkhx92rwigecnday">
               <w:r>
                 <w:rPr>
                   <w:rFonts w:ascii="Arial" w:cs="Arial" w:eastAsia="Arial" w:hAnsi="Arial"/>
@@ -36653,7 +36653,7 @@
             <w:pPr>
               <w:spacing w:after="20" w:before="0"/>
             </w:pPr>
-            <w:hyperlink w:history="1" r:id="rIdv7_xj5bs4otn-h9slbvp4">
+            <w:hyperlink w:history="1" r:id="rIdhvr4k0kfqux0kecrf9k-f">
               <w:r>
                 <w:rPr>
                   <w:rFonts w:ascii="Arial" w:cs="Arial" w:eastAsia="Arial" w:hAnsi="Arial"/>
@@ -36686,7 +36686,7 @@
               <w:spacing w:after="10" w:before="0"/>
               <w:ind w:left="120"/>
             </w:pPr>
-            <w:hyperlink w:history="1" r:id="rIdwi9tvcrtnyxkdvmpuqa1m">
+            <w:hyperlink w:history="1" r:id="rId0rvrbx5ikgvjivnqrj5t5">
               <w:r>
                 <w:rPr>
                   <w:rFonts w:ascii="Arial" w:cs="Arial" w:eastAsia="Arial" w:hAnsi="Arial"/>
@@ -36731,7 +36731,7 @@
             <w:pPr>
               <w:spacing w:after="20" w:before="0"/>
             </w:pPr>
-            <w:hyperlink w:history="1" r:id="rIdhcy4sw0j5qluhagretj-7">
+            <w:hyperlink w:history="1" r:id="rIdjjfyx9fop-ojrtjotrtco">
               <w:r>
                 <w:rPr>
                   <w:rFonts w:ascii="Arial" w:cs="Arial" w:eastAsia="Arial" w:hAnsi="Arial"/>
@@ -36764,7 +36764,7 @@
               <w:spacing w:after="10" w:before="0"/>
               <w:ind w:left="120"/>
             </w:pPr>
-            <w:hyperlink w:history="1" r:id="rId_taubccvs1yr9vptuvk28">
+            <w:hyperlink w:history="1" r:id="rIdwiiynwrknfycsklbuu6om">
               <w:r>
                 <w:rPr>
                   <w:rFonts w:ascii="Arial" w:cs="Arial" w:eastAsia="Arial" w:hAnsi="Arial"/>
@@ -38251,7 +38251,7 @@
             <w:pPr>
               <w:spacing w:after="20" w:before="0"/>
             </w:pPr>
-            <w:hyperlink w:history="1" r:id="rIdj5buds85j-qxao_tf1p-f">
+            <w:hyperlink w:history="1" r:id="rIdgdwz_mq2jbflcsk3-mlay">
               <w:r>
                 <w:rPr>
                   <w:rFonts w:ascii="Arial" w:cs="Arial" w:eastAsia="Arial" w:hAnsi="Arial"/>
@@ -38284,7 +38284,7 @@
               <w:spacing w:after="10" w:before="0"/>
               <w:ind w:left="120"/>
             </w:pPr>
-            <w:hyperlink w:history="1" r:id="rId20fxpszdh-wi_g3eenrwl">
+            <w:hyperlink w:history="1" r:id="rIddg9juvh3gwiasjna2n84i">
               <w:r>
                 <w:rPr>
                   <w:rFonts w:ascii="Arial" w:cs="Arial" w:eastAsia="Arial" w:hAnsi="Arial"/>
@@ -38329,7 +38329,7 @@
             <w:pPr>
               <w:spacing w:after="20" w:before="0"/>
             </w:pPr>
-            <w:hyperlink w:history="1" r:id="rIdi_0iv21ba5wjjkcw8_yxe">
+            <w:hyperlink w:history="1" r:id="rIdpq6ovis9w_5pmncmidyiw">
               <w:r>
                 <w:rPr>
                   <w:rFonts w:ascii="Arial" w:cs="Arial" w:eastAsia="Arial" w:hAnsi="Arial"/>
@@ -38362,7 +38362,7 @@
               <w:spacing w:after="10" w:before="0"/>
               <w:ind w:left="120"/>
             </w:pPr>
-            <w:hyperlink w:history="1" r:id="rIdpmmmbmaefnvha7dea15ju">
+            <w:hyperlink w:history="1" r:id="rIdmqy2qwg9qeq8nkxbjpvtt">
               <w:r>
                 <w:rPr>
                   <w:rFonts w:ascii="Arial" w:cs="Arial" w:eastAsia="Arial" w:hAnsi="Arial"/>
@@ -38557,7 +38557,7 @@
             <w:pPr>
               <w:spacing w:after="20" w:before="0"/>
             </w:pPr>
-            <w:hyperlink w:history="1" r:id="rIdvfn5v-bdfcu5cpn1_2w_g">
+            <w:hyperlink w:history="1" r:id="rId5uxms9xbczuttwvy90lhm">
               <w:r>
                 <w:rPr>
                   <w:rFonts w:ascii="Arial" w:cs="Arial" w:eastAsia="Arial" w:hAnsi="Arial"/>
@@ -38590,7 +38590,7 @@
               <w:spacing w:after="10" w:before="0"/>
               <w:ind w:left="120"/>
             </w:pPr>
-            <w:hyperlink w:history="1" r:id="rIdtj3u3cguhhglbwqxetffu">
+            <w:hyperlink w:history="1" r:id="rIdvaxe2ew_i6t1lriij22dh">
               <w:r>
                 <w:rPr>
                   <w:rFonts w:ascii="Arial" w:cs="Arial" w:eastAsia="Arial" w:hAnsi="Arial"/>
@@ -38635,7 +38635,7 @@
             <w:pPr>
               <w:spacing w:after="20" w:before="0"/>
             </w:pPr>
-            <w:hyperlink w:history="1" r:id="rIdakhprfqbmggnkwolrmsxa">
+            <w:hyperlink w:history="1" r:id="rIdf1byv6lkn5g4v7wfcj1mo">
               <w:r>
                 <w:rPr>
                   <w:rFonts w:ascii="Arial" w:cs="Arial" w:eastAsia="Arial" w:hAnsi="Arial"/>
@@ -38668,7 +38668,7 @@
               <w:spacing w:after="10" w:before="0"/>
               <w:ind w:left="120"/>
             </w:pPr>
-            <w:hyperlink w:history="1" r:id="rIddmy7xo8v4ibjdak8qtdyd">
+            <w:hyperlink w:history="1" r:id="rIdh5egkenvijgsxzmmphm5i">
               <w:r>
                 <w:rPr>
                   <w:rFonts w:ascii="Arial" w:cs="Arial" w:eastAsia="Arial" w:hAnsi="Arial"/>
@@ -38863,7 +38863,7 @@
             <w:pPr>
               <w:spacing w:after="20" w:before="0"/>
             </w:pPr>
-            <w:hyperlink w:history="1" r:id="rId4tzdpunvemqseq2gxjwof">
+            <w:hyperlink w:history="1" r:id="rIdhw-hwhnntlvtq0oijtshq">
               <w:r>
                 <w:rPr>
                   <w:rFonts w:ascii="Arial" w:cs="Arial" w:eastAsia="Arial" w:hAnsi="Arial"/>
@@ -38896,7 +38896,7 @@
               <w:spacing w:after="10" w:before="0"/>
               <w:ind w:left="120"/>
             </w:pPr>
-            <w:hyperlink w:history="1" r:id="rIdx_ca1ttfbkewtbkxsamnz">
+            <w:hyperlink w:history="1" r:id="rIdf4q-hzqbmn5khrzqwe-yz">
               <w:r>
                 <w:rPr>
                   <w:rFonts w:ascii="Arial" w:cs="Arial" w:eastAsia="Arial" w:hAnsi="Arial"/>
@@ -38941,7 +38941,7 @@
             <w:pPr>
               <w:spacing w:after="20" w:before="0"/>
             </w:pPr>
-            <w:hyperlink w:history="1" r:id="rId9dv7gygyfjhgvoefk9siy">
+            <w:hyperlink w:history="1" r:id="rIdl9anx0mcegfpdlln4tr51">
               <w:r>
                 <w:rPr>
                   <w:rFonts w:ascii="Arial" w:cs="Arial" w:eastAsia="Arial" w:hAnsi="Arial"/>
@@ -38974,7 +38974,7 @@
               <w:spacing w:after="10" w:before="0"/>
               <w:ind w:left="120"/>
             </w:pPr>
-            <w:hyperlink w:history="1" r:id="rId_mg3xue6faoqeqm67xwd2">
+            <w:hyperlink w:history="1" r:id="rIddygoaet49fwnfbxz2vys4">
               <w:r>
                 <w:rPr>
                   <w:rFonts w:ascii="Arial" w:cs="Arial" w:eastAsia="Arial" w:hAnsi="Arial"/>
@@ -39169,7 +39169,7 @@
             <w:pPr>
               <w:spacing w:after="20" w:before="0"/>
             </w:pPr>
-            <w:hyperlink w:history="1" r:id="rIdgckhsgeybhkbwniyupyzu">
+            <w:hyperlink w:history="1" r:id="rIdluzkoj1or7xfyfsebp9ic">
               <w:r>
                 <w:rPr>
                   <w:rFonts w:ascii="Arial" w:cs="Arial" w:eastAsia="Arial" w:hAnsi="Arial"/>
@@ -39202,7 +39202,7 @@
               <w:spacing w:after="10" w:before="0"/>
               <w:ind w:left="120"/>
             </w:pPr>
-            <w:hyperlink w:history="1" r:id="rId8mndncveqtkjrd1euehg4">
+            <w:hyperlink w:history="1" r:id="rIdxidljrdcfnual7rhi2dxy">
               <w:r>
                 <w:rPr>
                   <w:rFonts w:ascii="Arial" w:cs="Arial" w:eastAsia="Arial" w:hAnsi="Arial"/>
@@ -39247,7 +39247,7 @@
             <w:pPr>
               <w:spacing w:after="20" w:before="0"/>
             </w:pPr>
-            <w:hyperlink w:history="1" r:id="rIdi1chqldfttgiolxgahgvp">
+            <w:hyperlink w:history="1" r:id="rId45utu27sqxjnuayp8nkbg">
               <w:r>
                 <w:rPr>
                   <w:rFonts w:ascii="Arial" w:cs="Arial" w:eastAsia="Arial" w:hAnsi="Arial"/>
@@ -39280,7 +39280,7 @@
               <w:spacing w:after="10" w:before="0"/>
               <w:ind w:left="120"/>
             </w:pPr>
-            <w:hyperlink w:history="1" r:id="rIdn3-hn98erzn3ms4tccfmv">
+            <w:hyperlink w:history="1" r:id="rIdoyfkkeyxw8x8ipqedqsvv">
               <w:r>
                 <w:rPr>
                   <w:rFonts w:ascii="Arial" w:cs="Arial" w:eastAsia="Arial" w:hAnsi="Arial"/>
@@ -39475,7 +39475,7 @@
             <w:pPr>
               <w:spacing w:after="20" w:before="0"/>
             </w:pPr>
-            <w:hyperlink w:history="1" r:id="rIdtxjl6mkgl_c5s8n35hgee">
+            <w:hyperlink w:history="1" r:id="rId6oz5bqevwjj9hkszgb-v1">
               <w:r>
                 <w:rPr>
                   <w:rFonts w:ascii="Arial" w:cs="Arial" w:eastAsia="Arial" w:hAnsi="Arial"/>
@@ -39508,7 +39508,7 @@
               <w:spacing w:after="10" w:before="0"/>
               <w:ind w:left="120"/>
             </w:pPr>
-            <w:hyperlink w:history="1" r:id="rIdgutind3d3fqvvznaapcfk">
+            <w:hyperlink w:history="1" r:id="rIdp_lifq6s_wuitymc2nttv">
               <w:r>
                 <w:rPr>
                   <w:rFonts w:ascii="Arial" w:cs="Arial" w:eastAsia="Arial" w:hAnsi="Arial"/>
@@ -39553,7 +39553,7 @@
             <w:pPr>
               <w:spacing w:after="20" w:before="0"/>
             </w:pPr>
-            <w:hyperlink w:history="1" r:id="rIdn1cemrcct6ztz7keyxawb">
+            <w:hyperlink w:history="1" r:id="rIdtqigdbvnju-h8wtozuo79">
               <w:r>
                 <w:rPr>
                   <w:rFonts w:ascii="Arial" w:cs="Arial" w:eastAsia="Arial" w:hAnsi="Arial"/>
@@ -39586,7 +39586,7 @@
               <w:spacing w:after="10" w:before="0"/>
               <w:ind w:left="120"/>
             </w:pPr>
-            <w:hyperlink w:history="1" r:id="rIdbduikku28ccdsoyjoyhsq">
+            <w:hyperlink w:history="1" r:id="rIdayrfq9sspxtnr5zvxnwic">
               <w:r>
                 <w:rPr>
                   <w:rFonts w:ascii="Arial" w:cs="Arial" w:eastAsia="Arial" w:hAnsi="Arial"/>

--- a/data/outputs/v2/Chemistry/SS1.4_Chemical_Bonding/Chemistry_Chemical_Bonding_CBE_LessonSequence.docx
+++ b/data/outputs/v2/Chemistry/SS1.4_Chemical_Bonding/Chemistry_Chemical_Bonding_CBE_LessonSequence.docx
@@ -3513,7 +3513,7 @@
             <w:pPr>
               <w:spacing w:after="20" w:before="0"/>
             </w:pPr>
-            <w:hyperlink w:history="1" r:id="rIdqifqhv4fgmpcuvi59yvvh">
+            <w:hyperlink w:history="1" r:id="rIdm5ydfruvmpwny-cfrnulg">
               <w:r>
                 <w:rPr>
                   <w:rFonts w:ascii="Arial" w:cs="Arial" w:eastAsia="Arial" w:hAnsi="Arial"/>
@@ -3546,7 +3546,7 @@
               <w:spacing w:after="10" w:before="0"/>
               <w:ind w:left="120"/>
             </w:pPr>
-            <w:hyperlink w:history="1" r:id="rIdc5-ntfvbrv13m8dfqcwig">
+            <w:hyperlink w:history="1" r:id="rIdxymi_9fmnn3nryovxmy4b">
               <w:r>
                 <w:rPr>
                   <w:rFonts w:ascii="Arial" w:cs="Arial" w:eastAsia="Arial" w:hAnsi="Arial"/>
@@ -3591,7 +3591,7 @@
             <w:pPr>
               <w:spacing w:after="20" w:before="0"/>
             </w:pPr>
-            <w:hyperlink w:history="1" r:id="rIdt_cuqen-9brr02sopoune">
+            <w:hyperlink w:history="1" r:id="rIdh43h5yq1hr4lc9mjopob-">
               <w:r>
                 <w:rPr>
                   <w:rFonts w:ascii="Arial" w:cs="Arial" w:eastAsia="Arial" w:hAnsi="Arial"/>
@@ -3624,7 +3624,7 @@
               <w:spacing w:after="10" w:before="0"/>
               <w:ind w:left="120"/>
             </w:pPr>
-            <w:hyperlink w:history="1" r:id="rIdp-uctdrmgly594srzedn8">
+            <w:hyperlink w:history="1" r:id="rIdfn1c4xqgfnh11xq9x95um">
               <w:r>
                 <w:rPr>
                   <w:rFonts w:ascii="Arial" w:cs="Arial" w:eastAsia="Arial" w:hAnsi="Arial"/>
@@ -3819,7 +3819,7 @@
             <w:pPr>
               <w:spacing w:after="20" w:before="0"/>
             </w:pPr>
-            <w:hyperlink w:history="1" r:id="rId_hp5wifycllbmrc6ezt7m">
+            <w:hyperlink w:history="1" r:id="rIdwhl6qewvrlvb_xz8nthr5">
               <w:r>
                 <w:rPr>
                   <w:rFonts w:ascii="Arial" w:cs="Arial" w:eastAsia="Arial" w:hAnsi="Arial"/>
@@ -3852,7 +3852,7 @@
               <w:spacing w:after="10" w:before="0"/>
               <w:ind w:left="120"/>
             </w:pPr>
-            <w:hyperlink w:history="1" r:id="rIduvijlgervvogvnnicar2r">
+            <w:hyperlink w:history="1" r:id="rIdogujhai5suvxrkcxuc2n0">
               <w:r>
                 <w:rPr>
                   <w:rFonts w:ascii="Arial" w:cs="Arial" w:eastAsia="Arial" w:hAnsi="Arial"/>
@@ -3897,7 +3897,7 @@
             <w:pPr>
               <w:spacing w:after="20" w:before="0"/>
             </w:pPr>
-            <w:hyperlink w:history="1" r:id="rIdp1qebr57ia_mt2s2tpogd">
+            <w:hyperlink w:history="1" r:id="rId14xexz7gpot19bq6dslt6">
               <w:r>
                 <w:rPr>
                   <w:rFonts w:ascii="Arial" w:cs="Arial" w:eastAsia="Arial" w:hAnsi="Arial"/>
@@ -3930,7 +3930,7 @@
               <w:spacing w:after="10" w:before="0"/>
               <w:ind w:left="120"/>
             </w:pPr>
-            <w:hyperlink w:history="1" r:id="rIdse-fna2ztjzpqh6qwkmg3">
+            <w:hyperlink w:history="1" r:id="rIdfxjd7bfzg7iroth8dflsu">
               <w:r>
                 <w:rPr>
                   <w:rFonts w:ascii="Arial" w:cs="Arial" w:eastAsia="Arial" w:hAnsi="Arial"/>
@@ -4125,7 +4125,7 @@
             <w:pPr>
               <w:spacing w:after="20" w:before="0"/>
             </w:pPr>
-            <w:hyperlink w:history="1" r:id="rIdfpdszvulk9hxwtwwgzw7m">
+            <w:hyperlink w:history="1" r:id="rId5tyovfg1mvepwutcplxl0">
               <w:r>
                 <w:rPr>
                   <w:rFonts w:ascii="Arial" w:cs="Arial" w:eastAsia="Arial" w:hAnsi="Arial"/>
@@ -4158,7 +4158,7 @@
               <w:spacing w:after="10" w:before="0"/>
               <w:ind w:left="120"/>
             </w:pPr>
-            <w:hyperlink w:history="1" r:id="rIdxt0bcyffnls_6pjvnmusc">
+            <w:hyperlink w:history="1" r:id="rIdftwelicq2cdlzzbcge0vy">
               <w:r>
                 <w:rPr>
                   <w:rFonts w:ascii="Arial" w:cs="Arial" w:eastAsia="Arial" w:hAnsi="Arial"/>
@@ -4203,7 +4203,7 @@
             <w:pPr>
               <w:spacing w:after="20" w:before="0"/>
             </w:pPr>
-            <w:hyperlink w:history="1" r:id="rIdxlfoqmuochmqymxthlvpq">
+            <w:hyperlink w:history="1" r:id="rId0wn--9ednkl76ssjzuygi">
               <w:r>
                 <w:rPr>
                   <w:rFonts w:ascii="Arial" w:cs="Arial" w:eastAsia="Arial" w:hAnsi="Arial"/>
@@ -4236,7 +4236,7 @@
               <w:spacing w:after="10" w:before="0"/>
               <w:ind w:left="120"/>
             </w:pPr>
-            <w:hyperlink w:history="1" r:id="rIduug-l86j2rhwp1gw7unmh">
+            <w:hyperlink w:history="1" r:id="rIdfa-i69lilh-9-k72xw_3b">
               <w:r>
                 <w:rPr>
                   <w:rFonts w:ascii="Arial" w:cs="Arial" w:eastAsia="Arial" w:hAnsi="Arial"/>
@@ -4431,7 +4431,7 @@
             <w:pPr>
               <w:spacing w:after="20" w:before="0"/>
             </w:pPr>
-            <w:hyperlink w:history="1" r:id="rIdvgxn9r_lcd7xmbidizksr">
+            <w:hyperlink w:history="1" r:id="rIdr0cj1svgcotzjneqegaua">
               <w:r>
                 <w:rPr>
                   <w:rFonts w:ascii="Arial" w:cs="Arial" w:eastAsia="Arial" w:hAnsi="Arial"/>
@@ -4464,7 +4464,7 @@
               <w:spacing w:after="10" w:before="0"/>
               <w:ind w:left="120"/>
             </w:pPr>
-            <w:hyperlink w:history="1" r:id="rIdyosq3bolrkwyuqhsqn_dq">
+            <w:hyperlink w:history="1" r:id="rIdqvscbbpyvaovisxt1qtax">
               <w:r>
                 <w:rPr>
                   <w:rFonts w:ascii="Arial" w:cs="Arial" w:eastAsia="Arial" w:hAnsi="Arial"/>
@@ -4509,7 +4509,7 @@
             <w:pPr>
               <w:spacing w:after="20" w:before="0"/>
             </w:pPr>
-            <w:hyperlink w:history="1" r:id="rId8gh2pyimd1x6pek7qfhzi">
+            <w:hyperlink w:history="1" r:id="rIdpygmutpftdlxjwrdhy_za">
               <w:r>
                 <w:rPr>
                   <w:rFonts w:ascii="Arial" w:cs="Arial" w:eastAsia="Arial" w:hAnsi="Arial"/>
@@ -4542,7 +4542,7 @@
               <w:spacing w:after="10" w:before="0"/>
               <w:ind w:left="120"/>
             </w:pPr>
-            <w:hyperlink w:history="1" r:id="rIdawmparu63kdk2frrtmwyz">
+            <w:hyperlink w:history="1" r:id="rIde1mfbnkpodsrmhrfrhofc">
               <w:r>
                 <w:rPr>
                   <w:rFonts w:ascii="Arial" w:cs="Arial" w:eastAsia="Arial" w:hAnsi="Arial"/>
@@ -4737,7 +4737,7 @@
             <w:pPr>
               <w:spacing w:after="20" w:before="0"/>
             </w:pPr>
-            <w:hyperlink w:history="1" r:id="rId-bora9xb1riw_pmhaurgb">
+            <w:hyperlink w:history="1" r:id="rIdjlzy8r538rrkq4ccl2gvt">
               <w:r>
                 <w:rPr>
                   <w:rFonts w:ascii="Arial" w:cs="Arial" w:eastAsia="Arial" w:hAnsi="Arial"/>
@@ -4770,7 +4770,7 @@
               <w:spacing w:after="10" w:before="0"/>
               <w:ind w:left="120"/>
             </w:pPr>
-            <w:hyperlink w:history="1" r:id="rIdixsio56qmylhfzq6nnbtl">
+            <w:hyperlink w:history="1" r:id="rIdf-ceecfdc5wztz6zgcn5c">
               <w:r>
                 <w:rPr>
                   <w:rFonts w:ascii="Arial" w:cs="Arial" w:eastAsia="Arial" w:hAnsi="Arial"/>
@@ -4815,7 +4815,7 @@
             <w:pPr>
               <w:spacing w:after="20" w:before="0"/>
             </w:pPr>
-            <w:hyperlink w:history="1" r:id="rId-xxlqmyyutz0gnabqw6_8">
+            <w:hyperlink w:history="1" r:id="rIdjukiu14hnokxl3zfzl0xj">
               <w:r>
                 <w:rPr>
                   <w:rFonts w:ascii="Arial" w:cs="Arial" w:eastAsia="Arial" w:hAnsi="Arial"/>
@@ -4848,7 +4848,7 @@
               <w:spacing w:after="10" w:before="0"/>
               <w:ind w:left="120"/>
             </w:pPr>
-            <w:hyperlink w:history="1" r:id="rIdlfo3_ly4hf7m7hxszqy-k">
+            <w:hyperlink w:history="1" r:id="rIduecz7omoxpstjymxtsakc">
               <w:r>
                 <w:rPr>
                   <w:rFonts w:ascii="Arial" w:cs="Arial" w:eastAsia="Arial" w:hAnsi="Arial"/>
@@ -6430,7 +6430,7 @@
             <w:pPr>
               <w:spacing w:after="20" w:before="0"/>
             </w:pPr>
-            <w:hyperlink w:history="1" r:id="rIdqtr5x8lokdeufvfmrwz-3">
+            <w:hyperlink w:history="1" r:id="rId1lgibjlstdyt8rxjtcytf">
               <w:r>
                 <w:rPr>
                   <w:rFonts w:ascii="Arial" w:cs="Arial" w:eastAsia="Arial" w:hAnsi="Arial"/>
@@ -6463,7 +6463,7 @@
               <w:spacing w:after="10" w:before="0"/>
               <w:ind w:left="120"/>
             </w:pPr>
-            <w:hyperlink w:history="1" r:id="rIddnulrr_xtegxm4tbgx21k">
+            <w:hyperlink w:history="1" r:id="rIdi4ugkln-rbs791njeqdfy">
               <w:r>
                 <w:rPr>
                   <w:rFonts w:ascii="Arial" w:cs="Arial" w:eastAsia="Arial" w:hAnsi="Arial"/>
@@ -6508,7 +6508,7 @@
             <w:pPr>
               <w:spacing w:after="20" w:before="0"/>
             </w:pPr>
-            <w:hyperlink w:history="1" r:id="rIdbyswhkwcc-uc9rudxtt_k">
+            <w:hyperlink w:history="1" r:id="rIdbyg6fdvw5vkypnnuq2feg">
               <w:r>
                 <w:rPr>
                   <w:rFonts w:ascii="Arial" w:cs="Arial" w:eastAsia="Arial" w:hAnsi="Arial"/>
@@ -6541,7 +6541,7 @@
               <w:spacing w:after="10" w:before="0"/>
               <w:ind w:left="120"/>
             </w:pPr>
-            <w:hyperlink w:history="1" r:id="rIdsjo-lxl1ngzzwep6qujjo">
+            <w:hyperlink w:history="1" r:id="rIdnpdzpnezifvsreyrf0mqj">
               <w:r>
                 <w:rPr>
                   <w:rFonts w:ascii="Arial" w:cs="Arial" w:eastAsia="Arial" w:hAnsi="Arial"/>
@@ -6736,7 +6736,7 @@
             <w:pPr>
               <w:spacing w:after="20" w:before="0"/>
             </w:pPr>
-            <w:hyperlink w:history="1" r:id="rIdl0mmqfvs505fl5-hg-soz">
+            <w:hyperlink w:history="1" r:id="rIdd9o0xjjp4pgi__cwtsgxj">
               <w:r>
                 <w:rPr>
                   <w:rFonts w:ascii="Arial" w:cs="Arial" w:eastAsia="Arial" w:hAnsi="Arial"/>
@@ -6769,7 +6769,7 @@
               <w:spacing w:after="10" w:before="0"/>
               <w:ind w:left="120"/>
             </w:pPr>
-            <w:hyperlink w:history="1" r:id="rIdrl2yan9ryuvnmjyv8myls">
+            <w:hyperlink w:history="1" r:id="rIdmcy122cet8v8iossx6xzk">
               <w:r>
                 <w:rPr>
                   <w:rFonts w:ascii="Arial" w:cs="Arial" w:eastAsia="Arial" w:hAnsi="Arial"/>
@@ -6814,7 +6814,7 @@
             <w:pPr>
               <w:spacing w:after="20" w:before="0"/>
             </w:pPr>
-            <w:hyperlink w:history="1" r:id="rIdjuy1pmuithhwxcfh0ssri">
+            <w:hyperlink w:history="1" r:id="rId3a8bklni0r1upvmixvmox">
               <w:r>
                 <w:rPr>
                   <w:rFonts w:ascii="Arial" w:cs="Arial" w:eastAsia="Arial" w:hAnsi="Arial"/>
@@ -6847,7 +6847,7 @@
               <w:spacing w:after="10" w:before="0"/>
               <w:ind w:left="120"/>
             </w:pPr>
-            <w:hyperlink w:history="1" r:id="rIdwpcuzgnwpxfvfxkwltyaq">
+            <w:hyperlink w:history="1" r:id="rIdjjhqzrizh6leqhjtykcne">
               <w:r>
                 <w:rPr>
                   <w:rFonts w:ascii="Arial" w:cs="Arial" w:eastAsia="Arial" w:hAnsi="Arial"/>
@@ -7042,7 +7042,7 @@
             <w:pPr>
               <w:spacing w:after="20" w:before="0"/>
             </w:pPr>
-            <w:hyperlink w:history="1" r:id="rIdgj__ujkze16m_a_bwyxdl">
+            <w:hyperlink w:history="1" r:id="rId5lpkpc61uawlh9ivkwvws">
               <w:r>
                 <w:rPr>
                   <w:rFonts w:ascii="Arial" w:cs="Arial" w:eastAsia="Arial" w:hAnsi="Arial"/>
@@ -7075,7 +7075,7 @@
               <w:spacing w:after="10" w:before="0"/>
               <w:ind w:left="120"/>
             </w:pPr>
-            <w:hyperlink w:history="1" r:id="rIdhuw5ollu4ume2w7mkkfyk">
+            <w:hyperlink w:history="1" r:id="rIduzdnxmrmp0bun8qxcunvh">
               <w:r>
                 <w:rPr>
                   <w:rFonts w:ascii="Arial" w:cs="Arial" w:eastAsia="Arial" w:hAnsi="Arial"/>
@@ -7120,7 +7120,7 @@
             <w:pPr>
               <w:spacing w:after="20" w:before="0"/>
             </w:pPr>
-            <w:hyperlink w:history="1" r:id="rIdaljc9s9k6ui9bhxtrywbr">
+            <w:hyperlink w:history="1" r:id="rIdwkfjzowxoa5w4u3bpb4nn">
               <w:r>
                 <w:rPr>
                   <w:rFonts w:ascii="Arial" w:cs="Arial" w:eastAsia="Arial" w:hAnsi="Arial"/>
@@ -7153,7 +7153,7 @@
               <w:spacing w:after="10" w:before="0"/>
               <w:ind w:left="120"/>
             </w:pPr>
-            <w:hyperlink w:history="1" r:id="rIdoffdyrnl4nldh8hkpm7zr">
+            <w:hyperlink w:history="1" r:id="rIdznapmap2q4-uc6m-njwne">
               <w:r>
                 <w:rPr>
                   <w:rFonts w:ascii="Arial" w:cs="Arial" w:eastAsia="Arial" w:hAnsi="Arial"/>
@@ -7348,7 +7348,7 @@
             <w:pPr>
               <w:spacing w:after="20" w:before="0"/>
             </w:pPr>
-            <w:hyperlink w:history="1" r:id="rId38dlz5x_oelfvszqwiunl">
+            <w:hyperlink w:history="1" r:id="rIdhnhch6th76xmq4jufvfzw">
               <w:r>
                 <w:rPr>
                   <w:rFonts w:ascii="Arial" w:cs="Arial" w:eastAsia="Arial" w:hAnsi="Arial"/>
@@ -7381,7 +7381,7 @@
               <w:spacing w:after="10" w:before="0"/>
               <w:ind w:left="120"/>
             </w:pPr>
-            <w:hyperlink w:history="1" r:id="rIdvdkm8zjgkup5ztoaoxlh5">
+            <w:hyperlink w:history="1" r:id="rIdhjztyxjg-k5q-gxx1p8z3">
               <w:r>
                 <w:rPr>
                   <w:rFonts w:ascii="Arial" w:cs="Arial" w:eastAsia="Arial" w:hAnsi="Arial"/>
@@ -7426,7 +7426,7 @@
             <w:pPr>
               <w:spacing w:after="20" w:before="0"/>
             </w:pPr>
-            <w:hyperlink w:history="1" r:id="rIdd_tlzmc16upfiz9wqcjvv">
+            <w:hyperlink w:history="1" r:id="rId7z-j6g6mgjsetb9e8quzt">
               <w:r>
                 <w:rPr>
                   <w:rFonts w:ascii="Arial" w:cs="Arial" w:eastAsia="Arial" w:hAnsi="Arial"/>
@@ -7459,7 +7459,7 @@
               <w:spacing w:after="10" w:before="0"/>
               <w:ind w:left="120"/>
             </w:pPr>
-            <w:hyperlink w:history="1" r:id="rIdhaevxldlm71yhh25wbmhs">
+            <w:hyperlink w:history="1" r:id="rId5qki4vgi4tlpbuqzxartc">
               <w:r>
                 <w:rPr>
                   <w:rFonts w:ascii="Arial" w:cs="Arial" w:eastAsia="Arial" w:hAnsi="Arial"/>
@@ -7654,7 +7654,7 @@
             <w:pPr>
               <w:spacing w:after="20" w:before="0"/>
             </w:pPr>
-            <w:hyperlink w:history="1" r:id="rIdyb7e07m2fqc-brbnsx2no">
+            <w:hyperlink w:history="1" r:id="rIdliz68zfhqttfk4rfa5f5z">
               <w:r>
                 <w:rPr>
                   <w:rFonts w:ascii="Arial" w:cs="Arial" w:eastAsia="Arial" w:hAnsi="Arial"/>
@@ -7687,7 +7687,7 @@
               <w:spacing w:after="10" w:before="0"/>
               <w:ind w:left="120"/>
             </w:pPr>
-            <w:hyperlink w:history="1" r:id="rIdghoyv3u-fmovfb414aqbw">
+            <w:hyperlink w:history="1" r:id="rIdqzlyt8ozlsnk7hlgmawz9">
               <w:r>
                 <w:rPr>
                   <w:rFonts w:ascii="Arial" w:cs="Arial" w:eastAsia="Arial" w:hAnsi="Arial"/>
@@ -7732,7 +7732,7 @@
             <w:pPr>
               <w:spacing w:after="20" w:before="0"/>
             </w:pPr>
-            <w:hyperlink w:history="1" r:id="rIdzcuhyjygaza09_mnoob-z">
+            <w:hyperlink w:history="1" r:id="rIdtikh1obabsnw6g6fa4ibq">
               <w:r>
                 <w:rPr>
                   <w:rFonts w:ascii="Arial" w:cs="Arial" w:eastAsia="Arial" w:hAnsi="Arial"/>
@@ -7765,7 +7765,7 @@
               <w:spacing w:after="10" w:before="0"/>
               <w:ind w:left="120"/>
             </w:pPr>
-            <w:hyperlink w:history="1" r:id="rIdlin_x4fzyf469zjesn6zw">
+            <w:hyperlink w:history="1" r:id="rIdswlqwznwawgjngzjgq7bp">
               <w:r>
                 <w:rPr>
                   <w:rFonts w:ascii="Arial" w:cs="Arial" w:eastAsia="Arial" w:hAnsi="Arial"/>
@@ -9347,7 +9347,7 @@
             <w:pPr>
               <w:spacing w:after="20" w:before="0"/>
             </w:pPr>
-            <w:hyperlink w:history="1" r:id="rIdxloorfbiibeionm22cibn">
+            <w:hyperlink w:history="1" r:id="rIdwoe9vcxwb547hxcpev0ow">
               <w:r>
                 <w:rPr>
                   <w:rFonts w:ascii="Arial" w:cs="Arial" w:eastAsia="Arial" w:hAnsi="Arial"/>
@@ -9380,7 +9380,7 @@
               <w:spacing w:after="10" w:before="0"/>
               <w:ind w:left="120"/>
             </w:pPr>
-            <w:hyperlink w:history="1" r:id="rIdynidvynrtr9ixhgwsr06g">
+            <w:hyperlink w:history="1" r:id="rIdu5ozvvbbpedff7ua6qcbn">
               <w:r>
                 <w:rPr>
                   <w:rFonts w:ascii="Arial" w:cs="Arial" w:eastAsia="Arial" w:hAnsi="Arial"/>
@@ -9425,7 +9425,7 @@
             <w:pPr>
               <w:spacing w:after="20" w:before="0"/>
             </w:pPr>
-            <w:hyperlink w:history="1" r:id="rId2jerbs8ds2n1ojfu1ugqd">
+            <w:hyperlink w:history="1" r:id="rIdfxwsm9zjr0geh92g5cz4k">
               <w:r>
                 <w:rPr>
                   <w:rFonts w:ascii="Arial" w:cs="Arial" w:eastAsia="Arial" w:hAnsi="Arial"/>
@@ -9458,7 +9458,7 @@
               <w:spacing w:after="10" w:before="0"/>
               <w:ind w:left="120"/>
             </w:pPr>
-            <w:hyperlink w:history="1" r:id="rIdprqqzxy-2nny4zeeihq68">
+            <w:hyperlink w:history="1" r:id="rIdw0nfnztxzqe1mldm6zn6m">
               <w:r>
                 <w:rPr>
                   <w:rFonts w:ascii="Arial" w:cs="Arial" w:eastAsia="Arial" w:hAnsi="Arial"/>
@@ -9653,7 +9653,7 @@
             <w:pPr>
               <w:spacing w:after="20" w:before="0"/>
             </w:pPr>
-            <w:hyperlink w:history="1" r:id="rIdqmfu-evqyrajiskuaouft">
+            <w:hyperlink w:history="1" r:id="rIdvocpxp9huit2ixc2uvrqm">
               <w:r>
                 <w:rPr>
                   <w:rFonts w:ascii="Arial" w:cs="Arial" w:eastAsia="Arial" w:hAnsi="Arial"/>
@@ -9686,7 +9686,7 @@
               <w:spacing w:after="10" w:before="0"/>
               <w:ind w:left="120"/>
             </w:pPr>
-            <w:hyperlink w:history="1" r:id="rIdd11cz308enu049u_ptpxj">
+            <w:hyperlink w:history="1" r:id="rIdqbdeova_knq6f5mck6_tx">
               <w:r>
                 <w:rPr>
                   <w:rFonts w:ascii="Arial" w:cs="Arial" w:eastAsia="Arial" w:hAnsi="Arial"/>
@@ -9731,7 +9731,7 @@
             <w:pPr>
               <w:spacing w:after="20" w:before="0"/>
             </w:pPr>
-            <w:hyperlink w:history="1" r:id="rIdnak7wi5a7isw4sq4tkz8e">
+            <w:hyperlink w:history="1" r:id="rIdmfczcr1q4werdh-qwbkde">
               <w:r>
                 <w:rPr>
                   <w:rFonts w:ascii="Arial" w:cs="Arial" w:eastAsia="Arial" w:hAnsi="Arial"/>
@@ -9764,7 +9764,7 @@
               <w:spacing w:after="10" w:before="0"/>
               <w:ind w:left="120"/>
             </w:pPr>
-            <w:hyperlink w:history="1" r:id="rIdxzjkst2qyyvqyszlgk6yp">
+            <w:hyperlink w:history="1" r:id="rIdnaabxmo5fkmbaia_dp8ii">
               <w:r>
                 <w:rPr>
                   <w:rFonts w:ascii="Arial" w:cs="Arial" w:eastAsia="Arial" w:hAnsi="Arial"/>
@@ -9959,7 +9959,7 @@
             <w:pPr>
               <w:spacing w:after="20" w:before="0"/>
             </w:pPr>
-            <w:hyperlink w:history="1" r:id="rIddf5vlws7d2v6zuxy-yvv9">
+            <w:hyperlink w:history="1" r:id="rId7bwrbfafy2dxpwa1axeue">
               <w:r>
                 <w:rPr>
                   <w:rFonts w:ascii="Arial" w:cs="Arial" w:eastAsia="Arial" w:hAnsi="Arial"/>
@@ -9992,7 +9992,7 @@
               <w:spacing w:after="10" w:before="0"/>
               <w:ind w:left="120"/>
             </w:pPr>
-            <w:hyperlink w:history="1" r:id="rIdbhusn4we-q_mwta_a4t1k">
+            <w:hyperlink w:history="1" r:id="rId5zblorfurtwtmvcovqxgt">
               <w:r>
                 <w:rPr>
                   <w:rFonts w:ascii="Arial" w:cs="Arial" w:eastAsia="Arial" w:hAnsi="Arial"/>
@@ -10037,7 +10037,7 @@
             <w:pPr>
               <w:spacing w:after="20" w:before="0"/>
             </w:pPr>
-            <w:hyperlink w:history="1" r:id="rIdcjlm4h_naqndgqyqu2uju">
+            <w:hyperlink w:history="1" r:id="rIdbnngxi2vvwp_8c6mc9lea">
               <w:r>
                 <w:rPr>
                   <w:rFonts w:ascii="Arial" w:cs="Arial" w:eastAsia="Arial" w:hAnsi="Arial"/>
@@ -10070,7 +10070,7 @@
               <w:spacing w:after="10" w:before="0"/>
               <w:ind w:left="120"/>
             </w:pPr>
-            <w:hyperlink w:history="1" r:id="rIdqsusb3abgol4yla_gv4km">
+            <w:hyperlink w:history="1" r:id="rIdu9k7vx5koxoiwnldv6u8m">
               <w:r>
                 <w:rPr>
                   <w:rFonts w:ascii="Arial" w:cs="Arial" w:eastAsia="Arial" w:hAnsi="Arial"/>
@@ -10265,7 +10265,7 @@
             <w:pPr>
               <w:spacing w:after="20" w:before="0"/>
             </w:pPr>
-            <w:hyperlink w:history="1" r:id="rIds9tpsxwk7uj9voij6xx9j">
+            <w:hyperlink w:history="1" r:id="rIdv9u7of_0-etpih9oq2ylx">
               <w:r>
                 <w:rPr>
                   <w:rFonts w:ascii="Arial" w:cs="Arial" w:eastAsia="Arial" w:hAnsi="Arial"/>
@@ -10298,7 +10298,7 @@
               <w:spacing w:after="10" w:before="0"/>
               <w:ind w:left="120"/>
             </w:pPr>
-            <w:hyperlink w:history="1" r:id="rId8n0cxev40hjaneqi-3gfs">
+            <w:hyperlink w:history="1" r:id="rIdzoegjwjjpkgy1dolcybks">
               <w:r>
                 <w:rPr>
                   <w:rFonts w:ascii="Arial" w:cs="Arial" w:eastAsia="Arial" w:hAnsi="Arial"/>
@@ -10343,7 +10343,7 @@
             <w:pPr>
               <w:spacing w:after="20" w:before="0"/>
             </w:pPr>
-            <w:hyperlink w:history="1" r:id="rIdssqxtnvruxbl07jraahfj">
+            <w:hyperlink w:history="1" r:id="rIdpefbd4vaa5icfiatuu4l7">
               <w:r>
                 <w:rPr>
                   <w:rFonts w:ascii="Arial" w:cs="Arial" w:eastAsia="Arial" w:hAnsi="Arial"/>
@@ -10376,7 +10376,7 @@
               <w:spacing w:after="10" w:before="0"/>
               <w:ind w:left="120"/>
             </w:pPr>
-            <w:hyperlink w:history="1" r:id="rId8pazcsnlulhcgsgqpbgli">
+            <w:hyperlink w:history="1" r:id="rIdszstzagv41j75z_24bpns">
               <w:r>
                 <w:rPr>
                   <w:rFonts w:ascii="Arial" w:cs="Arial" w:eastAsia="Arial" w:hAnsi="Arial"/>
@@ -10571,7 +10571,7 @@
             <w:pPr>
               <w:spacing w:after="20" w:before="0"/>
             </w:pPr>
-            <w:hyperlink w:history="1" r:id="rIdormt7cy4e_njco1mzoshx">
+            <w:hyperlink w:history="1" r:id="rId-2govohf50lccqo8jfsvq">
               <w:r>
                 <w:rPr>
                   <w:rFonts w:ascii="Arial" w:cs="Arial" w:eastAsia="Arial" w:hAnsi="Arial"/>
@@ -10604,7 +10604,7 @@
               <w:spacing w:after="10" w:before="0"/>
               <w:ind w:left="120"/>
             </w:pPr>
-            <w:hyperlink w:history="1" r:id="rIdpko2p6cuxomlmdmhmncfc">
+            <w:hyperlink w:history="1" r:id="rIdr1hdh-xio0nbdpzzyrk1l">
               <w:r>
                 <w:rPr>
                   <w:rFonts w:ascii="Arial" w:cs="Arial" w:eastAsia="Arial" w:hAnsi="Arial"/>
@@ -10649,7 +10649,7 @@
             <w:pPr>
               <w:spacing w:after="20" w:before="0"/>
             </w:pPr>
-            <w:hyperlink w:history="1" r:id="rIdgv4p6u8pszn_m5jd5hdty">
+            <w:hyperlink w:history="1" r:id="rIdjvvco-u8iiwuued6gcx0q">
               <w:r>
                 <w:rPr>
                   <w:rFonts w:ascii="Arial" w:cs="Arial" w:eastAsia="Arial" w:hAnsi="Arial"/>
@@ -10682,7 +10682,7 @@
               <w:spacing w:after="10" w:before="0"/>
               <w:ind w:left="120"/>
             </w:pPr>
-            <w:hyperlink w:history="1" r:id="rIdylqpzd29lnzabwna4lhev">
+            <w:hyperlink w:history="1" r:id="rIdvm1uyonnrbmamawzhcwj9">
               <w:r>
                 <w:rPr>
                   <w:rFonts w:ascii="Arial" w:cs="Arial" w:eastAsia="Arial" w:hAnsi="Arial"/>
@@ -12283,7 +12283,7 @@
             <w:pPr>
               <w:spacing w:after="20" w:before="0"/>
             </w:pPr>
-            <w:hyperlink w:history="1" r:id="rIdg6n95prstdmgqyckw7h1s">
+            <w:hyperlink w:history="1" r:id="rIdmyauxwym8nnxuiyw5waak">
               <w:r>
                 <w:rPr>
                   <w:rFonts w:ascii="Arial" w:cs="Arial" w:eastAsia="Arial" w:hAnsi="Arial"/>
@@ -12316,7 +12316,7 @@
               <w:spacing w:after="10" w:before="0"/>
               <w:ind w:left="120"/>
             </w:pPr>
-            <w:hyperlink w:history="1" r:id="rIdnaiecanioyr-8lw5eydf5">
+            <w:hyperlink w:history="1" r:id="rIdu1vnsrcruwycdkxxxeccw">
               <w:r>
                 <w:rPr>
                   <w:rFonts w:ascii="Arial" w:cs="Arial" w:eastAsia="Arial" w:hAnsi="Arial"/>
@@ -12361,7 +12361,7 @@
             <w:pPr>
               <w:spacing w:after="20" w:before="0"/>
             </w:pPr>
-            <w:hyperlink w:history="1" r:id="rIdbuft1lkcjsnsfdbymyxo8">
+            <w:hyperlink w:history="1" r:id="rIdn-jzmwkpcp07xb6fs7z1z">
               <w:r>
                 <w:rPr>
                   <w:rFonts w:ascii="Arial" w:cs="Arial" w:eastAsia="Arial" w:hAnsi="Arial"/>
@@ -12394,7 +12394,7 @@
               <w:spacing w:after="10" w:before="0"/>
               <w:ind w:left="120"/>
             </w:pPr>
-            <w:hyperlink w:history="1" r:id="rId9cmnnuy4_jl4xhbsb_7y9">
+            <w:hyperlink w:history="1" r:id="rIdppb-d3uusttwztpbd6gdg">
               <w:r>
                 <w:rPr>
                   <w:rFonts w:ascii="Arial" w:cs="Arial" w:eastAsia="Arial" w:hAnsi="Arial"/>
@@ -12589,7 +12589,7 @@
             <w:pPr>
               <w:spacing w:after="20" w:before="0"/>
             </w:pPr>
-            <w:hyperlink w:history="1" r:id="rIdwop7v16deibscrtdrzjt4">
+            <w:hyperlink w:history="1" r:id="rIdjr6asmsi6_2etbmkxb_cl">
               <w:r>
                 <w:rPr>
                   <w:rFonts w:ascii="Arial" w:cs="Arial" w:eastAsia="Arial" w:hAnsi="Arial"/>
@@ -12622,7 +12622,7 @@
               <w:spacing w:after="10" w:before="0"/>
               <w:ind w:left="120"/>
             </w:pPr>
-            <w:hyperlink w:history="1" r:id="rIdhn1xp-xprwh2polewffvg">
+            <w:hyperlink w:history="1" r:id="rIds0mxspb1dcf-0uvfkbjn3">
               <w:r>
                 <w:rPr>
                   <w:rFonts w:ascii="Arial" w:cs="Arial" w:eastAsia="Arial" w:hAnsi="Arial"/>
@@ -12667,7 +12667,7 @@
             <w:pPr>
               <w:spacing w:after="20" w:before="0"/>
             </w:pPr>
-            <w:hyperlink w:history="1" r:id="rIdwmijb3ch83r2bi7zkc3ab">
+            <w:hyperlink w:history="1" r:id="rId6t-_eunm3vdqoje75l-yq">
               <w:r>
                 <w:rPr>
                   <w:rFonts w:ascii="Arial" w:cs="Arial" w:eastAsia="Arial" w:hAnsi="Arial"/>
@@ -12700,7 +12700,7 @@
               <w:spacing w:after="10" w:before="0"/>
               <w:ind w:left="120"/>
             </w:pPr>
-            <w:hyperlink w:history="1" r:id="rIdayyt3_-1fuxudqf5ryebj">
+            <w:hyperlink w:history="1" r:id="rIdmrk4rwxqea17fmaj_ovxt">
               <w:r>
                 <w:rPr>
                   <w:rFonts w:ascii="Arial" w:cs="Arial" w:eastAsia="Arial" w:hAnsi="Arial"/>
@@ -12895,7 +12895,7 @@
             <w:pPr>
               <w:spacing w:after="20" w:before="0"/>
             </w:pPr>
-            <w:hyperlink w:history="1" r:id="rIdnnd--7dng5yasxj8u-gv4">
+            <w:hyperlink w:history="1" r:id="rIdraulbkbvre7wxernzu_d8">
               <w:r>
                 <w:rPr>
                   <w:rFonts w:ascii="Arial" w:cs="Arial" w:eastAsia="Arial" w:hAnsi="Arial"/>
@@ -12928,7 +12928,7 @@
               <w:spacing w:after="10" w:before="0"/>
               <w:ind w:left="120"/>
             </w:pPr>
-            <w:hyperlink w:history="1" r:id="rIdx0gow7dkxotn4ovaj1vnq">
+            <w:hyperlink w:history="1" r:id="rId9i1oz1eyasdrqkbrhdrv9">
               <w:r>
                 <w:rPr>
                   <w:rFonts w:ascii="Arial" w:cs="Arial" w:eastAsia="Arial" w:hAnsi="Arial"/>
@@ -12973,7 +12973,7 @@
             <w:pPr>
               <w:spacing w:after="20" w:before="0"/>
             </w:pPr>
-            <w:hyperlink w:history="1" r:id="rId-gkxlfnspr3v3azv9gnye">
+            <w:hyperlink w:history="1" r:id="rIdsisec82bsgzljoixc6nsv">
               <w:r>
                 <w:rPr>
                   <w:rFonts w:ascii="Arial" w:cs="Arial" w:eastAsia="Arial" w:hAnsi="Arial"/>
@@ -13006,7 +13006,7 @@
               <w:spacing w:after="10" w:before="0"/>
               <w:ind w:left="120"/>
             </w:pPr>
-            <w:hyperlink w:history="1" r:id="rIdi5typrb_wvcznmhik2ali">
+            <w:hyperlink w:history="1" r:id="rIdpzqljfbmc2dixht-4j3i7">
               <w:r>
                 <w:rPr>
                   <w:rFonts w:ascii="Arial" w:cs="Arial" w:eastAsia="Arial" w:hAnsi="Arial"/>
@@ -13201,7 +13201,7 @@
             <w:pPr>
               <w:spacing w:after="20" w:before="0"/>
             </w:pPr>
-            <w:hyperlink w:history="1" r:id="rIdi9d18xvksugagzejts8mv">
+            <w:hyperlink w:history="1" r:id="rId9ilynzo6l6kdcac_mgzsl">
               <w:r>
                 <w:rPr>
                   <w:rFonts w:ascii="Arial" w:cs="Arial" w:eastAsia="Arial" w:hAnsi="Arial"/>
@@ -13234,7 +13234,7 @@
               <w:spacing w:after="10" w:before="0"/>
               <w:ind w:left="120"/>
             </w:pPr>
-            <w:hyperlink w:history="1" r:id="rIdlohowyoyjggswjh6k4sgr">
+            <w:hyperlink w:history="1" r:id="rIdw9jcgp1qr2uc-as9qbaez">
               <w:r>
                 <w:rPr>
                   <w:rFonts w:ascii="Arial" w:cs="Arial" w:eastAsia="Arial" w:hAnsi="Arial"/>
@@ -13279,7 +13279,7 @@
             <w:pPr>
               <w:spacing w:after="20" w:before="0"/>
             </w:pPr>
-            <w:hyperlink w:history="1" r:id="rIdosjqitadbstdaqaolfaiw">
+            <w:hyperlink w:history="1" r:id="rIdigs2xs5d34m47zmw5fcei">
               <w:r>
                 <w:rPr>
                   <w:rFonts w:ascii="Arial" w:cs="Arial" w:eastAsia="Arial" w:hAnsi="Arial"/>
@@ -13312,7 +13312,7 @@
               <w:spacing w:after="10" w:before="0"/>
               <w:ind w:left="120"/>
             </w:pPr>
-            <w:hyperlink w:history="1" r:id="rIdwfdbvejc3xhwviksowao1">
+            <w:hyperlink w:history="1" r:id="rIdcvsqwfg2izh4opxlrrxyq">
               <w:r>
                 <w:rPr>
                   <w:rFonts w:ascii="Arial" w:cs="Arial" w:eastAsia="Arial" w:hAnsi="Arial"/>
@@ -13507,7 +13507,7 @@
             <w:pPr>
               <w:spacing w:after="20" w:before="0"/>
             </w:pPr>
-            <w:hyperlink w:history="1" r:id="rIdr7ewq1ngxjqaudb7o9qur">
+            <w:hyperlink w:history="1" r:id="rIdm2pczgztu4k2ywi8ioixy">
               <w:r>
                 <w:rPr>
                   <w:rFonts w:ascii="Arial" w:cs="Arial" w:eastAsia="Arial" w:hAnsi="Arial"/>
@@ -13540,7 +13540,7 @@
               <w:spacing w:after="10" w:before="0"/>
               <w:ind w:left="120"/>
             </w:pPr>
-            <w:hyperlink w:history="1" r:id="rIdorfuevp3mrmpajbvkots9">
+            <w:hyperlink w:history="1" r:id="rIdpjalqrwcvgjgeour7gjff">
               <w:r>
                 <w:rPr>
                   <w:rFonts w:ascii="Arial" w:cs="Arial" w:eastAsia="Arial" w:hAnsi="Arial"/>
@@ -13585,7 +13585,7 @@
             <w:pPr>
               <w:spacing w:after="20" w:before="0"/>
             </w:pPr>
-            <w:hyperlink w:history="1" r:id="rIduvyjea77armzo0al18ppn">
+            <w:hyperlink w:history="1" r:id="rIdizyl8ke9pqosj4wd4_q3y">
               <w:r>
                 <w:rPr>
                   <w:rFonts w:ascii="Arial" w:cs="Arial" w:eastAsia="Arial" w:hAnsi="Arial"/>
@@ -13618,7 +13618,7 @@
               <w:spacing w:after="10" w:before="0"/>
               <w:ind w:left="120"/>
             </w:pPr>
-            <w:hyperlink w:history="1" r:id="rIddb2kl-_drqgceovvr_wf_">
+            <w:hyperlink w:history="1" r:id="rIdxyyxva3h0numwa4w89scy">
               <w:r>
                 <w:rPr>
                   <w:rFonts w:ascii="Arial" w:cs="Arial" w:eastAsia="Arial" w:hAnsi="Arial"/>
@@ -15105,7 +15105,7 @@
             <w:pPr>
               <w:spacing w:after="20" w:before="0"/>
             </w:pPr>
-            <w:hyperlink w:history="1" r:id="rIdb8ljumfa-glepecqisw6j">
+            <w:hyperlink w:history="1" r:id="rIdtx5th7fvr0gauaypg8gb0">
               <w:r>
                 <w:rPr>
                   <w:rFonts w:ascii="Arial" w:cs="Arial" w:eastAsia="Arial" w:hAnsi="Arial"/>
@@ -15138,7 +15138,7 @@
               <w:spacing w:after="10" w:before="0"/>
               <w:ind w:left="120"/>
             </w:pPr>
-            <w:hyperlink w:history="1" r:id="rIdcz33d7ckjohn_h1raxqy-">
+            <w:hyperlink w:history="1" r:id="rId9oxflc70__7t0j2och3ec">
               <w:r>
                 <w:rPr>
                   <w:rFonts w:ascii="Arial" w:cs="Arial" w:eastAsia="Arial" w:hAnsi="Arial"/>
@@ -15183,7 +15183,7 @@
             <w:pPr>
               <w:spacing w:after="20" w:before="0"/>
             </w:pPr>
-            <w:hyperlink w:history="1" r:id="rIdvrnf5mhqg8klimue_zmza">
+            <w:hyperlink w:history="1" r:id="rId12aeuqdvwefkxxeyn6vtq">
               <w:r>
                 <w:rPr>
                   <w:rFonts w:ascii="Arial" w:cs="Arial" w:eastAsia="Arial" w:hAnsi="Arial"/>
@@ -15216,7 +15216,7 @@
               <w:spacing w:after="10" w:before="0"/>
               <w:ind w:left="120"/>
             </w:pPr>
-            <w:hyperlink w:history="1" r:id="rId5faqvpf8btifl5cya2nnt">
+            <w:hyperlink w:history="1" r:id="rIdqfukmha-4fcnpnzvp3zjf">
               <w:r>
                 <w:rPr>
                   <w:rFonts w:ascii="Arial" w:cs="Arial" w:eastAsia="Arial" w:hAnsi="Arial"/>
@@ -15411,7 +15411,7 @@
             <w:pPr>
               <w:spacing w:after="20" w:before="0"/>
             </w:pPr>
-            <w:hyperlink w:history="1" r:id="rIdzpnmd1dg1wofx2rgk92gy">
+            <w:hyperlink w:history="1" r:id="rIdhbiupuzex31bgl9c0ratd">
               <w:r>
                 <w:rPr>
                   <w:rFonts w:ascii="Arial" w:cs="Arial" w:eastAsia="Arial" w:hAnsi="Arial"/>
@@ -15444,7 +15444,7 @@
               <w:spacing w:after="10" w:before="0"/>
               <w:ind w:left="120"/>
             </w:pPr>
-            <w:hyperlink w:history="1" r:id="rIdv1splno4-qb5gizokgdmi">
+            <w:hyperlink w:history="1" r:id="rIdv2se3rz1fn4w-kwdea1es">
               <w:r>
                 <w:rPr>
                   <w:rFonts w:ascii="Arial" w:cs="Arial" w:eastAsia="Arial" w:hAnsi="Arial"/>
@@ -15489,7 +15489,7 @@
             <w:pPr>
               <w:spacing w:after="20" w:before="0"/>
             </w:pPr>
-            <w:hyperlink w:history="1" r:id="rIdx6aa_m8iel1xmu75hefhl">
+            <w:hyperlink w:history="1" r:id="rIdce5dt5hvjbqyqmmjt3f3-">
               <w:r>
                 <w:rPr>
                   <w:rFonts w:ascii="Arial" w:cs="Arial" w:eastAsia="Arial" w:hAnsi="Arial"/>
@@ -15522,7 +15522,7 @@
               <w:spacing w:after="10" w:before="0"/>
               <w:ind w:left="120"/>
             </w:pPr>
-            <w:hyperlink w:history="1" r:id="rIddgotdohhdvvzaz_yfgsp9">
+            <w:hyperlink w:history="1" r:id="rIdg6ejb4usqd3k85c5e0l6_">
               <w:r>
                 <w:rPr>
                   <w:rFonts w:ascii="Arial" w:cs="Arial" w:eastAsia="Arial" w:hAnsi="Arial"/>
@@ -15717,7 +15717,7 @@
             <w:pPr>
               <w:spacing w:after="20" w:before="0"/>
             </w:pPr>
-            <w:hyperlink w:history="1" r:id="rIdgpos6niy1tkqhbke0szry">
+            <w:hyperlink w:history="1" r:id="rId_2eoldmdh946gkfsmhqwf">
               <w:r>
                 <w:rPr>
                   <w:rFonts w:ascii="Arial" w:cs="Arial" w:eastAsia="Arial" w:hAnsi="Arial"/>
@@ -15750,7 +15750,7 @@
               <w:spacing w:after="10" w:before="0"/>
               <w:ind w:left="120"/>
             </w:pPr>
-            <w:hyperlink w:history="1" r:id="rId8cwsfitz1q7td_k99qztp">
+            <w:hyperlink w:history="1" r:id="rIdlm8crztu-ksle6y-lqd9b">
               <w:r>
                 <w:rPr>
                   <w:rFonts w:ascii="Arial" w:cs="Arial" w:eastAsia="Arial" w:hAnsi="Arial"/>
@@ -15795,7 +15795,7 @@
             <w:pPr>
               <w:spacing w:after="20" w:before="0"/>
             </w:pPr>
-            <w:hyperlink w:history="1" r:id="rIdfu8cmqbgwdnir3gj3bee4">
+            <w:hyperlink w:history="1" r:id="rIdjjobc9kzlgc1aht0fcdtm">
               <w:r>
                 <w:rPr>
                   <w:rFonts w:ascii="Arial" w:cs="Arial" w:eastAsia="Arial" w:hAnsi="Arial"/>
@@ -15828,7 +15828,7 @@
               <w:spacing w:after="10" w:before="0"/>
               <w:ind w:left="120"/>
             </w:pPr>
-            <w:hyperlink w:history="1" r:id="rIdeqnnii6fhxlacrqa1iz_g">
+            <w:hyperlink w:history="1" r:id="rIdfs4xsydhv8i3nsvkc18ro">
               <w:r>
                 <w:rPr>
                   <w:rFonts w:ascii="Arial" w:cs="Arial" w:eastAsia="Arial" w:hAnsi="Arial"/>
@@ -16023,7 +16023,7 @@
             <w:pPr>
               <w:spacing w:after="20" w:before="0"/>
             </w:pPr>
-            <w:hyperlink w:history="1" r:id="rId7uqiw1nz0faurdn0jp4od">
+            <w:hyperlink w:history="1" r:id="rIdtddbwbc1nmyaoz8akbwrn">
               <w:r>
                 <w:rPr>
                   <w:rFonts w:ascii="Arial" w:cs="Arial" w:eastAsia="Arial" w:hAnsi="Arial"/>
@@ -16056,7 +16056,7 @@
               <w:spacing w:after="10" w:before="0"/>
               <w:ind w:left="120"/>
             </w:pPr>
-            <w:hyperlink w:history="1" r:id="rId4twf1pnlgx4xffvfxmyxj">
+            <w:hyperlink w:history="1" r:id="rId1vdlpqzcvzflwfc03proj">
               <w:r>
                 <w:rPr>
                   <w:rFonts w:ascii="Arial" w:cs="Arial" w:eastAsia="Arial" w:hAnsi="Arial"/>
@@ -16101,7 +16101,7 @@
             <w:pPr>
               <w:spacing w:after="20" w:before="0"/>
             </w:pPr>
-            <w:hyperlink w:history="1" r:id="rIdv591yqagleoabtm_nvlcq">
+            <w:hyperlink w:history="1" r:id="rId5ms3o9yjwagvabihfyy2b">
               <w:r>
                 <w:rPr>
                   <w:rFonts w:ascii="Arial" w:cs="Arial" w:eastAsia="Arial" w:hAnsi="Arial"/>
@@ -16134,7 +16134,7 @@
               <w:spacing w:after="10" w:before="0"/>
               <w:ind w:left="120"/>
             </w:pPr>
-            <w:hyperlink w:history="1" r:id="rIdpgnq1etcp9ho2xq6ytkii">
+            <w:hyperlink w:history="1" r:id="rIdmkms1ytfpc_uysxhdhexl">
               <w:r>
                 <w:rPr>
                   <w:rFonts w:ascii="Arial" w:cs="Arial" w:eastAsia="Arial" w:hAnsi="Arial"/>
@@ -16329,7 +16329,7 @@
             <w:pPr>
               <w:spacing w:after="20" w:before="0"/>
             </w:pPr>
-            <w:hyperlink w:history="1" r:id="rIdb0ypufhennotwuldjtpup">
+            <w:hyperlink w:history="1" r:id="rIdcwt1aohdeanspttxatr-3">
               <w:r>
                 <w:rPr>
                   <w:rFonts w:ascii="Arial" w:cs="Arial" w:eastAsia="Arial" w:hAnsi="Arial"/>
@@ -16362,7 +16362,7 @@
               <w:spacing w:after="10" w:before="0"/>
               <w:ind w:left="120"/>
             </w:pPr>
-            <w:hyperlink w:history="1" r:id="rIdnoppk54flunfcirtmb3hq">
+            <w:hyperlink w:history="1" r:id="rIdebugowrc6hkvnzzisznj8">
               <w:r>
                 <w:rPr>
                   <w:rFonts w:ascii="Arial" w:cs="Arial" w:eastAsia="Arial" w:hAnsi="Arial"/>
@@ -16407,7 +16407,7 @@
             <w:pPr>
               <w:spacing w:after="20" w:before="0"/>
             </w:pPr>
-            <w:hyperlink w:history="1" r:id="rId-fotisreaa-0qydluvgpq">
+            <w:hyperlink w:history="1" r:id="rIddoovqfncszggfouyxj438">
               <w:r>
                 <w:rPr>
                   <w:rFonts w:ascii="Arial" w:cs="Arial" w:eastAsia="Arial" w:hAnsi="Arial"/>
@@ -16440,7 +16440,7 @@
               <w:spacing w:after="10" w:before="0"/>
               <w:ind w:left="120"/>
             </w:pPr>
-            <w:hyperlink w:history="1" r:id="rId8nv3h19eoxan0pxh_kijj">
+            <w:hyperlink w:history="1" r:id="rIduacl9lawiuufv4hshzakn">
               <w:r>
                 <w:rPr>
                   <w:rFonts w:ascii="Arial" w:cs="Arial" w:eastAsia="Arial" w:hAnsi="Arial"/>
@@ -17927,7 +17927,7 @@
             <w:pPr>
               <w:spacing w:after="20" w:before="0"/>
             </w:pPr>
-            <w:hyperlink w:history="1" r:id="rIdhzac8sqm5vog3htroac1t">
+            <w:hyperlink w:history="1" r:id="rIdbqh5wygmncssrsxxh4kss">
               <w:r>
                 <w:rPr>
                   <w:rFonts w:ascii="Arial" w:cs="Arial" w:eastAsia="Arial" w:hAnsi="Arial"/>
@@ -17960,7 +17960,7 @@
               <w:spacing w:after="10" w:before="0"/>
               <w:ind w:left="120"/>
             </w:pPr>
-            <w:hyperlink w:history="1" r:id="rIdwfgfudnhqkslravexecjs">
+            <w:hyperlink w:history="1" r:id="rIdw91apj7ghaffup2b5dpc9">
               <w:r>
                 <w:rPr>
                   <w:rFonts w:ascii="Arial" w:cs="Arial" w:eastAsia="Arial" w:hAnsi="Arial"/>
@@ -18005,7 +18005,7 @@
             <w:pPr>
               <w:spacing w:after="20" w:before="0"/>
             </w:pPr>
-            <w:hyperlink w:history="1" r:id="rIdkcl3ykhudi0btmflxcj1c">
+            <w:hyperlink w:history="1" r:id="rIdbxmqj-eehy0bnwkcf0puk">
               <w:r>
                 <w:rPr>
                   <w:rFonts w:ascii="Arial" w:cs="Arial" w:eastAsia="Arial" w:hAnsi="Arial"/>
@@ -18038,7 +18038,7 @@
               <w:spacing w:after="10" w:before="0"/>
               <w:ind w:left="120"/>
             </w:pPr>
-            <w:hyperlink w:history="1" r:id="rIdz-za67slqmyyk3doqottq">
+            <w:hyperlink w:history="1" r:id="rId4pzsd1imioe9xfkgi1lze">
               <w:r>
                 <w:rPr>
                   <w:rFonts w:ascii="Arial" w:cs="Arial" w:eastAsia="Arial" w:hAnsi="Arial"/>
@@ -18233,7 +18233,7 @@
             <w:pPr>
               <w:spacing w:after="20" w:before="0"/>
             </w:pPr>
-            <w:hyperlink w:history="1" r:id="rId8mqtaircnde084tofunhe">
+            <w:hyperlink w:history="1" r:id="rId6u7toeeoyk6xfpph-5sr3">
               <w:r>
                 <w:rPr>
                   <w:rFonts w:ascii="Arial" w:cs="Arial" w:eastAsia="Arial" w:hAnsi="Arial"/>
@@ -18266,7 +18266,7 @@
               <w:spacing w:after="10" w:before="0"/>
               <w:ind w:left="120"/>
             </w:pPr>
-            <w:hyperlink w:history="1" r:id="rIdbwkevfsnveboqozwwhlbv">
+            <w:hyperlink w:history="1" r:id="rIde_vbumtbvvhdllvidl3x8">
               <w:r>
                 <w:rPr>
                   <w:rFonts w:ascii="Arial" w:cs="Arial" w:eastAsia="Arial" w:hAnsi="Arial"/>
@@ -18311,7 +18311,7 @@
             <w:pPr>
               <w:spacing w:after="20" w:before="0"/>
             </w:pPr>
-            <w:hyperlink w:history="1" r:id="rId4rvvtp1dbf5moklq5umkv">
+            <w:hyperlink w:history="1" r:id="rIdage5aamhal8-25hldmhua">
               <w:r>
                 <w:rPr>
                   <w:rFonts w:ascii="Arial" w:cs="Arial" w:eastAsia="Arial" w:hAnsi="Arial"/>
@@ -18344,7 +18344,7 @@
               <w:spacing w:after="10" w:before="0"/>
               <w:ind w:left="120"/>
             </w:pPr>
-            <w:hyperlink w:history="1" r:id="rIdind0jxi5le6bp2gu4l1dq">
+            <w:hyperlink w:history="1" r:id="rIdaw2eezvzfut4vqxz83cmq">
               <w:r>
                 <w:rPr>
                   <w:rFonts w:ascii="Arial" w:cs="Arial" w:eastAsia="Arial" w:hAnsi="Arial"/>
@@ -18539,7 +18539,7 @@
             <w:pPr>
               <w:spacing w:after="20" w:before="0"/>
             </w:pPr>
-            <w:hyperlink w:history="1" r:id="rIdidtjnk6osivtau-95m4n_">
+            <w:hyperlink w:history="1" r:id="rIdbebfmk4pttt6hofdvz-_l">
               <w:r>
                 <w:rPr>
                   <w:rFonts w:ascii="Arial" w:cs="Arial" w:eastAsia="Arial" w:hAnsi="Arial"/>
@@ -18572,7 +18572,7 @@
               <w:spacing w:after="10" w:before="0"/>
               <w:ind w:left="120"/>
             </w:pPr>
-            <w:hyperlink w:history="1" r:id="rIdpme3dv1ld3ttna7ifxwyl">
+            <w:hyperlink w:history="1" r:id="rIdx_s4bk3mzziy-079b2lqi">
               <w:r>
                 <w:rPr>
                   <w:rFonts w:ascii="Arial" w:cs="Arial" w:eastAsia="Arial" w:hAnsi="Arial"/>
@@ -18617,7 +18617,7 @@
             <w:pPr>
               <w:spacing w:after="20" w:before="0"/>
             </w:pPr>
-            <w:hyperlink w:history="1" r:id="rIdt0nwkiyuh-vqlr4ozmn62">
+            <w:hyperlink w:history="1" r:id="rIdfjuo84rv7avogvnubbpj2">
               <w:r>
                 <w:rPr>
                   <w:rFonts w:ascii="Arial" w:cs="Arial" w:eastAsia="Arial" w:hAnsi="Arial"/>
@@ -18650,7 +18650,7 @@
               <w:spacing w:after="10" w:before="0"/>
               <w:ind w:left="120"/>
             </w:pPr>
-            <w:hyperlink w:history="1" r:id="rIdkckdmreiwvh2vy0mcakud">
+            <w:hyperlink w:history="1" r:id="rIdzsftijmisd2ehtijgcvw2">
               <w:r>
                 <w:rPr>
                   <w:rFonts w:ascii="Arial" w:cs="Arial" w:eastAsia="Arial" w:hAnsi="Arial"/>
@@ -18845,7 +18845,7 @@
             <w:pPr>
               <w:spacing w:after="20" w:before="0"/>
             </w:pPr>
-            <w:hyperlink w:history="1" r:id="rIdolla8gz_tumjgpck90qd8">
+            <w:hyperlink w:history="1" r:id="rId8dh-6ybfzb2qfrcu5bji_">
               <w:r>
                 <w:rPr>
                   <w:rFonts w:ascii="Arial" w:cs="Arial" w:eastAsia="Arial" w:hAnsi="Arial"/>
@@ -18878,7 +18878,7 @@
               <w:spacing w:after="10" w:before="0"/>
               <w:ind w:left="120"/>
             </w:pPr>
-            <w:hyperlink w:history="1" r:id="rIdifzcscy7m-kwhiohcx70j">
+            <w:hyperlink w:history="1" r:id="rIdigfgo9rmnydnrt2l8tdbt">
               <w:r>
                 <w:rPr>
                   <w:rFonts w:ascii="Arial" w:cs="Arial" w:eastAsia="Arial" w:hAnsi="Arial"/>
@@ -18923,7 +18923,7 @@
             <w:pPr>
               <w:spacing w:after="20" w:before="0"/>
             </w:pPr>
-            <w:hyperlink w:history="1" r:id="rIdrd7vxaof2qzoup1mdccua">
+            <w:hyperlink w:history="1" r:id="rIdkm1r2qkhzsm7iaodnpowm">
               <w:r>
                 <w:rPr>
                   <w:rFonts w:ascii="Arial" w:cs="Arial" w:eastAsia="Arial" w:hAnsi="Arial"/>
@@ -18956,7 +18956,7 @@
               <w:spacing w:after="10" w:before="0"/>
               <w:ind w:left="120"/>
             </w:pPr>
-            <w:hyperlink w:history="1" r:id="rIdhw4x22f7ifvfytmoq5pva">
+            <w:hyperlink w:history="1" r:id="rIdwrxzgfjnvqobvigo8kjuw">
               <w:r>
                 <w:rPr>
                   <w:rFonts w:ascii="Arial" w:cs="Arial" w:eastAsia="Arial" w:hAnsi="Arial"/>
@@ -19151,7 +19151,7 @@
             <w:pPr>
               <w:spacing w:after="20" w:before="0"/>
             </w:pPr>
-            <w:hyperlink w:history="1" r:id="rIdejxq-kpunz0sy2d7tdjbr">
+            <w:hyperlink w:history="1" r:id="rIdd8g_ooymgjrxvy8xxm-vb">
               <w:r>
                 <w:rPr>
                   <w:rFonts w:ascii="Arial" w:cs="Arial" w:eastAsia="Arial" w:hAnsi="Arial"/>
@@ -19184,7 +19184,7 @@
               <w:spacing w:after="10" w:before="0"/>
               <w:ind w:left="120"/>
             </w:pPr>
-            <w:hyperlink w:history="1" r:id="rIds3u-fta9lqv4-qbgcxxy-">
+            <w:hyperlink w:history="1" r:id="rIdiavoevum7tvavfsc2y7fl">
               <w:r>
                 <w:rPr>
                   <w:rFonts w:ascii="Arial" w:cs="Arial" w:eastAsia="Arial" w:hAnsi="Arial"/>
@@ -19229,7 +19229,7 @@
             <w:pPr>
               <w:spacing w:after="20" w:before="0"/>
             </w:pPr>
-            <w:hyperlink w:history="1" r:id="rIdq2eoszkk3gubxkftj2epb">
+            <w:hyperlink w:history="1" r:id="rIdr2xolda1cx4nbppkvvea5">
               <w:r>
                 <w:rPr>
                   <w:rFonts w:ascii="Arial" w:cs="Arial" w:eastAsia="Arial" w:hAnsi="Arial"/>
@@ -19262,7 +19262,7 @@
               <w:spacing w:after="10" w:before="0"/>
               <w:ind w:left="120"/>
             </w:pPr>
-            <w:hyperlink w:history="1" r:id="rIdgqr_wfdhecgrbxmdras1b">
+            <w:hyperlink w:history="1" r:id="rId5kru27wde3mva-ic2nib9">
               <w:r>
                 <w:rPr>
                   <w:rFonts w:ascii="Arial" w:cs="Arial" w:eastAsia="Arial" w:hAnsi="Arial"/>
@@ -20749,7 +20749,7 @@
             <w:pPr>
               <w:spacing w:after="20" w:before="0"/>
             </w:pPr>
-            <w:hyperlink w:history="1" r:id="rIdd5rd65vfm4xlfshpzmlrj">
+            <w:hyperlink w:history="1" r:id="rIdibrx0jukun3jszndvbxx4">
               <w:r>
                 <w:rPr>
                   <w:rFonts w:ascii="Arial" w:cs="Arial" w:eastAsia="Arial" w:hAnsi="Arial"/>
@@ -20782,7 +20782,7 @@
               <w:spacing w:after="10" w:before="0"/>
               <w:ind w:left="120"/>
             </w:pPr>
-            <w:hyperlink w:history="1" r:id="rIdes3p-xclfgjuvaxaj1iev">
+            <w:hyperlink w:history="1" r:id="rIdyfu5cf9nithqjmh5duzkr">
               <w:r>
                 <w:rPr>
                   <w:rFonts w:ascii="Arial" w:cs="Arial" w:eastAsia="Arial" w:hAnsi="Arial"/>
@@ -20827,7 +20827,7 @@
             <w:pPr>
               <w:spacing w:after="20" w:before="0"/>
             </w:pPr>
-            <w:hyperlink w:history="1" r:id="rId5dyl79lo2fcimt35hy9wj">
+            <w:hyperlink w:history="1" r:id="rIdgciv83y4ihjpjhyig1bad">
               <w:r>
                 <w:rPr>
                   <w:rFonts w:ascii="Arial" w:cs="Arial" w:eastAsia="Arial" w:hAnsi="Arial"/>
@@ -20860,7 +20860,7 @@
               <w:spacing w:after="10" w:before="0"/>
               <w:ind w:left="120"/>
             </w:pPr>
-            <w:hyperlink w:history="1" r:id="rIdgpxd-vzmkuqac32rx97j6">
+            <w:hyperlink w:history="1" r:id="rIdvqlnxk8_g3jjvkcpntgyk">
               <w:r>
                 <w:rPr>
                   <w:rFonts w:ascii="Arial" w:cs="Arial" w:eastAsia="Arial" w:hAnsi="Arial"/>
@@ -21150,7 +21150,7 @@
             <w:pPr>
               <w:spacing w:after="20" w:before="0"/>
             </w:pPr>
-            <w:hyperlink w:history="1" r:id="rIdlggkcfjtpc_hnwonzowyr">
+            <w:hyperlink w:history="1" r:id="rIdwahqjisphat6kxerkozdv">
               <w:r>
                 <w:rPr>
                   <w:rFonts w:ascii="Arial" w:cs="Arial" w:eastAsia="Arial" w:hAnsi="Arial"/>
@@ -21183,7 +21183,7 @@
               <w:spacing w:after="10" w:before="0"/>
               <w:ind w:left="120"/>
             </w:pPr>
-            <w:hyperlink w:history="1" r:id="rIdw6vj_w5x4pdbict8kb9ns">
+            <w:hyperlink w:history="1" r:id="rId54scaakie1dbqqbhp9thy">
               <w:r>
                 <w:rPr>
                   <w:rFonts w:ascii="Arial" w:cs="Arial" w:eastAsia="Arial" w:hAnsi="Arial"/>
@@ -21228,7 +21228,7 @@
             <w:pPr>
               <w:spacing w:after="20" w:before="0"/>
             </w:pPr>
-            <w:hyperlink w:history="1" r:id="rIdooz4qn3y7mt5zq6fjen3j">
+            <w:hyperlink w:history="1" r:id="rIdvvisc70medrllet3rcsje">
               <w:r>
                 <w:rPr>
                   <w:rFonts w:ascii="Arial" w:cs="Arial" w:eastAsia="Arial" w:hAnsi="Arial"/>
@@ -21261,7 +21261,7 @@
               <w:spacing w:after="10" w:before="0"/>
               <w:ind w:left="120"/>
             </w:pPr>
-            <w:hyperlink w:history="1" r:id="rIdvelw3jm0bhq6oksz9vygm">
+            <w:hyperlink w:history="1" r:id="rId1mvjrx2zcg4mxmilcr8nd">
               <w:r>
                 <w:rPr>
                   <w:rFonts w:ascii="Arial" w:cs="Arial" w:eastAsia="Arial" w:hAnsi="Arial"/>
@@ -21589,7 +21589,7 @@
             <w:pPr>
               <w:spacing w:after="20" w:before="0"/>
             </w:pPr>
-            <w:hyperlink w:history="1" r:id="rIdhvjgf_6sikxwhrydpr-wv">
+            <w:hyperlink w:history="1" r:id="rIdab3zxtgc7urwaiau0yvdk">
               <w:r>
                 <w:rPr>
                   <w:rFonts w:ascii="Arial" w:cs="Arial" w:eastAsia="Arial" w:hAnsi="Arial"/>
@@ -21622,7 +21622,7 @@
               <w:spacing w:after="10" w:before="0"/>
               <w:ind w:left="120"/>
             </w:pPr>
-            <w:hyperlink w:history="1" r:id="rIdhwoywxrpaeq9enw223xji">
+            <w:hyperlink w:history="1" r:id="rIdngpzgfpcqx35snlbaalbp">
               <w:r>
                 <w:rPr>
                   <w:rFonts w:ascii="Arial" w:cs="Arial" w:eastAsia="Arial" w:hAnsi="Arial"/>
@@ -21667,7 +21667,7 @@
             <w:pPr>
               <w:spacing w:after="20" w:before="0"/>
             </w:pPr>
-            <w:hyperlink w:history="1" r:id="rIdbzoazmw-vne1ym198v8x4">
+            <w:hyperlink w:history="1" r:id="rIdfjx_apvtuogundypyjysb">
               <w:r>
                 <w:rPr>
                   <w:rFonts w:ascii="Arial" w:cs="Arial" w:eastAsia="Arial" w:hAnsi="Arial"/>
@@ -21700,7 +21700,7 @@
               <w:spacing w:after="10" w:before="0"/>
               <w:ind w:left="120"/>
             </w:pPr>
-            <w:hyperlink w:history="1" r:id="rIdx5e_zgwxthiharrbhiyge">
+            <w:hyperlink w:history="1" r:id="rIdg2tcsgynhkpk1ppmpytbi">
               <w:r>
                 <w:rPr>
                   <w:rFonts w:ascii="Arial" w:cs="Arial" w:eastAsia="Arial" w:hAnsi="Arial"/>
@@ -21990,7 +21990,7 @@
             <w:pPr>
               <w:spacing w:after="20" w:before="0"/>
             </w:pPr>
-            <w:hyperlink w:history="1" r:id="rId00ypb5laeo2xsokgkslig">
+            <w:hyperlink w:history="1" r:id="rIdciu5f_6dzvlposvfqejzy">
               <w:r>
                 <w:rPr>
                   <w:rFonts w:ascii="Arial" w:cs="Arial" w:eastAsia="Arial" w:hAnsi="Arial"/>
@@ -22023,7 +22023,7 @@
               <w:spacing w:after="10" w:before="0"/>
               <w:ind w:left="120"/>
             </w:pPr>
-            <w:hyperlink w:history="1" r:id="rIdmzcxbs_kzpbkveg98juws">
+            <w:hyperlink w:history="1" r:id="rId5muq2ver24xuhrkq2q09o">
               <w:r>
                 <w:rPr>
                   <w:rFonts w:ascii="Arial" w:cs="Arial" w:eastAsia="Arial" w:hAnsi="Arial"/>
@@ -22068,7 +22068,7 @@
             <w:pPr>
               <w:spacing w:after="20" w:before="0"/>
             </w:pPr>
-            <w:hyperlink w:history="1" r:id="rIdjygfecfblvjmc6pzjnkee">
+            <w:hyperlink w:history="1" r:id="rIdq1zzo7gigmso_pw1dtvfn">
               <w:r>
                 <w:rPr>
                   <w:rFonts w:ascii="Arial" w:cs="Arial" w:eastAsia="Arial" w:hAnsi="Arial"/>
@@ -22101,7 +22101,7 @@
               <w:spacing w:after="10" w:before="0"/>
               <w:ind w:left="120"/>
             </w:pPr>
-            <w:hyperlink w:history="1" r:id="rIdphirkdp-gfs4g-nyedcs-">
+            <w:hyperlink w:history="1" r:id="rIdobhq3trquuxf9zc-prpyd">
               <w:r>
                 <w:rPr>
                   <w:rFonts w:ascii="Arial" w:cs="Arial" w:eastAsia="Arial" w:hAnsi="Arial"/>
@@ -22353,7 +22353,7 @@
             <w:pPr>
               <w:spacing w:after="20" w:before="0"/>
             </w:pPr>
-            <w:hyperlink w:history="1" r:id="rIdmu_y-1kqkvvs8soa5xqjk">
+            <w:hyperlink w:history="1" r:id="rIddguwslz-f5npl20hlmmc9">
               <w:r>
                 <w:rPr>
                   <w:rFonts w:ascii="Arial" w:cs="Arial" w:eastAsia="Arial" w:hAnsi="Arial"/>
@@ -22386,7 +22386,7 @@
               <w:spacing w:after="10" w:before="0"/>
               <w:ind w:left="120"/>
             </w:pPr>
-            <w:hyperlink w:history="1" r:id="rIdig1p0u3vfuwinqsmdfqoh">
+            <w:hyperlink w:history="1" r:id="rIdlmd2zy5ugtinst51rwnp8">
               <w:r>
                 <w:rPr>
                   <w:rFonts w:ascii="Arial" w:cs="Arial" w:eastAsia="Arial" w:hAnsi="Arial"/>
@@ -22431,7 +22431,7 @@
             <w:pPr>
               <w:spacing w:after="20" w:before="0"/>
             </w:pPr>
-            <w:hyperlink w:history="1" r:id="rIdwh6uywmoqsmi32asjdqsv">
+            <w:hyperlink w:history="1" r:id="rIdtpxpgheohrnu3wmwikfgv">
               <w:r>
                 <w:rPr>
                   <w:rFonts w:ascii="Arial" w:cs="Arial" w:eastAsia="Arial" w:hAnsi="Arial"/>
@@ -22464,7 +22464,7 @@
               <w:spacing w:after="10" w:before="0"/>
               <w:ind w:left="120"/>
             </w:pPr>
-            <w:hyperlink w:history="1" r:id="rIdayc_1ae1xe9rb2nvy5nhm">
+            <w:hyperlink w:history="1" r:id="rIdiy3absmopk8vr8hvt5o0k">
               <w:r>
                 <w:rPr>
                   <w:rFonts w:ascii="Arial" w:cs="Arial" w:eastAsia="Arial" w:hAnsi="Arial"/>
@@ -24141,7 +24141,7 @@
             <w:pPr>
               <w:spacing w:after="20" w:before="0"/>
             </w:pPr>
-            <w:hyperlink w:history="1" r:id="rIdxxv0sequztduzundjyz5f">
+            <w:hyperlink w:history="1" r:id="rId_eqhe4vxnkbozpgwfo4cx">
               <w:r>
                 <w:rPr>
                   <w:rFonts w:ascii="Arial" w:cs="Arial" w:eastAsia="Arial" w:hAnsi="Arial"/>
@@ -24174,7 +24174,7 @@
               <w:spacing w:after="10" w:before="0"/>
               <w:ind w:left="120"/>
             </w:pPr>
-            <w:hyperlink w:history="1" r:id="rIdivbm0rrmimvh90rozllzd">
+            <w:hyperlink w:history="1" r:id="rIdakxo5d6oi2ki3httf1uqr">
               <w:r>
                 <w:rPr>
                   <w:rFonts w:ascii="Arial" w:cs="Arial" w:eastAsia="Arial" w:hAnsi="Arial"/>
@@ -24219,7 +24219,7 @@
             <w:pPr>
               <w:spacing w:after="20" w:before="0"/>
             </w:pPr>
-            <w:hyperlink w:history="1" r:id="rIdjizw6jykhy0i8g_lxc4rd">
+            <w:hyperlink w:history="1" r:id="rIdduujy3wqbfkavmndm-o8f">
               <w:r>
                 <w:rPr>
                   <w:rFonts w:ascii="Arial" w:cs="Arial" w:eastAsia="Arial" w:hAnsi="Arial"/>
@@ -24252,7 +24252,7 @@
               <w:spacing w:after="10" w:before="0"/>
               <w:ind w:left="120"/>
             </w:pPr>
-            <w:hyperlink w:history="1" r:id="rIdciompdr1fkjef4mkysefo">
+            <w:hyperlink w:history="1" r:id="rIdpsmzvb5itha4rni0rysyv">
               <w:r>
                 <w:rPr>
                   <w:rFonts w:ascii="Arial" w:cs="Arial" w:eastAsia="Arial" w:hAnsi="Arial"/>
@@ -24447,7 +24447,7 @@
             <w:pPr>
               <w:spacing w:after="20" w:before="0"/>
             </w:pPr>
-            <w:hyperlink w:history="1" r:id="rIdfvmuokloyzi3ebl8hahnz">
+            <w:hyperlink w:history="1" r:id="rIdwaqsq0lhjizc30kgcayez">
               <w:r>
                 <w:rPr>
                   <w:rFonts w:ascii="Arial" w:cs="Arial" w:eastAsia="Arial" w:hAnsi="Arial"/>
@@ -24480,7 +24480,7 @@
               <w:spacing w:after="10" w:before="0"/>
               <w:ind w:left="120"/>
             </w:pPr>
-            <w:hyperlink w:history="1" r:id="rIdkhqydwkt0b44dkj9v_e0s">
+            <w:hyperlink w:history="1" r:id="rIdeg01tlrcjpzba12kfbfdn">
               <w:r>
                 <w:rPr>
                   <w:rFonts w:ascii="Arial" w:cs="Arial" w:eastAsia="Arial" w:hAnsi="Arial"/>
@@ -24525,7 +24525,7 @@
             <w:pPr>
               <w:spacing w:after="20" w:before="0"/>
             </w:pPr>
-            <w:hyperlink w:history="1" r:id="rId83a6cgt2cyrmpk268xpnp">
+            <w:hyperlink w:history="1" r:id="rIdsv6cakp9iybah4lph1ji0">
               <w:r>
                 <w:rPr>
                   <w:rFonts w:ascii="Arial" w:cs="Arial" w:eastAsia="Arial" w:hAnsi="Arial"/>
@@ -24558,7 +24558,7 @@
               <w:spacing w:after="10" w:before="0"/>
               <w:ind w:left="120"/>
             </w:pPr>
-            <w:hyperlink w:history="1" r:id="rIdid13hg0ypqlc2uxsyrbdd">
+            <w:hyperlink w:history="1" r:id="rIddz5lejozuwvkcgfpnabkj">
               <w:r>
                 <w:rPr>
                   <w:rFonts w:ascii="Arial" w:cs="Arial" w:eastAsia="Arial" w:hAnsi="Arial"/>
@@ -24753,7 +24753,7 @@
             <w:pPr>
               <w:spacing w:after="20" w:before="0"/>
             </w:pPr>
-            <w:hyperlink w:history="1" r:id="rIdgcrj-rpkk1-prrpdhkkqx">
+            <w:hyperlink w:history="1" r:id="rIdufesjom6iw-7xoupuxd7s">
               <w:r>
                 <w:rPr>
                   <w:rFonts w:ascii="Arial" w:cs="Arial" w:eastAsia="Arial" w:hAnsi="Arial"/>
@@ -24786,7 +24786,7 @@
               <w:spacing w:after="10" w:before="0"/>
               <w:ind w:left="120"/>
             </w:pPr>
-            <w:hyperlink w:history="1" r:id="rIdj-olrlbmnvdys2mwetzii">
+            <w:hyperlink w:history="1" r:id="rIdz5zrqnxffoffn9urnt6k_">
               <w:r>
                 <w:rPr>
                   <w:rFonts w:ascii="Arial" w:cs="Arial" w:eastAsia="Arial" w:hAnsi="Arial"/>
@@ -24831,7 +24831,7 @@
             <w:pPr>
               <w:spacing w:after="20" w:before="0"/>
             </w:pPr>
-            <w:hyperlink w:history="1" r:id="rIdhv6efvhjveim0g2qh5itn">
+            <w:hyperlink w:history="1" r:id="rIdgk1zhpsk8hywxgqgx7px-">
               <w:r>
                 <w:rPr>
                   <w:rFonts w:ascii="Arial" w:cs="Arial" w:eastAsia="Arial" w:hAnsi="Arial"/>
@@ -24864,7 +24864,7 @@
               <w:spacing w:after="10" w:before="0"/>
               <w:ind w:left="120"/>
             </w:pPr>
-            <w:hyperlink w:history="1" r:id="rIdq33sqhgirvc8skq2zkmuk">
+            <w:hyperlink w:history="1" r:id="rIdijnelnake3z_m0n-cogqx">
               <w:r>
                 <w:rPr>
                   <w:rFonts w:ascii="Arial" w:cs="Arial" w:eastAsia="Arial" w:hAnsi="Arial"/>
@@ -25059,7 +25059,7 @@
             <w:pPr>
               <w:spacing w:after="20" w:before="0"/>
             </w:pPr>
-            <w:hyperlink w:history="1" r:id="rIdoufavvegyn2apn439klew">
+            <w:hyperlink w:history="1" r:id="rId-oqf-bsn2sv8iz7dgl9kq">
               <w:r>
                 <w:rPr>
                   <w:rFonts w:ascii="Arial" w:cs="Arial" w:eastAsia="Arial" w:hAnsi="Arial"/>
@@ -25092,7 +25092,7 @@
               <w:spacing w:after="10" w:before="0"/>
               <w:ind w:left="120"/>
             </w:pPr>
-            <w:hyperlink w:history="1" r:id="rIdoh3drg7dr8nwl2ssy6epx">
+            <w:hyperlink w:history="1" r:id="rIdfmnaamj0wndlvwzrbwhe_">
               <w:r>
                 <w:rPr>
                   <w:rFonts w:ascii="Arial" w:cs="Arial" w:eastAsia="Arial" w:hAnsi="Arial"/>
@@ -25137,7 +25137,7 @@
             <w:pPr>
               <w:spacing w:after="20" w:before="0"/>
             </w:pPr>
-            <w:hyperlink w:history="1" r:id="rIdkcrbma-r8mumoenedvxef">
+            <w:hyperlink w:history="1" r:id="rIdnde5rwsdjnm98s8xykqdj">
               <w:r>
                 <w:rPr>
                   <w:rFonts w:ascii="Arial" w:cs="Arial" w:eastAsia="Arial" w:hAnsi="Arial"/>
@@ -25170,7 +25170,7 @@
               <w:spacing w:after="10" w:before="0"/>
               <w:ind w:left="120"/>
             </w:pPr>
-            <w:hyperlink w:history="1" r:id="rIdid6917opodswaqgyscm-2">
+            <w:hyperlink w:history="1" r:id="rIdvjnpeyet-tapfhrktcfyd">
               <w:r>
                 <w:rPr>
                   <w:rFonts w:ascii="Arial" w:cs="Arial" w:eastAsia="Arial" w:hAnsi="Arial"/>
@@ -25365,7 +25365,7 @@
             <w:pPr>
               <w:spacing w:after="20" w:before="0"/>
             </w:pPr>
-            <w:hyperlink w:history="1" r:id="rId0vzxnox1-1_uzixwuxq04">
+            <w:hyperlink w:history="1" r:id="rIdlbesyr-jcurml5xlmoux0">
               <w:r>
                 <w:rPr>
                   <w:rFonts w:ascii="Arial" w:cs="Arial" w:eastAsia="Arial" w:hAnsi="Arial"/>
@@ -25398,7 +25398,7 @@
               <w:spacing w:after="10" w:before="0"/>
               <w:ind w:left="120"/>
             </w:pPr>
-            <w:hyperlink w:history="1" r:id="rIdsplpaly0jrocidiikhgdj">
+            <w:hyperlink w:history="1" r:id="rIdhtwtoo4ukpvr9fn2n3a4i">
               <w:r>
                 <w:rPr>
                   <w:rFonts w:ascii="Arial" w:cs="Arial" w:eastAsia="Arial" w:hAnsi="Arial"/>
@@ -25443,7 +25443,7 @@
             <w:pPr>
               <w:spacing w:after="20" w:before="0"/>
             </w:pPr>
-            <w:hyperlink w:history="1" r:id="rIdzzsah1_jptkei5ydopzlj">
+            <w:hyperlink w:history="1" r:id="rIdz-1z-2eioamc1jn1rwnq1">
               <w:r>
                 <w:rPr>
                   <w:rFonts w:ascii="Arial" w:cs="Arial" w:eastAsia="Arial" w:hAnsi="Arial"/>
@@ -25476,7 +25476,7 @@
               <w:spacing w:after="10" w:before="0"/>
               <w:ind w:left="120"/>
             </w:pPr>
-            <w:hyperlink w:history="1" r:id="rIdt9yhsrto-fpyq9vwz6x-v">
+            <w:hyperlink w:history="1" r:id="rId2ds59qrtmukdqpwgy22oc">
               <w:r>
                 <w:rPr>
                   <w:rFonts w:ascii="Arial" w:cs="Arial" w:eastAsia="Arial" w:hAnsi="Arial"/>
@@ -26963,7 +26963,7 @@
             <w:pPr>
               <w:spacing w:after="20" w:before="0"/>
             </w:pPr>
-            <w:hyperlink w:history="1" r:id="rIdnodsmwqectgdueees1usl">
+            <w:hyperlink w:history="1" r:id="rIdztzoy0_lxcgv-ux0ocqt1">
               <w:r>
                 <w:rPr>
                   <w:rFonts w:ascii="Arial" w:cs="Arial" w:eastAsia="Arial" w:hAnsi="Arial"/>
@@ -26996,7 +26996,7 @@
               <w:spacing w:after="10" w:before="0"/>
               <w:ind w:left="120"/>
             </w:pPr>
-            <w:hyperlink w:history="1" r:id="rIdq0il6ex68qnmnjd6_ocey">
+            <w:hyperlink w:history="1" r:id="rIdmlqvhzn4g8hplcw9f3ypm">
               <w:r>
                 <w:rPr>
                   <w:rFonts w:ascii="Arial" w:cs="Arial" w:eastAsia="Arial" w:hAnsi="Arial"/>
@@ -27041,7 +27041,7 @@
             <w:pPr>
               <w:spacing w:after="20" w:before="0"/>
             </w:pPr>
-            <w:hyperlink w:history="1" r:id="rIdnhxvz_t6ndw7jct-vosgc">
+            <w:hyperlink w:history="1" r:id="rIduyewvknfbyix7cwaykrn2">
               <w:r>
                 <w:rPr>
                   <w:rFonts w:ascii="Arial" w:cs="Arial" w:eastAsia="Arial" w:hAnsi="Arial"/>
@@ -27074,7 +27074,7 @@
               <w:spacing w:after="10" w:before="0"/>
               <w:ind w:left="120"/>
             </w:pPr>
-            <w:hyperlink w:history="1" r:id="rIdhuwpmbdicwj7lrmioy7xi">
+            <w:hyperlink w:history="1" r:id="rIdikjzbsdvnkghqaabbjq1_">
               <w:r>
                 <w:rPr>
                   <w:rFonts w:ascii="Arial" w:cs="Arial" w:eastAsia="Arial" w:hAnsi="Arial"/>
@@ -27269,7 +27269,7 @@
             <w:pPr>
               <w:spacing w:after="20" w:before="0"/>
             </w:pPr>
-            <w:hyperlink w:history="1" r:id="rIdqatd0qvanvm_-9gn89ve7">
+            <w:hyperlink w:history="1" r:id="rIdxvk8ncx-ruv6sk29phqrd">
               <w:r>
                 <w:rPr>
                   <w:rFonts w:ascii="Arial" w:cs="Arial" w:eastAsia="Arial" w:hAnsi="Arial"/>
@@ -27302,7 +27302,7 @@
               <w:spacing w:after="10" w:before="0"/>
               <w:ind w:left="120"/>
             </w:pPr>
-            <w:hyperlink w:history="1" r:id="rIdjllmysdnwmxzgxoe0nfd-">
+            <w:hyperlink w:history="1" r:id="rIdk_8v-hbuauov2dtmvh11g">
               <w:r>
                 <w:rPr>
                   <w:rFonts w:ascii="Arial" w:cs="Arial" w:eastAsia="Arial" w:hAnsi="Arial"/>
@@ -27347,7 +27347,7 @@
             <w:pPr>
               <w:spacing w:after="20" w:before="0"/>
             </w:pPr>
-            <w:hyperlink w:history="1" r:id="rIdczddikhns_ql0yyg7vmr0">
+            <w:hyperlink w:history="1" r:id="rId9rbtavaynzpirmjdpzyuh">
               <w:r>
                 <w:rPr>
                   <w:rFonts w:ascii="Arial" w:cs="Arial" w:eastAsia="Arial" w:hAnsi="Arial"/>
@@ -27380,7 +27380,7 @@
               <w:spacing w:after="10" w:before="0"/>
               <w:ind w:left="120"/>
             </w:pPr>
-            <w:hyperlink w:history="1" r:id="rIdv9hxmrs5iofjlgwgnaar2">
+            <w:hyperlink w:history="1" r:id="rIdcfzjtzylbtaqyeznzw1pf">
               <w:r>
                 <w:rPr>
                   <w:rFonts w:ascii="Arial" w:cs="Arial" w:eastAsia="Arial" w:hAnsi="Arial"/>
@@ -27575,7 +27575,7 @@
             <w:pPr>
               <w:spacing w:after="20" w:before="0"/>
             </w:pPr>
-            <w:hyperlink w:history="1" r:id="rIdatsiaz8kjzfdomszfjlan">
+            <w:hyperlink w:history="1" r:id="rIdbznzfsjic-bkwyhn2hkr9">
               <w:r>
                 <w:rPr>
                   <w:rFonts w:ascii="Arial" w:cs="Arial" w:eastAsia="Arial" w:hAnsi="Arial"/>
@@ -27608,7 +27608,7 @@
               <w:spacing w:after="10" w:before="0"/>
               <w:ind w:left="120"/>
             </w:pPr>
-            <w:hyperlink w:history="1" r:id="rIdfplry6ogjpud6hrvcmnod">
+            <w:hyperlink w:history="1" r:id="rIdmd9nbvbvzofmqz7uesu54">
               <w:r>
                 <w:rPr>
                   <w:rFonts w:ascii="Arial" w:cs="Arial" w:eastAsia="Arial" w:hAnsi="Arial"/>
@@ -27653,7 +27653,7 @@
             <w:pPr>
               <w:spacing w:after="20" w:before="0"/>
             </w:pPr>
-            <w:hyperlink w:history="1" r:id="rIdmajm2cydjj7fg6ktoauib">
+            <w:hyperlink w:history="1" r:id="rIdfeqfqkmgq6q4vejq3kk1y">
               <w:r>
                 <w:rPr>
                   <w:rFonts w:ascii="Arial" w:cs="Arial" w:eastAsia="Arial" w:hAnsi="Arial"/>
@@ -27686,7 +27686,7 @@
               <w:spacing w:after="10" w:before="0"/>
               <w:ind w:left="120"/>
             </w:pPr>
-            <w:hyperlink w:history="1" r:id="rIdxwx9hjdszd7rhpzmufurf">
+            <w:hyperlink w:history="1" r:id="rId_8vq7yt9fgwxbve7ik458">
               <w:r>
                 <w:rPr>
                   <w:rFonts w:ascii="Arial" w:cs="Arial" w:eastAsia="Arial" w:hAnsi="Arial"/>
@@ -27881,7 +27881,7 @@
             <w:pPr>
               <w:spacing w:after="20" w:before="0"/>
             </w:pPr>
-            <w:hyperlink w:history="1" r:id="rIdidi2pacjhoi8fxck2qvqx">
+            <w:hyperlink w:history="1" r:id="rIdttduuiqb-alipea1ujqbr">
               <w:r>
                 <w:rPr>
                   <w:rFonts w:ascii="Arial" w:cs="Arial" w:eastAsia="Arial" w:hAnsi="Arial"/>
@@ -27914,7 +27914,7 @@
               <w:spacing w:after="10" w:before="0"/>
               <w:ind w:left="120"/>
             </w:pPr>
-            <w:hyperlink w:history="1" r:id="rId4njigroyzpjguelundhzj">
+            <w:hyperlink w:history="1" r:id="rIdraejfmcewiorgw9bxufoe">
               <w:r>
                 <w:rPr>
                   <w:rFonts w:ascii="Arial" w:cs="Arial" w:eastAsia="Arial" w:hAnsi="Arial"/>
@@ -27959,7 +27959,7 @@
             <w:pPr>
               <w:spacing w:after="20" w:before="0"/>
             </w:pPr>
-            <w:hyperlink w:history="1" r:id="rId28s5xhab8fo0odxbndyny">
+            <w:hyperlink w:history="1" r:id="rId9rfas_oe5g2expgutvna9">
               <w:r>
                 <w:rPr>
                   <w:rFonts w:ascii="Arial" w:cs="Arial" w:eastAsia="Arial" w:hAnsi="Arial"/>
@@ -27992,7 +27992,7 @@
               <w:spacing w:after="10" w:before="0"/>
               <w:ind w:left="120"/>
             </w:pPr>
-            <w:hyperlink w:history="1" r:id="rIdurey9kgzfxxg1g9rgiydq">
+            <w:hyperlink w:history="1" r:id="rIdcxvvnv3ogucbexsnam21m">
               <w:r>
                 <w:rPr>
                   <w:rFonts w:ascii="Arial" w:cs="Arial" w:eastAsia="Arial" w:hAnsi="Arial"/>
@@ -28187,7 +28187,7 @@
             <w:pPr>
               <w:spacing w:after="20" w:before="0"/>
             </w:pPr>
-            <w:hyperlink w:history="1" r:id="rIdkgxgba9y-ulvz0qmamhyg">
+            <w:hyperlink w:history="1" r:id="rIdebl7xsqor1kvbkjzcnhmp">
               <w:r>
                 <w:rPr>
                   <w:rFonts w:ascii="Arial" w:cs="Arial" w:eastAsia="Arial" w:hAnsi="Arial"/>
@@ -28220,7 +28220,7 @@
               <w:spacing w:after="10" w:before="0"/>
               <w:ind w:left="120"/>
             </w:pPr>
-            <w:hyperlink w:history="1" r:id="rId9pxeahn5elhmjfmq_hmjc">
+            <w:hyperlink w:history="1" r:id="rIdqd1pikv47fuauyofelh5q">
               <w:r>
                 <w:rPr>
                   <w:rFonts w:ascii="Arial" w:cs="Arial" w:eastAsia="Arial" w:hAnsi="Arial"/>
@@ -28265,7 +28265,7 @@
             <w:pPr>
               <w:spacing w:after="20" w:before="0"/>
             </w:pPr>
-            <w:hyperlink w:history="1" r:id="rIdh8pudn2haxu5mr61bue43">
+            <w:hyperlink w:history="1" r:id="rIdqaabkeykgpz_iichb41na">
               <w:r>
                 <w:rPr>
                   <w:rFonts w:ascii="Arial" w:cs="Arial" w:eastAsia="Arial" w:hAnsi="Arial"/>
@@ -28298,7 +28298,7 @@
               <w:spacing w:after="10" w:before="0"/>
               <w:ind w:left="120"/>
             </w:pPr>
-            <w:hyperlink w:history="1" r:id="rIdxtm7pfkjz03pbkebo61h6">
+            <w:hyperlink w:history="1" r:id="rId27bzw1fhy-ydewfzsdh8b">
               <w:r>
                 <w:rPr>
                   <w:rFonts w:ascii="Arial" w:cs="Arial" w:eastAsia="Arial" w:hAnsi="Arial"/>
@@ -29785,7 +29785,7 @@
             <w:pPr>
               <w:spacing w:after="20" w:before="0"/>
             </w:pPr>
-            <w:hyperlink w:history="1" r:id="rIdj6tvwajxvccyhjw7g-qic">
+            <w:hyperlink w:history="1" r:id="rIdxcm_k6b24bxkniegoyv0t">
               <w:r>
                 <w:rPr>
                   <w:rFonts w:ascii="Arial" w:cs="Arial" w:eastAsia="Arial" w:hAnsi="Arial"/>
@@ -29818,7 +29818,7 @@
               <w:spacing w:after="10" w:before="0"/>
               <w:ind w:left="120"/>
             </w:pPr>
-            <w:hyperlink w:history="1" r:id="rIdiaehtwm0wuanoyuji7ll1">
+            <w:hyperlink w:history="1" r:id="rIdspujb1oh9wqems1t8sdmd">
               <w:r>
                 <w:rPr>
                   <w:rFonts w:ascii="Arial" w:cs="Arial" w:eastAsia="Arial" w:hAnsi="Arial"/>
@@ -29863,7 +29863,7 @@
             <w:pPr>
               <w:spacing w:after="20" w:before="0"/>
             </w:pPr>
-            <w:hyperlink w:history="1" r:id="rIdell11jhdzp1dr7zl_04ik">
+            <w:hyperlink w:history="1" r:id="rIdz2dkve6o1libnqo9n_obe">
               <w:r>
                 <w:rPr>
                   <w:rFonts w:ascii="Arial" w:cs="Arial" w:eastAsia="Arial" w:hAnsi="Arial"/>
@@ -29896,7 +29896,7 @@
               <w:spacing w:after="10" w:before="0"/>
               <w:ind w:left="120"/>
             </w:pPr>
-            <w:hyperlink w:history="1" r:id="rIdvlwkfeulw-wsf07tucc70">
+            <w:hyperlink w:history="1" r:id="rIdnl48bat9yyef9hxxezzy_">
               <w:r>
                 <w:rPr>
                   <w:rFonts w:ascii="Arial" w:cs="Arial" w:eastAsia="Arial" w:hAnsi="Arial"/>
@@ -30091,7 +30091,7 @@
             <w:pPr>
               <w:spacing w:after="20" w:before="0"/>
             </w:pPr>
-            <w:hyperlink w:history="1" r:id="rIdfesrjfzga6wmqrmtdjk5a">
+            <w:hyperlink w:history="1" r:id="rId6znihkt_7_wxpbu3uukcz">
               <w:r>
                 <w:rPr>
                   <w:rFonts w:ascii="Arial" w:cs="Arial" w:eastAsia="Arial" w:hAnsi="Arial"/>
@@ -30124,7 +30124,7 @@
               <w:spacing w:after="10" w:before="0"/>
               <w:ind w:left="120"/>
             </w:pPr>
-            <w:hyperlink w:history="1" r:id="rIdcvnq6jfcq_77aedsnxfgo">
+            <w:hyperlink w:history="1" r:id="rIdomesyejupjmrdpqyrhm8p">
               <w:r>
                 <w:rPr>
                   <w:rFonts w:ascii="Arial" w:cs="Arial" w:eastAsia="Arial" w:hAnsi="Arial"/>
@@ -30169,7 +30169,7 @@
             <w:pPr>
               <w:spacing w:after="20" w:before="0"/>
             </w:pPr>
-            <w:hyperlink w:history="1" r:id="rIdwf0vjd_bejug0zhsmykjd">
+            <w:hyperlink w:history="1" r:id="rIdygsm6-a9g_-g4xe5kke53">
               <w:r>
                 <w:rPr>
                   <w:rFonts w:ascii="Arial" w:cs="Arial" w:eastAsia="Arial" w:hAnsi="Arial"/>
@@ -30202,7 +30202,7 @@
               <w:spacing w:after="10" w:before="0"/>
               <w:ind w:left="120"/>
             </w:pPr>
-            <w:hyperlink w:history="1" r:id="rIdkts_tddxbjultcjbkrnfq">
+            <w:hyperlink w:history="1" r:id="rIdu7zxllmcauzt-4tv4tsig">
               <w:r>
                 <w:rPr>
                   <w:rFonts w:ascii="Arial" w:cs="Arial" w:eastAsia="Arial" w:hAnsi="Arial"/>
@@ -30397,7 +30397,7 @@
             <w:pPr>
               <w:spacing w:after="20" w:before="0"/>
             </w:pPr>
-            <w:hyperlink w:history="1" r:id="rId3zumlzqkwd9fy7xotsuok">
+            <w:hyperlink w:history="1" r:id="rIdbsfjorciiaobftfx9auv6">
               <w:r>
                 <w:rPr>
                   <w:rFonts w:ascii="Arial" w:cs="Arial" w:eastAsia="Arial" w:hAnsi="Arial"/>
@@ -30430,7 +30430,7 @@
               <w:spacing w:after="10" w:before="0"/>
               <w:ind w:left="120"/>
             </w:pPr>
-            <w:hyperlink w:history="1" r:id="rIdqc0bm7f88qxphgmh_re-z">
+            <w:hyperlink w:history="1" r:id="rIdemj5jspimpmeguwqa22oi">
               <w:r>
                 <w:rPr>
                   <w:rFonts w:ascii="Arial" w:cs="Arial" w:eastAsia="Arial" w:hAnsi="Arial"/>
@@ -30475,7 +30475,7 @@
             <w:pPr>
               <w:spacing w:after="20" w:before="0"/>
             </w:pPr>
-            <w:hyperlink w:history="1" r:id="rIdaqp3r1rmlggcqjxuq5gx2">
+            <w:hyperlink w:history="1" r:id="rIdfatdplkqziw4ztzykhbjj">
               <w:r>
                 <w:rPr>
                   <w:rFonts w:ascii="Arial" w:cs="Arial" w:eastAsia="Arial" w:hAnsi="Arial"/>
@@ -30508,7 +30508,7 @@
               <w:spacing w:after="10" w:before="0"/>
               <w:ind w:left="120"/>
             </w:pPr>
-            <w:hyperlink w:history="1" r:id="rIdvfiqpdjvmjl6sgdtd-a6v">
+            <w:hyperlink w:history="1" r:id="rIdvtjb0ddiysafnxctogc7i">
               <w:r>
                 <w:rPr>
                   <w:rFonts w:ascii="Arial" w:cs="Arial" w:eastAsia="Arial" w:hAnsi="Arial"/>
@@ -30703,7 +30703,7 @@
             <w:pPr>
               <w:spacing w:after="20" w:before="0"/>
             </w:pPr>
-            <w:hyperlink w:history="1" r:id="rIdhbk4d7c_wqvw6aulkds6j">
+            <w:hyperlink w:history="1" r:id="rIdefievgnmb66p2lp9zrjm8">
               <w:r>
                 <w:rPr>
                   <w:rFonts w:ascii="Arial" w:cs="Arial" w:eastAsia="Arial" w:hAnsi="Arial"/>
@@ -30736,7 +30736,7 @@
               <w:spacing w:after="10" w:before="0"/>
               <w:ind w:left="120"/>
             </w:pPr>
-            <w:hyperlink w:history="1" r:id="rIdhyvm43kprdprzzdh9crqo">
+            <w:hyperlink w:history="1" r:id="rIdntlll44seeeo7hqxsacny">
               <w:r>
                 <w:rPr>
                   <w:rFonts w:ascii="Arial" w:cs="Arial" w:eastAsia="Arial" w:hAnsi="Arial"/>
@@ -30781,7 +30781,7 @@
             <w:pPr>
               <w:spacing w:after="20" w:before="0"/>
             </w:pPr>
-            <w:hyperlink w:history="1" r:id="rId5hkb0r4imcwy5sjg6n11x">
+            <w:hyperlink w:history="1" r:id="rIdictwtdp2rxrjzcyovcfaz">
               <w:r>
                 <w:rPr>
                   <w:rFonts w:ascii="Arial" w:cs="Arial" w:eastAsia="Arial" w:hAnsi="Arial"/>
@@ -30814,7 +30814,7 @@
               <w:spacing w:after="10" w:before="0"/>
               <w:ind w:left="120"/>
             </w:pPr>
-            <w:hyperlink w:history="1" r:id="rIdlwwcvosnlbnzt9jjfs1mp">
+            <w:hyperlink w:history="1" r:id="rIdc_molcp1io9kikesneltc">
               <w:r>
                 <w:rPr>
                   <w:rFonts w:ascii="Arial" w:cs="Arial" w:eastAsia="Arial" w:hAnsi="Arial"/>
@@ -31009,7 +31009,7 @@
             <w:pPr>
               <w:spacing w:after="20" w:before="0"/>
             </w:pPr>
-            <w:hyperlink w:history="1" r:id="rIdy1scgx8qbq-fojnztejp4">
+            <w:hyperlink w:history="1" r:id="rIda6djyi_tmpgd0zyd9womo">
               <w:r>
                 <w:rPr>
                   <w:rFonts w:ascii="Arial" w:cs="Arial" w:eastAsia="Arial" w:hAnsi="Arial"/>
@@ -31042,7 +31042,7 @@
               <w:spacing w:after="10" w:before="0"/>
               <w:ind w:left="120"/>
             </w:pPr>
-            <w:hyperlink w:history="1" r:id="rIdodswewsca7v9joe5xb32o">
+            <w:hyperlink w:history="1" r:id="rIdv3gaajasfqbhg7p5x1thn">
               <w:r>
                 <w:rPr>
                   <w:rFonts w:ascii="Arial" w:cs="Arial" w:eastAsia="Arial" w:hAnsi="Arial"/>
@@ -31087,7 +31087,7 @@
             <w:pPr>
               <w:spacing w:after="20" w:before="0"/>
             </w:pPr>
-            <w:hyperlink w:history="1" r:id="rIdxnkt8409ennfhgxpy3es3">
+            <w:hyperlink w:history="1" r:id="rIdrb_jnbanskawqopg3ozw2">
               <w:r>
                 <w:rPr>
                   <w:rFonts w:ascii="Arial" w:cs="Arial" w:eastAsia="Arial" w:hAnsi="Arial"/>
@@ -31120,7 +31120,7 @@
               <w:spacing w:after="10" w:before="0"/>
               <w:ind w:left="120"/>
             </w:pPr>
-            <w:hyperlink w:history="1" r:id="rIdqfnpfm4vlnzverpxom8vr">
+            <w:hyperlink w:history="1" r:id="rIdpr8eicfrc55cssvgt8dci">
               <w:r>
                 <w:rPr>
                   <w:rFonts w:ascii="Arial" w:cs="Arial" w:eastAsia="Arial" w:hAnsi="Arial"/>
@@ -32607,7 +32607,7 @@
             <w:pPr>
               <w:spacing w:after="20" w:before="0"/>
             </w:pPr>
-            <w:hyperlink w:history="1" r:id="rIdkwwaf_8rdlwh-h5oywudo">
+            <w:hyperlink w:history="1" r:id="rIdh20wfyeb_sxssmsr20gaf">
               <w:r>
                 <w:rPr>
                   <w:rFonts w:ascii="Arial" w:cs="Arial" w:eastAsia="Arial" w:hAnsi="Arial"/>
@@ -32640,7 +32640,7 @@
               <w:spacing w:after="10" w:before="0"/>
               <w:ind w:left="120"/>
             </w:pPr>
-            <w:hyperlink w:history="1" r:id="rIdpuql0hs_udoyrfee8vq12">
+            <w:hyperlink w:history="1" r:id="rIdeudu1wg7rlnsf8nb8iq9v">
               <w:r>
                 <w:rPr>
                   <w:rFonts w:ascii="Arial" w:cs="Arial" w:eastAsia="Arial" w:hAnsi="Arial"/>
@@ -32685,7 +32685,7 @@
             <w:pPr>
               <w:spacing w:after="20" w:before="0"/>
             </w:pPr>
-            <w:hyperlink w:history="1" r:id="rIdeqldo48szlp2niukqusgz">
+            <w:hyperlink w:history="1" r:id="rIdetzstu6h3r5phreyvmvwj">
               <w:r>
                 <w:rPr>
                   <w:rFonts w:ascii="Arial" w:cs="Arial" w:eastAsia="Arial" w:hAnsi="Arial"/>
@@ -32718,7 +32718,7 @@
               <w:spacing w:after="10" w:before="0"/>
               <w:ind w:left="120"/>
             </w:pPr>
-            <w:hyperlink w:history="1" r:id="rIdp-fnsspu5kupl8xor0zjt">
+            <w:hyperlink w:history="1" r:id="rIdwktvkxck5w5oyzpvadioi">
               <w:r>
                 <w:rPr>
                   <w:rFonts w:ascii="Arial" w:cs="Arial" w:eastAsia="Arial" w:hAnsi="Arial"/>
@@ -32913,7 +32913,7 @@
             <w:pPr>
               <w:spacing w:after="20" w:before="0"/>
             </w:pPr>
-            <w:hyperlink w:history="1" r:id="rIdsq_0tj8wrke4uy3yakprh">
+            <w:hyperlink w:history="1" r:id="rIdynqhdbdxyjnpdzpcxu0jf">
               <w:r>
                 <w:rPr>
                   <w:rFonts w:ascii="Arial" w:cs="Arial" w:eastAsia="Arial" w:hAnsi="Arial"/>
@@ -32946,7 +32946,7 @@
               <w:spacing w:after="10" w:before="0"/>
               <w:ind w:left="120"/>
             </w:pPr>
-            <w:hyperlink w:history="1" r:id="rIdzcxq3zyvwsl6q-b-zir81">
+            <w:hyperlink w:history="1" r:id="rId2nmhu1ba7akukwtc-yuzb">
               <w:r>
                 <w:rPr>
                   <w:rFonts w:ascii="Arial" w:cs="Arial" w:eastAsia="Arial" w:hAnsi="Arial"/>
@@ -32991,7 +32991,7 @@
             <w:pPr>
               <w:spacing w:after="20" w:before="0"/>
             </w:pPr>
-            <w:hyperlink w:history="1" r:id="rIdqiroqitsirykgzm0gzykp">
+            <w:hyperlink w:history="1" r:id="rIdyu2goho_x3kpux5tl0hgy">
               <w:r>
                 <w:rPr>
                   <w:rFonts w:ascii="Arial" w:cs="Arial" w:eastAsia="Arial" w:hAnsi="Arial"/>
@@ -33024,7 +33024,7 @@
               <w:spacing w:after="10" w:before="0"/>
               <w:ind w:left="120"/>
             </w:pPr>
-            <w:hyperlink w:history="1" r:id="rIdwyegmtqab-hojn_vnq4k-">
+            <w:hyperlink w:history="1" r:id="rIdyypimjlgfql6vixry1cxo">
               <w:r>
                 <w:rPr>
                   <w:rFonts w:ascii="Arial" w:cs="Arial" w:eastAsia="Arial" w:hAnsi="Arial"/>
@@ -33219,7 +33219,7 @@
             <w:pPr>
               <w:spacing w:after="20" w:before="0"/>
             </w:pPr>
-            <w:hyperlink w:history="1" r:id="rIdsfwa26famwkrfn10iffii">
+            <w:hyperlink w:history="1" r:id="rIddw2okb3aecozqkqxmpt97">
               <w:r>
                 <w:rPr>
                   <w:rFonts w:ascii="Arial" w:cs="Arial" w:eastAsia="Arial" w:hAnsi="Arial"/>
@@ -33252,7 +33252,7 @@
               <w:spacing w:after="10" w:before="0"/>
               <w:ind w:left="120"/>
             </w:pPr>
-            <w:hyperlink w:history="1" r:id="rIdfxz67mdfclryuxunv3shw">
+            <w:hyperlink w:history="1" r:id="rIdyhj3a29kiwrc3lhdix740">
               <w:r>
                 <w:rPr>
                   <w:rFonts w:ascii="Arial" w:cs="Arial" w:eastAsia="Arial" w:hAnsi="Arial"/>
@@ -33297,7 +33297,7 @@
             <w:pPr>
               <w:spacing w:after="20" w:before="0"/>
             </w:pPr>
-            <w:hyperlink w:history="1" r:id="rIdhbbnvdkupqx6mwqgqwhix">
+            <w:hyperlink w:history="1" r:id="rId4af08jlviuisa9vecgpns">
               <w:r>
                 <w:rPr>
                   <w:rFonts w:ascii="Arial" w:cs="Arial" w:eastAsia="Arial" w:hAnsi="Arial"/>
@@ -33330,7 +33330,7 @@
               <w:spacing w:after="10" w:before="0"/>
               <w:ind w:left="120"/>
             </w:pPr>
-            <w:hyperlink w:history="1" r:id="rIdzcg83i1uwgpkx9lstsl1k">
+            <w:hyperlink w:history="1" r:id="rIdl5qkkatrwiwwrgyniknwp">
               <w:r>
                 <w:rPr>
                   <w:rFonts w:ascii="Arial" w:cs="Arial" w:eastAsia="Arial" w:hAnsi="Arial"/>
@@ -33525,7 +33525,7 @@
             <w:pPr>
               <w:spacing w:after="20" w:before="0"/>
             </w:pPr>
-            <w:hyperlink w:history="1" r:id="rId8k2fxz1qng3wrqyaleezj">
+            <w:hyperlink w:history="1" r:id="rIdsuce0mv2l7c_-sy0m0t4d">
               <w:r>
                 <w:rPr>
                   <w:rFonts w:ascii="Arial" w:cs="Arial" w:eastAsia="Arial" w:hAnsi="Arial"/>
@@ -33558,7 +33558,7 @@
               <w:spacing w:after="10" w:before="0"/>
               <w:ind w:left="120"/>
             </w:pPr>
-            <w:hyperlink w:history="1" r:id="rId2vpjtsx3otwyq-cee7vkw">
+            <w:hyperlink w:history="1" r:id="rId2vccc5mo3x9m-ucxujsai">
               <w:r>
                 <w:rPr>
                   <w:rFonts w:ascii="Arial" w:cs="Arial" w:eastAsia="Arial" w:hAnsi="Arial"/>
@@ -33603,7 +33603,7 @@
             <w:pPr>
               <w:spacing w:after="20" w:before="0"/>
             </w:pPr>
-            <w:hyperlink w:history="1" r:id="rIdkwft81qmoroiaraiyz8p1">
+            <w:hyperlink w:history="1" r:id="rIdenp2ioybpcemhe9ooapml">
               <w:r>
                 <w:rPr>
                   <w:rFonts w:ascii="Arial" w:cs="Arial" w:eastAsia="Arial" w:hAnsi="Arial"/>
@@ -33636,7 +33636,7 @@
               <w:spacing w:after="10" w:before="0"/>
               <w:ind w:left="120"/>
             </w:pPr>
-            <w:hyperlink w:history="1" r:id="rIdnwrrntdijbh2yuhkxs1cr">
+            <w:hyperlink w:history="1" r:id="rIdm8pzqpfdoazqa5po5w0_k">
               <w:r>
                 <w:rPr>
                   <w:rFonts w:ascii="Arial" w:cs="Arial" w:eastAsia="Arial" w:hAnsi="Arial"/>
@@ -33831,7 +33831,7 @@
             <w:pPr>
               <w:spacing w:after="20" w:before="0"/>
             </w:pPr>
-            <w:hyperlink w:history="1" r:id="rIdz8ko7myozxz52lclbdhnw">
+            <w:hyperlink w:history="1" r:id="rIdspbnyfmk0grr7zpsf6mga">
               <w:r>
                 <w:rPr>
                   <w:rFonts w:ascii="Arial" w:cs="Arial" w:eastAsia="Arial" w:hAnsi="Arial"/>
@@ -33864,7 +33864,7 @@
               <w:spacing w:after="10" w:before="0"/>
               <w:ind w:left="120"/>
             </w:pPr>
-            <w:hyperlink w:history="1" r:id="rIds0skeuo_sid9yq2eu72kf">
+            <w:hyperlink w:history="1" r:id="rIdxmhc8rf5_kiyrhxirpwys">
               <w:r>
                 <w:rPr>
                   <w:rFonts w:ascii="Arial" w:cs="Arial" w:eastAsia="Arial" w:hAnsi="Arial"/>
@@ -33909,7 +33909,7 @@
             <w:pPr>
               <w:spacing w:after="20" w:before="0"/>
             </w:pPr>
-            <w:hyperlink w:history="1" r:id="rIduktmglb_ce3ylbru-ummh">
+            <w:hyperlink w:history="1" r:id="rIdv9awya2ws9tfj0gk9uec_">
               <w:r>
                 <w:rPr>
                   <w:rFonts w:ascii="Arial" w:cs="Arial" w:eastAsia="Arial" w:hAnsi="Arial"/>
@@ -33942,7 +33942,7 @@
               <w:spacing w:after="10" w:before="0"/>
               <w:ind w:left="120"/>
             </w:pPr>
-            <w:hyperlink w:history="1" r:id="rIdexrhbmufjwohpvotnwmop">
+            <w:hyperlink w:history="1" r:id="rId-5spq21dhdlph5paln3dv">
               <w:r>
                 <w:rPr>
                   <w:rFonts w:ascii="Arial" w:cs="Arial" w:eastAsia="Arial" w:hAnsi="Arial"/>
@@ -35429,7 +35429,7 @@
             <w:pPr>
               <w:spacing w:after="20" w:before="0"/>
             </w:pPr>
-            <w:hyperlink w:history="1" r:id="rIdldc01qf_sdf5o0w8wtlks">
+            <w:hyperlink w:history="1" r:id="rIdh3mk9fylr81lbjd25letu">
               <w:r>
                 <w:rPr>
                   <w:rFonts w:ascii="Arial" w:cs="Arial" w:eastAsia="Arial" w:hAnsi="Arial"/>
@@ -35462,7 +35462,7 @@
               <w:spacing w:after="10" w:before="0"/>
               <w:ind w:left="120"/>
             </w:pPr>
-            <w:hyperlink w:history="1" r:id="rIdf12qqeeaqcvrypmhdsiwd">
+            <w:hyperlink w:history="1" r:id="rIdrsk5ehpjwv1dmd5kdm9ik">
               <w:r>
                 <w:rPr>
                   <w:rFonts w:ascii="Arial" w:cs="Arial" w:eastAsia="Arial" w:hAnsi="Arial"/>
@@ -35507,7 +35507,7 @@
             <w:pPr>
               <w:spacing w:after="20" w:before="0"/>
             </w:pPr>
-            <w:hyperlink w:history="1" r:id="rIdmerxcrl3sdncny7nvz7-b">
+            <w:hyperlink w:history="1" r:id="rId2ryrovl6xewwq3e3i6q9a">
               <w:r>
                 <w:rPr>
                   <w:rFonts w:ascii="Arial" w:cs="Arial" w:eastAsia="Arial" w:hAnsi="Arial"/>
@@ -35540,7 +35540,7 @@
               <w:spacing w:after="10" w:before="0"/>
               <w:ind w:left="120"/>
             </w:pPr>
-            <w:hyperlink w:history="1" r:id="rIdxtui-lrntdwm4bacjg9_s">
+            <w:hyperlink w:history="1" r:id="rIdrt93bebbj2k3p48gste19">
               <w:r>
                 <w:rPr>
                   <w:rFonts w:ascii="Arial" w:cs="Arial" w:eastAsia="Arial" w:hAnsi="Arial"/>
@@ -35735,7 +35735,7 @@
             <w:pPr>
               <w:spacing w:after="20" w:before="0"/>
             </w:pPr>
-            <w:hyperlink w:history="1" r:id="rIdvzc-8-i_9qyg_weqiicda">
+            <w:hyperlink w:history="1" r:id="rIdf2ucgzb0wcdzo4s0x4a8s">
               <w:r>
                 <w:rPr>
                   <w:rFonts w:ascii="Arial" w:cs="Arial" w:eastAsia="Arial" w:hAnsi="Arial"/>
@@ -35768,7 +35768,7 @@
               <w:spacing w:after="10" w:before="0"/>
               <w:ind w:left="120"/>
             </w:pPr>
-            <w:hyperlink w:history="1" r:id="rIdb-y_byq8tb9tb3sqwgeem">
+            <w:hyperlink w:history="1" r:id="rIdxo_gweetpgxwzns9vltny">
               <w:r>
                 <w:rPr>
                   <w:rFonts w:ascii="Arial" w:cs="Arial" w:eastAsia="Arial" w:hAnsi="Arial"/>
@@ -35813,7 +35813,7 @@
             <w:pPr>
               <w:spacing w:after="20" w:before="0"/>
             </w:pPr>
-            <w:hyperlink w:history="1" r:id="rId8emsooao3dwyzulzoxue5">
+            <w:hyperlink w:history="1" r:id="rIdjjsrroxr9rvk7ratcu6xg">
               <w:r>
                 <w:rPr>
                   <w:rFonts w:ascii="Arial" w:cs="Arial" w:eastAsia="Arial" w:hAnsi="Arial"/>
@@ -35846,7 +35846,7 @@
               <w:spacing w:after="10" w:before="0"/>
               <w:ind w:left="120"/>
             </w:pPr>
-            <w:hyperlink w:history="1" r:id="rIdolnotydz3n_shhd2wbhn4">
+            <w:hyperlink w:history="1" r:id="rIdbqjsj9vrmr31xeylsuagl">
               <w:r>
                 <w:rPr>
                   <w:rFonts w:ascii="Arial" w:cs="Arial" w:eastAsia="Arial" w:hAnsi="Arial"/>
@@ -36041,7 +36041,7 @@
             <w:pPr>
               <w:spacing w:after="20" w:before="0"/>
             </w:pPr>
-            <w:hyperlink w:history="1" r:id="rIdlbnzwlm2gk_u96oinknid">
+            <w:hyperlink w:history="1" r:id="rId436s6z65ithe_vweg0wq-">
               <w:r>
                 <w:rPr>
                   <w:rFonts w:ascii="Arial" w:cs="Arial" w:eastAsia="Arial" w:hAnsi="Arial"/>
@@ -36074,7 +36074,7 @@
               <w:spacing w:after="10" w:before="0"/>
               <w:ind w:left="120"/>
             </w:pPr>
-            <w:hyperlink w:history="1" r:id="rIdxxarg8a9wuliaazgxacu9">
+            <w:hyperlink w:history="1" r:id="rIdl7ryjwnefqnbqv8mftdap">
               <w:r>
                 <w:rPr>
                   <w:rFonts w:ascii="Arial" w:cs="Arial" w:eastAsia="Arial" w:hAnsi="Arial"/>
@@ -36119,7 +36119,7 @@
             <w:pPr>
               <w:spacing w:after="20" w:before="0"/>
             </w:pPr>
-            <w:hyperlink w:history="1" r:id="rId2wyrtqfu4gsihgrqyvda4">
+            <w:hyperlink w:history="1" r:id="rIdty0ewizkx7ubqjmvmptyd">
               <w:r>
                 <w:rPr>
                   <w:rFonts w:ascii="Arial" w:cs="Arial" w:eastAsia="Arial" w:hAnsi="Arial"/>
@@ -36152,7 +36152,7 @@
               <w:spacing w:after="10" w:before="0"/>
               <w:ind w:left="120"/>
             </w:pPr>
-            <w:hyperlink w:history="1" r:id="rIdt0e87mns77gd8c9yufjsg">
+            <w:hyperlink w:history="1" r:id="rIdrtfhrr6pw73f3_x-w-dps">
               <w:r>
                 <w:rPr>
                   <w:rFonts w:ascii="Arial" w:cs="Arial" w:eastAsia="Arial" w:hAnsi="Arial"/>
@@ -36347,7 +36347,7 @@
             <w:pPr>
               <w:spacing w:after="20" w:before="0"/>
             </w:pPr>
-            <w:hyperlink w:history="1" r:id="rIdugscy7-bny5rrrbaaftm2">
+            <w:hyperlink w:history="1" r:id="rId-t7xona4a81m52evnj9de">
               <w:r>
                 <w:rPr>
                   <w:rFonts w:ascii="Arial" w:cs="Arial" w:eastAsia="Arial" w:hAnsi="Arial"/>
@@ -36380,7 +36380,7 @@
               <w:spacing w:after="10" w:before="0"/>
               <w:ind w:left="120"/>
             </w:pPr>
-            <w:hyperlink w:history="1" r:id="rIdiabumyhtac07ok07wdars">
+            <w:hyperlink w:history="1" r:id="rIdag8vrgazfmc5y4h9b0lw1">
               <w:r>
                 <w:rPr>
                   <w:rFonts w:ascii="Arial" w:cs="Arial" w:eastAsia="Arial" w:hAnsi="Arial"/>
@@ -36425,7 +36425,7 @@
             <w:pPr>
               <w:spacing w:after="20" w:before="0"/>
             </w:pPr>
-            <w:hyperlink w:history="1" r:id="rIdky7d1_zfgzofsvqspqepj">
+            <w:hyperlink w:history="1" r:id="rIdl0b3zd8lof63mpl8gbtqd">
               <w:r>
                 <w:rPr>
                   <w:rFonts w:ascii="Arial" w:cs="Arial" w:eastAsia="Arial" w:hAnsi="Arial"/>
@@ -36458,7 +36458,7 @@
               <w:spacing w:after="10" w:before="0"/>
               <w:ind w:left="120"/>
             </w:pPr>
-            <w:hyperlink w:history="1" r:id="rId_570qmkhx92rwigecnday">
+            <w:hyperlink w:history="1" r:id="rIdacp_c_k0rovcvzklkwul_">
               <w:r>
                 <w:rPr>
                   <w:rFonts w:ascii="Arial" w:cs="Arial" w:eastAsia="Arial" w:hAnsi="Arial"/>
@@ -36653,7 +36653,7 @@
             <w:pPr>
               <w:spacing w:after="20" w:before="0"/>
             </w:pPr>
-            <w:hyperlink w:history="1" r:id="rIdhvr4k0kfqux0kecrf9k-f">
+            <w:hyperlink w:history="1" r:id="rId4vmzk7zx_zdw_3hwqmjob">
               <w:r>
                 <w:rPr>
                   <w:rFonts w:ascii="Arial" w:cs="Arial" w:eastAsia="Arial" w:hAnsi="Arial"/>
@@ -36686,7 +36686,7 @@
               <w:spacing w:after="10" w:before="0"/>
               <w:ind w:left="120"/>
             </w:pPr>
-            <w:hyperlink w:history="1" r:id="rId0rvrbx5ikgvjivnqrj5t5">
+            <w:hyperlink w:history="1" r:id="rIdvo3kcnuhv4agrdfosbuzi">
               <w:r>
                 <w:rPr>
                   <w:rFonts w:ascii="Arial" w:cs="Arial" w:eastAsia="Arial" w:hAnsi="Arial"/>
@@ -36731,7 +36731,7 @@
             <w:pPr>
               <w:spacing w:after="20" w:before="0"/>
             </w:pPr>
-            <w:hyperlink w:history="1" r:id="rIdjjfyx9fop-ojrtjotrtco">
+            <w:hyperlink w:history="1" r:id="rId05yox6sio5dwfjcwvirc1">
               <w:r>
                 <w:rPr>
                   <w:rFonts w:ascii="Arial" w:cs="Arial" w:eastAsia="Arial" w:hAnsi="Arial"/>
@@ -36764,7 +36764,7 @@
               <w:spacing w:after="10" w:before="0"/>
               <w:ind w:left="120"/>
             </w:pPr>
-            <w:hyperlink w:history="1" r:id="rIdwiiynwrknfycsklbuu6om">
+            <w:hyperlink w:history="1" r:id="rIdm8qgtzlv7qa9hvjoic3kp">
               <w:r>
                 <w:rPr>
                   <w:rFonts w:ascii="Arial" w:cs="Arial" w:eastAsia="Arial" w:hAnsi="Arial"/>
@@ -38251,7 +38251,7 @@
             <w:pPr>
               <w:spacing w:after="20" w:before="0"/>
             </w:pPr>
-            <w:hyperlink w:history="1" r:id="rIdgdwz_mq2jbflcsk3-mlay">
+            <w:hyperlink w:history="1" r:id="rIdkchixycyv89yqtzd6bjd_">
               <w:r>
                 <w:rPr>
                   <w:rFonts w:ascii="Arial" w:cs="Arial" w:eastAsia="Arial" w:hAnsi="Arial"/>
@@ -38284,7 +38284,7 @@
               <w:spacing w:after="10" w:before="0"/>
               <w:ind w:left="120"/>
             </w:pPr>
-            <w:hyperlink w:history="1" r:id="rIddg9juvh3gwiasjna2n84i">
+            <w:hyperlink w:history="1" r:id="rIdhk4jkfmh60cfaairuc-ui">
               <w:r>
                 <w:rPr>
                   <w:rFonts w:ascii="Arial" w:cs="Arial" w:eastAsia="Arial" w:hAnsi="Arial"/>
@@ -38329,7 +38329,7 @@
             <w:pPr>
               <w:spacing w:after="20" w:before="0"/>
             </w:pPr>
-            <w:hyperlink w:history="1" r:id="rIdpq6ovis9w_5pmncmidyiw">
+            <w:hyperlink w:history="1" r:id="rId8lzu0etvske_n41ivdtsg">
               <w:r>
                 <w:rPr>
                   <w:rFonts w:ascii="Arial" w:cs="Arial" w:eastAsia="Arial" w:hAnsi="Arial"/>
@@ -38362,7 +38362,7 @@
               <w:spacing w:after="10" w:before="0"/>
               <w:ind w:left="120"/>
             </w:pPr>
-            <w:hyperlink w:history="1" r:id="rIdmqy2qwg9qeq8nkxbjpvtt">
+            <w:hyperlink w:history="1" r:id="rIdjkmdwm6zsxigbvpj1ge0n">
               <w:r>
                 <w:rPr>
                   <w:rFonts w:ascii="Arial" w:cs="Arial" w:eastAsia="Arial" w:hAnsi="Arial"/>
@@ -38557,7 +38557,7 @@
             <w:pPr>
               <w:spacing w:after="20" w:before="0"/>
             </w:pPr>
-            <w:hyperlink w:history="1" r:id="rId5uxms9xbczuttwvy90lhm">
+            <w:hyperlink w:history="1" r:id="rIdc7redxo3plzupj5e011tj">
               <w:r>
                 <w:rPr>
                   <w:rFonts w:ascii="Arial" w:cs="Arial" w:eastAsia="Arial" w:hAnsi="Arial"/>
@@ -38590,7 +38590,7 @@
               <w:spacing w:after="10" w:before="0"/>
               <w:ind w:left="120"/>
             </w:pPr>
-            <w:hyperlink w:history="1" r:id="rIdvaxe2ew_i6t1lriij22dh">
+            <w:hyperlink w:history="1" r:id="rIdrfmahbxebbaxhnv89hrbd">
               <w:r>
                 <w:rPr>
                   <w:rFonts w:ascii="Arial" w:cs="Arial" w:eastAsia="Arial" w:hAnsi="Arial"/>
@@ -38635,7 +38635,7 @@
             <w:pPr>
               <w:spacing w:after="20" w:before="0"/>
             </w:pPr>
-            <w:hyperlink w:history="1" r:id="rIdf1byv6lkn5g4v7wfcj1mo">
+            <w:hyperlink w:history="1" r:id="rIdnul0uul7vshcjw6qiaayv">
               <w:r>
                 <w:rPr>
                   <w:rFonts w:ascii="Arial" w:cs="Arial" w:eastAsia="Arial" w:hAnsi="Arial"/>
@@ -38668,7 +38668,7 @@
               <w:spacing w:after="10" w:before="0"/>
               <w:ind w:left="120"/>
             </w:pPr>
-            <w:hyperlink w:history="1" r:id="rIdh5egkenvijgsxzmmphm5i">
+            <w:hyperlink w:history="1" r:id="rIdsjs-5aowhcvd9om5duwxm">
               <w:r>
                 <w:rPr>
                   <w:rFonts w:ascii="Arial" w:cs="Arial" w:eastAsia="Arial" w:hAnsi="Arial"/>
@@ -38863,7 +38863,7 @@
             <w:pPr>
               <w:spacing w:after="20" w:before="0"/>
             </w:pPr>
-            <w:hyperlink w:history="1" r:id="rIdhw-hwhnntlvtq0oijtshq">
+            <w:hyperlink w:history="1" r:id="rIdqttf8dymp_q3wxstwz8ng">
               <w:r>
                 <w:rPr>
                   <w:rFonts w:ascii="Arial" w:cs="Arial" w:eastAsia="Arial" w:hAnsi="Arial"/>
@@ -38896,7 +38896,7 @@
               <w:spacing w:after="10" w:before="0"/>
               <w:ind w:left="120"/>
             </w:pPr>
-            <w:hyperlink w:history="1" r:id="rIdf4q-hzqbmn5khrzqwe-yz">
+            <w:hyperlink w:history="1" r:id="rIdvpwf6_4ota0j_w-bkcu4h">
               <w:r>
                 <w:rPr>
                   <w:rFonts w:ascii="Arial" w:cs="Arial" w:eastAsia="Arial" w:hAnsi="Arial"/>
@@ -38941,7 +38941,7 @@
             <w:pPr>
               <w:spacing w:after="20" w:before="0"/>
             </w:pPr>
-            <w:hyperlink w:history="1" r:id="rIdl9anx0mcegfpdlln4tr51">
+            <w:hyperlink w:history="1" r:id="rIdeizchgm-wmlcnc4suzdua">
               <w:r>
                 <w:rPr>
                   <w:rFonts w:ascii="Arial" w:cs="Arial" w:eastAsia="Arial" w:hAnsi="Arial"/>
@@ -38974,7 +38974,7 @@
               <w:spacing w:after="10" w:before="0"/>
               <w:ind w:left="120"/>
             </w:pPr>
-            <w:hyperlink w:history="1" r:id="rIddygoaet49fwnfbxz2vys4">
+            <w:hyperlink w:history="1" r:id="rIdzhac6r9cbnzfcuyfpfwzq">
               <w:r>
                 <w:rPr>
                   <w:rFonts w:ascii="Arial" w:cs="Arial" w:eastAsia="Arial" w:hAnsi="Arial"/>
@@ -39169,7 +39169,7 @@
             <w:pPr>
               <w:spacing w:after="20" w:before="0"/>
             </w:pPr>
-            <w:hyperlink w:history="1" r:id="rIdluzkoj1or7xfyfsebp9ic">
+            <w:hyperlink w:history="1" r:id="rIdzvilyzdyiizpnk1rltwbk">
               <w:r>
                 <w:rPr>
                   <w:rFonts w:ascii="Arial" w:cs="Arial" w:eastAsia="Arial" w:hAnsi="Arial"/>
@@ -39202,7 +39202,7 @@
               <w:spacing w:after="10" w:before="0"/>
               <w:ind w:left="120"/>
             </w:pPr>
-            <w:hyperlink w:history="1" r:id="rIdxidljrdcfnual7rhi2dxy">
+            <w:hyperlink w:history="1" r:id="rIdhbrf9mkdg4igiqzyjtmmp">
               <w:r>
                 <w:rPr>
                   <w:rFonts w:ascii="Arial" w:cs="Arial" w:eastAsia="Arial" w:hAnsi="Arial"/>
@@ -39247,7 +39247,7 @@
             <w:pPr>
               <w:spacing w:after="20" w:before="0"/>
             </w:pPr>
-            <w:hyperlink w:history="1" r:id="rId45utu27sqxjnuayp8nkbg">
+            <w:hyperlink w:history="1" r:id="rIdwa0aslgvsy-zptbzkqihk">
               <w:r>
                 <w:rPr>
                   <w:rFonts w:ascii="Arial" w:cs="Arial" w:eastAsia="Arial" w:hAnsi="Arial"/>
@@ -39280,7 +39280,7 @@
               <w:spacing w:after="10" w:before="0"/>
               <w:ind w:left="120"/>
             </w:pPr>
-            <w:hyperlink w:history="1" r:id="rIdoyfkkeyxw8x8ipqedqsvv">
+            <w:hyperlink w:history="1" r:id="rId7xzekcfw0mydsuvgfnt5g">
               <w:r>
                 <w:rPr>
                   <w:rFonts w:ascii="Arial" w:cs="Arial" w:eastAsia="Arial" w:hAnsi="Arial"/>
@@ -39475,7 +39475,7 @@
             <w:pPr>
               <w:spacing w:after="20" w:before="0"/>
             </w:pPr>
-            <w:hyperlink w:history="1" r:id="rId6oz5bqevwjj9hkszgb-v1">
+            <w:hyperlink w:history="1" r:id="rId8c3ni6bohcn-qtteujzvi">
               <w:r>
                 <w:rPr>
                   <w:rFonts w:ascii="Arial" w:cs="Arial" w:eastAsia="Arial" w:hAnsi="Arial"/>
@@ -39508,7 +39508,7 @@
               <w:spacing w:after="10" w:before="0"/>
               <w:ind w:left="120"/>
             </w:pPr>
-            <w:hyperlink w:history="1" r:id="rIdp_lifq6s_wuitymc2nttv">
+            <w:hyperlink w:history="1" r:id="rIdwayh1uywmmppzb903orar">
               <w:r>
                 <w:rPr>
                   <w:rFonts w:ascii="Arial" w:cs="Arial" w:eastAsia="Arial" w:hAnsi="Arial"/>
@@ -39553,7 +39553,7 @@
             <w:pPr>
               <w:spacing w:after="20" w:before="0"/>
             </w:pPr>
-            <w:hyperlink w:history="1" r:id="rIdtqigdbvnju-h8wtozuo79">
+            <w:hyperlink w:history="1" r:id="rIdbrxfhigwnqa3hzaisrf73">
               <w:r>
                 <w:rPr>
                   <w:rFonts w:ascii="Arial" w:cs="Arial" w:eastAsia="Arial" w:hAnsi="Arial"/>
@@ -39586,7 +39586,7 @@
               <w:spacing w:after="10" w:before="0"/>
               <w:ind w:left="120"/>
             </w:pPr>
-            <w:hyperlink w:history="1" r:id="rIdayrfq9sspxtnr5zvxnwic">
+            <w:hyperlink w:history="1" r:id="rIdoeocpgmcdirfp2c7g0wja">
               <w:r>
                 <w:rPr>
                   <w:rFonts w:ascii="Arial" w:cs="Arial" w:eastAsia="Arial" w:hAnsi="Arial"/>

--- a/data/outputs/v2/Chemistry/SS1.4_Chemical_Bonding/Chemistry_Chemical_Bonding_CBE_LessonSequence.docx
+++ b/data/outputs/v2/Chemistry/SS1.4_Chemical_Bonding/Chemistry_Chemical_Bonding_CBE_LessonSequence.docx
@@ -3513,7 +3513,7 @@
             <w:pPr>
               <w:spacing w:after="20" w:before="0"/>
             </w:pPr>
-            <w:hyperlink w:history="1" r:id="rIdm5ydfruvmpwny-cfrnulg">
+            <w:hyperlink w:history="1" r:id="rIdwbrxlgnv0tbemcudx-iou">
               <w:r>
                 <w:rPr>
                   <w:rFonts w:ascii="Arial" w:cs="Arial" w:eastAsia="Arial" w:hAnsi="Arial"/>
@@ -3546,7 +3546,7 @@
               <w:spacing w:after="10" w:before="0"/>
               <w:ind w:left="120"/>
             </w:pPr>
-            <w:hyperlink w:history="1" r:id="rIdxymi_9fmnn3nryovxmy4b">
+            <w:hyperlink w:history="1" r:id="rId0mb3f7zaxdykfluo5-5jk">
               <w:r>
                 <w:rPr>
                   <w:rFonts w:ascii="Arial" w:cs="Arial" w:eastAsia="Arial" w:hAnsi="Arial"/>
@@ -3591,7 +3591,7 @@
             <w:pPr>
               <w:spacing w:after="20" w:before="0"/>
             </w:pPr>
-            <w:hyperlink w:history="1" r:id="rIdh43h5yq1hr4lc9mjopob-">
+            <w:hyperlink w:history="1" r:id="rIdnvcx4stdbdc2_yqf2yedn">
               <w:r>
                 <w:rPr>
                   <w:rFonts w:ascii="Arial" w:cs="Arial" w:eastAsia="Arial" w:hAnsi="Arial"/>
@@ -3624,7 +3624,7 @@
               <w:spacing w:after="10" w:before="0"/>
               <w:ind w:left="120"/>
             </w:pPr>
-            <w:hyperlink w:history="1" r:id="rIdfn1c4xqgfnh11xq9x95um">
+            <w:hyperlink w:history="1" r:id="rIdypaswyjbyrf0ythm_r1ni">
               <w:r>
                 <w:rPr>
                   <w:rFonts w:ascii="Arial" w:cs="Arial" w:eastAsia="Arial" w:hAnsi="Arial"/>
@@ -3819,7 +3819,7 @@
             <w:pPr>
               <w:spacing w:after="20" w:before="0"/>
             </w:pPr>
-            <w:hyperlink w:history="1" r:id="rIdwhl6qewvrlvb_xz8nthr5">
+            <w:hyperlink w:history="1" r:id="rIdgforw_vyxh2s4aa88evoi">
               <w:r>
                 <w:rPr>
                   <w:rFonts w:ascii="Arial" w:cs="Arial" w:eastAsia="Arial" w:hAnsi="Arial"/>
@@ -3852,7 +3852,7 @@
               <w:spacing w:after="10" w:before="0"/>
               <w:ind w:left="120"/>
             </w:pPr>
-            <w:hyperlink w:history="1" r:id="rIdogujhai5suvxrkcxuc2n0">
+            <w:hyperlink w:history="1" r:id="rIdmcrvdufytbei31uqrb-k0">
               <w:r>
                 <w:rPr>
                   <w:rFonts w:ascii="Arial" w:cs="Arial" w:eastAsia="Arial" w:hAnsi="Arial"/>
@@ -3897,7 +3897,7 @@
             <w:pPr>
               <w:spacing w:after="20" w:before="0"/>
             </w:pPr>
-            <w:hyperlink w:history="1" r:id="rId14xexz7gpot19bq6dslt6">
+            <w:hyperlink w:history="1" r:id="rIdyge-baexh7bnq7wck8qrn">
               <w:r>
                 <w:rPr>
                   <w:rFonts w:ascii="Arial" w:cs="Arial" w:eastAsia="Arial" w:hAnsi="Arial"/>
@@ -3930,7 +3930,7 @@
               <w:spacing w:after="10" w:before="0"/>
               <w:ind w:left="120"/>
             </w:pPr>
-            <w:hyperlink w:history="1" r:id="rIdfxjd7bfzg7iroth8dflsu">
+            <w:hyperlink w:history="1" r:id="rIdwe52nvbtrpmlam8sqqo2v">
               <w:r>
                 <w:rPr>
                   <w:rFonts w:ascii="Arial" w:cs="Arial" w:eastAsia="Arial" w:hAnsi="Arial"/>
@@ -4125,7 +4125,7 @@
             <w:pPr>
               <w:spacing w:after="20" w:before="0"/>
             </w:pPr>
-            <w:hyperlink w:history="1" r:id="rId5tyovfg1mvepwutcplxl0">
+            <w:hyperlink w:history="1" r:id="rIdhldktcpai3xsch7yzduai">
               <w:r>
                 <w:rPr>
                   <w:rFonts w:ascii="Arial" w:cs="Arial" w:eastAsia="Arial" w:hAnsi="Arial"/>
@@ -4158,7 +4158,7 @@
               <w:spacing w:after="10" w:before="0"/>
               <w:ind w:left="120"/>
             </w:pPr>
-            <w:hyperlink w:history="1" r:id="rIdftwelicq2cdlzzbcge0vy">
+            <w:hyperlink w:history="1" r:id="rIdfdvgsyz1pxais08jtb-qq">
               <w:r>
                 <w:rPr>
                   <w:rFonts w:ascii="Arial" w:cs="Arial" w:eastAsia="Arial" w:hAnsi="Arial"/>
@@ -4203,7 +4203,7 @@
             <w:pPr>
               <w:spacing w:after="20" w:before="0"/>
             </w:pPr>
-            <w:hyperlink w:history="1" r:id="rId0wn--9ednkl76ssjzuygi">
+            <w:hyperlink w:history="1" r:id="rIdfzyzwiwlgq1_fpcfp5xz6">
               <w:r>
                 <w:rPr>
                   <w:rFonts w:ascii="Arial" w:cs="Arial" w:eastAsia="Arial" w:hAnsi="Arial"/>
@@ -4236,7 +4236,7 @@
               <w:spacing w:after="10" w:before="0"/>
               <w:ind w:left="120"/>
             </w:pPr>
-            <w:hyperlink w:history="1" r:id="rIdfa-i69lilh-9-k72xw_3b">
+            <w:hyperlink w:history="1" r:id="rId7aee3bp4c6mbzi5wog5hl">
               <w:r>
                 <w:rPr>
                   <w:rFonts w:ascii="Arial" w:cs="Arial" w:eastAsia="Arial" w:hAnsi="Arial"/>
@@ -4431,7 +4431,7 @@
             <w:pPr>
               <w:spacing w:after="20" w:before="0"/>
             </w:pPr>
-            <w:hyperlink w:history="1" r:id="rIdr0cj1svgcotzjneqegaua">
+            <w:hyperlink w:history="1" r:id="rIdltw5pvvcw1b8frueilvi1">
               <w:r>
                 <w:rPr>
                   <w:rFonts w:ascii="Arial" w:cs="Arial" w:eastAsia="Arial" w:hAnsi="Arial"/>
@@ -4464,7 +4464,7 @@
               <w:spacing w:after="10" w:before="0"/>
               <w:ind w:left="120"/>
             </w:pPr>
-            <w:hyperlink w:history="1" r:id="rIdqvscbbpyvaovisxt1qtax">
+            <w:hyperlink w:history="1" r:id="rId4otrqcd9xqs5zjh7fqhpq">
               <w:r>
                 <w:rPr>
                   <w:rFonts w:ascii="Arial" w:cs="Arial" w:eastAsia="Arial" w:hAnsi="Arial"/>
@@ -4509,7 +4509,7 @@
             <w:pPr>
               <w:spacing w:after="20" w:before="0"/>
             </w:pPr>
-            <w:hyperlink w:history="1" r:id="rIdpygmutpftdlxjwrdhy_za">
+            <w:hyperlink w:history="1" r:id="rIdgjkv7mu9hjslabwjl_y8p">
               <w:r>
                 <w:rPr>
                   <w:rFonts w:ascii="Arial" w:cs="Arial" w:eastAsia="Arial" w:hAnsi="Arial"/>
@@ -4542,7 +4542,7 @@
               <w:spacing w:after="10" w:before="0"/>
               <w:ind w:left="120"/>
             </w:pPr>
-            <w:hyperlink w:history="1" r:id="rIde1mfbnkpodsrmhrfrhofc">
+            <w:hyperlink w:history="1" r:id="rId2wdw9stznvyut0gok7djq">
               <w:r>
                 <w:rPr>
                   <w:rFonts w:ascii="Arial" w:cs="Arial" w:eastAsia="Arial" w:hAnsi="Arial"/>
@@ -4737,7 +4737,7 @@
             <w:pPr>
               <w:spacing w:after="20" w:before="0"/>
             </w:pPr>
-            <w:hyperlink w:history="1" r:id="rIdjlzy8r538rrkq4ccl2gvt">
+            <w:hyperlink w:history="1" r:id="rIdeqgjihg29t2njxfsstqve">
               <w:r>
                 <w:rPr>
                   <w:rFonts w:ascii="Arial" w:cs="Arial" w:eastAsia="Arial" w:hAnsi="Arial"/>
@@ -4770,7 +4770,7 @@
               <w:spacing w:after="10" w:before="0"/>
               <w:ind w:left="120"/>
             </w:pPr>
-            <w:hyperlink w:history="1" r:id="rIdf-ceecfdc5wztz6zgcn5c">
+            <w:hyperlink w:history="1" r:id="rId1lzlykfehjcznml48caxf">
               <w:r>
                 <w:rPr>
                   <w:rFonts w:ascii="Arial" w:cs="Arial" w:eastAsia="Arial" w:hAnsi="Arial"/>
@@ -4815,7 +4815,7 @@
             <w:pPr>
               <w:spacing w:after="20" w:before="0"/>
             </w:pPr>
-            <w:hyperlink w:history="1" r:id="rIdjukiu14hnokxl3zfzl0xj">
+            <w:hyperlink w:history="1" r:id="rIdd8fqu9lpmsm-f6ytu4w4s">
               <w:r>
                 <w:rPr>
                   <w:rFonts w:ascii="Arial" w:cs="Arial" w:eastAsia="Arial" w:hAnsi="Arial"/>
@@ -4848,7 +4848,7 @@
               <w:spacing w:after="10" w:before="0"/>
               <w:ind w:left="120"/>
             </w:pPr>
-            <w:hyperlink w:history="1" r:id="rIduecz7omoxpstjymxtsakc">
+            <w:hyperlink w:history="1" r:id="rIdmdycksnd7ocstgneazom9">
               <w:r>
                 <w:rPr>
                   <w:rFonts w:ascii="Arial" w:cs="Arial" w:eastAsia="Arial" w:hAnsi="Arial"/>
@@ -6430,7 +6430,7 @@
             <w:pPr>
               <w:spacing w:after="20" w:before="0"/>
             </w:pPr>
-            <w:hyperlink w:history="1" r:id="rId1lgibjlstdyt8rxjtcytf">
+            <w:hyperlink w:history="1" r:id="rIdpnxmnua4ssuwkio7muqvj">
               <w:r>
                 <w:rPr>
                   <w:rFonts w:ascii="Arial" w:cs="Arial" w:eastAsia="Arial" w:hAnsi="Arial"/>
@@ -6463,7 +6463,7 @@
               <w:spacing w:after="10" w:before="0"/>
               <w:ind w:left="120"/>
             </w:pPr>
-            <w:hyperlink w:history="1" r:id="rIdi4ugkln-rbs791njeqdfy">
+            <w:hyperlink w:history="1" r:id="rIdtaszubtmyu1ddxqvrljgj">
               <w:r>
                 <w:rPr>
                   <w:rFonts w:ascii="Arial" w:cs="Arial" w:eastAsia="Arial" w:hAnsi="Arial"/>
@@ -6508,7 +6508,7 @@
             <w:pPr>
               <w:spacing w:after="20" w:before="0"/>
             </w:pPr>
-            <w:hyperlink w:history="1" r:id="rIdbyg6fdvw5vkypnnuq2feg">
+            <w:hyperlink w:history="1" r:id="rId-7at0dccb_vrbe-a9fmzv">
               <w:r>
                 <w:rPr>
                   <w:rFonts w:ascii="Arial" w:cs="Arial" w:eastAsia="Arial" w:hAnsi="Arial"/>
@@ -6541,7 +6541,7 @@
               <w:spacing w:after="10" w:before="0"/>
               <w:ind w:left="120"/>
             </w:pPr>
-            <w:hyperlink w:history="1" r:id="rIdnpdzpnezifvsreyrf0mqj">
+            <w:hyperlink w:history="1" r:id="rIdfhwgv6xh9yycmae6l939l">
               <w:r>
                 <w:rPr>
                   <w:rFonts w:ascii="Arial" w:cs="Arial" w:eastAsia="Arial" w:hAnsi="Arial"/>
@@ -6736,7 +6736,7 @@
             <w:pPr>
               <w:spacing w:after="20" w:before="0"/>
             </w:pPr>
-            <w:hyperlink w:history="1" r:id="rIdd9o0xjjp4pgi__cwtsgxj">
+            <w:hyperlink w:history="1" r:id="rIdx3pjafase_nt_p3qu1olf">
               <w:r>
                 <w:rPr>
                   <w:rFonts w:ascii="Arial" w:cs="Arial" w:eastAsia="Arial" w:hAnsi="Arial"/>
@@ -6769,7 +6769,7 @@
               <w:spacing w:after="10" w:before="0"/>
               <w:ind w:left="120"/>
             </w:pPr>
-            <w:hyperlink w:history="1" r:id="rIdmcy122cet8v8iossx6xzk">
+            <w:hyperlink w:history="1" r:id="rIdtmdfzzmabfn0ev2vyanl2">
               <w:r>
                 <w:rPr>
                   <w:rFonts w:ascii="Arial" w:cs="Arial" w:eastAsia="Arial" w:hAnsi="Arial"/>
@@ -6814,7 +6814,7 @@
             <w:pPr>
               <w:spacing w:after="20" w:before="0"/>
             </w:pPr>
-            <w:hyperlink w:history="1" r:id="rId3a8bklni0r1upvmixvmox">
+            <w:hyperlink w:history="1" r:id="rIdv3wifqatlglakve1kb39q">
               <w:r>
                 <w:rPr>
                   <w:rFonts w:ascii="Arial" w:cs="Arial" w:eastAsia="Arial" w:hAnsi="Arial"/>
@@ -6847,7 +6847,7 @@
               <w:spacing w:after="10" w:before="0"/>
               <w:ind w:left="120"/>
             </w:pPr>
-            <w:hyperlink w:history="1" r:id="rIdjjhqzrizh6leqhjtykcne">
+            <w:hyperlink w:history="1" r:id="rIdv70umczcpsf85i2v1bnes">
               <w:r>
                 <w:rPr>
                   <w:rFonts w:ascii="Arial" w:cs="Arial" w:eastAsia="Arial" w:hAnsi="Arial"/>
@@ -7042,7 +7042,7 @@
             <w:pPr>
               <w:spacing w:after="20" w:before="0"/>
             </w:pPr>
-            <w:hyperlink w:history="1" r:id="rId5lpkpc61uawlh9ivkwvws">
+            <w:hyperlink w:history="1" r:id="rIdbifqg1ilt76nhvllzngpa">
               <w:r>
                 <w:rPr>
                   <w:rFonts w:ascii="Arial" w:cs="Arial" w:eastAsia="Arial" w:hAnsi="Arial"/>
@@ -7075,7 +7075,7 @@
               <w:spacing w:after="10" w:before="0"/>
               <w:ind w:left="120"/>
             </w:pPr>
-            <w:hyperlink w:history="1" r:id="rIduzdnxmrmp0bun8qxcunvh">
+            <w:hyperlink w:history="1" r:id="rId7dsaksosnzt9l4ylawvwv">
               <w:r>
                 <w:rPr>
                   <w:rFonts w:ascii="Arial" w:cs="Arial" w:eastAsia="Arial" w:hAnsi="Arial"/>
@@ -7120,7 +7120,7 @@
             <w:pPr>
               <w:spacing w:after="20" w:before="0"/>
             </w:pPr>
-            <w:hyperlink w:history="1" r:id="rIdwkfjzowxoa5w4u3bpb4nn">
+            <w:hyperlink w:history="1" r:id="rIdquhwpijfifwcyhsxcy6jw">
               <w:r>
                 <w:rPr>
                   <w:rFonts w:ascii="Arial" w:cs="Arial" w:eastAsia="Arial" w:hAnsi="Arial"/>
@@ -7153,7 +7153,7 @@
               <w:spacing w:after="10" w:before="0"/>
               <w:ind w:left="120"/>
             </w:pPr>
-            <w:hyperlink w:history="1" r:id="rIdznapmap2q4-uc6m-njwne">
+            <w:hyperlink w:history="1" r:id="rId5z37rqagjs4vwrbjzyqpi">
               <w:r>
                 <w:rPr>
                   <w:rFonts w:ascii="Arial" w:cs="Arial" w:eastAsia="Arial" w:hAnsi="Arial"/>
@@ -7348,7 +7348,7 @@
             <w:pPr>
               <w:spacing w:after="20" w:before="0"/>
             </w:pPr>
-            <w:hyperlink w:history="1" r:id="rIdhnhch6th76xmq4jufvfzw">
+            <w:hyperlink w:history="1" r:id="rIdgczz4_gyredgj6y5jqqns">
               <w:r>
                 <w:rPr>
                   <w:rFonts w:ascii="Arial" w:cs="Arial" w:eastAsia="Arial" w:hAnsi="Arial"/>
@@ -7381,7 +7381,7 @@
               <w:spacing w:after="10" w:before="0"/>
               <w:ind w:left="120"/>
             </w:pPr>
-            <w:hyperlink w:history="1" r:id="rIdhjztyxjg-k5q-gxx1p8z3">
+            <w:hyperlink w:history="1" r:id="rIdrvgmvggghe1kexdzcnhbl">
               <w:r>
                 <w:rPr>
                   <w:rFonts w:ascii="Arial" w:cs="Arial" w:eastAsia="Arial" w:hAnsi="Arial"/>
@@ -7426,7 +7426,7 @@
             <w:pPr>
               <w:spacing w:after="20" w:before="0"/>
             </w:pPr>
-            <w:hyperlink w:history="1" r:id="rId7z-j6g6mgjsetb9e8quzt">
+            <w:hyperlink w:history="1" r:id="rIdauo0mcbm0j6asn7wpc3kg">
               <w:r>
                 <w:rPr>
                   <w:rFonts w:ascii="Arial" w:cs="Arial" w:eastAsia="Arial" w:hAnsi="Arial"/>
@@ -7459,7 +7459,7 @@
               <w:spacing w:after="10" w:before="0"/>
               <w:ind w:left="120"/>
             </w:pPr>
-            <w:hyperlink w:history="1" r:id="rId5qki4vgi4tlpbuqzxartc">
+            <w:hyperlink w:history="1" r:id="rIdr6-swsllqzsfkyvnuop1p">
               <w:r>
                 <w:rPr>
                   <w:rFonts w:ascii="Arial" w:cs="Arial" w:eastAsia="Arial" w:hAnsi="Arial"/>
@@ -7654,7 +7654,7 @@
             <w:pPr>
               <w:spacing w:after="20" w:before="0"/>
             </w:pPr>
-            <w:hyperlink w:history="1" r:id="rIdliz68zfhqttfk4rfa5f5z">
+            <w:hyperlink w:history="1" r:id="rIdkog_oblyd0iltqlh1so3r">
               <w:r>
                 <w:rPr>
                   <w:rFonts w:ascii="Arial" w:cs="Arial" w:eastAsia="Arial" w:hAnsi="Arial"/>
@@ -7687,7 +7687,7 @@
               <w:spacing w:after="10" w:before="0"/>
               <w:ind w:left="120"/>
             </w:pPr>
-            <w:hyperlink w:history="1" r:id="rIdqzlyt8ozlsnk7hlgmawz9">
+            <w:hyperlink w:history="1" r:id="rIdttbzbtbqt2d6mgv09zh0d">
               <w:r>
                 <w:rPr>
                   <w:rFonts w:ascii="Arial" w:cs="Arial" w:eastAsia="Arial" w:hAnsi="Arial"/>
@@ -7732,7 +7732,7 @@
             <w:pPr>
               <w:spacing w:after="20" w:before="0"/>
             </w:pPr>
-            <w:hyperlink w:history="1" r:id="rIdtikh1obabsnw6g6fa4ibq">
+            <w:hyperlink w:history="1" r:id="rIdbyncy8adonau81w-i_wzt">
               <w:r>
                 <w:rPr>
                   <w:rFonts w:ascii="Arial" w:cs="Arial" w:eastAsia="Arial" w:hAnsi="Arial"/>
@@ -7765,7 +7765,7 @@
               <w:spacing w:after="10" w:before="0"/>
               <w:ind w:left="120"/>
             </w:pPr>
-            <w:hyperlink w:history="1" r:id="rIdswlqwznwawgjngzjgq7bp">
+            <w:hyperlink w:history="1" r:id="rIdy23okjpmfbdoz5n4_ao5r">
               <w:r>
                 <w:rPr>
                   <w:rFonts w:ascii="Arial" w:cs="Arial" w:eastAsia="Arial" w:hAnsi="Arial"/>
@@ -9347,7 +9347,7 @@
             <w:pPr>
               <w:spacing w:after="20" w:before="0"/>
             </w:pPr>
-            <w:hyperlink w:history="1" r:id="rIdwoe9vcxwb547hxcpev0ow">
+            <w:hyperlink w:history="1" r:id="rIda6nqeg8kx0i-gjgabfxel">
               <w:r>
                 <w:rPr>
                   <w:rFonts w:ascii="Arial" w:cs="Arial" w:eastAsia="Arial" w:hAnsi="Arial"/>
@@ -9380,7 +9380,7 @@
               <w:spacing w:after="10" w:before="0"/>
               <w:ind w:left="120"/>
             </w:pPr>
-            <w:hyperlink w:history="1" r:id="rIdu5ozvvbbpedff7ua6qcbn">
+            <w:hyperlink w:history="1" r:id="rIduq4vjn_fwppqvu9ojp3tk">
               <w:r>
                 <w:rPr>
                   <w:rFonts w:ascii="Arial" w:cs="Arial" w:eastAsia="Arial" w:hAnsi="Arial"/>
@@ -9425,7 +9425,7 @@
             <w:pPr>
               <w:spacing w:after="20" w:before="0"/>
             </w:pPr>
-            <w:hyperlink w:history="1" r:id="rIdfxwsm9zjr0geh92g5cz4k">
+            <w:hyperlink w:history="1" r:id="rIdw_vbixxpa52r_ftcjdg8v">
               <w:r>
                 <w:rPr>
                   <w:rFonts w:ascii="Arial" w:cs="Arial" w:eastAsia="Arial" w:hAnsi="Arial"/>
@@ -9458,7 +9458,7 @@
               <w:spacing w:after="10" w:before="0"/>
               <w:ind w:left="120"/>
             </w:pPr>
-            <w:hyperlink w:history="1" r:id="rIdw0nfnztxzqe1mldm6zn6m">
+            <w:hyperlink w:history="1" r:id="rIdmiwtwgidrp7l9kroa0xxm">
               <w:r>
                 <w:rPr>
                   <w:rFonts w:ascii="Arial" w:cs="Arial" w:eastAsia="Arial" w:hAnsi="Arial"/>
@@ -9653,7 +9653,7 @@
             <w:pPr>
               <w:spacing w:after="20" w:before="0"/>
             </w:pPr>
-            <w:hyperlink w:history="1" r:id="rIdvocpxp9huit2ixc2uvrqm">
+            <w:hyperlink w:history="1" r:id="rId6ly-narbwyiuqw6gc7fb1">
               <w:r>
                 <w:rPr>
                   <w:rFonts w:ascii="Arial" w:cs="Arial" w:eastAsia="Arial" w:hAnsi="Arial"/>
@@ -9686,7 +9686,7 @@
               <w:spacing w:after="10" w:before="0"/>
               <w:ind w:left="120"/>
             </w:pPr>
-            <w:hyperlink w:history="1" r:id="rIdqbdeova_knq6f5mck6_tx">
+            <w:hyperlink w:history="1" r:id="rIdioxhfetsyxpzfh1idbugm">
               <w:r>
                 <w:rPr>
                   <w:rFonts w:ascii="Arial" w:cs="Arial" w:eastAsia="Arial" w:hAnsi="Arial"/>
@@ -9731,7 +9731,7 @@
             <w:pPr>
               <w:spacing w:after="20" w:before="0"/>
             </w:pPr>
-            <w:hyperlink w:history="1" r:id="rIdmfczcr1q4werdh-qwbkde">
+            <w:hyperlink w:history="1" r:id="rIdv5dyic6thgm_2l4gfmodv">
               <w:r>
                 <w:rPr>
                   <w:rFonts w:ascii="Arial" w:cs="Arial" w:eastAsia="Arial" w:hAnsi="Arial"/>
@@ -9764,7 +9764,7 @@
               <w:spacing w:after="10" w:before="0"/>
               <w:ind w:left="120"/>
             </w:pPr>
-            <w:hyperlink w:history="1" r:id="rIdnaabxmo5fkmbaia_dp8ii">
+            <w:hyperlink w:history="1" r:id="rId3rjr8a1iprwsj9lpwy7ey">
               <w:r>
                 <w:rPr>
                   <w:rFonts w:ascii="Arial" w:cs="Arial" w:eastAsia="Arial" w:hAnsi="Arial"/>
@@ -9959,7 +9959,7 @@
             <w:pPr>
               <w:spacing w:after="20" w:before="0"/>
             </w:pPr>
-            <w:hyperlink w:history="1" r:id="rId7bwrbfafy2dxpwa1axeue">
+            <w:hyperlink w:history="1" r:id="rId0z-ureakvdtsd--nillj7">
               <w:r>
                 <w:rPr>
                   <w:rFonts w:ascii="Arial" w:cs="Arial" w:eastAsia="Arial" w:hAnsi="Arial"/>
@@ -9992,7 +9992,7 @@
               <w:spacing w:after="10" w:before="0"/>
               <w:ind w:left="120"/>
             </w:pPr>
-            <w:hyperlink w:history="1" r:id="rId5zblorfurtwtmvcovqxgt">
+            <w:hyperlink w:history="1" r:id="rIdrc9mov3laycablbsvdj5o">
               <w:r>
                 <w:rPr>
                   <w:rFonts w:ascii="Arial" w:cs="Arial" w:eastAsia="Arial" w:hAnsi="Arial"/>
@@ -10037,7 +10037,7 @@
             <w:pPr>
               <w:spacing w:after="20" w:before="0"/>
             </w:pPr>
-            <w:hyperlink w:history="1" r:id="rIdbnngxi2vvwp_8c6mc9lea">
+            <w:hyperlink w:history="1" r:id="rId-wdrfdrghf3rzv4wjgsku">
               <w:r>
                 <w:rPr>
                   <w:rFonts w:ascii="Arial" w:cs="Arial" w:eastAsia="Arial" w:hAnsi="Arial"/>
@@ -10070,7 +10070,7 @@
               <w:spacing w:after="10" w:before="0"/>
               <w:ind w:left="120"/>
             </w:pPr>
-            <w:hyperlink w:history="1" r:id="rIdu9k7vx5koxoiwnldv6u8m">
+            <w:hyperlink w:history="1" r:id="rIdz-ijostev1mexikrr4g7n">
               <w:r>
                 <w:rPr>
                   <w:rFonts w:ascii="Arial" w:cs="Arial" w:eastAsia="Arial" w:hAnsi="Arial"/>
@@ -10265,7 +10265,7 @@
             <w:pPr>
               <w:spacing w:after="20" w:before="0"/>
             </w:pPr>
-            <w:hyperlink w:history="1" r:id="rIdv9u7of_0-etpih9oq2ylx">
+            <w:hyperlink w:history="1" r:id="rIdea7g4fc08-f1_qqd5k1l9">
               <w:r>
                 <w:rPr>
                   <w:rFonts w:ascii="Arial" w:cs="Arial" w:eastAsia="Arial" w:hAnsi="Arial"/>
@@ -10298,7 +10298,7 @@
               <w:spacing w:after="10" w:before="0"/>
               <w:ind w:left="120"/>
             </w:pPr>
-            <w:hyperlink w:history="1" r:id="rIdzoegjwjjpkgy1dolcybks">
+            <w:hyperlink w:history="1" r:id="rIdqpnmmwvaooy1rxmneca2i">
               <w:r>
                 <w:rPr>
                   <w:rFonts w:ascii="Arial" w:cs="Arial" w:eastAsia="Arial" w:hAnsi="Arial"/>
@@ -10343,7 +10343,7 @@
             <w:pPr>
               <w:spacing w:after="20" w:before="0"/>
             </w:pPr>
-            <w:hyperlink w:history="1" r:id="rIdpefbd4vaa5icfiatuu4l7">
+            <w:hyperlink w:history="1" r:id="rIdvw34m5vpwz3fucgpmsksi">
               <w:r>
                 <w:rPr>
                   <w:rFonts w:ascii="Arial" w:cs="Arial" w:eastAsia="Arial" w:hAnsi="Arial"/>
@@ -10376,7 +10376,7 @@
               <w:spacing w:after="10" w:before="0"/>
               <w:ind w:left="120"/>
             </w:pPr>
-            <w:hyperlink w:history="1" r:id="rIdszstzagv41j75z_24bpns">
+            <w:hyperlink w:history="1" r:id="rId1hukok_lkskaz0rpxoo8n">
               <w:r>
                 <w:rPr>
                   <w:rFonts w:ascii="Arial" w:cs="Arial" w:eastAsia="Arial" w:hAnsi="Arial"/>
@@ -10571,7 +10571,7 @@
             <w:pPr>
               <w:spacing w:after="20" w:before="0"/>
             </w:pPr>
-            <w:hyperlink w:history="1" r:id="rId-2govohf50lccqo8jfsvq">
+            <w:hyperlink w:history="1" r:id="rIdpgc8qo3jiy7bhfutupm4q">
               <w:r>
                 <w:rPr>
                   <w:rFonts w:ascii="Arial" w:cs="Arial" w:eastAsia="Arial" w:hAnsi="Arial"/>
@@ -10604,7 +10604,7 @@
               <w:spacing w:after="10" w:before="0"/>
               <w:ind w:left="120"/>
             </w:pPr>
-            <w:hyperlink w:history="1" r:id="rIdr1hdh-xio0nbdpzzyrk1l">
+            <w:hyperlink w:history="1" r:id="rIdtfrz7hyo_5-dztxbybbuy">
               <w:r>
                 <w:rPr>
                   <w:rFonts w:ascii="Arial" w:cs="Arial" w:eastAsia="Arial" w:hAnsi="Arial"/>
@@ -10649,7 +10649,7 @@
             <w:pPr>
               <w:spacing w:after="20" w:before="0"/>
             </w:pPr>
-            <w:hyperlink w:history="1" r:id="rIdjvvco-u8iiwuued6gcx0q">
+            <w:hyperlink w:history="1" r:id="rId3n__yoktb92xs-pzd9fzz">
               <w:r>
                 <w:rPr>
                   <w:rFonts w:ascii="Arial" w:cs="Arial" w:eastAsia="Arial" w:hAnsi="Arial"/>
@@ -10682,7 +10682,7 @@
               <w:spacing w:after="10" w:before="0"/>
               <w:ind w:left="120"/>
             </w:pPr>
-            <w:hyperlink w:history="1" r:id="rIdvm1uyonnrbmamawzhcwj9">
+            <w:hyperlink w:history="1" r:id="rIdgf8_ro3rtx_jbiph9zkoc">
               <w:r>
                 <w:rPr>
                   <w:rFonts w:ascii="Arial" w:cs="Arial" w:eastAsia="Arial" w:hAnsi="Arial"/>
@@ -12283,7 +12283,7 @@
             <w:pPr>
               <w:spacing w:after="20" w:before="0"/>
             </w:pPr>
-            <w:hyperlink w:history="1" r:id="rIdmyauxwym8nnxuiyw5waak">
+            <w:hyperlink w:history="1" r:id="rIdmzrfhfq4dklw36ydltccm">
               <w:r>
                 <w:rPr>
                   <w:rFonts w:ascii="Arial" w:cs="Arial" w:eastAsia="Arial" w:hAnsi="Arial"/>
@@ -12316,7 +12316,7 @@
               <w:spacing w:after="10" w:before="0"/>
               <w:ind w:left="120"/>
             </w:pPr>
-            <w:hyperlink w:history="1" r:id="rIdu1vnsrcruwycdkxxxeccw">
+            <w:hyperlink w:history="1" r:id="rIdfkpr7q9nky2iemozgmopd">
               <w:r>
                 <w:rPr>
                   <w:rFonts w:ascii="Arial" w:cs="Arial" w:eastAsia="Arial" w:hAnsi="Arial"/>
@@ -12361,7 +12361,7 @@
             <w:pPr>
               <w:spacing w:after="20" w:before="0"/>
             </w:pPr>
-            <w:hyperlink w:history="1" r:id="rIdn-jzmwkpcp07xb6fs7z1z">
+            <w:hyperlink w:history="1" r:id="rIdzxvaczki1y-vtv4mbmeva">
               <w:r>
                 <w:rPr>
                   <w:rFonts w:ascii="Arial" w:cs="Arial" w:eastAsia="Arial" w:hAnsi="Arial"/>
@@ -12394,7 +12394,7 @@
               <w:spacing w:after="10" w:before="0"/>
               <w:ind w:left="120"/>
             </w:pPr>
-            <w:hyperlink w:history="1" r:id="rIdppb-d3uusttwztpbd6gdg">
+            <w:hyperlink w:history="1" r:id="rId8igs7rdrzszpnkibois1h">
               <w:r>
                 <w:rPr>
                   <w:rFonts w:ascii="Arial" w:cs="Arial" w:eastAsia="Arial" w:hAnsi="Arial"/>
@@ -12589,7 +12589,7 @@
             <w:pPr>
               <w:spacing w:after="20" w:before="0"/>
             </w:pPr>
-            <w:hyperlink w:history="1" r:id="rIdjr6asmsi6_2etbmkxb_cl">
+            <w:hyperlink w:history="1" r:id="rIdqqkkbzch9aernbobwcv8u">
               <w:r>
                 <w:rPr>
                   <w:rFonts w:ascii="Arial" w:cs="Arial" w:eastAsia="Arial" w:hAnsi="Arial"/>
@@ -12622,7 +12622,7 @@
               <w:spacing w:after="10" w:before="0"/>
               <w:ind w:left="120"/>
             </w:pPr>
-            <w:hyperlink w:history="1" r:id="rIds0mxspb1dcf-0uvfkbjn3">
+            <w:hyperlink w:history="1" r:id="rId0pgztbweo8p0tg2hnck9a">
               <w:r>
                 <w:rPr>
                   <w:rFonts w:ascii="Arial" w:cs="Arial" w:eastAsia="Arial" w:hAnsi="Arial"/>
@@ -12667,7 +12667,7 @@
             <w:pPr>
               <w:spacing w:after="20" w:before="0"/>
             </w:pPr>
-            <w:hyperlink w:history="1" r:id="rId6t-_eunm3vdqoje75l-yq">
+            <w:hyperlink w:history="1" r:id="rIdbfl2txzt_ctfsqmf3uqdw">
               <w:r>
                 <w:rPr>
                   <w:rFonts w:ascii="Arial" w:cs="Arial" w:eastAsia="Arial" w:hAnsi="Arial"/>
@@ -12700,7 +12700,7 @@
               <w:spacing w:after="10" w:before="0"/>
               <w:ind w:left="120"/>
             </w:pPr>
-            <w:hyperlink w:history="1" r:id="rIdmrk4rwxqea17fmaj_ovxt">
+            <w:hyperlink w:history="1" r:id="rId0pjduhevg64zogyln05ln">
               <w:r>
                 <w:rPr>
                   <w:rFonts w:ascii="Arial" w:cs="Arial" w:eastAsia="Arial" w:hAnsi="Arial"/>
@@ -12895,7 +12895,7 @@
             <w:pPr>
               <w:spacing w:after="20" w:before="0"/>
             </w:pPr>
-            <w:hyperlink w:history="1" r:id="rIdraulbkbvre7wxernzu_d8">
+            <w:hyperlink w:history="1" r:id="rIdms3guvm_zk9hmw0ehrjv1">
               <w:r>
                 <w:rPr>
                   <w:rFonts w:ascii="Arial" w:cs="Arial" w:eastAsia="Arial" w:hAnsi="Arial"/>
@@ -12928,7 +12928,7 @@
               <w:spacing w:after="10" w:before="0"/>
               <w:ind w:left="120"/>
             </w:pPr>
-            <w:hyperlink w:history="1" r:id="rId9i1oz1eyasdrqkbrhdrv9">
+            <w:hyperlink w:history="1" r:id="rIdph5abq-d2qhfb3madg85n">
               <w:r>
                 <w:rPr>
                   <w:rFonts w:ascii="Arial" w:cs="Arial" w:eastAsia="Arial" w:hAnsi="Arial"/>
@@ -12973,7 +12973,7 @@
             <w:pPr>
               <w:spacing w:after="20" w:before="0"/>
             </w:pPr>
-            <w:hyperlink w:history="1" r:id="rIdsisec82bsgzljoixc6nsv">
+            <w:hyperlink w:history="1" r:id="rIdlylhymgd88ve8kph-mdka">
               <w:r>
                 <w:rPr>
                   <w:rFonts w:ascii="Arial" w:cs="Arial" w:eastAsia="Arial" w:hAnsi="Arial"/>
@@ -13006,7 +13006,7 @@
               <w:spacing w:after="10" w:before="0"/>
               <w:ind w:left="120"/>
             </w:pPr>
-            <w:hyperlink w:history="1" r:id="rIdpzqljfbmc2dixht-4j3i7">
+            <w:hyperlink w:history="1" r:id="rIdsn2mmjsygksf3ydzw0ryd">
               <w:r>
                 <w:rPr>
                   <w:rFonts w:ascii="Arial" w:cs="Arial" w:eastAsia="Arial" w:hAnsi="Arial"/>
@@ -13201,7 +13201,7 @@
             <w:pPr>
               <w:spacing w:after="20" w:before="0"/>
             </w:pPr>
-            <w:hyperlink w:history="1" r:id="rId9ilynzo6l6kdcac_mgzsl">
+            <w:hyperlink w:history="1" r:id="rIdwekvdoa8d9aesyfuo21gl">
               <w:r>
                 <w:rPr>
                   <w:rFonts w:ascii="Arial" w:cs="Arial" w:eastAsia="Arial" w:hAnsi="Arial"/>
@@ -13234,7 +13234,7 @@
               <w:spacing w:after="10" w:before="0"/>
               <w:ind w:left="120"/>
             </w:pPr>
-            <w:hyperlink w:history="1" r:id="rIdw9jcgp1qr2uc-as9qbaez">
+            <w:hyperlink w:history="1" r:id="rIdv6wps55mxc3irpz7wh0tj">
               <w:r>
                 <w:rPr>
                   <w:rFonts w:ascii="Arial" w:cs="Arial" w:eastAsia="Arial" w:hAnsi="Arial"/>
@@ -13279,7 +13279,7 @@
             <w:pPr>
               <w:spacing w:after="20" w:before="0"/>
             </w:pPr>
-            <w:hyperlink w:history="1" r:id="rIdigs2xs5d34m47zmw5fcei">
+            <w:hyperlink w:history="1" r:id="rIdb134yrxnmoorcctbp46zl">
               <w:r>
                 <w:rPr>
                   <w:rFonts w:ascii="Arial" w:cs="Arial" w:eastAsia="Arial" w:hAnsi="Arial"/>
@@ -13312,7 +13312,7 @@
               <w:spacing w:after="10" w:before="0"/>
               <w:ind w:left="120"/>
             </w:pPr>
-            <w:hyperlink w:history="1" r:id="rIdcvsqwfg2izh4opxlrrxyq">
+            <w:hyperlink w:history="1" r:id="rId8te2w4zibgra0_s9enykk">
               <w:r>
                 <w:rPr>
                   <w:rFonts w:ascii="Arial" w:cs="Arial" w:eastAsia="Arial" w:hAnsi="Arial"/>
@@ -13507,7 +13507,7 @@
             <w:pPr>
               <w:spacing w:after="20" w:before="0"/>
             </w:pPr>
-            <w:hyperlink w:history="1" r:id="rIdm2pczgztu4k2ywi8ioixy">
+            <w:hyperlink w:history="1" r:id="rIdqare3uqsa8s9sqxiae2qy">
               <w:r>
                 <w:rPr>
                   <w:rFonts w:ascii="Arial" w:cs="Arial" w:eastAsia="Arial" w:hAnsi="Arial"/>
@@ -13540,7 +13540,7 @@
               <w:spacing w:after="10" w:before="0"/>
               <w:ind w:left="120"/>
             </w:pPr>
-            <w:hyperlink w:history="1" r:id="rIdpjalqrwcvgjgeour7gjff">
+            <w:hyperlink w:history="1" r:id="rIdtfljmey4kxjxjsmosyd_l">
               <w:r>
                 <w:rPr>
                   <w:rFonts w:ascii="Arial" w:cs="Arial" w:eastAsia="Arial" w:hAnsi="Arial"/>
@@ -13585,7 +13585,7 @@
             <w:pPr>
               <w:spacing w:after="20" w:before="0"/>
             </w:pPr>
-            <w:hyperlink w:history="1" r:id="rIdizyl8ke9pqosj4wd4_q3y">
+            <w:hyperlink w:history="1" r:id="rIdwoiditsllxux7hzyv2efp">
               <w:r>
                 <w:rPr>
                   <w:rFonts w:ascii="Arial" w:cs="Arial" w:eastAsia="Arial" w:hAnsi="Arial"/>
@@ -13618,7 +13618,7 @@
               <w:spacing w:after="10" w:before="0"/>
               <w:ind w:left="120"/>
             </w:pPr>
-            <w:hyperlink w:history="1" r:id="rIdxyyxva3h0numwa4w89scy">
+            <w:hyperlink w:history="1" r:id="rIdoin42hz_akuuxxfuv6v7z">
               <w:r>
                 <w:rPr>
                   <w:rFonts w:ascii="Arial" w:cs="Arial" w:eastAsia="Arial" w:hAnsi="Arial"/>
@@ -15105,7 +15105,7 @@
             <w:pPr>
               <w:spacing w:after="20" w:before="0"/>
             </w:pPr>
-            <w:hyperlink w:history="1" r:id="rIdtx5th7fvr0gauaypg8gb0">
+            <w:hyperlink w:history="1" r:id="rIdr5iwarsegbgsn95zfk8nd">
               <w:r>
                 <w:rPr>
                   <w:rFonts w:ascii="Arial" w:cs="Arial" w:eastAsia="Arial" w:hAnsi="Arial"/>
@@ -15138,7 +15138,7 @@
               <w:spacing w:after="10" w:before="0"/>
               <w:ind w:left="120"/>
             </w:pPr>
-            <w:hyperlink w:history="1" r:id="rId9oxflc70__7t0j2och3ec">
+            <w:hyperlink w:history="1" r:id="rIdcht2agvag7qjtxayfzeqh">
               <w:r>
                 <w:rPr>
                   <w:rFonts w:ascii="Arial" w:cs="Arial" w:eastAsia="Arial" w:hAnsi="Arial"/>
@@ -15183,7 +15183,7 @@
             <w:pPr>
               <w:spacing w:after="20" w:before="0"/>
             </w:pPr>
-            <w:hyperlink w:history="1" r:id="rId12aeuqdvwefkxxeyn6vtq">
+            <w:hyperlink w:history="1" r:id="rIdurnrmmuwmj9ie8o8nfez3">
               <w:r>
                 <w:rPr>
                   <w:rFonts w:ascii="Arial" w:cs="Arial" w:eastAsia="Arial" w:hAnsi="Arial"/>
@@ -15216,7 +15216,7 @@
               <w:spacing w:after="10" w:before="0"/>
               <w:ind w:left="120"/>
             </w:pPr>
-            <w:hyperlink w:history="1" r:id="rIdqfukmha-4fcnpnzvp3zjf">
+            <w:hyperlink w:history="1" r:id="rId9hckzeli50rkxnpisxr-1">
               <w:r>
                 <w:rPr>
                   <w:rFonts w:ascii="Arial" w:cs="Arial" w:eastAsia="Arial" w:hAnsi="Arial"/>
@@ -15411,7 +15411,7 @@
             <w:pPr>
               <w:spacing w:after="20" w:before="0"/>
             </w:pPr>
-            <w:hyperlink w:history="1" r:id="rIdhbiupuzex31bgl9c0ratd">
+            <w:hyperlink w:history="1" r:id="rIdrrqnhwdj6ib-bf5mkb4qz">
               <w:r>
                 <w:rPr>
                   <w:rFonts w:ascii="Arial" w:cs="Arial" w:eastAsia="Arial" w:hAnsi="Arial"/>
@@ -15444,7 +15444,7 @@
               <w:spacing w:after="10" w:before="0"/>
               <w:ind w:left="120"/>
             </w:pPr>
-            <w:hyperlink w:history="1" r:id="rIdv2se3rz1fn4w-kwdea1es">
+            <w:hyperlink w:history="1" r:id="rIdm_zfwtdzw8ykrshku1osa">
               <w:r>
                 <w:rPr>
                   <w:rFonts w:ascii="Arial" w:cs="Arial" w:eastAsia="Arial" w:hAnsi="Arial"/>
@@ -15489,7 +15489,7 @@
             <w:pPr>
               <w:spacing w:after="20" w:before="0"/>
             </w:pPr>
-            <w:hyperlink w:history="1" r:id="rIdce5dt5hvjbqyqmmjt3f3-">
+            <w:hyperlink w:history="1" r:id="rIdbxmzwx-ucxztsfxwok8bq">
               <w:r>
                 <w:rPr>
                   <w:rFonts w:ascii="Arial" w:cs="Arial" w:eastAsia="Arial" w:hAnsi="Arial"/>
@@ -15522,7 +15522,7 @@
               <w:spacing w:after="10" w:before="0"/>
               <w:ind w:left="120"/>
             </w:pPr>
-            <w:hyperlink w:history="1" r:id="rIdg6ejb4usqd3k85c5e0l6_">
+            <w:hyperlink w:history="1" r:id="rIdfvptoem7dvtlbx_xd-d_f">
               <w:r>
                 <w:rPr>
                   <w:rFonts w:ascii="Arial" w:cs="Arial" w:eastAsia="Arial" w:hAnsi="Arial"/>
@@ -15717,7 +15717,7 @@
             <w:pPr>
               <w:spacing w:after="20" w:before="0"/>
             </w:pPr>
-            <w:hyperlink w:history="1" r:id="rId_2eoldmdh946gkfsmhqwf">
+            <w:hyperlink w:history="1" r:id="rId3_pxe0rog7gw99wni4cjo">
               <w:r>
                 <w:rPr>
                   <w:rFonts w:ascii="Arial" w:cs="Arial" w:eastAsia="Arial" w:hAnsi="Arial"/>
@@ -15750,7 +15750,7 @@
               <w:spacing w:after="10" w:before="0"/>
               <w:ind w:left="120"/>
             </w:pPr>
-            <w:hyperlink w:history="1" r:id="rIdlm8crztu-ksle6y-lqd9b">
+            <w:hyperlink w:history="1" r:id="rIdox2mzbipeltzryykkqhq_">
               <w:r>
                 <w:rPr>
                   <w:rFonts w:ascii="Arial" w:cs="Arial" w:eastAsia="Arial" w:hAnsi="Arial"/>
@@ -15795,7 +15795,7 @@
             <w:pPr>
               <w:spacing w:after="20" w:before="0"/>
             </w:pPr>
-            <w:hyperlink w:history="1" r:id="rIdjjobc9kzlgc1aht0fcdtm">
+            <w:hyperlink w:history="1" r:id="rId9_jve8w9o6lqqcmhccqxy">
               <w:r>
                 <w:rPr>
                   <w:rFonts w:ascii="Arial" w:cs="Arial" w:eastAsia="Arial" w:hAnsi="Arial"/>
@@ -15828,7 +15828,7 @@
               <w:spacing w:after="10" w:before="0"/>
               <w:ind w:left="120"/>
             </w:pPr>
-            <w:hyperlink w:history="1" r:id="rIdfs4xsydhv8i3nsvkc18ro">
+            <w:hyperlink w:history="1" r:id="rId5hctksr4nbwyzpjse44q5">
               <w:r>
                 <w:rPr>
                   <w:rFonts w:ascii="Arial" w:cs="Arial" w:eastAsia="Arial" w:hAnsi="Arial"/>
@@ -16023,7 +16023,7 @@
             <w:pPr>
               <w:spacing w:after="20" w:before="0"/>
             </w:pPr>
-            <w:hyperlink w:history="1" r:id="rIdtddbwbc1nmyaoz8akbwrn">
+            <w:hyperlink w:history="1" r:id="rIdn-_ph2k1qm1lxuhhlfarz">
               <w:r>
                 <w:rPr>
                   <w:rFonts w:ascii="Arial" w:cs="Arial" w:eastAsia="Arial" w:hAnsi="Arial"/>
@@ -16056,7 +16056,7 @@
               <w:spacing w:after="10" w:before="0"/>
               <w:ind w:left="120"/>
             </w:pPr>
-            <w:hyperlink w:history="1" r:id="rId1vdlpqzcvzflwfc03proj">
+            <w:hyperlink w:history="1" r:id="rIdqs6htf5lkehulndwk_bzm">
               <w:r>
                 <w:rPr>
                   <w:rFonts w:ascii="Arial" w:cs="Arial" w:eastAsia="Arial" w:hAnsi="Arial"/>
@@ -16101,7 +16101,7 @@
             <w:pPr>
               <w:spacing w:after="20" w:before="0"/>
             </w:pPr>
-            <w:hyperlink w:history="1" r:id="rId5ms3o9yjwagvabihfyy2b">
+            <w:hyperlink w:history="1" r:id="rIdbzqihigjr0xs3krnzshbx">
               <w:r>
                 <w:rPr>
                   <w:rFonts w:ascii="Arial" w:cs="Arial" w:eastAsia="Arial" w:hAnsi="Arial"/>
@@ -16134,7 +16134,7 @@
               <w:spacing w:after="10" w:before="0"/>
               <w:ind w:left="120"/>
             </w:pPr>
-            <w:hyperlink w:history="1" r:id="rIdmkms1ytfpc_uysxhdhexl">
+            <w:hyperlink w:history="1" r:id="rIdummq4xga0dz7z_t1fozqd">
               <w:r>
                 <w:rPr>
                   <w:rFonts w:ascii="Arial" w:cs="Arial" w:eastAsia="Arial" w:hAnsi="Arial"/>
@@ -16329,7 +16329,7 @@
             <w:pPr>
               <w:spacing w:after="20" w:before="0"/>
             </w:pPr>
-            <w:hyperlink w:history="1" r:id="rIdcwt1aohdeanspttxatr-3">
+            <w:hyperlink w:history="1" r:id="rId03tzxjgf_c3yugai5lmpk">
               <w:r>
                 <w:rPr>
                   <w:rFonts w:ascii="Arial" w:cs="Arial" w:eastAsia="Arial" w:hAnsi="Arial"/>
@@ -16362,7 +16362,7 @@
               <w:spacing w:after="10" w:before="0"/>
               <w:ind w:left="120"/>
             </w:pPr>
-            <w:hyperlink w:history="1" r:id="rIdebugowrc6hkvnzzisznj8">
+            <w:hyperlink w:history="1" r:id="rIdxemyzdxibmuik46vzazdn">
               <w:r>
                 <w:rPr>
                   <w:rFonts w:ascii="Arial" w:cs="Arial" w:eastAsia="Arial" w:hAnsi="Arial"/>
@@ -16407,7 +16407,7 @@
             <w:pPr>
               <w:spacing w:after="20" w:before="0"/>
             </w:pPr>
-            <w:hyperlink w:history="1" r:id="rIddoovqfncszggfouyxj438">
+            <w:hyperlink w:history="1" r:id="rId0b0jzqiaslnr99gaklhcd">
               <w:r>
                 <w:rPr>
                   <w:rFonts w:ascii="Arial" w:cs="Arial" w:eastAsia="Arial" w:hAnsi="Arial"/>
@@ -16440,7 +16440,7 @@
               <w:spacing w:after="10" w:before="0"/>
               <w:ind w:left="120"/>
             </w:pPr>
-            <w:hyperlink w:history="1" r:id="rIduacl9lawiuufv4hshzakn">
+            <w:hyperlink w:history="1" r:id="rIdesspcapaopgzgsbloktid">
               <w:r>
                 <w:rPr>
                   <w:rFonts w:ascii="Arial" w:cs="Arial" w:eastAsia="Arial" w:hAnsi="Arial"/>
@@ -17927,7 +17927,7 @@
             <w:pPr>
               <w:spacing w:after="20" w:before="0"/>
             </w:pPr>
-            <w:hyperlink w:history="1" r:id="rIdbqh5wygmncssrsxxh4kss">
+            <w:hyperlink w:history="1" r:id="rId2c2nswshpdjpnt0nimejy">
               <w:r>
                 <w:rPr>
                   <w:rFonts w:ascii="Arial" w:cs="Arial" w:eastAsia="Arial" w:hAnsi="Arial"/>
@@ -17960,7 +17960,7 @@
               <w:spacing w:after="10" w:before="0"/>
               <w:ind w:left="120"/>
             </w:pPr>
-            <w:hyperlink w:history="1" r:id="rIdw91apj7ghaffup2b5dpc9">
+            <w:hyperlink w:history="1" r:id="rIdmowvgt7w1ncgpjkixlvkz">
               <w:r>
                 <w:rPr>
                   <w:rFonts w:ascii="Arial" w:cs="Arial" w:eastAsia="Arial" w:hAnsi="Arial"/>
@@ -18005,7 +18005,7 @@
             <w:pPr>
               <w:spacing w:after="20" w:before="0"/>
             </w:pPr>
-            <w:hyperlink w:history="1" r:id="rIdbxmqj-eehy0bnwkcf0puk">
+            <w:hyperlink w:history="1" r:id="rIdgg1cph3nfpbxvclsvhye6">
               <w:r>
                 <w:rPr>
                   <w:rFonts w:ascii="Arial" w:cs="Arial" w:eastAsia="Arial" w:hAnsi="Arial"/>
@@ -18038,7 +18038,7 @@
               <w:spacing w:after="10" w:before="0"/>
               <w:ind w:left="120"/>
             </w:pPr>
-            <w:hyperlink w:history="1" r:id="rId4pzsd1imioe9xfkgi1lze">
+            <w:hyperlink w:history="1" r:id="rIdn9zb3dvwan4aemqkkfk4q">
               <w:r>
                 <w:rPr>
                   <w:rFonts w:ascii="Arial" w:cs="Arial" w:eastAsia="Arial" w:hAnsi="Arial"/>
@@ -18233,7 +18233,7 @@
             <w:pPr>
               <w:spacing w:after="20" w:before="0"/>
             </w:pPr>
-            <w:hyperlink w:history="1" r:id="rId6u7toeeoyk6xfpph-5sr3">
+            <w:hyperlink w:history="1" r:id="rIdpjfcirurwil6jfdch0bll">
               <w:r>
                 <w:rPr>
                   <w:rFonts w:ascii="Arial" w:cs="Arial" w:eastAsia="Arial" w:hAnsi="Arial"/>
@@ -18266,7 +18266,7 @@
               <w:spacing w:after="10" w:before="0"/>
               <w:ind w:left="120"/>
             </w:pPr>
-            <w:hyperlink w:history="1" r:id="rIde_vbumtbvvhdllvidl3x8">
+            <w:hyperlink w:history="1" r:id="rIdvxntupc_yeuqpflbbmssy">
               <w:r>
                 <w:rPr>
                   <w:rFonts w:ascii="Arial" w:cs="Arial" w:eastAsia="Arial" w:hAnsi="Arial"/>
@@ -18311,7 +18311,7 @@
             <w:pPr>
               <w:spacing w:after="20" w:before="0"/>
             </w:pPr>
-            <w:hyperlink w:history="1" r:id="rIdage5aamhal8-25hldmhua">
+            <w:hyperlink w:history="1" r:id="rIdpnlwrtqtlup7uim1h3nvz">
               <w:r>
                 <w:rPr>
                   <w:rFonts w:ascii="Arial" w:cs="Arial" w:eastAsia="Arial" w:hAnsi="Arial"/>
@@ -18344,7 +18344,7 @@
               <w:spacing w:after="10" w:before="0"/>
               <w:ind w:left="120"/>
             </w:pPr>
-            <w:hyperlink w:history="1" r:id="rIdaw2eezvzfut4vqxz83cmq">
+            <w:hyperlink w:history="1" r:id="rId9jakxmbpxv8vux5etqrjd">
               <w:r>
                 <w:rPr>
                   <w:rFonts w:ascii="Arial" w:cs="Arial" w:eastAsia="Arial" w:hAnsi="Arial"/>
@@ -18539,7 +18539,7 @@
             <w:pPr>
               <w:spacing w:after="20" w:before="0"/>
             </w:pPr>
-            <w:hyperlink w:history="1" r:id="rIdbebfmk4pttt6hofdvz-_l">
+            <w:hyperlink w:history="1" r:id="rId7iu1hs1vovvgg51olwf3x">
               <w:r>
                 <w:rPr>
                   <w:rFonts w:ascii="Arial" w:cs="Arial" w:eastAsia="Arial" w:hAnsi="Arial"/>
@@ -18572,7 +18572,7 @@
               <w:spacing w:after="10" w:before="0"/>
               <w:ind w:left="120"/>
             </w:pPr>
-            <w:hyperlink w:history="1" r:id="rIdx_s4bk3mzziy-079b2lqi">
+            <w:hyperlink w:history="1" r:id="rIdy01nfdr5prcp_dcbcuhey">
               <w:r>
                 <w:rPr>
                   <w:rFonts w:ascii="Arial" w:cs="Arial" w:eastAsia="Arial" w:hAnsi="Arial"/>
@@ -18617,7 +18617,7 @@
             <w:pPr>
               <w:spacing w:after="20" w:before="0"/>
             </w:pPr>
-            <w:hyperlink w:history="1" r:id="rIdfjuo84rv7avogvnubbpj2">
+            <w:hyperlink w:history="1" r:id="rIdyfqpscmcmcz0zhemrx7tn">
               <w:r>
                 <w:rPr>
                   <w:rFonts w:ascii="Arial" w:cs="Arial" w:eastAsia="Arial" w:hAnsi="Arial"/>
@@ -18650,7 +18650,7 @@
               <w:spacing w:after="10" w:before="0"/>
               <w:ind w:left="120"/>
             </w:pPr>
-            <w:hyperlink w:history="1" r:id="rIdzsftijmisd2ehtijgcvw2">
+            <w:hyperlink w:history="1" r:id="rIdohbo85yorwa_zjv0hy7ja">
               <w:r>
                 <w:rPr>
                   <w:rFonts w:ascii="Arial" w:cs="Arial" w:eastAsia="Arial" w:hAnsi="Arial"/>
@@ -18845,7 +18845,7 @@
             <w:pPr>
               <w:spacing w:after="20" w:before="0"/>
             </w:pPr>
-            <w:hyperlink w:history="1" r:id="rId8dh-6ybfzb2qfrcu5bji_">
+            <w:hyperlink w:history="1" r:id="rId_uduqx8spvuamo9n6upuh">
               <w:r>
                 <w:rPr>
                   <w:rFonts w:ascii="Arial" w:cs="Arial" w:eastAsia="Arial" w:hAnsi="Arial"/>
@@ -18878,7 +18878,7 @@
               <w:spacing w:after="10" w:before="0"/>
               <w:ind w:left="120"/>
             </w:pPr>
-            <w:hyperlink w:history="1" r:id="rIdigfgo9rmnydnrt2l8tdbt">
+            <w:hyperlink w:history="1" r:id="rId0cizj_0gokii4tfolbjwi">
               <w:r>
                 <w:rPr>
                   <w:rFonts w:ascii="Arial" w:cs="Arial" w:eastAsia="Arial" w:hAnsi="Arial"/>
@@ -18923,7 +18923,7 @@
             <w:pPr>
               <w:spacing w:after="20" w:before="0"/>
             </w:pPr>
-            <w:hyperlink w:history="1" r:id="rIdkm1r2qkhzsm7iaodnpowm">
+            <w:hyperlink w:history="1" r:id="rIdjyn34kbrmrtq1tx8hsgz_">
               <w:r>
                 <w:rPr>
                   <w:rFonts w:ascii="Arial" w:cs="Arial" w:eastAsia="Arial" w:hAnsi="Arial"/>
@@ -18956,7 +18956,7 @@
               <w:spacing w:after="10" w:before="0"/>
               <w:ind w:left="120"/>
             </w:pPr>
-            <w:hyperlink w:history="1" r:id="rIdwrxzgfjnvqobvigo8kjuw">
+            <w:hyperlink w:history="1" r:id="rIdtpnwclejy9vc5kflldbln">
               <w:r>
                 <w:rPr>
                   <w:rFonts w:ascii="Arial" w:cs="Arial" w:eastAsia="Arial" w:hAnsi="Arial"/>
@@ -19151,7 +19151,7 @@
             <w:pPr>
               <w:spacing w:after="20" w:before="0"/>
             </w:pPr>
-            <w:hyperlink w:history="1" r:id="rIdd8g_ooymgjrxvy8xxm-vb">
+            <w:hyperlink w:history="1" r:id="rIdirdsn3frvlxbpo9uo_ehf">
               <w:r>
                 <w:rPr>
                   <w:rFonts w:ascii="Arial" w:cs="Arial" w:eastAsia="Arial" w:hAnsi="Arial"/>
@@ -19184,7 +19184,7 @@
               <w:spacing w:after="10" w:before="0"/>
               <w:ind w:left="120"/>
             </w:pPr>
-            <w:hyperlink w:history="1" r:id="rIdiavoevum7tvavfsc2y7fl">
+            <w:hyperlink w:history="1" r:id="rIdye_ufhn9xxu85id_xm0ia">
               <w:r>
                 <w:rPr>
                   <w:rFonts w:ascii="Arial" w:cs="Arial" w:eastAsia="Arial" w:hAnsi="Arial"/>
@@ -19229,7 +19229,7 @@
             <w:pPr>
               <w:spacing w:after="20" w:before="0"/>
             </w:pPr>
-            <w:hyperlink w:history="1" r:id="rIdr2xolda1cx4nbppkvvea5">
+            <w:hyperlink w:history="1" r:id="rIdkxkvo0w0q-zyqijqt-4aq">
               <w:r>
                 <w:rPr>
                   <w:rFonts w:ascii="Arial" w:cs="Arial" w:eastAsia="Arial" w:hAnsi="Arial"/>
@@ -19262,7 +19262,7 @@
               <w:spacing w:after="10" w:before="0"/>
               <w:ind w:left="120"/>
             </w:pPr>
-            <w:hyperlink w:history="1" r:id="rId5kru27wde3mva-ic2nib9">
+            <w:hyperlink w:history="1" r:id="rIdqwuxprmp-hdeqlgekntg7">
               <w:r>
                 <w:rPr>
                   <w:rFonts w:ascii="Arial" w:cs="Arial" w:eastAsia="Arial" w:hAnsi="Arial"/>
@@ -20749,7 +20749,7 @@
             <w:pPr>
               <w:spacing w:after="20" w:before="0"/>
             </w:pPr>
-            <w:hyperlink w:history="1" r:id="rIdibrx0jukun3jszndvbxx4">
+            <w:hyperlink w:history="1" r:id="rIdi8mlqxpaff0hb8yk3y2il">
               <w:r>
                 <w:rPr>
                   <w:rFonts w:ascii="Arial" w:cs="Arial" w:eastAsia="Arial" w:hAnsi="Arial"/>
@@ -20782,7 +20782,7 @@
               <w:spacing w:after="10" w:before="0"/>
               <w:ind w:left="120"/>
             </w:pPr>
-            <w:hyperlink w:history="1" r:id="rIdyfu5cf9nithqjmh5duzkr">
+            <w:hyperlink w:history="1" r:id="rId6irrmdn8qncn8vkeegndo">
               <w:r>
                 <w:rPr>
                   <w:rFonts w:ascii="Arial" w:cs="Arial" w:eastAsia="Arial" w:hAnsi="Arial"/>
@@ -20827,7 +20827,7 @@
             <w:pPr>
               <w:spacing w:after="20" w:before="0"/>
             </w:pPr>
-            <w:hyperlink w:history="1" r:id="rIdgciv83y4ihjpjhyig1bad">
+            <w:hyperlink w:history="1" r:id="rIdd1fnf6aqsy8xbezral3nq">
               <w:r>
                 <w:rPr>
                   <w:rFonts w:ascii="Arial" w:cs="Arial" w:eastAsia="Arial" w:hAnsi="Arial"/>
@@ -20860,7 +20860,7 @@
               <w:spacing w:after="10" w:before="0"/>
               <w:ind w:left="120"/>
             </w:pPr>
-            <w:hyperlink w:history="1" r:id="rIdvqlnxk8_g3jjvkcpntgyk">
+            <w:hyperlink w:history="1" r:id="rIdakaka8yfmkk-o_ef1dw-u">
               <w:r>
                 <w:rPr>
                   <w:rFonts w:ascii="Arial" w:cs="Arial" w:eastAsia="Arial" w:hAnsi="Arial"/>
@@ -21150,7 +21150,7 @@
             <w:pPr>
               <w:spacing w:after="20" w:before="0"/>
             </w:pPr>
-            <w:hyperlink w:history="1" r:id="rIdwahqjisphat6kxerkozdv">
+            <w:hyperlink w:history="1" r:id="rIdzkf8oxrkg4zkti9zmtn_b">
               <w:r>
                 <w:rPr>
                   <w:rFonts w:ascii="Arial" w:cs="Arial" w:eastAsia="Arial" w:hAnsi="Arial"/>
@@ -21183,7 +21183,7 @@
               <w:spacing w:after="10" w:before="0"/>
               <w:ind w:left="120"/>
             </w:pPr>
-            <w:hyperlink w:history="1" r:id="rId54scaakie1dbqqbhp9thy">
+            <w:hyperlink w:history="1" r:id="rIddtymwn15xxanj-azzal9k">
               <w:r>
                 <w:rPr>
                   <w:rFonts w:ascii="Arial" w:cs="Arial" w:eastAsia="Arial" w:hAnsi="Arial"/>
@@ -21228,7 +21228,7 @@
             <w:pPr>
               <w:spacing w:after="20" w:before="0"/>
             </w:pPr>
-            <w:hyperlink w:history="1" r:id="rIdvvisc70medrllet3rcsje">
+            <w:hyperlink w:history="1" r:id="rIdmezf3x_r00tyaudtyqbd6">
               <w:r>
                 <w:rPr>
                   <w:rFonts w:ascii="Arial" w:cs="Arial" w:eastAsia="Arial" w:hAnsi="Arial"/>
@@ -21261,7 +21261,7 @@
               <w:spacing w:after="10" w:before="0"/>
               <w:ind w:left="120"/>
             </w:pPr>
-            <w:hyperlink w:history="1" r:id="rId1mvjrx2zcg4mxmilcr8nd">
+            <w:hyperlink w:history="1" r:id="rIdkzo1e-zzgllwptdcs4xra">
               <w:r>
                 <w:rPr>
                   <w:rFonts w:ascii="Arial" w:cs="Arial" w:eastAsia="Arial" w:hAnsi="Arial"/>
@@ -21589,7 +21589,7 @@
             <w:pPr>
               <w:spacing w:after="20" w:before="0"/>
             </w:pPr>
-            <w:hyperlink w:history="1" r:id="rIdab3zxtgc7urwaiau0yvdk">
+            <w:hyperlink w:history="1" r:id="rIddb2djbnca12rxbp7ejqso">
               <w:r>
                 <w:rPr>
                   <w:rFonts w:ascii="Arial" w:cs="Arial" w:eastAsia="Arial" w:hAnsi="Arial"/>
@@ -21622,7 +21622,7 @@
               <w:spacing w:after="10" w:before="0"/>
               <w:ind w:left="120"/>
             </w:pPr>
-            <w:hyperlink w:history="1" r:id="rIdngpzgfpcqx35snlbaalbp">
+            <w:hyperlink w:history="1" r:id="rId481cev2xoa-bpppdmfwrl">
               <w:r>
                 <w:rPr>
                   <w:rFonts w:ascii="Arial" w:cs="Arial" w:eastAsia="Arial" w:hAnsi="Arial"/>
@@ -21667,7 +21667,7 @@
             <w:pPr>
               <w:spacing w:after="20" w:before="0"/>
             </w:pPr>
-            <w:hyperlink w:history="1" r:id="rIdfjx_apvtuogundypyjysb">
+            <w:hyperlink w:history="1" r:id="rIdrnggpfvcuvr2igo8sxorc">
               <w:r>
                 <w:rPr>
                   <w:rFonts w:ascii="Arial" w:cs="Arial" w:eastAsia="Arial" w:hAnsi="Arial"/>
@@ -21700,7 +21700,7 @@
               <w:spacing w:after="10" w:before="0"/>
               <w:ind w:left="120"/>
             </w:pPr>
-            <w:hyperlink w:history="1" r:id="rIdg2tcsgynhkpk1ppmpytbi">
+            <w:hyperlink w:history="1" r:id="rIdswqqi3phcqcmomjycuuww">
               <w:r>
                 <w:rPr>
                   <w:rFonts w:ascii="Arial" w:cs="Arial" w:eastAsia="Arial" w:hAnsi="Arial"/>
@@ -21990,7 +21990,7 @@
             <w:pPr>
               <w:spacing w:after="20" w:before="0"/>
             </w:pPr>
-            <w:hyperlink w:history="1" r:id="rIdciu5f_6dzvlposvfqejzy">
+            <w:hyperlink w:history="1" r:id="rIdbld7gfmy9j31yuureldq8">
               <w:r>
                 <w:rPr>
                   <w:rFonts w:ascii="Arial" w:cs="Arial" w:eastAsia="Arial" w:hAnsi="Arial"/>
@@ -22023,7 +22023,7 @@
               <w:spacing w:after="10" w:before="0"/>
               <w:ind w:left="120"/>
             </w:pPr>
-            <w:hyperlink w:history="1" r:id="rId5muq2ver24xuhrkq2q09o">
+            <w:hyperlink w:history="1" r:id="rIdq2xxec7apyvadyhbebnz_">
               <w:r>
                 <w:rPr>
                   <w:rFonts w:ascii="Arial" w:cs="Arial" w:eastAsia="Arial" w:hAnsi="Arial"/>
@@ -22068,7 +22068,7 @@
             <w:pPr>
               <w:spacing w:after="20" w:before="0"/>
             </w:pPr>
-            <w:hyperlink w:history="1" r:id="rIdq1zzo7gigmso_pw1dtvfn">
+            <w:hyperlink w:history="1" r:id="rIdpjhqeburdtgvenb4xzqma">
               <w:r>
                 <w:rPr>
                   <w:rFonts w:ascii="Arial" w:cs="Arial" w:eastAsia="Arial" w:hAnsi="Arial"/>
@@ -22101,7 +22101,7 @@
               <w:spacing w:after="10" w:before="0"/>
               <w:ind w:left="120"/>
             </w:pPr>
-            <w:hyperlink w:history="1" r:id="rIdobhq3trquuxf9zc-prpyd">
+            <w:hyperlink w:history="1" r:id="rIdwbtdbh1evbxud3_hcehqz">
               <w:r>
                 <w:rPr>
                   <w:rFonts w:ascii="Arial" w:cs="Arial" w:eastAsia="Arial" w:hAnsi="Arial"/>
@@ -22353,7 +22353,7 @@
             <w:pPr>
               <w:spacing w:after="20" w:before="0"/>
             </w:pPr>
-            <w:hyperlink w:history="1" r:id="rIddguwslz-f5npl20hlmmc9">
+            <w:hyperlink w:history="1" r:id="rId5mr7hu8l7ej0qa-78becl">
               <w:r>
                 <w:rPr>
                   <w:rFonts w:ascii="Arial" w:cs="Arial" w:eastAsia="Arial" w:hAnsi="Arial"/>
@@ -22386,7 +22386,7 @@
               <w:spacing w:after="10" w:before="0"/>
               <w:ind w:left="120"/>
             </w:pPr>
-            <w:hyperlink w:history="1" r:id="rIdlmd2zy5ugtinst51rwnp8">
+            <w:hyperlink w:history="1" r:id="rIdd2clhaqmjde2raki5yzam">
               <w:r>
                 <w:rPr>
                   <w:rFonts w:ascii="Arial" w:cs="Arial" w:eastAsia="Arial" w:hAnsi="Arial"/>
@@ -22431,7 +22431,7 @@
             <w:pPr>
               <w:spacing w:after="20" w:before="0"/>
             </w:pPr>
-            <w:hyperlink w:history="1" r:id="rIdtpxpgheohrnu3wmwikfgv">
+            <w:hyperlink w:history="1" r:id="rIdj3e-lwfk9vyc-sxltu0k5">
               <w:r>
                 <w:rPr>
                   <w:rFonts w:ascii="Arial" w:cs="Arial" w:eastAsia="Arial" w:hAnsi="Arial"/>
@@ -22464,7 +22464,7 @@
               <w:spacing w:after="10" w:before="0"/>
               <w:ind w:left="120"/>
             </w:pPr>
-            <w:hyperlink w:history="1" r:id="rIdiy3absmopk8vr8hvt5o0k">
+            <w:hyperlink w:history="1" r:id="rIdgxbyxm9m0xpmspqtyv0zm">
               <w:r>
                 <w:rPr>
                   <w:rFonts w:ascii="Arial" w:cs="Arial" w:eastAsia="Arial" w:hAnsi="Arial"/>
@@ -24141,7 +24141,7 @@
             <w:pPr>
               <w:spacing w:after="20" w:before="0"/>
             </w:pPr>
-            <w:hyperlink w:history="1" r:id="rId_eqhe4vxnkbozpgwfo4cx">
+            <w:hyperlink w:history="1" r:id="rIdnuryvshrcb3uedfxfr90k">
               <w:r>
                 <w:rPr>
                   <w:rFonts w:ascii="Arial" w:cs="Arial" w:eastAsia="Arial" w:hAnsi="Arial"/>
@@ -24174,7 +24174,7 @@
               <w:spacing w:after="10" w:before="0"/>
               <w:ind w:left="120"/>
             </w:pPr>
-            <w:hyperlink w:history="1" r:id="rIdakxo5d6oi2ki3httf1uqr">
+            <w:hyperlink w:history="1" r:id="rIdhaat20po6awh7spphfks7">
               <w:r>
                 <w:rPr>
                   <w:rFonts w:ascii="Arial" w:cs="Arial" w:eastAsia="Arial" w:hAnsi="Arial"/>
@@ -24219,7 +24219,7 @@
             <w:pPr>
               <w:spacing w:after="20" w:before="0"/>
             </w:pPr>
-            <w:hyperlink w:history="1" r:id="rIdduujy3wqbfkavmndm-o8f">
+            <w:hyperlink w:history="1" r:id="rIdnfpmh4pn35rsid_wugrx3">
               <w:r>
                 <w:rPr>
                   <w:rFonts w:ascii="Arial" w:cs="Arial" w:eastAsia="Arial" w:hAnsi="Arial"/>
@@ -24252,7 +24252,7 @@
               <w:spacing w:after="10" w:before="0"/>
               <w:ind w:left="120"/>
             </w:pPr>
-            <w:hyperlink w:history="1" r:id="rIdpsmzvb5itha4rni0rysyv">
+            <w:hyperlink w:history="1" r:id="rIdw-uccypflfexj82j0burd">
               <w:r>
                 <w:rPr>
                   <w:rFonts w:ascii="Arial" w:cs="Arial" w:eastAsia="Arial" w:hAnsi="Arial"/>
@@ -24447,7 +24447,7 @@
             <w:pPr>
               <w:spacing w:after="20" w:before="0"/>
             </w:pPr>
-            <w:hyperlink w:history="1" r:id="rIdwaqsq0lhjizc30kgcayez">
+            <w:hyperlink w:history="1" r:id="rIdv4cd9pr-_s7ujzhkcwdyo">
               <w:r>
                 <w:rPr>
                   <w:rFonts w:ascii="Arial" w:cs="Arial" w:eastAsia="Arial" w:hAnsi="Arial"/>
@@ -24480,7 +24480,7 @@
               <w:spacing w:after="10" w:before="0"/>
               <w:ind w:left="120"/>
             </w:pPr>
-            <w:hyperlink w:history="1" r:id="rIdeg01tlrcjpzba12kfbfdn">
+            <w:hyperlink w:history="1" r:id="rId_stsn8u8oeoj4ey6hb3gl">
               <w:r>
                 <w:rPr>
                   <w:rFonts w:ascii="Arial" w:cs="Arial" w:eastAsia="Arial" w:hAnsi="Arial"/>
@@ -24525,7 +24525,7 @@
             <w:pPr>
               <w:spacing w:after="20" w:before="0"/>
             </w:pPr>
-            <w:hyperlink w:history="1" r:id="rIdsv6cakp9iybah4lph1ji0">
+            <w:hyperlink w:history="1" r:id="rIdcswiq2oslnyhkbwft51xf">
               <w:r>
                 <w:rPr>
                   <w:rFonts w:ascii="Arial" w:cs="Arial" w:eastAsia="Arial" w:hAnsi="Arial"/>
@@ -24558,7 +24558,7 @@
               <w:spacing w:after="10" w:before="0"/>
               <w:ind w:left="120"/>
             </w:pPr>
-            <w:hyperlink w:history="1" r:id="rIddz5lejozuwvkcgfpnabkj">
+            <w:hyperlink w:history="1" r:id="rId52y1zbhw-nb8mcp9g7m0n">
               <w:r>
                 <w:rPr>
                   <w:rFonts w:ascii="Arial" w:cs="Arial" w:eastAsia="Arial" w:hAnsi="Arial"/>
@@ -24753,7 +24753,7 @@
             <w:pPr>
               <w:spacing w:after="20" w:before="0"/>
             </w:pPr>
-            <w:hyperlink w:history="1" r:id="rIdufesjom6iw-7xoupuxd7s">
+            <w:hyperlink w:history="1" r:id="rIdrcipxily0vrzrjiz7zuf0">
               <w:r>
                 <w:rPr>
                   <w:rFonts w:ascii="Arial" w:cs="Arial" w:eastAsia="Arial" w:hAnsi="Arial"/>
@@ -24786,7 +24786,7 @@
               <w:spacing w:after="10" w:before="0"/>
               <w:ind w:left="120"/>
             </w:pPr>
-            <w:hyperlink w:history="1" r:id="rIdz5zrqnxffoffn9urnt6k_">
+            <w:hyperlink w:history="1" r:id="rId1llbmijtogzamkqopkkpg">
               <w:r>
                 <w:rPr>
                   <w:rFonts w:ascii="Arial" w:cs="Arial" w:eastAsia="Arial" w:hAnsi="Arial"/>
@@ -24831,7 +24831,7 @@
             <w:pPr>
               <w:spacing w:after="20" w:before="0"/>
             </w:pPr>
-            <w:hyperlink w:history="1" r:id="rIdgk1zhpsk8hywxgqgx7px-">
+            <w:hyperlink w:history="1" r:id="rIdilaftgbv5kfja_50hlmdy">
               <w:r>
                 <w:rPr>
                   <w:rFonts w:ascii="Arial" w:cs="Arial" w:eastAsia="Arial" w:hAnsi="Arial"/>
@@ -24864,7 +24864,7 @@
               <w:spacing w:after="10" w:before="0"/>
               <w:ind w:left="120"/>
             </w:pPr>
-            <w:hyperlink w:history="1" r:id="rIdijnelnake3z_m0n-cogqx">
+            <w:hyperlink w:history="1" r:id="rIdlw8jpv-bp7lbfbwdof1ar">
               <w:r>
                 <w:rPr>
                   <w:rFonts w:ascii="Arial" w:cs="Arial" w:eastAsia="Arial" w:hAnsi="Arial"/>
@@ -25059,7 +25059,7 @@
             <w:pPr>
               <w:spacing w:after="20" w:before="0"/>
             </w:pPr>
-            <w:hyperlink w:history="1" r:id="rId-oqf-bsn2sv8iz7dgl9kq">
+            <w:hyperlink w:history="1" r:id="rId4leuuywdf4mgbs-sr3nv4">
               <w:r>
                 <w:rPr>
                   <w:rFonts w:ascii="Arial" w:cs="Arial" w:eastAsia="Arial" w:hAnsi="Arial"/>
@@ -25092,7 +25092,7 @@
               <w:spacing w:after="10" w:before="0"/>
               <w:ind w:left="120"/>
             </w:pPr>
-            <w:hyperlink w:history="1" r:id="rIdfmnaamj0wndlvwzrbwhe_">
+            <w:hyperlink w:history="1" r:id="rId2kpbwmkg47cve013fiwts">
               <w:r>
                 <w:rPr>
                   <w:rFonts w:ascii="Arial" w:cs="Arial" w:eastAsia="Arial" w:hAnsi="Arial"/>
@@ -25137,7 +25137,7 @@
             <w:pPr>
               <w:spacing w:after="20" w:before="0"/>
             </w:pPr>
-            <w:hyperlink w:history="1" r:id="rIdnde5rwsdjnm98s8xykqdj">
+            <w:hyperlink w:history="1" r:id="rIdwbhpdjhf6zaqyqujpik4m">
               <w:r>
                 <w:rPr>
                   <w:rFonts w:ascii="Arial" w:cs="Arial" w:eastAsia="Arial" w:hAnsi="Arial"/>
@@ -25170,7 +25170,7 @@
               <w:spacing w:after="10" w:before="0"/>
               <w:ind w:left="120"/>
             </w:pPr>
-            <w:hyperlink w:history="1" r:id="rIdvjnpeyet-tapfhrktcfyd">
+            <w:hyperlink w:history="1" r:id="rIdxdgoqsbvdbzgjafjguca5">
               <w:r>
                 <w:rPr>
                   <w:rFonts w:ascii="Arial" w:cs="Arial" w:eastAsia="Arial" w:hAnsi="Arial"/>
@@ -25365,7 +25365,7 @@
             <w:pPr>
               <w:spacing w:after="20" w:before="0"/>
             </w:pPr>
-            <w:hyperlink w:history="1" r:id="rIdlbesyr-jcurml5xlmoux0">
+            <w:hyperlink w:history="1" r:id="rIdixoj1zr40ohq1th5k3qmy">
               <w:r>
                 <w:rPr>
                   <w:rFonts w:ascii="Arial" w:cs="Arial" w:eastAsia="Arial" w:hAnsi="Arial"/>
@@ -25398,7 +25398,7 @@
               <w:spacing w:after="10" w:before="0"/>
               <w:ind w:left="120"/>
             </w:pPr>
-            <w:hyperlink w:history="1" r:id="rIdhtwtoo4ukpvr9fn2n3a4i">
+            <w:hyperlink w:history="1" r:id="rIdxopehp5zm454quode3s-c">
               <w:r>
                 <w:rPr>
                   <w:rFonts w:ascii="Arial" w:cs="Arial" w:eastAsia="Arial" w:hAnsi="Arial"/>
@@ -25443,7 +25443,7 @@
             <w:pPr>
               <w:spacing w:after="20" w:before="0"/>
             </w:pPr>
-            <w:hyperlink w:history="1" r:id="rIdz-1z-2eioamc1jn1rwnq1">
+            <w:hyperlink w:history="1" r:id="rIdtm1p_5tvnefjabbqnfezu">
               <w:r>
                 <w:rPr>
                   <w:rFonts w:ascii="Arial" w:cs="Arial" w:eastAsia="Arial" w:hAnsi="Arial"/>
@@ -25476,7 +25476,7 @@
               <w:spacing w:after="10" w:before="0"/>
               <w:ind w:left="120"/>
             </w:pPr>
-            <w:hyperlink w:history="1" r:id="rId2ds59qrtmukdqpwgy22oc">
+            <w:hyperlink w:history="1" r:id="rIdjxdhel1dhp3db8-e6xnim">
               <w:r>
                 <w:rPr>
                   <w:rFonts w:ascii="Arial" w:cs="Arial" w:eastAsia="Arial" w:hAnsi="Arial"/>
@@ -26963,7 +26963,7 @@
             <w:pPr>
               <w:spacing w:after="20" w:before="0"/>
             </w:pPr>
-            <w:hyperlink w:history="1" r:id="rIdztzoy0_lxcgv-ux0ocqt1">
+            <w:hyperlink w:history="1" r:id="rIdwtpmk678mpbupmfdbtctf">
               <w:r>
                 <w:rPr>
                   <w:rFonts w:ascii="Arial" w:cs="Arial" w:eastAsia="Arial" w:hAnsi="Arial"/>
@@ -26996,7 +26996,7 @@
               <w:spacing w:after="10" w:before="0"/>
               <w:ind w:left="120"/>
             </w:pPr>
-            <w:hyperlink w:history="1" r:id="rIdmlqvhzn4g8hplcw9f3ypm">
+            <w:hyperlink w:history="1" r:id="rIdmeoy_wvzwtalu8_00sbcm">
               <w:r>
                 <w:rPr>
                   <w:rFonts w:ascii="Arial" w:cs="Arial" w:eastAsia="Arial" w:hAnsi="Arial"/>
@@ -27041,7 +27041,7 @@
             <w:pPr>
               <w:spacing w:after="20" w:before="0"/>
             </w:pPr>
-            <w:hyperlink w:history="1" r:id="rIduyewvknfbyix7cwaykrn2">
+            <w:hyperlink w:history="1" r:id="rIdzu_gp8ikq2zjrsvplgcvc">
               <w:r>
                 <w:rPr>
                   <w:rFonts w:ascii="Arial" w:cs="Arial" w:eastAsia="Arial" w:hAnsi="Arial"/>
@@ -27074,7 +27074,7 @@
               <w:spacing w:after="10" w:before="0"/>
               <w:ind w:left="120"/>
             </w:pPr>
-            <w:hyperlink w:history="1" r:id="rIdikjzbsdvnkghqaabbjq1_">
+            <w:hyperlink w:history="1" r:id="rIdveye5facpldb7mmaz58rq">
               <w:r>
                 <w:rPr>
                   <w:rFonts w:ascii="Arial" w:cs="Arial" w:eastAsia="Arial" w:hAnsi="Arial"/>
@@ -27269,7 +27269,7 @@
             <w:pPr>
               <w:spacing w:after="20" w:before="0"/>
             </w:pPr>
-            <w:hyperlink w:history="1" r:id="rIdxvk8ncx-ruv6sk29phqrd">
+            <w:hyperlink w:history="1" r:id="rId2gjhs-jpluh4cbeo07z46">
               <w:r>
                 <w:rPr>
                   <w:rFonts w:ascii="Arial" w:cs="Arial" w:eastAsia="Arial" w:hAnsi="Arial"/>
@@ -27302,7 +27302,7 @@
               <w:spacing w:after="10" w:before="0"/>
               <w:ind w:left="120"/>
             </w:pPr>
-            <w:hyperlink w:history="1" r:id="rIdk_8v-hbuauov2dtmvh11g">
+            <w:hyperlink w:history="1" r:id="rIdr9-ndjhnjudmgdsr6mjwj">
               <w:r>
                 <w:rPr>
                   <w:rFonts w:ascii="Arial" w:cs="Arial" w:eastAsia="Arial" w:hAnsi="Arial"/>
@@ -27347,7 +27347,7 @@
             <w:pPr>
               <w:spacing w:after="20" w:before="0"/>
             </w:pPr>
-            <w:hyperlink w:history="1" r:id="rId9rbtavaynzpirmjdpzyuh">
+            <w:hyperlink w:history="1" r:id="rIdo-rl2erii_piwk4rnb9as">
               <w:r>
                 <w:rPr>
                   <w:rFonts w:ascii="Arial" w:cs="Arial" w:eastAsia="Arial" w:hAnsi="Arial"/>
@@ -27380,7 +27380,7 @@
               <w:spacing w:after="10" w:before="0"/>
               <w:ind w:left="120"/>
             </w:pPr>
-            <w:hyperlink w:history="1" r:id="rIdcfzjtzylbtaqyeznzw1pf">
+            <w:hyperlink w:history="1" r:id="rIdp_exzq62irojcilzcurug">
               <w:r>
                 <w:rPr>
                   <w:rFonts w:ascii="Arial" w:cs="Arial" w:eastAsia="Arial" w:hAnsi="Arial"/>
@@ -27575,7 +27575,7 @@
             <w:pPr>
               <w:spacing w:after="20" w:before="0"/>
             </w:pPr>
-            <w:hyperlink w:history="1" r:id="rIdbznzfsjic-bkwyhn2hkr9">
+            <w:hyperlink w:history="1" r:id="rIdrkzsg_dl5mrjmvkfb-n9p">
               <w:r>
                 <w:rPr>
                   <w:rFonts w:ascii="Arial" w:cs="Arial" w:eastAsia="Arial" w:hAnsi="Arial"/>
@@ -27608,7 +27608,7 @@
               <w:spacing w:after="10" w:before="0"/>
               <w:ind w:left="120"/>
             </w:pPr>
-            <w:hyperlink w:history="1" r:id="rIdmd9nbvbvzofmqz7uesu54">
+            <w:hyperlink w:history="1" r:id="rIdnxkxwm3x5theronfpfysw">
               <w:r>
                 <w:rPr>
                   <w:rFonts w:ascii="Arial" w:cs="Arial" w:eastAsia="Arial" w:hAnsi="Arial"/>
@@ -27653,7 +27653,7 @@
             <w:pPr>
               <w:spacing w:after="20" w:before="0"/>
             </w:pPr>
-            <w:hyperlink w:history="1" r:id="rIdfeqfqkmgq6q4vejq3kk1y">
+            <w:hyperlink w:history="1" r:id="rIdo8oytmadi_9ot48f4ygd9">
               <w:r>
                 <w:rPr>
                   <w:rFonts w:ascii="Arial" w:cs="Arial" w:eastAsia="Arial" w:hAnsi="Arial"/>
@@ -27686,7 +27686,7 @@
               <w:spacing w:after="10" w:before="0"/>
               <w:ind w:left="120"/>
             </w:pPr>
-            <w:hyperlink w:history="1" r:id="rId_8vq7yt9fgwxbve7ik458">
+            <w:hyperlink w:history="1" r:id="rIduy1dlv3wnqptwm-trx6hx">
               <w:r>
                 <w:rPr>
                   <w:rFonts w:ascii="Arial" w:cs="Arial" w:eastAsia="Arial" w:hAnsi="Arial"/>
@@ -27881,7 +27881,7 @@
             <w:pPr>
               <w:spacing w:after="20" w:before="0"/>
             </w:pPr>
-            <w:hyperlink w:history="1" r:id="rIdttduuiqb-alipea1ujqbr">
+            <w:hyperlink w:history="1" r:id="rIdlu-5ayvjtby5j2u9k8wz0">
               <w:r>
                 <w:rPr>
                   <w:rFonts w:ascii="Arial" w:cs="Arial" w:eastAsia="Arial" w:hAnsi="Arial"/>
@@ -27914,7 +27914,7 @@
               <w:spacing w:after="10" w:before="0"/>
               <w:ind w:left="120"/>
             </w:pPr>
-            <w:hyperlink w:history="1" r:id="rIdraejfmcewiorgw9bxufoe">
+            <w:hyperlink w:history="1" r:id="rIdmpa6dyekpkld6kxbfs39r">
               <w:r>
                 <w:rPr>
                   <w:rFonts w:ascii="Arial" w:cs="Arial" w:eastAsia="Arial" w:hAnsi="Arial"/>
@@ -27959,7 +27959,7 @@
             <w:pPr>
               <w:spacing w:after="20" w:before="0"/>
             </w:pPr>
-            <w:hyperlink w:history="1" r:id="rId9rfas_oe5g2expgutvna9">
+            <w:hyperlink w:history="1" r:id="rIdvtccbk8b1xemirvssg-5e">
               <w:r>
                 <w:rPr>
                   <w:rFonts w:ascii="Arial" w:cs="Arial" w:eastAsia="Arial" w:hAnsi="Arial"/>
@@ -27992,7 +27992,7 @@
               <w:spacing w:after="10" w:before="0"/>
               <w:ind w:left="120"/>
             </w:pPr>
-            <w:hyperlink w:history="1" r:id="rIdcxvvnv3ogucbexsnam21m">
+            <w:hyperlink w:history="1" r:id="rIdhjrqvz7dqgffiukknyfv-">
               <w:r>
                 <w:rPr>
                   <w:rFonts w:ascii="Arial" w:cs="Arial" w:eastAsia="Arial" w:hAnsi="Arial"/>
@@ -28187,7 +28187,7 @@
             <w:pPr>
               <w:spacing w:after="20" w:before="0"/>
             </w:pPr>
-            <w:hyperlink w:history="1" r:id="rIdebl7xsqor1kvbkjzcnhmp">
+            <w:hyperlink w:history="1" r:id="rId9jcdb-4ojijkjfghxleef">
               <w:r>
                 <w:rPr>
                   <w:rFonts w:ascii="Arial" w:cs="Arial" w:eastAsia="Arial" w:hAnsi="Arial"/>
@@ -28220,7 +28220,7 @@
               <w:spacing w:after="10" w:before="0"/>
               <w:ind w:left="120"/>
             </w:pPr>
-            <w:hyperlink w:history="1" r:id="rIdqd1pikv47fuauyofelh5q">
+            <w:hyperlink w:history="1" r:id="rIdiehoumkquracarhymu0ek">
               <w:r>
                 <w:rPr>
                   <w:rFonts w:ascii="Arial" w:cs="Arial" w:eastAsia="Arial" w:hAnsi="Arial"/>
@@ -28265,7 +28265,7 @@
             <w:pPr>
               <w:spacing w:after="20" w:before="0"/>
             </w:pPr>
-            <w:hyperlink w:history="1" r:id="rIdqaabkeykgpz_iichb41na">
+            <w:hyperlink w:history="1" r:id="rIdvt2aw-uk81nl6jspjsrpo">
               <w:r>
                 <w:rPr>
                   <w:rFonts w:ascii="Arial" w:cs="Arial" w:eastAsia="Arial" w:hAnsi="Arial"/>
@@ -28298,7 +28298,7 @@
               <w:spacing w:after="10" w:before="0"/>
               <w:ind w:left="120"/>
             </w:pPr>
-            <w:hyperlink w:history="1" r:id="rId27bzw1fhy-ydewfzsdh8b">
+            <w:hyperlink w:history="1" r:id="rIdbk_diiohfgksekaofiyd7">
               <w:r>
                 <w:rPr>
                   <w:rFonts w:ascii="Arial" w:cs="Arial" w:eastAsia="Arial" w:hAnsi="Arial"/>
@@ -29785,7 +29785,7 @@
             <w:pPr>
               <w:spacing w:after="20" w:before="0"/>
             </w:pPr>
-            <w:hyperlink w:history="1" r:id="rIdxcm_k6b24bxkniegoyv0t">
+            <w:hyperlink w:history="1" r:id="rIdswlue070vvekp_86qmz90">
               <w:r>
                 <w:rPr>
                   <w:rFonts w:ascii="Arial" w:cs="Arial" w:eastAsia="Arial" w:hAnsi="Arial"/>
@@ -29818,7 +29818,7 @@
               <w:spacing w:after="10" w:before="0"/>
               <w:ind w:left="120"/>
             </w:pPr>
-            <w:hyperlink w:history="1" r:id="rIdspujb1oh9wqems1t8sdmd">
+            <w:hyperlink w:history="1" r:id="rId6bhcpejl-fl7mq4l_t-kk">
               <w:r>
                 <w:rPr>
                   <w:rFonts w:ascii="Arial" w:cs="Arial" w:eastAsia="Arial" w:hAnsi="Arial"/>
@@ -29863,7 +29863,7 @@
             <w:pPr>
               <w:spacing w:after="20" w:before="0"/>
             </w:pPr>
-            <w:hyperlink w:history="1" r:id="rIdz2dkve6o1libnqo9n_obe">
+            <w:hyperlink w:history="1" r:id="rIdgqu4te2f2tdnbbwch0cs3">
               <w:r>
                 <w:rPr>
                   <w:rFonts w:ascii="Arial" w:cs="Arial" w:eastAsia="Arial" w:hAnsi="Arial"/>
@@ -29896,7 +29896,7 @@
               <w:spacing w:after="10" w:before="0"/>
               <w:ind w:left="120"/>
             </w:pPr>
-            <w:hyperlink w:history="1" r:id="rIdnl48bat9yyef9hxxezzy_">
+            <w:hyperlink w:history="1" r:id="rIdojlacjqptie8qpburqz2d">
               <w:r>
                 <w:rPr>
                   <w:rFonts w:ascii="Arial" w:cs="Arial" w:eastAsia="Arial" w:hAnsi="Arial"/>
@@ -30091,7 +30091,7 @@
             <w:pPr>
               <w:spacing w:after="20" w:before="0"/>
             </w:pPr>
-            <w:hyperlink w:history="1" r:id="rId6znihkt_7_wxpbu3uukcz">
+            <w:hyperlink w:history="1" r:id="rIdh5evefnqtkz4ag-mtg5vq">
               <w:r>
                 <w:rPr>
                   <w:rFonts w:ascii="Arial" w:cs="Arial" w:eastAsia="Arial" w:hAnsi="Arial"/>
@@ -30124,7 +30124,7 @@
               <w:spacing w:after="10" w:before="0"/>
               <w:ind w:left="120"/>
             </w:pPr>
-            <w:hyperlink w:history="1" r:id="rIdomesyejupjmrdpqyrhm8p">
+            <w:hyperlink w:history="1" r:id="rIdwzwmz_yith2fowuaahxoy">
               <w:r>
                 <w:rPr>
                   <w:rFonts w:ascii="Arial" w:cs="Arial" w:eastAsia="Arial" w:hAnsi="Arial"/>
@@ -30169,7 +30169,7 @@
             <w:pPr>
               <w:spacing w:after="20" w:before="0"/>
             </w:pPr>
-            <w:hyperlink w:history="1" r:id="rIdygsm6-a9g_-g4xe5kke53">
+            <w:hyperlink w:history="1" r:id="rIdohpdy60qqumvnqzebvozj">
               <w:r>
                 <w:rPr>
                   <w:rFonts w:ascii="Arial" w:cs="Arial" w:eastAsia="Arial" w:hAnsi="Arial"/>
@@ -30202,7 +30202,7 @@
               <w:spacing w:after="10" w:before="0"/>
               <w:ind w:left="120"/>
             </w:pPr>
-            <w:hyperlink w:history="1" r:id="rIdu7zxllmcauzt-4tv4tsig">
+            <w:hyperlink w:history="1" r:id="rIdzstyafjmgf6coggt8lts4">
               <w:r>
                 <w:rPr>
                   <w:rFonts w:ascii="Arial" w:cs="Arial" w:eastAsia="Arial" w:hAnsi="Arial"/>
@@ -30397,7 +30397,7 @@
             <w:pPr>
               <w:spacing w:after="20" w:before="0"/>
             </w:pPr>
-            <w:hyperlink w:history="1" r:id="rIdbsfjorciiaobftfx9auv6">
+            <w:hyperlink w:history="1" r:id="rIdygreabwqaoewsnglavks0">
               <w:r>
                 <w:rPr>
                   <w:rFonts w:ascii="Arial" w:cs="Arial" w:eastAsia="Arial" w:hAnsi="Arial"/>
@@ -30430,7 +30430,7 @@
               <w:spacing w:after="10" w:before="0"/>
               <w:ind w:left="120"/>
             </w:pPr>
-            <w:hyperlink w:history="1" r:id="rIdemj5jspimpmeguwqa22oi">
+            <w:hyperlink w:history="1" r:id="rIdgq8cupqwab9lwupui4ph2">
               <w:r>
                 <w:rPr>
                   <w:rFonts w:ascii="Arial" w:cs="Arial" w:eastAsia="Arial" w:hAnsi="Arial"/>
@@ -30475,7 +30475,7 @@
             <w:pPr>
               <w:spacing w:after="20" w:before="0"/>
             </w:pPr>
-            <w:hyperlink w:history="1" r:id="rIdfatdplkqziw4ztzykhbjj">
+            <w:hyperlink w:history="1" r:id="rIdq_yfpk1gubexxm5vaybv-">
               <w:r>
                 <w:rPr>
                   <w:rFonts w:ascii="Arial" w:cs="Arial" w:eastAsia="Arial" w:hAnsi="Arial"/>
@@ -30508,7 +30508,7 @@
               <w:spacing w:after="10" w:before="0"/>
               <w:ind w:left="120"/>
             </w:pPr>
-            <w:hyperlink w:history="1" r:id="rIdvtjb0ddiysafnxctogc7i">
+            <w:hyperlink w:history="1" r:id="rIdrtrsq5peyj_d2l33wy9ic">
               <w:r>
                 <w:rPr>
                   <w:rFonts w:ascii="Arial" w:cs="Arial" w:eastAsia="Arial" w:hAnsi="Arial"/>
@@ -30703,7 +30703,7 @@
             <w:pPr>
               <w:spacing w:after="20" w:before="0"/>
             </w:pPr>
-            <w:hyperlink w:history="1" r:id="rIdefievgnmb66p2lp9zrjm8">
+            <w:hyperlink w:history="1" r:id="rId_yuv3g8kx5cvsuy5tnvf8">
               <w:r>
                 <w:rPr>
                   <w:rFonts w:ascii="Arial" w:cs="Arial" w:eastAsia="Arial" w:hAnsi="Arial"/>
@@ -30736,7 +30736,7 @@
               <w:spacing w:after="10" w:before="0"/>
               <w:ind w:left="120"/>
             </w:pPr>
-            <w:hyperlink w:history="1" r:id="rIdntlll44seeeo7hqxsacny">
+            <w:hyperlink w:history="1" r:id="rIdzbjltf1cuoezmp9lybnch">
               <w:r>
                 <w:rPr>
                   <w:rFonts w:ascii="Arial" w:cs="Arial" w:eastAsia="Arial" w:hAnsi="Arial"/>
@@ -30781,7 +30781,7 @@
             <w:pPr>
               <w:spacing w:after="20" w:before="0"/>
             </w:pPr>
-            <w:hyperlink w:history="1" r:id="rIdictwtdp2rxrjzcyovcfaz">
+            <w:hyperlink w:history="1" r:id="rId8pjzaok6y2kaotylqqefz">
               <w:r>
                 <w:rPr>
                   <w:rFonts w:ascii="Arial" w:cs="Arial" w:eastAsia="Arial" w:hAnsi="Arial"/>
@@ -30814,7 +30814,7 @@
               <w:spacing w:after="10" w:before="0"/>
               <w:ind w:left="120"/>
             </w:pPr>
-            <w:hyperlink w:history="1" r:id="rIdc_molcp1io9kikesneltc">
+            <w:hyperlink w:history="1" r:id="rIdn330bxrl64bjlmuevhmfm">
               <w:r>
                 <w:rPr>
                   <w:rFonts w:ascii="Arial" w:cs="Arial" w:eastAsia="Arial" w:hAnsi="Arial"/>
@@ -31009,7 +31009,7 @@
             <w:pPr>
               <w:spacing w:after="20" w:before="0"/>
             </w:pPr>
-            <w:hyperlink w:history="1" r:id="rIda6djyi_tmpgd0zyd9womo">
+            <w:hyperlink w:history="1" r:id="rIdodfm_ozengeesgp_gh4e1">
               <w:r>
                 <w:rPr>
                   <w:rFonts w:ascii="Arial" w:cs="Arial" w:eastAsia="Arial" w:hAnsi="Arial"/>
@@ -31042,7 +31042,7 @@
               <w:spacing w:after="10" w:before="0"/>
               <w:ind w:left="120"/>
             </w:pPr>
-            <w:hyperlink w:history="1" r:id="rIdv3gaajasfqbhg7p5x1thn">
+            <w:hyperlink w:history="1" r:id="rIdlztlokbscwbgczv5x7ddm">
               <w:r>
                 <w:rPr>
                   <w:rFonts w:ascii="Arial" w:cs="Arial" w:eastAsia="Arial" w:hAnsi="Arial"/>
@@ -31087,7 +31087,7 @@
             <w:pPr>
               <w:spacing w:after="20" w:before="0"/>
             </w:pPr>
-            <w:hyperlink w:history="1" r:id="rIdrb_jnbanskawqopg3ozw2">
+            <w:hyperlink w:history="1" r:id="rIdoz5xjj35iomx43wstkjpe">
               <w:r>
                 <w:rPr>
                   <w:rFonts w:ascii="Arial" w:cs="Arial" w:eastAsia="Arial" w:hAnsi="Arial"/>
@@ -31120,7 +31120,7 @@
               <w:spacing w:after="10" w:before="0"/>
               <w:ind w:left="120"/>
             </w:pPr>
-            <w:hyperlink w:history="1" r:id="rIdpr8eicfrc55cssvgt8dci">
+            <w:hyperlink w:history="1" r:id="rIdfolzb_ejhvbmahcspkgch">
               <w:r>
                 <w:rPr>
                   <w:rFonts w:ascii="Arial" w:cs="Arial" w:eastAsia="Arial" w:hAnsi="Arial"/>
@@ -32607,7 +32607,7 @@
             <w:pPr>
               <w:spacing w:after="20" w:before="0"/>
             </w:pPr>
-            <w:hyperlink w:history="1" r:id="rIdh20wfyeb_sxssmsr20gaf">
+            <w:hyperlink w:history="1" r:id="rId9z5j2a78qpilkjwxqjrak">
               <w:r>
                 <w:rPr>
                   <w:rFonts w:ascii="Arial" w:cs="Arial" w:eastAsia="Arial" w:hAnsi="Arial"/>
@@ -32640,7 +32640,7 @@
               <w:spacing w:after="10" w:before="0"/>
               <w:ind w:left="120"/>
             </w:pPr>
-            <w:hyperlink w:history="1" r:id="rIdeudu1wg7rlnsf8nb8iq9v">
+            <w:hyperlink w:history="1" r:id="rIdi9wsqpczme7f802j0xdnc">
               <w:r>
                 <w:rPr>
                   <w:rFonts w:ascii="Arial" w:cs="Arial" w:eastAsia="Arial" w:hAnsi="Arial"/>
@@ -32685,7 +32685,7 @@
             <w:pPr>
               <w:spacing w:after="20" w:before="0"/>
             </w:pPr>
-            <w:hyperlink w:history="1" r:id="rIdetzstu6h3r5phreyvmvwj">
+            <w:hyperlink w:history="1" r:id="rIdzzmehlqcsakskkp5xxt58">
               <w:r>
                 <w:rPr>
                   <w:rFonts w:ascii="Arial" w:cs="Arial" w:eastAsia="Arial" w:hAnsi="Arial"/>
@@ -32718,7 +32718,7 @@
               <w:spacing w:after="10" w:before="0"/>
               <w:ind w:left="120"/>
             </w:pPr>
-            <w:hyperlink w:history="1" r:id="rIdwktvkxck5w5oyzpvadioi">
+            <w:hyperlink w:history="1" r:id="rIdiz3kbwisajei7cmuu6yck">
               <w:r>
                 <w:rPr>
                   <w:rFonts w:ascii="Arial" w:cs="Arial" w:eastAsia="Arial" w:hAnsi="Arial"/>
@@ -32913,7 +32913,7 @@
             <w:pPr>
               <w:spacing w:after="20" w:before="0"/>
             </w:pPr>
-            <w:hyperlink w:history="1" r:id="rIdynqhdbdxyjnpdzpcxu0jf">
+            <w:hyperlink w:history="1" r:id="rIdcww3x8pjzelhaefwiafjs">
               <w:r>
                 <w:rPr>
                   <w:rFonts w:ascii="Arial" w:cs="Arial" w:eastAsia="Arial" w:hAnsi="Arial"/>
@@ -32946,7 +32946,7 @@
               <w:spacing w:after="10" w:before="0"/>
               <w:ind w:left="120"/>
             </w:pPr>
-            <w:hyperlink w:history="1" r:id="rId2nmhu1ba7akukwtc-yuzb">
+            <w:hyperlink w:history="1" r:id="rIdtb64qomirsg8juugfsllz">
               <w:r>
                 <w:rPr>
                   <w:rFonts w:ascii="Arial" w:cs="Arial" w:eastAsia="Arial" w:hAnsi="Arial"/>
@@ -32991,7 +32991,7 @@
             <w:pPr>
               <w:spacing w:after="20" w:before="0"/>
             </w:pPr>
-            <w:hyperlink w:history="1" r:id="rIdyu2goho_x3kpux5tl0hgy">
+            <w:hyperlink w:history="1" r:id="rId5x-lrwztiwdn91d7s2wka">
               <w:r>
                 <w:rPr>
                   <w:rFonts w:ascii="Arial" w:cs="Arial" w:eastAsia="Arial" w:hAnsi="Arial"/>
@@ -33024,7 +33024,7 @@
               <w:spacing w:after="10" w:before="0"/>
               <w:ind w:left="120"/>
             </w:pPr>
-            <w:hyperlink w:history="1" r:id="rIdyypimjlgfql6vixry1cxo">
+            <w:hyperlink w:history="1" r:id="rId83c_jospq4o9_nna-qa_w">
               <w:r>
                 <w:rPr>
                   <w:rFonts w:ascii="Arial" w:cs="Arial" w:eastAsia="Arial" w:hAnsi="Arial"/>
@@ -33219,7 +33219,7 @@
             <w:pPr>
               <w:spacing w:after="20" w:before="0"/>
             </w:pPr>
-            <w:hyperlink w:history="1" r:id="rIddw2okb3aecozqkqxmpt97">
+            <w:hyperlink w:history="1" r:id="rIdr_audvyfvdoezncdfju6v">
               <w:r>
                 <w:rPr>
                   <w:rFonts w:ascii="Arial" w:cs="Arial" w:eastAsia="Arial" w:hAnsi="Arial"/>
@@ -33252,7 +33252,7 @@
               <w:spacing w:after="10" w:before="0"/>
               <w:ind w:left="120"/>
             </w:pPr>
-            <w:hyperlink w:history="1" r:id="rIdyhj3a29kiwrc3lhdix740">
+            <w:hyperlink w:history="1" r:id="rIdhbsfpv3pvzyqxajoj7dmr">
               <w:r>
                 <w:rPr>
                   <w:rFonts w:ascii="Arial" w:cs="Arial" w:eastAsia="Arial" w:hAnsi="Arial"/>
@@ -33297,7 +33297,7 @@
             <w:pPr>
               <w:spacing w:after="20" w:before="0"/>
             </w:pPr>
-            <w:hyperlink w:history="1" r:id="rId4af08jlviuisa9vecgpns">
+            <w:hyperlink w:history="1" r:id="rIdynb_wkrfkjwvtixlooe4c">
               <w:r>
                 <w:rPr>
                   <w:rFonts w:ascii="Arial" w:cs="Arial" w:eastAsia="Arial" w:hAnsi="Arial"/>
@@ -33330,7 +33330,7 @@
               <w:spacing w:after="10" w:before="0"/>
               <w:ind w:left="120"/>
             </w:pPr>
-            <w:hyperlink w:history="1" r:id="rIdl5qkkatrwiwwrgyniknwp">
+            <w:hyperlink w:history="1" r:id="rIddgamxm4qmohbdyacrz22x">
               <w:r>
                 <w:rPr>
                   <w:rFonts w:ascii="Arial" w:cs="Arial" w:eastAsia="Arial" w:hAnsi="Arial"/>
@@ -33525,7 +33525,7 @@
             <w:pPr>
               <w:spacing w:after="20" w:before="0"/>
             </w:pPr>
-            <w:hyperlink w:history="1" r:id="rIdsuce0mv2l7c_-sy0m0t4d">
+            <w:hyperlink w:history="1" r:id="rId_h2hlb8bz_nuumnt7xc4w">
               <w:r>
                 <w:rPr>
                   <w:rFonts w:ascii="Arial" w:cs="Arial" w:eastAsia="Arial" w:hAnsi="Arial"/>
@@ -33558,7 +33558,7 @@
               <w:spacing w:after="10" w:before="0"/>
               <w:ind w:left="120"/>
             </w:pPr>
-            <w:hyperlink w:history="1" r:id="rId2vccc5mo3x9m-ucxujsai">
+            <w:hyperlink w:history="1" r:id="rId4bz0qcmzfdf4wbmnlvkml">
               <w:r>
                 <w:rPr>
                   <w:rFonts w:ascii="Arial" w:cs="Arial" w:eastAsia="Arial" w:hAnsi="Arial"/>
@@ -33603,7 +33603,7 @@
             <w:pPr>
               <w:spacing w:after="20" w:before="0"/>
             </w:pPr>
-            <w:hyperlink w:history="1" r:id="rIdenp2ioybpcemhe9ooapml">
+            <w:hyperlink w:history="1" r:id="rIdem8mnc6vvlrxxis0yebly">
               <w:r>
                 <w:rPr>
                   <w:rFonts w:ascii="Arial" w:cs="Arial" w:eastAsia="Arial" w:hAnsi="Arial"/>
@@ -33636,7 +33636,7 @@
               <w:spacing w:after="10" w:before="0"/>
               <w:ind w:left="120"/>
             </w:pPr>
-            <w:hyperlink w:history="1" r:id="rIdm8pzqpfdoazqa5po5w0_k">
+            <w:hyperlink w:history="1" r:id="rIdp4wpelhcurtlktjeurb9w">
               <w:r>
                 <w:rPr>
                   <w:rFonts w:ascii="Arial" w:cs="Arial" w:eastAsia="Arial" w:hAnsi="Arial"/>
@@ -33831,7 +33831,7 @@
             <w:pPr>
               <w:spacing w:after="20" w:before="0"/>
             </w:pPr>
-            <w:hyperlink w:history="1" r:id="rIdspbnyfmk0grr7zpsf6mga">
+            <w:hyperlink w:history="1" r:id="rIdw5ctrvnh0eth7jioftnla">
               <w:r>
                 <w:rPr>
                   <w:rFonts w:ascii="Arial" w:cs="Arial" w:eastAsia="Arial" w:hAnsi="Arial"/>
@@ -33864,7 +33864,7 @@
               <w:spacing w:after="10" w:before="0"/>
               <w:ind w:left="120"/>
             </w:pPr>
-            <w:hyperlink w:history="1" r:id="rIdxmhc8rf5_kiyrhxirpwys">
+            <w:hyperlink w:history="1" r:id="rIdf3oehv5hejjg2t50r6i4q">
               <w:r>
                 <w:rPr>
                   <w:rFonts w:ascii="Arial" w:cs="Arial" w:eastAsia="Arial" w:hAnsi="Arial"/>
@@ -33909,7 +33909,7 @@
             <w:pPr>
               <w:spacing w:after="20" w:before="0"/>
             </w:pPr>
-            <w:hyperlink w:history="1" r:id="rIdv9awya2ws9tfj0gk9uec_">
+            <w:hyperlink w:history="1" r:id="rIdawdjyjmtuwrotl9cfwl6d">
               <w:r>
                 <w:rPr>
                   <w:rFonts w:ascii="Arial" w:cs="Arial" w:eastAsia="Arial" w:hAnsi="Arial"/>
@@ -33942,7 +33942,7 @@
               <w:spacing w:after="10" w:before="0"/>
               <w:ind w:left="120"/>
             </w:pPr>
-            <w:hyperlink w:history="1" r:id="rId-5spq21dhdlph5paln3dv">
+            <w:hyperlink w:history="1" r:id="rIdwdtvyjflvtavfgukgyqoj">
               <w:r>
                 <w:rPr>
                   <w:rFonts w:ascii="Arial" w:cs="Arial" w:eastAsia="Arial" w:hAnsi="Arial"/>
@@ -35429,7 +35429,7 @@
             <w:pPr>
               <w:spacing w:after="20" w:before="0"/>
             </w:pPr>
-            <w:hyperlink w:history="1" r:id="rIdh3mk9fylr81lbjd25letu">
+            <w:hyperlink w:history="1" r:id="rIdjmw5xudzx0a0i15g77s30">
               <w:r>
                 <w:rPr>
                   <w:rFonts w:ascii="Arial" w:cs="Arial" w:eastAsia="Arial" w:hAnsi="Arial"/>
@@ -35462,7 +35462,7 @@
               <w:spacing w:after="10" w:before="0"/>
               <w:ind w:left="120"/>
             </w:pPr>
-            <w:hyperlink w:history="1" r:id="rIdrsk5ehpjwv1dmd5kdm9ik">
+            <w:hyperlink w:history="1" r:id="rIdi48o6zlpo0qfxfmw_roqr">
               <w:r>
                 <w:rPr>
                   <w:rFonts w:ascii="Arial" w:cs="Arial" w:eastAsia="Arial" w:hAnsi="Arial"/>
@@ -35507,7 +35507,7 @@
             <w:pPr>
               <w:spacing w:after="20" w:before="0"/>
             </w:pPr>
-            <w:hyperlink w:history="1" r:id="rId2ryrovl6xewwq3e3i6q9a">
+            <w:hyperlink w:history="1" r:id="rId5hcesi6ecvgw0e9q6fhhn">
               <w:r>
                 <w:rPr>
                   <w:rFonts w:ascii="Arial" w:cs="Arial" w:eastAsia="Arial" w:hAnsi="Arial"/>
@@ -35540,7 +35540,7 @@
               <w:spacing w:after="10" w:before="0"/>
               <w:ind w:left="120"/>
             </w:pPr>
-            <w:hyperlink w:history="1" r:id="rIdrt93bebbj2k3p48gste19">
+            <w:hyperlink w:history="1" r:id="rIdyopbgeooc6gx3_y13zh6i">
               <w:r>
                 <w:rPr>
                   <w:rFonts w:ascii="Arial" w:cs="Arial" w:eastAsia="Arial" w:hAnsi="Arial"/>
@@ -35735,7 +35735,7 @@
             <w:pPr>
               <w:spacing w:after="20" w:before="0"/>
             </w:pPr>
-            <w:hyperlink w:history="1" r:id="rIdf2ucgzb0wcdzo4s0x4a8s">
+            <w:hyperlink w:history="1" r:id="rIdlh5hoftszmbkk01mqbyf7">
               <w:r>
                 <w:rPr>
                   <w:rFonts w:ascii="Arial" w:cs="Arial" w:eastAsia="Arial" w:hAnsi="Arial"/>
@@ -35768,7 +35768,7 @@
               <w:spacing w:after="10" w:before="0"/>
               <w:ind w:left="120"/>
             </w:pPr>
-            <w:hyperlink w:history="1" r:id="rIdxo_gweetpgxwzns9vltny">
+            <w:hyperlink w:history="1" r:id="rIdxlguchxqhkp7a_6i2aqv1">
               <w:r>
                 <w:rPr>
                   <w:rFonts w:ascii="Arial" w:cs="Arial" w:eastAsia="Arial" w:hAnsi="Arial"/>
@@ -35813,7 +35813,7 @@
             <w:pPr>
               <w:spacing w:after="20" w:before="0"/>
             </w:pPr>
-            <w:hyperlink w:history="1" r:id="rIdjjsrroxr9rvk7ratcu6xg">
+            <w:hyperlink w:history="1" r:id="rIdbcyj2ak9qvwwas5jjgvz5">
               <w:r>
                 <w:rPr>
                   <w:rFonts w:ascii="Arial" w:cs="Arial" w:eastAsia="Arial" w:hAnsi="Arial"/>
@@ -35846,7 +35846,7 @@
               <w:spacing w:after="10" w:before="0"/>
               <w:ind w:left="120"/>
             </w:pPr>
-            <w:hyperlink w:history="1" r:id="rIdbqjsj9vrmr31xeylsuagl">
+            <w:hyperlink w:history="1" r:id="rIdp1-bu-2xst6msguggnkj5">
               <w:r>
                 <w:rPr>
                   <w:rFonts w:ascii="Arial" w:cs="Arial" w:eastAsia="Arial" w:hAnsi="Arial"/>
@@ -36041,7 +36041,7 @@
             <w:pPr>
               <w:spacing w:after="20" w:before="0"/>
             </w:pPr>
-            <w:hyperlink w:history="1" r:id="rId436s6z65ithe_vweg0wq-">
+            <w:hyperlink w:history="1" r:id="rIdcby5pu7pv2mabj4l6xolg">
               <w:r>
                 <w:rPr>
                   <w:rFonts w:ascii="Arial" w:cs="Arial" w:eastAsia="Arial" w:hAnsi="Arial"/>
@@ -36074,7 +36074,7 @@
               <w:spacing w:after="10" w:before="0"/>
               <w:ind w:left="120"/>
             </w:pPr>
-            <w:hyperlink w:history="1" r:id="rIdl7ryjwnefqnbqv8mftdap">
+            <w:hyperlink w:history="1" r:id="rIdvj6tv8ht4efwh1oyrb6-i">
               <w:r>
                 <w:rPr>
                   <w:rFonts w:ascii="Arial" w:cs="Arial" w:eastAsia="Arial" w:hAnsi="Arial"/>
@@ -36119,7 +36119,7 @@
             <w:pPr>
               <w:spacing w:after="20" w:before="0"/>
             </w:pPr>
-            <w:hyperlink w:history="1" r:id="rIdty0ewizkx7ubqjmvmptyd">
+            <w:hyperlink w:history="1" r:id="rIdxppbq7msbii_t0x_tmhzg">
               <w:r>
                 <w:rPr>
                   <w:rFonts w:ascii="Arial" w:cs="Arial" w:eastAsia="Arial" w:hAnsi="Arial"/>
@@ -36152,7 +36152,7 @@
               <w:spacing w:after="10" w:before="0"/>
               <w:ind w:left="120"/>
             </w:pPr>
-            <w:hyperlink w:history="1" r:id="rIdrtfhrr6pw73f3_x-w-dps">
+            <w:hyperlink w:history="1" r:id="rIdwbkxg_l_nw_xsil8jtlah">
               <w:r>
                 <w:rPr>
                   <w:rFonts w:ascii="Arial" w:cs="Arial" w:eastAsia="Arial" w:hAnsi="Arial"/>
@@ -36347,7 +36347,7 @@
             <w:pPr>
               <w:spacing w:after="20" w:before="0"/>
             </w:pPr>
-            <w:hyperlink w:history="1" r:id="rId-t7xona4a81m52evnj9de">
+            <w:hyperlink w:history="1" r:id="rIdykizaqv6ijafdk1ompmid">
               <w:r>
                 <w:rPr>
                   <w:rFonts w:ascii="Arial" w:cs="Arial" w:eastAsia="Arial" w:hAnsi="Arial"/>
@@ -36380,7 +36380,7 @@
               <w:spacing w:after="10" w:before="0"/>
               <w:ind w:left="120"/>
             </w:pPr>
-            <w:hyperlink w:history="1" r:id="rIdag8vrgazfmc5y4h9b0lw1">
+            <w:hyperlink w:history="1" r:id="rIdoncbw-iv9g70emgvri2ue">
               <w:r>
                 <w:rPr>
                   <w:rFonts w:ascii="Arial" w:cs="Arial" w:eastAsia="Arial" w:hAnsi="Arial"/>
@@ -36425,7 +36425,7 @@
             <w:pPr>
               <w:spacing w:after="20" w:before="0"/>
             </w:pPr>
-            <w:hyperlink w:history="1" r:id="rIdl0b3zd8lof63mpl8gbtqd">
+            <w:hyperlink w:history="1" r:id="rIdwokub4mg_tsnsjcwjef2s">
               <w:r>
                 <w:rPr>
                   <w:rFonts w:ascii="Arial" w:cs="Arial" w:eastAsia="Arial" w:hAnsi="Arial"/>
@@ -36458,7 +36458,7 @@
               <w:spacing w:after="10" w:before="0"/>
               <w:ind w:left="120"/>
             </w:pPr>
-            <w:hyperlink w:history="1" r:id="rIdacp_c_k0rovcvzklkwul_">
+            <w:hyperlink w:history="1" r:id="rId6vpkbhpkfhaj3hycp0kyr">
               <w:r>
                 <w:rPr>
                   <w:rFonts w:ascii="Arial" w:cs="Arial" w:eastAsia="Arial" w:hAnsi="Arial"/>
@@ -36653,7 +36653,7 @@
             <w:pPr>
               <w:spacing w:after="20" w:before="0"/>
             </w:pPr>
-            <w:hyperlink w:history="1" r:id="rId4vmzk7zx_zdw_3hwqmjob">
+            <w:hyperlink w:history="1" r:id="rIdqvujnaz1seafpvu92pqmx">
               <w:r>
                 <w:rPr>
                   <w:rFonts w:ascii="Arial" w:cs="Arial" w:eastAsia="Arial" w:hAnsi="Arial"/>
@@ -36686,7 +36686,7 @@
               <w:spacing w:after="10" w:before="0"/>
               <w:ind w:left="120"/>
             </w:pPr>
-            <w:hyperlink w:history="1" r:id="rIdvo3kcnuhv4agrdfosbuzi">
+            <w:hyperlink w:history="1" r:id="rIdi8b8zyhjkvcakkvu2qlli">
               <w:r>
                 <w:rPr>
                   <w:rFonts w:ascii="Arial" w:cs="Arial" w:eastAsia="Arial" w:hAnsi="Arial"/>
@@ -36731,7 +36731,7 @@
             <w:pPr>
               <w:spacing w:after="20" w:before="0"/>
             </w:pPr>
-            <w:hyperlink w:history="1" r:id="rId05yox6sio5dwfjcwvirc1">
+            <w:hyperlink w:history="1" r:id="rId9lntn3fu28ouldjkbwmym">
               <w:r>
                 <w:rPr>
                   <w:rFonts w:ascii="Arial" w:cs="Arial" w:eastAsia="Arial" w:hAnsi="Arial"/>
@@ -36764,7 +36764,7 @@
               <w:spacing w:after="10" w:before="0"/>
               <w:ind w:left="120"/>
             </w:pPr>
-            <w:hyperlink w:history="1" r:id="rIdm8qgtzlv7qa9hvjoic3kp">
+            <w:hyperlink w:history="1" r:id="rIdgkbnrnxmvo2zdt239htib">
               <w:r>
                 <w:rPr>
                   <w:rFonts w:ascii="Arial" w:cs="Arial" w:eastAsia="Arial" w:hAnsi="Arial"/>
@@ -38251,7 +38251,7 @@
             <w:pPr>
               <w:spacing w:after="20" w:before="0"/>
             </w:pPr>
-            <w:hyperlink w:history="1" r:id="rIdkchixycyv89yqtzd6bjd_">
+            <w:hyperlink w:history="1" r:id="rIdew2zka-t0xxif69zlzynn">
               <w:r>
                 <w:rPr>
                   <w:rFonts w:ascii="Arial" w:cs="Arial" w:eastAsia="Arial" w:hAnsi="Arial"/>
@@ -38284,7 +38284,7 @@
               <w:spacing w:after="10" w:before="0"/>
               <w:ind w:left="120"/>
             </w:pPr>
-            <w:hyperlink w:history="1" r:id="rIdhk4jkfmh60cfaairuc-ui">
+            <w:hyperlink w:history="1" r:id="rIdbaerenb9ylvsosd70hjlt">
               <w:r>
                 <w:rPr>
                   <w:rFonts w:ascii="Arial" w:cs="Arial" w:eastAsia="Arial" w:hAnsi="Arial"/>
@@ -38329,7 +38329,7 @@
             <w:pPr>
               <w:spacing w:after="20" w:before="0"/>
             </w:pPr>
-            <w:hyperlink w:history="1" r:id="rId8lzu0etvske_n41ivdtsg">
+            <w:hyperlink w:history="1" r:id="rIdz1-idekwqnzjxclb_pft4">
               <w:r>
                 <w:rPr>
                   <w:rFonts w:ascii="Arial" w:cs="Arial" w:eastAsia="Arial" w:hAnsi="Arial"/>
@@ -38362,7 +38362,7 @@
               <w:spacing w:after="10" w:before="0"/>
               <w:ind w:left="120"/>
             </w:pPr>
-            <w:hyperlink w:history="1" r:id="rIdjkmdwm6zsxigbvpj1ge0n">
+            <w:hyperlink w:history="1" r:id="rIdxddlbwbimiw9h8jgwb8-r">
               <w:r>
                 <w:rPr>
                   <w:rFonts w:ascii="Arial" w:cs="Arial" w:eastAsia="Arial" w:hAnsi="Arial"/>
@@ -38557,7 +38557,7 @@
             <w:pPr>
               <w:spacing w:after="20" w:before="0"/>
             </w:pPr>
-            <w:hyperlink w:history="1" r:id="rIdc7redxo3plzupj5e011tj">
+            <w:hyperlink w:history="1" r:id="rId5e-dgbjijjdp6hb-r-7zj">
               <w:r>
                 <w:rPr>
                   <w:rFonts w:ascii="Arial" w:cs="Arial" w:eastAsia="Arial" w:hAnsi="Arial"/>
@@ -38590,7 +38590,7 @@
               <w:spacing w:after="10" w:before="0"/>
               <w:ind w:left="120"/>
             </w:pPr>
-            <w:hyperlink w:history="1" r:id="rIdrfmahbxebbaxhnv89hrbd">
+            <w:hyperlink w:history="1" r:id="rIdhuyuvjyivmyh2wv4bqfsj">
               <w:r>
                 <w:rPr>
                   <w:rFonts w:ascii="Arial" w:cs="Arial" w:eastAsia="Arial" w:hAnsi="Arial"/>
@@ -38635,7 +38635,7 @@
             <w:pPr>
               <w:spacing w:after="20" w:before="0"/>
             </w:pPr>
-            <w:hyperlink w:history="1" r:id="rIdnul0uul7vshcjw6qiaayv">
+            <w:hyperlink w:history="1" r:id="rIdudjgpfzsuiqwb9sx6vu9a">
               <w:r>
                 <w:rPr>
                   <w:rFonts w:ascii="Arial" w:cs="Arial" w:eastAsia="Arial" w:hAnsi="Arial"/>
@@ -38668,7 +38668,7 @@
               <w:spacing w:after="10" w:before="0"/>
               <w:ind w:left="120"/>
             </w:pPr>
-            <w:hyperlink w:history="1" r:id="rIdsjs-5aowhcvd9om5duwxm">
+            <w:hyperlink w:history="1" r:id="rId2l3hbmk0r3-f8rdlwgd0t">
               <w:r>
                 <w:rPr>
                   <w:rFonts w:ascii="Arial" w:cs="Arial" w:eastAsia="Arial" w:hAnsi="Arial"/>
@@ -38863,7 +38863,7 @@
             <w:pPr>
               <w:spacing w:after="20" w:before="0"/>
             </w:pPr>
-            <w:hyperlink w:history="1" r:id="rIdqttf8dymp_q3wxstwz8ng">
+            <w:hyperlink w:history="1" r:id="rIdr2o5g5ep6hqw8rmunzx_n">
               <w:r>
                 <w:rPr>
                   <w:rFonts w:ascii="Arial" w:cs="Arial" w:eastAsia="Arial" w:hAnsi="Arial"/>
@@ -38896,7 +38896,7 @@
               <w:spacing w:after="10" w:before="0"/>
               <w:ind w:left="120"/>
             </w:pPr>
-            <w:hyperlink w:history="1" r:id="rIdvpwf6_4ota0j_w-bkcu4h">
+            <w:hyperlink w:history="1" r:id="rIdkfnc_87ved0doft4kxqpp">
               <w:r>
                 <w:rPr>
                   <w:rFonts w:ascii="Arial" w:cs="Arial" w:eastAsia="Arial" w:hAnsi="Arial"/>
@@ -38941,7 +38941,7 @@
             <w:pPr>
               <w:spacing w:after="20" w:before="0"/>
             </w:pPr>
-            <w:hyperlink w:history="1" r:id="rIdeizchgm-wmlcnc4suzdua">
+            <w:hyperlink w:history="1" r:id="rIdmc3adtvobd7eje7v8jkc9">
               <w:r>
                 <w:rPr>
                   <w:rFonts w:ascii="Arial" w:cs="Arial" w:eastAsia="Arial" w:hAnsi="Arial"/>
@@ -38974,7 +38974,7 @@
               <w:spacing w:after="10" w:before="0"/>
               <w:ind w:left="120"/>
             </w:pPr>
-            <w:hyperlink w:history="1" r:id="rIdzhac6r9cbnzfcuyfpfwzq">
+            <w:hyperlink w:history="1" r:id="rIdptgywnhfvjzaot9apicwq">
               <w:r>
                 <w:rPr>
                   <w:rFonts w:ascii="Arial" w:cs="Arial" w:eastAsia="Arial" w:hAnsi="Arial"/>
@@ -39169,7 +39169,7 @@
             <w:pPr>
               <w:spacing w:after="20" w:before="0"/>
             </w:pPr>
-            <w:hyperlink w:history="1" r:id="rIdzvilyzdyiizpnk1rltwbk">
+            <w:hyperlink w:history="1" r:id="rId-xvbetfzhdxvbye9to38m">
               <w:r>
                 <w:rPr>
                   <w:rFonts w:ascii="Arial" w:cs="Arial" w:eastAsia="Arial" w:hAnsi="Arial"/>
@@ -39202,7 +39202,7 @@
               <w:spacing w:after="10" w:before="0"/>
               <w:ind w:left="120"/>
             </w:pPr>
-            <w:hyperlink w:history="1" r:id="rIdhbrf9mkdg4igiqzyjtmmp">
+            <w:hyperlink w:history="1" r:id="rIdl7ujsmiluzp_hqjvaonkr">
               <w:r>
                 <w:rPr>
                   <w:rFonts w:ascii="Arial" w:cs="Arial" w:eastAsia="Arial" w:hAnsi="Arial"/>
@@ -39247,7 +39247,7 @@
             <w:pPr>
               <w:spacing w:after="20" w:before="0"/>
             </w:pPr>
-            <w:hyperlink w:history="1" r:id="rIdwa0aslgvsy-zptbzkqihk">
+            <w:hyperlink w:history="1" r:id="rIdfh6grdx52oswh6srphweq">
               <w:r>
                 <w:rPr>
                   <w:rFonts w:ascii="Arial" w:cs="Arial" w:eastAsia="Arial" w:hAnsi="Arial"/>
@@ -39280,7 +39280,7 @@
               <w:spacing w:after="10" w:before="0"/>
               <w:ind w:left="120"/>
             </w:pPr>
-            <w:hyperlink w:history="1" r:id="rId7xzekcfw0mydsuvgfnt5g">
+            <w:hyperlink w:history="1" r:id="rId7g9pfbvf1016mszxhun71">
               <w:r>
                 <w:rPr>
                   <w:rFonts w:ascii="Arial" w:cs="Arial" w:eastAsia="Arial" w:hAnsi="Arial"/>
@@ -39475,7 +39475,7 @@
             <w:pPr>
               <w:spacing w:after="20" w:before="0"/>
             </w:pPr>
-            <w:hyperlink w:history="1" r:id="rId8c3ni6bohcn-qtteujzvi">
+            <w:hyperlink w:history="1" r:id="rIdsygzcs7awchgvci5edvyq">
               <w:r>
                 <w:rPr>
                   <w:rFonts w:ascii="Arial" w:cs="Arial" w:eastAsia="Arial" w:hAnsi="Arial"/>
@@ -39508,7 +39508,7 @@
               <w:spacing w:after="10" w:before="0"/>
               <w:ind w:left="120"/>
             </w:pPr>
-            <w:hyperlink w:history="1" r:id="rIdwayh1uywmmppzb903orar">
+            <w:hyperlink w:history="1" r:id="rIdjlmpk7kv1qz-y38zho5r-">
               <w:r>
                 <w:rPr>
                   <w:rFonts w:ascii="Arial" w:cs="Arial" w:eastAsia="Arial" w:hAnsi="Arial"/>
@@ -39553,7 +39553,7 @@
             <w:pPr>
               <w:spacing w:after="20" w:before="0"/>
             </w:pPr>
-            <w:hyperlink w:history="1" r:id="rIdbrxfhigwnqa3hzaisrf73">
+            <w:hyperlink w:history="1" r:id="rIdn1vp-n3n3y1g9dwrm8b73">
               <w:r>
                 <w:rPr>
                   <w:rFonts w:ascii="Arial" w:cs="Arial" w:eastAsia="Arial" w:hAnsi="Arial"/>
@@ -39586,7 +39586,7 @@
               <w:spacing w:after="10" w:before="0"/>
               <w:ind w:left="120"/>
             </w:pPr>
-            <w:hyperlink w:history="1" r:id="rIdoeocpgmcdirfp2c7g0wja">
+            <w:hyperlink w:history="1" r:id="rId-42ngzaejpsq4y2tishco">
               <w:r>
                 <w:rPr>
                   <w:rFonts w:ascii="Arial" w:cs="Arial" w:eastAsia="Arial" w:hAnsi="Arial"/>

--- a/data/outputs/v2/Chemistry/SS1.4_Chemical_Bonding/Chemistry_Chemical_Bonding_CBE_LessonSequence.docx
+++ b/data/outputs/v2/Chemistry/SS1.4_Chemical_Bonding/Chemistry_Chemical_Bonding_CBE_LessonSequence.docx
@@ -3513,7 +3513,7 @@
             <w:pPr>
               <w:spacing w:after="20" w:before="0"/>
             </w:pPr>
-            <w:hyperlink w:history="1" r:id="rIdwbrxlgnv0tbemcudx-iou">
+            <w:hyperlink w:history="1" r:id="rId5ri0ggux5x5r5powthw7d">
               <w:r>
                 <w:rPr>
                   <w:rFonts w:ascii="Arial" w:cs="Arial" w:eastAsia="Arial" w:hAnsi="Arial"/>
@@ -3546,7 +3546,7 @@
               <w:spacing w:after="10" w:before="0"/>
               <w:ind w:left="120"/>
             </w:pPr>
-            <w:hyperlink w:history="1" r:id="rId0mb3f7zaxdykfluo5-5jk">
+            <w:hyperlink w:history="1" r:id="rIdh3vc1xj2_aynbfh1jyxd8">
               <w:r>
                 <w:rPr>
                   <w:rFonts w:ascii="Arial" w:cs="Arial" w:eastAsia="Arial" w:hAnsi="Arial"/>
@@ -3591,7 +3591,7 @@
             <w:pPr>
               <w:spacing w:after="20" w:before="0"/>
             </w:pPr>
-            <w:hyperlink w:history="1" r:id="rIdnvcx4stdbdc2_yqf2yedn">
+            <w:hyperlink w:history="1" r:id="rId07blrycteq2kvoamljsjx">
               <w:r>
                 <w:rPr>
                   <w:rFonts w:ascii="Arial" w:cs="Arial" w:eastAsia="Arial" w:hAnsi="Arial"/>
@@ -3624,7 +3624,7 @@
               <w:spacing w:after="10" w:before="0"/>
               <w:ind w:left="120"/>
             </w:pPr>
-            <w:hyperlink w:history="1" r:id="rIdypaswyjbyrf0ythm_r1ni">
+            <w:hyperlink w:history="1" r:id="rId8n1edm-93nah9a1b7yzf1">
               <w:r>
                 <w:rPr>
                   <w:rFonts w:ascii="Arial" w:cs="Arial" w:eastAsia="Arial" w:hAnsi="Arial"/>
@@ -3819,7 +3819,7 @@
             <w:pPr>
               <w:spacing w:after="20" w:before="0"/>
             </w:pPr>
-            <w:hyperlink w:history="1" r:id="rIdgforw_vyxh2s4aa88evoi">
+            <w:hyperlink w:history="1" r:id="rIdwj9jxo3ldq52sbgsbqn5l">
               <w:r>
                 <w:rPr>
                   <w:rFonts w:ascii="Arial" w:cs="Arial" w:eastAsia="Arial" w:hAnsi="Arial"/>
@@ -3852,7 +3852,7 @@
               <w:spacing w:after="10" w:before="0"/>
               <w:ind w:left="120"/>
             </w:pPr>
-            <w:hyperlink w:history="1" r:id="rIdmcrvdufytbei31uqrb-k0">
+            <w:hyperlink w:history="1" r:id="rIdcok8phybfutjbc1a91y8e">
               <w:r>
                 <w:rPr>
                   <w:rFonts w:ascii="Arial" w:cs="Arial" w:eastAsia="Arial" w:hAnsi="Arial"/>
@@ -3897,7 +3897,7 @@
             <w:pPr>
               <w:spacing w:after="20" w:before="0"/>
             </w:pPr>
-            <w:hyperlink w:history="1" r:id="rIdyge-baexh7bnq7wck8qrn">
+            <w:hyperlink w:history="1" r:id="rIdy0ya_zhuze5hyn0g7qg6z">
               <w:r>
                 <w:rPr>
                   <w:rFonts w:ascii="Arial" w:cs="Arial" w:eastAsia="Arial" w:hAnsi="Arial"/>
@@ -3930,7 +3930,7 @@
               <w:spacing w:after="10" w:before="0"/>
               <w:ind w:left="120"/>
             </w:pPr>
-            <w:hyperlink w:history="1" r:id="rIdwe52nvbtrpmlam8sqqo2v">
+            <w:hyperlink w:history="1" r:id="rIdfm-hgl2z_lewytazoiwjb">
               <w:r>
                 <w:rPr>
                   <w:rFonts w:ascii="Arial" w:cs="Arial" w:eastAsia="Arial" w:hAnsi="Arial"/>
@@ -4125,7 +4125,7 @@
             <w:pPr>
               <w:spacing w:after="20" w:before="0"/>
             </w:pPr>
-            <w:hyperlink w:history="1" r:id="rIdhldktcpai3xsch7yzduai">
+            <w:hyperlink w:history="1" r:id="rIdip1ngqfuijlfdg_kl4zaq">
               <w:r>
                 <w:rPr>
                   <w:rFonts w:ascii="Arial" w:cs="Arial" w:eastAsia="Arial" w:hAnsi="Arial"/>
@@ -4158,7 +4158,7 @@
               <w:spacing w:after="10" w:before="0"/>
               <w:ind w:left="120"/>
             </w:pPr>
-            <w:hyperlink w:history="1" r:id="rIdfdvgsyz1pxais08jtb-qq">
+            <w:hyperlink w:history="1" r:id="rIdzy-efdzl2auie61gnpixk">
               <w:r>
                 <w:rPr>
                   <w:rFonts w:ascii="Arial" w:cs="Arial" w:eastAsia="Arial" w:hAnsi="Arial"/>
@@ -4203,7 +4203,7 @@
             <w:pPr>
               <w:spacing w:after="20" w:before="0"/>
             </w:pPr>
-            <w:hyperlink w:history="1" r:id="rIdfzyzwiwlgq1_fpcfp5xz6">
+            <w:hyperlink w:history="1" r:id="rIdbbam29iwi4epgogq6lu7q">
               <w:r>
                 <w:rPr>
                   <w:rFonts w:ascii="Arial" w:cs="Arial" w:eastAsia="Arial" w:hAnsi="Arial"/>
@@ -4236,7 +4236,7 @@
               <w:spacing w:after="10" w:before="0"/>
               <w:ind w:left="120"/>
             </w:pPr>
-            <w:hyperlink w:history="1" r:id="rId7aee3bp4c6mbzi5wog5hl">
+            <w:hyperlink w:history="1" r:id="rId0qhts-ihuuvpe1jngi6ds">
               <w:r>
                 <w:rPr>
                   <w:rFonts w:ascii="Arial" w:cs="Arial" w:eastAsia="Arial" w:hAnsi="Arial"/>
@@ -4431,7 +4431,7 @@
             <w:pPr>
               <w:spacing w:after="20" w:before="0"/>
             </w:pPr>
-            <w:hyperlink w:history="1" r:id="rIdltw5pvvcw1b8frueilvi1">
+            <w:hyperlink w:history="1" r:id="rIdxgdvayeb5oldfchrutal3">
               <w:r>
                 <w:rPr>
                   <w:rFonts w:ascii="Arial" w:cs="Arial" w:eastAsia="Arial" w:hAnsi="Arial"/>
@@ -4464,7 +4464,7 @@
               <w:spacing w:after="10" w:before="0"/>
               <w:ind w:left="120"/>
             </w:pPr>
-            <w:hyperlink w:history="1" r:id="rId4otrqcd9xqs5zjh7fqhpq">
+            <w:hyperlink w:history="1" r:id="rIdsnppjayskfjozs8smnvhe">
               <w:r>
                 <w:rPr>
                   <w:rFonts w:ascii="Arial" w:cs="Arial" w:eastAsia="Arial" w:hAnsi="Arial"/>
@@ -4509,7 +4509,7 @@
             <w:pPr>
               <w:spacing w:after="20" w:before="0"/>
             </w:pPr>
-            <w:hyperlink w:history="1" r:id="rIdgjkv7mu9hjslabwjl_y8p">
+            <w:hyperlink w:history="1" r:id="rIdiredowyi2glsawkdncp2v">
               <w:r>
                 <w:rPr>
                   <w:rFonts w:ascii="Arial" w:cs="Arial" w:eastAsia="Arial" w:hAnsi="Arial"/>
@@ -4542,7 +4542,7 @@
               <w:spacing w:after="10" w:before="0"/>
               <w:ind w:left="120"/>
             </w:pPr>
-            <w:hyperlink w:history="1" r:id="rId2wdw9stznvyut0gok7djq">
+            <w:hyperlink w:history="1" r:id="rId0530t7vgkir_dgdqz8hbk">
               <w:r>
                 <w:rPr>
                   <w:rFonts w:ascii="Arial" w:cs="Arial" w:eastAsia="Arial" w:hAnsi="Arial"/>
@@ -4737,7 +4737,7 @@
             <w:pPr>
               <w:spacing w:after="20" w:before="0"/>
             </w:pPr>
-            <w:hyperlink w:history="1" r:id="rIdeqgjihg29t2njxfsstqve">
+            <w:hyperlink w:history="1" r:id="rIdhz3jv2m8hq_c9itl7zxsz">
               <w:r>
                 <w:rPr>
                   <w:rFonts w:ascii="Arial" w:cs="Arial" w:eastAsia="Arial" w:hAnsi="Arial"/>
@@ -4770,7 +4770,7 @@
               <w:spacing w:after="10" w:before="0"/>
               <w:ind w:left="120"/>
             </w:pPr>
-            <w:hyperlink w:history="1" r:id="rId1lzlykfehjcznml48caxf">
+            <w:hyperlink w:history="1" r:id="rId9j8uwjy7eu1yaaslh_odd">
               <w:r>
                 <w:rPr>
                   <w:rFonts w:ascii="Arial" w:cs="Arial" w:eastAsia="Arial" w:hAnsi="Arial"/>
@@ -4815,7 +4815,7 @@
             <w:pPr>
               <w:spacing w:after="20" w:before="0"/>
             </w:pPr>
-            <w:hyperlink w:history="1" r:id="rIdd8fqu9lpmsm-f6ytu4w4s">
+            <w:hyperlink w:history="1" r:id="rIdrcbgeojhopmoql9w0jeqh">
               <w:r>
                 <w:rPr>
                   <w:rFonts w:ascii="Arial" w:cs="Arial" w:eastAsia="Arial" w:hAnsi="Arial"/>
@@ -4848,7 +4848,7 @@
               <w:spacing w:after="10" w:before="0"/>
               <w:ind w:left="120"/>
             </w:pPr>
-            <w:hyperlink w:history="1" r:id="rIdmdycksnd7ocstgneazom9">
+            <w:hyperlink w:history="1" r:id="rIdlqfulu4kg5h1c8qrk14bl">
               <w:r>
                 <w:rPr>
                   <w:rFonts w:ascii="Arial" w:cs="Arial" w:eastAsia="Arial" w:hAnsi="Arial"/>
@@ -6430,7 +6430,7 @@
             <w:pPr>
               <w:spacing w:after="20" w:before="0"/>
             </w:pPr>
-            <w:hyperlink w:history="1" r:id="rIdpnxmnua4ssuwkio7muqvj">
+            <w:hyperlink w:history="1" r:id="rIdsizpk5zmsbylakiownuvt">
               <w:r>
                 <w:rPr>
                   <w:rFonts w:ascii="Arial" w:cs="Arial" w:eastAsia="Arial" w:hAnsi="Arial"/>
@@ -6463,7 +6463,7 @@
               <w:spacing w:after="10" w:before="0"/>
               <w:ind w:left="120"/>
             </w:pPr>
-            <w:hyperlink w:history="1" r:id="rIdtaszubtmyu1ddxqvrljgj">
+            <w:hyperlink w:history="1" r:id="rIddt9ps0u9rgbeoiu8c9hmk">
               <w:r>
                 <w:rPr>
                   <w:rFonts w:ascii="Arial" w:cs="Arial" w:eastAsia="Arial" w:hAnsi="Arial"/>
@@ -6508,7 +6508,7 @@
             <w:pPr>
               <w:spacing w:after="20" w:before="0"/>
             </w:pPr>
-            <w:hyperlink w:history="1" r:id="rId-7at0dccb_vrbe-a9fmzv">
+            <w:hyperlink w:history="1" r:id="rIdlpfjpl2a5d_sj-1mvp-qr">
               <w:r>
                 <w:rPr>
                   <w:rFonts w:ascii="Arial" w:cs="Arial" w:eastAsia="Arial" w:hAnsi="Arial"/>
@@ -6541,7 +6541,7 @@
               <w:spacing w:after="10" w:before="0"/>
               <w:ind w:left="120"/>
             </w:pPr>
-            <w:hyperlink w:history="1" r:id="rIdfhwgv6xh9yycmae6l939l">
+            <w:hyperlink w:history="1" r:id="rIdvvvoz1mdrqov8mmr61wic">
               <w:r>
                 <w:rPr>
                   <w:rFonts w:ascii="Arial" w:cs="Arial" w:eastAsia="Arial" w:hAnsi="Arial"/>
@@ -6736,7 +6736,7 @@
             <w:pPr>
               <w:spacing w:after="20" w:before="0"/>
             </w:pPr>
-            <w:hyperlink w:history="1" r:id="rIdx3pjafase_nt_p3qu1olf">
+            <w:hyperlink w:history="1" r:id="rIdd7_abtjgpcrqlvsi6lutz">
               <w:r>
                 <w:rPr>
                   <w:rFonts w:ascii="Arial" w:cs="Arial" w:eastAsia="Arial" w:hAnsi="Arial"/>
@@ -6769,7 +6769,7 @@
               <w:spacing w:after="10" w:before="0"/>
               <w:ind w:left="120"/>
             </w:pPr>
-            <w:hyperlink w:history="1" r:id="rIdtmdfzzmabfn0ev2vyanl2">
+            <w:hyperlink w:history="1" r:id="rIdzcq9y16ajzcjlmimtxcfv">
               <w:r>
                 <w:rPr>
                   <w:rFonts w:ascii="Arial" w:cs="Arial" w:eastAsia="Arial" w:hAnsi="Arial"/>
@@ -6814,7 +6814,7 @@
             <w:pPr>
               <w:spacing w:after="20" w:before="0"/>
             </w:pPr>
-            <w:hyperlink w:history="1" r:id="rIdv3wifqatlglakve1kb39q">
+            <w:hyperlink w:history="1" r:id="rIdkhtxro9kf-f7zizjpxzug">
               <w:r>
                 <w:rPr>
                   <w:rFonts w:ascii="Arial" w:cs="Arial" w:eastAsia="Arial" w:hAnsi="Arial"/>
@@ -6847,7 +6847,7 @@
               <w:spacing w:after="10" w:before="0"/>
               <w:ind w:left="120"/>
             </w:pPr>
-            <w:hyperlink w:history="1" r:id="rIdv70umczcpsf85i2v1bnes">
+            <w:hyperlink w:history="1" r:id="rIdl07yyfkzz4x8d3og8inox">
               <w:r>
                 <w:rPr>
                   <w:rFonts w:ascii="Arial" w:cs="Arial" w:eastAsia="Arial" w:hAnsi="Arial"/>
@@ -7042,7 +7042,7 @@
             <w:pPr>
               <w:spacing w:after="20" w:before="0"/>
             </w:pPr>
-            <w:hyperlink w:history="1" r:id="rIdbifqg1ilt76nhvllzngpa">
+            <w:hyperlink w:history="1" r:id="rIddvm-byh9xhartieyjdbu_">
               <w:r>
                 <w:rPr>
                   <w:rFonts w:ascii="Arial" w:cs="Arial" w:eastAsia="Arial" w:hAnsi="Arial"/>
@@ -7075,7 +7075,7 @@
               <w:spacing w:after="10" w:before="0"/>
               <w:ind w:left="120"/>
             </w:pPr>
-            <w:hyperlink w:history="1" r:id="rId7dsaksosnzt9l4ylawvwv">
+            <w:hyperlink w:history="1" r:id="rId3-gqtstah246ll5bk1ozt">
               <w:r>
                 <w:rPr>
                   <w:rFonts w:ascii="Arial" w:cs="Arial" w:eastAsia="Arial" w:hAnsi="Arial"/>
@@ -7120,7 +7120,7 @@
             <w:pPr>
               <w:spacing w:after="20" w:before="0"/>
             </w:pPr>
-            <w:hyperlink w:history="1" r:id="rIdquhwpijfifwcyhsxcy6jw">
+            <w:hyperlink w:history="1" r:id="rIdey8xawxfmzct4xtjvybp3">
               <w:r>
                 <w:rPr>
                   <w:rFonts w:ascii="Arial" w:cs="Arial" w:eastAsia="Arial" w:hAnsi="Arial"/>
@@ -7153,7 +7153,7 @@
               <w:spacing w:after="10" w:before="0"/>
               <w:ind w:left="120"/>
             </w:pPr>
-            <w:hyperlink w:history="1" r:id="rId5z37rqagjs4vwrbjzyqpi">
+            <w:hyperlink w:history="1" r:id="rId0sdqryi_rnqz9df3x0eqy">
               <w:r>
                 <w:rPr>
                   <w:rFonts w:ascii="Arial" w:cs="Arial" w:eastAsia="Arial" w:hAnsi="Arial"/>
@@ -7348,7 +7348,7 @@
             <w:pPr>
               <w:spacing w:after="20" w:before="0"/>
             </w:pPr>
-            <w:hyperlink w:history="1" r:id="rIdgczz4_gyredgj6y5jqqns">
+            <w:hyperlink w:history="1" r:id="rIdlr7kyvi2dp-getf5c4gmw">
               <w:r>
                 <w:rPr>
                   <w:rFonts w:ascii="Arial" w:cs="Arial" w:eastAsia="Arial" w:hAnsi="Arial"/>
@@ -7381,7 +7381,7 @@
               <w:spacing w:after="10" w:before="0"/>
               <w:ind w:left="120"/>
             </w:pPr>
-            <w:hyperlink w:history="1" r:id="rIdrvgmvggghe1kexdzcnhbl">
+            <w:hyperlink w:history="1" r:id="rIdinizsepoqv7svpuoyuyh7">
               <w:r>
                 <w:rPr>
                   <w:rFonts w:ascii="Arial" w:cs="Arial" w:eastAsia="Arial" w:hAnsi="Arial"/>
@@ -7426,7 +7426,7 @@
             <w:pPr>
               <w:spacing w:after="20" w:before="0"/>
             </w:pPr>
-            <w:hyperlink w:history="1" r:id="rIdauo0mcbm0j6asn7wpc3kg">
+            <w:hyperlink w:history="1" r:id="rIdgboivogqujwvemdzupq47">
               <w:r>
                 <w:rPr>
                   <w:rFonts w:ascii="Arial" w:cs="Arial" w:eastAsia="Arial" w:hAnsi="Arial"/>
@@ -7459,7 +7459,7 @@
               <w:spacing w:after="10" w:before="0"/>
               <w:ind w:left="120"/>
             </w:pPr>
-            <w:hyperlink w:history="1" r:id="rIdr6-swsllqzsfkyvnuop1p">
+            <w:hyperlink w:history="1" r:id="rIdwoveoms3qv9g_t1e4veks">
               <w:r>
                 <w:rPr>
                   <w:rFonts w:ascii="Arial" w:cs="Arial" w:eastAsia="Arial" w:hAnsi="Arial"/>
@@ -7654,7 +7654,7 @@
             <w:pPr>
               <w:spacing w:after="20" w:before="0"/>
             </w:pPr>
-            <w:hyperlink w:history="1" r:id="rIdkog_oblyd0iltqlh1so3r">
+            <w:hyperlink w:history="1" r:id="rIdiewq12bf9oy8jh2c4vsvg">
               <w:r>
                 <w:rPr>
                   <w:rFonts w:ascii="Arial" w:cs="Arial" w:eastAsia="Arial" w:hAnsi="Arial"/>
@@ -7687,7 +7687,7 @@
               <w:spacing w:after="10" w:before="0"/>
               <w:ind w:left="120"/>
             </w:pPr>
-            <w:hyperlink w:history="1" r:id="rIdttbzbtbqt2d6mgv09zh0d">
+            <w:hyperlink w:history="1" r:id="rIdcoctkx0pnjck-9ry3tprl">
               <w:r>
                 <w:rPr>
                   <w:rFonts w:ascii="Arial" w:cs="Arial" w:eastAsia="Arial" w:hAnsi="Arial"/>
@@ -7732,7 +7732,7 @@
             <w:pPr>
               <w:spacing w:after="20" w:before="0"/>
             </w:pPr>
-            <w:hyperlink w:history="1" r:id="rIdbyncy8adonau81w-i_wzt">
+            <w:hyperlink w:history="1" r:id="rIdnoilcnh-og9pjtxhwrojp">
               <w:r>
                 <w:rPr>
                   <w:rFonts w:ascii="Arial" w:cs="Arial" w:eastAsia="Arial" w:hAnsi="Arial"/>
@@ -7765,7 +7765,7 @@
               <w:spacing w:after="10" w:before="0"/>
               <w:ind w:left="120"/>
             </w:pPr>
-            <w:hyperlink w:history="1" r:id="rIdy23okjpmfbdoz5n4_ao5r">
+            <w:hyperlink w:history="1" r:id="rIddcnw44ie95yvnadjgaiqc">
               <w:r>
                 <w:rPr>
                   <w:rFonts w:ascii="Arial" w:cs="Arial" w:eastAsia="Arial" w:hAnsi="Arial"/>
@@ -9347,7 +9347,7 @@
             <w:pPr>
               <w:spacing w:after="20" w:before="0"/>
             </w:pPr>
-            <w:hyperlink w:history="1" r:id="rIda6nqeg8kx0i-gjgabfxel">
+            <w:hyperlink w:history="1" r:id="rIdpmieedl_xfvjc7omr0wmd">
               <w:r>
                 <w:rPr>
                   <w:rFonts w:ascii="Arial" w:cs="Arial" w:eastAsia="Arial" w:hAnsi="Arial"/>
@@ -9380,7 +9380,7 @@
               <w:spacing w:after="10" w:before="0"/>
               <w:ind w:left="120"/>
             </w:pPr>
-            <w:hyperlink w:history="1" r:id="rIduq4vjn_fwppqvu9ojp3tk">
+            <w:hyperlink w:history="1" r:id="rId6lc73mfv9cspuwl76nnsw">
               <w:r>
                 <w:rPr>
                   <w:rFonts w:ascii="Arial" w:cs="Arial" w:eastAsia="Arial" w:hAnsi="Arial"/>
@@ -9425,7 +9425,7 @@
             <w:pPr>
               <w:spacing w:after="20" w:before="0"/>
             </w:pPr>
-            <w:hyperlink w:history="1" r:id="rIdw_vbixxpa52r_ftcjdg8v">
+            <w:hyperlink w:history="1" r:id="rIda18bwvn22opguzqnsgsen">
               <w:r>
                 <w:rPr>
                   <w:rFonts w:ascii="Arial" w:cs="Arial" w:eastAsia="Arial" w:hAnsi="Arial"/>
@@ -9458,7 +9458,7 @@
               <w:spacing w:after="10" w:before="0"/>
               <w:ind w:left="120"/>
             </w:pPr>
-            <w:hyperlink w:history="1" r:id="rIdmiwtwgidrp7l9kroa0xxm">
+            <w:hyperlink w:history="1" r:id="rIdl4thdywswrbk29sh7dyi6">
               <w:r>
                 <w:rPr>
                   <w:rFonts w:ascii="Arial" w:cs="Arial" w:eastAsia="Arial" w:hAnsi="Arial"/>
@@ -9653,7 +9653,7 @@
             <w:pPr>
               <w:spacing w:after="20" w:before="0"/>
             </w:pPr>
-            <w:hyperlink w:history="1" r:id="rId6ly-narbwyiuqw6gc7fb1">
+            <w:hyperlink w:history="1" r:id="rIdnjkxut_srbe6ipniohwen">
               <w:r>
                 <w:rPr>
                   <w:rFonts w:ascii="Arial" w:cs="Arial" w:eastAsia="Arial" w:hAnsi="Arial"/>
@@ -9686,7 +9686,7 @@
               <w:spacing w:after="10" w:before="0"/>
               <w:ind w:left="120"/>
             </w:pPr>
-            <w:hyperlink w:history="1" r:id="rIdioxhfetsyxpzfh1idbugm">
+            <w:hyperlink w:history="1" r:id="rIdvwfom2fi6jeq8ulatqcdo">
               <w:r>
                 <w:rPr>
                   <w:rFonts w:ascii="Arial" w:cs="Arial" w:eastAsia="Arial" w:hAnsi="Arial"/>
@@ -9731,7 +9731,7 @@
             <w:pPr>
               <w:spacing w:after="20" w:before="0"/>
             </w:pPr>
-            <w:hyperlink w:history="1" r:id="rIdv5dyic6thgm_2l4gfmodv">
+            <w:hyperlink w:history="1" r:id="rIdrnqngpn_bc7ctclbbzwgx">
               <w:r>
                 <w:rPr>
                   <w:rFonts w:ascii="Arial" w:cs="Arial" w:eastAsia="Arial" w:hAnsi="Arial"/>
@@ -9764,7 +9764,7 @@
               <w:spacing w:after="10" w:before="0"/>
               <w:ind w:left="120"/>
             </w:pPr>
-            <w:hyperlink w:history="1" r:id="rId3rjr8a1iprwsj9lpwy7ey">
+            <w:hyperlink w:history="1" r:id="rIdvgwykxmwcthh6nu1zvmni">
               <w:r>
                 <w:rPr>
                   <w:rFonts w:ascii="Arial" w:cs="Arial" w:eastAsia="Arial" w:hAnsi="Arial"/>
@@ -9959,7 +9959,7 @@
             <w:pPr>
               <w:spacing w:after="20" w:before="0"/>
             </w:pPr>
-            <w:hyperlink w:history="1" r:id="rId0z-ureakvdtsd--nillj7">
+            <w:hyperlink w:history="1" r:id="rId-xuzl9ufzgwbo811tefbn">
               <w:r>
                 <w:rPr>
                   <w:rFonts w:ascii="Arial" w:cs="Arial" w:eastAsia="Arial" w:hAnsi="Arial"/>
@@ -9992,7 +9992,7 @@
               <w:spacing w:after="10" w:before="0"/>
               <w:ind w:left="120"/>
             </w:pPr>
-            <w:hyperlink w:history="1" r:id="rIdrc9mov3laycablbsvdj5o">
+            <w:hyperlink w:history="1" r:id="rIdropfcj-_aqd5otbvm4hdj">
               <w:r>
                 <w:rPr>
                   <w:rFonts w:ascii="Arial" w:cs="Arial" w:eastAsia="Arial" w:hAnsi="Arial"/>
@@ -10037,7 +10037,7 @@
             <w:pPr>
               <w:spacing w:after="20" w:before="0"/>
             </w:pPr>
-            <w:hyperlink w:history="1" r:id="rId-wdrfdrghf3rzv4wjgsku">
+            <w:hyperlink w:history="1" r:id="rIdkhqljnwjpcnrta3myqqg8">
               <w:r>
                 <w:rPr>
                   <w:rFonts w:ascii="Arial" w:cs="Arial" w:eastAsia="Arial" w:hAnsi="Arial"/>
@@ -10070,7 +10070,7 @@
               <w:spacing w:after="10" w:before="0"/>
               <w:ind w:left="120"/>
             </w:pPr>
-            <w:hyperlink w:history="1" r:id="rIdz-ijostev1mexikrr4g7n">
+            <w:hyperlink w:history="1" r:id="rIdms1hqmacpfuid_ljzhqz3">
               <w:r>
                 <w:rPr>
                   <w:rFonts w:ascii="Arial" w:cs="Arial" w:eastAsia="Arial" w:hAnsi="Arial"/>
@@ -10265,7 +10265,7 @@
             <w:pPr>
               <w:spacing w:after="20" w:before="0"/>
             </w:pPr>
-            <w:hyperlink w:history="1" r:id="rIdea7g4fc08-f1_qqd5k1l9">
+            <w:hyperlink w:history="1" r:id="rIdnj1irss5twlunw10mr1g1">
               <w:r>
                 <w:rPr>
                   <w:rFonts w:ascii="Arial" w:cs="Arial" w:eastAsia="Arial" w:hAnsi="Arial"/>
@@ -10298,7 +10298,7 @@
               <w:spacing w:after="10" w:before="0"/>
               <w:ind w:left="120"/>
             </w:pPr>
-            <w:hyperlink w:history="1" r:id="rIdqpnmmwvaooy1rxmneca2i">
+            <w:hyperlink w:history="1" r:id="rIdckqcdr_-1xgedzp8f4xbz">
               <w:r>
                 <w:rPr>
                   <w:rFonts w:ascii="Arial" w:cs="Arial" w:eastAsia="Arial" w:hAnsi="Arial"/>
@@ -10343,7 +10343,7 @@
             <w:pPr>
               <w:spacing w:after="20" w:before="0"/>
             </w:pPr>
-            <w:hyperlink w:history="1" r:id="rIdvw34m5vpwz3fucgpmsksi">
+            <w:hyperlink w:history="1" r:id="rIdrwpenbilzvsltt6qid167">
               <w:r>
                 <w:rPr>
                   <w:rFonts w:ascii="Arial" w:cs="Arial" w:eastAsia="Arial" w:hAnsi="Arial"/>
@@ -10376,7 +10376,7 @@
               <w:spacing w:after="10" w:before="0"/>
               <w:ind w:left="120"/>
             </w:pPr>
-            <w:hyperlink w:history="1" r:id="rId1hukok_lkskaz0rpxoo8n">
+            <w:hyperlink w:history="1" r:id="rIdkfwpjp607e6jwb7rl9kuk">
               <w:r>
                 <w:rPr>
                   <w:rFonts w:ascii="Arial" w:cs="Arial" w:eastAsia="Arial" w:hAnsi="Arial"/>
@@ -10571,7 +10571,7 @@
             <w:pPr>
               <w:spacing w:after="20" w:before="0"/>
             </w:pPr>
-            <w:hyperlink w:history="1" r:id="rIdpgc8qo3jiy7bhfutupm4q">
+            <w:hyperlink w:history="1" r:id="rIdmjgv8pk1gorem2m_tlhtt">
               <w:r>
                 <w:rPr>
                   <w:rFonts w:ascii="Arial" w:cs="Arial" w:eastAsia="Arial" w:hAnsi="Arial"/>
@@ -10604,7 +10604,7 @@
               <w:spacing w:after="10" w:before="0"/>
               <w:ind w:left="120"/>
             </w:pPr>
-            <w:hyperlink w:history="1" r:id="rIdtfrz7hyo_5-dztxbybbuy">
+            <w:hyperlink w:history="1" r:id="rId3c1swhtt4stoeffgwya35">
               <w:r>
                 <w:rPr>
                   <w:rFonts w:ascii="Arial" w:cs="Arial" w:eastAsia="Arial" w:hAnsi="Arial"/>
@@ -10649,7 +10649,7 @@
             <w:pPr>
               <w:spacing w:after="20" w:before="0"/>
             </w:pPr>
-            <w:hyperlink w:history="1" r:id="rId3n__yoktb92xs-pzd9fzz">
+            <w:hyperlink w:history="1" r:id="rIdeke_ovwpfi-89fuefzrfy">
               <w:r>
                 <w:rPr>
                   <w:rFonts w:ascii="Arial" w:cs="Arial" w:eastAsia="Arial" w:hAnsi="Arial"/>
@@ -10682,7 +10682,7 @@
               <w:spacing w:after="10" w:before="0"/>
               <w:ind w:left="120"/>
             </w:pPr>
-            <w:hyperlink w:history="1" r:id="rIdgf8_ro3rtx_jbiph9zkoc">
+            <w:hyperlink w:history="1" r:id="rIdfrfmlr9up5-hvmv4mufmj">
               <w:r>
                 <w:rPr>
                   <w:rFonts w:ascii="Arial" w:cs="Arial" w:eastAsia="Arial" w:hAnsi="Arial"/>
@@ -12283,7 +12283,7 @@
             <w:pPr>
               <w:spacing w:after="20" w:before="0"/>
             </w:pPr>
-            <w:hyperlink w:history="1" r:id="rIdmzrfhfq4dklw36ydltccm">
+            <w:hyperlink w:history="1" r:id="rIdrnljifflmrrdgv-qkjq8m">
               <w:r>
                 <w:rPr>
                   <w:rFonts w:ascii="Arial" w:cs="Arial" w:eastAsia="Arial" w:hAnsi="Arial"/>
@@ -12316,7 +12316,7 @@
               <w:spacing w:after="10" w:before="0"/>
               <w:ind w:left="120"/>
             </w:pPr>
-            <w:hyperlink w:history="1" r:id="rIdfkpr7q9nky2iemozgmopd">
+            <w:hyperlink w:history="1" r:id="rIdubxfvdu4xcmvgf4npngst">
               <w:r>
                 <w:rPr>
                   <w:rFonts w:ascii="Arial" w:cs="Arial" w:eastAsia="Arial" w:hAnsi="Arial"/>
@@ -12361,7 +12361,7 @@
             <w:pPr>
               <w:spacing w:after="20" w:before="0"/>
             </w:pPr>
-            <w:hyperlink w:history="1" r:id="rIdzxvaczki1y-vtv4mbmeva">
+            <w:hyperlink w:history="1" r:id="rId6yv-zjqsuikd5gnz0dpuc">
               <w:r>
                 <w:rPr>
                   <w:rFonts w:ascii="Arial" w:cs="Arial" w:eastAsia="Arial" w:hAnsi="Arial"/>
@@ -12394,7 +12394,7 @@
               <w:spacing w:after="10" w:before="0"/>
               <w:ind w:left="120"/>
             </w:pPr>
-            <w:hyperlink w:history="1" r:id="rId8igs7rdrzszpnkibois1h">
+            <w:hyperlink w:history="1" r:id="rId7hccnif7nvoflkyhsyyjz">
               <w:r>
                 <w:rPr>
                   <w:rFonts w:ascii="Arial" w:cs="Arial" w:eastAsia="Arial" w:hAnsi="Arial"/>
@@ -12589,7 +12589,7 @@
             <w:pPr>
               <w:spacing w:after="20" w:before="0"/>
             </w:pPr>
-            <w:hyperlink w:history="1" r:id="rIdqqkkbzch9aernbobwcv8u">
+            <w:hyperlink w:history="1" r:id="rIdwnujz39aqo4vubv3utlnw">
               <w:r>
                 <w:rPr>
                   <w:rFonts w:ascii="Arial" w:cs="Arial" w:eastAsia="Arial" w:hAnsi="Arial"/>
@@ -12622,7 +12622,7 @@
               <w:spacing w:after="10" w:before="0"/>
               <w:ind w:left="120"/>
             </w:pPr>
-            <w:hyperlink w:history="1" r:id="rId0pgztbweo8p0tg2hnck9a">
+            <w:hyperlink w:history="1" r:id="rIdiivs1ygu0ncthhwnnrbl5">
               <w:r>
                 <w:rPr>
                   <w:rFonts w:ascii="Arial" w:cs="Arial" w:eastAsia="Arial" w:hAnsi="Arial"/>
@@ -12667,7 +12667,7 @@
             <w:pPr>
               <w:spacing w:after="20" w:before="0"/>
             </w:pPr>
-            <w:hyperlink w:history="1" r:id="rIdbfl2txzt_ctfsqmf3uqdw">
+            <w:hyperlink w:history="1" r:id="rIdk9mf8m5egbw-rruzzg7zy">
               <w:r>
                 <w:rPr>
                   <w:rFonts w:ascii="Arial" w:cs="Arial" w:eastAsia="Arial" w:hAnsi="Arial"/>
@@ -12700,7 +12700,7 @@
               <w:spacing w:after="10" w:before="0"/>
               <w:ind w:left="120"/>
             </w:pPr>
-            <w:hyperlink w:history="1" r:id="rId0pjduhevg64zogyln05ln">
+            <w:hyperlink w:history="1" r:id="rId3z8he1jug1w9d9taon7og">
               <w:r>
                 <w:rPr>
                   <w:rFonts w:ascii="Arial" w:cs="Arial" w:eastAsia="Arial" w:hAnsi="Arial"/>
@@ -12895,7 +12895,7 @@
             <w:pPr>
               <w:spacing w:after="20" w:before="0"/>
             </w:pPr>
-            <w:hyperlink w:history="1" r:id="rIdms3guvm_zk9hmw0ehrjv1">
+            <w:hyperlink w:history="1" r:id="rIds9ps7jygfh1dpjsj_f9fq">
               <w:r>
                 <w:rPr>
                   <w:rFonts w:ascii="Arial" w:cs="Arial" w:eastAsia="Arial" w:hAnsi="Arial"/>
@@ -12928,7 +12928,7 @@
               <w:spacing w:after="10" w:before="0"/>
               <w:ind w:left="120"/>
             </w:pPr>
-            <w:hyperlink w:history="1" r:id="rIdph5abq-d2qhfb3madg85n">
+            <w:hyperlink w:history="1" r:id="rIdhuza_jttmfnr0fhk1k0of">
               <w:r>
                 <w:rPr>
                   <w:rFonts w:ascii="Arial" w:cs="Arial" w:eastAsia="Arial" w:hAnsi="Arial"/>
@@ -12973,7 +12973,7 @@
             <w:pPr>
               <w:spacing w:after="20" w:before="0"/>
             </w:pPr>
-            <w:hyperlink w:history="1" r:id="rIdlylhymgd88ve8kph-mdka">
+            <w:hyperlink w:history="1" r:id="rIdeg53pfzua30ba-caoony-">
               <w:r>
                 <w:rPr>
                   <w:rFonts w:ascii="Arial" w:cs="Arial" w:eastAsia="Arial" w:hAnsi="Arial"/>
@@ -13006,7 +13006,7 @@
               <w:spacing w:after="10" w:before="0"/>
               <w:ind w:left="120"/>
             </w:pPr>
-            <w:hyperlink w:history="1" r:id="rIdsn2mmjsygksf3ydzw0ryd">
+            <w:hyperlink w:history="1" r:id="rId9-4082sjnzkyknj59f2bi">
               <w:r>
                 <w:rPr>
                   <w:rFonts w:ascii="Arial" w:cs="Arial" w:eastAsia="Arial" w:hAnsi="Arial"/>
@@ -13201,7 +13201,7 @@
             <w:pPr>
               <w:spacing w:after="20" w:before="0"/>
             </w:pPr>
-            <w:hyperlink w:history="1" r:id="rIdwekvdoa8d9aesyfuo21gl">
+            <w:hyperlink w:history="1" r:id="rIdo-bx-tgunvjt0ianbwgnp">
               <w:r>
                 <w:rPr>
                   <w:rFonts w:ascii="Arial" w:cs="Arial" w:eastAsia="Arial" w:hAnsi="Arial"/>
@@ -13234,7 +13234,7 @@
               <w:spacing w:after="10" w:before="0"/>
               <w:ind w:left="120"/>
             </w:pPr>
-            <w:hyperlink w:history="1" r:id="rIdv6wps55mxc3irpz7wh0tj">
+            <w:hyperlink w:history="1" r:id="rIdfsxm5y-z1nipr8sml9sci">
               <w:r>
                 <w:rPr>
                   <w:rFonts w:ascii="Arial" w:cs="Arial" w:eastAsia="Arial" w:hAnsi="Arial"/>
@@ -13279,7 +13279,7 @@
             <w:pPr>
               <w:spacing w:after="20" w:before="0"/>
             </w:pPr>
-            <w:hyperlink w:history="1" r:id="rIdb134yrxnmoorcctbp46zl">
+            <w:hyperlink w:history="1" r:id="rIdum_clniean-yqm70dg4yy">
               <w:r>
                 <w:rPr>
                   <w:rFonts w:ascii="Arial" w:cs="Arial" w:eastAsia="Arial" w:hAnsi="Arial"/>
@@ -13312,7 +13312,7 @@
               <w:spacing w:after="10" w:before="0"/>
               <w:ind w:left="120"/>
             </w:pPr>
-            <w:hyperlink w:history="1" r:id="rId8te2w4zibgra0_s9enykk">
+            <w:hyperlink w:history="1" r:id="rIdyvrcqqcsigo68_tczbydw">
               <w:r>
                 <w:rPr>
                   <w:rFonts w:ascii="Arial" w:cs="Arial" w:eastAsia="Arial" w:hAnsi="Arial"/>
@@ -13507,7 +13507,7 @@
             <w:pPr>
               <w:spacing w:after="20" w:before="0"/>
             </w:pPr>
-            <w:hyperlink w:history="1" r:id="rIdqare3uqsa8s9sqxiae2qy">
+            <w:hyperlink w:history="1" r:id="rIdqm6l2riydsyhwmjmgzbym">
               <w:r>
                 <w:rPr>
                   <w:rFonts w:ascii="Arial" w:cs="Arial" w:eastAsia="Arial" w:hAnsi="Arial"/>
@@ -13540,7 +13540,7 @@
               <w:spacing w:after="10" w:before="0"/>
               <w:ind w:left="120"/>
             </w:pPr>
-            <w:hyperlink w:history="1" r:id="rIdtfljmey4kxjxjsmosyd_l">
+            <w:hyperlink w:history="1" r:id="rIdksdi_xxplpuq5qllp4uph">
               <w:r>
                 <w:rPr>
                   <w:rFonts w:ascii="Arial" w:cs="Arial" w:eastAsia="Arial" w:hAnsi="Arial"/>
@@ -13585,7 +13585,7 @@
             <w:pPr>
               <w:spacing w:after="20" w:before="0"/>
             </w:pPr>
-            <w:hyperlink w:history="1" r:id="rIdwoiditsllxux7hzyv2efp">
+            <w:hyperlink w:history="1" r:id="rIdst-ld7bmmprefuv6n3bzq">
               <w:r>
                 <w:rPr>
                   <w:rFonts w:ascii="Arial" w:cs="Arial" w:eastAsia="Arial" w:hAnsi="Arial"/>
@@ -13618,7 +13618,7 @@
               <w:spacing w:after="10" w:before="0"/>
               <w:ind w:left="120"/>
             </w:pPr>
-            <w:hyperlink w:history="1" r:id="rIdoin42hz_akuuxxfuv6v7z">
+            <w:hyperlink w:history="1" r:id="rId991yrmalvvrfn8orhgqxe">
               <w:r>
                 <w:rPr>
                   <w:rFonts w:ascii="Arial" w:cs="Arial" w:eastAsia="Arial" w:hAnsi="Arial"/>
@@ -15105,7 +15105,7 @@
             <w:pPr>
               <w:spacing w:after="20" w:before="0"/>
             </w:pPr>
-            <w:hyperlink w:history="1" r:id="rIdr5iwarsegbgsn95zfk8nd">
+            <w:hyperlink w:history="1" r:id="rIdv8k2iugnufaav-vpmbyv3">
               <w:r>
                 <w:rPr>
                   <w:rFonts w:ascii="Arial" w:cs="Arial" w:eastAsia="Arial" w:hAnsi="Arial"/>
@@ -15138,7 +15138,7 @@
               <w:spacing w:after="10" w:before="0"/>
               <w:ind w:left="120"/>
             </w:pPr>
-            <w:hyperlink w:history="1" r:id="rIdcht2agvag7qjtxayfzeqh">
+            <w:hyperlink w:history="1" r:id="rIdxug2yw7w6x_jqx5-gj28k">
               <w:r>
                 <w:rPr>
                   <w:rFonts w:ascii="Arial" w:cs="Arial" w:eastAsia="Arial" w:hAnsi="Arial"/>
@@ -15183,7 +15183,7 @@
             <w:pPr>
               <w:spacing w:after="20" w:before="0"/>
             </w:pPr>
-            <w:hyperlink w:history="1" r:id="rIdurnrmmuwmj9ie8o8nfez3">
+            <w:hyperlink w:history="1" r:id="rIdzd9fyke3ib6l6jy0qyy1f">
               <w:r>
                 <w:rPr>
                   <w:rFonts w:ascii="Arial" w:cs="Arial" w:eastAsia="Arial" w:hAnsi="Arial"/>
@@ -15216,7 +15216,7 @@
               <w:spacing w:after="10" w:before="0"/>
               <w:ind w:left="120"/>
             </w:pPr>
-            <w:hyperlink w:history="1" r:id="rId9hckzeli50rkxnpisxr-1">
+            <w:hyperlink w:history="1" r:id="rIdd_hbmvoprmchymqaewcyq">
               <w:r>
                 <w:rPr>
                   <w:rFonts w:ascii="Arial" w:cs="Arial" w:eastAsia="Arial" w:hAnsi="Arial"/>
@@ -15411,7 +15411,7 @@
             <w:pPr>
               <w:spacing w:after="20" w:before="0"/>
             </w:pPr>
-            <w:hyperlink w:history="1" r:id="rIdrrqnhwdj6ib-bf5mkb4qz">
+            <w:hyperlink w:history="1" r:id="rId8cn8xdft4bazn4_xwq6yy">
               <w:r>
                 <w:rPr>
                   <w:rFonts w:ascii="Arial" w:cs="Arial" w:eastAsia="Arial" w:hAnsi="Arial"/>
@@ -15444,7 +15444,7 @@
               <w:spacing w:after="10" w:before="0"/>
               <w:ind w:left="120"/>
             </w:pPr>
-            <w:hyperlink w:history="1" r:id="rIdm_zfwtdzw8ykrshku1osa">
+            <w:hyperlink w:history="1" r:id="rIdxmmvjbp8ukkqk4jqqor1z">
               <w:r>
                 <w:rPr>
                   <w:rFonts w:ascii="Arial" w:cs="Arial" w:eastAsia="Arial" w:hAnsi="Arial"/>
@@ -15489,7 +15489,7 @@
             <w:pPr>
               <w:spacing w:after="20" w:before="0"/>
             </w:pPr>
-            <w:hyperlink w:history="1" r:id="rIdbxmzwx-ucxztsfxwok8bq">
+            <w:hyperlink w:history="1" r:id="rId6ggxtdua_8hkxpvnhiess">
               <w:r>
                 <w:rPr>
                   <w:rFonts w:ascii="Arial" w:cs="Arial" w:eastAsia="Arial" w:hAnsi="Arial"/>
@@ -15522,7 +15522,7 @@
               <w:spacing w:after="10" w:before="0"/>
               <w:ind w:left="120"/>
             </w:pPr>
-            <w:hyperlink w:history="1" r:id="rIdfvptoem7dvtlbx_xd-d_f">
+            <w:hyperlink w:history="1" r:id="rIdi1gnc2ucocvlwmiceuyva">
               <w:r>
                 <w:rPr>
                   <w:rFonts w:ascii="Arial" w:cs="Arial" w:eastAsia="Arial" w:hAnsi="Arial"/>
@@ -15717,7 +15717,7 @@
             <w:pPr>
               <w:spacing w:after="20" w:before="0"/>
             </w:pPr>
-            <w:hyperlink w:history="1" r:id="rId3_pxe0rog7gw99wni4cjo">
+            <w:hyperlink w:history="1" r:id="rIdhpuqx8mozvq8gfhvthgvv">
               <w:r>
                 <w:rPr>
                   <w:rFonts w:ascii="Arial" w:cs="Arial" w:eastAsia="Arial" w:hAnsi="Arial"/>
@@ -15750,7 +15750,7 @@
               <w:spacing w:after="10" w:before="0"/>
               <w:ind w:left="120"/>
             </w:pPr>
-            <w:hyperlink w:history="1" r:id="rIdox2mzbipeltzryykkqhq_">
+            <w:hyperlink w:history="1" r:id="rIdrbvbygcxkr5quipkgrfml">
               <w:r>
                 <w:rPr>
                   <w:rFonts w:ascii="Arial" w:cs="Arial" w:eastAsia="Arial" w:hAnsi="Arial"/>
@@ -15795,7 +15795,7 @@
             <w:pPr>
               <w:spacing w:after="20" w:before="0"/>
             </w:pPr>
-            <w:hyperlink w:history="1" r:id="rId9_jve8w9o6lqqcmhccqxy">
+            <w:hyperlink w:history="1" r:id="rId3djpd5aliejirk8qcm98h">
               <w:r>
                 <w:rPr>
                   <w:rFonts w:ascii="Arial" w:cs="Arial" w:eastAsia="Arial" w:hAnsi="Arial"/>
@@ -15828,7 +15828,7 @@
               <w:spacing w:after="10" w:before="0"/>
               <w:ind w:left="120"/>
             </w:pPr>
-            <w:hyperlink w:history="1" r:id="rId5hctksr4nbwyzpjse44q5">
+            <w:hyperlink w:history="1" r:id="rIdntovcofp3pqmmj3xhw4nw">
               <w:r>
                 <w:rPr>
                   <w:rFonts w:ascii="Arial" w:cs="Arial" w:eastAsia="Arial" w:hAnsi="Arial"/>
@@ -16023,7 +16023,7 @@
             <w:pPr>
               <w:spacing w:after="20" w:before="0"/>
             </w:pPr>
-            <w:hyperlink w:history="1" r:id="rIdn-_ph2k1qm1lxuhhlfarz">
+            <w:hyperlink w:history="1" r:id="rId2zkpb55al_hlhhp8nmvj5">
               <w:r>
                 <w:rPr>
                   <w:rFonts w:ascii="Arial" w:cs="Arial" w:eastAsia="Arial" w:hAnsi="Arial"/>
@@ -16056,7 +16056,7 @@
               <w:spacing w:after="10" w:before="0"/>
               <w:ind w:left="120"/>
             </w:pPr>
-            <w:hyperlink w:history="1" r:id="rIdqs6htf5lkehulndwk_bzm">
+            <w:hyperlink w:history="1" r:id="rIdnmzdrvzaiifuxziz3mgqu">
               <w:r>
                 <w:rPr>
                   <w:rFonts w:ascii="Arial" w:cs="Arial" w:eastAsia="Arial" w:hAnsi="Arial"/>
@@ -16101,7 +16101,7 @@
             <w:pPr>
               <w:spacing w:after="20" w:before="0"/>
             </w:pPr>
-            <w:hyperlink w:history="1" r:id="rIdbzqihigjr0xs3krnzshbx">
+            <w:hyperlink w:history="1" r:id="rIdpofwtkr_5hb-rtlbcgkog">
               <w:r>
                 <w:rPr>
                   <w:rFonts w:ascii="Arial" w:cs="Arial" w:eastAsia="Arial" w:hAnsi="Arial"/>
@@ -16134,7 +16134,7 @@
               <w:spacing w:after="10" w:before="0"/>
               <w:ind w:left="120"/>
             </w:pPr>
-            <w:hyperlink w:history="1" r:id="rIdummq4xga0dz7z_t1fozqd">
+            <w:hyperlink w:history="1" r:id="rIdibkfjeye2et0lckkfalrp">
               <w:r>
                 <w:rPr>
                   <w:rFonts w:ascii="Arial" w:cs="Arial" w:eastAsia="Arial" w:hAnsi="Arial"/>
@@ -16329,7 +16329,7 @@
             <w:pPr>
               <w:spacing w:after="20" w:before="0"/>
             </w:pPr>
-            <w:hyperlink w:history="1" r:id="rId03tzxjgf_c3yugai5lmpk">
+            <w:hyperlink w:history="1" r:id="rIdibm_73cnmejdbkteaiqb3">
               <w:r>
                 <w:rPr>
                   <w:rFonts w:ascii="Arial" w:cs="Arial" w:eastAsia="Arial" w:hAnsi="Arial"/>
@@ -16362,7 +16362,7 @@
               <w:spacing w:after="10" w:before="0"/>
               <w:ind w:left="120"/>
             </w:pPr>
-            <w:hyperlink w:history="1" r:id="rIdxemyzdxibmuik46vzazdn">
+            <w:hyperlink w:history="1" r:id="rIdi7d032t1xrvbwdzzl1lb3">
               <w:r>
                 <w:rPr>
                   <w:rFonts w:ascii="Arial" w:cs="Arial" w:eastAsia="Arial" w:hAnsi="Arial"/>
@@ -16407,7 +16407,7 @@
             <w:pPr>
               <w:spacing w:after="20" w:before="0"/>
             </w:pPr>
-            <w:hyperlink w:history="1" r:id="rId0b0jzqiaslnr99gaklhcd">
+            <w:hyperlink w:history="1" r:id="rIdigxu7tq5hvedzezhkj1d1">
               <w:r>
                 <w:rPr>
                   <w:rFonts w:ascii="Arial" w:cs="Arial" w:eastAsia="Arial" w:hAnsi="Arial"/>
@@ -16440,7 +16440,7 @@
               <w:spacing w:after="10" w:before="0"/>
               <w:ind w:left="120"/>
             </w:pPr>
-            <w:hyperlink w:history="1" r:id="rIdesspcapaopgzgsbloktid">
+            <w:hyperlink w:history="1" r:id="rIdmtumcciee7qugxvrcqhpi">
               <w:r>
                 <w:rPr>
                   <w:rFonts w:ascii="Arial" w:cs="Arial" w:eastAsia="Arial" w:hAnsi="Arial"/>
@@ -17927,7 +17927,7 @@
             <w:pPr>
               <w:spacing w:after="20" w:before="0"/>
             </w:pPr>
-            <w:hyperlink w:history="1" r:id="rId2c2nswshpdjpnt0nimejy">
+            <w:hyperlink w:history="1" r:id="rIddk_llbcyk03glxxfaim4s">
               <w:r>
                 <w:rPr>
                   <w:rFonts w:ascii="Arial" w:cs="Arial" w:eastAsia="Arial" w:hAnsi="Arial"/>
@@ -17960,7 +17960,7 @@
               <w:spacing w:after="10" w:before="0"/>
               <w:ind w:left="120"/>
             </w:pPr>
-            <w:hyperlink w:history="1" r:id="rIdmowvgt7w1ncgpjkixlvkz">
+            <w:hyperlink w:history="1" r:id="rIdfr2wgufn8g_yzdkfwcn5r">
               <w:r>
                 <w:rPr>
                   <w:rFonts w:ascii="Arial" w:cs="Arial" w:eastAsia="Arial" w:hAnsi="Arial"/>
@@ -18005,7 +18005,7 @@
             <w:pPr>
               <w:spacing w:after="20" w:before="0"/>
             </w:pPr>
-            <w:hyperlink w:history="1" r:id="rIdgg1cph3nfpbxvclsvhye6">
+            <w:hyperlink w:history="1" r:id="rIdpzah_2w3bpeo264em2ya7">
               <w:r>
                 <w:rPr>
                   <w:rFonts w:ascii="Arial" w:cs="Arial" w:eastAsia="Arial" w:hAnsi="Arial"/>
@@ -18038,7 +18038,7 @@
               <w:spacing w:after="10" w:before="0"/>
               <w:ind w:left="120"/>
             </w:pPr>
-            <w:hyperlink w:history="1" r:id="rIdn9zb3dvwan4aemqkkfk4q">
+            <w:hyperlink w:history="1" r:id="rIdaxujtzhz4hyqzipngdlcg">
               <w:r>
                 <w:rPr>
                   <w:rFonts w:ascii="Arial" w:cs="Arial" w:eastAsia="Arial" w:hAnsi="Arial"/>
@@ -18233,7 +18233,7 @@
             <w:pPr>
               <w:spacing w:after="20" w:before="0"/>
             </w:pPr>
-            <w:hyperlink w:history="1" r:id="rIdpjfcirurwil6jfdch0bll">
+            <w:hyperlink w:history="1" r:id="rId8toyta42izulbixhi3asu">
               <w:r>
                 <w:rPr>
                   <w:rFonts w:ascii="Arial" w:cs="Arial" w:eastAsia="Arial" w:hAnsi="Arial"/>
@@ -18266,7 +18266,7 @@
               <w:spacing w:after="10" w:before="0"/>
               <w:ind w:left="120"/>
             </w:pPr>
-            <w:hyperlink w:history="1" r:id="rIdvxntupc_yeuqpflbbmssy">
+            <w:hyperlink w:history="1" r:id="rIdcpbnna3n_97_gyrjkqu5u">
               <w:r>
                 <w:rPr>
                   <w:rFonts w:ascii="Arial" w:cs="Arial" w:eastAsia="Arial" w:hAnsi="Arial"/>
@@ -18311,7 +18311,7 @@
             <w:pPr>
               <w:spacing w:after="20" w:before="0"/>
             </w:pPr>
-            <w:hyperlink w:history="1" r:id="rIdpnlwrtqtlup7uim1h3nvz">
+            <w:hyperlink w:history="1" r:id="rIdcusxb8egmcutek1cfhufj">
               <w:r>
                 <w:rPr>
                   <w:rFonts w:ascii="Arial" w:cs="Arial" w:eastAsia="Arial" w:hAnsi="Arial"/>
@@ -18344,7 +18344,7 @@
               <w:spacing w:after="10" w:before="0"/>
               <w:ind w:left="120"/>
             </w:pPr>
-            <w:hyperlink w:history="1" r:id="rId9jakxmbpxv8vux5etqrjd">
+            <w:hyperlink w:history="1" r:id="rId5po5in2nnwqwvebdokxvq">
               <w:r>
                 <w:rPr>
                   <w:rFonts w:ascii="Arial" w:cs="Arial" w:eastAsia="Arial" w:hAnsi="Arial"/>
@@ -18539,7 +18539,7 @@
             <w:pPr>
               <w:spacing w:after="20" w:before="0"/>
             </w:pPr>
-            <w:hyperlink w:history="1" r:id="rId7iu1hs1vovvgg51olwf3x">
+            <w:hyperlink w:history="1" r:id="rId5nsopqks97kusjmtmjoty">
               <w:r>
                 <w:rPr>
                   <w:rFonts w:ascii="Arial" w:cs="Arial" w:eastAsia="Arial" w:hAnsi="Arial"/>
@@ -18572,7 +18572,7 @@
               <w:spacing w:after="10" w:before="0"/>
               <w:ind w:left="120"/>
             </w:pPr>
-            <w:hyperlink w:history="1" r:id="rIdy01nfdr5prcp_dcbcuhey">
+            <w:hyperlink w:history="1" r:id="rId58ei3r8yf5clnf9v9qqq4">
               <w:r>
                 <w:rPr>
                   <w:rFonts w:ascii="Arial" w:cs="Arial" w:eastAsia="Arial" w:hAnsi="Arial"/>
@@ -18617,7 +18617,7 @@
             <w:pPr>
               <w:spacing w:after="20" w:before="0"/>
             </w:pPr>
-            <w:hyperlink w:history="1" r:id="rIdyfqpscmcmcz0zhemrx7tn">
+            <w:hyperlink w:history="1" r:id="rId72we6l1ssk37eaesxo74d">
               <w:r>
                 <w:rPr>
                   <w:rFonts w:ascii="Arial" w:cs="Arial" w:eastAsia="Arial" w:hAnsi="Arial"/>
@@ -18650,7 +18650,7 @@
               <w:spacing w:after="10" w:before="0"/>
               <w:ind w:left="120"/>
             </w:pPr>
-            <w:hyperlink w:history="1" r:id="rIdohbo85yorwa_zjv0hy7ja">
+            <w:hyperlink w:history="1" r:id="rId96lvin2k_ntkxlueiyghe">
               <w:r>
                 <w:rPr>
                   <w:rFonts w:ascii="Arial" w:cs="Arial" w:eastAsia="Arial" w:hAnsi="Arial"/>
@@ -18845,7 +18845,7 @@
             <w:pPr>
               <w:spacing w:after="20" w:before="0"/>
             </w:pPr>
-            <w:hyperlink w:history="1" r:id="rId_uduqx8spvuamo9n6upuh">
+            <w:hyperlink w:history="1" r:id="rIduty2cn6ivnsubxr0woccp">
               <w:r>
                 <w:rPr>
                   <w:rFonts w:ascii="Arial" w:cs="Arial" w:eastAsia="Arial" w:hAnsi="Arial"/>
@@ -18878,7 +18878,7 @@
               <w:spacing w:after="10" w:before="0"/>
               <w:ind w:left="120"/>
             </w:pPr>
-            <w:hyperlink w:history="1" r:id="rId0cizj_0gokii4tfolbjwi">
+            <w:hyperlink w:history="1" r:id="rIdcyz3fetjfxfwmywhyaeu0">
               <w:r>
                 <w:rPr>
                   <w:rFonts w:ascii="Arial" w:cs="Arial" w:eastAsia="Arial" w:hAnsi="Arial"/>
@@ -18923,7 +18923,7 @@
             <w:pPr>
               <w:spacing w:after="20" w:before="0"/>
             </w:pPr>
-            <w:hyperlink w:history="1" r:id="rIdjyn34kbrmrtq1tx8hsgz_">
+            <w:hyperlink w:history="1" r:id="rId1ldfd41mc_livjsi3gbk5">
               <w:r>
                 <w:rPr>
                   <w:rFonts w:ascii="Arial" w:cs="Arial" w:eastAsia="Arial" w:hAnsi="Arial"/>
@@ -18956,7 +18956,7 @@
               <w:spacing w:after="10" w:before="0"/>
               <w:ind w:left="120"/>
             </w:pPr>
-            <w:hyperlink w:history="1" r:id="rIdtpnwclejy9vc5kflldbln">
+            <w:hyperlink w:history="1" r:id="rIdhtv6nmv0vmcf5-dxzxzmy">
               <w:r>
                 <w:rPr>
                   <w:rFonts w:ascii="Arial" w:cs="Arial" w:eastAsia="Arial" w:hAnsi="Arial"/>
@@ -19151,7 +19151,7 @@
             <w:pPr>
               <w:spacing w:after="20" w:before="0"/>
             </w:pPr>
-            <w:hyperlink w:history="1" r:id="rIdirdsn3frvlxbpo9uo_ehf">
+            <w:hyperlink w:history="1" r:id="rIdshtxyaox3o2vxhdahtzme">
               <w:r>
                 <w:rPr>
                   <w:rFonts w:ascii="Arial" w:cs="Arial" w:eastAsia="Arial" w:hAnsi="Arial"/>
@@ -19184,7 +19184,7 @@
               <w:spacing w:after="10" w:before="0"/>
               <w:ind w:left="120"/>
             </w:pPr>
-            <w:hyperlink w:history="1" r:id="rIdye_ufhn9xxu85id_xm0ia">
+            <w:hyperlink w:history="1" r:id="rIdqioexsnvdfgs3nntkofmw">
               <w:r>
                 <w:rPr>
                   <w:rFonts w:ascii="Arial" w:cs="Arial" w:eastAsia="Arial" w:hAnsi="Arial"/>
@@ -19229,7 +19229,7 @@
             <w:pPr>
               <w:spacing w:after="20" w:before="0"/>
             </w:pPr>
-            <w:hyperlink w:history="1" r:id="rIdkxkvo0w0q-zyqijqt-4aq">
+            <w:hyperlink w:history="1" r:id="rIdth5usy6qaf6s75ivyo6ld">
               <w:r>
                 <w:rPr>
                   <w:rFonts w:ascii="Arial" w:cs="Arial" w:eastAsia="Arial" w:hAnsi="Arial"/>
@@ -19262,7 +19262,7 @@
               <w:spacing w:after="10" w:before="0"/>
               <w:ind w:left="120"/>
             </w:pPr>
-            <w:hyperlink w:history="1" r:id="rIdqwuxprmp-hdeqlgekntg7">
+            <w:hyperlink w:history="1" r:id="rIdxlonojvtjtjpddji6-xt-">
               <w:r>
                 <w:rPr>
                   <w:rFonts w:ascii="Arial" w:cs="Arial" w:eastAsia="Arial" w:hAnsi="Arial"/>
@@ -20749,7 +20749,7 @@
             <w:pPr>
               <w:spacing w:after="20" w:before="0"/>
             </w:pPr>
-            <w:hyperlink w:history="1" r:id="rIdi8mlqxpaff0hb8yk3y2il">
+            <w:hyperlink w:history="1" r:id="rIdhurzm7f_osqlddumvxahq">
               <w:r>
                 <w:rPr>
                   <w:rFonts w:ascii="Arial" w:cs="Arial" w:eastAsia="Arial" w:hAnsi="Arial"/>
@@ -20782,7 +20782,7 @@
               <w:spacing w:after="10" w:before="0"/>
               <w:ind w:left="120"/>
             </w:pPr>
-            <w:hyperlink w:history="1" r:id="rId6irrmdn8qncn8vkeegndo">
+            <w:hyperlink w:history="1" r:id="rId7dqc1re23vxmw-3pzjflh">
               <w:r>
                 <w:rPr>
                   <w:rFonts w:ascii="Arial" w:cs="Arial" w:eastAsia="Arial" w:hAnsi="Arial"/>
@@ -20827,7 +20827,7 @@
             <w:pPr>
               <w:spacing w:after="20" w:before="0"/>
             </w:pPr>
-            <w:hyperlink w:history="1" r:id="rIdd1fnf6aqsy8xbezral3nq">
+            <w:hyperlink w:history="1" r:id="rId2xiv_mqvoc1p0wgvpu_hd">
               <w:r>
                 <w:rPr>
                   <w:rFonts w:ascii="Arial" w:cs="Arial" w:eastAsia="Arial" w:hAnsi="Arial"/>
@@ -20860,7 +20860,7 @@
               <w:spacing w:after="10" w:before="0"/>
               <w:ind w:left="120"/>
             </w:pPr>
-            <w:hyperlink w:history="1" r:id="rIdakaka8yfmkk-o_ef1dw-u">
+            <w:hyperlink w:history="1" r:id="rIdorlh9mpzlzav6xm4busjz">
               <w:r>
                 <w:rPr>
                   <w:rFonts w:ascii="Arial" w:cs="Arial" w:eastAsia="Arial" w:hAnsi="Arial"/>
@@ -21150,7 +21150,7 @@
             <w:pPr>
               <w:spacing w:after="20" w:before="0"/>
             </w:pPr>
-            <w:hyperlink w:history="1" r:id="rIdzkf8oxrkg4zkti9zmtn_b">
+            <w:hyperlink w:history="1" r:id="rIdxvfo5hreupfgorsv1gz-y">
               <w:r>
                 <w:rPr>
                   <w:rFonts w:ascii="Arial" w:cs="Arial" w:eastAsia="Arial" w:hAnsi="Arial"/>
@@ -21183,7 +21183,7 @@
               <w:spacing w:after="10" w:before="0"/>
               <w:ind w:left="120"/>
             </w:pPr>
-            <w:hyperlink w:history="1" r:id="rIddtymwn15xxanj-azzal9k">
+            <w:hyperlink w:history="1" r:id="rIdfgwgeek34rdxae98rbw4y">
               <w:r>
                 <w:rPr>
                   <w:rFonts w:ascii="Arial" w:cs="Arial" w:eastAsia="Arial" w:hAnsi="Arial"/>
@@ -21228,7 +21228,7 @@
             <w:pPr>
               <w:spacing w:after="20" w:before="0"/>
             </w:pPr>
-            <w:hyperlink w:history="1" r:id="rIdmezf3x_r00tyaudtyqbd6">
+            <w:hyperlink w:history="1" r:id="rIdgwhhupe-j3mn0uzelybax">
               <w:r>
                 <w:rPr>
                   <w:rFonts w:ascii="Arial" w:cs="Arial" w:eastAsia="Arial" w:hAnsi="Arial"/>
@@ -21261,7 +21261,7 @@
               <w:spacing w:after="10" w:before="0"/>
               <w:ind w:left="120"/>
             </w:pPr>
-            <w:hyperlink w:history="1" r:id="rIdkzo1e-zzgllwptdcs4xra">
+            <w:hyperlink w:history="1" r:id="rIdlnx32sw3mbjsr7wfdzl_6">
               <w:r>
                 <w:rPr>
                   <w:rFonts w:ascii="Arial" w:cs="Arial" w:eastAsia="Arial" w:hAnsi="Arial"/>
@@ -21589,7 +21589,7 @@
             <w:pPr>
               <w:spacing w:after="20" w:before="0"/>
             </w:pPr>
-            <w:hyperlink w:history="1" r:id="rIddb2djbnca12rxbp7ejqso">
+            <w:hyperlink w:history="1" r:id="rIdnul61mxmvhymqmsow3u3w">
               <w:r>
                 <w:rPr>
                   <w:rFonts w:ascii="Arial" w:cs="Arial" w:eastAsia="Arial" w:hAnsi="Arial"/>
@@ -21622,7 +21622,7 @@
               <w:spacing w:after="10" w:before="0"/>
               <w:ind w:left="120"/>
             </w:pPr>
-            <w:hyperlink w:history="1" r:id="rId481cev2xoa-bpppdmfwrl">
+            <w:hyperlink w:history="1" r:id="rIddvp9tzmpt28lt0uoht_lh">
               <w:r>
                 <w:rPr>
                   <w:rFonts w:ascii="Arial" w:cs="Arial" w:eastAsia="Arial" w:hAnsi="Arial"/>
@@ -21667,7 +21667,7 @@
             <w:pPr>
               <w:spacing w:after="20" w:before="0"/>
             </w:pPr>
-            <w:hyperlink w:history="1" r:id="rIdrnggpfvcuvr2igo8sxorc">
+            <w:hyperlink w:history="1" r:id="rIdn4bjf3ifh424wrktbm-rf">
               <w:r>
                 <w:rPr>
                   <w:rFonts w:ascii="Arial" w:cs="Arial" w:eastAsia="Arial" w:hAnsi="Arial"/>
@@ -21700,7 +21700,7 @@
               <w:spacing w:after="10" w:before="0"/>
               <w:ind w:left="120"/>
             </w:pPr>
-            <w:hyperlink w:history="1" r:id="rIdswqqi3phcqcmomjycuuww">
+            <w:hyperlink w:history="1" r:id="rId9zuzjv8zrimzpzf8tum0e">
               <w:r>
                 <w:rPr>
                   <w:rFonts w:ascii="Arial" w:cs="Arial" w:eastAsia="Arial" w:hAnsi="Arial"/>
@@ -21990,7 +21990,7 @@
             <w:pPr>
               <w:spacing w:after="20" w:before="0"/>
             </w:pPr>
-            <w:hyperlink w:history="1" r:id="rIdbld7gfmy9j31yuureldq8">
+            <w:hyperlink w:history="1" r:id="rIdwbvbpal7zic6drzfcwp7b">
               <w:r>
                 <w:rPr>
                   <w:rFonts w:ascii="Arial" w:cs="Arial" w:eastAsia="Arial" w:hAnsi="Arial"/>
@@ -22023,7 +22023,7 @@
               <w:spacing w:after="10" w:before="0"/>
               <w:ind w:left="120"/>
             </w:pPr>
-            <w:hyperlink w:history="1" r:id="rIdq2xxec7apyvadyhbebnz_">
+            <w:hyperlink w:history="1" r:id="rIdaj0ljpbttjwgnoqnaphg8">
               <w:r>
                 <w:rPr>
                   <w:rFonts w:ascii="Arial" w:cs="Arial" w:eastAsia="Arial" w:hAnsi="Arial"/>
@@ -22068,7 +22068,7 @@
             <w:pPr>
               <w:spacing w:after="20" w:before="0"/>
             </w:pPr>
-            <w:hyperlink w:history="1" r:id="rIdpjhqeburdtgvenb4xzqma">
+            <w:hyperlink w:history="1" r:id="rIddo9iwn_iuttu7my13sxxw">
               <w:r>
                 <w:rPr>
                   <w:rFonts w:ascii="Arial" w:cs="Arial" w:eastAsia="Arial" w:hAnsi="Arial"/>
@@ -22101,7 +22101,7 @@
               <w:spacing w:after="10" w:before="0"/>
               <w:ind w:left="120"/>
             </w:pPr>
-            <w:hyperlink w:history="1" r:id="rIdwbtdbh1evbxud3_hcehqz">
+            <w:hyperlink w:history="1" r:id="rId_xg538tiy0ksag8p0hkkx">
               <w:r>
                 <w:rPr>
                   <w:rFonts w:ascii="Arial" w:cs="Arial" w:eastAsia="Arial" w:hAnsi="Arial"/>
@@ -22353,7 +22353,7 @@
             <w:pPr>
               <w:spacing w:after="20" w:before="0"/>
             </w:pPr>
-            <w:hyperlink w:history="1" r:id="rId5mr7hu8l7ej0qa-78becl">
+            <w:hyperlink w:history="1" r:id="rIdzafltnvakqrwwetebaw5q">
               <w:r>
                 <w:rPr>
                   <w:rFonts w:ascii="Arial" w:cs="Arial" w:eastAsia="Arial" w:hAnsi="Arial"/>
@@ -22386,7 +22386,7 @@
               <w:spacing w:after="10" w:before="0"/>
               <w:ind w:left="120"/>
             </w:pPr>
-            <w:hyperlink w:history="1" r:id="rIdd2clhaqmjde2raki5yzam">
+            <w:hyperlink w:history="1" r:id="rIdfahb75qmh9hh8jfkqzqpk">
               <w:r>
                 <w:rPr>
                   <w:rFonts w:ascii="Arial" w:cs="Arial" w:eastAsia="Arial" w:hAnsi="Arial"/>
@@ -22431,7 +22431,7 @@
             <w:pPr>
               <w:spacing w:after="20" w:before="0"/>
             </w:pPr>
-            <w:hyperlink w:history="1" r:id="rIdj3e-lwfk9vyc-sxltu0k5">
+            <w:hyperlink w:history="1" r:id="rId55sqyb-mq3chkrosd1qvx">
               <w:r>
                 <w:rPr>
                   <w:rFonts w:ascii="Arial" w:cs="Arial" w:eastAsia="Arial" w:hAnsi="Arial"/>
@@ -22464,7 +22464,7 @@
               <w:spacing w:after="10" w:before="0"/>
               <w:ind w:left="120"/>
             </w:pPr>
-            <w:hyperlink w:history="1" r:id="rIdgxbyxm9m0xpmspqtyv0zm">
+            <w:hyperlink w:history="1" r:id="rIdpsdrmk5blsxie9h54bajr">
               <w:r>
                 <w:rPr>
                   <w:rFonts w:ascii="Arial" w:cs="Arial" w:eastAsia="Arial" w:hAnsi="Arial"/>
@@ -24141,7 +24141,7 @@
             <w:pPr>
               <w:spacing w:after="20" w:before="0"/>
             </w:pPr>
-            <w:hyperlink w:history="1" r:id="rIdnuryvshrcb3uedfxfr90k">
+            <w:hyperlink w:history="1" r:id="rIdxjncc3enrr2tgzsavzbml">
               <w:r>
                 <w:rPr>
                   <w:rFonts w:ascii="Arial" w:cs="Arial" w:eastAsia="Arial" w:hAnsi="Arial"/>
@@ -24174,7 +24174,7 @@
               <w:spacing w:after="10" w:before="0"/>
               <w:ind w:left="120"/>
             </w:pPr>
-            <w:hyperlink w:history="1" r:id="rIdhaat20po6awh7spphfks7">
+            <w:hyperlink w:history="1" r:id="rIdsevcqfw0c_77q0ypfvqtj">
               <w:r>
                 <w:rPr>
                   <w:rFonts w:ascii="Arial" w:cs="Arial" w:eastAsia="Arial" w:hAnsi="Arial"/>
@@ -24219,7 +24219,7 @@
             <w:pPr>
               <w:spacing w:after="20" w:before="0"/>
             </w:pPr>
-            <w:hyperlink w:history="1" r:id="rIdnfpmh4pn35rsid_wugrx3">
+            <w:hyperlink w:history="1" r:id="rIdzelktwqklpuf0o8olt53t">
               <w:r>
                 <w:rPr>
                   <w:rFonts w:ascii="Arial" w:cs="Arial" w:eastAsia="Arial" w:hAnsi="Arial"/>
@@ -24252,7 +24252,7 @@
               <w:spacing w:after="10" w:before="0"/>
               <w:ind w:left="120"/>
             </w:pPr>
-            <w:hyperlink w:history="1" r:id="rIdw-uccypflfexj82j0burd">
+            <w:hyperlink w:history="1" r:id="rIdi4pfthotfmd990x4anpym">
               <w:r>
                 <w:rPr>
                   <w:rFonts w:ascii="Arial" w:cs="Arial" w:eastAsia="Arial" w:hAnsi="Arial"/>
@@ -24447,7 +24447,7 @@
             <w:pPr>
               <w:spacing w:after="20" w:before="0"/>
             </w:pPr>
-            <w:hyperlink w:history="1" r:id="rIdv4cd9pr-_s7ujzhkcwdyo">
+            <w:hyperlink w:history="1" r:id="rIdwxvmwub3mxqg-vekfzg6e">
               <w:r>
                 <w:rPr>
                   <w:rFonts w:ascii="Arial" w:cs="Arial" w:eastAsia="Arial" w:hAnsi="Arial"/>
@@ -24480,7 +24480,7 @@
               <w:spacing w:after="10" w:before="0"/>
               <w:ind w:left="120"/>
             </w:pPr>
-            <w:hyperlink w:history="1" r:id="rId_stsn8u8oeoj4ey6hb3gl">
+            <w:hyperlink w:history="1" r:id="rIdjcodpu2t0vbyyhzizm9pf">
               <w:r>
                 <w:rPr>
                   <w:rFonts w:ascii="Arial" w:cs="Arial" w:eastAsia="Arial" w:hAnsi="Arial"/>
@@ -24525,7 +24525,7 @@
             <w:pPr>
               <w:spacing w:after="20" w:before="0"/>
             </w:pPr>
-            <w:hyperlink w:history="1" r:id="rIdcswiq2oslnyhkbwft51xf">
+            <w:hyperlink w:history="1" r:id="rIdylkgiu0rdqxyilpg_mr8f">
               <w:r>
                 <w:rPr>
                   <w:rFonts w:ascii="Arial" w:cs="Arial" w:eastAsia="Arial" w:hAnsi="Arial"/>
@@ -24558,7 +24558,7 @@
               <w:spacing w:after="10" w:before="0"/>
               <w:ind w:left="120"/>
             </w:pPr>
-            <w:hyperlink w:history="1" r:id="rId52y1zbhw-nb8mcp9g7m0n">
+            <w:hyperlink w:history="1" r:id="rIdq6nznz8g0-b0adbgzgmgj">
               <w:r>
                 <w:rPr>
                   <w:rFonts w:ascii="Arial" w:cs="Arial" w:eastAsia="Arial" w:hAnsi="Arial"/>
@@ -24753,7 +24753,7 @@
             <w:pPr>
               <w:spacing w:after="20" w:before="0"/>
             </w:pPr>
-            <w:hyperlink w:history="1" r:id="rIdrcipxily0vrzrjiz7zuf0">
+            <w:hyperlink w:history="1" r:id="rIdiyyw_wgsj3hxdpcnm5aa3">
               <w:r>
                 <w:rPr>
                   <w:rFonts w:ascii="Arial" w:cs="Arial" w:eastAsia="Arial" w:hAnsi="Arial"/>
@@ -24786,7 +24786,7 @@
               <w:spacing w:after="10" w:before="0"/>
               <w:ind w:left="120"/>
             </w:pPr>
-            <w:hyperlink w:history="1" r:id="rId1llbmijtogzamkqopkkpg">
+            <w:hyperlink w:history="1" r:id="rIdr0g4mja6xhpxzukazwvy3">
               <w:r>
                 <w:rPr>
                   <w:rFonts w:ascii="Arial" w:cs="Arial" w:eastAsia="Arial" w:hAnsi="Arial"/>
@@ -24831,7 +24831,7 @@
             <w:pPr>
               <w:spacing w:after="20" w:before="0"/>
             </w:pPr>
-            <w:hyperlink w:history="1" r:id="rIdilaftgbv5kfja_50hlmdy">
+            <w:hyperlink w:history="1" r:id="rIdfdy4omq6aqdoi0vnhq6am">
               <w:r>
                 <w:rPr>
                   <w:rFonts w:ascii="Arial" w:cs="Arial" w:eastAsia="Arial" w:hAnsi="Arial"/>
@@ -24864,7 +24864,7 @@
               <w:spacing w:after="10" w:before="0"/>
               <w:ind w:left="120"/>
             </w:pPr>
-            <w:hyperlink w:history="1" r:id="rIdlw8jpv-bp7lbfbwdof1ar">
+            <w:hyperlink w:history="1" r:id="rIdn5hpz5qjuexttmosl0hpd">
               <w:r>
                 <w:rPr>
                   <w:rFonts w:ascii="Arial" w:cs="Arial" w:eastAsia="Arial" w:hAnsi="Arial"/>
@@ -25059,7 +25059,7 @@
             <w:pPr>
               <w:spacing w:after="20" w:before="0"/>
             </w:pPr>
-            <w:hyperlink w:history="1" r:id="rId4leuuywdf4mgbs-sr3nv4">
+            <w:hyperlink w:history="1" r:id="rIdblioll3baj684hkjuskak">
               <w:r>
                 <w:rPr>
                   <w:rFonts w:ascii="Arial" w:cs="Arial" w:eastAsia="Arial" w:hAnsi="Arial"/>
@@ -25092,7 +25092,7 @@
               <w:spacing w:after="10" w:before="0"/>
               <w:ind w:left="120"/>
             </w:pPr>
-            <w:hyperlink w:history="1" r:id="rId2kpbwmkg47cve013fiwts">
+            <w:hyperlink w:history="1" r:id="rIddj0q8ljtkajraigeklybk">
               <w:r>
                 <w:rPr>
                   <w:rFonts w:ascii="Arial" w:cs="Arial" w:eastAsia="Arial" w:hAnsi="Arial"/>
@@ -25137,7 +25137,7 @@
             <w:pPr>
               <w:spacing w:after="20" w:before="0"/>
             </w:pPr>
-            <w:hyperlink w:history="1" r:id="rIdwbhpdjhf6zaqyqujpik4m">
+            <w:hyperlink w:history="1" r:id="rIddgq1yihvi9gnsnopb_v5y">
               <w:r>
                 <w:rPr>
                   <w:rFonts w:ascii="Arial" w:cs="Arial" w:eastAsia="Arial" w:hAnsi="Arial"/>
@@ -25170,7 +25170,7 @@
               <w:spacing w:after="10" w:before="0"/>
               <w:ind w:left="120"/>
             </w:pPr>
-            <w:hyperlink w:history="1" r:id="rIdxdgoqsbvdbzgjafjguca5">
+            <w:hyperlink w:history="1" r:id="rIdau2ydbkm1_ubdqu7yincz">
               <w:r>
                 <w:rPr>
                   <w:rFonts w:ascii="Arial" w:cs="Arial" w:eastAsia="Arial" w:hAnsi="Arial"/>
@@ -25365,7 +25365,7 @@
             <w:pPr>
               <w:spacing w:after="20" w:before="0"/>
             </w:pPr>
-            <w:hyperlink w:history="1" r:id="rIdixoj1zr40ohq1th5k3qmy">
+            <w:hyperlink w:history="1" r:id="rIddwezosfojyl4lyrg62yp7">
               <w:r>
                 <w:rPr>
                   <w:rFonts w:ascii="Arial" w:cs="Arial" w:eastAsia="Arial" w:hAnsi="Arial"/>
@@ -25398,7 +25398,7 @@
               <w:spacing w:after="10" w:before="0"/>
               <w:ind w:left="120"/>
             </w:pPr>
-            <w:hyperlink w:history="1" r:id="rIdxopehp5zm454quode3s-c">
+            <w:hyperlink w:history="1" r:id="rId6cvxaq3yoo_a5ksuqszf-">
               <w:r>
                 <w:rPr>
                   <w:rFonts w:ascii="Arial" w:cs="Arial" w:eastAsia="Arial" w:hAnsi="Arial"/>
@@ -25443,7 +25443,7 @@
             <w:pPr>
               <w:spacing w:after="20" w:before="0"/>
             </w:pPr>
-            <w:hyperlink w:history="1" r:id="rIdtm1p_5tvnefjabbqnfezu">
+            <w:hyperlink w:history="1" r:id="rIdh64fdwispvsvsxpq4fnfa">
               <w:r>
                 <w:rPr>
                   <w:rFonts w:ascii="Arial" w:cs="Arial" w:eastAsia="Arial" w:hAnsi="Arial"/>
@@ -25476,7 +25476,7 @@
               <w:spacing w:after="10" w:before="0"/>
               <w:ind w:left="120"/>
             </w:pPr>
-            <w:hyperlink w:history="1" r:id="rIdjxdhel1dhp3db8-e6xnim">
+            <w:hyperlink w:history="1" r:id="rIdwjmkomgwucmqwj-sse4nb">
               <w:r>
                 <w:rPr>
                   <w:rFonts w:ascii="Arial" w:cs="Arial" w:eastAsia="Arial" w:hAnsi="Arial"/>
@@ -26963,7 +26963,7 @@
             <w:pPr>
               <w:spacing w:after="20" w:before="0"/>
             </w:pPr>
-            <w:hyperlink w:history="1" r:id="rIdwtpmk678mpbupmfdbtctf">
+            <w:hyperlink w:history="1" r:id="rId-7ft_vy8ghygywn0g5hnf">
               <w:r>
                 <w:rPr>
                   <w:rFonts w:ascii="Arial" w:cs="Arial" w:eastAsia="Arial" w:hAnsi="Arial"/>
@@ -26996,7 +26996,7 @@
               <w:spacing w:after="10" w:before="0"/>
               <w:ind w:left="120"/>
             </w:pPr>
-            <w:hyperlink w:history="1" r:id="rIdmeoy_wvzwtalu8_00sbcm">
+            <w:hyperlink w:history="1" r:id="rIdmxylcwzfsbm3f8emefzgm">
               <w:r>
                 <w:rPr>
                   <w:rFonts w:ascii="Arial" w:cs="Arial" w:eastAsia="Arial" w:hAnsi="Arial"/>
@@ -27041,7 +27041,7 @@
             <w:pPr>
               <w:spacing w:after="20" w:before="0"/>
             </w:pPr>
-            <w:hyperlink w:history="1" r:id="rIdzu_gp8ikq2zjrsvplgcvc">
+            <w:hyperlink w:history="1" r:id="rIdjvqh4trfj78gs3cmc4v6-">
               <w:r>
                 <w:rPr>
                   <w:rFonts w:ascii="Arial" w:cs="Arial" w:eastAsia="Arial" w:hAnsi="Arial"/>
@@ -27074,7 +27074,7 @@
               <w:spacing w:after="10" w:before="0"/>
               <w:ind w:left="120"/>
             </w:pPr>
-            <w:hyperlink w:history="1" r:id="rIdveye5facpldb7mmaz58rq">
+            <w:hyperlink w:history="1" r:id="rIdts9hjjvymn-cbbv9gvfmh">
               <w:r>
                 <w:rPr>
                   <w:rFonts w:ascii="Arial" w:cs="Arial" w:eastAsia="Arial" w:hAnsi="Arial"/>
@@ -27269,7 +27269,7 @@
             <w:pPr>
               <w:spacing w:after="20" w:before="0"/>
             </w:pPr>
-            <w:hyperlink w:history="1" r:id="rId2gjhs-jpluh4cbeo07z46">
+            <w:hyperlink w:history="1" r:id="rIdoi-kt3eivercnwlnreoz6">
               <w:r>
                 <w:rPr>
                   <w:rFonts w:ascii="Arial" w:cs="Arial" w:eastAsia="Arial" w:hAnsi="Arial"/>
@@ -27302,7 +27302,7 @@
               <w:spacing w:after="10" w:before="0"/>
               <w:ind w:left="120"/>
             </w:pPr>
-            <w:hyperlink w:history="1" r:id="rIdr9-ndjhnjudmgdsr6mjwj">
+            <w:hyperlink w:history="1" r:id="rIdfwy4l27wb7srb9uzxnepw">
               <w:r>
                 <w:rPr>
                   <w:rFonts w:ascii="Arial" w:cs="Arial" w:eastAsia="Arial" w:hAnsi="Arial"/>
@@ -27347,7 +27347,7 @@
             <w:pPr>
               <w:spacing w:after="20" w:before="0"/>
             </w:pPr>
-            <w:hyperlink w:history="1" r:id="rIdo-rl2erii_piwk4rnb9as">
+            <w:hyperlink w:history="1" r:id="rIdvqjjwvxt2fhtdcdpryn4k">
               <w:r>
                 <w:rPr>
                   <w:rFonts w:ascii="Arial" w:cs="Arial" w:eastAsia="Arial" w:hAnsi="Arial"/>
@@ -27380,7 +27380,7 @@
               <w:spacing w:after="10" w:before="0"/>
               <w:ind w:left="120"/>
             </w:pPr>
-            <w:hyperlink w:history="1" r:id="rIdp_exzq62irojcilzcurug">
+            <w:hyperlink w:history="1" r:id="rIdfqzfmyygm75dkwddfdbva">
               <w:r>
                 <w:rPr>
                   <w:rFonts w:ascii="Arial" w:cs="Arial" w:eastAsia="Arial" w:hAnsi="Arial"/>
@@ -27575,7 +27575,7 @@
             <w:pPr>
               <w:spacing w:after="20" w:before="0"/>
             </w:pPr>
-            <w:hyperlink w:history="1" r:id="rIdrkzsg_dl5mrjmvkfb-n9p">
+            <w:hyperlink w:history="1" r:id="rId9ov3xmxg6ehlf6epligyv">
               <w:r>
                 <w:rPr>
                   <w:rFonts w:ascii="Arial" w:cs="Arial" w:eastAsia="Arial" w:hAnsi="Arial"/>
@@ -27608,7 +27608,7 @@
               <w:spacing w:after="10" w:before="0"/>
               <w:ind w:left="120"/>
             </w:pPr>
-            <w:hyperlink w:history="1" r:id="rIdnxkxwm3x5theronfpfysw">
+            <w:hyperlink w:history="1" r:id="rIdjnrxkdiaz3vp__juprxtf">
               <w:r>
                 <w:rPr>
                   <w:rFonts w:ascii="Arial" w:cs="Arial" w:eastAsia="Arial" w:hAnsi="Arial"/>
@@ -27653,7 +27653,7 @@
             <w:pPr>
               <w:spacing w:after="20" w:before="0"/>
             </w:pPr>
-            <w:hyperlink w:history="1" r:id="rIdo8oytmadi_9ot48f4ygd9">
+            <w:hyperlink w:history="1" r:id="rIdnv3tiebkrsy3g5brbarmt">
               <w:r>
                 <w:rPr>
                   <w:rFonts w:ascii="Arial" w:cs="Arial" w:eastAsia="Arial" w:hAnsi="Arial"/>
@@ -27686,7 +27686,7 @@
               <w:spacing w:after="10" w:before="0"/>
               <w:ind w:left="120"/>
             </w:pPr>
-            <w:hyperlink w:history="1" r:id="rIduy1dlv3wnqptwm-trx6hx">
+            <w:hyperlink w:history="1" r:id="rIdwkaghs8xqi9me0c88xj0j">
               <w:r>
                 <w:rPr>
                   <w:rFonts w:ascii="Arial" w:cs="Arial" w:eastAsia="Arial" w:hAnsi="Arial"/>
@@ -27881,7 +27881,7 @@
             <w:pPr>
               <w:spacing w:after="20" w:before="0"/>
             </w:pPr>
-            <w:hyperlink w:history="1" r:id="rIdlu-5ayvjtby5j2u9k8wz0">
+            <w:hyperlink w:history="1" r:id="rIdn2fq7eoectuudm8sueu32">
               <w:r>
                 <w:rPr>
                   <w:rFonts w:ascii="Arial" w:cs="Arial" w:eastAsia="Arial" w:hAnsi="Arial"/>
@@ -27914,7 +27914,7 @@
               <w:spacing w:after="10" w:before="0"/>
               <w:ind w:left="120"/>
             </w:pPr>
-            <w:hyperlink w:history="1" r:id="rIdmpa6dyekpkld6kxbfs39r">
+            <w:hyperlink w:history="1" r:id="rIdr6rmdzk8w-bnoylsb-sbx">
               <w:r>
                 <w:rPr>
                   <w:rFonts w:ascii="Arial" w:cs="Arial" w:eastAsia="Arial" w:hAnsi="Arial"/>
@@ -27959,7 +27959,7 @@
             <w:pPr>
               <w:spacing w:after="20" w:before="0"/>
             </w:pPr>
-            <w:hyperlink w:history="1" r:id="rIdvtccbk8b1xemirvssg-5e">
+            <w:hyperlink w:history="1" r:id="rIdicfq4-nmzslkxyliadsiw">
               <w:r>
                 <w:rPr>
                   <w:rFonts w:ascii="Arial" w:cs="Arial" w:eastAsia="Arial" w:hAnsi="Arial"/>
@@ -27992,7 +27992,7 @@
               <w:spacing w:after="10" w:before="0"/>
               <w:ind w:left="120"/>
             </w:pPr>
-            <w:hyperlink w:history="1" r:id="rIdhjrqvz7dqgffiukknyfv-">
+            <w:hyperlink w:history="1" r:id="rIdsxhoapj4_4wfjs1ygxggv">
               <w:r>
                 <w:rPr>
                   <w:rFonts w:ascii="Arial" w:cs="Arial" w:eastAsia="Arial" w:hAnsi="Arial"/>
@@ -28187,7 +28187,7 @@
             <w:pPr>
               <w:spacing w:after="20" w:before="0"/>
             </w:pPr>
-            <w:hyperlink w:history="1" r:id="rId9jcdb-4ojijkjfghxleef">
+            <w:hyperlink w:history="1" r:id="rIdu2g1j2u7c3sgdth7cv6fn">
               <w:r>
                 <w:rPr>
                   <w:rFonts w:ascii="Arial" w:cs="Arial" w:eastAsia="Arial" w:hAnsi="Arial"/>
@@ -28220,7 +28220,7 @@
               <w:spacing w:after="10" w:before="0"/>
               <w:ind w:left="120"/>
             </w:pPr>
-            <w:hyperlink w:history="1" r:id="rIdiehoumkquracarhymu0ek">
+            <w:hyperlink w:history="1" r:id="rIdhsrieijpt9e9ytlwc_gla">
               <w:r>
                 <w:rPr>
                   <w:rFonts w:ascii="Arial" w:cs="Arial" w:eastAsia="Arial" w:hAnsi="Arial"/>
@@ -28265,7 +28265,7 @@
             <w:pPr>
               <w:spacing w:after="20" w:before="0"/>
             </w:pPr>
-            <w:hyperlink w:history="1" r:id="rIdvt2aw-uk81nl6jspjsrpo">
+            <w:hyperlink w:history="1" r:id="rId6g_00oaagz_1vfugc64tt">
               <w:r>
                 <w:rPr>
                   <w:rFonts w:ascii="Arial" w:cs="Arial" w:eastAsia="Arial" w:hAnsi="Arial"/>
@@ -28298,7 +28298,7 @@
               <w:spacing w:after="10" w:before="0"/>
               <w:ind w:left="120"/>
             </w:pPr>
-            <w:hyperlink w:history="1" r:id="rIdbk_diiohfgksekaofiyd7">
+            <w:hyperlink w:history="1" r:id="rIdni1s5nhfbjuum5l4vlw0_">
               <w:r>
                 <w:rPr>
                   <w:rFonts w:ascii="Arial" w:cs="Arial" w:eastAsia="Arial" w:hAnsi="Arial"/>
@@ -29785,7 +29785,7 @@
             <w:pPr>
               <w:spacing w:after="20" w:before="0"/>
             </w:pPr>
-            <w:hyperlink w:history="1" r:id="rIdswlue070vvekp_86qmz90">
+            <w:hyperlink w:history="1" r:id="rId6thkpbhxkuz-4gspfnay-">
               <w:r>
                 <w:rPr>
                   <w:rFonts w:ascii="Arial" w:cs="Arial" w:eastAsia="Arial" w:hAnsi="Arial"/>
@@ -29818,7 +29818,7 @@
               <w:spacing w:after="10" w:before="0"/>
               <w:ind w:left="120"/>
             </w:pPr>
-            <w:hyperlink w:history="1" r:id="rId6bhcpejl-fl7mq4l_t-kk">
+            <w:hyperlink w:history="1" r:id="rIdx8mv1ixyptqqa0bqfnknh">
               <w:r>
                 <w:rPr>
                   <w:rFonts w:ascii="Arial" w:cs="Arial" w:eastAsia="Arial" w:hAnsi="Arial"/>
@@ -29863,7 +29863,7 @@
             <w:pPr>
               <w:spacing w:after="20" w:before="0"/>
             </w:pPr>
-            <w:hyperlink w:history="1" r:id="rIdgqu4te2f2tdnbbwch0cs3">
+            <w:hyperlink w:history="1" r:id="rIdle4mwqrbi-8zyuiklnqjx">
               <w:r>
                 <w:rPr>
                   <w:rFonts w:ascii="Arial" w:cs="Arial" w:eastAsia="Arial" w:hAnsi="Arial"/>
@@ -29896,7 +29896,7 @@
               <w:spacing w:after="10" w:before="0"/>
               <w:ind w:left="120"/>
             </w:pPr>
-            <w:hyperlink w:history="1" r:id="rIdojlacjqptie8qpburqz2d">
+            <w:hyperlink w:history="1" r:id="rIde7zy4r_slchi_wou61emb">
               <w:r>
                 <w:rPr>
                   <w:rFonts w:ascii="Arial" w:cs="Arial" w:eastAsia="Arial" w:hAnsi="Arial"/>
@@ -30091,7 +30091,7 @@
             <w:pPr>
               <w:spacing w:after="20" w:before="0"/>
             </w:pPr>
-            <w:hyperlink w:history="1" r:id="rIdh5evefnqtkz4ag-mtg5vq">
+            <w:hyperlink w:history="1" r:id="rIdjcru55-gqmk01xmfz4hep">
               <w:r>
                 <w:rPr>
                   <w:rFonts w:ascii="Arial" w:cs="Arial" w:eastAsia="Arial" w:hAnsi="Arial"/>
@@ -30124,7 +30124,7 @@
               <w:spacing w:after="10" w:before="0"/>
               <w:ind w:left="120"/>
             </w:pPr>
-            <w:hyperlink w:history="1" r:id="rIdwzwmz_yith2fowuaahxoy">
+            <w:hyperlink w:history="1" r:id="rIdcs3jt5g85_cap3djyisom">
               <w:r>
                 <w:rPr>
                   <w:rFonts w:ascii="Arial" w:cs="Arial" w:eastAsia="Arial" w:hAnsi="Arial"/>
@@ -30169,7 +30169,7 @@
             <w:pPr>
               <w:spacing w:after="20" w:before="0"/>
             </w:pPr>
-            <w:hyperlink w:history="1" r:id="rIdohpdy60qqumvnqzebvozj">
+            <w:hyperlink w:history="1" r:id="rIdbsxu9_ynaqafbtnywnlxg">
               <w:r>
                 <w:rPr>
                   <w:rFonts w:ascii="Arial" w:cs="Arial" w:eastAsia="Arial" w:hAnsi="Arial"/>
@@ -30202,7 +30202,7 @@
               <w:spacing w:after="10" w:before="0"/>
               <w:ind w:left="120"/>
             </w:pPr>
-            <w:hyperlink w:history="1" r:id="rIdzstyafjmgf6coggt8lts4">
+            <w:hyperlink w:history="1" r:id="rIdunq81vegitnf892maq4xo">
               <w:r>
                 <w:rPr>
                   <w:rFonts w:ascii="Arial" w:cs="Arial" w:eastAsia="Arial" w:hAnsi="Arial"/>
@@ -30397,7 +30397,7 @@
             <w:pPr>
               <w:spacing w:after="20" w:before="0"/>
             </w:pPr>
-            <w:hyperlink w:history="1" r:id="rIdygreabwqaoewsnglavks0">
+            <w:hyperlink w:history="1" r:id="rIdw2jtestehm0x9zymfkse3">
               <w:r>
                 <w:rPr>
                   <w:rFonts w:ascii="Arial" w:cs="Arial" w:eastAsia="Arial" w:hAnsi="Arial"/>
@@ -30430,7 +30430,7 @@
               <w:spacing w:after="10" w:before="0"/>
               <w:ind w:left="120"/>
             </w:pPr>
-            <w:hyperlink w:history="1" r:id="rIdgq8cupqwab9lwupui4ph2">
+            <w:hyperlink w:history="1" r:id="rIdhvf48zb83pf9pve5r6exa">
               <w:r>
                 <w:rPr>
                   <w:rFonts w:ascii="Arial" w:cs="Arial" w:eastAsia="Arial" w:hAnsi="Arial"/>
@@ -30475,7 +30475,7 @@
             <w:pPr>
               <w:spacing w:after="20" w:before="0"/>
             </w:pPr>
-            <w:hyperlink w:history="1" r:id="rIdq_yfpk1gubexxm5vaybv-">
+            <w:hyperlink w:history="1" r:id="rIdpgpacaumluyidlp8ys_p7">
               <w:r>
                 <w:rPr>
                   <w:rFonts w:ascii="Arial" w:cs="Arial" w:eastAsia="Arial" w:hAnsi="Arial"/>
@@ -30508,7 +30508,7 @@
               <w:spacing w:after="10" w:before="0"/>
               <w:ind w:left="120"/>
             </w:pPr>
-            <w:hyperlink w:history="1" r:id="rIdrtrsq5peyj_d2l33wy9ic">
+            <w:hyperlink w:history="1" r:id="rId0hwcx1nhncskvcag8hw8m">
               <w:r>
                 <w:rPr>
                   <w:rFonts w:ascii="Arial" w:cs="Arial" w:eastAsia="Arial" w:hAnsi="Arial"/>
@@ -30703,7 +30703,7 @@
             <w:pPr>
               <w:spacing w:after="20" w:before="0"/>
             </w:pPr>
-            <w:hyperlink w:history="1" r:id="rId_yuv3g8kx5cvsuy5tnvf8">
+            <w:hyperlink w:history="1" r:id="rIdgz9zfwb80-rrazrxhf8jq">
               <w:r>
                 <w:rPr>
                   <w:rFonts w:ascii="Arial" w:cs="Arial" w:eastAsia="Arial" w:hAnsi="Arial"/>
@@ -30736,7 +30736,7 @@
               <w:spacing w:after="10" w:before="0"/>
               <w:ind w:left="120"/>
             </w:pPr>
-            <w:hyperlink w:history="1" r:id="rIdzbjltf1cuoezmp9lybnch">
+            <w:hyperlink w:history="1" r:id="rIdvtsvt_5zzxmnynmutplhc">
               <w:r>
                 <w:rPr>
                   <w:rFonts w:ascii="Arial" w:cs="Arial" w:eastAsia="Arial" w:hAnsi="Arial"/>
@@ -30781,7 +30781,7 @@
             <w:pPr>
               <w:spacing w:after="20" w:before="0"/>
             </w:pPr>
-            <w:hyperlink w:history="1" r:id="rId8pjzaok6y2kaotylqqefz">
+            <w:hyperlink w:history="1" r:id="rIdm5f1peabzu7s2fmi8u0q6">
               <w:r>
                 <w:rPr>
                   <w:rFonts w:ascii="Arial" w:cs="Arial" w:eastAsia="Arial" w:hAnsi="Arial"/>
@@ -30814,7 +30814,7 @@
               <w:spacing w:after="10" w:before="0"/>
               <w:ind w:left="120"/>
             </w:pPr>
-            <w:hyperlink w:history="1" r:id="rIdn330bxrl64bjlmuevhmfm">
+            <w:hyperlink w:history="1" r:id="rIduq7s1tstjezienidwr-i4">
               <w:r>
                 <w:rPr>
                   <w:rFonts w:ascii="Arial" w:cs="Arial" w:eastAsia="Arial" w:hAnsi="Arial"/>
@@ -31009,7 +31009,7 @@
             <w:pPr>
               <w:spacing w:after="20" w:before="0"/>
             </w:pPr>
-            <w:hyperlink w:history="1" r:id="rIdodfm_ozengeesgp_gh4e1">
+            <w:hyperlink w:history="1" r:id="rIdmw8vnzv5uv45kiri9sw5l">
               <w:r>
                 <w:rPr>
                   <w:rFonts w:ascii="Arial" w:cs="Arial" w:eastAsia="Arial" w:hAnsi="Arial"/>
@@ -31042,7 +31042,7 @@
               <w:spacing w:after="10" w:before="0"/>
               <w:ind w:left="120"/>
             </w:pPr>
-            <w:hyperlink w:history="1" r:id="rIdlztlokbscwbgczv5x7ddm">
+            <w:hyperlink w:history="1" r:id="rIdjf-aew3mrtexndzxqqcxs">
               <w:r>
                 <w:rPr>
                   <w:rFonts w:ascii="Arial" w:cs="Arial" w:eastAsia="Arial" w:hAnsi="Arial"/>
@@ -31087,7 +31087,7 @@
             <w:pPr>
               <w:spacing w:after="20" w:before="0"/>
             </w:pPr>
-            <w:hyperlink w:history="1" r:id="rIdoz5xjj35iomx43wstkjpe">
+            <w:hyperlink w:history="1" r:id="rId4zq4cful3h7kkotxo1zpm">
               <w:r>
                 <w:rPr>
                   <w:rFonts w:ascii="Arial" w:cs="Arial" w:eastAsia="Arial" w:hAnsi="Arial"/>
@@ -31120,7 +31120,7 @@
               <w:spacing w:after="10" w:before="0"/>
               <w:ind w:left="120"/>
             </w:pPr>
-            <w:hyperlink w:history="1" r:id="rIdfolzb_ejhvbmahcspkgch">
+            <w:hyperlink w:history="1" r:id="rIdnqok9f7cwt683sr0wk-8n">
               <w:r>
                 <w:rPr>
                   <w:rFonts w:ascii="Arial" w:cs="Arial" w:eastAsia="Arial" w:hAnsi="Arial"/>
@@ -32607,7 +32607,7 @@
             <w:pPr>
               <w:spacing w:after="20" w:before="0"/>
             </w:pPr>
-            <w:hyperlink w:history="1" r:id="rId9z5j2a78qpilkjwxqjrak">
+            <w:hyperlink w:history="1" r:id="rIde7_fr45qi9hxlts2k3mej">
               <w:r>
                 <w:rPr>
                   <w:rFonts w:ascii="Arial" w:cs="Arial" w:eastAsia="Arial" w:hAnsi="Arial"/>
@@ -32640,7 +32640,7 @@
               <w:spacing w:after="10" w:before="0"/>
               <w:ind w:left="120"/>
             </w:pPr>
-            <w:hyperlink w:history="1" r:id="rIdi9wsqpczme7f802j0xdnc">
+            <w:hyperlink w:history="1" r:id="rIdiplbdjrr3lilfp1tw5tqu">
               <w:r>
                 <w:rPr>
                   <w:rFonts w:ascii="Arial" w:cs="Arial" w:eastAsia="Arial" w:hAnsi="Arial"/>
@@ -32685,7 +32685,7 @@
             <w:pPr>
               <w:spacing w:after="20" w:before="0"/>
             </w:pPr>
-            <w:hyperlink w:history="1" r:id="rIdzzmehlqcsakskkp5xxt58">
+            <w:hyperlink w:history="1" r:id="rIdhun_5qgyssmbsemwmzf86">
               <w:r>
                 <w:rPr>
                   <w:rFonts w:ascii="Arial" w:cs="Arial" w:eastAsia="Arial" w:hAnsi="Arial"/>
@@ -32718,7 +32718,7 @@
               <w:spacing w:after="10" w:before="0"/>
               <w:ind w:left="120"/>
             </w:pPr>
-            <w:hyperlink w:history="1" r:id="rIdiz3kbwisajei7cmuu6yck">
+            <w:hyperlink w:history="1" r:id="rId_6gf0han6q_e0fws62_ds">
               <w:r>
                 <w:rPr>
                   <w:rFonts w:ascii="Arial" w:cs="Arial" w:eastAsia="Arial" w:hAnsi="Arial"/>
@@ -32913,7 +32913,7 @@
             <w:pPr>
               <w:spacing w:after="20" w:before="0"/>
             </w:pPr>
-            <w:hyperlink w:history="1" r:id="rIdcww3x8pjzelhaefwiafjs">
+            <w:hyperlink w:history="1" r:id="rIdj9if5vflnvx3li-hu_qdp">
               <w:r>
                 <w:rPr>
                   <w:rFonts w:ascii="Arial" w:cs="Arial" w:eastAsia="Arial" w:hAnsi="Arial"/>
@@ -32946,7 +32946,7 @@
               <w:spacing w:after="10" w:before="0"/>
               <w:ind w:left="120"/>
             </w:pPr>
-            <w:hyperlink w:history="1" r:id="rIdtb64qomirsg8juugfsllz">
+            <w:hyperlink w:history="1" r:id="rIdmuhxqb5-kbkhibsi5d5ep">
               <w:r>
                 <w:rPr>
                   <w:rFonts w:ascii="Arial" w:cs="Arial" w:eastAsia="Arial" w:hAnsi="Arial"/>
@@ -32991,7 +32991,7 @@
             <w:pPr>
               <w:spacing w:after="20" w:before="0"/>
             </w:pPr>
-            <w:hyperlink w:history="1" r:id="rId5x-lrwztiwdn91d7s2wka">
+            <w:hyperlink w:history="1" r:id="rId5oqkymhkybcnmkkqwdapg">
               <w:r>
                 <w:rPr>
                   <w:rFonts w:ascii="Arial" w:cs="Arial" w:eastAsia="Arial" w:hAnsi="Arial"/>
@@ -33024,7 +33024,7 @@
               <w:spacing w:after="10" w:before="0"/>
               <w:ind w:left="120"/>
             </w:pPr>
-            <w:hyperlink w:history="1" r:id="rId83c_jospq4o9_nna-qa_w">
+            <w:hyperlink w:history="1" r:id="rIdk_4onjztueucr2b-o1ap7">
               <w:r>
                 <w:rPr>
                   <w:rFonts w:ascii="Arial" w:cs="Arial" w:eastAsia="Arial" w:hAnsi="Arial"/>
@@ -33219,7 +33219,7 @@
             <w:pPr>
               <w:spacing w:after="20" w:before="0"/>
             </w:pPr>
-            <w:hyperlink w:history="1" r:id="rIdr_audvyfvdoezncdfju6v">
+            <w:hyperlink w:history="1" r:id="rIdx5ladruq56fzuelnnw5yk">
               <w:r>
                 <w:rPr>
                   <w:rFonts w:ascii="Arial" w:cs="Arial" w:eastAsia="Arial" w:hAnsi="Arial"/>
@@ -33252,7 +33252,7 @@
               <w:spacing w:after="10" w:before="0"/>
               <w:ind w:left="120"/>
             </w:pPr>
-            <w:hyperlink w:history="1" r:id="rIdhbsfpv3pvzyqxajoj7dmr">
+            <w:hyperlink w:history="1" r:id="rId8dcxhqxwlps3642fsyzsi">
               <w:r>
                 <w:rPr>
                   <w:rFonts w:ascii="Arial" w:cs="Arial" w:eastAsia="Arial" w:hAnsi="Arial"/>
@@ -33297,7 +33297,7 @@
             <w:pPr>
               <w:spacing w:after="20" w:before="0"/>
             </w:pPr>
-            <w:hyperlink w:history="1" r:id="rIdynb_wkrfkjwvtixlooe4c">
+            <w:hyperlink w:history="1" r:id="rIdcw-7gjbuvka1xj0aae1il">
               <w:r>
                 <w:rPr>
                   <w:rFonts w:ascii="Arial" w:cs="Arial" w:eastAsia="Arial" w:hAnsi="Arial"/>
@@ -33330,7 +33330,7 @@
               <w:spacing w:after="10" w:before="0"/>
               <w:ind w:left="120"/>
             </w:pPr>
-            <w:hyperlink w:history="1" r:id="rIddgamxm4qmohbdyacrz22x">
+            <w:hyperlink w:history="1" r:id="rIdn-8b3jfgf6ipccyr6s6og">
               <w:r>
                 <w:rPr>
                   <w:rFonts w:ascii="Arial" w:cs="Arial" w:eastAsia="Arial" w:hAnsi="Arial"/>
@@ -33525,7 +33525,7 @@
             <w:pPr>
               <w:spacing w:after="20" w:before="0"/>
             </w:pPr>
-            <w:hyperlink w:history="1" r:id="rId_h2hlb8bz_nuumnt7xc4w">
+            <w:hyperlink w:history="1" r:id="rIdqterzm--l8sz7drsxifud">
               <w:r>
                 <w:rPr>
                   <w:rFonts w:ascii="Arial" w:cs="Arial" w:eastAsia="Arial" w:hAnsi="Arial"/>
@@ -33558,7 +33558,7 @@
               <w:spacing w:after="10" w:before="0"/>
               <w:ind w:left="120"/>
             </w:pPr>
-            <w:hyperlink w:history="1" r:id="rId4bz0qcmzfdf4wbmnlvkml">
+            <w:hyperlink w:history="1" r:id="rIdnkc5zpzprljz8venogisu">
               <w:r>
                 <w:rPr>
                   <w:rFonts w:ascii="Arial" w:cs="Arial" w:eastAsia="Arial" w:hAnsi="Arial"/>
@@ -33603,7 +33603,7 @@
             <w:pPr>
               <w:spacing w:after="20" w:before="0"/>
             </w:pPr>
-            <w:hyperlink w:history="1" r:id="rIdem8mnc6vvlrxxis0yebly">
+            <w:hyperlink w:history="1" r:id="rIda0u2gseklqod67exjggm8">
               <w:r>
                 <w:rPr>
                   <w:rFonts w:ascii="Arial" w:cs="Arial" w:eastAsia="Arial" w:hAnsi="Arial"/>
@@ -33636,7 +33636,7 @@
               <w:spacing w:after="10" w:before="0"/>
               <w:ind w:left="120"/>
             </w:pPr>
-            <w:hyperlink w:history="1" r:id="rIdp4wpelhcurtlktjeurb9w">
+            <w:hyperlink w:history="1" r:id="rIdbixh_jhrwg09yho0zsgmq">
               <w:r>
                 <w:rPr>
                   <w:rFonts w:ascii="Arial" w:cs="Arial" w:eastAsia="Arial" w:hAnsi="Arial"/>
@@ -33831,7 +33831,7 @@
             <w:pPr>
               <w:spacing w:after="20" w:before="0"/>
             </w:pPr>
-            <w:hyperlink w:history="1" r:id="rIdw5ctrvnh0eth7jioftnla">
+            <w:hyperlink w:history="1" r:id="rIdpwvyz39lyxszwldpzv5hi">
               <w:r>
                 <w:rPr>
                   <w:rFonts w:ascii="Arial" w:cs="Arial" w:eastAsia="Arial" w:hAnsi="Arial"/>
@@ -33864,7 +33864,7 @@
               <w:spacing w:after="10" w:before="0"/>
               <w:ind w:left="120"/>
             </w:pPr>
-            <w:hyperlink w:history="1" r:id="rIdf3oehv5hejjg2t50r6i4q">
+            <w:hyperlink w:history="1" r:id="rId3vmr4sz3rpvk-twa2iqcd">
               <w:r>
                 <w:rPr>
                   <w:rFonts w:ascii="Arial" w:cs="Arial" w:eastAsia="Arial" w:hAnsi="Arial"/>
@@ -33909,7 +33909,7 @@
             <w:pPr>
               <w:spacing w:after="20" w:before="0"/>
             </w:pPr>
-            <w:hyperlink w:history="1" r:id="rIdawdjyjmtuwrotl9cfwl6d">
+            <w:hyperlink w:history="1" r:id="rIdcdk1g-l6ppafezl6vobtc">
               <w:r>
                 <w:rPr>
                   <w:rFonts w:ascii="Arial" w:cs="Arial" w:eastAsia="Arial" w:hAnsi="Arial"/>
@@ -33942,7 +33942,7 @@
               <w:spacing w:after="10" w:before="0"/>
               <w:ind w:left="120"/>
             </w:pPr>
-            <w:hyperlink w:history="1" r:id="rIdwdtvyjflvtavfgukgyqoj">
+            <w:hyperlink w:history="1" r:id="rIdviuj-ns49ruxp0ytsiaaz">
               <w:r>
                 <w:rPr>
                   <w:rFonts w:ascii="Arial" w:cs="Arial" w:eastAsia="Arial" w:hAnsi="Arial"/>
@@ -35429,7 +35429,7 @@
             <w:pPr>
               <w:spacing w:after="20" w:before="0"/>
             </w:pPr>
-            <w:hyperlink w:history="1" r:id="rIdjmw5xudzx0a0i15g77s30">
+            <w:hyperlink w:history="1" r:id="rIdrpjoydx-1gnanpy7thux8">
               <w:r>
                 <w:rPr>
                   <w:rFonts w:ascii="Arial" w:cs="Arial" w:eastAsia="Arial" w:hAnsi="Arial"/>
@@ -35462,7 +35462,7 @@
               <w:spacing w:after="10" w:before="0"/>
               <w:ind w:left="120"/>
             </w:pPr>
-            <w:hyperlink w:history="1" r:id="rIdi48o6zlpo0qfxfmw_roqr">
+            <w:hyperlink w:history="1" r:id="rIdp4f3fdk55rh5uevq_txoj">
               <w:r>
                 <w:rPr>
                   <w:rFonts w:ascii="Arial" w:cs="Arial" w:eastAsia="Arial" w:hAnsi="Arial"/>
@@ -35507,7 +35507,7 @@
             <w:pPr>
               <w:spacing w:after="20" w:before="0"/>
             </w:pPr>
-            <w:hyperlink w:history="1" r:id="rId5hcesi6ecvgw0e9q6fhhn">
+            <w:hyperlink w:history="1" r:id="rIdu7tcregjagt1zezkebejx">
               <w:r>
                 <w:rPr>
                   <w:rFonts w:ascii="Arial" w:cs="Arial" w:eastAsia="Arial" w:hAnsi="Arial"/>
@@ -35540,7 +35540,7 @@
               <w:spacing w:after="10" w:before="0"/>
               <w:ind w:left="120"/>
             </w:pPr>
-            <w:hyperlink w:history="1" r:id="rIdyopbgeooc6gx3_y13zh6i">
+            <w:hyperlink w:history="1" r:id="rIdileu2enmhbz5dsv_ekmyj">
               <w:r>
                 <w:rPr>
                   <w:rFonts w:ascii="Arial" w:cs="Arial" w:eastAsia="Arial" w:hAnsi="Arial"/>
@@ -35735,7 +35735,7 @@
             <w:pPr>
               <w:spacing w:after="20" w:before="0"/>
             </w:pPr>
-            <w:hyperlink w:history="1" r:id="rIdlh5hoftszmbkk01mqbyf7">
+            <w:hyperlink w:history="1" r:id="rIdfdb4ot4bvxsobskr-0d85">
               <w:r>
                 <w:rPr>
                   <w:rFonts w:ascii="Arial" w:cs="Arial" w:eastAsia="Arial" w:hAnsi="Arial"/>
@@ -35768,7 +35768,7 @@
               <w:spacing w:after="10" w:before="0"/>
               <w:ind w:left="120"/>
             </w:pPr>
-            <w:hyperlink w:history="1" r:id="rIdxlguchxqhkp7a_6i2aqv1">
+            <w:hyperlink w:history="1" r:id="rIdyvebe0ddngi4ci1_ywbcz">
               <w:r>
                 <w:rPr>
                   <w:rFonts w:ascii="Arial" w:cs="Arial" w:eastAsia="Arial" w:hAnsi="Arial"/>
@@ -35813,7 +35813,7 @@
             <w:pPr>
               <w:spacing w:after="20" w:before="0"/>
             </w:pPr>
-            <w:hyperlink w:history="1" r:id="rIdbcyj2ak9qvwwas5jjgvz5">
+            <w:hyperlink w:history="1" r:id="rIdoa-nxxkpzcgaeyerrri-b">
               <w:r>
                 <w:rPr>
                   <w:rFonts w:ascii="Arial" w:cs="Arial" w:eastAsia="Arial" w:hAnsi="Arial"/>
@@ -35846,7 +35846,7 @@
               <w:spacing w:after="10" w:before="0"/>
               <w:ind w:left="120"/>
             </w:pPr>
-            <w:hyperlink w:history="1" r:id="rIdp1-bu-2xst6msguggnkj5">
+            <w:hyperlink w:history="1" r:id="rId1oiuiteov4bfqkw_838pl">
               <w:r>
                 <w:rPr>
                   <w:rFonts w:ascii="Arial" w:cs="Arial" w:eastAsia="Arial" w:hAnsi="Arial"/>
@@ -36041,7 +36041,7 @@
             <w:pPr>
               <w:spacing w:after="20" w:before="0"/>
             </w:pPr>
-            <w:hyperlink w:history="1" r:id="rIdcby5pu7pv2mabj4l6xolg">
+            <w:hyperlink w:history="1" r:id="rIdasnkww-34z2pgrw5vlojw">
               <w:r>
                 <w:rPr>
                   <w:rFonts w:ascii="Arial" w:cs="Arial" w:eastAsia="Arial" w:hAnsi="Arial"/>
@@ -36074,7 +36074,7 @@
               <w:spacing w:after="10" w:before="0"/>
               <w:ind w:left="120"/>
             </w:pPr>
-            <w:hyperlink w:history="1" r:id="rIdvj6tv8ht4efwh1oyrb6-i">
+            <w:hyperlink w:history="1" r:id="rIdr23mxigzvyhrtcq4moowy">
               <w:r>
                 <w:rPr>
                   <w:rFonts w:ascii="Arial" w:cs="Arial" w:eastAsia="Arial" w:hAnsi="Arial"/>
@@ -36119,7 +36119,7 @@
             <w:pPr>
               <w:spacing w:after="20" w:before="0"/>
             </w:pPr>
-            <w:hyperlink w:history="1" r:id="rIdxppbq7msbii_t0x_tmhzg">
+            <w:hyperlink w:history="1" r:id="rIdyla5et3x55mfa2asq0tt3">
               <w:r>
                 <w:rPr>
                   <w:rFonts w:ascii="Arial" w:cs="Arial" w:eastAsia="Arial" w:hAnsi="Arial"/>
@@ -36152,7 +36152,7 @@
               <w:spacing w:after="10" w:before="0"/>
               <w:ind w:left="120"/>
             </w:pPr>
-            <w:hyperlink w:history="1" r:id="rIdwbkxg_l_nw_xsil8jtlah">
+            <w:hyperlink w:history="1" r:id="rId4ghdqoaq2-wel2zslp4zb">
               <w:r>
                 <w:rPr>
                   <w:rFonts w:ascii="Arial" w:cs="Arial" w:eastAsia="Arial" w:hAnsi="Arial"/>
@@ -36347,7 +36347,7 @@
             <w:pPr>
               <w:spacing w:after="20" w:before="0"/>
             </w:pPr>
-            <w:hyperlink w:history="1" r:id="rIdykizaqv6ijafdk1ompmid">
+            <w:hyperlink w:history="1" r:id="rIdyvpztuql958cgcljj9_hs">
               <w:r>
                 <w:rPr>
                   <w:rFonts w:ascii="Arial" w:cs="Arial" w:eastAsia="Arial" w:hAnsi="Arial"/>
@@ -36380,7 +36380,7 @@
               <w:spacing w:after="10" w:before="0"/>
               <w:ind w:left="120"/>
             </w:pPr>
-            <w:hyperlink w:history="1" r:id="rIdoncbw-iv9g70emgvri2ue">
+            <w:hyperlink w:history="1" r:id="rIdgbl7ufc2r1bmpkwvd5fqo">
               <w:r>
                 <w:rPr>
                   <w:rFonts w:ascii="Arial" w:cs="Arial" w:eastAsia="Arial" w:hAnsi="Arial"/>
@@ -36425,7 +36425,7 @@
             <w:pPr>
               <w:spacing w:after="20" w:before="0"/>
             </w:pPr>
-            <w:hyperlink w:history="1" r:id="rIdwokub4mg_tsnsjcwjef2s">
+            <w:hyperlink w:history="1" r:id="rIdlnxpka-clddeqklh3xpvs">
               <w:r>
                 <w:rPr>
                   <w:rFonts w:ascii="Arial" w:cs="Arial" w:eastAsia="Arial" w:hAnsi="Arial"/>
@@ -36458,7 +36458,7 @@
               <w:spacing w:after="10" w:before="0"/>
               <w:ind w:left="120"/>
             </w:pPr>
-            <w:hyperlink w:history="1" r:id="rId6vpkbhpkfhaj3hycp0kyr">
+            <w:hyperlink w:history="1" r:id="rIdd1ku_xhq5f0rzgk__otuo">
               <w:r>
                 <w:rPr>
                   <w:rFonts w:ascii="Arial" w:cs="Arial" w:eastAsia="Arial" w:hAnsi="Arial"/>
@@ -36653,7 +36653,7 @@
             <w:pPr>
               <w:spacing w:after="20" w:before="0"/>
             </w:pPr>
-            <w:hyperlink w:history="1" r:id="rIdqvujnaz1seafpvu92pqmx">
+            <w:hyperlink w:history="1" r:id="rId0sbi-lgbe7kw8g7mgneuq">
               <w:r>
                 <w:rPr>
                   <w:rFonts w:ascii="Arial" w:cs="Arial" w:eastAsia="Arial" w:hAnsi="Arial"/>
@@ -36686,7 +36686,7 @@
               <w:spacing w:after="10" w:before="0"/>
               <w:ind w:left="120"/>
             </w:pPr>
-            <w:hyperlink w:history="1" r:id="rIdi8b8zyhjkvcakkvu2qlli">
+            <w:hyperlink w:history="1" r:id="rIdsbkdp-3tqykzqul40q28r">
               <w:r>
                 <w:rPr>
                   <w:rFonts w:ascii="Arial" w:cs="Arial" w:eastAsia="Arial" w:hAnsi="Arial"/>
@@ -36731,7 +36731,7 @@
             <w:pPr>
               <w:spacing w:after="20" w:before="0"/>
             </w:pPr>
-            <w:hyperlink w:history="1" r:id="rId9lntn3fu28ouldjkbwmym">
+            <w:hyperlink w:history="1" r:id="rIduxrcqcrs6h5rax1nhxnyt">
               <w:r>
                 <w:rPr>
                   <w:rFonts w:ascii="Arial" w:cs="Arial" w:eastAsia="Arial" w:hAnsi="Arial"/>
@@ -36764,7 +36764,7 @@
               <w:spacing w:after="10" w:before="0"/>
               <w:ind w:left="120"/>
             </w:pPr>
-            <w:hyperlink w:history="1" r:id="rIdgkbnrnxmvo2zdt239htib">
+            <w:hyperlink w:history="1" r:id="rIdoqdnmphjphxsalvvyrpqx">
               <w:r>
                 <w:rPr>
                   <w:rFonts w:ascii="Arial" w:cs="Arial" w:eastAsia="Arial" w:hAnsi="Arial"/>
@@ -38251,7 +38251,7 @@
             <w:pPr>
               <w:spacing w:after="20" w:before="0"/>
             </w:pPr>
-            <w:hyperlink w:history="1" r:id="rIdew2zka-t0xxif69zlzynn">
+            <w:hyperlink w:history="1" r:id="rIdzmi2ql-ojy9eg2bzpmmmw">
               <w:r>
                 <w:rPr>
                   <w:rFonts w:ascii="Arial" w:cs="Arial" w:eastAsia="Arial" w:hAnsi="Arial"/>
@@ -38284,7 +38284,7 @@
               <w:spacing w:after="10" w:before="0"/>
               <w:ind w:left="120"/>
             </w:pPr>
-            <w:hyperlink w:history="1" r:id="rIdbaerenb9ylvsosd70hjlt">
+            <w:hyperlink w:history="1" r:id="rIdycv0fuvt86rmgvxx_znbg">
               <w:r>
                 <w:rPr>
                   <w:rFonts w:ascii="Arial" w:cs="Arial" w:eastAsia="Arial" w:hAnsi="Arial"/>
@@ -38329,7 +38329,7 @@
             <w:pPr>
               <w:spacing w:after="20" w:before="0"/>
             </w:pPr>
-            <w:hyperlink w:history="1" r:id="rIdz1-idekwqnzjxclb_pft4">
+            <w:hyperlink w:history="1" r:id="rIdy0y_f42netcvf3-tdwcgw">
               <w:r>
                 <w:rPr>
                   <w:rFonts w:ascii="Arial" w:cs="Arial" w:eastAsia="Arial" w:hAnsi="Arial"/>
@@ -38362,7 +38362,7 @@
               <w:spacing w:after="10" w:before="0"/>
               <w:ind w:left="120"/>
             </w:pPr>
-            <w:hyperlink w:history="1" r:id="rIdxddlbwbimiw9h8jgwb8-r">
+            <w:hyperlink w:history="1" r:id="rIdatjfc25dp1g3dzzto4sfl">
               <w:r>
                 <w:rPr>
                   <w:rFonts w:ascii="Arial" w:cs="Arial" w:eastAsia="Arial" w:hAnsi="Arial"/>
@@ -38557,7 +38557,7 @@
             <w:pPr>
               <w:spacing w:after="20" w:before="0"/>
             </w:pPr>
-            <w:hyperlink w:history="1" r:id="rId5e-dgbjijjdp6hb-r-7zj">
+            <w:hyperlink w:history="1" r:id="rIdv56haluyudefxb0mur17k">
               <w:r>
                 <w:rPr>
                   <w:rFonts w:ascii="Arial" w:cs="Arial" w:eastAsia="Arial" w:hAnsi="Arial"/>
@@ -38590,7 +38590,7 @@
               <w:spacing w:after="10" w:before="0"/>
               <w:ind w:left="120"/>
             </w:pPr>
-            <w:hyperlink w:history="1" r:id="rIdhuyuvjyivmyh2wv4bqfsj">
+            <w:hyperlink w:history="1" r:id="rIdb2jps6jlvqyaayknm6xke">
               <w:r>
                 <w:rPr>
                   <w:rFonts w:ascii="Arial" w:cs="Arial" w:eastAsia="Arial" w:hAnsi="Arial"/>
@@ -38635,7 +38635,7 @@
             <w:pPr>
               <w:spacing w:after="20" w:before="0"/>
             </w:pPr>
-            <w:hyperlink w:history="1" r:id="rIdudjgpfzsuiqwb9sx6vu9a">
+            <w:hyperlink w:history="1" r:id="rIdhxhwqtofdz7agednb9fch">
               <w:r>
                 <w:rPr>
                   <w:rFonts w:ascii="Arial" w:cs="Arial" w:eastAsia="Arial" w:hAnsi="Arial"/>
@@ -38668,7 +38668,7 @@
               <w:spacing w:after="10" w:before="0"/>
               <w:ind w:left="120"/>
             </w:pPr>
-            <w:hyperlink w:history="1" r:id="rId2l3hbmk0r3-f8rdlwgd0t">
+            <w:hyperlink w:history="1" r:id="rIdvufj-ja40mlnik1ef2mfu">
               <w:r>
                 <w:rPr>
                   <w:rFonts w:ascii="Arial" w:cs="Arial" w:eastAsia="Arial" w:hAnsi="Arial"/>
@@ -38863,7 +38863,7 @@
             <w:pPr>
               <w:spacing w:after="20" w:before="0"/>
             </w:pPr>
-            <w:hyperlink w:history="1" r:id="rIdr2o5g5ep6hqw8rmunzx_n">
+            <w:hyperlink w:history="1" r:id="rIdeblohenheknbmsbk6v_vq">
               <w:r>
                 <w:rPr>
                   <w:rFonts w:ascii="Arial" w:cs="Arial" w:eastAsia="Arial" w:hAnsi="Arial"/>
@@ -38896,7 +38896,7 @@
               <w:spacing w:after="10" w:before="0"/>
               <w:ind w:left="120"/>
             </w:pPr>
-            <w:hyperlink w:history="1" r:id="rIdkfnc_87ved0doft4kxqpp">
+            <w:hyperlink w:history="1" r:id="rIdmgl5yfoy1boqtwu5bcu3u">
               <w:r>
                 <w:rPr>
                   <w:rFonts w:ascii="Arial" w:cs="Arial" w:eastAsia="Arial" w:hAnsi="Arial"/>
@@ -38941,7 +38941,7 @@
             <w:pPr>
               <w:spacing w:after="20" w:before="0"/>
             </w:pPr>
-            <w:hyperlink w:history="1" r:id="rIdmc3adtvobd7eje7v8jkc9">
+            <w:hyperlink w:history="1" r:id="rId_ojxzotspvdx_bwdbykic">
               <w:r>
                 <w:rPr>
                   <w:rFonts w:ascii="Arial" w:cs="Arial" w:eastAsia="Arial" w:hAnsi="Arial"/>
@@ -38974,7 +38974,7 @@
               <w:spacing w:after="10" w:before="0"/>
               <w:ind w:left="120"/>
             </w:pPr>
-            <w:hyperlink w:history="1" r:id="rIdptgywnhfvjzaot9apicwq">
+            <w:hyperlink w:history="1" r:id="rIdgxelbol8xh6raikup8-sd">
               <w:r>
                 <w:rPr>
                   <w:rFonts w:ascii="Arial" w:cs="Arial" w:eastAsia="Arial" w:hAnsi="Arial"/>
@@ -39169,7 +39169,7 @@
             <w:pPr>
               <w:spacing w:after="20" w:before="0"/>
             </w:pPr>
-            <w:hyperlink w:history="1" r:id="rId-xvbetfzhdxvbye9to38m">
+            <w:hyperlink w:history="1" r:id="rIdtrb91fmoysyfnmplr14ip">
               <w:r>
                 <w:rPr>
                   <w:rFonts w:ascii="Arial" w:cs="Arial" w:eastAsia="Arial" w:hAnsi="Arial"/>
@@ -39202,7 +39202,7 @@
               <w:spacing w:after="10" w:before="0"/>
               <w:ind w:left="120"/>
             </w:pPr>
-            <w:hyperlink w:history="1" r:id="rIdl7ujsmiluzp_hqjvaonkr">
+            <w:hyperlink w:history="1" r:id="rIdz1pp_qf3tet_gdbvmlmrh">
               <w:r>
                 <w:rPr>
                   <w:rFonts w:ascii="Arial" w:cs="Arial" w:eastAsia="Arial" w:hAnsi="Arial"/>
@@ -39247,7 +39247,7 @@
             <w:pPr>
               <w:spacing w:after="20" w:before="0"/>
             </w:pPr>
-            <w:hyperlink w:history="1" r:id="rIdfh6grdx52oswh6srphweq">
+            <w:hyperlink w:history="1" r:id="rIdozu_hrdfcdnbgvkxyivi9">
               <w:r>
                 <w:rPr>
                   <w:rFonts w:ascii="Arial" w:cs="Arial" w:eastAsia="Arial" w:hAnsi="Arial"/>
@@ -39280,7 +39280,7 @@
               <w:spacing w:after="10" w:before="0"/>
               <w:ind w:left="120"/>
             </w:pPr>
-            <w:hyperlink w:history="1" r:id="rId7g9pfbvf1016mszxhun71">
+            <w:hyperlink w:history="1" r:id="rIduxk_q1mhzz_mjxywsdzv7">
               <w:r>
                 <w:rPr>
                   <w:rFonts w:ascii="Arial" w:cs="Arial" w:eastAsia="Arial" w:hAnsi="Arial"/>
@@ -39475,7 +39475,7 @@
             <w:pPr>
               <w:spacing w:after="20" w:before="0"/>
             </w:pPr>
-            <w:hyperlink w:history="1" r:id="rIdsygzcs7awchgvci5edvyq">
+            <w:hyperlink w:history="1" r:id="rId-wfk_-gbzqxnupoxma6es">
               <w:r>
                 <w:rPr>
                   <w:rFonts w:ascii="Arial" w:cs="Arial" w:eastAsia="Arial" w:hAnsi="Arial"/>
@@ -39508,7 +39508,7 @@
               <w:spacing w:after="10" w:before="0"/>
               <w:ind w:left="120"/>
             </w:pPr>
-            <w:hyperlink w:history="1" r:id="rIdjlmpk7kv1qz-y38zho5r-">
+            <w:hyperlink w:history="1" r:id="rIdieyypdalol3qtqsvrnf0o">
               <w:r>
                 <w:rPr>
                   <w:rFonts w:ascii="Arial" w:cs="Arial" w:eastAsia="Arial" w:hAnsi="Arial"/>
@@ -39553,7 +39553,7 @@
             <w:pPr>
               <w:spacing w:after="20" w:before="0"/>
             </w:pPr>
-            <w:hyperlink w:history="1" r:id="rIdn1vp-n3n3y1g9dwrm8b73">
+            <w:hyperlink w:history="1" r:id="rIdomifmntq1fvphh6mvjc8a">
               <w:r>
                 <w:rPr>
                   <w:rFonts w:ascii="Arial" w:cs="Arial" w:eastAsia="Arial" w:hAnsi="Arial"/>
@@ -39586,7 +39586,7 @@
               <w:spacing w:after="10" w:before="0"/>
               <w:ind w:left="120"/>
             </w:pPr>
-            <w:hyperlink w:history="1" r:id="rId-42ngzaejpsq4y2tishco">
+            <w:hyperlink w:history="1" r:id="rIdkfypicdawwn_wofoymmyv">
               <w:r>
                 <w:rPr>
                   <w:rFonts w:ascii="Arial" w:cs="Arial" w:eastAsia="Arial" w:hAnsi="Arial"/>
